--- a/Final Project - Report .docx
+++ b/Final Project - Report .docx
@@ -642,22 +642,3660 @@
         <w:bidi w:val="0"/>
         <w:spacing w:after="0" w:line="360" w:lineRule="auto"/>
         <w:rPr>
+          <w:rFonts w:ascii="David" w:hAnsi="David" w:cs="David"/>
+        </w:rPr>
+      </w:pPr>
+      <w:r>
+        <w:rPr>
+          <w:rFonts w:ascii="David" w:hAnsi="David" w:cs="David"/>
+        </w:rPr>
+        <w:t>After this process, we</w:t>
+      </w:r>
+      <w:r>
+        <w:rPr>
+          <w:rFonts w:ascii="David" w:hAnsi="David" w:cs="David"/>
+        </w:rPr>
+        <w:t xml:space="preserve"> had  a new “processed”  dataset, which containes 1109 samples, with 12 features:</w:t>
+      </w:r>
+    </w:p>
+    <w:p>
+      <w:pPr>
+        <w:bidi w:val="0"/>
+        <w:spacing w:after="0" w:line="360" w:lineRule="auto"/>
+        <w:rPr>
+          <w:rFonts w:ascii="David" w:hAnsi="David" w:cs="David"/>
+          <w:b/>
+          <w:bCs/>
+        </w:rPr>
+      </w:pPr>
+      <w:r>
+        <w:rPr>
+          <w:rFonts w:ascii="David" w:hAnsi="David" w:cs="David"/>
+          <w:b/>
+          <w:bCs/>
+        </w:rPr>
+        <w:tab/>
+        <w:t>Identifiers:</w:t>
+      </w:r>
+    </w:p>
+    <w:p>
+      <w:pPr>
+        <w:pStyle w:val="ListParagraph"/>
+        <w:numPr>
+          <w:ilvl w:val="0"/>
+          <w:numId w:val="14"/>
+        </w:numPr>
+        <w:bidi w:val="0"/>
+        <w:spacing w:after="0" w:line="360" w:lineRule="auto"/>
+        <w:rPr>
+          <w:rFonts w:ascii="David" w:hAnsi="David" w:cs="David"/>
+        </w:rPr>
+      </w:pPr>
+      <w:r>
+        <w:rPr>
+          <w:rFonts w:ascii="David" w:hAnsi="David" w:cs="David"/>
+        </w:rPr>
+        <w:t>track – the name of the track</w:t>
+      </w:r>
+    </w:p>
+    <w:p>
+      <w:pPr>
+        <w:pStyle w:val="ListParagraph"/>
+        <w:numPr>
+          <w:ilvl w:val="0"/>
+          <w:numId w:val="14"/>
+        </w:numPr>
+        <w:bidi w:val="0"/>
+        <w:spacing w:after="0" w:line="360" w:lineRule="auto"/>
+        <w:rPr>
+          <w:rFonts w:ascii="David" w:hAnsi="David" w:cs="David"/>
+        </w:rPr>
+      </w:pPr>
+      <w:r>
+        <w:rPr>
+          <w:rFonts w:ascii="David" w:hAnsi="David" w:cs="David"/>
+        </w:rPr>
+        <w:t>global_corner_id – a unique identifier given to every corner during the corner detection process.</w:t>
+      </w:r>
+    </w:p>
+    <w:p>
+      <w:pPr>
+        <w:pStyle w:val="ListParagraph"/>
+        <w:numPr>
+          <w:ilvl w:val="0"/>
+          <w:numId w:val="14"/>
+        </w:numPr>
+        <w:bidi w:val="0"/>
+        <w:spacing w:after="0" w:line="360" w:lineRule="auto"/>
+        <w:rPr>
+          <w:rFonts w:ascii="David" w:hAnsi="David" w:cs="David"/>
+        </w:rPr>
+      </w:pPr>
+      <w:r>
+        <w:rPr>
+          <w:rFonts w:ascii="David" w:hAnsi="David" w:cs="David"/>
+        </w:rPr>
+        <w:t xml:space="preserve">driver_number – </w:t>
+      </w:r>
+      <w:r>
+        <w:rPr>
+          <w:rFonts w:ascii="David" w:hAnsi="David" w:cs="David"/>
+        </w:rPr>
+        <w:t>a unique identifier given to every F1 driver.</w:t>
+      </w:r>
+    </w:p>
+    <w:p>
+      <w:pPr>
+        <w:bidi w:val="0"/>
+        <w:spacing w:after="0" w:line="360" w:lineRule="auto"/>
+        <w:ind w:left="720"/>
+        <w:rPr>
+          <w:rFonts w:ascii="David" w:hAnsi="David" w:cs="David"/>
+        </w:rPr>
+      </w:pPr>
+      <w:r>
+        <w:rPr>
+          <w:rFonts w:ascii="David" w:hAnsi="David" w:cs="David"/>
+          <w:b/>
+          <w:bCs/>
+        </w:rPr>
+        <w:t>Features:</w:t>
+      </w:r>
+    </w:p>
+    <w:p>
+      <w:pPr>
+        <w:pStyle w:val="ListParagraph"/>
+        <w:numPr>
+          <w:ilvl w:val="0"/>
+          <w:numId w:val="14"/>
+        </w:numPr>
+        <w:bidi w:val="0"/>
+        <w:spacing w:after="0" w:line="360" w:lineRule="auto"/>
+        <w:rPr>
+          <w:rFonts w:ascii="David" w:hAnsi="David" w:cs="David"/>
+        </w:rPr>
+      </w:pPr>
+      <w:r>
+        <w:rPr>
+          <w:rFonts w:ascii="David" w:hAnsi="David" w:cs="David"/>
+        </w:rPr>
+        <w:t>entry_speed – the speed of the car in the start of the turn.</w:t>
+      </w:r>
+    </w:p>
+    <w:p>
+      <w:pPr>
+        <w:pStyle w:val="ListParagraph"/>
+        <w:numPr>
+          <w:ilvl w:val="0"/>
+          <w:numId w:val="14"/>
+        </w:numPr>
+        <w:bidi w:val="0"/>
+        <w:spacing w:after="0" w:line="360" w:lineRule="auto"/>
+        <w:rPr>
+          <w:rFonts w:ascii="David" w:hAnsi="David" w:cs="David"/>
+        </w:rPr>
+      </w:pPr>
+      <w:r>
+        <w:rPr>
+          <w:rFonts w:ascii="David" w:hAnsi="David" w:cs="David"/>
+        </w:rPr>
+        <w:t>apex_speed – the minimal speed of the car during the turn.</w:t>
+      </w:r>
+    </w:p>
+    <w:p>
+      <w:pPr>
+        <w:pStyle w:val="ListParagraph"/>
+        <w:numPr>
+          <w:ilvl w:val="0"/>
+          <w:numId w:val="14"/>
+        </w:numPr>
+        <w:bidi w:val="0"/>
+        <w:spacing w:after="0" w:line="360" w:lineRule="auto"/>
+        <w:rPr>
+          <w:rFonts w:ascii="David" w:hAnsi="David" w:cs="David"/>
+        </w:rPr>
+      </w:pPr>
+      <w:r>
+        <w:rPr>
+          <w:rFonts w:ascii="David" w:hAnsi="David" w:cs="David"/>
+        </w:rPr>
+        <w:lastRenderedPageBreak/>
+        <w:t>exit_speed – the speed of the car in the end of the turn.</w:t>
+      </w:r>
+    </w:p>
+    <w:p>
+      <w:pPr>
+        <w:pStyle w:val="ListParagraph"/>
+        <w:numPr>
+          <w:ilvl w:val="0"/>
+          <w:numId w:val="14"/>
+        </w:numPr>
+        <w:bidi w:val="0"/>
+        <w:spacing w:after="0" w:line="360" w:lineRule="auto"/>
+        <w:rPr>
+          <w:rFonts w:ascii="David" w:hAnsi="David" w:cs="David"/>
+        </w:rPr>
+      </w:pPr>
+      <w:r>
+        <w:rPr>
+          <w:rFonts w:ascii="David" w:hAnsi="David" w:cs="David"/>
+        </w:rPr>
+        <w:t>speed_drop – the difference between “entry_speed” to “apex_speed”.</w:t>
+      </w:r>
+    </w:p>
+    <w:p>
+      <w:pPr>
+        <w:pStyle w:val="ListParagraph"/>
+        <w:numPr>
+          <w:ilvl w:val="0"/>
+          <w:numId w:val="14"/>
+        </w:numPr>
+        <w:bidi w:val="0"/>
+        <w:spacing w:after="0" w:line="360" w:lineRule="auto"/>
+        <w:rPr>
+          <w:rFonts w:ascii="David" w:hAnsi="David" w:cs="David"/>
+        </w:rPr>
+      </w:pPr>
+      <w:r>
+        <w:rPr>
+          <w:rFonts w:ascii="David" w:hAnsi="David" w:cs="David"/>
+        </w:rPr>
+        <w:t xml:space="preserve">braking_pct_before_apex – the precentage of the segment of the turn that is before the apex in which the driver presses on the brake pedal </w:t>
+      </w:r>
+    </w:p>
+    <w:p>
+      <w:pPr>
+        <w:pStyle w:val="ListParagraph"/>
+        <w:numPr>
+          <w:ilvl w:val="0"/>
+          <w:numId w:val="14"/>
+        </w:numPr>
+        <w:bidi w:val="0"/>
+        <w:spacing w:after="0" w:line="360" w:lineRule="auto"/>
+        <w:rPr>
+          <w:rFonts w:ascii="David" w:hAnsi="David" w:cs="David"/>
+        </w:rPr>
+      </w:pPr>
+      <w:r>
+        <w:rPr>
+          <w:rFonts w:ascii="David" w:hAnsi="David" w:cs="David"/>
+        </w:rPr>
+        <w:t>trail_braking_pct – the precentage of the turn in which the driver performed “trail breaking” (a slow release of the brake pedal).</w:t>
+      </w:r>
+    </w:p>
+    <w:p>
+      <w:pPr>
+        <w:pStyle w:val="ListParagraph"/>
+        <w:numPr>
+          <w:ilvl w:val="0"/>
+          <w:numId w:val="14"/>
+        </w:numPr>
+        <w:bidi w:val="0"/>
+        <w:spacing w:after="0" w:line="360" w:lineRule="auto"/>
+        <w:rPr>
+          <w:rFonts w:ascii="David" w:hAnsi="David" w:cs="David"/>
+        </w:rPr>
+      </w:pPr>
+      <w:r>
+        <w:rPr>
+          <w:rFonts w:ascii="David" w:hAnsi="David" w:cs="David"/>
+        </w:rPr>
+        <w:t>throttle_app_pct_after_apex – the precentage of the segment of the turn that is after the apex in which the driver presses on the throttle.</w:t>
+      </w:r>
+    </w:p>
+    <w:p>
+      <w:pPr>
+        <w:pStyle w:val="ListParagraph"/>
+        <w:numPr>
+          <w:ilvl w:val="0"/>
+          <w:numId w:val="14"/>
+        </w:numPr>
+        <w:bidi w:val="0"/>
+        <w:spacing w:after="0" w:line="360" w:lineRule="auto"/>
+        <w:rPr>
+          <w:rFonts w:ascii="David" w:hAnsi="David" w:cs="David"/>
+        </w:rPr>
+      </w:pPr>
+      <w:r>
+        <w:rPr>
+          <w:rFonts w:ascii="David" w:hAnsi="David" w:cs="David"/>
+        </w:rPr>
+        <w:t>coasting_pct – the precentage of the turn in which the driver didn’t press on the brake nor the throttle.</w:t>
+      </w:r>
+    </w:p>
+    <w:p>
+      <w:pPr>
+        <w:pStyle w:val="ListParagraph"/>
+        <w:numPr>
+          <w:ilvl w:val="0"/>
+          <w:numId w:val="14"/>
+        </w:numPr>
+        <w:bidi w:val="0"/>
+        <w:spacing w:after="0" w:line="360" w:lineRule="auto"/>
+        <w:rPr>
+          <w:rFonts w:ascii="David" w:hAnsi="David" w:cs="David"/>
+        </w:rPr>
+      </w:pPr>
+      <w:r>
+        <w:rPr>
+          <w:rFonts w:ascii="David" w:hAnsi="David" w:cs="David"/>
+        </w:rPr>
+        <w:t xml:space="preserve">breaking_time_pct – </w:t>
+      </w:r>
+      <w:r>
+        <w:rPr>
+          <w:rFonts w:ascii="David" w:hAnsi="David" w:cs="David"/>
+        </w:rPr>
+        <w:t>the precentage of the turn in which the driver pressed the brake pedal.</w:t>
+      </w:r>
+    </w:p>
+    <w:p>
+      <w:pPr>
+        <w:pStyle w:val="ListParagraph"/>
+        <w:numPr>
+          <w:ilvl w:val="0"/>
+          <w:numId w:val="14"/>
+        </w:numPr>
+        <w:bidi w:val="0"/>
+        <w:spacing w:after="0" w:line="360" w:lineRule="auto"/>
+        <w:rPr>
+          <w:rFonts w:ascii="David" w:hAnsi="David" w:cs="David"/>
+        </w:rPr>
+      </w:pPr>
+      <w:r>
+        <w:rPr>
+          <w:rFonts w:ascii="David" w:hAnsi="David" w:cs="David"/>
+        </w:rPr>
+        <w:t>min_gear – the minimal gear that the car was on during the turn.</w:t>
+      </w:r>
+    </w:p>
+    <w:p>
+      <w:pPr>
+        <w:pStyle w:val="ListParagraph"/>
+        <w:numPr>
+          <w:ilvl w:val="0"/>
+          <w:numId w:val="14"/>
+        </w:numPr>
+        <w:bidi w:val="0"/>
+        <w:spacing w:after="0" w:line="360" w:lineRule="auto"/>
+        <w:rPr>
+          <w:rFonts w:ascii="David" w:hAnsi="David" w:cs="David"/>
+        </w:rPr>
+      </w:pPr>
+      <w:r>
+        <w:rPr>
+          <w:rFonts w:ascii="David" w:hAnsi="David" w:cs="David"/>
+        </w:rPr>
+        <w:t>avg_throttle – The average percentage the throttle</w:t>
+      </w:r>
+      <w:r>
+        <w:rPr>
           <w:rFonts w:ascii="David" w:hAnsi="David" w:cs="David" w:hint="cs"/>
           <w:rtl/>
         </w:rPr>
-      </w:pPr>
-      <w:r>
-        <w:rPr>
-          <w:rFonts w:ascii="David" w:hAnsi="David" w:cs="David"/>
-        </w:rPr>
-        <w:t>After this process, we made</w:t>
-      </w:r>
-      <w:r>
-        <w:rPr>
-          <w:rFonts w:ascii="David" w:hAnsi="David" w:cs="David"/>
-        </w:rPr>
-        <w:t xml:space="preserve"> a new dataset, </w:t>
-      </w:r>
+        <w:t xml:space="preserve"> </w:t>
+      </w:r>
+      <w:r>
+        <w:rPr>
+          <w:rFonts w:ascii="David" w:hAnsi="David" w:cs="David"/>
+        </w:rPr>
+        <w:t>pedal</w:t>
+      </w:r>
+      <w:r>
+        <w:rPr>
+          <w:rFonts w:ascii="David" w:hAnsi="David" w:cs="David"/>
+        </w:rPr>
+        <w:t xml:space="preserve"> is pressed during the </w:t>
+      </w:r>
+      <w:r>
+        <w:rPr>
+          <w:rFonts w:ascii="David" w:hAnsi="David" w:cs="David"/>
+        </w:rPr>
+        <w:t>turn</w:t>
+      </w:r>
+      <w:r>
+        <w:rPr>
+          <w:rFonts w:ascii="David" w:hAnsi="David" w:cs="David"/>
+        </w:rPr>
+        <w:t>.</w:t>
+      </w:r>
+    </w:p>
+    <w:p>
+      <w:pPr>
+        <w:pStyle w:val="ListParagraph"/>
+        <w:numPr>
+          <w:ilvl w:val="0"/>
+          <w:numId w:val="14"/>
+        </w:numPr>
+        <w:bidi w:val="0"/>
+        <w:spacing w:after="0" w:line="360" w:lineRule="auto"/>
+        <w:rPr>
+          <w:rFonts w:ascii="David" w:hAnsi="David" w:cs="David"/>
+        </w:rPr>
+      </w:pPr>
+      <w:r>
+        <w:rPr>
+          <w:rFonts w:ascii="David" w:hAnsi="David" w:cs="David"/>
+        </w:rPr>
+        <w:t>avg_speed – The average speed of the car during the turn.</w:t>
+      </w:r>
+    </w:p>
+    <w:p>
+      <w:pPr>
+        <w:bidi w:val="0"/>
+        <w:spacing w:after="0" w:line="360" w:lineRule="auto"/>
+        <w:rPr>
+          <w:rFonts w:ascii="David" w:hAnsi="David" w:cs="David"/>
+        </w:rPr>
+      </w:pPr>
+    </w:p>
+    <w:p>
+      <w:pPr>
+        <w:bidi w:val="0"/>
+        <w:spacing w:after="0" w:line="360" w:lineRule="auto"/>
+        <w:rPr>
+          <w:rFonts w:ascii="David" w:hAnsi="David" w:cs="David"/>
+        </w:rPr>
+      </w:pPr>
+    </w:p>
+    <w:p>
+      <w:pPr>
+        <w:pBdr>
+          <w:bottom w:val="single" w:sz="6" w:space="1" w:color="auto"/>
+        </w:pBdr>
+        <w:bidi w:val="0"/>
+        <w:spacing w:after="0" w:line="360" w:lineRule="auto"/>
+        <w:rPr>
+          <w:rFonts w:ascii="David" w:hAnsi="David" w:cs="David"/>
+          <w:sz w:val="32"/>
+          <w:szCs w:val="32"/>
+        </w:rPr>
+      </w:pPr>
+      <w:r>
+        <w:rPr>
+          <w:rFonts w:ascii="David" w:hAnsi="David" w:cs="David"/>
+          <w:b/>
+          <w:bCs/>
+          <w:sz w:val="32"/>
+          <w:szCs w:val="32"/>
+        </w:rPr>
+        <w:t>2</w:t>
+      </w:r>
+      <w:r>
+        <w:rPr>
+          <w:rFonts w:ascii="David" w:hAnsi="David" w:cs="David"/>
+          <w:b/>
+          <w:bCs/>
+          <w:sz w:val="32"/>
+          <w:szCs w:val="32"/>
+        </w:rPr>
+        <w:tab/>
+        <w:t>Exploratory Data Analysis:</w:t>
+      </w:r>
+    </w:p>
+    <w:p>
+      <w:pPr>
+        <w:bidi w:val="0"/>
+        <w:spacing w:after="0" w:line="360" w:lineRule="auto"/>
+        <w:rPr>
+          <w:rFonts w:ascii="David" w:hAnsi="David" w:cs="David"/>
+        </w:rPr>
+      </w:pPr>
+    </w:p>
+    <w:p>
+      <w:pPr>
+        <w:bidi w:val="0"/>
+        <w:spacing w:after="0" w:line="360" w:lineRule="auto"/>
+        <w:rPr>
+          <w:rFonts w:ascii="David" w:hAnsi="David" w:cs="David"/>
+          <w:u w:val="single"/>
+        </w:rPr>
+      </w:pPr>
+      <w:r>
+        <w:rPr>
+          <w:rFonts w:ascii="David" w:hAnsi="David" w:cs="David"/>
+          <w:u w:val="single"/>
+        </w:rPr>
+        <w:t>Feature distributions:</w:t>
+      </w:r>
+    </w:p>
+    <w:p>
+      <w:pPr>
+        <w:bidi w:val="0"/>
+        <w:spacing w:after="0" w:line="360" w:lineRule="auto"/>
+        <w:rPr>
+          <w:rFonts w:ascii="David" w:hAnsi="David" w:cs="David"/>
+        </w:rPr>
+      </w:pPr>
+      <w:r>
+        <w:rPr>
+          <w:rFonts w:ascii="David" w:hAnsi="David" w:cs="David"/>
+        </w:rPr>
+        <w:t>Raw data:</w:t>
+      </w:r>
+    </w:p>
+    <w:tbl>
+      <w:tblPr>
+        <w:tblStyle w:val="TableGrid"/>
+        <w:tblW w:w="0" w:type="auto"/>
+        <w:tblLook w:val="04A0" w:firstRow="1" w:lastRow="0" w:firstColumn="1" w:lastColumn="0" w:noHBand="0" w:noVBand="1"/>
+      </w:tblPr>
+      <w:tblGrid>
+        <w:gridCol w:w="1740"/>
+        <w:gridCol w:w="1640"/>
+        <w:gridCol w:w="1649"/>
+        <w:gridCol w:w="1551"/>
+        <w:gridCol w:w="1592"/>
+        <w:gridCol w:w="2284"/>
+      </w:tblGrid>
+      <w:tr>
+        <w:tc>
+          <w:tcPr>
+            <w:tcW w:w="1740" w:type="dxa"/>
+          </w:tcPr>
+          <w:p>
+            <w:pPr>
+              <w:bidi w:val="0"/>
+              <w:spacing w:before="120" w:after="120"/>
+              <w:rPr>
+                <w:rFonts w:ascii="David" w:hAnsi="David" w:cs="David"/>
+                <w:b/>
+                <w:bCs/>
+              </w:rPr>
+            </w:pPr>
+            <w:r>
+              <w:rPr>
+                <w:rFonts w:ascii="David" w:hAnsi="David" w:cs="David"/>
+                <w:b/>
+                <w:bCs/>
+              </w:rPr>
+              <w:t>Feature_Name</w:t>
+            </w:r>
+          </w:p>
+        </w:tc>
+        <w:tc>
+          <w:tcPr>
+            <w:tcW w:w="1640" w:type="dxa"/>
+          </w:tcPr>
+          <w:p>
+            <w:pPr>
+              <w:bidi w:val="0"/>
+              <w:spacing w:before="120" w:after="120"/>
+              <w:rPr>
+                <w:rFonts w:ascii="David" w:hAnsi="David" w:cs="David"/>
+                <w:b/>
+                <w:bCs/>
+              </w:rPr>
+            </w:pPr>
+            <w:r>
+              <w:rPr>
+                <w:rFonts w:ascii="David" w:hAnsi="David" w:cs="David"/>
+                <w:b/>
+                <w:bCs/>
+              </w:rPr>
+              <w:t>Minimum</w:t>
+            </w:r>
+          </w:p>
+        </w:tc>
+        <w:tc>
+          <w:tcPr>
+            <w:tcW w:w="1649" w:type="dxa"/>
+          </w:tcPr>
+          <w:p>
+            <w:pPr>
+              <w:bidi w:val="0"/>
+              <w:spacing w:before="120" w:after="120"/>
+              <w:rPr>
+                <w:rFonts w:ascii="David" w:hAnsi="David" w:cs="David"/>
+                <w:b/>
+                <w:bCs/>
+              </w:rPr>
+            </w:pPr>
+            <w:r>
+              <w:rPr>
+                <w:rFonts w:ascii="David" w:hAnsi="David" w:cs="David"/>
+                <w:b/>
+                <w:bCs/>
+              </w:rPr>
+              <w:t>Maximum</w:t>
+            </w:r>
+          </w:p>
+        </w:tc>
+        <w:tc>
+          <w:tcPr>
+            <w:tcW w:w="1551" w:type="dxa"/>
+          </w:tcPr>
+          <w:p>
+            <w:pPr>
+              <w:bidi w:val="0"/>
+              <w:spacing w:before="120" w:after="120"/>
+              <w:rPr>
+                <w:rFonts w:ascii="David" w:hAnsi="David" w:cs="David"/>
+                <w:b/>
+                <w:bCs/>
+              </w:rPr>
+            </w:pPr>
+            <w:r>
+              <w:rPr>
+                <w:rFonts w:ascii="David" w:hAnsi="David" w:cs="David"/>
+                <w:b/>
+                <w:bCs/>
+              </w:rPr>
+              <w:t xml:space="preserve">Mean </w:t>
+            </w:r>
+          </w:p>
+        </w:tc>
+        <w:tc>
+          <w:tcPr>
+            <w:tcW w:w="1592" w:type="dxa"/>
+          </w:tcPr>
+          <w:p>
+            <w:pPr>
+              <w:bidi w:val="0"/>
+              <w:spacing w:before="120" w:after="120"/>
+              <w:rPr>
+                <w:rFonts w:ascii="David" w:hAnsi="David" w:cs="David"/>
+                <w:b/>
+                <w:bCs/>
+              </w:rPr>
+            </w:pPr>
+            <w:r>
+              <w:rPr>
+                <w:rFonts w:ascii="David" w:hAnsi="David" w:cs="David"/>
+                <w:b/>
+                <w:bCs/>
+              </w:rPr>
+              <w:t>Median</w:t>
+            </w:r>
+          </w:p>
+        </w:tc>
+        <w:tc>
+          <w:tcPr>
+            <w:tcW w:w="2284" w:type="dxa"/>
+          </w:tcPr>
+          <w:p>
+            <w:pPr>
+              <w:bidi w:val="0"/>
+              <w:spacing w:before="120" w:after="120"/>
+              <w:rPr>
+                <w:rFonts w:ascii="David" w:hAnsi="David" w:cs="David"/>
+                <w:b/>
+                <w:bCs/>
+              </w:rPr>
+            </w:pPr>
+            <w:r>
+              <w:rPr>
+                <w:rFonts w:ascii="David" w:hAnsi="David" w:cs="David"/>
+                <w:b/>
+                <w:bCs/>
+              </w:rPr>
+              <w:t>Standard_Deviation</w:t>
+            </w:r>
+          </w:p>
+        </w:tc>
+      </w:tr>
+      <w:tr>
+        <w:tc>
+          <w:tcPr>
+            <w:tcW w:w="1740" w:type="dxa"/>
+            <w:vAlign w:val="bottom"/>
+          </w:tcPr>
+          <w:p>
+            <w:pPr>
+              <w:bidi w:val="0"/>
+              <w:spacing w:before="120" w:after="120"/>
+              <w:rPr>
+                <w:rFonts w:ascii="David" w:hAnsi="David" w:cs="David"/>
+              </w:rPr>
+            </w:pPr>
+            <w:r>
+              <w:rPr>
+                <w:rFonts w:ascii="David" w:hAnsi="David" w:cs="David"/>
+              </w:rPr>
+              <w:t>speed</w:t>
+            </w:r>
+          </w:p>
+        </w:tc>
+        <w:tc>
+          <w:tcPr>
+            <w:tcW w:w="1640" w:type="dxa"/>
+            <w:vAlign w:val="bottom"/>
+          </w:tcPr>
+          <w:p>
+            <w:pPr>
+              <w:bidi w:val="0"/>
+              <w:spacing w:before="120" w:after="120"/>
+              <w:rPr>
+                <w:rFonts w:ascii="David" w:hAnsi="David" w:cs="David"/>
+              </w:rPr>
+            </w:pPr>
+            <w:r>
+              <w:rPr>
+                <w:rFonts w:ascii="David" w:hAnsi="David" w:cs="David"/>
+              </w:rPr>
+              <w:t>50</w:t>
+            </w:r>
+          </w:p>
+        </w:tc>
+        <w:tc>
+          <w:tcPr>
+            <w:tcW w:w="1649" w:type="dxa"/>
+            <w:vAlign w:val="bottom"/>
+          </w:tcPr>
+          <w:p>
+            <w:pPr>
+              <w:bidi w:val="0"/>
+              <w:spacing w:before="120" w:after="120"/>
+              <w:rPr>
+                <w:rFonts w:ascii="David" w:hAnsi="David" w:cs="David"/>
+              </w:rPr>
+            </w:pPr>
+            <w:r>
+              <w:rPr>
+                <w:rFonts w:ascii="David" w:hAnsi="David" w:cs="David"/>
+              </w:rPr>
+              <w:t>350</w:t>
+            </w:r>
+          </w:p>
+        </w:tc>
+        <w:tc>
+          <w:tcPr>
+            <w:tcW w:w="1551" w:type="dxa"/>
+            <w:vAlign w:val="bottom"/>
+          </w:tcPr>
+          <w:p>
+            <w:pPr>
+              <w:bidi w:val="0"/>
+              <w:spacing w:before="120" w:after="120"/>
+              <w:rPr>
+                <w:rFonts w:ascii="David" w:hAnsi="David" w:cs="David"/>
+              </w:rPr>
+            </w:pPr>
+            <w:r>
+              <w:rPr>
+                <w:rFonts w:ascii="David" w:hAnsi="David" w:cs="David"/>
+              </w:rPr>
+              <w:t>223.9458</w:t>
+            </w:r>
+          </w:p>
+        </w:tc>
+        <w:tc>
+          <w:tcPr>
+            <w:tcW w:w="1592" w:type="dxa"/>
+            <w:vAlign w:val="bottom"/>
+          </w:tcPr>
+          <w:p>
+            <w:pPr>
+              <w:bidi w:val="0"/>
+              <w:spacing w:before="120" w:after="120"/>
+              <w:rPr>
+                <w:rFonts w:ascii="David" w:hAnsi="David" w:cs="David"/>
+              </w:rPr>
+            </w:pPr>
+            <w:r>
+              <w:rPr>
+                <w:rFonts w:ascii="David" w:hAnsi="David" w:cs="David"/>
+              </w:rPr>
+              <w:t>234</w:t>
+            </w:r>
+          </w:p>
+        </w:tc>
+        <w:tc>
+          <w:tcPr>
+            <w:tcW w:w="2284" w:type="dxa"/>
+            <w:vAlign w:val="bottom"/>
+          </w:tcPr>
+          <w:p>
+            <w:pPr>
+              <w:bidi w:val="0"/>
+              <w:spacing w:before="120" w:after="120"/>
+              <w:rPr>
+                <w:rFonts w:ascii="David" w:hAnsi="David" w:cs="David"/>
+              </w:rPr>
+            </w:pPr>
+            <w:r>
+              <w:rPr>
+                <w:rFonts w:ascii="David" w:hAnsi="David" w:cs="David"/>
+              </w:rPr>
+              <w:t>74.5259</w:t>
+            </w:r>
+          </w:p>
+        </w:tc>
+      </w:tr>
+      <w:tr>
+        <w:tc>
+          <w:tcPr>
+            <w:tcW w:w="1740" w:type="dxa"/>
+            <w:vAlign w:val="bottom"/>
+          </w:tcPr>
+          <w:p>
+            <w:pPr>
+              <w:bidi w:val="0"/>
+              <w:spacing w:before="120" w:after="120"/>
+              <w:rPr>
+                <w:rFonts w:ascii="David" w:hAnsi="David" w:cs="David"/>
+              </w:rPr>
+            </w:pPr>
+            <w:r>
+              <w:rPr>
+                <w:rFonts w:ascii="David" w:hAnsi="David" w:cs="David"/>
+              </w:rPr>
+              <w:t>n_gear</w:t>
+            </w:r>
+          </w:p>
+        </w:tc>
+        <w:tc>
+          <w:tcPr>
+            <w:tcW w:w="1640" w:type="dxa"/>
+            <w:vAlign w:val="bottom"/>
+          </w:tcPr>
+          <w:p>
+            <w:pPr>
+              <w:bidi w:val="0"/>
+              <w:spacing w:before="120" w:after="120"/>
+              <w:rPr>
+                <w:rFonts w:ascii="David" w:hAnsi="David" w:cs="David"/>
+              </w:rPr>
+            </w:pPr>
+            <w:r>
+              <w:rPr>
+                <w:rFonts w:ascii="David" w:hAnsi="David" w:cs="David"/>
+              </w:rPr>
+              <w:t>2</w:t>
+            </w:r>
+          </w:p>
+        </w:tc>
+        <w:tc>
+          <w:tcPr>
+            <w:tcW w:w="1649" w:type="dxa"/>
+            <w:vAlign w:val="bottom"/>
+          </w:tcPr>
+          <w:p>
+            <w:pPr>
+              <w:bidi w:val="0"/>
+              <w:spacing w:before="120" w:after="120"/>
+              <w:rPr>
+                <w:rFonts w:ascii="David" w:hAnsi="David" w:cs="David"/>
+              </w:rPr>
+            </w:pPr>
+            <w:r>
+              <w:rPr>
+                <w:rFonts w:ascii="David" w:hAnsi="David" w:cs="David"/>
+              </w:rPr>
+              <w:t>8</w:t>
+            </w:r>
+          </w:p>
+        </w:tc>
+        <w:tc>
+          <w:tcPr>
+            <w:tcW w:w="1551" w:type="dxa"/>
+            <w:vAlign w:val="bottom"/>
+          </w:tcPr>
+          <w:p>
+            <w:pPr>
+              <w:bidi w:val="0"/>
+              <w:spacing w:before="120" w:after="120"/>
+              <w:rPr>
+                <w:rFonts w:ascii="David" w:hAnsi="David" w:cs="David"/>
+              </w:rPr>
+            </w:pPr>
+            <w:r>
+              <w:rPr>
+                <w:rFonts w:ascii="David" w:hAnsi="David" w:cs="David"/>
+              </w:rPr>
+              <w:t>5.7148</w:t>
+            </w:r>
+          </w:p>
+        </w:tc>
+        <w:tc>
+          <w:tcPr>
+            <w:tcW w:w="1592" w:type="dxa"/>
+            <w:vAlign w:val="bottom"/>
+          </w:tcPr>
+          <w:p>
+            <w:pPr>
+              <w:bidi w:val="0"/>
+              <w:spacing w:before="120" w:after="120"/>
+              <w:rPr>
+                <w:rFonts w:ascii="David" w:hAnsi="David" w:cs="David"/>
+              </w:rPr>
+            </w:pPr>
+            <w:r>
+              <w:rPr>
+                <w:rFonts w:ascii="David" w:hAnsi="David" w:cs="David"/>
+              </w:rPr>
+              <w:t>6</w:t>
+            </w:r>
+          </w:p>
+        </w:tc>
+        <w:tc>
+          <w:tcPr>
+            <w:tcW w:w="2284" w:type="dxa"/>
+            <w:vAlign w:val="bottom"/>
+          </w:tcPr>
+          <w:p>
+            <w:pPr>
+              <w:bidi w:val="0"/>
+              <w:spacing w:before="120" w:after="120"/>
+              <w:rPr>
+                <w:rFonts w:ascii="David" w:hAnsi="David" w:cs="David"/>
+              </w:rPr>
+            </w:pPr>
+            <w:r>
+              <w:rPr>
+                <w:rFonts w:ascii="David" w:hAnsi="David" w:cs="David"/>
+              </w:rPr>
+              <w:t>1.9139</w:t>
+            </w:r>
+          </w:p>
+        </w:tc>
+      </w:tr>
+      <w:tr>
+        <w:tc>
+          <w:tcPr>
+            <w:tcW w:w="1740" w:type="dxa"/>
+            <w:vAlign w:val="bottom"/>
+          </w:tcPr>
+          <w:p>
+            <w:pPr>
+              <w:bidi w:val="0"/>
+              <w:spacing w:before="120" w:after="120"/>
+              <w:rPr>
+                <w:rFonts w:ascii="David" w:hAnsi="David" w:cs="David"/>
+              </w:rPr>
+            </w:pPr>
+            <w:r>
+              <w:rPr>
+                <w:rFonts w:ascii="David" w:hAnsi="David" w:cs="David"/>
+              </w:rPr>
+              <w:t>throttle</w:t>
+            </w:r>
+          </w:p>
+        </w:tc>
+        <w:tc>
+          <w:tcPr>
+            <w:tcW w:w="1640" w:type="dxa"/>
+            <w:vAlign w:val="bottom"/>
+          </w:tcPr>
+          <w:p>
+            <w:pPr>
+              <w:bidi w:val="0"/>
+              <w:spacing w:before="120" w:after="120"/>
+              <w:rPr>
+                <w:rFonts w:ascii="David" w:hAnsi="David" w:cs="David"/>
+              </w:rPr>
+            </w:pPr>
+            <w:r>
+              <w:rPr>
+                <w:rFonts w:ascii="David" w:hAnsi="David" w:cs="David"/>
+              </w:rPr>
+              <w:t>0</w:t>
+            </w:r>
+          </w:p>
+        </w:tc>
+        <w:tc>
+          <w:tcPr>
+            <w:tcW w:w="1649" w:type="dxa"/>
+            <w:vAlign w:val="bottom"/>
+          </w:tcPr>
+          <w:p>
+            <w:pPr>
+              <w:bidi w:val="0"/>
+              <w:spacing w:before="120" w:after="120"/>
+              <w:rPr>
+                <w:rFonts w:ascii="David" w:hAnsi="David" w:cs="David"/>
+              </w:rPr>
+            </w:pPr>
+            <w:r>
+              <w:rPr>
+                <w:rFonts w:ascii="David" w:hAnsi="David" w:cs="David"/>
+              </w:rPr>
+              <w:t>100</w:t>
+            </w:r>
+          </w:p>
+        </w:tc>
+        <w:tc>
+          <w:tcPr>
+            <w:tcW w:w="1551" w:type="dxa"/>
+            <w:vAlign w:val="bottom"/>
+          </w:tcPr>
+          <w:p>
+            <w:pPr>
+              <w:bidi w:val="0"/>
+              <w:spacing w:before="120" w:after="120"/>
+              <w:rPr>
+                <w:rFonts w:ascii="David" w:hAnsi="David" w:cs="David"/>
+              </w:rPr>
+            </w:pPr>
+            <w:r>
+              <w:rPr>
+                <w:rFonts w:ascii="David" w:hAnsi="David" w:cs="David"/>
+              </w:rPr>
+              <w:t>71.7619</w:t>
+            </w:r>
+          </w:p>
+        </w:tc>
+        <w:tc>
+          <w:tcPr>
+            <w:tcW w:w="1592" w:type="dxa"/>
+            <w:vAlign w:val="bottom"/>
+          </w:tcPr>
+          <w:p>
+            <w:pPr>
+              <w:bidi w:val="0"/>
+              <w:spacing w:before="120" w:after="120"/>
+              <w:rPr>
+                <w:rFonts w:ascii="David" w:hAnsi="David" w:cs="David"/>
+              </w:rPr>
+            </w:pPr>
+            <w:r>
+              <w:rPr>
+                <w:rFonts w:ascii="David" w:hAnsi="David" w:cs="David"/>
+              </w:rPr>
+              <w:t>99</w:t>
+            </w:r>
+          </w:p>
+        </w:tc>
+        <w:tc>
+          <w:tcPr>
+            <w:tcW w:w="2284" w:type="dxa"/>
+            <w:vAlign w:val="bottom"/>
+          </w:tcPr>
+          <w:p>
+            <w:pPr>
+              <w:bidi w:val="0"/>
+              <w:spacing w:before="120" w:after="120"/>
+              <w:rPr>
+                <w:rFonts w:ascii="David" w:hAnsi="David" w:cs="David"/>
+              </w:rPr>
+            </w:pPr>
+            <w:r>
+              <w:rPr>
+                <w:rFonts w:ascii="David" w:hAnsi="David" w:cs="David"/>
+              </w:rPr>
+              <w:t>40.0555</w:t>
+            </w:r>
+          </w:p>
+        </w:tc>
+      </w:tr>
+      <w:tr>
+        <w:tc>
+          <w:tcPr>
+            <w:tcW w:w="1740" w:type="dxa"/>
+            <w:vAlign w:val="bottom"/>
+          </w:tcPr>
+          <w:p>
+            <w:pPr>
+              <w:bidi w:val="0"/>
+              <w:spacing w:before="120" w:after="120"/>
+              <w:rPr>
+                <w:rFonts w:ascii="David" w:hAnsi="David" w:cs="David"/>
+              </w:rPr>
+            </w:pPr>
+            <w:r>
+              <w:rPr>
+                <w:rFonts w:ascii="David" w:hAnsi="David" w:cs="David"/>
+              </w:rPr>
+              <w:t>brake</w:t>
+            </w:r>
+          </w:p>
+        </w:tc>
+        <w:tc>
+          <w:tcPr>
+            <w:tcW w:w="1640" w:type="dxa"/>
+            <w:vAlign w:val="bottom"/>
+          </w:tcPr>
+          <w:p>
+            <w:pPr>
+              <w:bidi w:val="0"/>
+              <w:spacing w:before="120" w:after="120"/>
+              <w:rPr>
+                <w:rFonts w:ascii="David" w:hAnsi="David" w:cs="David"/>
+              </w:rPr>
+            </w:pPr>
+            <w:r>
+              <w:rPr>
+                <w:rFonts w:ascii="David" w:hAnsi="David" w:cs="David"/>
+              </w:rPr>
+              <w:t>0</w:t>
+            </w:r>
+          </w:p>
+        </w:tc>
+        <w:tc>
+          <w:tcPr>
+            <w:tcW w:w="1649" w:type="dxa"/>
+            <w:vAlign w:val="bottom"/>
+          </w:tcPr>
+          <w:p>
+            <w:pPr>
+              <w:bidi w:val="0"/>
+              <w:spacing w:before="120" w:after="120"/>
+              <w:rPr>
+                <w:rFonts w:ascii="David" w:hAnsi="David" w:cs="David"/>
+              </w:rPr>
+            </w:pPr>
+            <w:r>
+              <w:rPr>
+                <w:rFonts w:ascii="David" w:hAnsi="David" w:cs="David"/>
+              </w:rPr>
+              <w:t>100</w:t>
+            </w:r>
+          </w:p>
+        </w:tc>
+        <w:tc>
+          <w:tcPr>
+            <w:tcW w:w="1551" w:type="dxa"/>
+            <w:vAlign w:val="bottom"/>
+          </w:tcPr>
+          <w:p>
+            <w:pPr>
+              <w:bidi w:val="0"/>
+              <w:spacing w:before="120" w:after="120"/>
+              <w:rPr>
+                <w:rFonts w:ascii="David" w:hAnsi="David" w:cs="David"/>
+              </w:rPr>
+            </w:pPr>
+            <w:r>
+              <w:rPr>
+                <w:rFonts w:ascii="David" w:hAnsi="David" w:cs="David"/>
+              </w:rPr>
+              <w:t>16.3874</w:t>
+            </w:r>
+          </w:p>
+        </w:tc>
+        <w:tc>
+          <w:tcPr>
+            <w:tcW w:w="1592" w:type="dxa"/>
+            <w:vAlign w:val="bottom"/>
+          </w:tcPr>
+          <w:p>
+            <w:pPr>
+              <w:bidi w:val="0"/>
+              <w:spacing w:before="120" w:after="120"/>
+              <w:rPr>
+                <w:rFonts w:ascii="David" w:hAnsi="David" w:cs="David"/>
+              </w:rPr>
+            </w:pPr>
+            <w:r>
+              <w:rPr>
+                <w:rFonts w:ascii="David" w:hAnsi="David" w:cs="David"/>
+              </w:rPr>
+              <w:t>0</w:t>
+            </w:r>
+          </w:p>
+        </w:tc>
+        <w:tc>
+          <w:tcPr>
+            <w:tcW w:w="2284" w:type="dxa"/>
+            <w:vAlign w:val="bottom"/>
+          </w:tcPr>
+          <w:p>
+            <w:pPr>
+              <w:bidi w:val="0"/>
+              <w:spacing w:before="120" w:after="120"/>
+              <w:rPr>
+                <w:rFonts w:ascii="David" w:hAnsi="David" w:cs="David"/>
+              </w:rPr>
+            </w:pPr>
+            <w:r>
+              <w:rPr>
+                <w:rFonts w:ascii="David" w:hAnsi="David" w:cs="David"/>
+              </w:rPr>
+              <w:t>37.0168</w:t>
+            </w:r>
+          </w:p>
+        </w:tc>
+      </w:tr>
+      <w:tr>
+        <w:tc>
+          <w:tcPr>
+            <w:tcW w:w="1740" w:type="dxa"/>
+            <w:vAlign w:val="bottom"/>
+          </w:tcPr>
+          <w:p>
+            <w:pPr>
+              <w:bidi w:val="0"/>
+              <w:spacing w:before="120" w:after="120"/>
+              <w:rPr>
+                <w:rFonts w:ascii="David" w:hAnsi="David" w:cs="David"/>
+              </w:rPr>
+            </w:pPr>
+            <w:r>
+              <w:rPr>
+                <w:rFonts w:ascii="David" w:hAnsi="David" w:cs="David"/>
+              </w:rPr>
+              <w:t>x</w:t>
+            </w:r>
+          </w:p>
+        </w:tc>
+        <w:tc>
+          <w:tcPr>
+            <w:tcW w:w="1640" w:type="dxa"/>
+            <w:vAlign w:val="bottom"/>
+          </w:tcPr>
+          <w:p>
+            <w:pPr>
+              <w:bidi w:val="0"/>
+              <w:spacing w:before="120" w:after="120"/>
+              <w:rPr>
+                <w:rFonts w:ascii="David" w:hAnsi="David" w:cs="David"/>
+              </w:rPr>
+            </w:pPr>
+            <w:r>
+              <w:rPr>
+                <w:rFonts w:ascii="David" w:hAnsi="David" w:cs="David"/>
+              </w:rPr>
+              <w:t>-13708</w:t>
+            </w:r>
+          </w:p>
+        </w:tc>
+        <w:tc>
+          <w:tcPr>
+            <w:tcW w:w="1649" w:type="dxa"/>
+            <w:vAlign w:val="bottom"/>
+          </w:tcPr>
+          <w:p>
+            <w:pPr>
+              <w:bidi w:val="0"/>
+              <w:spacing w:before="120" w:after="120"/>
+              <w:rPr>
+                <w:rFonts w:ascii="David" w:hAnsi="David" w:cs="David"/>
+              </w:rPr>
+            </w:pPr>
+            <w:r>
+              <w:rPr>
+                <w:rFonts w:ascii="David" w:hAnsi="David" w:cs="David"/>
+              </w:rPr>
+              <w:t>11068</w:t>
+            </w:r>
+          </w:p>
+        </w:tc>
+        <w:tc>
+          <w:tcPr>
+            <w:tcW w:w="1551" w:type="dxa"/>
+            <w:vAlign w:val="bottom"/>
+          </w:tcPr>
+          <w:p>
+            <w:pPr>
+              <w:bidi w:val="0"/>
+              <w:spacing w:before="120" w:after="120"/>
+              <w:rPr>
+                <w:rFonts w:ascii="David" w:hAnsi="David" w:cs="David"/>
+              </w:rPr>
+            </w:pPr>
+            <w:r>
+              <w:rPr>
+                <w:rFonts w:ascii="David" w:hAnsi="David" w:cs="David"/>
+              </w:rPr>
+              <w:t>-1043.9124</w:t>
+            </w:r>
+          </w:p>
+        </w:tc>
+        <w:tc>
+          <w:tcPr>
+            <w:tcW w:w="1592" w:type="dxa"/>
+            <w:vAlign w:val="bottom"/>
+          </w:tcPr>
+          <w:p>
+            <w:pPr>
+              <w:bidi w:val="0"/>
+              <w:spacing w:before="120" w:after="120"/>
+              <w:rPr>
+                <w:rFonts w:ascii="David" w:hAnsi="David" w:cs="David"/>
+              </w:rPr>
+            </w:pPr>
+            <w:r>
+              <w:rPr>
+                <w:rFonts w:ascii="David" w:hAnsi="David" w:cs="David"/>
+              </w:rPr>
+              <w:t>-416</w:t>
+            </w:r>
+          </w:p>
+        </w:tc>
+        <w:tc>
+          <w:tcPr>
+            <w:tcW w:w="2284" w:type="dxa"/>
+            <w:vAlign w:val="bottom"/>
+          </w:tcPr>
+          <w:p>
+            <w:pPr>
+              <w:bidi w:val="0"/>
+              <w:spacing w:before="120" w:after="120"/>
+              <w:rPr>
+                <w:rFonts w:ascii="David" w:hAnsi="David" w:cs="David"/>
+              </w:rPr>
+            </w:pPr>
+            <w:r>
+              <w:rPr>
+                <w:rFonts w:ascii="David" w:hAnsi="David" w:cs="David"/>
+              </w:rPr>
+              <w:t>5947.2782</w:t>
+            </w:r>
+          </w:p>
+        </w:tc>
+      </w:tr>
+      <w:tr>
+        <w:tc>
+          <w:tcPr>
+            <w:tcW w:w="1740" w:type="dxa"/>
+            <w:vAlign w:val="bottom"/>
+          </w:tcPr>
+          <w:p>
+            <w:pPr>
+              <w:bidi w:val="0"/>
+              <w:spacing w:before="120" w:after="120"/>
+              <w:rPr>
+                <w:rFonts w:ascii="David" w:hAnsi="David" w:cs="David"/>
+              </w:rPr>
+            </w:pPr>
+            <w:r>
+              <w:rPr>
+                <w:rFonts w:ascii="David" w:hAnsi="David" w:cs="David"/>
+              </w:rPr>
+              <w:t>y</w:t>
+            </w:r>
+          </w:p>
+        </w:tc>
+        <w:tc>
+          <w:tcPr>
+            <w:tcW w:w="1640" w:type="dxa"/>
+            <w:vAlign w:val="bottom"/>
+          </w:tcPr>
+          <w:p>
+            <w:pPr>
+              <w:bidi w:val="0"/>
+              <w:spacing w:before="120" w:after="120"/>
+              <w:rPr>
+                <w:rFonts w:ascii="David" w:hAnsi="David" w:cs="David"/>
+              </w:rPr>
+            </w:pPr>
+            <w:r>
+              <w:rPr>
+                <w:rFonts w:ascii="David" w:hAnsi="David" w:cs="David"/>
+              </w:rPr>
+              <w:t>-15771</w:t>
+            </w:r>
+          </w:p>
+        </w:tc>
+        <w:tc>
+          <w:tcPr>
+            <w:tcW w:w="1649" w:type="dxa"/>
+            <w:vAlign w:val="bottom"/>
+          </w:tcPr>
+          <w:p>
+            <w:pPr>
+              <w:bidi w:val="0"/>
+              <w:spacing w:before="120" w:after="120"/>
+              <w:rPr>
+                <w:rFonts w:ascii="David" w:hAnsi="David" w:cs="David"/>
+              </w:rPr>
+            </w:pPr>
+            <w:r>
+              <w:rPr>
+                <w:rFonts w:ascii="David" w:hAnsi="David" w:cs="David"/>
+              </w:rPr>
+              <w:t>15883</w:t>
+            </w:r>
+          </w:p>
+        </w:tc>
+        <w:tc>
+          <w:tcPr>
+            <w:tcW w:w="1551" w:type="dxa"/>
+            <w:vAlign w:val="bottom"/>
+          </w:tcPr>
+          <w:p>
+            <w:pPr>
+              <w:bidi w:val="0"/>
+              <w:spacing w:before="120" w:after="120"/>
+              <w:rPr>
+                <w:rFonts w:ascii="David" w:hAnsi="David" w:cs="David"/>
+              </w:rPr>
+            </w:pPr>
+            <w:r>
+              <w:rPr>
+                <w:rFonts w:ascii="David" w:hAnsi="David" w:cs="David"/>
+              </w:rPr>
+              <w:t>-1005.0467</w:t>
+            </w:r>
+          </w:p>
+        </w:tc>
+        <w:tc>
+          <w:tcPr>
+            <w:tcW w:w="1592" w:type="dxa"/>
+            <w:vAlign w:val="bottom"/>
+          </w:tcPr>
+          <w:p>
+            <w:pPr>
+              <w:bidi w:val="0"/>
+              <w:spacing w:before="120" w:after="120"/>
+              <w:rPr>
+                <w:rFonts w:ascii="David" w:hAnsi="David" w:cs="David"/>
+              </w:rPr>
+            </w:pPr>
+            <w:r>
+              <w:rPr>
+                <w:rFonts w:ascii="David" w:hAnsi="David" w:cs="David"/>
+              </w:rPr>
+              <w:t>-616</w:t>
+            </w:r>
+          </w:p>
+        </w:tc>
+        <w:tc>
+          <w:tcPr>
+            <w:tcW w:w="2284" w:type="dxa"/>
+            <w:vAlign w:val="bottom"/>
+          </w:tcPr>
+          <w:p>
+            <w:pPr>
+              <w:bidi w:val="0"/>
+              <w:spacing w:before="120" w:after="120"/>
+              <w:rPr>
+                <w:rFonts w:ascii="David" w:hAnsi="David" w:cs="David"/>
+              </w:rPr>
+            </w:pPr>
+            <w:r>
+              <w:rPr>
+                <w:rFonts w:ascii="David" w:hAnsi="David" w:cs="David"/>
+              </w:rPr>
+              <w:t>7179.7117</w:t>
+            </w:r>
+          </w:p>
+        </w:tc>
+      </w:tr>
+    </w:tbl>
+    <w:p>
+      <w:pPr>
+        <w:bidi w:val="0"/>
+        <w:spacing w:after="0" w:line="360" w:lineRule="auto"/>
+        <w:rPr>
+          <w:rFonts w:ascii="David" w:hAnsi="David" w:cs="David"/>
+          <w:u w:val="single"/>
+        </w:rPr>
+      </w:pPr>
+    </w:p>
+    <w:p>
+      <w:pPr>
+        <w:bidi w:val="0"/>
+        <w:spacing w:after="0" w:line="360" w:lineRule="auto"/>
+        <w:rPr>
+          <w:rFonts w:ascii="David" w:hAnsi="David" w:cs="David"/>
+        </w:rPr>
+      </w:pPr>
+      <w:r>
+        <w:rPr>
+          <w:rFonts w:ascii="David" w:hAnsi="David" w:cs="David"/>
+        </w:rPr>
+        <w:t>Processed data:</w:t>
+      </w:r>
+    </w:p>
+    <w:tbl>
+      <w:tblPr>
+        <w:tblStyle w:val="TableGrid"/>
+        <w:tblW w:w="0" w:type="auto"/>
+        <w:tblLook w:val="04A0" w:firstRow="1" w:lastRow="0" w:firstColumn="1" w:lastColumn="0" w:noHBand="0" w:noVBand="1"/>
+      </w:tblPr>
+      <w:tblGrid>
+        <w:gridCol w:w="2926"/>
+        <w:gridCol w:w="1387"/>
+        <w:gridCol w:w="1415"/>
+        <w:gridCol w:w="1228"/>
+        <w:gridCol w:w="1216"/>
+        <w:gridCol w:w="2284"/>
+      </w:tblGrid>
+      <w:tr>
+        <w:tc>
+          <w:tcPr>
+            <w:tcW w:w="1742" w:type="dxa"/>
+          </w:tcPr>
+          <w:p>
+            <w:pPr>
+              <w:bidi w:val="0"/>
+              <w:spacing w:before="120" w:after="120"/>
+              <w:rPr>
+                <w:rFonts w:ascii="David" w:hAnsi="David" w:cs="David"/>
+                <w:b/>
+                <w:bCs/>
+              </w:rPr>
+            </w:pPr>
+            <w:r>
+              <w:rPr>
+                <w:rFonts w:ascii="David" w:hAnsi="David" w:cs="David"/>
+                <w:b/>
+                <w:bCs/>
+              </w:rPr>
+              <w:t>Feature_Name</w:t>
+            </w:r>
+          </w:p>
+        </w:tc>
+        <w:tc>
+          <w:tcPr>
+            <w:tcW w:w="1742" w:type="dxa"/>
+          </w:tcPr>
+          <w:p>
+            <w:pPr>
+              <w:bidi w:val="0"/>
+              <w:spacing w:before="120" w:after="120"/>
+              <w:rPr>
+                <w:rFonts w:ascii="David" w:hAnsi="David" w:cs="David"/>
+                <w:b/>
+                <w:bCs/>
+              </w:rPr>
+            </w:pPr>
+            <w:r>
+              <w:rPr>
+                <w:rFonts w:ascii="David" w:hAnsi="David" w:cs="David"/>
+                <w:b/>
+                <w:bCs/>
+              </w:rPr>
+              <w:t>Minimum</w:t>
+            </w:r>
+          </w:p>
+        </w:tc>
+        <w:tc>
+          <w:tcPr>
+            <w:tcW w:w="1743" w:type="dxa"/>
+          </w:tcPr>
+          <w:p>
+            <w:pPr>
+              <w:bidi w:val="0"/>
+              <w:spacing w:before="120" w:after="120"/>
+              <w:rPr>
+                <w:rFonts w:ascii="David" w:hAnsi="David" w:cs="David"/>
+                <w:b/>
+                <w:bCs/>
+              </w:rPr>
+            </w:pPr>
+            <w:r>
+              <w:rPr>
+                <w:rFonts w:ascii="David" w:hAnsi="David" w:cs="David"/>
+                <w:b/>
+                <w:bCs/>
+              </w:rPr>
+              <w:t>Maximum</w:t>
+            </w:r>
+          </w:p>
+        </w:tc>
+        <w:tc>
+          <w:tcPr>
+            <w:tcW w:w="1743" w:type="dxa"/>
+          </w:tcPr>
+          <w:p>
+            <w:pPr>
+              <w:bidi w:val="0"/>
+              <w:spacing w:before="120" w:after="120"/>
+              <w:rPr>
+                <w:rFonts w:ascii="David" w:hAnsi="David" w:cs="David"/>
+                <w:b/>
+                <w:bCs/>
+              </w:rPr>
+            </w:pPr>
+            <w:r>
+              <w:rPr>
+                <w:rFonts w:ascii="David" w:hAnsi="David" w:cs="David"/>
+                <w:b/>
+                <w:bCs/>
+              </w:rPr>
+              <w:t xml:space="preserve">Mean </w:t>
+            </w:r>
+          </w:p>
+        </w:tc>
+        <w:tc>
+          <w:tcPr>
+            <w:tcW w:w="1743" w:type="dxa"/>
+          </w:tcPr>
+          <w:p>
+            <w:pPr>
+              <w:bidi w:val="0"/>
+              <w:spacing w:before="120" w:after="120"/>
+              <w:rPr>
+                <w:rFonts w:ascii="David" w:hAnsi="David" w:cs="David"/>
+                <w:b/>
+                <w:bCs/>
+              </w:rPr>
+            </w:pPr>
+            <w:r>
+              <w:rPr>
+                <w:rFonts w:ascii="David" w:hAnsi="David" w:cs="David"/>
+                <w:b/>
+                <w:bCs/>
+              </w:rPr>
+              <w:t>Median</w:t>
+            </w:r>
+          </w:p>
+        </w:tc>
+        <w:tc>
+          <w:tcPr>
+            <w:tcW w:w="1743" w:type="dxa"/>
+          </w:tcPr>
+          <w:p>
+            <w:pPr>
+              <w:bidi w:val="0"/>
+              <w:spacing w:before="120" w:after="120"/>
+              <w:rPr>
+                <w:rFonts w:ascii="David" w:hAnsi="David" w:cs="David"/>
+                <w:b/>
+                <w:bCs/>
+              </w:rPr>
+            </w:pPr>
+            <w:r>
+              <w:rPr>
+                <w:rFonts w:ascii="David" w:hAnsi="David" w:cs="David"/>
+                <w:b/>
+                <w:bCs/>
+              </w:rPr>
+              <w:t>Standard_Deviation</w:t>
+            </w:r>
+          </w:p>
+        </w:tc>
+      </w:tr>
+      <w:tr>
+        <w:tc>
+          <w:tcPr>
+            <w:tcW w:w="1742" w:type="dxa"/>
+          </w:tcPr>
+          <w:p>
+            <w:pPr>
+              <w:bidi w:val="0"/>
+              <w:spacing w:before="120" w:after="120"/>
+              <w:rPr>
+                <w:rFonts w:ascii="David" w:hAnsi="David" w:cs="David"/>
+              </w:rPr>
+            </w:pPr>
+            <w:r>
+              <w:rPr>
+                <w:rFonts w:ascii="David" w:hAnsi="David" w:cs="David"/>
+              </w:rPr>
+              <w:t>entry_speed</w:t>
+            </w:r>
+          </w:p>
+        </w:tc>
+        <w:tc>
+          <w:tcPr>
+            <w:tcW w:w="1742" w:type="dxa"/>
+          </w:tcPr>
+          <w:p>
+            <w:pPr>
+              <w:bidi w:val="0"/>
+              <w:spacing w:before="120" w:after="120"/>
+              <w:rPr>
+                <w:rFonts w:ascii="David" w:hAnsi="David" w:cs="David"/>
+              </w:rPr>
+            </w:pPr>
+            <w:r>
+              <w:rPr>
+                <w:rFonts w:ascii="David" w:hAnsi="David" w:cs="David"/>
+              </w:rPr>
+              <w:t>64</w:t>
+            </w:r>
+          </w:p>
+        </w:tc>
+        <w:tc>
+          <w:tcPr>
+            <w:tcW w:w="1743" w:type="dxa"/>
+          </w:tcPr>
+          <w:p>
+            <w:pPr>
+              <w:bidi w:val="0"/>
+              <w:spacing w:before="120" w:after="120"/>
+              <w:rPr>
+                <w:rFonts w:ascii="David" w:hAnsi="David" w:cs="David"/>
+              </w:rPr>
+            </w:pPr>
+            <w:r>
+              <w:rPr>
+                <w:rFonts w:ascii="David" w:hAnsi="David" w:cs="David"/>
+              </w:rPr>
+              <w:t>335</w:t>
+            </w:r>
+          </w:p>
+        </w:tc>
+        <w:tc>
+          <w:tcPr>
+            <w:tcW w:w="1743" w:type="dxa"/>
+          </w:tcPr>
+          <w:p>
+            <w:pPr>
+              <w:bidi w:val="0"/>
+              <w:spacing w:before="120" w:after="120"/>
+              <w:rPr>
+                <w:rFonts w:ascii="David" w:hAnsi="David" w:cs="David"/>
+              </w:rPr>
+            </w:pPr>
+            <w:r>
+              <w:rPr>
+                <w:rFonts w:ascii="David" w:hAnsi="David" w:cs="David"/>
+              </w:rPr>
+              <w:t>199.7502</w:t>
+            </w:r>
+          </w:p>
+        </w:tc>
+        <w:tc>
+          <w:tcPr>
+            <w:tcW w:w="1743" w:type="dxa"/>
+          </w:tcPr>
+          <w:p>
+            <w:pPr>
+              <w:bidi w:val="0"/>
+              <w:spacing w:before="120" w:after="120"/>
+              <w:rPr>
+                <w:rFonts w:ascii="David" w:hAnsi="David" w:cs="David"/>
+              </w:rPr>
+            </w:pPr>
+            <w:r>
+              <w:rPr>
+                <w:rFonts w:ascii="David" w:hAnsi="David" w:cs="David"/>
+              </w:rPr>
+              <w:t>203</w:t>
+            </w:r>
+          </w:p>
+        </w:tc>
+        <w:tc>
+          <w:tcPr>
+            <w:tcW w:w="1743" w:type="dxa"/>
+          </w:tcPr>
+          <w:p>
+            <w:pPr>
+              <w:bidi w:val="0"/>
+              <w:spacing w:before="120" w:after="120"/>
+              <w:rPr>
+                <w:rFonts w:ascii="David" w:hAnsi="David" w:cs="David"/>
+              </w:rPr>
+            </w:pPr>
+            <w:r>
+              <w:rPr>
+                <w:rFonts w:ascii="David" w:hAnsi="David" w:cs="David"/>
+              </w:rPr>
+              <w:t>4348.4204</w:t>
+            </w:r>
+          </w:p>
+        </w:tc>
+      </w:tr>
+      <w:tr>
+        <w:tc>
+          <w:tcPr>
+            <w:tcW w:w="1742" w:type="dxa"/>
+          </w:tcPr>
+          <w:p>
+            <w:pPr>
+              <w:bidi w:val="0"/>
+              <w:spacing w:before="120" w:after="120"/>
+              <w:rPr>
+                <w:rFonts w:ascii="David" w:hAnsi="David" w:cs="David"/>
+              </w:rPr>
+            </w:pPr>
+            <w:r>
+              <w:rPr>
+                <w:rFonts w:ascii="David" w:hAnsi="David" w:cs="David"/>
+              </w:rPr>
+              <w:t>apex_speed</w:t>
+            </w:r>
+          </w:p>
+        </w:tc>
+        <w:tc>
+          <w:tcPr>
+            <w:tcW w:w="1742" w:type="dxa"/>
+          </w:tcPr>
+          <w:p>
+            <w:pPr>
+              <w:bidi w:val="0"/>
+              <w:spacing w:before="120" w:after="120"/>
+              <w:rPr>
+                <w:rFonts w:ascii="David" w:hAnsi="David" w:cs="David"/>
+              </w:rPr>
+            </w:pPr>
+            <w:r>
+              <w:rPr>
+                <w:rFonts w:ascii="David" w:hAnsi="David" w:cs="David"/>
+              </w:rPr>
+              <w:t>50</w:t>
+            </w:r>
+          </w:p>
+        </w:tc>
+        <w:tc>
+          <w:tcPr>
+            <w:tcW w:w="1743" w:type="dxa"/>
+          </w:tcPr>
+          <w:p>
+            <w:pPr>
+              <w:bidi w:val="0"/>
+              <w:spacing w:before="120" w:after="120"/>
+              <w:rPr>
+                <w:rFonts w:ascii="David" w:hAnsi="David" w:cs="David"/>
+              </w:rPr>
+            </w:pPr>
+            <w:r>
+              <w:rPr>
+                <w:rFonts w:ascii="David" w:hAnsi="David" w:cs="David"/>
+              </w:rPr>
+              <w:t>320</w:t>
+            </w:r>
+          </w:p>
+        </w:tc>
+        <w:tc>
+          <w:tcPr>
+            <w:tcW w:w="1743" w:type="dxa"/>
+          </w:tcPr>
+          <w:p>
+            <w:pPr>
+              <w:bidi w:val="0"/>
+              <w:spacing w:before="120" w:after="120"/>
+              <w:rPr>
+                <w:rFonts w:ascii="David" w:hAnsi="David" w:cs="David"/>
+              </w:rPr>
+            </w:pPr>
+            <w:r>
+              <w:rPr>
+                <w:rFonts w:ascii="David" w:hAnsi="David" w:cs="David"/>
+              </w:rPr>
+              <w:t>162.8539</w:t>
+            </w:r>
+          </w:p>
+        </w:tc>
+        <w:tc>
+          <w:tcPr>
+            <w:tcW w:w="1743" w:type="dxa"/>
+          </w:tcPr>
+          <w:p>
+            <w:pPr>
+              <w:bidi w:val="0"/>
+              <w:spacing w:before="120" w:after="120"/>
+              <w:rPr>
+                <w:rFonts w:ascii="David" w:hAnsi="David" w:cs="David"/>
+              </w:rPr>
+            </w:pPr>
+            <w:r>
+              <w:rPr>
+                <w:rFonts w:ascii="David" w:hAnsi="David" w:cs="David"/>
+              </w:rPr>
+              <w:t>152</w:t>
+            </w:r>
+          </w:p>
+        </w:tc>
+        <w:tc>
+          <w:tcPr>
+            <w:tcW w:w="1743" w:type="dxa"/>
+          </w:tcPr>
+          <w:p>
+            <w:pPr>
+              <w:bidi w:val="0"/>
+              <w:spacing w:before="120" w:after="120"/>
+              <w:rPr>
+                <w:rFonts w:ascii="David" w:hAnsi="David" w:cs="David"/>
+              </w:rPr>
+            </w:pPr>
+            <w:r>
+              <w:rPr>
+                <w:rFonts w:ascii="David" w:hAnsi="David" w:cs="David"/>
+              </w:rPr>
+              <w:t>4779.5581</w:t>
+            </w:r>
+          </w:p>
+        </w:tc>
+      </w:tr>
+      <w:tr>
+        <w:tc>
+          <w:tcPr>
+            <w:tcW w:w="1742" w:type="dxa"/>
+          </w:tcPr>
+          <w:p>
+            <w:pPr>
+              <w:bidi w:val="0"/>
+              <w:spacing w:before="120" w:after="120"/>
+              <w:rPr>
+                <w:rFonts w:ascii="David" w:hAnsi="David" w:cs="David"/>
+                <w:rtl/>
+              </w:rPr>
+            </w:pPr>
+            <w:r>
+              <w:rPr>
+                <w:rFonts w:ascii="David" w:hAnsi="David" w:cs="David"/>
+              </w:rPr>
+              <w:t>exit_speed</w:t>
+            </w:r>
+          </w:p>
+        </w:tc>
+        <w:tc>
+          <w:tcPr>
+            <w:tcW w:w="1742" w:type="dxa"/>
+          </w:tcPr>
+          <w:p>
+            <w:pPr>
+              <w:bidi w:val="0"/>
+              <w:spacing w:before="120" w:after="120"/>
+              <w:rPr>
+                <w:rFonts w:ascii="David" w:hAnsi="David" w:cs="David"/>
+              </w:rPr>
+            </w:pPr>
+            <w:r>
+              <w:rPr>
+                <w:rFonts w:ascii="David" w:hAnsi="David" w:cs="David"/>
+              </w:rPr>
+              <w:t>52</w:t>
+            </w:r>
+          </w:p>
+        </w:tc>
+        <w:tc>
+          <w:tcPr>
+            <w:tcW w:w="1743" w:type="dxa"/>
+          </w:tcPr>
+          <w:p>
+            <w:pPr>
+              <w:bidi w:val="0"/>
+              <w:spacing w:before="120" w:after="120"/>
+              <w:rPr>
+                <w:rFonts w:ascii="David" w:hAnsi="David" w:cs="David"/>
+              </w:rPr>
+            </w:pPr>
+            <w:r>
+              <w:rPr>
+                <w:rFonts w:ascii="David" w:hAnsi="David" w:cs="David"/>
+              </w:rPr>
+              <w:t>320</w:t>
+            </w:r>
+          </w:p>
+        </w:tc>
+        <w:tc>
+          <w:tcPr>
+            <w:tcW w:w="1743" w:type="dxa"/>
+          </w:tcPr>
+          <w:p>
+            <w:pPr>
+              <w:bidi w:val="0"/>
+              <w:spacing w:before="120" w:after="120"/>
+              <w:rPr>
+                <w:rFonts w:ascii="David" w:hAnsi="David" w:cs="David"/>
+              </w:rPr>
+            </w:pPr>
+            <w:r>
+              <w:rPr>
+                <w:rFonts w:ascii="David" w:hAnsi="David" w:cs="David"/>
+              </w:rPr>
+              <w:t>179.7773</w:t>
+            </w:r>
+          </w:p>
+        </w:tc>
+        <w:tc>
+          <w:tcPr>
+            <w:tcW w:w="1743" w:type="dxa"/>
+          </w:tcPr>
+          <w:p>
+            <w:pPr>
+              <w:bidi w:val="0"/>
+              <w:spacing w:before="120" w:after="120"/>
+              <w:rPr>
+                <w:rFonts w:ascii="David" w:hAnsi="David" w:cs="David"/>
+              </w:rPr>
+            </w:pPr>
+            <w:r>
+              <w:rPr>
+                <w:rFonts w:ascii="David" w:hAnsi="David" w:cs="David"/>
+              </w:rPr>
+              <w:t>179</w:t>
+            </w:r>
+          </w:p>
+        </w:tc>
+        <w:tc>
+          <w:tcPr>
+            <w:tcW w:w="1743" w:type="dxa"/>
+          </w:tcPr>
+          <w:p>
+            <w:pPr>
+              <w:bidi w:val="0"/>
+              <w:spacing w:before="120" w:after="120"/>
+              <w:rPr>
+                <w:rFonts w:ascii="David" w:hAnsi="David" w:cs="David"/>
+              </w:rPr>
+            </w:pPr>
+            <w:r>
+              <w:rPr>
+                <w:rFonts w:ascii="David" w:hAnsi="David" w:cs="David"/>
+              </w:rPr>
+              <w:t>4883.9458</w:t>
+            </w:r>
+          </w:p>
+        </w:tc>
+      </w:tr>
+      <w:tr>
+        <w:tc>
+          <w:tcPr>
+            <w:tcW w:w="1742" w:type="dxa"/>
+          </w:tcPr>
+          <w:p>
+            <w:pPr>
+              <w:bidi w:val="0"/>
+              <w:spacing w:before="120" w:after="120"/>
+              <w:rPr>
+                <w:rFonts w:ascii="David" w:hAnsi="David" w:cs="David"/>
+              </w:rPr>
+            </w:pPr>
+            <w:r>
+              <w:rPr>
+                <w:rFonts w:ascii="David" w:hAnsi="David" w:cs="David"/>
+              </w:rPr>
+              <w:t>speed_drop</w:t>
+            </w:r>
+          </w:p>
+        </w:tc>
+        <w:tc>
+          <w:tcPr>
+            <w:tcW w:w="1742" w:type="dxa"/>
+          </w:tcPr>
+          <w:p>
+            <w:pPr>
+              <w:bidi w:val="0"/>
+              <w:spacing w:before="120" w:after="120"/>
+              <w:rPr>
+                <w:rFonts w:ascii="David" w:hAnsi="David" w:cs="David"/>
+              </w:rPr>
+            </w:pPr>
+            <w:r>
+              <w:rPr>
+                <w:rFonts w:ascii="David" w:hAnsi="David" w:cs="David"/>
+              </w:rPr>
+              <w:t>0</w:t>
+            </w:r>
+          </w:p>
+        </w:tc>
+        <w:tc>
+          <w:tcPr>
+            <w:tcW w:w="1743" w:type="dxa"/>
+          </w:tcPr>
+          <w:p>
+            <w:pPr>
+              <w:bidi w:val="0"/>
+              <w:spacing w:before="120" w:after="120"/>
+              <w:rPr>
+                <w:rFonts w:ascii="David" w:hAnsi="David" w:cs="David"/>
+              </w:rPr>
+            </w:pPr>
+            <w:r>
+              <w:rPr>
+                <w:rFonts w:ascii="David" w:hAnsi="David" w:cs="David"/>
+              </w:rPr>
+              <w:t>178</w:t>
+            </w:r>
+          </w:p>
+        </w:tc>
+        <w:tc>
+          <w:tcPr>
+            <w:tcW w:w="1743" w:type="dxa"/>
+          </w:tcPr>
+          <w:p>
+            <w:pPr>
+              <w:bidi w:val="0"/>
+              <w:spacing w:before="120" w:after="120"/>
+              <w:rPr>
+                <w:rFonts w:ascii="David" w:hAnsi="David" w:cs="David"/>
+              </w:rPr>
+            </w:pPr>
+            <w:r>
+              <w:rPr>
+                <w:rFonts w:ascii="David" w:hAnsi="David" w:cs="David"/>
+              </w:rPr>
+              <w:t>36.8963</w:t>
+            </w:r>
+          </w:p>
+        </w:tc>
+        <w:tc>
+          <w:tcPr>
+            <w:tcW w:w="1743" w:type="dxa"/>
+          </w:tcPr>
+          <w:p>
+            <w:pPr>
+              <w:bidi w:val="0"/>
+              <w:spacing w:before="120" w:after="120"/>
+              <w:rPr>
+                <w:rFonts w:ascii="David" w:hAnsi="David" w:cs="David"/>
+              </w:rPr>
+            </w:pPr>
+            <w:r>
+              <w:rPr>
+                <w:rFonts w:ascii="David" w:hAnsi="David" w:cs="David"/>
+              </w:rPr>
+              <w:t>27</w:t>
+            </w:r>
+          </w:p>
+        </w:tc>
+        <w:tc>
+          <w:tcPr>
+            <w:tcW w:w="1743" w:type="dxa"/>
+          </w:tcPr>
+          <w:p>
+            <w:pPr>
+              <w:bidi w:val="0"/>
+              <w:spacing w:before="120" w:after="120"/>
+              <w:rPr>
+                <w:rFonts w:ascii="David" w:hAnsi="David" w:cs="David"/>
+              </w:rPr>
+            </w:pPr>
+            <w:r>
+              <w:rPr>
+                <w:rFonts w:ascii="David" w:hAnsi="David" w:cs="David"/>
+              </w:rPr>
+              <w:t>1467.3439</w:t>
+            </w:r>
+          </w:p>
+        </w:tc>
+      </w:tr>
+      <w:tr>
+        <w:tc>
+          <w:tcPr>
+            <w:tcW w:w="1742" w:type="dxa"/>
+          </w:tcPr>
+          <w:p>
+            <w:pPr>
+              <w:bidi w:val="0"/>
+              <w:spacing w:before="120" w:after="120"/>
+              <w:rPr>
+                <w:rFonts w:ascii="David" w:hAnsi="David" w:cs="David"/>
+              </w:rPr>
+            </w:pPr>
+            <w:r>
+              <w:rPr>
+                <w:rFonts w:ascii="David" w:hAnsi="David" w:cs="David"/>
+              </w:rPr>
+              <w:t>braking_pct_before_apex</w:t>
+            </w:r>
+          </w:p>
+        </w:tc>
+        <w:tc>
+          <w:tcPr>
+            <w:tcW w:w="1742" w:type="dxa"/>
+          </w:tcPr>
+          <w:p>
+            <w:pPr>
+              <w:bidi w:val="0"/>
+              <w:spacing w:before="120" w:after="120"/>
+              <w:rPr>
+                <w:rFonts w:ascii="David" w:hAnsi="David" w:cs="David"/>
+              </w:rPr>
+            </w:pPr>
+            <w:r>
+              <w:rPr>
+                <w:rFonts w:ascii="David" w:hAnsi="David" w:cs="David"/>
+              </w:rPr>
+              <w:t>0</w:t>
+            </w:r>
+          </w:p>
+        </w:tc>
+        <w:tc>
+          <w:tcPr>
+            <w:tcW w:w="1743" w:type="dxa"/>
+          </w:tcPr>
+          <w:p>
+            <w:pPr>
+              <w:bidi w:val="0"/>
+              <w:spacing w:before="120" w:after="120"/>
+              <w:rPr>
+                <w:rFonts w:ascii="David" w:hAnsi="David" w:cs="David"/>
+              </w:rPr>
+            </w:pPr>
+            <w:r>
+              <w:rPr>
+                <w:rFonts w:ascii="David" w:hAnsi="David" w:cs="David"/>
+              </w:rPr>
+              <w:t>1</w:t>
+            </w:r>
+          </w:p>
+        </w:tc>
+        <w:tc>
+          <w:tcPr>
+            <w:tcW w:w="1743" w:type="dxa"/>
+          </w:tcPr>
+          <w:p>
+            <w:pPr>
+              <w:bidi w:val="0"/>
+              <w:spacing w:before="120" w:after="120"/>
+              <w:rPr>
+                <w:rFonts w:ascii="David" w:hAnsi="David" w:cs="David"/>
+              </w:rPr>
+            </w:pPr>
+            <w:r>
+              <w:rPr>
+                <w:rFonts w:ascii="David" w:hAnsi="David" w:cs="David"/>
+              </w:rPr>
+              <w:t>0.3717</w:t>
+            </w:r>
+          </w:p>
+        </w:tc>
+        <w:tc>
+          <w:tcPr>
+            <w:tcW w:w="1743" w:type="dxa"/>
+          </w:tcPr>
+          <w:p>
+            <w:pPr>
+              <w:bidi w:val="0"/>
+              <w:spacing w:before="120" w:after="120"/>
+              <w:rPr>
+                <w:rFonts w:ascii="David" w:hAnsi="David" w:cs="David"/>
+              </w:rPr>
+            </w:pPr>
+            <w:r>
+              <w:rPr>
+                <w:rFonts w:ascii="David" w:hAnsi="David" w:cs="David"/>
+              </w:rPr>
+              <w:t>0.4245</w:t>
+            </w:r>
+          </w:p>
+        </w:tc>
+        <w:tc>
+          <w:tcPr>
+            <w:tcW w:w="1743" w:type="dxa"/>
+          </w:tcPr>
+          <w:p>
+            <w:pPr>
+              <w:bidi w:val="0"/>
+              <w:spacing w:before="120" w:after="120"/>
+              <w:rPr>
+                <w:rFonts w:ascii="David" w:hAnsi="David" w:cs="David"/>
+              </w:rPr>
+            </w:pPr>
+            <w:r>
+              <w:rPr>
+                <w:rFonts w:ascii="David" w:hAnsi="David" w:cs="David"/>
+              </w:rPr>
+              <w:t>0.1122</w:t>
+            </w:r>
+          </w:p>
+        </w:tc>
+      </w:tr>
+      <w:tr>
+        <w:tc>
+          <w:tcPr>
+            <w:tcW w:w="1742" w:type="dxa"/>
+          </w:tcPr>
+          <w:p>
+            <w:pPr>
+              <w:bidi w:val="0"/>
+              <w:spacing w:before="120" w:after="120"/>
+              <w:rPr>
+                <w:rFonts w:ascii="David" w:hAnsi="David" w:cs="David"/>
+              </w:rPr>
+            </w:pPr>
+            <w:r>
+              <w:rPr>
+                <w:rFonts w:ascii="David" w:hAnsi="David" w:cs="David"/>
+              </w:rPr>
+              <w:t>trail_braking_pct</w:t>
+            </w:r>
+          </w:p>
+        </w:tc>
+        <w:tc>
+          <w:tcPr>
+            <w:tcW w:w="1742" w:type="dxa"/>
+          </w:tcPr>
+          <w:p>
+            <w:pPr>
+              <w:bidi w:val="0"/>
+              <w:spacing w:before="120" w:after="120"/>
+              <w:rPr>
+                <w:rFonts w:ascii="David" w:hAnsi="David" w:cs="David"/>
+              </w:rPr>
+            </w:pPr>
+            <w:r>
+              <w:rPr>
+                <w:rFonts w:ascii="David" w:hAnsi="David" w:cs="David"/>
+              </w:rPr>
+              <w:t>0</w:t>
+            </w:r>
+          </w:p>
+        </w:tc>
+        <w:tc>
+          <w:tcPr>
+            <w:tcW w:w="1743" w:type="dxa"/>
+          </w:tcPr>
+          <w:p>
+            <w:pPr>
+              <w:bidi w:val="0"/>
+              <w:spacing w:before="120" w:after="120"/>
+              <w:rPr>
+                <w:rFonts w:ascii="David" w:hAnsi="David" w:cs="David"/>
+              </w:rPr>
+            </w:pPr>
+            <w:r>
+              <w:rPr>
+                <w:rFonts w:ascii="David" w:hAnsi="David" w:cs="David"/>
+              </w:rPr>
+              <w:t>1</w:t>
+            </w:r>
+          </w:p>
+        </w:tc>
+        <w:tc>
+          <w:tcPr>
+            <w:tcW w:w="1743" w:type="dxa"/>
+          </w:tcPr>
+          <w:p>
+            <w:pPr>
+              <w:bidi w:val="0"/>
+              <w:spacing w:before="120" w:after="120"/>
+              <w:rPr>
+                <w:rFonts w:ascii="David" w:hAnsi="David" w:cs="David"/>
+              </w:rPr>
+            </w:pPr>
+            <w:r>
+              <w:rPr>
+                <w:rFonts w:ascii="David" w:hAnsi="David" w:cs="David"/>
+              </w:rPr>
+              <w:t>0.3303</w:t>
+            </w:r>
+          </w:p>
+        </w:tc>
+        <w:tc>
+          <w:tcPr>
+            <w:tcW w:w="1743" w:type="dxa"/>
+          </w:tcPr>
+          <w:p>
+            <w:pPr>
+              <w:bidi w:val="0"/>
+              <w:spacing w:before="120" w:after="120"/>
+              <w:rPr>
+                <w:rFonts w:ascii="David" w:hAnsi="David" w:cs="David"/>
+              </w:rPr>
+            </w:pPr>
+            <w:r>
+              <w:rPr>
+                <w:rFonts w:ascii="David" w:hAnsi="David" w:cs="David"/>
+              </w:rPr>
+              <w:t>0.3062</w:t>
+            </w:r>
+          </w:p>
+        </w:tc>
+        <w:tc>
+          <w:tcPr>
+            <w:tcW w:w="1743" w:type="dxa"/>
+          </w:tcPr>
+          <w:p>
+            <w:pPr>
+              <w:bidi w:val="0"/>
+              <w:spacing w:before="120" w:after="120"/>
+              <w:rPr>
+                <w:rFonts w:ascii="David" w:hAnsi="David" w:cs="David"/>
+              </w:rPr>
+            </w:pPr>
+            <w:r>
+              <w:rPr>
+                <w:rFonts w:ascii="David" w:hAnsi="David" w:cs="David"/>
+              </w:rPr>
+              <w:t>0.108</w:t>
+            </w:r>
+          </w:p>
+        </w:tc>
+      </w:tr>
+      <w:tr>
+        <w:tc>
+          <w:tcPr>
+            <w:tcW w:w="1742" w:type="dxa"/>
+          </w:tcPr>
+          <w:p>
+            <w:pPr>
+              <w:bidi w:val="0"/>
+              <w:spacing w:before="120" w:after="120"/>
+              <w:rPr>
+                <w:rFonts w:ascii="David" w:hAnsi="David" w:cs="David"/>
+              </w:rPr>
+            </w:pPr>
+            <w:r>
+              <w:rPr>
+                <w:rFonts w:ascii="David" w:hAnsi="David" w:cs="David"/>
+              </w:rPr>
+              <w:lastRenderedPageBreak/>
+              <w:t>throttle_app_pct_after_apex</w:t>
+            </w:r>
+          </w:p>
+        </w:tc>
+        <w:tc>
+          <w:tcPr>
+            <w:tcW w:w="1742" w:type="dxa"/>
+          </w:tcPr>
+          <w:p>
+            <w:pPr>
+              <w:bidi w:val="0"/>
+              <w:spacing w:before="120" w:after="120"/>
+              <w:rPr>
+                <w:rFonts w:ascii="David" w:hAnsi="David" w:cs="David"/>
+              </w:rPr>
+            </w:pPr>
+            <w:r>
+              <w:rPr>
+                <w:rFonts w:ascii="David" w:hAnsi="David" w:cs="David"/>
+              </w:rPr>
+              <w:t>0</w:t>
+            </w:r>
+          </w:p>
+        </w:tc>
+        <w:tc>
+          <w:tcPr>
+            <w:tcW w:w="1743" w:type="dxa"/>
+          </w:tcPr>
+          <w:p>
+            <w:pPr>
+              <w:bidi w:val="0"/>
+              <w:spacing w:before="120" w:after="120"/>
+              <w:rPr>
+                <w:rFonts w:ascii="David" w:hAnsi="David" w:cs="David"/>
+              </w:rPr>
+            </w:pPr>
+            <w:r>
+              <w:rPr>
+                <w:rFonts w:ascii="David" w:hAnsi="David" w:cs="David"/>
+              </w:rPr>
+              <w:t>1</w:t>
+            </w:r>
+          </w:p>
+        </w:tc>
+        <w:tc>
+          <w:tcPr>
+            <w:tcW w:w="1743" w:type="dxa"/>
+          </w:tcPr>
+          <w:p>
+            <w:pPr>
+              <w:bidi w:val="0"/>
+              <w:spacing w:before="120" w:after="120"/>
+              <w:rPr>
+                <w:rFonts w:ascii="David" w:hAnsi="David" w:cs="David"/>
+              </w:rPr>
+            </w:pPr>
+            <w:r>
+              <w:rPr>
+                <w:rFonts w:ascii="David" w:hAnsi="David" w:cs="David"/>
+              </w:rPr>
+              <w:t>0.7615</w:t>
+            </w:r>
+          </w:p>
+        </w:tc>
+        <w:tc>
+          <w:tcPr>
+            <w:tcW w:w="1743" w:type="dxa"/>
+          </w:tcPr>
+          <w:p>
+            <w:pPr>
+              <w:bidi w:val="0"/>
+              <w:spacing w:before="120" w:after="120"/>
+              <w:rPr>
+                <w:rFonts w:ascii="David" w:hAnsi="David" w:cs="David"/>
+              </w:rPr>
+            </w:pPr>
+            <w:r>
+              <w:rPr>
+                <w:rFonts w:ascii="David" w:hAnsi="David" w:cs="David"/>
+              </w:rPr>
+              <w:t>1</w:t>
+            </w:r>
+          </w:p>
+        </w:tc>
+        <w:tc>
+          <w:tcPr>
+            <w:tcW w:w="1743" w:type="dxa"/>
+          </w:tcPr>
+          <w:p>
+            <w:pPr>
+              <w:bidi w:val="0"/>
+              <w:spacing w:before="120" w:after="120"/>
+              <w:rPr>
+                <w:rFonts w:ascii="David" w:hAnsi="David" w:cs="David"/>
+              </w:rPr>
+            </w:pPr>
+            <w:r>
+              <w:rPr>
+                <w:rFonts w:ascii="David" w:hAnsi="David" w:cs="David"/>
+              </w:rPr>
+              <w:t>0.1244</w:t>
+            </w:r>
+          </w:p>
+        </w:tc>
+      </w:tr>
+      <w:tr>
+        <w:tc>
+          <w:tcPr>
+            <w:tcW w:w="1742" w:type="dxa"/>
+          </w:tcPr>
+          <w:p>
+            <w:pPr>
+              <w:bidi w:val="0"/>
+              <w:spacing w:before="120" w:after="120"/>
+              <w:rPr>
+                <w:rFonts w:ascii="David" w:hAnsi="David" w:cs="David"/>
+              </w:rPr>
+            </w:pPr>
+            <w:r>
+              <w:rPr>
+                <w:rFonts w:ascii="David" w:hAnsi="David" w:cs="David"/>
+              </w:rPr>
+              <w:t>coasting_pct</w:t>
+            </w:r>
+          </w:p>
+        </w:tc>
+        <w:tc>
+          <w:tcPr>
+            <w:tcW w:w="1742" w:type="dxa"/>
+          </w:tcPr>
+          <w:p>
+            <w:pPr>
+              <w:bidi w:val="0"/>
+              <w:spacing w:before="120" w:after="120"/>
+              <w:rPr>
+                <w:rFonts w:ascii="David" w:hAnsi="David" w:cs="David"/>
+              </w:rPr>
+            </w:pPr>
+            <w:r>
+              <w:rPr>
+                <w:rFonts w:ascii="David" w:hAnsi="David" w:cs="David"/>
+              </w:rPr>
+              <w:t>0</w:t>
+            </w:r>
+          </w:p>
+        </w:tc>
+        <w:tc>
+          <w:tcPr>
+            <w:tcW w:w="1743" w:type="dxa"/>
+          </w:tcPr>
+          <w:p>
+            <w:pPr>
+              <w:bidi w:val="0"/>
+              <w:spacing w:before="120" w:after="120"/>
+              <w:rPr>
+                <w:rFonts w:ascii="David" w:hAnsi="David" w:cs="David"/>
+              </w:rPr>
+            </w:pPr>
+            <w:r>
+              <w:rPr>
+                <w:rFonts w:ascii="David" w:hAnsi="David" w:cs="David"/>
+              </w:rPr>
+              <w:t>0.815</w:t>
+            </w:r>
+          </w:p>
+        </w:tc>
+        <w:tc>
+          <w:tcPr>
+            <w:tcW w:w="1743" w:type="dxa"/>
+          </w:tcPr>
+          <w:p>
+            <w:pPr>
+              <w:bidi w:val="0"/>
+              <w:spacing w:before="120" w:after="120"/>
+              <w:rPr>
+                <w:rFonts w:ascii="David" w:hAnsi="David" w:cs="David"/>
+              </w:rPr>
+            </w:pPr>
+            <w:r>
+              <w:rPr>
+                <w:rFonts w:ascii="David" w:hAnsi="David" w:cs="David"/>
+              </w:rPr>
+              <w:t>0.096</w:t>
+            </w:r>
+          </w:p>
+        </w:tc>
+        <w:tc>
+          <w:tcPr>
+            <w:tcW w:w="1743" w:type="dxa"/>
+          </w:tcPr>
+          <w:p>
+            <w:pPr>
+              <w:bidi w:val="0"/>
+              <w:spacing w:before="120" w:after="120"/>
+              <w:rPr>
+                <w:rFonts w:ascii="David" w:hAnsi="David" w:cs="David"/>
+              </w:rPr>
+            </w:pPr>
+            <w:r>
+              <w:rPr>
+                <w:rFonts w:ascii="David" w:hAnsi="David" w:cs="David"/>
+              </w:rPr>
+              <w:t>0</w:t>
+            </w:r>
+          </w:p>
+        </w:tc>
+        <w:tc>
+          <w:tcPr>
+            <w:tcW w:w="1743" w:type="dxa"/>
+          </w:tcPr>
+          <w:p>
+            <w:pPr>
+              <w:bidi w:val="0"/>
+              <w:spacing w:before="120" w:after="120"/>
+              <w:rPr>
+                <w:rFonts w:ascii="David" w:hAnsi="David" w:cs="David"/>
+              </w:rPr>
+            </w:pPr>
+            <w:r>
+              <w:rPr>
+                <w:rFonts w:ascii="David" w:hAnsi="David" w:cs="David"/>
+              </w:rPr>
+              <w:t>0.0184</w:t>
+            </w:r>
+          </w:p>
+        </w:tc>
+      </w:tr>
+      <w:tr>
+        <w:tc>
+          <w:tcPr>
+            <w:tcW w:w="1742" w:type="dxa"/>
+          </w:tcPr>
+          <w:p>
+            <w:pPr>
+              <w:bidi w:val="0"/>
+              <w:spacing w:before="120" w:after="120"/>
+              <w:rPr>
+                <w:rFonts w:ascii="David" w:hAnsi="David" w:cs="David"/>
+              </w:rPr>
+            </w:pPr>
+            <w:r>
+              <w:rPr>
+                <w:rFonts w:ascii="David" w:hAnsi="David" w:cs="David"/>
+              </w:rPr>
+              <w:t>braking_time_pct</w:t>
+            </w:r>
+          </w:p>
+        </w:tc>
+        <w:tc>
+          <w:tcPr>
+            <w:tcW w:w="1742" w:type="dxa"/>
+          </w:tcPr>
+          <w:p>
+            <w:pPr>
+              <w:bidi w:val="0"/>
+              <w:spacing w:before="120" w:after="120"/>
+              <w:rPr>
+                <w:rFonts w:ascii="David" w:hAnsi="David" w:cs="David"/>
+              </w:rPr>
+            </w:pPr>
+            <w:r>
+              <w:rPr>
+                <w:rFonts w:ascii="David" w:hAnsi="David" w:cs="David"/>
+              </w:rPr>
+              <w:t>0</w:t>
+            </w:r>
+          </w:p>
+        </w:tc>
+        <w:tc>
+          <w:tcPr>
+            <w:tcW w:w="1743" w:type="dxa"/>
+          </w:tcPr>
+          <w:p>
+            <w:pPr>
+              <w:bidi w:val="0"/>
+              <w:spacing w:before="120" w:after="120"/>
+              <w:rPr>
+                <w:rFonts w:ascii="David" w:hAnsi="David" w:cs="David"/>
+              </w:rPr>
+            </w:pPr>
+            <w:r>
+              <w:rPr>
+                <w:rFonts w:ascii="David" w:hAnsi="David" w:cs="David"/>
+              </w:rPr>
+              <w:t>1</w:t>
+            </w:r>
+          </w:p>
+        </w:tc>
+        <w:tc>
+          <w:tcPr>
+            <w:tcW w:w="1743" w:type="dxa"/>
+          </w:tcPr>
+          <w:p>
+            <w:pPr>
+              <w:bidi w:val="0"/>
+              <w:spacing w:before="120" w:after="120"/>
+              <w:rPr>
+                <w:rFonts w:ascii="David" w:hAnsi="David" w:cs="David"/>
+              </w:rPr>
+            </w:pPr>
+            <w:r>
+              <w:rPr>
+                <w:rFonts w:ascii="David" w:hAnsi="David" w:cs="David"/>
+              </w:rPr>
+              <w:t>0.2614</w:t>
+            </w:r>
+          </w:p>
+        </w:tc>
+        <w:tc>
+          <w:tcPr>
+            <w:tcW w:w="1743" w:type="dxa"/>
+          </w:tcPr>
+          <w:p>
+            <w:pPr>
+              <w:bidi w:val="0"/>
+              <w:spacing w:before="120" w:after="120"/>
+              <w:rPr>
+                <w:rFonts w:ascii="David" w:hAnsi="David" w:cs="David"/>
+              </w:rPr>
+            </w:pPr>
+            <w:r>
+              <w:rPr>
+                <w:rFonts w:ascii="David" w:hAnsi="David" w:cs="David"/>
+              </w:rPr>
+              <w:t>0.25</w:t>
+            </w:r>
+          </w:p>
+        </w:tc>
+        <w:tc>
+          <w:tcPr>
+            <w:tcW w:w="1743" w:type="dxa"/>
+          </w:tcPr>
+          <w:p>
+            <w:pPr>
+              <w:bidi w:val="0"/>
+              <w:spacing w:before="120" w:after="120"/>
+              <w:rPr>
+                <w:rFonts w:ascii="David" w:hAnsi="David" w:cs="David"/>
+              </w:rPr>
+            </w:pPr>
+            <w:r>
+              <w:rPr>
+                <w:rFonts w:ascii="David" w:hAnsi="David" w:cs="David"/>
+              </w:rPr>
+              <w:t>0.0662</w:t>
+            </w:r>
+          </w:p>
+        </w:tc>
+      </w:tr>
+      <w:tr>
+        <w:tc>
+          <w:tcPr>
+            <w:tcW w:w="1742" w:type="dxa"/>
+          </w:tcPr>
+          <w:p>
+            <w:pPr>
+              <w:bidi w:val="0"/>
+              <w:spacing w:before="120" w:after="120"/>
+              <w:rPr>
+                <w:rFonts w:ascii="David" w:hAnsi="David" w:cs="David"/>
+              </w:rPr>
+            </w:pPr>
+            <w:r>
+              <w:rPr>
+                <w:rFonts w:ascii="David" w:hAnsi="David" w:cs="David"/>
+              </w:rPr>
+              <w:t>average_throttle</w:t>
+            </w:r>
+          </w:p>
+        </w:tc>
+        <w:tc>
+          <w:tcPr>
+            <w:tcW w:w="1742" w:type="dxa"/>
+          </w:tcPr>
+          <w:p>
+            <w:pPr>
+              <w:bidi w:val="0"/>
+              <w:spacing w:before="120" w:after="120"/>
+              <w:rPr>
+                <w:rFonts w:ascii="David" w:hAnsi="David" w:cs="David"/>
+              </w:rPr>
+            </w:pPr>
+            <w:r>
+              <w:rPr>
+                <w:rFonts w:ascii="David" w:hAnsi="David" w:cs="David"/>
+              </w:rPr>
+              <w:t>0</w:t>
+            </w:r>
+          </w:p>
+        </w:tc>
+        <w:tc>
+          <w:tcPr>
+            <w:tcW w:w="1743" w:type="dxa"/>
+          </w:tcPr>
+          <w:p>
+            <w:pPr>
+              <w:bidi w:val="0"/>
+              <w:spacing w:before="120" w:after="120"/>
+              <w:rPr>
+                <w:rFonts w:ascii="David" w:hAnsi="David" w:cs="David"/>
+              </w:rPr>
+            </w:pPr>
+            <w:r>
+              <w:rPr>
+                <w:rFonts w:ascii="David" w:hAnsi="David" w:cs="David"/>
+              </w:rPr>
+              <w:t>100</w:t>
+            </w:r>
+          </w:p>
+        </w:tc>
+        <w:tc>
+          <w:tcPr>
+            <w:tcW w:w="1743" w:type="dxa"/>
+          </w:tcPr>
+          <w:p>
+            <w:pPr>
+              <w:bidi w:val="0"/>
+              <w:spacing w:before="120" w:after="120"/>
+              <w:rPr>
+                <w:rFonts w:ascii="David" w:hAnsi="David" w:cs="David"/>
+              </w:rPr>
+            </w:pPr>
+            <w:r>
+              <w:rPr>
+                <w:rFonts w:ascii="David" w:hAnsi="David" w:cs="David"/>
+              </w:rPr>
+              <w:t>47.3506</w:t>
+            </w:r>
+          </w:p>
+        </w:tc>
+        <w:tc>
+          <w:tcPr>
+            <w:tcW w:w="1743" w:type="dxa"/>
+          </w:tcPr>
+          <w:p>
+            <w:pPr>
+              <w:bidi w:val="0"/>
+              <w:spacing w:before="120" w:after="120"/>
+              <w:rPr>
+                <w:rFonts w:ascii="David" w:hAnsi="David" w:cs="David"/>
+              </w:rPr>
+            </w:pPr>
+            <w:r>
+              <w:rPr>
+                <w:rFonts w:ascii="David" w:hAnsi="David" w:cs="David"/>
+              </w:rPr>
+              <w:t>40.6154</w:t>
+            </w:r>
+          </w:p>
+        </w:tc>
+        <w:tc>
+          <w:tcPr>
+            <w:tcW w:w="1743" w:type="dxa"/>
+          </w:tcPr>
+          <w:p>
+            <w:pPr>
+              <w:bidi w:val="0"/>
+              <w:spacing w:before="120" w:after="120"/>
+              <w:rPr>
+                <w:rFonts w:ascii="David" w:hAnsi="David" w:cs="David"/>
+              </w:rPr>
+            </w:pPr>
+            <w:r>
+              <w:rPr>
+                <w:rFonts w:ascii="David" w:hAnsi="David" w:cs="David"/>
+              </w:rPr>
+              <w:t>1198.2503</w:t>
+            </w:r>
+          </w:p>
+        </w:tc>
+      </w:tr>
+      <w:tr>
+        <w:tc>
+          <w:tcPr>
+            <w:tcW w:w="1742" w:type="dxa"/>
+          </w:tcPr>
+          <w:p>
+            <w:pPr>
+              <w:bidi w:val="0"/>
+              <w:spacing w:before="120" w:after="120"/>
+              <w:rPr>
+                <w:rFonts w:ascii="David" w:hAnsi="David" w:cs="David"/>
+              </w:rPr>
+            </w:pPr>
+            <w:r>
+              <w:rPr>
+                <w:rFonts w:ascii="David" w:hAnsi="David" w:cs="David"/>
+              </w:rPr>
+              <w:t>min_gear</w:t>
+            </w:r>
+          </w:p>
+        </w:tc>
+        <w:tc>
+          <w:tcPr>
+            <w:tcW w:w="1742" w:type="dxa"/>
+          </w:tcPr>
+          <w:p>
+            <w:pPr>
+              <w:bidi w:val="0"/>
+              <w:spacing w:before="120" w:after="120"/>
+              <w:rPr>
+                <w:rFonts w:ascii="David" w:hAnsi="David" w:cs="David"/>
+              </w:rPr>
+            </w:pPr>
+            <w:r>
+              <w:rPr>
+                <w:rFonts w:ascii="David" w:hAnsi="David" w:cs="David"/>
+              </w:rPr>
+              <w:t>2</w:t>
+            </w:r>
+          </w:p>
+        </w:tc>
+        <w:tc>
+          <w:tcPr>
+            <w:tcW w:w="1743" w:type="dxa"/>
+          </w:tcPr>
+          <w:p>
+            <w:pPr>
+              <w:bidi w:val="0"/>
+              <w:spacing w:before="120" w:after="120"/>
+              <w:rPr>
+                <w:rFonts w:ascii="David" w:hAnsi="David" w:cs="David"/>
+              </w:rPr>
+            </w:pPr>
+            <w:r>
+              <w:rPr>
+                <w:rFonts w:ascii="David" w:hAnsi="David" w:cs="David"/>
+              </w:rPr>
+              <w:t>8</w:t>
+            </w:r>
+          </w:p>
+        </w:tc>
+        <w:tc>
+          <w:tcPr>
+            <w:tcW w:w="1743" w:type="dxa"/>
+          </w:tcPr>
+          <w:p>
+            <w:pPr>
+              <w:bidi w:val="0"/>
+              <w:spacing w:before="120" w:after="120"/>
+              <w:rPr>
+                <w:rFonts w:ascii="David" w:hAnsi="David" w:cs="David"/>
+              </w:rPr>
+            </w:pPr>
+            <w:r>
+              <w:rPr>
+                <w:rFonts w:ascii="David" w:hAnsi="David" w:cs="David"/>
+              </w:rPr>
+              <w:t>4.3607</w:t>
+            </w:r>
+          </w:p>
+        </w:tc>
+        <w:tc>
+          <w:tcPr>
+            <w:tcW w:w="1743" w:type="dxa"/>
+          </w:tcPr>
+          <w:p>
+            <w:pPr>
+              <w:bidi w:val="0"/>
+              <w:spacing w:before="120" w:after="120"/>
+              <w:rPr>
+                <w:rFonts w:ascii="David" w:hAnsi="David" w:cs="David"/>
+              </w:rPr>
+            </w:pPr>
+            <w:r>
+              <w:rPr>
+                <w:rFonts w:ascii="David" w:hAnsi="David" w:cs="David"/>
+              </w:rPr>
+              <w:t>4</w:t>
+            </w:r>
+          </w:p>
+        </w:tc>
+        <w:tc>
+          <w:tcPr>
+            <w:tcW w:w="1743" w:type="dxa"/>
+          </w:tcPr>
+          <w:p>
+            <w:pPr>
+              <w:bidi w:val="0"/>
+              <w:spacing w:before="120" w:after="120"/>
+              <w:rPr>
+                <w:rFonts w:ascii="David" w:hAnsi="David" w:cs="David"/>
+              </w:rPr>
+            </w:pPr>
+            <w:r>
+              <w:rPr>
+                <w:rFonts w:ascii="David" w:hAnsi="David" w:cs="David"/>
+              </w:rPr>
+              <w:t>2.7687</w:t>
+            </w:r>
+          </w:p>
+        </w:tc>
+      </w:tr>
+      <w:tr>
+        <w:tc>
+          <w:tcPr>
+            <w:tcW w:w="1742" w:type="dxa"/>
+          </w:tcPr>
+          <w:p>
+            <w:pPr>
+              <w:bidi w:val="0"/>
+              <w:spacing w:before="120" w:after="120"/>
+              <w:rPr>
+                <w:rFonts w:ascii="David" w:hAnsi="David" w:cs="David"/>
+              </w:rPr>
+            </w:pPr>
+            <w:r>
+              <w:rPr>
+                <w:rFonts w:ascii="David" w:hAnsi="David" w:cs="David"/>
+              </w:rPr>
+              <w:t>average_speed</w:t>
+            </w:r>
+          </w:p>
+        </w:tc>
+        <w:tc>
+          <w:tcPr>
+            <w:tcW w:w="1742" w:type="dxa"/>
+          </w:tcPr>
+          <w:p>
+            <w:pPr>
+              <w:bidi w:val="0"/>
+              <w:spacing w:before="120" w:after="120"/>
+              <w:rPr>
+                <w:rFonts w:ascii="David" w:hAnsi="David" w:cs="David"/>
+              </w:rPr>
+            </w:pPr>
+            <w:r>
+              <w:rPr>
+                <w:rFonts w:ascii="David" w:hAnsi="David" w:cs="David"/>
+              </w:rPr>
+              <w:t>60.3077</w:t>
+            </w:r>
+          </w:p>
+        </w:tc>
+        <w:tc>
+          <w:tcPr>
+            <w:tcW w:w="1743" w:type="dxa"/>
+          </w:tcPr>
+          <w:p>
+            <w:pPr>
+              <w:bidi w:val="0"/>
+              <w:spacing w:before="120" w:after="120"/>
+              <w:rPr>
+                <w:rFonts w:ascii="David" w:hAnsi="David" w:cs="David"/>
+              </w:rPr>
+            </w:pPr>
+            <w:r>
+              <w:rPr>
+                <w:rFonts w:ascii="David" w:hAnsi="David" w:cs="David"/>
+              </w:rPr>
+              <w:t>321.5714</w:t>
+            </w:r>
+          </w:p>
+        </w:tc>
+        <w:tc>
+          <w:tcPr>
+            <w:tcW w:w="1743" w:type="dxa"/>
+          </w:tcPr>
+          <w:p>
+            <w:pPr>
+              <w:bidi w:val="0"/>
+              <w:spacing w:before="120" w:after="120"/>
+              <w:rPr>
+                <w:rFonts w:ascii="David" w:hAnsi="David" w:cs="David"/>
+              </w:rPr>
+            </w:pPr>
+            <w:r>
+              <w:rPr>
+                <w:rFonts w:ascii="David" w:hAnsi="David" w:cs="David"/>
+              </w:rPr>
+              <w:t>178.9551</w:t>
+            </w:r>
+          </w:p>
+        </w:tc>
+        <w:tc>
+          <w:tcPr>
+            <w:tcW w:w="1743" w:type="dxa"/>
+          </w:tcPr>
+          <w:p>
+            <w:pPr>
+              <w:bidi w:val="0"/>
+              <w:spacing w:before="120" w:after="120"/>
+              <w:rPr>
+                <w:rFonts w:ascii="David" w:hAnsi="David" w:cs="David"/>
+              </w:rPr>
+            </w:pPr>
+            <w:r>
+              <w:rPr>
+                <w:rFonts w:ascii="David" w:hAnsi="David" w:cs="David"/>
+              </w:rPr>
+              <w:t>176</w:t>
+            </w:r>
+          </w:p>
+        </w:tc>
+        <w:tc>
+          <w:tcPr>
+            <w:tcW w:w="1743" w:type="dxa"/>
+          </w:tcPr>
+          <w:p>
+            <w:pPr>
+              <w:bidi w:val="0"/>
+              <w:spacing w:before="120" w:after="120"/>
+              <w:rPr>
+                <w:rFonts w:ascii="David" w:hAnsi="David" w:cs="David"/>
+              </w:rPr>
+            </w:pPr>
+            <w:r>
+              <w:rPr>
+                <w:rFonts w:ascii="David" w:hAnsi="David" w:cs="David"/>
+              </w:rPr>
+              <w:t>4389.51</w:t>
+            </w:r>
+          </w:p>
+        </w:tc>
+      </w:tr>
+    </w:tbl>
+    <w:p>
+      <w:pPr>
+        <w:spacing w:after="0" w:line="360" w:lineRule="auto"/>
+        <w:rPr>
+          <w:rFonts w:ascii="David" w:hAnsi="David" w:cs="David"/>
+        </w:rPr>
+      </w:pPr>
+    </w:p>
+    <w:p>
+      <w:pPr>
+        <w:bidi w:val="0"/>
+        <w:spacing w:after="0" w:line="360" w:lineRule="auto"/>
+        <w:rPr>
+          <w:rFonts w:ascii="David" w:hAnsi="David" w:cs="David"/>
+          <w:u w:val="single"/>
+        </w:rPr>
+      </w:pPr>
+      <w:r>
+        <w:rPr>
+          <w:rFonts w:ascii="David" w:hAnsi="David" w:cs="David"/>
+          <w:u w:val="single"/>
+        </w:rPr>
+        <w:t>Missing values:</w:t>
+      </w:r>
+    </w:p>
+    <w:p>
+      <w:pPr>
+        <w:bidi w:val="0"/>
+        <w:spacing w:after="0" w:line="360" w:lineRule="auto"/>
+        <w:rPr>
+          <w:rFonts w:ascii="David" w:hAnsi="David" w:cs="David"/>
+          <w:rtl/>
+        </w:rPr>
+      </w:pPr>
+      <w:r>
+        <w:rPr>
+          <w:rFonts w:ascii="David" w:hAnsi="David" w:cs="David"/>
+        </w:rPr>
+        <w:t>Our data is imported through the API of the project “OpenF1”, that aims to make official data from races accecible to the public for research purposes. In addition to making the data accesible, the project already filters any missing value caused by technical issues like damaged sensors. Therfore, we cannot calculate the precentage of missing values from the entire dataset.</w:t>
+      </w:r>
+    </w:p>
+    <w:p>
+      <w:pPr>
+        <w:spacing w:after="0" w:line="360" w:lineRule="auto"/>
+        <w:rPr>
+          <w:rFonts w:ascii="David" w:hAnsi="David" w:cs="David" w:hint="cs"/>
+          <w:rtl/>
+        </w:rPr>
+      </w:pPr>
+    </w:p>
+    <w:p>
+      <w:pPr>
+        <w:bidi w:val="0"/>
+        <w:spacing w:after="0" w:line="360" w:lineRule="auto"/>
+        <w:rPr>
+          <w:rFonts w:ascii="David" w:hAnsi="David" w:cs="David"/>
+        </w:rPr>
+      </w:pPr>
+      <w:r>
+        <w:rPr>
+          <w:rFonts w:ascii="David" w:hAnsi="David" w:cs="David"/>
+        </w:rPr>
+        <w:t>Although the data was already “cleaned” from technical missing values, it has obvious theoretical missing values that may impact how well the data reflects the reality of an actual F1 race:</w:t>
+      </w:r>
+    </w:p>
+    <w:p>
+      <w:pPr>
+        <w:pStyle w:val="ListParagraph"/>
+        <w:numPr>
+          <w:ilvl w:val="0"/>
+          <w:numId w:val="13"/>
+        </w:numPr>
+        <w:bidi w:val="0"/>
+        <w:spacing w:after="0" w:line="360" w:lineRule="auto"/>
+        <w:rPr>
+          <w:rFonts w:ascii="David" w:hAnsi="David" w:cs="David"/>
+        </w:rPr>
+      </w:pPr>
+      <w:r>
+        <w:rPr>
+          <w:rFonts w:ascii="David" w:hAnsi="David" w:cs="David"/>
+        </w:rPr>
+        <w:t>There are approximatly 0.25 seconds between samples (the sample rate is 3.7Hz), in which, assuming the driver drives at an average of 200 km/h, the driver covers around 15 meters, that can be vital to learning his behavior during a turn.</w:t>
+      </w:r>
+    </w:p>
+    <w:p>
+      <w:pPr>
+        <w:pStyle w:val="ListParagraph"/>
+        <w:numPr>
+          <w:ilvl w:val="0"/>
+          <w:numId w:val="13"/>
+        </w:numPr>
+        <w:bidi w:val="0"/>
+        <w:spacing w:after="0" w:line="360" w:lineRule="auto"/>
+        <w:rPr>
+          <w:rFonts w:ascii="David" w:hAnsi="David" w:cs="David"/>
+        </w:rPr>
+      </w:pPr>
+      <w:r>
+        <w:rPr>
+          <w:rFonts w:ascii="David" w:hAnsi="David" w:cs="David"/>
+        </w:rPr>
+        <w:t>In the start and end point of each lap there is a gap of a few seconds in which the sensors of the cars stop producing new data. This gap can register as a turn when using our calculations, that relay on the change in location of the driver, thus generating noise that can affect the clustering.</w:t>
+      </w:r>
+    </w:p>
+    <w:p>
+      <w:pPr>
+        <w:bidi w:val="0"/>
+        <w:spacing w:after="0" w:line="360" w:lineRule="auto"/>
+        <w:rPr>
+          <w:rFonts w:ascii="David" w:hAnsi="David" w:cs="David"/>
+        </w:rPr>
+      </w:pPr>
+    </w:p>
+    <w:p>
+      <w:pPr>
+        <w:bidi w:val="0"/>
+        <w:spacing w:after="0" w:line="360" w:lineRule="auto"/>
+        <w:rPr>
+          <w:rFonts w:ascii="David" w:hAnsi="David" w:cs="David"/>
+          <w:u w:val="single"/>
+        </w:rPr>
+      </w:pPr>
+      <w:r>
+        <w:rPr>
+          <w:rFonts w:ascii="David" w:hAnsi="David" w:cs="David"/>
+          <w:u w:val="single"/>
+        </w:rPr>
+        <w:t>Outliers:</w:t>
+      </w:r>
+    </w:p>
+    <w:p>
+      <w:pPr>
+        <w:bidi w:val="0"/>
+        <w:spacing w:after="0" w:line="360" w:lineRule="auto"/>
+        <w:rPr>
+          <w:rFonts w:ascii="David" w:hAnsi="David" w:cs="David"/>
+        </w:rPr>
+      </w:pPr>
+      <w:r>
+        <w:rPr>
+          <w:rFonts w:ascii="David" w:hAnsi="David" w:cs="David"/>
+        </w:rPr>
+        <w:t>For the raw data</w:t>
+      </w:r>
+      <w:r>
+        <w:rPr>
+          <w:noProof/>
+        </w:rPr>
+        <w:drawing>
+          <wp:anchor distT="0" distB="0" distL="114300" distR="114300" simplePos="0" relativeHeight="251659264" behindDoc="0" locked="0" layoutInCell="1" allowOverlap="1" wp14:anchorId="0F866B26" wp14:editId="32C9579D">
+            <wp:simplePos x="0" y="0"/>
+            <wp:positionH relativeFrom="page">
+              <wp:align>center</wp:align>
+            </wp:positionH>
+            <wp:positionV relativeFrom="paragraph">
+              <wp:posOffset>485775</wp:posOffset>
+            </wp:positionV>
+            <wp:extent cx="4381200" cy="2412000"/>
+            <wp:effectExtent l="0" t="0" r="635" b="1270"/>
+            <wp:wrapTopAndBottom/>
+            <wp:docPr id="956308260" name="Picture 1"/>
+            <wp:cNvGraphicFramePr>
+              <a:graphicFrameLocks xmlns:a="http://schemas.openxmlformats.org/drawingml/2006/main" noChangeAspect="1"/>
+            </wp:cNvGraphicFramePr>
+            <a:graphic xmlns:a="http://schemas.openxmlformats.org/drawingml/2006/main">
+              <a:graphicData uri="http://schemas.openxmlformats.org/drawingml/2006/picture">
+                <pic:pic xmlns:pic="http://schemas.openxmlformats.org/drawingml/2006/picture">
+                  <pic:nvPicPr>
+                    <pic:cNvPr id="956308260" name=""/>
+                    <pic:cNvPicPr/>
+                  </pic:nvPicPr>
+                  <pic:blipFill>
+                    <a:blip r:embed="rId7" cstate="print">
+                      <a:extLst>
+                        <a:ext uri="{28A0092B-C50C-407E-A947-70E740481C1C}">
+                          <a14:useLocalDpi xmlns:a14="http://schemas.microsoft.com/office/drawing/2010/main" val="0"/>
+                        </a:ext>
+                      </a:extLst>
+                    </a:blip>
+                    <a:stretch>
+                      <a:fillRect/>
+                    </a:stretch>
+                  </pic:blipFill>
+                  <pic:spPr>
+                    <a:xfrm>
+                      <a:off x="0" y="0"/>
+                      <a:ext cx="4381200" cy="2412000"/>
+                    </a:xfrm>
+                    <a:prstGeom prst="rect">
+                      <a:avLst/>
+                    </a:prstGeom>
+                  </pic:spPr>
+                </pic:pic>
+              </a:graphicData>
+            </a:graphic>
+            <wp14:sizeRelH relativeFrom="page">
+              <wp14:pctWidth>0</wp14:pctWidth>
+            </wp14:sizeRelH>
+            <wp14:sizeRelV relativeFrom="page">
+              <wp14:pctHeight>0</wp14:pctHeight>
+            </wp14:sizeRelV>
+          </wp:anchor>
+        </w:drawing>
+      </w:r>
+      <w:r>
+        <w:rPr>
+          <w:rFonts w:ascii="David" w:hAnsi="David" w:cs="David"/>
+        </w:rPr>
+        <w:t>, t</w:t>
+      </w:r>
+      <w:r>
+        <w:rPr>
+          <w:rFonts w:ascii="David" w:hAnsi="David" w:cs="David"/>
+        </w:rPr>
+        <w:t>here are almost no extreme outliers, and those that exist are mostly the measurements errors, we can look for example on the box plot for the speed of the drivers:</w:t>
+      </w:r>
+    </w:p>
+    <w:p>
+      <w:pPr>
+        <w:bidi w:val="0"/>
+        <w:spacing w:after="0" w:line="360" w:lineRule="auto"/>
+        <w:rPr>
+          <w:rFonts w:ascii="David" w:hAnsi="David" w:cs="David"/>
+        </w:rPr>
+      </w:pPr>
+    </w:p>
+    <w:p>
+      <w:pPr>
+        <w:bidi w:val="0"/>
+        <w:spacing w:after="0" w:line="360" w:lineRule="auto"/>
+        <w:rPr>
+          <w:rFonts w:ascii="David" w:hAnsi="David" w:cs="David"/>
+        </w:rPr>
+      </w:pPr>
+      <w:r>
+        <w:rPr>
+          <w:rFonts w:ascii="David" w:hAnsi="David" w:cs="David"/>
+        </w:rPr>
+        <w:t>Since this is not the data we perform the clustering on, and considering we filter the data while processing it, these outliers and measurement errors</w:t>
+      </w:r>
+      <w:r>
+        <w:rPr>
+          <w:rFonts w:ascii="David" w:hAnsi="David" w:cs="David" w:hint="cs"/>
+          <w:rtl/>
+        </w:rPr>
+        <w:t xml:space="preserve"> </w:t>
+      </w:r>
+      <w:r>
+        <w:rPr>
+          <w:rFonts w:ascii="David" w:hAnsi="David" w:cs="David"/>
+        </w:rPr>
+        <w:t>did</w:t>
+      </w:r>
+      <w:r>
+        <w:rPr>
+          <w:rFonts w:ascii="David" w:hAnsi="David" w:cs="David"/>
+        </w:rPr>
+        <w:t xml:space="preserve"> not affect the clustering process.</w:t>
+      </w:r>
+    </w:p>
+    <w:p>
+      <w:pPr>
+        <w:bidi w:val="0"/>
+        <w:spacing w:after="0" w:line="360" w:lineRule="auto"/>
+        <w:rPr>
+          <w:rFonts w:ascii="David" w:hAnsi="David" w:cs="David"/>
+        </w:rPr>
+      </w:pPr>
+      <w:r>
+        <w:rPr>
+          <w:rFonts w:ascii="David" w:hAnsi="David" w:cs="David"/>
+        </w:rPr>
+        <w:t xml:space="preserve">In contrast to the raw data, the processed data has </w:t>
+      </w:r>
+      <w:r>
+        <w:rPr>
+          <w:rFonts w:ascii="David" w:hAnsi="David" w:cs="David"/>
+        </w:rPr>
+        <w:t>many extreme outliers in almost every parameter, for example, let’s look at the box plot for the speed drop</w:t>
+      </w:r>
+      <w:r>
+        <w:rPr>
+          <w:rFonts w:ascii="David" w:hAnsi="David" w:cs="David"/>
+        </w:rPr>
+        <w:t>:</w:t>
+      </w:r>
+    </w:p>
+    <w:p>
+      <w:pPr>
+        <w:bidi w:val="0"/>
+        <w:spacing w:after="0" w:line="360" w:lineRule="auto"/>
+        <w:rPr>
+          <w:rFonts w:ascii="David" w:hAnsi="David" w:cs="David"/>
+        </w:rPr>
+      </w:pPr>
+      <w:r>
+        <w:rPr>
+          <w:rFonts w:ascii="David" w:hAnsi="David" w:cs="David"/>
+          <w:noProof/>
+        </w:rPr>
+        <w:lastRenderedPageBreak/>
+        <w:drawing>
+          <wp:anchor distT="0" distB="0" distL="114300" distR="114300" simplePos="0" relativeHeight="251661312" behindDoc="0" locked="0" layoutInCell="1" allowOverlap="1" wp14:anchorId="1DCDE244" wp14:editId="6A2681E3">
+            <wp:simplePos x="0" y="0"/>
+            <wp:positionH relativeFrom="page">
+              <wp:align>center</wp:align>
+            </wp:positionH>
+            <wp:positionV relativeFrom="paragraph">
+              <wp:posOffset>0</wp:posOffset>
+            </wp:positionV>
+            <wp:extent cx="4536000" cy="2494800"/>
+            <wp:effectExtent l="0" t="0" r="0" b="0"/>
+            <wp:wrapTopAndBottom/>
+            <wp:docPr id="583609361" name="Picture 1"/>
+            <wp:cNvGraphicFramePr>
+              <a:graphicFrameLocks xmlns:a="http://schemas.openxmlformats.org/drawingml/2006/main" noChangeAspect="1"/>
+            </wp:cNvGraphicFramePr>
+            <a:graphic xmlns:a="http://schemas.openxmlformats.org/drawingml/2006/main">
+              <a:graphicData uri="http://schemas.openxmlformats.org/drawingml/2006/picture">
+                <pic:pic xmlns:pic="http://schemas.openxmlformats.org/drawingml/2006/picture">
+                  <pic:nvPicPr>
+                    <pic:cNvPr id="583609361" name=""/>
+                    <pic:cNvPicPr/>
+                  </pic:nvPicPr>
+                  <pic:blipFill>
+                    <a:blip r:embed="rId8" cstate="print">
+                      <a:extLst>
+                        <a:ext uri="{28A0092B-C50C-407E-A947-70E740481C1C}">
+                          <a14:useLocalDpi xmlns:a14="http://schemas.microsoft.com/office/drawing/2010/main" val="0"/>
+                        </a:ext>
+                      </a:extLst>
+                    </a:blip>
+                    <a:stretch>
+                      <a:fillRect/>
+                    </a:stretch>
+                  </pic:blipFill>
+                  <pic:spPr>
+                    <a:xfrm>
+                      <a:off x="0" y="0"/>
+                      <a:ext cx="4536000" cy="2494800"/>
+                    </a:xfrm>
+                    <a:prstGeom prst="rect">
+                      <a:avLst/>
+                    </a:prstGeom>
+                  </pic:spPr>
+                </pic:pic>
+              </a:graphicData>
+            </a:graphic>
+            <wp14:sizeRelH relativeFrom="page">
+              <wp14:pctWidth>0</wp14:pctWidth>
+            </wp14:sizeRelH>
+            <wp14:sizeRelV relativeFrom="page">
+              <wp14:pctHeight>0</wp14:pctHeight>
+            </wp14:sizeRelV>
+          </wp:anchor>
+        </w:drawing>
+      </w:r>
+    </w:p>
+    <w:p>
+      <w:pPr>
+        <w:pStyle w:val="ListParagraph"/>
+        <w:bidi w:val="0"/>
+        <w:spacing w:after="0" w:line="360" w:lineRule="auto"/>
+        <w:ind w:left="0"/>
+        <w:rPr>
+          <w:rFonts w:ascii="David" w:hAnsi="David" w:cs="David"/>
+        </w:rPr>
+      </w:pPr>
+      <w:r>
+        <w:rPr>
+          <w:rFonts w:ascii="David" w:hAnsi="David" w:cs="David"/>
+        </w:rPr>
+        <w:t>We can see that in almost every race, there are extreme oultiers.</w:t>
+      </w:r>
+    </w:p>
+    <w:p>
+      <w:pPr>
+        <w:pStyle w:val="ListParagraph"/>
+        <w:bidi w:val="0"/>
+        <w:spacing w:after="0" w:line="360" w:lineRule="auto"/>
+        <w:ind w:left="0"/>
+        <w:rPr>
+          <w:rFonts w:ascii="David" w:hAnsi="David" w:cs="David"/>
+        </w:rPr>
+      </w:pPr>
+      <w:r>
+        <w:rPr>
+          <w:rFonts w:ascii="David" w:hAnsi="David" w:cs="David"/>
+          <w:noProof/>
+        </w:rPr>
+        <w:drawing>
+          <wp:anchor distT="0" distB="0" distL="114300" distR="114300" simplePos="0" relativeHeight="251663360" behindDoc="0" locked="0" layoutInCell="1" allowOverlap="1" wp14:anchorId="48E6B475" wp14:editId="55A5D015">
+            <wp:simplePos x="0" y="0"/>
+            <wp:positionH relativeFrom="page">
+              <wp:align>center</wp:align>
+            </wp:positionH>
+            <wp:positionV relativeFrom="paragraph">
+              <wp:posOffset>666115</wp:posOffset>
+            </wp:positionV>
+            <wp:extent cx="4082400" cy="2638800"/>
+            <wp:effectExtent l="0" t="0" r="0" b="3175"/>
+            <wp:wrapTopAndBottom/>
+            <wp:docPr id="1375748509" name="Picture 1"/>
+            <wp:cNvGraphicFramePr>
+              <a:graphicFrameLocks xmlns:a="http://schemas.openxmlformats.org/drawingml/2006/main" noChangeAspect="1"/>
+            </wp:cNvGraphicFramePr>
+            <a:graphic xmlns:a="http://schemas.openxmlformats.org/drawingml/2006/main">
+              <a:graphicData uri="http://schemas.openxmlformats.org/drawingml/2006/picture">
+                <pic:pic xmlns:pic="http://schemas.openxmlformats.org/drawingml/2006/picture">
+                  <pic:nvPicPr>
+                    <pic:cNvPr id="1375748509" name=""/>
+                    <pic:cNvPicPr/>
+                  </pic:nvPicPr>
+                  <pic:blipFill>
+                    <a:blip r:embed="rId9" cstate="print">
+                      <a:extLst>
+                        <a:ext uri="{28A0092B-C50C-407E-A947-70E740481C1C}">
+                          <a14:useLocalDpi xmlns:a14="http://schemas.microsoft.com/office/drawing/2010/main" val="0"/>
+                        </a:ext>
+                      </a:extLst>
+                    </a:blip>
+                    <a:stretch>
+                      <a:fillRect/>
+                    </a:stretch>
+                  </pic:blipFill>
+                  <pic:spPr>
+                    <a:xfrm>
+                      <a:off x="0" y="0"/>
+                      <a:ext cx="4082400" cy="2638800"/>
+                    </a:xfrm>
+                    <a:prstGeom prst="rect">
+                      <a:avLst/>
+                    </a:prstGeom>
+                  </pic:spPr>
+                </pic:pic>
+              </a:graphicData>
+            </a:graphic>
+            <wp14:sizeRelH relativeFrom="page">
+              <wp14:pctWidth>0</wp14:pctWidth>
+            </wp14:sizeRelH>
+            <wp14:sizeRelV relativeFrom="page">
+              <wp14:pctHeight>0</wp14:pctHeight>
+            </wp14:sizeRelV>
+          </wp:anchor>
+        </w:drawing>
+      </w:r>
+      <w:r>
+        <w:rPr>
+          <w:rFonts w:ascii="David" w:hAnsi="David" w:cs="David"/>
+        </w:rPr>
+        <w:t>This reason for this massive amount of outliers and extreme outliers, is the difference between the turns themselves. For example, in Suzuka, there is one specific turn, marked 11 on the following map, that forces driver to decelerate extremely in order to succeed it.</w:t>
+      </w:r>
+    </w:p>
+    <w:p>
+      <w:pPr>
+        <w:pStyle w:val="ListParagraph"/>
+        <w:bidi w:val="0"/>
+        <w:spacing w:after="0" w:line="360" w:lineRule="auto"/>
+        <w:ind w:left="0"/>
+        <w:rPr>
+          <w:rFonts w:ascii="David" w:hAnsi="David" w:cs="David"/>
+        </w:rPr>
+      </w:pPr>
+      <w:r>
+        <w:rPr>
+          <w:rFonts w:ascii="David" w:hAnsi="David" w:cs="David"/>
+        </w:rPr>
+        <w:t>This turn explains the massive amount of outliers in terms of speed drop, there are only 20 samples, one from each driver in this racetrack, that require such a massive speed drop.</w:t>
+      </w:r>
+    </w:p>
+    <w:p>
+      <w:pPr>
+        <w:pStyle w:val="ListParagraph"/>
+        <w:bidi w:val="0"/>
+        <w:spacing w:after="0" w:line="360" w:lineRule="auto"/>
+        <w:ind w:left="0"/>
+        <w:rPr>
+          <w:rFonts w:ascii="David" w:hAnsi="David" w:cs="David"/>
+          <w:rtl/>
+        </w:rPr>
+      </w:pPr>
+    </w:p>
+    <w:p>
+      <w:pPr>
+        <w:bidi w:val="0"/>
+        <w:spacing w:after="0" w:line="360" w:lineRule="auto"/>
+        <w:rPr>
+          <w:rFonts w:ascii="David" w:hAnsi="David" w:cs="David"/>
+          <w:rtl/>
+        </w:rPr>
+      </w:pPr>
+      <w:r>
+        <w:rPr>
+          <w:rFonts w:ascii="David" w:hAnsi="David" w:cs="David"/>
+        </w:rPr>
+        <w:t>Those extreme outliers draw the center of the clusters towards them and thereby affect the clustering process.</w:t>
+      </w:r>
+    </w:p>
+    <w:p>
+      <w:pPr>
+        <w:bidi w:val="0"/>
+        <w:spacing w:after="0" w:line="360" w:lineRule="auto"/>
+        <w:rPr>
+          <w:rFonts w:ascii="David" w:hAnsi="David" w:cs="David"/>
+          <w:rtl/>
+        </w:rPr>
+      </w:pPr>
+    </w:p>
+    <w:p>
+      <w:pPr>
+        <w:pBdr>
+          <w:bottom w:val="single" w:sz="6" w:space="1" w:color="auto"/>
+        </w:pBdr>
+        <w:bidi w:val="0"/>
+        <w:spacing w:after="0" w:line="360" w:lineRule="auto"/>
+        <w:rPr>
+          <w:rFonts w:ascii="David" w:hAnsi="David" w:cs="David"/>
+          <w:sz w:val="32"/>
+          <w:szCs w:val="32"/>
+        </w:rPr>
+      </w:pPr>
+      <w:r>
+        <w:rPr>
+          <w:rFonts w:ascii="David" w:hAnsi="David" w:cs="David" w:hint="cs"/>
+          <w:b/>
+          <w:bCs/>
+          <w:sz w:val="32"/>
+          <w:szCs w:val="32"/>
+          <w:rtl/>
+        </w:rPr>
+        <w:t>3</w:t>
+      </w:r>
+      <w:r>
+        <w:rPr>
+          <w:rFonts w:ascii="David" w:hAnsi="David" w:cs="David"/>
+          <w:b/>
+          <w:bCs/>
+          <w:sz w:val="32"/>
+          <w:szCs w:val="32"/>
+        </w:rPr>
+        <w:tab/>
+      </w:r>
+      <w:r>
+        <w:rPr>
+          <w:rFonts w:ascii="David" w:hAnsi="David" w:cs="David"/>
+          <w:b/>
+          <w:bCs/>
+          <w:sz w:val="32"/>
+          <w:szCs w:val="32"/>
+        </w:rPr>
+        <w:t>Preprocessing</w:t>
+      </w:r>
+      <w:r>
+        <w:rPr>
+          <w:rFonts w:ascii="David" w:hAnsi="David" w:cs="David"/>
+          <w:b/>
+          <w:bCs/>
+          <w:sz w:val="32"/>
+          <w:szCs w:val="32"/>
+        </w:rPr>
+        <w:t>:</w:t>
+      </w:r>
+    </w:p>
+    <w:p>
+      <w:pPr>
+        <w:bidi w:val="0"/>
+        <w:spacing w:after="0" w:line="360" w:lineRule="auto"/>
+        <w:rPr>
+          <w:rFonts w:ascii="David" w:hAnsi="David" w:cs="David"/>
+        </w:rPr>
+      </w:pPr>
+    </w:p>
+    <w:p>
+      <w:pPr>
+        <w:spacing w:after="0" w:line="360" w:lineRule="auto"/>
+        <w:rPr>
+          <w:rFonts w:ascii="David" w:hAnsi="David" w:cs="David" w:hint="cs"/>
+          <w:rtl/>
+        </w:rPr>
+      </w:pPr>
     </w:p>
     <w:sectPr>
       <w:pgSz w:w="11906" w:h="16838"/>

--- a/Final Project - Report .docx
+++ b/Final Project - Report .docx
@@ -4,9 +4,6 @@
   <w:body>
     <w:p>
       <w:pPr>
-        <w:pBdr>
-          <w:bottom w:val="single" w:sz="6" w:space="1" w:color="auto"/>
-        </w:pBdr>
         <w:bidi w:val="0"/>
         <w:spacing w:after="0" w:line="360" w:lineRule="auto"/>
         <w:jc w:val="center"/>
@@ -26,7 +23,7 @@
           <w:sz w:val="52"/>
           <w:szCs w:val="52"/>
         </w:rPr>
-        <w:t xml:space="preserve">EDA - </w:t>
+        <w:t>Report</w:t>
       </w:r>
       <w:r>
         <w:rPr>
@@ -36,14 +33,21 @@
           <w:sz w:val="52"/>
           <w:szCs w:val="52"/>
         </w:rPr>
+        <w:t xml:space="preserve"> - </w:t>
+      </w:r>
+      <w:r>
+        <w:rPr>
+          <w:rFonts w:ascii="David" w:hAnsi="David" w:cs="David"/>
+          <w:b/>
+          <w:bCs/>
+          <w:sz w:val="52"/>
+          <w:szCs w:val="52"/>
+        </w:rPr>
         <w:t>F1 Clustering Project</w:t>
       </w:r>
     </w:p>
     <w:p>
       <w:pPr>
-        <w:pBdr>
-          <w:bottom w:val="single" w:sz="6" w:space="1" w:color="auto"/>
-        </w:pBdr>
         <w:bidi w:val="0"/>
         <w:spacing w:after="0" w:line="360" w:lineRule="auto"/>
         <w:jc w:val="center"/>
@@ -72,73 +76,22 @@
         <w:spacing w:after="0" w:line="360" w:lineRule="auto"/>
         <w:rPr>
           <w:rFonts w:ascii="David" w:hAnsi="David" w:cs="David"/>
-          <w:b/>
-          <w:bCs/>
-        </w:rPr>
-      </w:pPr>
-    </w:p>
-    <w:p>
-      <w:pPr>
-        <w:pBdr>
-          <w:bottom w:val="single" w:sz="6" w:space="1" w:color="auto"/>
-        </w:pBdr>
+        </w:rPr>
+      </w:pPr>
+    </w:p>
+    <w:p>
+      <w:pPr>
         <w:bidi w:val="0"/>
         <w:spacing w:after="0" w:line="360" w:lineRule="auto"/>
         <w:rPr>
           <w:rFonts w:ascii="David" w:hAnsi="David" w:cs="David"/>
-          <w:b/>
-          <w:bCs/>
-          <w:sz w:val="32"/>
-          <w:szCs w:val="32"/>
-          <w:rtl/>
-        </w:rPr>
-      </w:pPr>
-      <w:r>
-        <w:rPr>
-          <w:rFonts w:ascii="David" w:hAnsi="David" w:cs="David"/>
-          <w:b/>
-          <w:bCs/>
-          <w:sz w:val="32"/>
-          <w:szCs w:val="32"/>
-        </w:rPr>
-        <w:t>Project Question:</w:t>
-      </w:r>
-    </w:p>
-    <w:p>
-      <w:pPr>
-        <w:bidi w:val="0"/>
-        <w:spacing w:after="0" w:line="360" w:lineRule="auto"/>
-        <w:rPr>
-          <w:rFonts w:ascii="David" w:hAnsi="David" w:cs="David"/>
-        </w:rPr>
-      </w:pPr>
-    </w:p>
-    <w:p>
-      <w:pPr>
-        <w:bidi w:val="0"/>
-        <w:spacing w:after="0" w:line="360" w:lineRule="auto"/>
-        <w:rPr>
-          <w:rFonts w:ascii="David" w:hAnsi="David" w:cs="David"/>
-          <w:b/>
-          <w:bCs/>
-        </w:rPr>
-      </w:pPr>
-      <w:r>
-        <w:rPr>
-          <w:rFonts w:ascii="David" w:hAnsi="David" w:cs="David"/>
-          <w:b/>
-          <w:bCs/>
-        </w:rPr>
-        <w:t>We have two main questions getting into this project</w:t>
-      </w:r>
-      <w:r>
-        <w:rPr>
-          <w:rFonts w:ascii="David" w:hAnsi="David" w:cs="David"/>
-          <w:b/>
-          <w:bCs/>
-          <w:rtl/>
-        </w:rPr>
-        <w:t>:</w:t>
+        </w:rPr>
+      </w:pPr>
+      <w:r>
+        <w:rPr>
+          <w:rFonts w:ascii="David" w:hAnsi="David" w:cs="David"/>
+        </w:rPr>
+        <w:t>In this data-science project, we have aimed to answer two main questions:</w:t>
       </w:r>
     </w:p>
     <w:p>
@@ -185,7 +138,280 @@
         <w:rPr>
           <w:rFonts w:ascii="David" w:hAnsi="David" w:cs="David"/>
         </w:rPr>
-        <w:t>Which driving styles exist? what characterizes them?</w:t>
+        <w:t xml:space="preserve">Which driving styles exist? </w:t>
+      </w:r>
+      <w:r>
+        <w:rPr>
+          <w:rFonts w:ascii="David" w:hAnsi="David" w:cs="David"/>
+        </w:rPr>
+        <w:t>W</w:t>
+      </w:r>
+      <w:r>
+        <w:rPr>
+          <w:rFonts w:ascii="David" w:hAnsi="David" w:cs="David"/>
+        </w:rPr>
+        <w:t>hat characterizes them?</w:t>
+      </w:r>
+    </w:p>
+    <w:p>
+      <w:pPr>
+        <w:bidi w:val="0"/>
+        <w:spacing w:after="0" w:line="360" w:lineRule="auto"/>
+        <w:rPr>
+          <w:rFonts w:ascii="David" w:hAnsi="David" w:cs="David"/>
+        </w:rPr>
+      </w:pPr>
+      <w:r>
+        <w:rPr>
+          <w:rFonts w:ascii="David" w:hAnsi="David" w:cs="David"/>
+        </w:rPr>
+        <w:t>To</w:t>
+      </w:r>
+      <w:r>
+        <w:rPr>
+          <w:rFonts w:ascii="David" w:hAnsi="David" w:cs="David"/>
+        </w:rPr>
+        <w:t xml:space="preserve"> answer these </w:t>
+      </w:r>
+      <w:r>
+        <w:rPr>
+          <w:rFonts w:ascii="David" w:hAnsi="David" w:cs="David"/>
+        </w:rPr>
+        <w:t>questions,</w:t>
+      </w:r>
+      <w:r>
+        <w:rPr>
+          <w:rFonts w:ascii="David" w:hAnsi="David" w:cs="David"/>
+        </w:rPr>
+        <w:t xml:space="preserve"> we found a way to export telemetry data from official F1 races using OpenF1 project’s API.</w:t>
+      </w:r>
+      <w:r>
+        <w:rPr>
+          <w:rFonts w:ascii="David" w:hAnsi="David" w:cs="David"/>
+        </w:rPr>
+        <w:t xml:space="preserve"> At </w:t>
+      </w:r>
+      <w:r>
+        <w:rPr>
+          <w:rFonts w:ascii="David" w:hAnsi="David" w:cs="David"/>
+        </w:rPr>
+        <w:t>first,</w:t>
+      </w:r>
+      <w:r>
+        <w:rPr>
+          <w:rFonts w:ascii="David" w:hAnsi="David" w:cs="David"/>
+        </w:rPr>
+        <w:t xml:space="preserve"> we exported </w:t>
+      </w:r>
+      <w:r>
+        <w:rPr>
+          <w:rFonts w:ascii="David" w:hAnsi="David" w:cs="David"/>
+        </w:rPr>
+        <w:t>28068 lines of telemetry data collected on 4 official F1 races (Monza, Singapore, Spa, Suzuka</w:t>
+      </w:r>
+      <w:r>
+        <w:rPr>
+          <w:rFonts w:ascii="David" w:hAnsi="David" w:cs="David"/>
+        </w:rPr>
+        <w:t>)</w:t>
+      </w:r>
+      <w:r>
+        <w:rPr>
+          <w:rFonts w:ascii="David" w:hAnsi="David" w:cs="David"/>
+        </w:rPr>
+        <w:t xml:space="preserve"> and</w:t>
+      </w:r>
+      <w:r>
+        <w:rPr>
+          <w:rFonts w:ascii="David" w:hAnsi="David" w:cs="David"/>
+        </w:rPr>
+        <w:t xml:space="preserve"> </w:t>
+      </w:r>
+      <w:r>
+        <w:rPr>
+          <w:rFonts w:ascii="David" w:hAnsi="David" w:cs="David"/>
+        </w:rPr>
+        <w:t>then</w:t>
+      </w:r>
+      <w:r>
+        <w:rPr>
+          <w:rFonts w:ascii="David" w:hAnsi="David" w:cs="David"/>
+        </w:rPr>
+        <w:t xml:space="preserve"> processed it using feature engineering into 1109 samples, each representing a turning event a certain driver made during his fastest lap in each race, which became the final dataset of this project.</w:t>
+      </w:r>
+    </w:p>
+    <w:p>
+      <w:pPr>
+        <w:bidi w:val="0"/>
+        <w:spacing w:after="0" w:line="360" w:lineRule="auto"/>
+        <w:rPr>
+          <w:rFonts w:ascii="David" w:hAnsi="David" w:cs="David"/>
+        </w:rPr>
+      </w:pPr>
+      <w:r>
+        <w:rPr>
+          <w:rFonts w:ascii="David" w:hAnsi="David" w:cs="David"/>
+        </w:rPr>
+        <w:t>To</w:t>
+      </w:r>
+      <w:r>
+        <w:rPr>
+          <w:rFonts w:ascii="David" w:hAnsi="David" w:cs="David"/>
+        </w:rPr>
+        <w:t xml:space="preserve"> reach the</w:t>
+      </w:r>
+      <w:r>
+        <w:rPr>
+          <w:rFonts w:ascii="David" w:hAnsi="David" w:cs="David"/>
+        </w:rPr>
+        <w:t xml:space="preserve"> desired conclusions</w:t>
+      </w:r>
+      <w:r>
+        <w:rPr>
+          <w:rFonts w:ascii="David" w:hAnsi="David" w:cs="David"/>
+        </w:rPr>
+        <w:t xml:space="preserve"> from the dataset, we used dimensionality reduction using the PCA algorithm, </w:t>
+      </w:r>
+      <w:r>
+        <w:rPr>
+          <w:rFonts w:ascii="David" w:hAnsi="David" w:cs="David"/>
+        </w:rPr>
+        <w:t>then</w:t>
+      </w:r>
+      <w:r>
+        <w:rPr>
+          <w:rFonts w:ascii="David" w:hAnsi="David" w:cs="David"/>
+        </w:rPr>
+        <w:t xml:space="preserve"> performed clustering once on the datasets,</w:t>
+      </w:r>
+      <w:r>
+        <w:rPr>
+          <w:rFonts w:ascii="David" w:hAnsi="David" w:cs="David"/>
+        </w:rPr>
+        <w:t xml:space="preserve"> grouped the turns by driver, and performed clustering once more </w:t>
+      </w:r>
+      <w:r>
+        <w:rPr>
+          <w:rFonts w:ascii="David" w:hAnsi="David" w:cs="David"/>
+        </w:rPr>
+        <w:t>to</w:t>
+      </w:r>
+      <w:r>
+        <w:rPr>
+          <w:rFonts w:ascii="David" w:hAnsi="David" w:cs="David"/>
+        </w:rPr>
+        <w:t xml:space="preserve"> get different driving styles by drivers.</w:t>
+      </w:r>
+    </w:p>
+    <w:p>
+      <w:pPr>
+        <w:bidi w:val="0"/>
+        <w:spacing w:after="0" w:line="360" w:lineRule="auto"/>
+        <w:rPr>
+          <w:rFonts w:ascii="David" w:hAnsi="David" w:cs="David"/>
+        </w:rPr>
+      </w:pPr>
+      <w:r>
+        <w:rPr>
+          <w:rFonts w:ascii="David" w:hAnsi="David" w:cs="David"/>
+        </w:rPr>
+        <w:t>Finally, we have reached outstanding conclusions:</w:t>
+      </w:r>
+    </w:p>
+    <w:p>
+      <w:pPr>
+        <w:pStyle w:val="ListParagraph"/>
+        <w:numPr>
+          <w:ilvl w:val="0"/>
+          <w:numId w:val="27"/>
+        </w:numPr>
+        <w:bidi w:val="0"/>
+        <w:spacing w:after="0" w:line="360" w:lineRule="auto"/>
+        <w:rPr>
+          <w:rFonts w:ascii="David" w:hAnsi="David" w:cs="David"/>
+        </w:rPr>
+      </w:pPr>
+      <w:r>
+        <w:rPr>
+          <w:rFonts w:ascii="David" w:hAnsi="David" w:cs="David"/>
+        </w:rPr>
+        <w:t xml:space="preserve">Drivers indeed have different driving styles: aggressive, balanced, and careful, each with </w:t>
+      </w:r>
+      <w:r>
+        <w:rPr>
+          <w:rFonts w:ascii="David" w:hAnsi="David" w:cs="David"/>
+        </w:rPr>
+        <w:t>its unique</w:t>
+      </w:r>
+      <w:r>
+        <w:rPr>
+          <w:rFonts w:ascii="David" w:hAnsi="David" w:cs="David"/>
+        </w:rPr>
+        <w:t xml:space="preserve"> characteristics.</w:t>
+      </w:r>
+    </w:p>
+    <w:p>
+      <w:pPr>
+        <w:pStyle w:val="ListParagraph"/>
+        <w:numPr>
+          <w:ilvl w:val="0"/>
+          <w:numId w:val="27"/>
+        </w:numPr>
+        <w:bidi w:val="0"/>
+        <w:spacing w:after="0" w:line="360" w:lineRule="auto"/>
+        <w:rPr>
+          <w:rFonts w:ascii="David" w:hAnsi="David" w:cs="David"/>
+        </w:rPr>
+      </w:pPr>
+      <w:r>
+        <w:rPr>
+          <w:rFonts w:ascii="David" w:hAnsi="David" w:cs="David"/>
+        </w:rPr>
+        <w:t>The drivers control the driving style: we were able to rule out the “car decides the result” hypothesis, by seeing that drivers from the same team, who drive the same car, ended up having different driving styles.</w:t>
+      </w:r>
+    </w:p>
+    <w:p>
+      <w:pPr>
+        <w:pStyle w:val="ListParagraph"/>
+        <w:numPr>
+          <w:ilvl w:val="0"/>
+          <w:numId w:val="27"/>
+        </w:numPr>
+        <w:bidi w:val="0"/>
+        <w:spacing w:after="0" w:line="360" w:lineRule="auto"/>
+        <w:rPr>
+          <w:rFonts w:ascii="David" w:hAnsi="David" w:cs="David"/>
+        </w:rPr>
+      </w:pPr>
+      <w:r>
+        <w:rPr>
+          <w:rFonts w:ascii="David" w:hAnsi="David" w:cs="David"/>
+        </w:rPr>
+        <w:t xml:space="preserve">The more aggressive the better: if the driver has a more </w:t>
+      </w:r>
+      <w:r>
+        <w:rPr>
+          <w:rFonts w:ascii="David" w:hAnsi="David" w:cs="David"/>
+        </w:rPr>
+        <w:t xml:space="preserve">aggressive </w:t>
+      </w:r>
+      <w:r>
+        <w:rPr>
+          <w:rFonts w:ascii="David" w:hAnsi="David" w:cs="David"/>
+        </w:rPr>
+        <w:t xml:space="preserve">driving style he </w:t>
+      </w:r>
+      <w:r>
+        <w:rPr>
+          <w:rFonts w:ascii="David" w:hAnsi="David" w:cs="David"/>
+        </w:rPr>
+        <w:t>is expected to reach a better standing on average</w:t>
+      </w:r>
+      <w:r>
+        <w:rPr>
+          <w:rFonts w:ascii="David" w:hAnsi="David" w:cs="David"/>
+        </w:rPr>
+        <w:t>.</w:t>
       </w:r>
     </w:p>
     <w:p>
@@ -305,7 +531,21 @@
         <w:rPr>
           <w:rFonts w:ascii="David" w:hAnsi="David" w:cs="David"/>
         </w:rPr>
-        <w:t xml:space="preserve"> a sample of a certain car's telemtry data in a point in time during the race</w:t>
+        <w:t xml:space="preserve"> a sample of a certain car's </w:t>
+      </w:r>
+      <w:proofErr w:type="spellStart"/>
+      <w:r>
+        <w:rPr>
+          <w:rFonts w:ascii="David" w:hAnsi="David" w:cs="David"/>
+        </w:rPr>
+        <w:t>telemtry</w:t>
+      </w:r>
+      <w:proofErr w:type="spellEnd"/>
+      <w:r>
+        <w:rPr>
+          <w:rFonts w:ascii="David" w:hAnsi="David" w:cs="David"/>
+        </w:rPr>
+        <w:t xml:space="preserve"> data in a point in time during the race</w:t>
       </w:r>
       <w:r>
         <w:rPr>
@@ -383,11 +623,19 @@
           <w:rFonts w:ascii="David" w:hAnsi="David" w:cs="David"/>
         </w:rPr>
       </w:pPr>
-      <w:r>
-        <w:rPr>
-          <w:rFonts w:ascii="David" w:hAnsi="David" w:cs="David"/>
-        </w:rPr>
-        <w:t>driver_number - a unique identifier given to every F1 driver</w:t>
+      <w:proofErr w:type="spellStart"/>
+      <w:r>
+        <w:rPr>
+          <w:rFonts w:ascii="David" w:hAnsi="David" w:cs="David"/>
+        </w:rPr>
+        <w:t>driver_number</w:t>
+      </w:r>
+      <w:proofErr w:type="spellEnd"/>
+      <w:r>
+        <w:rPr>
+          <w:rFonts w:ascii="David" w:hAnsi="David" w:cs="David"/>
+        </w:rPr>
+        <w:t xml:space="preserve"> - a unique identifier given to every F1 driver</w:t>
       </w:r>
       <w:r>
         <w:rPr>
@@ -410,11 +658,33 @@
           <w:rFonts w:ascii="David" w:hAnsi="David" w:cs="David"/>
         </w:rPr>
       </w:pPr>
-      <w:r>
-        <w:rPr>
-          <w:rFonts w:ascii="David" w:hAnsi="David" w:cs="David"/>
-        </w:rPr>
-        <w:t>lap_duration - the it took to do the lap</w:t>
+      <w:proofErr w:type="spellStart"/>
+      <w:r>
+        <w:rPr>
+          <w:rFonts w:ascii="David" w:hAnsi="David" w:cs="David"/>
+        </w:rPr>
+        <w:t>lap_duration</w:t>
+      </w:r>
+      <w:proofErr w:type="spellEnd"/>
+      <w:r>
+        <w:rPr>
+          <w:rFonts w:ascii="David" w:hAnsi="David" w:cs="David"/>
+        </w:rPr>
+        <w:t xml:space="preserve"> - </w:t>
+      </w:r>
+      <w:proofErr w:type="gramStart"/>
+      <w:r>
+        <w:rPr>
+          <w:rFonts w:ascii="David" w:hAnsi="David" w:cs="David"/>
+        </w:rPr>
+        <w:t>the it</w:t>
+      </w:r>
+      <w:proofErr w:type="gramEnd"/>
+      <w:r>
+        <w:rPr>
+          <w:rFonts w:ascii="David" w:hAnsi="David" w:cs="David"/>
+        </w:rPr>
+        <w:t xml:space="preserve"> took to do the lap</w:t>
       </w:r>
       <w:r>
         <w:rPr>
@@ -522,7 +792,21 @@
         <w:rPr>
           <w:rFonts w:ascii="David" w:hAnsi="David" w:cs="David"/>
         </w:rPr>
-        <w:t>brake – wether the brake pedal is pressed or not</w:t>
+        <w:t xml:space="preserve">brake – </w:t>
+      </w:r>
+      <w:proofErr w:type="spellStart"/>
+      <w:r>
+        <w:rPr>
+          <w:rFonts w:ascii="David" w:hAnsi="David" w:cs="David"/>
+        </w:rPr>
+        <w:t>wether</w:t>
+      </w:r>
+      <w:proofErr w:type="spellEnd"/>
+      <w:r>
+        <w:rPr>
+          <w:rFonts w:ascii="David" w:hAnsi="David" w:cs="David"/>
+        </w:rPr>
+        <w:t xml:space="preserve"> the brake pedal is pressed or not</w:t>
       </w:r>
       <w:r>
         <w:rPr>
@@ -549,8 +833,16 @@
         <w:rPr>
           <w:rFonts w:ascii="David" w:hAnsi="David" w:cs="David"/>
         </w:rPr>
-        <w:t>throttle – the throttle position precentage</w:t>
-      </w:r>
+        <w:t xml:space="preserve">throttle – the throttle position </w:t>
+      </w:r>
+      <w:proofErr w:type="spellStart"/>
+      <w:r>
+        <w:rPr>
+          <w:rFonts w:ascii="David" w:hAnsi="David" w:cs="David"/>
+        </w:rPr>
+        <w:t>precentage</w:t>
+      </w:r>
+      <w:proofErr w:type="spellEnd"/>
       <w:r>
         <w:rPr>
           <w:rFonts w:ascii="David" w:hAnsi="David" w:cs="David"/>
@@ -572,11 +864,20 @@
           <w:rFonts w:ascii="David" w:hAnsi="David" w:cs="David"/>
         </w:rPr>
       </w:pPr>
-      <w:r>
-        <w:rPr>
-          <w:rFonts w:ascii="David" w:hAnsi="David" w:cs="David"/>
-        </w:rPr>
-        <w:t>n_gear – the current gear of the car</w:t>
+      <w:proofErr w:type="spellStart"/>
+      <w:r>
+        <w:rPr>
+          <w:rFonts w:ascii="David" w:hAnsi="David" w:cs="David"/>
+        </w:rPr>
+        <w:lastRenderedPageBreak/>
+        <w:t>n_gear</w:t>
+      </w:r>
+      <w:proofErr w:type="spellEnd"/>
+      <w:r>
+        <w:rPr>
+          <w:rFonts w:ascii="David" w:hAnsi="David" w:cs="David"/>
+        </w:rPr>
+        <w:t xml:space="preserve"> – the current gear of the car</w:t>
       </w:r>
       <w:r>
         <w:rPr>
@@ -603,7 +904,21 @@
         <w:rPr>
           <w:rFonts w:ascii="David" w:hAnsi="David" w:cs="David"/>
         </w:rPr>
-        <w:t>rpm – the amount of rounds per minute the car engine is doing.</w:t>
+        <w:t xml:space="preserve">rpm – the </w:t>
+      </w:r>
+      <w:proofErr w:type="gramStart"/>
+      <w:r>
+        <w:rPr>
+          <w:rFonts w:ascii="David" w:hAnsi="David" w:cs="David"/>
+        </w:rPr>
+        <w:t>amount</w:t>
+      </w:r>
+      <w:proofErr w:type="gramEnd"/>
+      <w:r>
+        <w:rPr>
+          <w:rFonts w:ascii="David" w:hAnsi="David" w:cs="David"/>
+        </w:rPr>
+        <w:t xml:space="preserve"> of rounds per minute the car engine is doing.</w:t>
       </w:r>
     </w:p>
     <w:p>
@@ -623,11 +938,19 @@
           <w:rFonts w:ascii="David" w:hAnsi="David" w:cs="David"/>
         </w:rPr>
       </w:pPr>
-      <w:r>
-        <w:rPr>
-          <w:rFonts w:ascii="David" w:hAnsi="David" w:cs="David"/>
-        </w:rPr>
-        <w:t>In order to progress, we understood that we have to re-engineer the data such that the samples would represent a specific turning event that a driver made during his fastest lap in each race</w:t>
+      <w:proofErr w:type="gramStart"/>
+      <w:r>
+        <w:rPr>
+          <w:rFonts w:ascii="David" w:hAnsi="David" w:cs="David"/>
+        </w:rPr>
+        <w:t>In order to</w:t>
+      </w:r>
+      <w:proofErr w:type="gramEnd"/>
+      <w:r>
+        <w:rPr>
+          <w:rFonts w:ascii="David" w:hAnsi="David" w:cs="David"/>
+        </w:rPr>
+        <w:t xml:space="preserve"> progress, we understood that we have to re-engineer the data such that the samples would represent a specific turning event that a driver made during his fastest lap in each race</w:t>
       </w:r>
       <w:r>
         <w:rPr>
@@ -655,7 +978,49 @@
         <w:rPr>
           <w:rFonts w:ascii="David" w:hAnsi="David" w:cs="David"/>
         </w:rPr>
-        <w:t xml:space="preserve"> had  a new “processed”  dataset, which containes 1109 samples, with 12 features:</w:t>
+        <w:t xml:space="preserve"> </w:t>
+      </w:r>
+      <w:proofErr w:type="gramStart"/>
+      <w:r>
+        <w:rPr>
+          <w:rFonts w:ascii="David" w:hAnsi="David" w:cs="David"/>
+        </w:rPr>
+        <w:t>had  a</w:t>
+      </w:r>
+      <w:proofErr w:type="gramEnd"/>
+      <w:r>
+        <w:rPr>
+          <w:rFonts w:ascii="David" w:hAnsi="David" w:cs="David"/>
+        </w:rPr>
+        <w:t xml:space="preserve"> new “</w:t>
+      </w:r>
+      <w:proofErr w:type="gramStart"/>
+      <w:r>
+        <w:rPr>
+          <w:rFonts w:ascii="David" w:hAnsi="David" w:cs="David"/>
+        </w:rPr>
+        <w:t>processed”  dataset</w:t>
+      </w:r>
+      <w:proofErr w:type="gramEnd"/>
+      <w:r>
+        <w:rPr>
+          <w:rFonts w:ascii="David" w:hAnsi="David" w:cs="David"/>
+        </w:rPr>
+        <w:t xml:space="preserve">, which </w:t>
+      </w:r>
+      <w:proofErr w:type="spellStart"/>
+      <w:r>
+        <w:rPr>
+          <w:rFonts w:ascii="David" w:hAnsi="David" w:cs="David"/>
+        </w:rPr>
+        <w:t>containes</w:t>
+      </w:r>
+      <w:proofErr w:type="spellEnd"/>
+      <w:r>
+        <w:rPr>
+          <w:rFonts w:ascii="David" w:hAnsi="David" w:cs="David"/>
+        </w:rPr>
+        <w:t xml:space="preserve"> 1109 samples, with 12 features:</w:t>
       </w:r>
     </w:p>
     <w:p>
@@ -711,11 +1076,19 @@
           <w:rFonts w:ascii="David" w:hAnsi="David" w:cs="David"/>
         </w:rPr>
       </w:pPr>
-      <w:r>
-        <w:rPr>
-          <w:rFonts w:ascii="David" w:hAnsi="David" w:cs="David"/>
-        </w:rPr>
-        <w:t>global_corner_id – a unique identifier given to every corner during the corner detection process.</w:t>
+      <w:proofErr w:type="spellStart"/>
+      <w:r>
+        <w:rPr>
+          <w:rFonts w:ascii="David" w:hAnsi="David" w:cs="David"/>
+        </w:rPr>
+        <w:t>global_corner_id</w:t>
+      </w:r>
+      <w:proofErr w:type="spellEnd"/>
+      <w:r>
+        <w:rPr>
+          <w:rFonts w:ascii="David" w:hAnsi="David" w:cs="David"/>
+        </w:rPr>
+        <w:t xml:space="preserve"> – a unique identifier given to every corner during the corner detection process.</w:t>
       </w:r>
     </w:p>
     <w:p>
@@ -731,11 +1104,19 @@
           <w:rFonts w:ascii="David" w:hAnsi="David" w:cs="David"/>
         </w:rPr>
       </w:pPr>
-      <w:r>
-        <w:rPr>
-          <w:rFonts w:ascii="David" w:hAnsi="David" w:cs="David"/>
-        </w:rPr>
-        <w:t xml:space="preserve">driver_number – </w:t>
+      <w:proofErr w:type="spellStart"/>
+      <w:r>
+        <w:rPr>
+          <w:rFonts w:ascii="David" w:hAnsi="David" w:cs="David"/>
+        </w:rPr>
+        <w:t>driver_number</w:t>
+      </w:r>
+      <w:proofErr w:type="spellEnd"/>
+      <w:r>
+        <w:rPr>
+          <w:rFonts w:ascii="David" w:hAnsi="David" w:cs="David"/>
+        </w:rPr>
+        <w:t xml:space="preserve"> – </w:t>
       </w:r>
       <w:r>
         <w:rPr>
@@ -775,11 +1156,19 @@
           <w:rFonts w:ascii="David" w:hAnsi="David" w:cs="David"/>
         </w:rPr>
       </w:pPr>
-      <w:r>
-        <w:rPr>
-          <w:rFonts w:ascii="David" w:hAnsi="David" w:cs="David"/>
-        </w:rPr>
-        <w:t>entry_speed – the speed of the car in the start of the turn.</w:t>
+      <w:proofErr w:type="spellStart"/>
+      <w:r>
+        <w:rPr>
+          <w:rFonts w:ascii="David" w:hAnsi="David" w:cs="David"/>
+        </w:rPr>
+        <w:t>entry_speed</w:t>
+      </w:r>
+      <w:proofErr w:type="spellEnd"/>
+      <w:r>
+        <w:rPr>
+          <w:rFonts w:ascii="David" w:hAnsi="David" w:cs="David"/>
+        </w:rPr>
+        <w:t xml:space="preserve"> – the speed of the car in the start of the turn.</w:t>
       </w:r>
     </w:p>
     <w:p>
@@ -795,11 +1184,19 @@
           <w:rFonts w:ascii="David" w:hAnsi="David" w:cs="David"/>
         </w:rPr>
       </w:pPr>
-      <w:r>
-        <w:rPr>
-          <w:rFonts w:ascii="David" w:hAnsi="David" w:cs="David"/>
-        </w:rPr>
-        <w:t>apex_speed – the minimal speed of the car during the turn.</w:t>
+      <w:proofErr w:type="spellStart"/>
+      <w:r>
+        <w:rPr>
+          <w:rFonts w:ascii="David" w:hAnsi="David" w:cs="David"/>
+        </w:rPr>
+        <w:t>apex_speed</w:t>
+      </w:r>
+      <w:proofErr w:type="spellEnd"/>
+      <w:r>
+        <w:rPr>
+          <w:rFonts w:ascii="David" w:hAnsi="David" w:cs="David"/>
+        </w:rPr>
+        <w:t xml:space="preserve"> – the minimal speed of the car during the turn.</w:t>
       </w:r>
     </w:p>
     <w:p>
@@ -815,12 +1212,19 @@
           <w:rFonts w:ascii="David" w:hAnsi="David" w:cs="David"/>
         </w:rPr>
       </w:pPr>
-      <w:r>
-        <w:rPr>
-          <w:rFonts w:ascii="David" w:hAnsi="David" w:cs="David"/>
-        </w:rPr>
-        <w:lastRenderedPageBreak/>
-        <w:t>exit_speed – the speed of the car in the end of the turn.</w:t>
+      <w:proofErr w:type="spellStart"/>
+      <w:r>
+        <w:rPr>
+          <w:rFonts w:ascii="David" w:hAnsi="David" w:cs="David"/>
+        </w:rPr>
+        <w:t>exit_speed</w:t>
+      </w:r>
+      <w:proofErr w:type="spellEnd"/>
+      <w:r>
+        <w:rPr>
+          <w:rFonts w:ascii="David" w:hAnsi="David" w:cs="David"/>
+        </w:rPr>
+        <w:t xml:space="preserve"> – the speed of the car in the end of the turn.</w:t>
       </w:r>
     </w:p>
     <w:p>
@@ -836,11 +1240,47 @@
           <w:rFonts w:ascii="David" w:hAnsi="David" w:cs="David"/>
         </w:rPr>
       </w:pPr>
-      <w:r>
-        <w:rPr>
-          <w:rFonts w:ascii="David" w:hAnsi="David" w:cs="David"/>
-        </w:rPr>
-        <w:t>speed_drop – the difference between “entry_speed” to “apex_speed”.</w:t>
+      <w:proofErr w:type="spellStart"/>
+      <w:r>
+        <w:rPr>
+          <w:rFonts w:ascii="David" w:hAnsi="David" w:cs="David"/>
+        </w:rPr>
+        <w:t>speed_drop</w:t>
+      </w:r>
+      <w:proofErr w:type="spellEnd"/>
+      <w:r>
+        <w:rPr>
+          <w:rFonts w:ascii="David" w:hAnsi="David" w:cs="David"/>
+        </w:rPr>
+        <w:t xml:space="preserve"> – the difference between “</w:t>
+      </w:r>
+      <w:proofErr w:type="spellStart"/>
+      <w:r>
+        <w:rPr>
+          <w:rFonts w:ascii="David" w:hAnsi="David" w:cs="David"/>
+        </w:rPr>
+        <w:t>entry_speed</w:t>
+      </w:r>
+      <w:proofErr w:type="spellEnd"/>
+      <w:r>
+        <w:rPr>
+          <w:rFonts w:ascii="David" w:hAnsi="David" w:cs="David"/>
+        </w:rPr>
+        <w:t>” to “</w:t>
+      </w:r>
+      <w:proofErr w:type="spellStart"/>
+      <w:r>
+        <w:rPr>
+          <w:rFonts w:ascii="David" w:hAnsi="David" w:cs="David"/>
+        </w:rPr>
+        <w:t>apex_speed</w:t>
+      </w:r>
+      <w:proofErr w:type="spellEnd"/>
+      <w:r>
+        <w:rPr>
+          <w:rFonts w:ascii="David" w:hAnsi="David" w:cs="David"/>
+        </w:rPr>
+        <w:t>”.</w:t>
       </w:r>
     </w:p>
     <w:p>
@@ -856,11 +1296,33 @@
           <w:rFonts w:ascii="David" w:hAnsi="David" w:cs="David"/>
         </w:rPr>
       </w:pPr>
-      <w:r>
-        <w:rPr>
-          <w:rFonts w:ascii="David" w:hAnsi="David" w:cs="David"/>
-        </w:rPr>
-        <w:t xml:space="preserve">braking_pct_before_apex – the precentage of the segment of the turn that is before the apex in which the driver presses on the brake pedal </w:t>
+      <w:proofErr w:type="spellStart"/>
+      <w:r>
+        <w:rPr>
+          <w:rFonts w:ascii="David" w:hAnsi="David" w:cs="David"/>
+        </w:rPr>
+        <w:t>braking_pct_before_apex</w:t>
+      </w:r>
+      <w:proofErr w:type="spellEnd"/>
+      <w:r>
+        <w:rPr>
+          <w:rFonts w:ascii="David" w:hAnsi="David" w:cs="David"/>
+        </w:rPr>
+        <w:t xml:space="preserve"> – the </w:t>
+      </w:r>
+      <w:proofErr w:type="spellStart"/>
+      <w:r>
+        <w:rPr>
+          <w:rFonts w:ascii="David" w:hAnsi="David" w:cs="David"/>
+        </w:rPr>
+        <w:t>precentage</w:t>
+      </w:r>
+      <w:proofErr w:type="spellEnd"/>
+      <w:r>
+        <w:rPr>
+          <w:rFonts w:ascii="David" w:hAnsi="David" w:cs="David"/>
+        </w:rPr>
+        <w:t xml:space="preserve"> of the segment of the turn that is before the apex in which the driver presses on the brake pedal </w:t>
       </w:r>
     </w:p>
     <w:p>
@@ -876,11 +1338,33 @@
           <w:rFonts w:ascii="David" w:hAnsi="David" w:cs="David"/>
         </w:rPr>
       </w:pPr>
-      <w:r>
-        <w:rPr>
-          <w:rFonts w:ascii="David" w:hAnsi="David" w:cs="David"/>
-        </w:rPr>
-        <w:t>trail_braking_pct – the precentage of the turn in which the driver performed “trail breaking” (a slow release of the brake pedal).</w:t>
+      <w:proofErr w:type="spellStart"/>
+      <w:r>
+        <w:rPr>
+          <w:rFonts w:ascii="David" w:hAnsi="David" w:cs="David"/>
+        </w:rPr>
+        <w:t>trail_braking_pct</w:t>
+      </w:r>
+      <w:proofErr w:type="spellEnd"/>
+      <w:r>
+        <w:rPr>
+          <w:rFonts w:ascii="David" w:hAnsi="David" w:cs="David"/>
+        </w:rPr>
+        <w:t xml:space="preserve"> – the </w:t>
+      </w:r>
+      <w:proofErr w:type="spellStart"/>
+      <w:r>
+        <w:rPr>
+          <w:rFonts w:ascii="David" w:hAnsi="David" w:cs="David"/>
+        </w:rPr>
+        <w:t>precentage</w:t>
+      </w:r>
+      <w:proofErr w:type="spellEnd"/>
+      <w:r>
+        <w:rPr>
+          <w:rFonts w:ascii="David" w:hAnsi="David" w:cs="David"/>
+        </w:rPr>
+        <w:t xml:space="preserve"> of the turn in which the driver performed “trail breaking” (a slow release of the brake pedal).</w:t>
       </w:r>
     </w:p>
     <w:p>
@@ -896,11 +1380,33 @@
           <w:rFonts w:ascii="David" w:hAnsi="David" w:cs="David"/>
         </w:rPr>
       </w:pPr>
-      <w:r>
-        <w:rPr>
-          <w:rFonts w:ascii="David" w:hAnsi="David" w:cs="David"/>
-        </w:rPr>
-        <w:t>throttle_app_pct_after_apex – the precentage of the segment of the turn that is after the apex in which the driver presses on the throttle.</w:t>
+      <w:proofErr w:type="spellStart"/>
+      <w:r>
+        <w:rPr>
+          <w:rFonts w:ascii="David" w:hAnsi="David" w:cs="David"/>
+        </w:rPr>
+        <w:t>throttle_app_pct_after_apex</w:t>
+      </w:r>
+      <w:proofErr w:type="spellEnd"/>
+      <w:r>
+        <w:rPr>
+          <w:rFonts w:ascii="David" w:hAnsi="David" w:cs="David"/>
+        </w:rPr>
+        <w:t xml:space="preserve"> – the </w:t>
+      </w:r>
+      <w:proofErr w:type="spellStart"/>
+      <w:r>
+        <w:rPr>
+          <w:rFonts w:ascii="David" w:hAnsi="David" w:cs="David"/>
+        </w:rPr>
+        <w:t>precentage</w:t>
+      </w:r>
+      <w:proofErr w:type="spellEnd"/>
+      <w:r>
+        <w:rPr>
+          <w:rFonts w:ascii="David" w:hAnsi="David" w:cs="David"/>
+        </w:rPr>
+        <w:t xml:space="preserve"> of the segment of the turn that is after the apex in which the driver presses on the throttle.</w:t>
       </w:r>
     </w:p>
     <w:p>
@@ -916,11 +1422,33 @@
           <w:rFonts w:ascii="David" w:hAnsi="David" w:cs="David"/>
         </w:rPr>
       </w:pPr>
-      <w:r>
-        <w:rPr>
-          <w:rFonts w:ascii="David" w:hAnsi="David" w:cs="David"/>
-        </w:rPr>
-        <w:t>coasting_pct – the precentage of the turn in which the driver didn’t press on the brake nor the throttle.</w:t>
+      <w:proofErr w:type="spellStart"/>
+      <w:r>
+        <w:rPr>
+          <w:rFonts w:ascii="David" w:hAnsi="David" w:cs="David"/>
+        </w:rPr>
+        <w:t>coasting_pct</w:t>
+      </w:r>
+      <w:proofErr w:type="spellEnd"/>
+      <w:r>
+        <w:rPr>
+          <w:rFonts w:ascii="David" w:hAnsi="David" w:cs="David"/>
+        </w:rPr>
+        <w:t xml:space="preserve"> – the </w:t>
+      </w:r>
+      <w:proofErr w:type="spellStart"/>
+      <w:r>
+        <w:rPr>
+          <w:rFonts w:ascii="David" w:hAnsi="David" w:cs="David"/>
+        </w:rPr>
+        <w:t>precentage</w:t>
+      </w:r>
+      <w:proofErr w:type="spellEnd"/>
+      <w:r>
+        <w:rPr>
+          <w:rFonts w:ascii="David" w:hAnsi="David" w:cs="David"/>
+        </w:rPr>
+        <w:t xml:space="preserve"> of the turn in which the driver didn’t press on the brake nor the throttle.</w:t>
       </w:r>
     </w:p>
     <w:p>
@@ -936,17 +1464,39 @@
           <w:rFonts w:ascii="David" w:hAnsi="David" w:cs="David"/>
         </w:rPr>
       </w:pPr>
-      <w:r>
-        <w:rPr>
-          <w:rFonts w:ascii="David" w:hAnsi="David" w:cs="David"/>
-        </w:rPr>
-        <w:t xml:space="preserve">breaking_time_pct – </w:t>
-      </w:r>
-      <w:r>
-        <w:rPr>
-          <w:rFonts w:ascii="David" w:hAnsi="David" w:cs="David"/>
-        </w:rPr>
-        <w:t>the precentage of the turn in which the driver pressed the brake pedal.</w:t>
+      <w:proofErr w:type="spellStart"/>
+      <w:r>
+        <w:rPr>
+          <w:rFonts w:ascii="David" w:hAnsi="David" w:cs="David"/>
+        </w:rPr>
+        <w:t>breaking_time_pct</w:t>
+      </w:r>
+      <w:proofErr w:type="spellEnd"/>
+      <w:r>
+        <w:rPr>
+          <w:rFonts w:ascii="David" w:hAnsi="David" w:cs="David"/>
+        </w:rPr>
+        <w:t xml:space="preserve"> – </w:t>
+      </w:r>
+      <w:r>
+        <w:rPr>
+          <w:rFonts w:ascii="David" w:hAnsi="David" w:cs="David"/>
+        </w:rPr>
+        <w:t xml:space="preserve">the </w:t>
+      </w:r>
+      <w:proofErr w:type="spellStart"/>
+      <w:r>
+        <w:rPr>
+          <w:rFonts w:ascii="David" w:hAnsi="David" w:cs="David"/>
+        </w:rPr>
+        <w:t>precentage</w:t>
+      </w:r>
+      <w:proofErr w:type="spellEnd"/>
+      <w:r>
+        <w:rPr>
+          <w:rFonts w:ascii="David" w:hAnsi="David" w:cs="David"/>
+        </w:rPr>
+        <w:t xml:space="preserve"> of the turn in which the driver pressed the brake pedal.</w:t>
       </w:r>
     </w:p>
     <w:p>
@@ -962,11 +1512,19 @@
           <w:rFonts w:ascii="David" w:hAnsi="David" w:cs="David"/>
         </w:rPr>
       </w:pPr>
-      <w:r>
-        <w:rPr>
-          <w:rFonts w:ascii="David" w:hAnsi="David" w:cs="David"/>
-        </w:rPr>
-        <w:t>min_gear – the minimal gear that the car was on during the turn.</w:t>
+      <w:proofErr w:type="spellStart"/>
+      <w:r>
+        <w:rPr>
+          <w:rFonts w:ascii="David" w:hAnsi="David" w:cs="David"/>
+        </w:rPr>
+        <w:t>min_gear</w:t>
+      </w:r>
+      <w:proofErr w:type="spellEnd"/>
+      <w:r>
+        <w:rPr>
+          <w:rFonts w:ascii="David" w:hAnsi="David" w:cs="David"/>
+        </w:rPr>
+        <w:t xml:space="preserve"> – the minimal gear that the car was on during the turn.</w:t>
       </w:r>
     </w:p>
     <w:p>
@@ -982,11 +1540,19 @@
           <w:rFonts w:ascii="David" w:hAnsi="David" w:cs="David"/>
         </w:rPr>
       </w:pPr>
-      <w:r>
-        <w:rPr>
-          <w:rFonts w:ascii="David" w:hAnsi="David" w:cs="David"/>
-        </w:rPr>
-        <w:t>avg_throttle – The average percentage the throttle</w:t>
+      <w:proofErr w:type="spellStart"/>
+      <w:r>
+        <w:rPr>
+          <w:rFonts w:ascii="David" w:hAnsi="David" w:cs="David"/>
+        </w:rPr>
+        <w:t>avg_throttle</w:t>
+      </w:r>
+      <w:proofErr w:type="spellEnd"/>
+      <w:r>
+        <w:rPr>
+          <w:rFonts w:ascii="David" w:hAnsi="David" w:cs="David"/>
+        </w:rPr>
+        <w:t xml:space="preserve"> – The average percentage the throttle</w:t>
       </w:r>
       <w:r>
         <w:rPr>
@@ -1033,11 +1599,19 @@
           <w:rFonts w:ascii="David" w:hAnsi="David" w:cs="David"/>
         </w:rPr>
       </w:pPr>
-      <w:r>
-        <w:rPr>
-          <w:rFonts w:ascii="David" w:hAnsi="David" w:cs="David"/>
-        </w:rPr>
-        <w:t>avg_speed – The average speed of the car during the turn.</w:t>
+      <w:proofErr w:type="spellStart"/>
+      <w:r>
+        <w:rPr>
+          <w:rFonts w:ascii="David" w:hAnsi="David" w:cs="David"/>
+        </w:rPr>
+        <w:t>avg_speed</w:t>
+      </w:r>
+      <w:proofErr w:type="spellEnd"/>
+      <w:r>
+        <w:rPr>
+          <w:rFonts w:ascii="David" w:hAnsi="David" w:cs="David"/>
+        </w:rPr>
+        <w:t xml:space="preserve"> – The average speed of the car during the turn.</w:t>
       </w:r>
     </w:p>
     <w:p>
@@ -1163,6 +1737,7 @@
                 <w:bCs/>
               </w:rPr>
             </w:pPr>
+            <w:proofErr w:type="spellStart"/>
             <w:r>
               <w:rPr>
                 <w:rFonts w:ascii="David" w:hAnsi="David" w:cs="David"/>
@@ -1171,6 +1746,7 @@
               </w:rPr>
               <w:t>Feature_Name</w:t>
             </w:r>
+            <w:proofErr w:type="spellEnd"/>
           </w:p>
         </w:tc>
         <w:tc>
@@ -1283,6 +1859,7 @@
                 <w:bCs/>
               </w:rPr>
             </w:pPr>
+            <w:proofErr w:type="spellStart"/>
             <w:r>
               <w:rPr>
                 <w:rFonts w:ascii="David" w:hAnsi="David" w:cs="David"/>
@@ -1291,6 +1868,7 @@
               </w:rPr>
               <w:t>Standard_Deviation</w:t>
             </w:r>
+            <w:proofErr w:type="spellEnd"/>
           </w:p>
         </w:tc>
       </w:tr>
@@ -1436,12 +2014,14 @@
                 <w:rFonts w:ascii="David" w:hAnsi="David" w:cs="David"/>
               </w:rPr>
             </w:pPr>
+            <w:proofErr w:type="spellStart"/>
             <w:r>
               <w:rPr>
                 <w:rFonts w:ascii="David" w:hAnsi="David" w:cs="David"/>
               </w:rPr>
               <w:t>n_gear</w:t>
             </w:r>
+            <w:proofErr w:type="spellEnd"/>
           </w:p>
         </w:tc>
         <w:tc>
@@ -1824,6 +2404,7 @@
               <w:rPr>
                 <w:rFonts w:ascii="David" w:hAnsi="David" w:cs="David"/>
               </w:rPr>
+              <w:lastRenderedPageBreak/>
               <w:t>x</w:t>
             </w:r>
           </w:p>
@@ -2117,6 +2698,7 @@
                 <w:bCs/>
               </w:rPr>
             </w:pPr>
+            <w:proofErr w:type="spellStart"/>
             <w:r>
               <w:rPr>
                 <w:rFonts w:ascii="David" w:hAnsi="David" w:cs="David"/>
@@ -2125,6 +2707,7 @@
               </w:rPr>
               <w:t>Feature_Name</w:t>
             </w:r>
+            <w:proofErr w:type="spellEnd"/>
           </w:p>
         </w:tc>
         <w:tc>
@@ -2237,6 +2820,7 @@
                 <w:bCs/>
               </w:rPr>
             </w:pPr>
+            <w:proofErr w:type="spellStart"/>
             <w:r>
               <w:rPr>
                 <w:rFonts w:ascii="David" w:hAnsi="David" w:cs="David"/>
@@ -2245,6 +2829,7 @@
               </w:rPr>
               <w:t>Standard_Deviation</w:t>
             </w:r>
+            <w:proofErr w:type="spellEnd"/>
           </w:p>
         </w:tc>
       </w:tr>
@@ -2261,12 +2846,14 @@
                 <w:rFonts w:ascii="David" w:hAnsi="David" w:cs="David"/>
               </w:rPr>
             </w:pPr>
+            <w:proofErr w:type="spellStart"/>
             <w:r>
               <w:rPr>
                 <w:rFonts w:ascii="David" w:hAnsi="David" w:cs="David"/>
               </w:rPr>
               <w:t>entry_speed</w:t>
             </w:r>
+            <w:proofErr w:type="spellEnd"/>
           </w:p>
         </w:tc>
         <w:tc>
@@ -2383,12 +2970,14 @@
                 <w:rFonts w:ascii="David" w:hAnsi="David" w:cs="David"/>
               </w:rPr>
             </w:pPr>
+            <w:proofErr w:type="spellStart"/>
             <w:r>
               <w:rPr>
                 <w:rFonts w:ascii="David" w:hAnsi="David" w:cs="David"/>
               </w:rPr>
               <w:t>apex_speed</w:t>
             </w:r>
+            <w:proofErr w:type="spellEnd"/>
           </w:p>
         </w:tc>
         <w:tc>
@@ -2506,12 +3095,14 @@
                 <w:rtl/>
               </w:rPr>
             </w:pPr>
+            <w:proofErr w:type="spellStart"/>
             <w:r>
               <w:rPr>
                 <w:rFonts w:ascii="David" w:hAnsi="David" w:cs="David"/>
               </w:rPr>
               <w:t>exit_speed</w:t>
             </w:r>
+            <w:proofErr w:type="spellEnd"/>
           </w:p>
         </w:tc>
         <w:tc>
@@ -2628,12 +3219,14 @@
                 <w:rFonts w:ascii="David" w:hAnsi="David" w:cs="David"/>
               </w:rPr>
             </w:pPr>
+            <w:proofErr w:type="spellStart"/>
             <w:r>
               <w:rPr>
                 <w:rFonts w:ascii="David" w:hAnsi="David" w:cs="David"/>
               </w:rPr>
               <w:t>speed_drop</w:t>
             </w:r>
+            <w:proofErr w:type="spellEnd"/>
           </w:p>
         </w:tc>
         <w:tc>
@@ -2750,12 +3343,14 @@
                 <w:rFonts w:ascii="David" w:hAnsi="David" w:cs="David"/>
               </w:rPr>
             </w:pPr>
+            <w:proofErr w:type="spellStart"/>
             <w:r>
               <w:rPr>
                 <w:rFonts w:ascii="David" w:hAnsi="David" w:cs="David"/>
               </w:rPr>
               <w:t>braking_pct_before_apex</w:t>
             </w:r>
+            <w:proofErr w:type="spellEnd"/>
           </w:p>
         </w:tc>
         <w:tc>
@@ -2872,12 +3467,14 @@
                 <w:rFonts w:ascii="David" w:hAnsi="David" w:cs="David"/>
               </w:rPr>
             </w:pPr>
+            <w:proofErr w:type="spellStart"/>
             <w:r>
               <w:rPr>
                 <w:rFonts w:ascii="David" w:hAnsi="David" w:cs="David"/>
               </w:rPr>
               <w:t>trail_braking_pct</w:t>
             </w:r>
+            <w:proofErr w:type="spellEnd"/>
           </w:p>
         </w:tc>
         <w:tc>
@@ -2994,13 +3591,14 @@
                 <w:rFonts w:ascii="David" w:hAnsi="David" w:cs="David"/>
               </w:rPr>
             </w:pPr>
-            <w:r>
-              <w:rPr>
-                <w:rFonts w:ascii="David" w:hAnsi="David" w:cs="David"/>
-              </w:rPr>
-              <w:lastRenderedPageBreak/>
+            <w:proofErr w:type="spellStart"/>
+            <w:r>
+              <w:rPr>
+                <w:rFonts w:ascii="David" w:hAnsi="David" w:cs="David"/>
+              </w:rPr>
               <w:t>throttle_app_pct_after_apex</w:t>
             </w:r>
+            <w:proofErr w:type="spellEnd"/>
           </w:p>
         </w:tc>
         <w:tc>
@@ -3117,12 +3715,14 @@
                 <w:rFonts w:ascii="David" w:hAnsi="David" w:cs="David"/>
               </w:rPr>
             </w:pPr>
+            <w:proofErr w:type="spellStart"/>
             <w:r>
               <w:rPr>
                 <w:rFonts w:ascii="David" w:hAnsi="David" w:cs="David"/>
               </w:rPr>
               <w:t>coasting_pct</w:t>
             </w:r>
+            <w:proofErr w:type="spellEnd"/>
           </w:p>
         </w:tc>
         <w:tc>
@@ -3239,12 +3839,14 @@
                 <w:rFonts w:ascii="David" w:hAnsi="David" w:cs="David"/>
               </w:rPr>
             </w:pPr>
+            <w:proofErr w:type="spellStart"/>
             <w:r>
               <w:rPr>
                 <w:rFonts w:ascii="David" w:hAnsi="David" w:cs="David"/>
               </w:rPr>
               <w:t>braking_time_pct</w:t>
             </w:r>
+            <w:proofErr w:type="spellEnd"/>
           </w:p>
         </w:tc>
         <w:tc>
@@ -3361,12 +3963,14 @@
                 <w:rFonts w:ascii="David" w:hAnsi="David" w:cs="David"/>
               </w:rPr>
             </w:pPr>
+            <w:proofErr w:type="spellStart"/>
             <w:r>
               <w:rPr>
                 <w:rFonts w:ascii="David" w:hAnsi="David" w:cs="David"/>
               </w:rPr>
               <w:t>average_throttle</w:t>
             </w:r>
+            <w:proofErr w:type="spellEnd"/>
           </w:p>
         </w:tc>
         <w:tc>
@@ -3483,12 +4087,14 @@
                 <w:rFonts w:ascii="David" w:hAnsi="David" w:cs="David"/>
               </w:rPr>
             </w:pPr>
+            <w:proofErr w:type="spellStart"/>
             <w:r>
               <w:rPr>
                 <w:rFonts w:ascii="David" w:hAnsi="David" w:cs="David"/>
               </w:rPr>
               <w:t>min_gear</w:t>
             </w:r>
+            <w:proofErr w:type="spellEnd"/>
           </w:p>
         </w:tc>
         <w:tc>
@@ -3605,12 +4211,14 @@
                 <w:rFonts w:ascii="David" w:hAnsi="David" w:cs="David"/>
               </w:rPr>
             </w:pPr>
+            <w:proofErr w:type="spellStart"/>
             <w:r>
               <w:rPr>
                 <w:rFonts w:ascii="David" w:hAnsi="David" w:cs="David"/>
               </w:rPr>
               <w:t>average_speed</w:t>
             </w:r>
+            <w:proofErr w:type="spellEnd"/>
           </w:p>
         </w:tc>
         <w:tc>
@@ -3753,14 +4361,70 @@
         <w:rPr>
           <w:rFonts w:ascii="David" w:hAnsi="David" w:cs="David"/>
         </w:rPr>
-        <w:t>Our data is imported through the API of the project “OpenF1”, that aims to make official data from races accecible to the public for research purposes. In addition to making the data accesible, the project already filters any missing value caused by technical issues like damaged sensors. Therfore, we cannot calculate the precentage of missing values from the entire dataset.</w:t>
-      </w:r>
-    </w:p>
-    <w:p>
-      <w:pPr>
-        <w:spacing w:after="0" w:line="360" w:lineRule="auto"/>
-        <w:rPr>
-          <w:rFonts w:ascii="David" w:hAnsi="David" w:cs="David" w:hint="cs"/>
+        <w:t xml:space="preserve">Our data is imported through the API of the project “OpenF1”, that aims to make official data from races </w:t>
+      </w:r>
+      <w:proofErr w:type="spellStart"/>
+      <w:r>
+        <w:rPr>
+          <w:rFonts w:ascii="David" w:hAnsi="David" w:cs="David"/>
+        </w:rPr>
+        <w:t>accecible</w:t>
+      </w:r>
+      <w:proofErr w:type="spellEnd"/>
+      <w:r>
+        <w:rPr>
+          <w:rFonts w:ascii="David" w:hAnsi="David" w:cs="David"/>
+        </w:rPr>
+        <w:t xml:space="preserve"> to the public for research purposes. In addition to making the data </w:t>
+      </w:r>
+      <w:proofErr w:type="spellStart"/>
+      <w:r>
+        <w:rPr>
+          <w:rFonts w:ascii="David" w:hAnsi="David" w:cs="David"/>
+        </w:rPr>
+        <w:t>accesible</w:t>
+      </w:r>
+      <w:proofErr w:type="spellEnd"/>
+      <w:r>
+        <w:rPr>
+          <w:rFonts w:ascii="David" w:hAnsi="David" w:cs="David"/>
+        </w:rPr>
+        <w:t xml:space="preserve">, the project already filters any missing value caused by technical issues like damaged sensors. </w:t>
+      </w:r>
+      <w:proofErr w:type="spellStart"/>
+      <w:r>
+        <w:rPr>
+          <w:rFonts w:ascii="David" w:hAnsi="David" w:cs="David"/>
+        </w:rPr>
+        <w:t>Therfore</w:t>
+      </w:r>
+      <w:proofErr w:type="spellEnd"/>
+      <w:r>
+        <w:rPr>
+          <w:rFonts w:ascii="David" w:hAnsi="David" w:cs="David"/>
+        </w:rPr>
+        <w:t xml:space="preserve">, we cannot calculate the </w:t>
+      </w:r>
+      <w:proofErr w:type="spellStart"/>
+      <w:r>
+        <w:rPr>
+          <w:rFonts w:ascii="David" w:hAnsi="David" w:cs="David"/>
+        </w:rPr>
+        <w:t>precentage</w:t>
+      </w:r>
+      <w:proofErr w:type="spellEnd"/>
+      <w:r>
+        <w:rPr>
+          <w:rFonts w:ascii="David" w:hAnsi="David" w:cs="David"/>
+        </w:rPr>
+        <w:t xml:space="preserve"> of missing values from the entire dataset.</w:t>
+      </w:r>
+    </w:p>
+    <w:p>
+      <w:pPr>
+        <w:spacing w:after="0" w:line="360" w:lineRule="auto"/>
+        <w:rPr>
+          <w:rFonts w:ascii="David" w:hAnsi="David" w:cs="David"/>
           <w:rtl/>
         </w:rPr>
       </w:pPr>
@@ -3797,7 +4461,21 @@
         <w:rPr>
           <w:rFonts w:ascii="David" w:hAnsi="David" w:cs="David"/>
         </w:rPr>
-        <w:t>There are approximatly 0.25 seconds between samples (the sample rate is 3.7Hz), in which, assuming the driver drives at an average of 200 km/h, the driver covers around 15 meters, that can be vital to learning his behavior during a turn.</w:t>
+        <w:t xml:space="preserve">There are </w:t>
+      </w:r>
+      <w:proofErr w:type="spellStart"/>
+      <w:r>
+        <w:rPr>
+          <w:rFonts w:ascii="David" w:hAnsi="David" w:cs="David"/>
+        </w:rPr>
+        <w:t>approximatly</w:t>
+      </w:r>
+      <w:proofErr w:type="spellEnd"/>
+      <w:r>
+        <w:rPr>
+          <w:rFonts w:ascii="David" w:hAnsi="David" w:cs="David"/>
+        </w:rPr>
+        <w:t xml:space="preserve"> 0.25 seconds between samples (the sample rate is 3.7Hz), in which, assuming the driver drives at an average of 200 km/h, the driver covers around 15 meters, that can be vital to learning his behavior during a turn.</w:t>
       </w:r>
     </w:p>
     <w:p>
@@ -3858,6 +4536,7 @@
         <w:rPr>
           <w:rFonts w:ascii="David" w:hAnsi="David" w:cs="David"/>
         </w:rPr>
+        <w:lastRenderedPageBreak/>
         <w:t>For the raw data</w:t>
       </w:r>
       <w:r>
@@ -3954,7 +4633,21 @@
         <w:rPr>
           <w:rFonts w:ascii="David" w:hAnsi="David" w:cs="David"/>
         </w:rPr>
-        <w:t>Since this is not the data we perform the clustering on, and considering we filter the data while processing it, these outliers and measurement errors</w:t>
+        <w:t xml:space="preserve">Since this is not the </w:t>
+      </w:r>
+      <w:proofErr w:type="gramStart"/>
+      <w:r>
+        <w:rPr>
+          <w:rFonts w:ascii="David" w:hAnsi="David" w:cs="David"/>
+        </w:rPr>
+        <w:t>data</w:t>
+      </w:r>
+      <w:proofErr w:type="gramEnd"/>
+      <w:r>
+        <w:rPr>
+          <w:rFonts w:ascii="David" w:hAnsi="David" w:cs="David"/>
+        </w:rPr>
+        <w:t xml:space="preserve"> we perform the clustering on, and considering we filter the data while processing it, these outliers and measurement errors</w:t>
       </w:r>
       <w:r>
         <w:rPr>
@@ -3988,13 +4681,7 @@
         <w:rPr>
           <w:rFonts w:ascii="David" w:hAnsi="David" w:cs="David"/>
         </w:rPr>
-        <w:t xml:space="preserve">In contrast to the raw data, the processed data has </w:t>
-      </w:r>
-      <w:r>
-        <w:rPr>
-          <w:rFonts w:ascii="David" w:hAnsi="David" w:cs="David"/>
-        </w:rPr>
-        <w:t>many extreme outliers in almost every parameter, for example, let’s look at the box plot for the speed drop</w:t>
+        <w:t>In contrast to the raw data, the processed data has many extreme outliers in almost every parameter, for example, let’s look at the box plot for the speed drop</w:t>
       </w:r>
       <w:r>
         <w:rPr>
@@ -4016,7 +4703,6 @@
           <w:rFonts w:ascii="David" w:hAnsi="David" w:cs="David"/>
           <w:noProof/>
         </w:rPr>
-        <w:lastRenderedPageBreak/>
         <w:drawing>
           <wp:anchor distT="0" distB="0" distL="114300" distR="114300" simplePos="0" relativeHeight="251661312" behindDoc="0" locked="0" layoutInCell="1" allowOverlap="1" wp14:anchorId="1DCDE244" wp14:editId="6A2681E3">
             <wp:simplePos x="0" y="0"/>
@@ -4088,7 +4774,21 @@
         <w:rPr>
           <w:rFonts w:ascii="David" w:hAnsi="David" w:cs="David"/>
         </w:rPr>
-        <w:t>We can see that in almost every race, there are extreme oultiers.</w:t>
+        <w:t xml:space="preserve">We can see that in almost every race, there are extreme </w:t>
+      </w:r>
+      <w:proofErr w:type="spellStart"/>
+      <w:r>
+        <w:rPr>
+          <w:rFonts w:ascii="David" w:hAnsi="David" w:cs="David"/>
+        </w:rPr>
+        <w:t>oultiers</w:t>
+      </w:r>
+      <w:proofErr w:type="spellEnd"/>
+      <w:r>
+        <w:rPr>
+          <w:rFonts w:ascii="David" w:hAnsi="David" w:cs="David"/>
+        </w:rPr>
+        <w:t>.</w:t>
       </w:r>
     </w:p>
     <w:p>
@@ -4106,6 +4806,7 @@
           <w:rFonts w:ascii="David" w:hAnsi="David" w:cs="David"/>
           <w:noProof/>
         </w:rPr>
+        <w:lastRenderedPageBreak/>
         <w:drawing>
           <wp:anchor distT="0" distB="0" distL="114300" distR="114300" simplePos="0" relativeHeight="251663360" behindDoc="0" locked="0" layoutInCell="1" allowOverlap="1" wp14:anchorId="48E6B475" wp14:editId="55A5D015">
             <wp:simplePos x="0" y="0"/>
@@ -4166,7 +4867,35 @@
         <w:rPr>
           <w:rFonts w:ascii="David" w:hAnsi="David" w:cs="David"/>
         </w:rPr>
-        <w:t>This reason for this massive amount of outliers and extreme outliers, is the difference between the turns themselves. For example, in Suzuka, there is one specific turn, marked 11 on the following map, that forces driver to decelerate extremely in order to succeed it.</w:t>
+        <w:t xml:space="preserve">This reason for this massive </w:t>
+      </w:r>
+      <w:proofErr w:type="gramStart"/>
+      <w:r>
+        <w:rPr>
+          <w:rFonts w:ascii="David" w:hAnsi="David" w:cs="David"/>
+        </w:rPr>
+        <w:t>amount</w:t>
+      </w:r>
+      <w:proofErr w:type="gramEnd"/>
+      <w:r>
+        <w:rPr>
+          <w:rFonts w:ascii="David" w:hAnsi="David" w:cs="David"/>
+        </w:rPr>
+        <w:t xml:space="preserve"> of outliers and extreme outliers, is the difference between the turns themselves. For example, in Suzuka, there is one specific turn, marked 11 on the following map, that forces driver to decelerate extremely </w:t>
+      </w:r>
+      <w:proofErr w:type="gramStart"/>
+      <w:r>
+        <w:rPr>
+          <w:rFonts w:ascii="David" w:hAnsi="David" w:cs="David"/>
+        </w:rPr>
+        <w:t>in order to</w:t>
+      </w:r>
+      <w:proofErr w:type="gramEnd"/>
+      <w:r>
+        <w:rPr>
+          <w:rFonts w:ascii="David" w:hAnsi="David" w:cs="David"/>
+        </w:rPr>
+        <w:t xml:space="preserve"> succeed it.</w:t>
       </w:r>
     </w:p>
     <w:p>
@@ -4183,7 +4912,21 @@
         <w:rPr>
           <w:rFonts w:ascii="David" w:hAnsi="David" w:cs="David"/>
         </w:rPr>
-        <w:t>This turn explains the massive amount of outliers in terms of speed drop, there are only 20 samples, one from each driver in this racetrack, that require such a massive speed drop.</w:t>
+        <w:t xml:space="preserve">This turn explains the massive </w:t>
+      </w:r>
+      <w:proofErr w:type="gramStart"/>
+      <w:r>
+        <w:rPr>
+          <w:rFonts w:ascii="David" w:hAnsi="David" w:cs="David"/>
+        </w:rPr>
+        <w:t>amount</w:t>
+      </w:r>
+      <w:proofErr w:type="gramEnd"/>
+      <w:r>
+        <w:rPr>
+          <w:rFonts w:ascii="David" w:hAnsi="David" w:cs="David"/>
+        </w:rPr>
+        <w:t xml:space="preserve"> of outliers in terms of speed drop, there are only 20 samples, one from each driver in this racetrack, that require such a massive speed drop.</w:t>
       </w:r>
     </w:p>
     <w:p>
@@ -4257,7 +5000,642 @@
           <w:szCs w:val="32"/>
         </w:rPr>
         <w:tab/>
-      </w:r>
+        <w:t>Preprocessing:</w:t>
+      </w:r>
+    </w:p>
+    <w:p>
+      <w:pPr>
+        <w:bidi w:val="0"/>
+        <w:spacing w:after="0" w:line="360" w:lineRule="auto"/>
+        <w:rPr>
+          <w:rFonts w:ascii="David" w:hAnsi="David" w:cs="David"/>
+        </w:rPr>
+      </w:pPr>
+    </w:p>
+    <w:p>
+      <w:pPr>
+        <w:bidi w:val="0"/>
+        <w:spacing w:after="0" w:line="360" w:lineRule="auto"/>
+        <w:rPr>
+          <w:rFonts w:ascii="David" w:hAnsi="David" w:cs="David"/>
+        </w:rPr>
+      </w:pPr>
+      <w:r>
+        <w:rPr>
+          <w:rFonts w:ascii="David" w:hAnsi="David" w:cs="David"/>
+          <w:u w:val="single"/>
+        </w:rPr>
+        <w:t>Cleaning:</w:t>
+      </w:r>
+    </w:p>
+    <w:p>
+      <w:pPr>
+        <w:bidi w:val="0"/>
+        <w:spacing w:after="0" w:line="360" w:lineRule="auto"/>
+        <w:rPr>
+          <w:rFonts w:ascii="David" w:hAnsi="David" w:cs="David"/>
+        </w:rPr>
+      </w:pPr>
+      <w:r>
+        <w:rPr>
+          <w:rFonts w:ascii="David" w:hAnsi="David" w:cs="David"/>
+        </w:rPr>
+        <w:t>The cleaning process of our data included 3 steps:</w:t>
+      </w:r>
+    </w:p>
+    <w:p>
+      <w:pPr>
+        <w:pStyle w:val="ListParagraph"/>
+        <w:numPr>
+          <w:ilvl w:val="0"/>
+          <w:numId w:val="23"/>
+        </w:numPr>
+        <w:bidi w:val="0"/>
+        <w:spacing w:after="0" w:line="360" w:lineRule="auto"/>
+        <w:rPr>
+          <w:rFonts w:ascii="David" w:hAnsi="David" w:cs="David"/>
+        </w:rPr>
+      </w:pPr>
+      <w:r>
+        <w:rPr>
+          <w:rFonts w:ascii="David" w:hAnsi="David" w:cs="David"/>
+        </w:rPr>
+        <w:t>Selecting only the fastest lap that each driver made in each competition.</w:t>
+      </w:r>
+    </w:p>
+    <w:p>
+      <w:pPr>
+        <w:pStyle w:val="ListParagraph"/>
+        <w:numPr>
+          <w:ilvl w:val="0"/>
+          <w:numId w:val="23"/>
+        </w:numPr>
+        <w:bidi w:val="0"/>
+        <w:spacing w:after="0" w:line="360" w:lineRule="auto"/>
+        <w:rPr>
+          <w:rFonts w:ascii="David" w:hAnsi="David" w:cs="David"/>
+        </w:rPr>
+      </w:pPr>
+      <w:r>
+        <w:rPr>
+          <w:rFonts w:ascii="David" w:hAnsi="David" w:cs="David"/>
+        </w:rPr>
+        <w:t>Selecting only the time-samples that were measured during turns.</w:t>
+      </w:r>
+    </w:p>
+    <w:p>
+      <w:pPr>
+        <w:pStyle w:val="ListParagraph"/>
+        <w:numPr>
+          <w:ilvl w:val="0"/>
+          <w:numId w:val="23"/>
+        </w:numPr>
+        <w:bidi w:val="0"/>
+        <w:spacing w:after="0" w:line="360" w:lineRule="auto"/>
+        <w:rPr>
+          <w:rFonts w:ascii="David" w:hAnsi="David" w:cs="David"/>
+        </w:rPr>
+      </w:pPr>
+    </w:p>
+    <w:p>
+      <w:pPr>
+        <w:bidi w:val="0"/>
+        <w:spacing w:after="0" w:line="360" w:lineRule="auto"/>
+        <w:rPr>
+          <w:rFonts w:ascii="David" w:hAnsi="David" w:cs="David"/>
+        </w:rPr>
+      </w:pPr>
+    </w:p>
+    <w:p>
+      <w:pPr>
+        <w:bidi w:val="0"/>
+        <w:spacing w:after="0" w:line="360" w:lineRule="auto"/>
+        <w:rPr>
+          <w:rFonts w:ascii="David" w:hAnsi="David" w:cs="David"/>
+        </w:rPr>
+      </w:pPr>
+    </w:p>
+    <w:p>
+      <w:pPr>
+        <w:bidi w:val="0"/>
+        <w:spacing w:after="0" w:line="360" w:lineRule="auto"/>
+        <w:rPr>
+          <w:rFonts w:ascii="David" w:hAnsi="David" w:cs="David"/>
+        </w:rPr>
+      </w:pPr>
+    </w:p>
+    <w:p>
+      <w:pPr>
+        <w:bidi w:val="0"/>
+        <w:spacing w:after="0" w:line="360" w:lineRule="auto"/>
+        <w:rPr>
+          <w:rFonts w:ascii="David" w:hAnsi="David" w:cs="David"/>
+        </w:rPr>
+      </w:pPr>
+      <w:r>
+        <w:rPr>
+          <w:rFonts w:ascii="David" w:hAnsi="David" w:cs="David"/>
+          <w:u w:val="single"/>
+        </w:rPr>
+        <w:t>Handling missing values:</w:t>
+      </w:r>
+    </w:p>
+    <w:p>
+      <w:pPr>
+        <w:bidi w:val="0"/>
+        <w:spacing w:after="0" w:line="360" w:lineRule="auto"/>
+        <w:rPr>
+          <w:rFonts w:ascii="David" w:hAnsi="David" w:cs="David"/>
+        </w:rPr>
+      </w:pPr>
+      <w:r>
+        <w:rPr>
+          <w:rFonts w:ascii="David" w:hAnsi="David" w:cs="David"/>
+        </w:rPr>
+        <w:t>As we mentioned, there were two types of “missing values” that we encountered when working on this project:</w:t>
+      </w:r>
+    </w:p>
+    <w:p>
+      <w:pPr>
+        <w:pStyle w:val="ListParagraph"/>
+        <w:numPr>
+          <w:ilvl w:val="0"/>
+          <w:numId w:val="25"/>
+        </w:numPr>
+        <w:bidi w:val="0"/>
+        <w:spacing w:after="0" w:line="360" w:lineRule="auto"/>
+        <w:rPr>
+          <w:rFonts w:ascii="David" w:hAnsi="David" w:cs="David"/>
+        </w:rPr>
+      </w:pPr>
+      <w:r>
+        <w:rPr>
+          <w:rFonts w:ascii="David" w:hAnsi="David" w:cs="David"/>
+        </w:rPr>
+        <w:t xml:space="preserve">There are </w:t>
+      </w:r>
+      <w:proofErr w:type="spellStart"/>
+      <w:r>
+        <w:rPr>
+          <w:rFonts w:ascii="David" w:hAnsi="David" w:cs="David"/>
+        </w:rPr>
+        <w:t>approximatly</w:t>
+      </w:r>
+      <w:proofErr w:type="spellEnd"/>
+      <w:r>
+        <w:rPr>
+          <w:rFonts w:ascii="David" w:hAnsi="David" w:cs="David"/>
+        </w:rPr>
+        <w:t xml:space="preserve"> 0.25 seconds between samples (the sample rate is 3.7Hz), in which, assuming the driver drives at an average of 200 km/h, the driver covers around 15 meters, that can be vital to learning his behavior during a turn.</w:t>
+      </w:r>
+    </w:p>
+    <w:p>
+      <w:pPr>
+        <w:pStyle w:val="ListParagraph"/>
+        <w:numPr>
+          <w:ilvl w:val="0"/>
+          <w:numId w:val="25"/>
+        </w:numPr>
+        <w:bidi w:val="0"/>
+        <w:spacing w:after="0" w:line="360" w:lineRule="auto"/>
+        <w:rPr>
+          <w:rFonts w:ascii="David" w:hAnsi="David" w:cs="David"/>
+        </w:rPr>
+      </w:pPr>
+      <w:r>
+        <w:rPr>
+          <w:rFonts w:ascii="David" w:hAnsi="David" w:cs="David"/>
+        </w:rPr>
+        <w:t>In the start and end point of each lap there is a gap of a few seconds in which the sensors of the cars stop producing new data. This gap can register as a turn when using our calculations, that relay on the change in location of the driver, thus generating noise that can affect the clustering.</w:t>
+      </w:r>
+    </w:p>
+    <w:p>
+      <w:pPr>
+        <w:bidi w:val="0"/>
+        <w:spacing w:after="0" w:line="360" w:lineRule="auto"/>
+        <w:rPr>
+          <w:rFonts w:ascii="David" w:hAnsi="David" w:cs="David"/>
+        </w:rPr>
+      </w:pPr>
+      <w:r>
+        <w:rPr>
+          <w:rFonts w:ascii="David" w:hAnsi="David" w:cs="David"/>
+        </w:rPr>
+        <w:t xml:space="preserve">In the case of the first missing values, we cannot do much, but it is unlikely that it had any </w:t>
+      </w:r>
+      <w:proofErr w:type="spellStart"/>
+      <w:proofErr w:type="gramStart"/>
+      <w:r>
+        <w:rPr>
+          <w:rFonts w:ascii="David" w:hAnsi="David" w:cs="David"/>
+        </w:rPr>
+        <w:t>affect</w:t>
+      </w:r>
+      <w:proofErr w:type="spellEnd"/>
+      <w:proofErr w:type="gramEnd"/>
+      <w:r>
+        <w:rPr>
+          <w:rFonts w:ascii="David" w:hAnsi="David" w:cs="David"/>
+        </w:rPr>
+        <w:t xml:space="preserve"> on the clustering performance due to the huge amount of data we gathered.</w:t>
+      </w:r>
+    </w:p>
+    <w:p>
+      <w:pPr>
+        <w:bidi w:val="0"/>
+        <w:spacing w:after="0" w:line="360" w:lineRule="auto"/>
+        <w:rPr>
+          <w:rFonts w:ascii="David" w:hAnsi="David" w:cs="David"/>
+          <w:rtl/>
+        </w:rPr>
+      </w:pPr>
+      <w:r>
+        <w:rPr>
+          <w:rFonts w:ascii="David" w:hAnsi="David" w:cs="David"/>
+        </w:rPr>
+        <w:t>In the case of the second missing value, we have implemented an algorithm that detects the samples</w:t>
+      </w:r>
+      <w:r>
+        <w:rPr>
+          <w:rFonts w:ascii="David" w:hAnsi="David" w:cs="David" w:hint="cs"/>
+          <w:rtl/>
+        </w:rPr>
+        <w:t xml:space="preserve"> </w:t>
+      </w:r>
+      <w:r>
+        <w:rPr>
+          <w:rFonts w:ascii="David" w:hAnsi="David" w:cs="David"/>
+        </w:rPr>
+        <w:t>that are affected by the issue and removes them from the dataset.</w:t>
+      </w:r>
+    </w:p>
+    <w:p>
+      <w:pPr>
+        <w:bidi w:val="0"/>
+        <w:spacing w:after="0" w:line="360" w:lineRule="auto"/>
+        <w:rPr>
+          <w:rFonts w:ascii="David" w:hAnsi="David" w:cs="David"/>
+        </w:rPr>
+      </w:pPr>
+    </w:p>
+    <w:p>
+      <w:pPr>
+        <w:bidi w:val="0"/>
+        <w:spacing w:after="0" w:line="360" w:lineRule="auto"/>
+        <w:rPr>
+          <w:rFonts w:ascii="David" w:hAnsi="David" w:cs="David"/>
+          <w:u w:val="single"/>
+          <w:rtl/>
+        </w:rPr>
+      </w:pPr>
+      <w:r>
+        <w:rPr>
+          <w:rFonts w:ascii="David" w:hAnsi="David" w:cs="David"/>
+          <w:u w:val="single"/>
+        </w:rPr>
+        <w:t>Feature selection:</w:t>
+      </w:r>
+    </w:p>
+    <w:p>
+      <w:pPr>
+        <w:bidi w:val="0"/>
+        <w:spacing w:after="0" w:line="360" w:lineRule="auto"/>
+        <w:rPr>
+          <w:rFonts w:ascii="David" w:hAnsi="David" w:cs="David"/>
+        </w:rPr>
+      </w:pPr>
+      <w:proofErr w:type="gramStart"/>
+      <w:r>
+        <w:rPr>
+          <w:rFonts w:ascii="David" w:hAnsi="David" w:cs="David"/>
+        </w:rPr>
+        <w:t>In order to</w:t>
+      </w:r>
+      <w:proofErr w:type="gramEnd"/>
+      <w:r>
+        <w:rPr>
+          <w:rFonts w:ascii="David" w:hAnsi="David" w:cs="David"/>
+        </w:rPr>
+        <w:t xml:space="preserve"> </w:t>
+      </w:r>
+      <w:proofErr w:type="spellStart"/>
+      <w:r>
+        <w:rPr>
+          <w:rFonts w:ascii="David" w:hAnsi="David" w:cs="David"/>
+        </w:rPr>
+        <w:t>achive</w:t>
+      </w:r>
+      <w:proofErr w:type="spellEnd"/>
+      <w:r>
+        <w:rPr>
+          <w:rFonts w:ascii="David" w:hAnsi="David" w:cs="David"/>
+        </w:rPr>
+        <w:t xml:space="preserve"> meaningful results that would allow us to reach conclusions that answer our research question, we had to create a new dataset, that has features that are directly related to the turns a driver makes during a race. The most important parts of a turning event in a F1 race are the speed, braking, throttle application and gear shifts, because of that we selected the following features for our final dataset:</w:t>
+      </w:r>
+    </w:p>
+    <w:p>
+      <w:pPr>
+        <w:pStyle w:val="ListParagraph"/>
+        <w:numPr>
+          <w:ilvl w:val="0"/>
+          <w:numId w:val="26"/>
+        </w:numPr>
+        <w:bidi w:val="0"/>
+        <w:spacing w:after="0" w:line="360" w:lineRule="auto"/>
+        <w:rPr>
+          <w:rFonts w:ascii="David" w:hAnsi="David" w:cs="David"/>
+        </w:rPr>
+      </w:pPr>
+      <w:r>
+        <w:rPr>
+          <w:rFonts w:ascii="David" w:hAnsi="David" w:cs="David"/>
+          <w:b/>
+          <w:bCs/>
+        </w:rPr>
+        <w:t>Speed:</w:t>
+      </w:r>
+      <w:r>
+        <w:rPr>
+          <w:rFonts w:ascii="David" w:hAnsi="David" w:cs="David"/>
+        </w:rPr>
+        <w:t xml:space="preserve"> </w:t>
+      </w:r>
+      <w:proofErr w:type="spellStart"/>
+      <w:r>
+        <w:rPr>
+          <w:rFonts w:ascii="David" w:hAnsi="David" w:cs="David"/>
+        </w:rPr>
+        <w:t>entry_speed</w:t>
+      </w:r>
+      <w:proofErr w:type="spellEnd"/>
+      <w:r>
+        <w:rPr>
+          <w:rFonts w:ascii="David" w:hAnsi="David" w:cs="David"/>
+        </w:rPr>
+        <w:t xml:space="preserve">, </w:t>
+      </w:r>
+      <w:proofErr w:type="spellStart"/>
+      <w:r>
+        <w:rPr>
+          <w:rFonts w:ascii="David" w:hAnsi="David" w:cs="David"/>
+        </w:rPr>
+        <w:t>apex_speed</w:t>
+      </w:r>
+      <w:proofErr w:type="spellEnd"/>
+      <w:r>
+        <w:rPr>
+          <w:rFonts w:ascii="David" w:hAnsi="David" w:cs="David"/>
+        </w:rPr>
+        <w:t xml:space="preserve">, </w:t>
+      </w:r>
+      <w:proofErr w:type="spellStart"/>
+      <w:r>
+        <w:rPr>
+          <w:rFonts w:ascii="David" w:hAnsi="David" w:cs="David"/>
+        </w:rPr>
+        <w:t>exit_speed</w:t>
+      </w:r>
+      <w:proofErr w:type="spellEnd"/>
+      <w:r>
+        <w:rPr>
+          <w:rFonts w:ascii="David" w:hAnsi="David" w:cs="David"/>
+        </w:rPr>
+        <w:t xml:space="preserve">, </w:t>
+      </w:r>
+      <w:proofErr w:type="spellStart"/>
+      <w:r>
+        <w:rPr>
+          <w:rFonts w:ascii="David" w:hAnsi="David" w:cs="David"/>
+        </w:rPr>
+        <w:t>speed_drop</w:t>
+      </w:r>
+      <w:proofErr w:type="spellEnd"/>
+      <w:r>
+        <w:rPr>
+          <w:rFonts w:ascii="David" w:hAnsi="David" w:cs="David"/>
+        </w:rPr>
+        <w:t xml:space="preserve">, </w:t>
+      </w:r>
+      <w:proofErr w:type="spellStart"/>
+      <w:r>
+        <w:rPr>
+          <w:rFonts w:ascii="David" w:hAnsi="David" w:cs="David"/>
+        </w:rPr>
+        <w:t>avg_speed</w:t>
+      </w:r>
+      <w:proofErr w:type="spellEnd"/>
+    </w:p>
+    <w:p>
+      <w:pPr>
+        <w:pStyle w:val="ListParagraph"/>
+        <w:numPr>
+          <w:ilvl w:val="0"/>
+          <w:numId w:val="26"/>
+        </w:numPr>
+        <w:bidi w:val="0"/>
+        <w:spacing w:after="0" w:line="360" w:lineRule="auto"/>
+        <w:rPr>
+          <w:rFonts w:ascii="David" w:hAnsi="David" w:cs="David"/>
+        </w:rPr>
+      </w:pPr>
+      <w:r>
+        <w:rPr>
+          <w:rFonts w:ascii="David" w:hAnsi="David" w:cs="David"/>
+          <w:b/>
+          <w:bCs/>
+        </w:rPr>
+        <w:t xml:space="preserve">Braking: </w:t>
+      </w:r>
+      <w:proofErr w:type="spellStart"/>
+      <w:r>
+        <w:rPr>
+          <w:rFonts w:ascii="David" w:hAnsi="David" w:cs="David"/>
+        </w:rPr>
+        <w:t>braking_pct_befiore_apex</w:t>
+      </w:r>
+      <w:proofErr w:type="spellEnd"/>
+      <w:r>
+        <w:rPr>
+          <w:rFonts w:ascii="David" w:hAnsi="David" w:cs="David"/>
+        </w:rPr>
+        <w:t xml:space="preserve">, </w:t>
+      </w:r>
+      <w:proofErr w:type="spellStart"/>
+      <w:r>
+        <w:rPr>
+          <w:rFonts w:ascii="David" w:hAnsi="David" w:cs="David"/>
+        </w:rPr>
+        <w:t>trail_braking_pct</w:t>
+      </w:r>
+      <w:proofErr w:type="spellEnd"/>
+      <w:r>
+        <w:rPr>
+          <w:rFonts w:ascii="David" w:hAnsi="David" w:cs="David"/>
+        </w:rPr>
+        <w:t xml:space="preserve">, </w:t>
+      </w:r>
+      <w:proofErr w:type="spellStart"/>
+      <w:r>
+        <w:rPr>
+          <w:rFonts w:ascii="David" w:hAnsi="David" w:cs="David"/>
+        </w:rPr>
+        <w:t>coasting_pct</w:t>
+      </w:r>
+      <w:proofErr w:type="spellEnd"/>
+      <w:r>
+        <w:rPr>
+          <w:rFonts w:ascii="David" w:hAnsi="David" w:cs="David"/>
+        </w:rPr>
+        <w:t xml:space="preserve">, </w:t>
+      </w:r>
+      <w:proofErr w:type="spellStart"/>
+      <w:r>
+        <w:rPr>
+          <w:rFonts w:ascii="David" w:hAnsi="David" w:cs="David"/>
+        </w:rPr>
+        <w:t>breaking_time_pct</w:t>
+      </w:r>
+      <w:proofErr w:type="spellEnd"/>
+      <w:r>
+        <w:rPr>
+          <w:rFonts w:ascii="David" w:hAnsi="David" w:cs="David"/>
+        </w:rPr>
+        <w:t>.</w:t>
+      </w:r>
+    </w:p>
+    <w:p>
+      <w:pPr>
+        <w:pStyle w:val="ListParagraph"/>
+        <w:numPr>
+          <w:ilvl w:val="0"/>
+          <w:numId w:val="26"/>
+        </w:numPr>
+        <w:bidi w:val="0"/>
+        <w:spacing w:after="0" w:line="360" w:lineRule="auto"/>
+        <w:rPr>
+          <w:rFonts w:ascii="David" w:hAnsi="David" w:cs="David"/>
+        </w:rPr>
+      </w:pPr>
+      <w:r>
+        <w:rPr>
+          <w:rFonts w:ascii="David" w:hAnsi="David" w:cs="David"/>
+          <w:b/>
+          <w:bCs/>
+        </w:rPr>
+        <w:t xml:space="preserve">Throttle application: </w:t>
+      </w:r>
+      <w:proofErr w:type="spellStart"/>
+      <w:r>
+        <w:rPr>
+          <w:rFonts w:ascii="David" w:hAnsi="David" w:cs="David"/>
+        </w:rPr>
+        <w:t>throttle_app_pct_after_apex</w:t>
+      </w:r>
+      <w:proofErr w:type="spellEnd"/>
+      <w:r>
+        <w:rPr>
+          <w:rFonts w:ascii="David" w:hAnsi="David" w:cs="David"/>
+        </w:rPr>
+        <w:t xml:space="preserve">, </w:t>
+      </w:r>
+      <w:proofErr w:type="spellStart"/>
+      <w:r>
+        <w:rPr>
+          <w:rFonts w:ascii="David" w:hAnsi="David" w:cs="David"/>
+        </w:rPr>
+        <w:t>avg_throttle</w:t>
+      </w:r>
+      <w:proofErr w:type="spellEnd"/>
+      <w:r>
+        <w:rPr>
+          <w:rFonts w:ascii="David" w:hAnsi="David" w:cs="David"/>
+        </w:rPr>
+        <w:t>.</w:t>
+      </w:r>
+    </w:p>
+    <w:p>
+      <w:pPr>
+        <w:pStyle w:val="ListParagraph"/>
+        <w:numPr>
+          <w:ilvl w:val="0"/>
+          <w:numId w:val="26"/>
+        </w:numPr>
+        <w:bidi w:val="0"/>
+        <w:spacing w:after="0" w:line="360" w:lineRule="auto"/>
+        <w:rPr>
+          <w:rFonts w:ascii="David" w:hAnsi="David" w:cs="David"/>
+        </w:rPr>
+      </w:pPr>
+      <w:r>
+        <w:rPr>
+          <w:rFonts w:ascii="David" w:hAnsi="David" w:cs="David"/>
+          <w:b/>
+          <w:bCs/>
+        </w:rPr>
+        <w:t xml:space="preserve">Gear shifts: </w:t>
+      </w:r>
+      <w:proofErr w:type="spellStart"/>
+      <w:r>
+        <w:rPr>
+          <w:rFonts w:ascii="David" w:hAnsi="David" w:cs="David"/>
+        </w:rPr>
+        <w:t>min_gear</w:t>
+      </w:r>
+      <w:proofErr w:type="spellEnd"/>
+      <w:r>
+        <w:rPr>
+          <w:rFonts w:ascii="David" w:hAnsi="David" w:cs="David"/>
+        </w:rPr>
+        <w:t>.</w:t>
+      </w:r>
+    </w:p>
+    <w:p>
+      <w:pPr>
+        <w:spacing w:after="0" w:line="360" w:lineRule="auto"/>
+        <w:rPr>
+          <w:rFonts w:ascii="David" w:hAnsi="David" w:cs="David"/>
+          <w:rtl/>
+        </w:rPr>
+      </w:pPr>
+    </w:p>
+    <w:p>
+      <w:pPr>
+        <w:bidi w:val="0"/>
+        <w:spacing w:after="0" w:line="360" w:lineRule="auto"/>
+        <w:rPr>
+          <w:rFonts w:ascii="David" w:hAnsi="David" w:cs="David"/>
+        </w:rPr>
+      </w:pPr>
+      <w:r>
+        <w:rPr>
+          <w:rFonts w:ascii="David" w:hAnsi="David" w:cs="David"/>
+          <w:u w:val="single"/>
+        </w:rPr>
+        <w:t>Normalization:</w:t>
+      </w:r>
+    </w:p>
+    <w:p>
+      <w:pPr>
+        <w:bidi w:val="0"/>
+        <w:spacing w:after="0" w:line="360" w:lineRule="auto"/>
+        <w:rPr>
+          <w:rFonts w:ascii="David" w:hAnsi="David" w:cs="David"/>
+        </w:rPr>
+      </w:pPr>
+    </w:p>
+    <w:p>
+      <w:pPr>
+        <w:pBdr>
+          <w:bottom w:val="single" w:sz="6" w:space="1" w:color="auto"/>
+        </w:pBdr>
+        <w:bidi w:val="0"/>
+        <w:spacing w:after="0" w:line="360" w:lineRule="auto"/>
+        <w:rPr>
+          <w:rFonts w:ascii="David" w:hAnsi="David" w:cs="David"/>
+          <w:sz w:val="32"/>
+          <w:szCs w:val="32"/>
+        </w:rPr>
+      </w:pPr>
       <w:r>
         <w:rPr>
           <w:rFonts w:ascii="David" w:hAnsi="David" w:cs="David"/>
@@ -4266,7 +5644,7 @@
           <w:sz w:val="32"/>
           <w:szCs w:val="32"/>
         </w:rPr>
-        <w:t>Preprocessing</w:t>
+        <w:t>4</w:t>
       </w:r>
       <w:r>
         <w:rPr>
@@ -4276,7 +5654,8 @@
           <w:sz w:val="32"/>
           <w:szCs w:val="32"/>
         </w:rPr>
-        <w:t>:</w:t>
+        <w:tab/>
+        <w:t>Representation:</w:t>
       </w:r>
     </w:p>
     <w:p>
@@ -4290,12 +5669,81 @@
     </w:p>
     <w:p>
       <w:pPr>
-        <w:spacing w:after="0" w:line="360" w:lineRule="auto"/>
-        <w:rPr>
-          <w:rFonts w:ascii="David" w:hAnsi="David" w:cs="David" w:hint="cs"/>
-          <w:rtl/>
-        </w:rPr>
-      </w:pPr>
+        <w:bidi w:val="0"/>
+        <w:spacing w:after="0" w:line="360" w:lineRule="auto"/>
+        <w:rPr>
+          <w:rFonts w:ascii="David" w:hAnsi="David" w:cs="David"/>
+        </w:rPr>
+      </w:pPr>
+      <w:proofErr w:type="gramStart"/>
+      <w:r>
+        <w:rPr>
+          <w:rFonts w:ascii="David" w:hAnsi="David" w:cs="David"/>
+        </w:rPr>
+        <w:t>In order to</w:t>
+      </w:r>
+      <w:proofErr w:type="gramEnd"/>
+      <w:r>
+        <w:rPr>
+          <w:rFonts w:ascii="David" w:hAnsi="David" w:cs="David"/>
+        </w:rPr>
+        <w:t xml:space="preserve"> decide </w:t>
+      </w:r>
+      <w:proofErr w:type="spellStart"/>
+      <w:r>
+        <w:rPr>
+          <w:rFonts w:ascii="David" w:hAnsi="David" w:cs="David"/>
+        </w:rPr>
+        <w:t>wether</w:t>
+      </w:r>
+      <w:proofErr w:type="spellEnd"/>
+      <w:r>
+        <w:rPr>
+          <w:rFonts w:ascii="David" w:hAnsi="David" w:cs="David"/>
+        </w:rPr>
+        <w:t xml:space="preserve"> dimensionality reduction would be </w:t>
+      </w:r>
+      <w:proofErr w:type="spellStart"/>
+      <w:r>
+        <w:rPr>
+          <w:rFonts w:ascii="David" w:hAnsi="David" w:cs="David"/>
+        </w:rPr>
+        <w:t>benificial</w:t>
+      </w:r>
+      <w:proofErr w:type="spellEnd"/>
+      <w:r>
+        <w:rPr>
+          <w:rFonts w:ascii="David" w:hAnsi="David" w:cs="David"/>
+        </w:rPr>
+        <w:t xml:space="preserve"> for our dataset, we performed the process of clustering with K-means and DBSCAN both on the data itself and on a dimensionality-reduced version of it</w:t>
+      </w:r>
+      <w:r>
+        <w:rPr>
+          <w:rFonts w:ascii="David" w:hAnsi="David" w:cs="David"/>
+        </w:rPr>
+        <w:t xml:space="preserve"> using PCA</w:t>
+      </w:r>
+      <w:r>
+        <w:rPr>
+          <w:rFonts w:ascii="David" w:hAnsi="David" w:cs="David"/>
+        </w:rPr>
+        <w:t>.</w:t>
+      </w:r>
+    </w:p>
+    <w:p>
+      <w:pPr>
+        <w:bidi w:val="0"/>
+        <w:spacing w:after="0" w:line="360" w:lineRule="auto"/>
+        <w:rPr>
+          <w:rFonts w:ascii="David" w:hAnsi="David" w:cs="David"/>
+        </w:rPr>
+      </w:pPr>
+      <w:r>
+        <w:rPr>
+          <w:rFonts w:ascii="David" w:hAnsi="David" w:cs="David"/>
+        </w:rPr>
+        <w:t>After the process, we reached a conclusion that the application of dimensionality reduction using PCA helped us reach better conclusions.</w:t>
+      </w:r>
     </w:p>
     <w:sectPr>
       <w:pgSz w:w="11906" w:h="16838"/>
@@ -5100,6 +6548,95 @@
     </w:lvl>
   </w:abstractNum>
   <w:abstractNum w:abstractNumId="6" w15:restartNumberingAfterBreak="0">
+    <w:nsid w:val="1BB519C2"/>
+    <w:multiLevelType w:val="hybridMultilevel"/>
+    <w:tmpl w:val="8B68952C"/>
+    <w:lvl w:ilvl="0" w:tplc="FFFFFFFF">
+      <w:start w:val="1"/>
+      <w:numFmt w:val="decimal"/>
+      <w:lvlText w:val="%1."/>
+      <w:lvlJc w:val="left"/>
+      <w:pPr>
+        <w:ind w:left="720" w:hanging="360"/>
+      </w:pPr>
+      <w:rPr>
+        <w:rFonts w:hint="default"/>
+      </w:rPr>
+    </w:lvl>
+    <w:lvl w:ilvl="1" w:tplc="FFFFFFFF" w:tentative="1">
+      <w:start w:val="1"/>
+      <w:numFmt w:val="lowerLetter"/>
+      <w:lvlText w:val="%2."/>
+      <w:lvlJc w:val="left"/>
+      <w:pPr>
+        <w:ind w:left="1440" w:hanging="360"/>
+      </w:pPr>
+    </w:lvl>
+    <w:lvl w:ilvl="2" w:tplc="FFFFFFFF" w:tentative="1">
+      <w:start w:val="1"/>
+      <w:numFmt w:val="lowerRoman"/>
+      <w:lvlText w:val="%3."/>
+      <w:lvlJc w:val="right"/>
+      <w:pPr>
+        <w:ind w:left="2160" w:hanging="180"/>
+      </w:pPr>
+    </w:lvl>
+    <w:lvl w:ilvl="3" w:tplc="FFFFFFFF" w:tentative="1">
+      <w:start w:val="1"/>
+      <w:numFmt w:val="decimal"/>
+      <w:lvlText w:val="%4."/>
+      <w:lvlJc w:val="left"/>
+      <w:pPr>
+        <w:ind w:left="2880" w:hanging="360"/>
+      </w:pPr>
+    </w:lvl>
+    <w:lvl w:ilvl="4" w:tplc="FFFFFFFF" w:tentative="1">
+      <w:start w:val="1"/>
+      <w:numFmt w:val="lowerLetter"/>
+      <w:lvlText w:val="%5."/>
+      <w:lvlJc w:val="left"/>
+      <w:pPr>
+        <w:ind w:left="3600" w:hanging="360"/>
+      </w:pPr>
+    </w:lvl>
+    <w:lvl w:ilvl="5" w:tplc="FFFFFFFF" w:tentative="1">
+      <w:start w:val="1"/>
+      <w:numFmt w:val="lowerRoman"/>
+      <w:lvlText w:val="%6."/>
+      <w:lvlJc w:val="right"/>
+      <w:pPr>
+        <w:ind w:left="4320" w:hanging="180"/>
+      </w:pPr>
+    </w:lvl>
+    <w:lvl w:ilvl="6" w:tplc="FFFFFFFF" w:tentative="1">
+      <w:start w:val="1"/>
+      <w:numFmt w:val="decimal"/>
+      <w:lvlText w:val="%7."/>
+      <w:lvlJc w:val="left"/>
+      <w:pPr>
+        <w:ind w:left="5040" w:hanging="360"/>
+      </w:pPr>
+    </w:lvl>
+    <w:lvl w:ilvl="7" w:tplc="FFFFFFFF" w:tentative="1">
+      <w:start w:val="1"/>
+      <w:numFmt w:val="lowerLetter"/>
+      <w:lvlText w:val="%8."/>
+      <w:lvlJc w:val="left"/>
+      <w:pPr>
+        <w:ind w:left="5760" w:hanging="360"/>
+      </w:pPr>
+    </w:lvl>
+    <w:lvl w:ilvl="8" w:tplc="FFFFFFFF" w:tentative="1">
+      <w:start w:val="1"/>
+      <w:numFmt w:val="lowerRoman"/>
+      <w:lvlText w:val="%9."/>
+      <w:lvlJc w:val="right"/>
+      <w:pPr>
+        <w:ind w:left="6480" w:hanging="180"/>
+      </w:pPr>
+    </w:lvl>
+  </w:abstractNum>
+  <w:abstractNum w:abstractNumId="7" w15:restartNumberingAfterBreak="0">
     <w:nsid w:val="1D20189A"/>
     <w:multiLevelType w:val="hybridMultilevel"/>
     <w:tmpl w:val="DF401AE4"/>
@@ -5212,7 +6749,7 @@
       </w:rPr>
     </w:lvl>
   </w:abstractNum>
-  <w:abstractNum w:abstractNumId="7" w15:restartNumberingAfterBreak="0">
+  <w:abstractNum w:abstractNumId="8" w15:restartNumberingAfterBreak="0">
     <w:nsid w:val="1EB65E12"/>
     <w:multiLevelType w:val="multilevel"/>
     <w:tmpl w:val="4E684A8E"/>
@@ -5361,7 +6898,185 @@
       </w:rPr>
     </w:lvl>
   </w:abstractNum>
-  <w:abstractNum w:abstractNumId="8" w15:restartNumberingAfterBreak="0">
+  <w:abstractNum w:abstractNumId="9" w15:restartNumberingAfterBreak="0">
+    <w:nsid w:val="29097EBF"/>
+    <w:multiLevelType w:val="hybridMultilevel"/>
+    <w:tmpl w:val="7C3ED362"/>
+    <w:lvl w:ilvl="0" w:tplc="0409000F">
+      <w:start w:val="1"/>
+      <w:numFmt w:val="decimal"/>
+      <w:lvlText w:val="%1."/>
+      <w:lvlJc w:val="left"/>
+      <w:pPr>
+        <w:ind w:left="720" w:hanging="360"/>
+      </w:pPr>
+      <w:rPr>
+        <w:rFonts w:hint="default"/>
+      </w:rPr>
+    </w:lvl>
+    <w:lvl w:ilvl="1" w:tplc="04090019" w:tentative="1">
+      <w:start w:val="1"/>
+      <w:numFmt w:val="lowerLetter"/>
+      <w:lvlText w:val="%2."/>
+      <w:lvlJc w:val="left"/>
+      <w:pPr>
+        <w:ind w:left="1440" w:hanging="360"/>
+      </w:pPr>
+    </w:lvl>
+    <w:lvl w:ilvl="2" w:tplc="0409001B" w:tentative="1">
+      <w:start w:val="1"/>
+      <w:numFmt w:val="lowerRoman"/>
+      <w:lvlText w:val="%3."/>
+      <w:lvlJc w:val="right"/>
+      <w:pPr>
+        <w:ind w:left="2160" w:hanging="180"/>
+      </w:pPr>
+    </w:lvl>
+    <w:lvl w:ilvl="3" w:tplc="0409000F" w:tentative="1">
+      <w:start w:val="1"/>
+      <w:numFmt w:val="decimal"/>
+      <w:lvlText w:val="%4."/>
+      <w:lvlJc w:val="left"/>
+      <w:pPr>
+        <w:ind w:left="2880" w:hanging="360"/>
+      </w:pPr>
+    </w:lvl>
+    <w:lvl w:ilvl="4" w:tplc="04090019" w:tentative="1">
+      <w:start w:val="1"/>
+      <w:numFmt w:val="lowerLetter"/>
+      <w:lvlText w:val="%5."/>
+      <w:lvlJc w:val="left"/>
+      <w:pPr>
+        <w:ind w:left="3600" w:hanging="360"/>
+      </w:pPr>
+    </w:lvl>
+    <w:lvl w:ilvl="5" w:tplc="0409001B" w:tentative="1">
+      <w:start w:val="1"/>
+      <w:numFmt w:val="lowerRoman"/>
+      <w:lvlText w:val="%6."/>
+      <w:lvlJc w:val="right"/>
+      <w:pPr>
+        <w:ind w:left="4320" w:hanging="180"/>
+      </w:pPr>
+    </w:lvl>
+    <w:lvl w:ilvl="6" w:tplc="0409000F" w:tentative="1">
+      <w:start w:val="1"/>
+      <w:numFmt w:val="decimal"/>
+      <w:lvlText w:val="%7."/>
+      <w:lvlJc w:val="left"/>
+      <w:pPr>
+        <w:ind w:left="5040" w:hanging="360"/>
+      </w:pPr>
+    </w:lvl>
+    <w:lvl w:ilvl="7" w:tplc="04090019" w:tentative="1">
+      <w:start w:val="1"/>
+      <w:numFmt w:val="lowerLetter"/>
+      <w:lvlText w:val="%8."/>
+      <w:lvlJc w:val="left"/>
+      <w:pPr>
+        <w:ind w:left="5760" w:hanging="360"/>
+      </w:pPr>
+    </w:lvl>
+    <w:lvl w:ilvl="8" w:tplc="0409001B" w:tentative="1">
+      <w:start w:val="1"/>
+      <w:numFmt w:val="lowerRoman"/>
+      <w:lvlText w:val="%9."/>
+      <w:lvlJc w:val="right"/>
+      <w:pPr>
+        <w:ind w:left="6480" w:hanging="180"/>
+      </w:pPr>
+    </w:lvl>
+  </w:abstractNum>
+  <w:abstractNum w:abstractNumId="10" w15:restartNumberingAfterBreak="0">
+    <w:nsid w:val="2965361E"/>
+    <w:multiLevelType w:val="hybridMultilevel"/>
+    <w:tmpl w:val="34749CE8"/>
+    <w:lvl w:ilvl="0" w:tplc="0409000F">
+      <w:start w:val="1"/>
+      <w:numFmt w:val="decimal"/>
+      <w:lvlText w:val="%1."/>
+      <w:lvlJc w:val="left"/>
+      <w:pPr>
+        <w:ind w:left="720" w:hanging="360"/>
+      </w:pPr>
+      <w:rPr>
+        <w:rFonts w:hint="default"/>
+      </w:rPr>
+    </w:lvl>
+    <w:lvl w:ilvl="1" w:tplc="04090019" w:tentative="1">
+      <w:start w:val="1"/>
+      <w:numFmt w:val="lowerLetter"/>
+      <w:lvlText w:val="%2."/>
+      <w:lvlJc w:val="left"/>
+      <w:pPr>
+        <w:ind w:left="1440" w:hanging="360"/>
+      </w:pPr>
+    </w:lvl>
+    <w:lvl w:ilvl="2" w:tplc="0409001B" w:tentative="1">
+      <w:start w:val="1"/>
+      <w:numFmt w:val="lowerRoman"/>
+      <w:lvlText w:val="%3."/>
+      <w:lvlJc w:val="right"/>
+      <w:pPr>
+        <w:ind w:left="2160" w:hanging="180"/>
+      </w:pPr>
+    </w:lvl>
+    <w:lvl w:ilvl="3" w:tplc="0409000F" w:tentative="1">
+      <w:start w:val="1"/>
+      <w:numFmt w:val="decimal"/>
+      <w:lvlText w:val="%4."/>
+      <w:lvlJc w:val="left"/>
+      <w:pPr>
+        <w:ind w:left="2880" w:hanging="360"/>
+      </w:pPr>
+    </w:lvl>
+    <w:lvl w:ilvl="4" w:tplc="04090019" w:tentative="1">
+      <w:start w:val="1"/>
+      <w:numFmt w:val="lowerLetter"/>
+      <w:lvlText w:val="%5."/>
+      <w:lvlJc w:val="left"/>
+      <w:pPr>
+        <w:ind w:left="3600" w:hanging="360"/>
+      </w:pPr>
+    </w:lvl>
+    <w:lvl w:ilvl="5" w:tplc="0409001B" w:tentative="1">
+      <w:start w:val="1"/>
+      <w:numFmt w:val="lowerRoman"/>
+      <w:lvlText w:val="%6."/>
+      <w:lvlJc w:val="right"/>
+      <w:pPr>
+        <w:ind w:left="4320" w:hanging="180"/>
+      </w:pPr>
+    </w:lvl>
+    <w:lvl w:ilvl="6" w:tplc="0409000F" w:tentative="1">
+      <w:start w:val="1"/>
+      <w:numFmt w:val="decimal"/>
+      <w:lvlText w:val="%7."/>
+      <w:lvlJc w:val="left"/>
+      <w:pPr>
+        <w:ind w:left="5040" w:hanging="360"/>
+      </w:pPr>
+    </w:lvl>
+    <w:lvl w:ilvl="7" w:tplc="04090019" w:tentative="1">
+      <w:start w:val="1"/>
+      <w:numFmt w:val="lowerLetter"/>
+      <w:lvlText w:val="%8."/>
+      <w:lvlJc w:val="left"/>
+      <w:pPr>
+        <w:ind w:left="5760" w:hanging="360"/>
+      </w:pPr>
+    </w:lvl>
+    <w:lvl w:ilvl="8" w:tplc="0409001B" w:tentative="1">
+      <w:start w:val="1"/>
+      <w:numFmt w:val="lowerRoman"/>
+      <w:lvlText w:val="%9."/>
+      <w:lvlJc w:val="right"/>
+      <w:pPr>
+        <w:ind w:left="6480" w:hanging="180"/>
+      </w:pPr>
+    </w:lvl>
+  </w:abstractNum>
+  <w:abstractNum w:abstractNumId="11" w15:restartNumberingAfterBreak="0">
     <w:nsid w:val="2BC72B4E"/>
     <w:multiLevelType w:val="hybridMultilevel"/>
     <w:tmpl w:val="F39A0860"/>
@@ -5474,7 +7189,7 @@
       </w:rPr>
     </w:lvl>
   </w:abstractNum>
-  <w:abstractNum w:abstractNumId="9" w15:restartNumberingAfterBreak="0">
+  <w:abstractNum w:abstractNumId="12" w15:restartNumberingAfterBreak="0">
     <w:nsid w:val="35A82C79"/>
     <w:multiLevelType w:val="multilevel"/>
     <w:tmpl w:val="BFEC4AAA"/>
@@ -5623,7 +7338,7 @@
       </w:rPr>
     </w:lvl>
   </w:abstractNum>
-  <w:abstractNum w:abstractNumId="10" w15:restartNumberingAfterBreak="0">
+  <w:abstractNum w:abstractNumId="13" w15:restartNumberingAfterBreak="0">
     <w:nsid w:val="37767784"/>
     <w:multiLevelType w:val="hybridMultilevel"/>
     <w:tmpl w:val="B1300D7C"/>
@@ -5736,7 +7451,120 @@
       </w:rPr>
     </w:lvl>
   </w:abstractNum>
-  <w:abstractNum w:abstractNumId="11" w15:restartNumberingAfterBreak="0">
+  <w:abstractNum w:abstractNumId="14" w15:restartNumberingAfterBreak="0">
+    <w:nsid w:val="3F7D4DB5"/>
+    <w:multiLevelType w:val="hybridMultilevel"/>
+    <w:tmpl w:val="DBB421A6"/>
+    <w:lvl w:ilvl="0" w:tplc="04090001">
+      <w:start w:val="1"/>
+      <w:numFmt w:val="bullet"/>
+      <w:lvlText w:val=""/>
+      <w:lvlJc w:val="left"/>
+      <w:pPr>
+        <w:ind w:left="720" w:hanging="360"/>
+      </w:pPr>
+      <w:rPr>
+        <w:rFonts w:ascii="Symbol" w:hAnsi="Symbol" w:hint="default"/>
+      </w:rPr>
+    </w:lvl>
+    <w:lvl w:ilvl="1" w:tplc="04090003" w:tentative="1">
+      <w:start w:val="1"/>
+      <w:numFmt w:val="bullet"/>
+      <w:lvlText w:val="o"/>
+      <w:lvlJc w:val="left"/>
+      <w:pPr>
+        <w:ind w:left="1440" w:hanging="360"/>
+      </w:pPr>
+      <w:rPr>
+        <w:rFonts w:ascii="Courier New" w:hAnsi="Courier New" w:hint="default"/>
+      </w:rPr>
+    </w:lvl>
+    <w:lvl w:ilvl="2" w:tplc="04090005" w:tentative="1">
+      <w:start w:val="1"/>
+      <w:numFmt w:val="bullet"/>
+      <w:lvlText w:val=""/>
+      <w:lvlJc w:val="left"/>
+      <w:pPr>
+        <w:ind w:left="2160" w:hanging="360"/>
+      </w:pPr>
+      <w:rPr>
+        <w:rFonts w:ascii="Wingdings" w:hAnsi="Wingdings" w:hint="default"/>
+      </w:rPr>
+    </w:lvl>
+    <w:lvl w:ilvl="3" w:tplc="04090001" w:tentative="1">
+      <w:start w:val="1"/>
+      <w:numFmt w:val="bullet"/>
+      <w:lvlText w:val=""/>
+      <w:lvlJc w:val="left"/>
+      <w:pPr>
+        <w:ind w:left="2880" w:hanging="360"/>
+      </w:pPr>
+      <w:rPr>
+        <w:rFonts w:ascii="Symbol" w:hAnsi="Symbol" w:hint="default"/>
+      </w:rPr>
+    </w:lvl>
+    <w:lvl w:ilvl="4" w:tplc="04090003" w:tentative="1">
+      <w:start w:val="1"/>
+      <w:numFmt w:val="bullet"/>
+      <w:lvlText w:val="o"/>
+      <w:lvlJc w:val="left"/>
+      <w:pPr>
+        <w:ind w:left="3600" w:hanging="360"/>
+      </w:pPr>
+      <w:rPr>
+        <w:rFonts w:ascii="Courier New" w:hAnsi="Courier New" w:hint="default"/>
+      </w:rPr>
+    </w:lvl>
+    <w:lvl w:ilvl="5" w:tplc="04090005" w:tentative="1">
+      <w:start w:val="1"/>
+      <w:numFmt w:val="bullet"/>
+      <w:lvlText w:val=""/>
+      <w:lvlJc w:val="left"/>
+      <w:pPr>
+        <w:ind w:left="4320" w:hanging="360"/>
+      </w:pPr>
+      <w:rPr>
+        <w:rFonts w:ascii="Wingdings" w:hAnsi="Wingdings" w:hint="default"/>
+      </w:rPr>
+    </w:lvl>
+    <w:lvl w:ilvl="6" w:tplc="04090001" w:tentative="1">
+      <w:start w:val="1"/>
+      <w:numFmt w:val="bullet"/>
+      <w:lvlText w:val=""/>
+      <w:lvlJc w:val="left"/>
+      <w:pPr>
+        <w:ind w:left="5040" w:hanging="360"/>
+      </w:pPr>
+      <w:rPr>
+        <w:rFonts w:ascii="Symbol" w:hAnsi="Symbol" w:hint="default"/>
+      </w:rPr>
+    </w:lvl>
+    <w:lvl w:ilvl="7" w:tplc="04090003" w:tentative="1">
+      <w:start w:val="1"/>
+      <w:numFmt w:val="bullet"/>
+      <w:lvlText w:val="o"/>
+      <w:lvlJc w:val="left"/>
+      <w:pPr>
+        <w:ind w:left="5760" w:hanging="360"/>
+      </w:pPr>
+      <w:rPr>
+        <w:rFonts w:ascii="Courier New" w:hAnsi="Courier New" w:hint="default"/>
+      </w:rPr>
+    </w:lvl>
+    <w:lvl w:ilvl="8" w:tplc="04090005" w:tentative="1">
+      <w:start w:val="1"/>
+      <w:numFmt w:val="bullet"/>
+      <w:lvlText w:val=""/>
+      <w:lvlJc w:val="left"/>
+      <w:pPr>
+        <w:ind w:left="6480" w:hanging="360"/>
+      </w:pPr>
+      <w:rPr>
+        <w:rFonts w:ascii="Wingdings" w:hAnsi="Wingdings" w:hint="default"/>
+      </w:rPr>
+    </w:lvl>
+  </w:abstractNum>
+  <w:abstractNum w:abstractNumId="15" w15:restartNumberingAfterBreak="0">
     <w:nsid w:val="423773FD"/>
     <w:multiLevelType w:val="hybridMultilevel"/>
     <w:tmpl w:val="10D654DA"/>
@@ -5849,7 +7677,7 @@
       </w:rPr>
     </w:lvl>
   </w:abstractNum>
-  <w:abstractNum w:abstractNumId="12" w15:restartNumberingAfterBreak="0">
+  <w:abstractNum w:abstractNumId="16" w15:restartNumberingAfterBreak="0">
     <w:nsid w:val="44B3484D"/>
     <w:multiLevelType w:val="hybridMultilevel"/>
     <w:tmpl w:val="F5767160"/>
@@ -5962,7 +7790,7 @@
       </w:rPr>
     </w:lvl>
   </w:abstractNum>
-  <w:abstractNum w:abstractNumId="13" w15:restartNumberingAfterBreak="0">
+  <w:abstractNum w:abstractNumId="17" w15:restartNumberingAfterBreak="0">
     <w:nsid w:val="471B1AF6"/>
     <w:multiLevelType w:val="hybridMultilevel"/>
     <w:tmpl w:val="0AF266A6"/>
@@ -6075,7 +7903,7 @@
       </w:rPr>
     </w:lvl>
   </w:abstractNum>
-  <w:abstractNum w:abstractNumId="14" w15:restartNumberingAfterBreak="0">
+  <w:abstractNum w:abstractNumId="18" w15:restartNumberingAfterBreak="0">
     <w:nsid w:val="4E3C1D13"/>
     <w:multiLevelType w:val="hybridMultilevel"/>
     <w:tmpl w:val="4E3A9658"/>
@@ -6188,7 +8016,7 @@
       </w:rPr>
     </w:lvl>
   </w:abstractNum>
-  <w:abstractNum w:abstractNumId="15" w15:restartNumberingAfterBreak="0">
+  <w:abstractNum w:abstractNumId="19" w15:restartNumberingAfterBreak="0">
     <w:nsid w:val="5FE352AB"/>
     <w:multiLevelType w:val="multilevel"/>
     <w:tmpl w:val="825A2B9E"/>
@@ -6337,7 +8165,120 @@
       </w:rPr>
     </w:lvl>
   </w:abstractNum>
-  <w:abstractNum w:abstractNumId="16" w15:restartNumberingAfterBreak="0">
+  <w:abstractNum w:abstractNumId="20" w15:restartNumberingAfterBreak="0">
+    <w:nsid w:val="60DB0243"/>
+    <w:multiLevelType w:val="hybridMultilevel"/>
+    <w:tmpl w:val="05B2CE60"/>
+    <w:lvl w:ilvl="0" w:tplc="04090001">
+      <w:start w:val="1"/>
+      <w:numFmt w:val="bullet"/>
+      <w:lvlText w:val=""/>
+      <w:lvlJc w:val="left"/>
+      <w:pPr>
+        <w:ind w:left="720" w:hanging="360"/>
+      </w:pPr>
+      <w:rPr>
+        <w:rFonts w:ascii="Symbol" w:hAnsi="Symbol" w:hint="default"/>
+      </w:rPr>
+    </w:lvl>
+    <w:lvl w:ilvl="1" w:tplc="04090003" w:tentative="1">
+      <w:start w:val="1"/>
+      <w:numFmt w:val="bullet"/>
+      <w:lvlText w:val="o"/>
+      <w:lvlJc w:val="left"/>
+      <w:pPr>
+        <w:ind w:left="1440" w:hanging="360"/>
+      </w:pPr>
+      <w:rPr>
+        <w:rFonts w:ascii="Courier New" w:hAnsi="Courier New" w:hint="default"/>
+      </w:rPr>
+    </w:lvl>
+    <w:lvl w:ilvl="2" w:tplc="04090005" w:tentative="1">
+      <w:start w:val="1"/>
+      <w:numFmt w:val="bullet"/>
+      <w:lvlText w:val=""/>
+      <w:lvlJc w:val="left"/>
+      <w:pPr>
+        <w:ind w:left="2160" w:hanging="360"/>
+      </w:pPr>
+      <w:rPr>
+        <w:rFonts w:ascii="Wingdings" w:hAnsi="Wingdings" w:hint="default"/>
+      </w:rPr>
+    </w:lvl>
+    <w:lvl w:ilvl="3" w:tplc="04090001" w:tentative="1">
+      <w:start w:val="1"/>
+      <w:numFmt w:val="bullet"/>
+      <w:lvlText w:val=""/>
+      <w:lvlJc w:val="left"/>
+      <w:pPr>
+        <w:ind w:left="2880" w:hanging="360"/>
+      </w:pPr>
+      <w:rPr>
+        <w:rFonts w:ascii="Symbol" w:hAnsi="Symbol" w:hint="default"/>
+      </w:rPr>
+    </w:lvl>
+    <w:lvl w:ilvl="4" w:tplc="04090003" w:tentative="1">
+      <w:start w:val="1"/>
+      <w:numFmt w:val="bullet"/>
+      <w:lvlText w:val="o"/>
+      <w:lvlJc w:val="left"/>
+      <w:pPr>
+        <w:ind w:left="3600" w:hanging="360"/>
+      </w:pPr>
+      <w:rPr>
+        <w:rFonts w:ascii="Courier New" w:hAnsi="Courier New" w:hint="default"/>
+      </w:rPr>
+    </w:lvl>
+    <w:lvl w:ilvl="5" w:tplc="04090005" w:tentative="1">
+      <w:start w:val="1"/>
+      <w:numFmt w:val="bullet"/>
+      <w:lvlText w:val=""/>
+      <w:lvlJc w:val="left"/>
+      <w:pPr>
+        <w:ind w:left="4320" w:hanging="360"/>
+      </w:pPr>
+      <w:rPr>
+        <w:rFonts w:ascii="Wingdings" w:hAnsi="Wingdings" w:hint="default"/>
+      </w:rPr>
+    </w:lvl>
+    <w:lvl w:ilvl="6" w:tplc="04090001" w:tentative="1">
+      <w:start w:val="1"/>
+      <w:numFmt w:val="bullet"/>
+      <w:lvlText w:val=""/>
+      <w:lvlJc w:val="left"/>
+      <w:pPr>
+        <w:ind w:left="5040" w:hanging="360"/>
+      </w:pPr>
+      <w:rPr>
+        <w:rFonts w:ascii="Symbol" w:hAnsi="Symbol" w:hint="default"/>
+      </w:rPr>
+    </w:lvl>
+    <w:lvl w:ilvl="7" w:tplc="04090003" w:tentative="1">
+      <w:start w:val="1"/>
+      <w:numFmt w:val="bullet"/>
+      <w:lvlText w:val="o"/>
+      <w:lvlJc w:val="left"/>
+      <w:pPr>
+        <w:ind w:left="5760" w:hanging="360"/>
+      </w:pPr>
+      <w:rPr>
+        <w:rFonts w:ascii="Courier New" w:hAnsi="Courier New" w:hint="default"/>
+      </w:rPr>
+    </w:lvl>
+    <w:lvl w:ilvl="8" w:tplc="04090005" w:tentative="1">
+      <w:start w:val="1"/>
+      <w:numFmt w:val="bullet"/>
+      <w:lvlText w:val=""/>
+      <w:lvlJc w:val="left"/>
+      <w:pPr>
+        <w:ind w:left="6480" w:hanging="360"/>
+      </w:pPr>
+      <w:rPr>
+        <w:rFonts w:ascii="Wingdings" w:hAnsi="Wingdings" w:hint="default"/>
+      </w:rPr>
+    </w:lvl>
+  </w:abstractNum>
+  <w:abstractNum w:abstractNumId="21" w15:restartNumberingAfterBreak="0">
     <w:nsid w:val="63242281"/>
     <w:multiLevelType w:val="hybridMultilevel"/>
     <w:tmpl w:val="8B68952C"/>
@@ -6426,7 +8367,7 @@
       </w:pPr>
     </w:lvl>
   </w:abstractNum>
-  <w:abstractNum w:abstractNumId="17" w15:restartNumberingAfterBreak="0">
+  <w:abstractNum w:abstractNumId="22" w15:restartNumberingAfterBreak="0">
     <w:nsid w:val="6680171F"/>
     <w:multiLevelType w:val="hybridMultilevel"/>
     <w:tmpl w:val="7A241340"/>
@@ -6539,7 +8480,7 @@
       </w:rPr>
     </w:lvl>
   </w:abstractNum>
-  <w:abstractNum w:abstractNumId="18" w15:restartNumberingAfterBreak="0">
+  <w:abstractNum w:abstractNumId="23" w15:restartNumberingAfterBreak="0">
     <w:nsid w:val="6D9D710D"/>
     <w:multiLevelType w:val="hybridMultilevel"/>
     <w:tmpl w:val="3A5E95E8"/>
@@ -6651,7 +8592,7 @@
       </w:rPr>
     </w:lvl>
   </w:abstractNum>
-  <w:abstractNum w:abstractNumId="19" w15:restartNumberingAfterBreak="0">
+  <w:abstractNum w:abstractNumId="24" w15:restartNumberingAfterBreak="0">
     <w:nsid w:val="71D430B9"/>
     <w:multiLevelType w:val="hybridMultilevel"/>
     <w:tmpl w:val="DF8A5D78"/>
@@ -6764,7 +8705,96 @@
       </w:rPr>
     </w:lvl>
   </w:abstractNum>
-  <w:abstractNum w:abstractNumId="20" w15:restartNumberingAfterBreak="0">
+  <w:abstractNum w:abstractNumId="25" w15:restartNumberingAfterBreak="0">
+    <w:nsid w:val="742E493B"/>
+    <w:multiLevelType w:val="hybridMultilevel"/>
+    <w:tmpl w:val="3D08EF24"/>
+    <w:lvl w:ilvl="0" w:tplc="0409000F">
+      <w:start w:val="1"/>
+      <w:numFmt w:val="decimal"/>
+      <w:lvlText w:val="%1."/>
+      <w:lvlJc w:val="left"/>
+      <w:pPr>
+        <w:ind w:left="720" w:hanging="360"/>
+      </w:pPr>
+      <w:rPr>
+        <w:rFonts w:hint="default"/>
+      </w:rPr>
+    </w:lvl>
+    <w:lvl w:ilvl="1" w:tplc="04090019" w:tentative="1">
+      <w:start w:val="1"/>
+      <w:numFmt w:val="lowerLetter"/>
+      <w:lvlText w:val="%2."/>
+      <w:lvlJc w:val="left"/>
+      <w:pPr>
+        <w:ind w:left="1440" w:hanging="360"/>
+      </w:pPr>
+    </w:lvl>
+    <w:lvl w:ilvl="2" w:tplc="0409001B" w:tentative="1">
+      <w:start w:val="1"/>
+      <w:numFmt w:val="lowerRoman"/>
+      <w:lvlText w:val="%3."/>
+      <w:lvlJc w:val="right"/>
+      <w:pPr>
+        <w:ind w:left="2160" w:hanging="180"/>
+      </w:pPr>
+    </w:lvl>
+    <w:lvl w:ilvl="3" w:tplc="0409000F" w:tentative="1">
+      <w:start w:val="1"/>
+      <w:numFmt w:val="decimal"/>
+      <w:lvlText w:val="%4."/>
+      <w:lvlJc w:val="left"/>
+      <w:pPr>
+        <w:ind w:left="2880" w:hanging="360"/>
+      </w:pPr>
+    </w:lvl>
+    <w:lvl w:ilvl="4" w:tplc="04090019" w:tentative="1">
+      <w:start w:val="1"/>
+      <w:numFmt w:val="lowerLetter"/>
+      <w:lvlText w:val="%5."/>
+      <w:lvlJc w:val="left"/>
+      <w:pPr>
+        <w:ind w:left="3600" w:hanging="360"/>
+      </w:pPr>
+    </w:lvl>
+    <w:lvl w:ilvl="5" w:tplc="0409001B" w:tentative="1">
+      <w:start w:val="1"/>
+      <w:numFmt w:val="lowerRoman"/>
+      <w:lvlText w:val="%6."/>
+      <w:lvlJc w:val="right"/>
+      <w:pPr>
+        <w:ind w:left="4320" w:hanging="180"/>
+      </w:pPr>
+    </w:lvl>
+    <w:lvl w:ilvl="6" w:tplc="0409000F" w:tentative="1">
+      <w:start w:val="1"/>
+      <w:numFmt w:val="decimal"/>
+      <w:lvlText w:val="%7."/>
+      <w:lvlJc w:val="left"/>
+      <w:pPr>
+        <w:ind w:left="5040" w:hanging="360"/>
+      </w:pPr>
+    </w:lvl>
+    <w:lvl w:ilvl="7" w:tplc="04090019" w:tentative="1">
+      <w:start w:val="1"/>
+      <w:numFmt w:val="lowerLetter"/>
+      <w:lvlText w:val="%8."/>
+      <w:lvlJc w:val="left"/>
+      <w:pPr>
+        <w:ind w:left="5760" w:hanging="360"/>
+      </w:pPr>
+    </w:lvl>
+    <w:lvl w:ilvl="8" w:tplc="0409001B" w:tentative="1">
+      <w:start w:val="1"/>
+      <w:numFmt w:val="lowerRoman"/>
+      <w:lvlText w:val="%9."/>
+      <w:lvlJc w:val="right"/>
+      <w:pPr>
+        <w:ind w:left="6480" w:hanging="180"/>
+      </w:pPr>
+    </w:lvl>
+  </w:abstractNum>
+  <w:abstractNum w:abstractNumId="26" w15:restartNumberingAfterBreak="0">
     <w:nsid w:val="79382B1A"/>
     <w:multiLevelType w:val="hybridMultilevel"/>
     <w:tmpl w:val="9F74BB66"/>
@@ -6851,7 +8881,7 @@
     </w:lvl>
   </w:abstractNum>
   <w:num w:numId="1" w16cid:durableId="1530338358">
-    <w:abstractNumId w:val="9"/>
+    <w:abstractNumId w:val="12"/>
   </w:num>
   <w:num w:numId="2" w16cid:durableId="2108117014">
     <w:abstractNumId w:val="2"/>
@@ -6860,10 +8890,10 @@
     <w:abstractNumId w:val="4"/>
   </w:num>
   <w:num w:numId="4" w16cid:durableId="1122379871">
-    <w:abstractNumId w:val="7"/>
+    <w:abstractNumId w:val="8"/>
   </w:num>
   <w:num w:numId="5" w16cid:durableId="523710769">
-    <w:abstractNumId w:val="17"/>
+    <w:abstractNumId w:val="22"/>
   </w:num>
   <w:num w:numId="6" w16cid:durableId="1575159623">
     <w:abstractNumId w:val="5"/>
@@ -6872,46 +8902,64 @@
     <w:abstractNumId w:val="1"/>
   </w:num>
   <w:num w:numId="8" w16cid:durableId="1777210099">
-    <w:abstractNumId w:val="15"/>
+    <w:abstractNumId w:val="19"/>
   </w:num>
   <w:num w:numId="9" w16cid:durableId="205877600">
-    <w:abstractNumId w:val="13"/>
+    <w:abstractNumId w:val="17"/>
   </w:num>
   <w:num w:numId="10" w16cid:durableId="1732845057">
-    <w:abstractNumId w:val="11"/>
+    <w:abstractNumId w:val="15"/>
   </w:num>
   <w:num w:numId="11" w16cid:durableId="26956661">
     <w:abstractNumId w:val="3"/>
   </w:num>
   <w:num w:numId="12" w16cid:durableId="1333727492">
-    <w:abstractNumId w:val="19"/>
+    <w:abstractNumId w:val="24"/>
   </w:num>
   <w:num w:numId="13" w16cid:durableId="603268523">
-    <w:abstractNumId w:val="16"/>
+    <w:abstractNumId w:val="21"/>
   </w:num>
   <w:num w:numId="14" w16cid:durableId="1452045790">
-    <w:abstractNumId w:val="6"/>
+    <w:abstractNumId w:val="7"/>
   </w:num>
   <w:num w:numId="15" w16cid:durableId="955720455">
     <w:abstractNumId w:val="0"/>
   </w:num>
   <w:num w:numId="16" w16cid:durableId="36974576">
-    <w:abstractNumId w:val="12"/>
+    <w:abstractNumId w:val="16"/>
   </w:num>
   <w:num w:numId="17" w16cid:durableId="1313947936">
-    <w:abstractNumId w:val="8"/>
+    <w:abstractNumId w:val="11"/>
   </w:num>
   <w:num w:numId="18" w16cid:durableId="1564944779">
+    <w:abstractNumId w:val="26"/>
+  </w:num>
+  <w:num w:numId="19" w16cid:durableId="1071777656">
+    <w:abstractNumId w:val="13"/>
+  </w:num>
+  <w:num w:numId="20" w16cid:durableId="1346059109">
+    <w:abstractNumId w:val="18"/>
+  </w:num>
+  <w:num w:numId="21" w16cid:durableId="231891195">
+    <w:abstractNumId w:val="23"/>
+  </w:num>
+  <w:num w:numId="22" w16cid:durableId="914050168">
     <w:abstractNumId w:val="20"/>
   </w:num>
-  <w:num w:numId="19" w16cid:durableId="1071777656">
-    <w:abstractNumId w:val="10"/>
+  <w:num w:numId="23" w16cid:durableId="1258904085">
+    <w:abstractNumId w:val="25"/>
   </w:num>
-  <w:num w:numId="20" w16cid:durableId="1346059109">
+  <w:num w:numId="24" w16cid:durableId="1330643648">
+    <w:abstractNumId w:val="9"/>
+  </w:num>
+  <w:num w:numId="25" w16cid:durableId="1744327961">
+    <w:abstractNumId w:val="6"/>
+  </w:num>
+  <w:num w:numId="26" w16cid:durableId="1426538658">
     <w:abstractNumId w:val="14"/>
   </w:num>
-  <w:num w:numId="21" w16cid:durableId="231891195">
-    <w:abstractNumId w:val="18"/>
+  <w:num w:numId="27" w16cid:durableId="662588524">
+    <w:abstractNumId w:val="10"/>
   </w:num>
 </w:numbering>
 </file>

--- a/Final Project - Report .docx
+++ b/Final Project - Report .docx
@@ -57,6 +57,7 @@
           <w:bCs/>
           <w:sz w:val="32"/>
           <w:szCs w:val="32"/>
+          <w:rtl/>
         </w:rPr>
       </w:pPr>
       <w:r>
@@ -68,6 +69,75 @@
           <w:szCs w:val="32"/>
         </w:rPr>
         <w:t>Roee Amsalem, Oren Yehezkel, Ido Brener</w:t>
+      </w:r>
+    </w:p>
+    <w:p>
+      <w:pPr>
+        <w:bidi w:val="0"/>
+        <w:spacing w:after="0" w:line="360" w:lineRule="auto"/>
+        <w:rPr>
+          <w:rFonts w:ascii="David" w:hAnsi="David" w:cs="David"/>
+          <w:b/>
+          <w:bCs/>
+          <w:sz w:val="32"/>
+          <w:szCs w:val="32"/>
+        </w:rPr>
+      </w:pPr>
+    </w:p>
+    <w:p>
+      <w:pPr>
+        <w:pBdr>
+          <w:bottom w:val="single" w:sz="6" w:space="1" w:color="auto"/>
+        </w:pBdr>
+        <w:bidi w:val="0"/>
+        <w:spacing w:after="0" w:line="360" w:lineRule="auto"/>
+        <w:rPr>
+          <w:rFonts w:ascii="David" w:hAnsi="David" w:cs="David"/>
+          <w:sz w:val="32"/>
+          <w:szCs w:val="32"/>
+          <w:rtl/>
+        </w:rPr>
+      </w:pPr>
+      <w:r>
+        <w:rPr>
+          <w:rFonts w:ascii="David" w:hAnsi="David" w:cs="David" w:hint="cs"/>
+          <w:b/>
+          <w:bCs/>
+          <w:sz w:val="32"/>
+          <w:szCs w:val="32"/>
+          <w:rtl/>
+        </w:rPr>
+        <w:t>1</w:t>
+      </w:r>
+      <w:r>
+        <w:rPr>
+          <w:rFonts w:ascii="David" w:hAnsi="David" w:cs="David"/>
+          <w:b/>
+          <w:bCs/>
+          <w:sz w:val="32"/>
+          <w:szCs w:val="32"/>
+        </w:rPr>
+        <w:tab/>
+      </w:r>
+      <w:r>
+        <w:rPr>
+          <w:rFonts w:ascii="David" w:hAnsi="David" w:cs="David"/>
+          <w:b/>
+          <w:bCs/>
+          <w:sz w:val="32"/>
+          <w:szCs w:val="32"/>
+        </w:rPr>
+        <w:t>Abstract</w:t>
+      </w:r>
+      <w:r>
+        <w:rPr>
+          <w:rFonts w:ascii="David" w:hAnsi="David" w:cs="David"/>
+          <w:b/>
+          <w:bCs/>
+          <w:sz w:val="32"/>
+          <w:szCs w:val="32"/>
+        </w:rPr>
+        <w:t>:</w:t>
       </w:r>
     </w:p>
     <w:p>
@@ -420,32 +490,119 @@
         <w:spacing w:after="0" w:line="360" w:lineRule="auto"/>
         <w:rPr>
           <w:rFonts w:ascii="David" w:hAnsi="David" w:cs="David"/>
-        </w:rPr>
-      </w:pPr>
-    </w:p>
-    <w:p>
-      <w:pPr>
-        <w:pBdr>
-          <w:bottom w:val="single" w:sz="6" w:space="1" w:color="auto"/>
-        </w:pBdr>
-        <w:bidi w:val="0"/>
-        <w:spacing w:after="0" w:line="360" w:lineRule="auto"/>
-        <w:rPr>
-          <w:rFonts w:ascii="David" w:hAnsi="David" w:cs="David"/>
-          <w:sz w:val="32"/>
-          <w:szCs w:val="32"/>
-          <w:rtl/>
-        </w:rPr>
-      </w:pPr>
-      <w:r>
-        <w:rPr>
-          <w:rFonts w:ascii="David" w:hAnsi="David" w:cs="David"/>
           <w:b/>
           <w:bCs/>
           <w:sz w:val="32"/>
           <w:szCs w:val="32"/>
         </w:rPr>
-        <w:t>1</w:t>
+      </w:pPr>
+    </w:p>
+    <w:p>
+      <w:pPr>
+        <w:pBdr>
+          <w:bottom w:val="single" w:sz="6" w:space="1" w:color="auto"/>
+        </w:pBdr>
+        <w:bidi w:val="0"/>
+        <w:spacing w:after="0" w:line="360" w:lineRule="auto"/>
+        <w:rPr>
+          <w:rFonts w:ascii="David" w:hAnsi="David" w:cs="David"/>
+          <w:sz w:val="32"/>
+          <w:szCs w:val="32"/>
+          <w:rtl/>
+        </w:rPr>
+      </w:pPr>
+      <w:r>
+        <w:rPr>
+          <w:rFonts w:ascii="David" w:hAnsi="David" w:cs="David"/>
+          <w:b/>
+          <w:bCs/>
+          <w:sz w:val="32"/>
+          <w:szCs w:val="32"/>
+        </w:rPr>
+        <w:t>2</w:t>
+      </w:r>
+      <w:r>
+        <w:rPr>
+          <w:rFonts w:ascii="David" w:hAnsi="David" w:cs="David"/>
+          <w:b/>
+          <w:bCs/>
+          <w:sz w:val="32"/>
+          <w:szCs w:val="32"/>
+        </w:rPr>
+        <w:tab/>
+      </w:r>
+      <w:r>
+        <w:rPr>
+          <w:rFonts w:ascii="David" w:hAnsi="David" w:cs="David"/>
+          <w:b/>
+          <w:bCs/>
+          <w:sz w:val="32"/>
+          <w:szCs w:val="32"/>
+        </w:rPr>
+        <w:t>Introduction</w:t>
+      </w:r>
+      <w:r>
+        <w:rPr>
+          <w:rFonts w:ascii="David" w:hAnsi="David" w:cs="David"/>
+          <w:b/>
+          <w:bCs/>
+          <w:sz w:val="32"/>
+          <w:szCs w:val="32"/>
+        </w:rPr>
+        <w:t>:</w:t>
+      </w:r>
+    </w:p>
+    <w:p>
+      <w:pPr>
+        <w:bidi w:val="0"/>
+        <w:spacing w:after="0" w:line="360" w:lineRule="auto"/>
+        <w:rPr>
+          <w:rFonts w:ascii="David" w:hAnsi="David" w:cs="David"/>
+        </w:rPr>
+      </w:pPr>
+    </w:p>
+    <w:p>
+      <w:pPr>
+        <w:bidi w:val="0"/>
+        <w:spacing w:after="0" w:line="360" w:lineRule="auto"/>
+        <w:rPr>
+          <w:rFonts w:ascii="David" w:hAnsi="David" w:cs="David"/>
+        </w:rPr>
+      </w:pPr>
+    </w:p>
+    <w:p>
+      <w:pPr>
+        <w:bidi w:val="0"/>
+        <w:spacing w:after="0" w:line="360" w:lineRule="auto"/>
+        <w:rPr>
+          <w:rFonts w:ascii="David" w:hAnsi="David" w:cs="David"/>
+        </w:rPr>
+      </w:pPr>
+    </w:p>
+    <w:p>
+      <w:pPr>
+        <w:pBdr>
+          <w:bottom w:val="single" w:sz="6" w:space="1" w:color="auto"/>
+        </w:pBdr>
+        <w:bidi w:val="0"/>
+        <w:spacing w:after="0" w:line="360" w:lineRule="auto"/>
+        <w:rPr>
+          <w:rFonts w:ascii="David" w:hAnsi="David" w:cs="David"/>
+          <w:sz w:val="32"/>
+          <w:szCs w:val="32"/>
+          <w:rtl/>
+        </w:rPr>
+      </w:pPr>
+      <w:r>
+        <w:rPr>
+          <w:rFonts w:ascii="David" w:hAnsi="David" w:cs="David" w:hint="cs"/>
+          <w:b/>
+          <w:bCs/>
+          <w:sz w:val="32"/>
+          <w:szCs w:val="32"/>
+          <w:rtl/>
+        </w:rPr>
+        <w:t>3</w:t>
       </w:r>
       <w:r>
         <w:rPr>
@@ -663,6 +820,7 @@
         <w:rPr>
           <w:rFonts w:ascii="David" w:hAnsi="David" w:cs="David"/>
         </w:rPr>
+        <w:lastRenderedPageBreak/>
         <w:t>lap_duration</w:t>
       </w:r>
       <w:proofErr w:type="spellEnd"/>
@@ -869,7 +1027,6 @@
         <w:rPr>
           <w:rFonts w:ascii="David" w:hAnsi="David" w:cs="David"/>
         </w:rPr>
-        <w:lastRenderedPageBreak/>
         <w:t>n_gear</w:t>
       </w:r>
       <w:proofErr w:type="spellEnd"/>
@@ -1744,6 +1901,7 @@
                 <w:b/>
                 <w:bCs/>
               </w:rPr>
+              <w:lastRenderedPageBreak/>
               <w:t>Feature_Name</w:t>
             </w:r>
             <w:proofErr w:type="spellEnd"/>
@@ -2404,7 +2562,6 @@
               <w:rPr>
                 <w:rFonts w:ascii="David" w:hAnsi="David" w:cs="David"/>
               </w:rPr>
-              <w:lastRenderedPageBreak/>
               <w:t>x</w:t>
             </w:r>
           </w:p>
@@ -4495,6 +4652,7 @@
         <w:rPr>
           <w:rFonts w:ascii="David" w:hAnsi="David" w:cs="David"/>
         </w:rPr>
+        <w:lastRenderedPageBreak/>
         <w:t>In the start and end point of each lap there is a gap of a few seconds in which the sensors of the cars stop producing new data. This gap can register as a turn when using our calculations, that relay on the change in location of the driver, thus generating noise that can affect the clustering.</w:t>
       </w:r>
     </w:p>
@@ -4536,7 +4694,6 @@
         <w:rPr>
           <w:rFonts w:ascii="David" w:hAnsi="David" w:cs="David"/>
         </w:rPr>
-        <w:lastRenderedPageBreak/>
         <w:t>For the raw data</w:t>
       </w:r>
       <w:r>
@@ -4869,28 +5026,24 @@
         </w:rPr>
         <w:t xml:space="preserve">This reason for this massive </w:t>
       </w:r>
-      <w:proofErr w:type="gramStart"/>
-      <w:r>
-        <w:rPr>
-          <w:rFonts w:ascii="David" w:hAnsi="David" w:cs="David"/>
-        </w:rPr>
-        <w:t>amount</w:t>
-      </w:r>
-      <w:proofErr w:type="gramEnd"/>
+      <w:r>
+        <w:rPr>
+          <w:rFonts w:ascii="David" w:hAnsi="David" w:cs="David"/>
+        </w:rPr>
+        <w:t>number</w:t>
+      </w:r>
       <w:r>
         <w:rPr>
           <w:rFonts w:ascii="David" w:hAnsi="David" w:cs="David"/>
         </w:rPr>
         <w:t xml:space="preserve"> of outliers and extreme outliers, is the difference between the turns themselves. For example, in Suzuka, there is one specific turn, marked 11 on the following map, that forces driver to decelerate extremely </w:t>
       </w:r>
-      <w:proofErr w:type="gramStart"/>
-      <w:r>
-        <w:rPr>
-          <w:rFonts w:ascii="David" w:hAnsi="David" w:cs="David"/>
-        </w:rPr>
-        <w:t>in order to</w:t>
-      </w:r>
-      <w:proofErr w:type="gramEnd"/>
+      <w:r>
+        <w:rPr>
+          <w:rFonts w:ascii="David" w:hAnsi="David" w:cs="David"/>
+        </w:rPr>
+        <w:t>to</w:t>
+      </w:r>
       <w:r>
         <w:rPr>
           <w:rFonts w:ascii="David" w:hAnsi="David" w:cs="David"/>
@@ -4914,14 +5067,12 @@
         </w:rPr>
         <w:t xml:space="preserve">This turn explains the massive </w:t>
       </w:r>
-      <w:proofErr w:type="gramStart"/>
-      <w:r>
-        <w:rPr>
-          <w:rFonts w:ascii="David" w:hAnsi="David" w:cs="David"/>
-        </w:rPr>
-        <w:t>amount</w:t>
-      </w:r>
-      <w:proofErr w:type="gramEnd"/>
+      <w:r>
+        <w:rPr>
+          <w:rFonts w:ascii="David" w:hAnsi="David" w:cs="David"/>
+        </w:rPr>
+        <w:t>number</w:t>
+      </w:r>
       <w:r>
         <w:rPr>
           <w:rFonts w:ascii="David" w:hAnsi="David" w:cs="David"/>
@@ -5174,14 +5325,12 @@
         </w:rPr>
         <w:t xml:space="preserve">There are </w:t>
       </w:r>
-      <w:proofErr w:type="spellStart"/>
-      <w:r>
-        <w:rPr>
-          <w:rFonts w:ascii="David" w:hAnsi="David" w:cs="David"/>
-        </w:rPr>
-        <w:t>approximatly</w:t>
-      </w:r>
-      <w:proofErr w:type="spellEnd"/>
+      <w:r>
+        <w:rPr>
+          <w:rFonts w:ascii="David" w:hAnsi="David" w:cs="David"/>
+        </w:rPr>
+        <w:t>approximately</w:t>
+      </w:r>
       <w:r>
         <w:rPr>
           <w:rFonts w:ascii="David" w:hAnsi="David" w:cs="David"/>
@@ -5223,16 +5372,12 @@
         </w:rPr>
         <w:t xml:space="preserve">In the case of the first missing values, we cannot do much, but it is unlikely that it had any </w:t>
       </w:r>
-      <w:proofErr w:type="spellStart"/>
-      <w:proofErr w:type="gramStart"/>
-      <w:r>
-        <w:rPr>
-          <w:rFonts w:ascii="David" w:hAnsi="David" w:cs="David"/>
-        </w:rPr>
-        <w:t>affect</w:t>
-      </w:r>
-      <w:proofErr w:type="spellEnd"/>
-      <w:proofErr w:type="gramEnd"/>
+      <w:r>
+        <w:rPr>
+          <w:rFonts w:ascii="David" w:hAnsi="David" w:cs="David"/>
+        </w:rPr>
+        <w:t>effect</w:t>
+      </w:r>
       <w:r>
         <w:rPr>
           <w:rFonts w:ascii="David" w:hAnsi="David" w:cs="David"/>
@@ -5304,28 +5449,24 @@
           <w:rFonts w:ascii="David" w:hAnsi="David" w:cs="David"/>
         </w:rPr>
       </w:pPr>
-      <w:proofErr w:type="gramStart"/>
-      <w:r>
-        <w:rPr>
-          <w:rFonts w:ascii="David" w:hAnsi="David" w:cs="David"/>
-        </w:rPr>
-        <w:t>In order to</w:t>
-      </w:r>
-      <w:proofErr w:type="gramEnd"/>
+      <w:r>
+        <w:rPr>
+          <w:rFonts w:ascii="David" w:hAnsi="David" w:cs="David"/>
+        </w:rPr>
+        <w:t>To</w:t>
+      </w:r>
       <w:r>
         <w:rPr>
           <w:rFonts w:ascii="David" w:hAnsi="David" w:cs="David"/>
         </w:rPr>
         <w:t xml:space="preserve"> </w:t>
       </w:r>
-      <w:proofErr w:type="spellStart"/>
-      <w:r>
-        <w:rPr>
-          <w:rFonts w:ascii="David" w:hAnsi="David" w:cs="David"/>
-        </w:rPr>
-        <w:t>achive</w:t>
-      </w:r>
-      <w:proofErr w:type="spellEnd"/>
+      <w:r>
+        <w:rPr>
+          <w:rFonts w:ascii="David" w:hAnsi="David" w:cs="David"/>
+        </w:rPr>
+        <w:t>achieve</w:t>
+      </w:r>
       <w:r>
         <w:rPr>
           <w:rFonts w:ascii="David" w:hAnsi="David" w:cs="David"/>
@@ -5675,14 +5816,12 @@
           <w:rFonts w:ascii="David" w:hAnsi="David" w:cs="David"/>
         </w:rPr>
       </w:pPr>
-      <w:proofErr w:type="gramStart"/>
-      <w:r>
-        <w:rPr>
-          <w:rFonts w:ascii="David" w:hAnsi="David" w:cs="David"/>
-        </w:rPr>
-        <w:t>In order to</w:t>
-      </w:r>
-      <w:proofErr w:type="gramEnd"/>
+      <w:r>
+        <w:rPr>
+          <w:rFonts w:ascii="David" w:hAnsi="David" w:cs="David"/>
+        </w:rPr>
+        <w:t>To</w:t>
+      </w:r>
       <w:r>
         <w:rPr>
           <w:rFonts w:ascii="David" w:hAnsi="David" w:cs="David"/>

--- a/Final Project - Report .docx
+++ b/Final Project - Report .docx
@@ -57,7 +57,6 @@
           <w:bCs/>
           <w:sz w:val="32"/>
           <w:szCs w:val="32"/>
-          <w:rtl/>
         </w:rPr>
       </w:pPr>
       <w:r>
@@ -70,19 +69,6 @@
         </w:rPr>
         <w:t>Roee Amsalem, Oren Yehezkel, Ido Brener</w:t>
       </w:r>
-    </w:p>
-    <w:p>
-      <w:pPr>
-        <w:bidi w:val="0"/>
-        <w:spacing w:after="0" w:line="360" w:lineRule="auto"/>
-        <w:rPr>
-          <w:rFonts w:ascii="David" w:hAnsi="David" w:cs="David"/>
-          <w:b/>
-          <w:bCs/>
-          <w:sz w:val="32"/>
-          <w:szCs w:val="32"/>
-        </w:rPr>
-      </w:pPr>
     </w:p>
     <w:p>
       <w:pPr>
@@ -118,26 +104,7 @@
           <w:szCs w:val="32"/>
         </w:rPr>
         <w:tab/>
-      </w:r>
-      <w:r>
-        <w:rPr>
-          <w:rFonts w:ascii="David" w:hAnsi="David" w:cs="David"/>
-          <w:b/>
-          <w:bCs/>
-          <w:sz w:val="32"/>
-          <w:szCs w:val="32"/>
-        </w:rPr>
-        <w:t>Abstract</w:t>
-      </w:r>
-      <w:r>
-        <w:rPr>
-          <w:rFonts w:ascii="David" w:hAnsi="David" w:cs="David"/>
-          <w:b/>
-          <w:bCs/>
-          <w:sz w:val="32"/>
-          <w:szCs w:val="32"/>
-        </w:rPr>
-        <w:t>:</w:t>
+        <w:t>Abstract:</w:t>
       </w:r>
     </w:p>
     <w:p>
@@ -277,7 +244,13 @@
         <w:rPr>
           <w:rFonts w:ascii="David" w:hAnsi="David" w:cs="David"/>
         </w:rPr>
-        <w:t>28068 lines of telemetry data collected on 4 official F1 races (Monza, Singapore, Spa, Suzuka</w:t>
+        <w:t>1,653,153</w:t>
+      </w:r>
+      <w:r>
+        <w:rPr>
+          <w:rFonts w:ascii="David" w:hAnsi="David" w:cs="David"/>
+        </w:rPr>
+        <w:t xml:space="preserve"> lines of telemetry data collected on 4 official F1 races (Monza, Singapore, Spa, Suzuka</w:t>
       </w:r>
       <w:r>
         <w:rPr>
@@ -486,6 +459,9 @@
     </w:p>
     <w:p>
       <w:pPr>
+        <w:pBdr>
+          <w:bottom w:val="single" w:sz="6" w:space="1" w:color="auto"/>
+        </w:pBdr>
         <w:bidi w:val="0"/>
         <w:spacing w:after="0" w:line="360" w:lineRule="auto"/>
         <w:rPr>
@@ -530,17 +506,286 @@
           <w:szCs w:val="32"/>
         </w:rPr>
         <w:tab/>
-      </w:r>
-      <w:r>
+        <w:t>Introduction:</w:t>
+      </w:r>
+    </w:p>
+    <w:p>
+      <w:pPr>
+        <w:bidi w:val="0"/>
+        <w:spacing w:after="0" w:line="360" w:lineRule="auto"/>
+        <w:rPr>
+          <w:rFonts w:ascii="David" w:hAnsi="David" w:cs="David"/>
+        </w:rPr>
+      </w:pPr>
+    </w:p>
+    <w:p>
+      <w:pPr>
+        <w:bidi w:val="0"/>
+        <w:spacing w:after="0" w:line="360" w:lineRule="auto"/>
+        <w:rPr>
+          <w:rFonts w:ascii="David" w:hAnsi="David" w:cs="David"/>
+          <w:rtl/>
+        </w:rPr>
+      </w:pPr>
+      <w:r>
+        <w:rPr>
+          <w:rFonts w:ascii="David" w:hAnsi="David" w:cs="David"/>
+        </w:rPr>
+        <w:t>Formula 1 is widely regarded as the pinnacle of both motorsport and automotive engineering. In recent years, the sport has undergone a massive paradigm shift, evolving into a highly data-driven domain. A modern F1 car is equipped with hundreds of sensors that transmit vast amounts of real-time telemetry data</w:t>
+      </w:r>
+      <w:r>
+        <w:rPr>
+          <w:rFonts w:ascii="David" w:hAnsi="David" w:cs="David" w:hint="cs"/>
+          <w:rtl/>
+        </w:rPr>
+        <w:t xml:space="preserve"> </w:t>
+      </w:r>
+      <w:r>
+        <w:rPr>
+          <w:rFonts w:ascii="David" w:hAnsi="David" w:cs="David"/>
+          <w:rtl/>
+        </w:rPr>
+        <w:t>–</w:t>
+      </w:r>
+      <w:r>
+        <w:rPr>
+          <w:rFonts w:ascii="David" w:hAnsi="David" w:cs="David"/>
+        </w:rPr>
+        <w:t xml:space="preserve">including throttle application, braking pressure, and steering angle. </w:t>
+      </w:r>
+    </w:p>
+    <w:p>
+      <w:pPr>
+        <w:bidi w:val="0"/>
+        <w:spacing w:after="0" w:line="360" w:lineRule="auto"/>
+        <w:rPr>
+          <w:rFonts w:ascii="David" w:hAnsi="David" w:cs="David"/>
+          <w:rtl/>
+        </w:rPr>
+      </w:pPr>
+      <w:r>
+        <w:rPr>
+          <w:rFonts w:ascii="David" w:hAnsi="David" w:cs="David"/>
+        </w:rPr>
+        <w:t>Historically, data science applications in F1 have primarily focused on vehicle performance and race strategy. Prominent past projects and industry applications typically revolve around predictive modeling for tire degradation, pit-stop optimization algorithms, and aerodynamic efficiency analysis.</w:t>
+      </w:r>
+    </w:p>
+    <w:p>
+      <w:pPr>
+        <w:bidi w:val="0"/>
+        <w:spacing w:after="0" w:line="360" w:lineRule="auto"/>
+        <w:rPr>
+          <w:rFonts w:ascii="David" w:hAnsi="David" w:cs="David"/>
+          <w:rtl/>
+        </w:rPr>
+      </w:pPr>
+    </w:p>
+    <w:p>
+      <w:pPr>
+        <w:bidi w:val="0"/>
+        <w:spacing w:after="0" w:line="360" w:lineRule="auto"/>
+        <w:rPr>
+          <w:rFonts w:ascii="David" w:hAnsi="David" w:cs="David"/>
+          <w:u w:val="single"/>
+        </w:rPr>
+      </w:pPr>
+      <w:r>
+        <w:rPr>
+          <w:rFonts w:ascii="David" w:hAnsi="David" w:cs="David"/>
+        </w:rPr>
+        <w:t xml:space="preserve">In the industry, the partnership between Formula 1 and AWS highlights the shift toward data-driven racing. The "F1 Insights" platform processes millions of telemetry data points per second to train real-time machine learning models. These models evaluate metrics such as driver braking performance and cornering speeds to </w:t>
+      </w:r>
+      <w:r>
+        <w:rPr>
+          <w:rFonts w:ascii="David" w:hAnsi="David" w:cs="David"/>
+        </w:rPr>
+        <w:lastRenderedPageBreak/>
+        <w:t>predict overtake probabilities, demonstrating how raw car data is actively used to quantify complex driver actions on the track.</w:t>
+      </w:r>
+      <w:r>
+        <w:rPr>
+          <w:rStyle w:val="FootnoteReference"/>
+          <w:rFonts w:ascii="David" w:hAnsi="David" w:cs="David"/>
+          <w:rtl/>
+        </w:rPr>
+        <w:footnoteReference w:id="1"/>
+      </w:r>
+    </w:p>
+    <w:p>
+      <w:pPr>
+        <w:bidi w:val="0"/>
+        <w:spacing w:after="0" w:line="360" w:lineRule="auto"/>
+        <w:rPr>
+          <w:rFonts w:ascii="David" w:hAnsi="David" w:cs="David"/>
+          <w:rtl/>
+        </w:rPr>
+      </w:pPr>
+    </w:p>
+    <w:p>
+      <w:pPr>
+        <w:bidi w:val="0"/>
+        <w:spacing w:after="0" w:line="360" w:lineRule="auto"/>
+        <w:rPr>
+          <w:rFonts w:ascii="David" w:hAnsi="David" w:cs="David"/>
+          <w:rtl/>
+        </w:rPr>
+      </w:pPr>
+      <w:r>
+        <w:rPr>
+          <w:rFonts w:ascii="David" w:hAnsi="David" w:cs="David"/>
+        </w:rPr>
+        <w:t>The recent study "Data-driven pit stop decision support for Formula 1" demonstrates the specific application of machine learning to race strategy. The researchers trained advanced models, including neural networks, on historical race data to predict the mathematically optimal pit-stop window. By replacing human intuition with rigorous modeling of tire degradation and track conditions, this specific research highlights how deep learning algorithms can extract highly accurate, objective decisions directly from complex F1 datasets.</w:t>
+      </w:r>
+      <w:r>
+        <w:rPr>
+          <w:rStyle w:val="FootnoteReference"/>
+          <w:rFonts w:ascii="David" w:hAnsi="David" w:cs="David"/>
+          <w:rtl/>
+        </w:rPr>
+        <w:footnoteReference w:id="2"/>
+      </w:r>
+    </w:p>
+    <w:p>
+      <w:pPr>
+        <w:bidi w:val="0"/>
+        <w:spacing w:after="0" w:line="360" w:lineRule="auto"/>
+        <w:rPr>
+          <w:rFonts w:ascii="David" w:hAnsi="David" w:cs="David"/>
+          <w:u w:val="single"/>
+          <w:rtl/>
+        </w:rPr>
+      </w:pPr>
+    </w:p>
+    <w:p>
+      <w:pPr>
+        <w:bidi w:val="0"/>
+        <w:spacing w:after="0" w:line="360" w:lineRule="auto"/>
+        <w:rPr>
+          <w:rFonts w:ascii="David" w:hAnsi="David" w:cs="David"/>
+        </w:rPr>
+      </w:pPr>
+      <w:r>
+        <w:rPr>
+          <w:rFonts w:ascii="David" w:hAnsi="David" w:cs="David"/>
+        </w:rPr>
+        <w:t xml:space="preserve">On the open-source front, unsupervised learning has already proven effective for F1 categorization tasks. A notable project utilized clustering algorithms alongside dimensionality reduction techniques like PCA to categorize F1 circuits into distinct profiles based entirely on technical characteristics. This approach validates the use of unsupervised machine learning to extract natural, objective groupings from complex, </w:t>
+      </w:r>
+      <w:r>
+        <w:rPr>
+          <w:rFonts w:ascii="David" w:hAnsi="David" w:cs="David"/>
+        </w:rPr>
+        <w:t>unlabeled</w:t>
+      </w:r>
+      <w:r>
+        <w:rPr>
+          <w:rFonts w:ascii="David" w:hAnsi="David" w:cs="David"/>
+        </w:rPr>
+        <w:t xml:space="preserve"> F1 datasets.</w:t>
+      </w:r>
+      <w:r>
+        <w:rPr>
+          <w:rStyle w:val="FootnoteReference"/>
+          <w:rFonts w:ascii="David" w:hAnsi="David" w:cs="David"/>
+        </w:rPr>
+        <w:footnoteReference w:id="3"/>
+      </w:r>
+    </w:p>
+    <w:p>
+      <w:pPr>
+        <w:bidi w:val="0"/>
+        <w:spacing w:after="0" w:line="360" w:lineRule="auto"/>
+        <w:rPr>
+          <w:rFonts w:ascii="David" w:hAnsi="David" w:cs="David" w:hint="cs"/>
+          <w:rtl/>
+        </w:rPr>
+      </w:pPr>
+    </w:p>
+    <w:p>
+      <w:pPr>
+        <w:bidi w:val="0"/>
+        <w:spacing w:after="0" w:line="360" w:lineRule="auto"/>
+        <w:rPr>
+          <w:rFonts w:ascii="David" w:hAnsi="David" w:cs="David" w:hint="cs"/>
+          <w:rtl/>
+        </w:rPr>
+      </w:pPr>
+      <w:r>
+        <w:rPr>
+          <w:rFonts w:ascii="David" w:hAnsi="David" w:cs="David"/>
+        </w:rPr>
+        <w:t>However, while machine learning has effectively modeled the car, evaluating the human element remains a complex challenge. There is a growing need for projects that leverage telemetry data to quantify driver behavior and psychology. Understanding how different drivers interact with similar machinery holds significant potential. Profiling drivers based on their natural instincts</w:t>
+      </w:r>
+      <w:r>
+        <w:rPr>
+          <w:rFonts w:ascii="David" w:hAnsi="David" w:cs="David"/>
+        </w:rPr>
+        <w:t xml:space="preserve"> – </w:t>
+      </w:r>
+      <w:r>
+        <w:rPr>
+          <w:rFonts w:ascii="David" w:hAnsi="David" w:cs="David"/>
+        </w:rPr>
+        <w:t>such as aggression under braking or smoothness through apexes</w:t>
+      </w:r>
+      <w:r>
+        <w:rPr>
+          <w:rFonts w:ascii="David" w:hAnsi="David" w:cs="David" w:hint="cs"/>
+          <w:rtl/>
+        </w:rPr>
+        <w:t xml:space="preserve"> </w:t>
+      </w:r>
+      <w:r>
+        <w:rPr>
+          <w:rFonts w:ascii="David" w:hAnsi="David" w:cs="David"/>
+          <w:rtl/>
+        </w:rPr>
+        <w:t>–</w:t>
+      </w:r>
+      <w:r>
+        <w:rPr>
+          <w:rFonts w:ascii="David" w:hAnsi="David" w:cs="David" w:hint="cs"/>
+          <w:rtl/>
+        </w:rPr>
+        <w:t xml:space="preserve"> </w:t>
+      </w:r>
+      <w:r>
+        <w:rPr>
+          <w:rFonts w:ascii="David" w:hAnsi="David" w:cs="David"/>
+        </w:rPr>
+        <w:t>can revolutionize how teams tailor car setups, scout new talent, and predict on-track rivalries. This intersection of human skill and raw mechanical data makes F1 a prime landscape for advanced behavioral data science.</w:t>
+      </w:r>
+    </w:p>
+    <w:p>
+      <w:pPr>
+        <w:bidi w:val="0"/>
+        <w:spacing w:after="0" w:line="360" w:lineRule="auto"/>
+        <w:rPr>
+          <w:rFonts w:ascii="David" w:hAnsi="David" w:cs="David"/>
+        </w:rPr>
+      </w:pPr>
+      <w:r>
+        <w:rPr>
+          <w:rFonts w:ascii="David" w:hAnsi="David" w:cs="David"/>
+        </w:rPr>
+        <w:t xml:space="preserve"> </w:t>
+      </w:r>
+    </w:p>
+    <w:p>
+      <w:pPr>
+        <w:pBdr>
+          <w:bottom w:val="single" w:sz="6" w:space="1" w:color="auto"/>
+        </w:pBdr>
+        <w:bidi w:val="0"/>
+        <w:spacing w:after="0" w:line="360" w:lineRule="auto"/>
         <w:rPr>
           <w:rFonts w:ascii="David" w:hAnsi="David" w:cs="David"/>
           <w:b/>
           <w:bCs/>
           <w:sz w:val="32"/>
           <w:szCs w:val="32"/>
-        </w:rPr>
-        <w:t>Introduction</w:t>
-      </w:r>
+          <w:rtl/>
+        </w:rPr>
+      </w:pPr>
       <w:r>
         <w:rPr>
           <w:rFonts w:ascii="David" w:hAnsi="David" w:cs="David"/>
@@ -549,45 +794,48 @@
           <w:sz w:val="32"/>
           <w:szCs w:val="32"/>
         </w:rPr>
-        <w:t>:</w:t>
-      </w:r>
-    </w:p>
-    <w:p>
-      <w:pPr>
-        <w:bidi w:val="0"/>
-        <w:spacing w:after="0" w:line="360" w:lineRule="auto"/>
-        <w:rPr>
-          <w:rFonts w:ascii="David" w:hAnsi="David" w:cs="David"/>
-        </w:rPr>
-      </w:pPr>
-    </w:p>
-    <w:p>
-      <w:pPr>
-        <w:bidi w:val="0"/>
-        <w:spacing w:after="0" w:line="360" w:lineRule="auto"/>
-        <w:rPr>
-          <w:rFonts w:ascii="David" w:hAnsi="David" w:cs="David"/>
-        </w:rPr>
-      </w:pPr>
-    </w:p>
-    <w:p>
-      <w:pPr>
-        <w:bidi w:val="0"/>
-        <w:spacing w:after="0" w:line="360" w:lineRule="auto"/>
-        <w:rPr>
-          <w:rFonts w:ascii="David" w:hAnsi="David" w:cs="David"/>
-        </w:rPr>
-      </w:pPr>
-    </w:p>
-    <w:p>
-      <w:pPr>
-        <w:pBdr>
-          <w:bottom w:val="single" w:sz="6" w:space="1" w:color="auto"/>
-        </w:pBdr>
-        <w:bidi w:val="0"/>
-        <w:spacing w:after="0" w:line="360" w:lineRule="auto"/>
-        <w:rPr>
-          <w:rFonts w:ascii="David" w:hAnsi="David" w:cs="David"/>
+        <w:t xml:space="preserve">3        </w:t>
+      </w:r>
+      <w:r>
+        <w:rPr>
+          <w:rFonts w:ascii="David" w:hAnsi="David" w:cs="David"/>
+          <w:b/>
+          <w:bCs/>
+          <w:sz w:val="32"/>
+          <w:szCs w:val="32"/>
+        </w:rPr>
+        <w:t>Meth</w:t>
+      </w:r>
+      <w:r>
+        <w:rPr>
+          <w:rFonts w:ascii="David" w:hAnsi="David" w:cs="David"/>
+          <w:b/>
+          <w:bCs/>
+          <w:sz w:val="32"/>
+          <w:szCs w:val="32"/>
+        </w:rPr>
+        <w:t>ods</w:t>
+      </w:r>
+    </w:p>
+    <w:p>
+      <w:pPr>
+        <w:bidi w:val="0"/>
+        <w:spacing w:after="0" w:line="360" w:lineRule="auto"/>
+        <w:rPr>
+          <w:rFonts w:ascii="David" w:hAnsi="David" w:cs="David"/>
+          <w:sz w:val="28"/>
+          <w:szCs w:val="28"/>
+        </w:rPr>
+      </w:pPr>
+    </w:p>
+    <w:p>
+      <w:pPr>
+        <w:bidi w:val="0"/>
+        <w:spacing w:after="0" w:line="360" w:lineRule="auto"/>
+        <w:rPr>
+          <w:rFonts w:ascii="David" w:hAnsi="David" w:cs="David"/>
+          <w:b/>
+          <w:bCs/>
           <w:sz w:val="32"/>
           <w:szCs w:val="32"/>
           <w:rtl/>
@@ -612,7 +860,7 @@
           <w:sz w:val="32"/>
           <w:szCs w:val="32"/>
         </w:rPr>
-        <w:tab/>
+        <w:t>.1</w:t>
       </w:r>
       <w:r>
         <w:rPr>
@@ -622,7 +870,7 @@
           <w:sz w:val="32"/>
           <w:szCs w:val="32"/>
         </w:rPr>
-        <w:t>Dataset Description</w:t>
+        <w:tab/>
       </w:r>
       <w:r>
         <w:rPr>
@@ -632,1176 +880,8 @@
           <w:sz w:val="32"/>
           <w:szCs w:val="32"/>
         </w:rPr>
-        <w:t>:</w:t>
-      </w:r>
-    </w:p>
-    <w:p>
-      <w:pPr>
-        <w:bidi w:val="0"/>
-        <w:spacing w:after="0" w:line="360" w:lineRule="auto"/>
-        <w:rPr>
-          <w:rFonts w:ascii="David" w:hAnsi="David" w:cs="David"/>
-          <w:sz w:val="28"/>
-          <w:szCs w:val="28"/>
-        </w:rPr>
-      </w:pPr>
-    </w:p>
-    <w:p>
-      <w:pPr>
-        <w:bidi w:val="0"/>
-        <w:spacing w:after="0" w:line="360" w:lineRule="auto"/>
-        <w:rPr>
-          <w:rFonts w:ascii="David" w:hAnsi="David" w:cs="David"/>
-        </w:rPr>
-      </w:pPr>
-      <w:r>
-        <w:rPr>
-          <w:rFonts w:ascii="David" w:hAnsi="David" w:cs="David"/>
-        </w:rPr>
-        <w:t>The initial dataset contains 28068 lines of telemetry data collected on 4 official F1 races (Monza, Singapore, Spa, Suzuka), that was extracted using OpenF1 project's API</w:t>
-      </w:r>
-      <w:r>
-        <w:rPr>
-          <w:rFonts w:ascii="David" w:hAnsi="David" w:cs="David"/>
-          <w:rtl/>
-        </w:rPr>
-        <w:t>.</w:t>
-      </w:r>
-    </w:p>
-    <w:p>
-      <w:pPr>
-        <w:bidi w:val="0"/>
-        <w:spacing w:after="0" w:line="360" w:lineRule="auto"/>
-        <w:rPr>
-          <w:rFonts w:ascii="David" w:hAnsi="David" w:cs="David"/>
-        </w:rPr>
-      </w:pPr>
-      <w:r>
-        <w:rPr>
-          <w:rFonts w:ascii="David" w:hAnsi="David" w:cs="David"/>
-          <w:b/>
-          <w:bCs/>
-        </w:rPr>
-        <w:t>Each sample in the code represents</w:t>
-      </w:r>
-      <w:r>
-        <w:rPr>
-          <w:rFonts w:ascii="David" w:hAnsi="David" w:cs="David"/>
-        </w:rPr>
-        <w:t xml:space="preserve"> a sample of a certain car's </w:t>
-      </w:r>
-      <w:proofErr w:type="spellStart"/>
-      <w:r>
-        <w:rPr>
-          <w:rFonts w:ascii="David" w:hAnsi="David" w:cs="David"/>
-        </w:rPr>
-        <w:t>telemtry</w:t>
-      </w:r>
-      <w:proofErr w:type="spellEnd"/>
-      <w:r>
-        <w:rPr>
-          <w:rFonts w:ascii="David" w:hAnsi="David" w:cs="David"/>
-        </w:rPr>
-        <w:t xml:space="preserve"> data in a point in time during the race</w:t>
-      </w:r>
-      <w:r>
-        <w:rPr>
-          <w:rFonts w:ascii="David" w:hAnsi="David" w:cs="David"/>
-          <w:rtl/>
-        </w:rPr>
-        <w:t>.</w:t>
-      </w:r>
-    </w:p>
-    <w:p>
-      <w:pPr>
-        <w:bidi w:val="0"/>
-        <w:spacing w:after="0" w:line="360" w:lineRule="auto"/>
-        <w:rPr>
-          <w:rFonts w:ascii="David" w:hAnsi="David" w:cs="David"/>
-          <w:b/>
-          <w:bCs/>
-        </w:rPr>
-      </w:pPr>
-      <w:r>
-        <w:rPr>
-          <w:rFonts w:ascii="David" w:hAnsi="David" w:cs="David"/>
-          <w:b/>
-          <w:bCs/>
-        </w:rPr>
-        <w:t>The Dataset features</w:t>
-      </w:r>
-      <w:r>
-        <w:rPr>
-          <w:rFonts w:ascii="David" w:hAnsi="David" w:cs="David"/>
-          <w:b/>
-          <w:bCs/>
-          <w:rtl/>
-        </w:rPr>
-        <w:t>:</w:t>
-      </w:r>
-    </w:p>
-    <w:p>
-      <w:pPr>
-        <w:pStyle w:val="ListParagraph"/>
-        <w:numPr>
-          <w:ilvl w:val="0"/>
-          <w:numId w:val="20"/>
-        </w:numPr>
-        <w:bidi w:val="0"/>
-        <w:spacing w:after="0" w:line="360" w:lineRule="auto"/>
-        <w:rPr>
-          <w:rFonts w:ascii="David" w:hAnsi="David" w:cs="David"/>
-        </w:rPr>
-      </w:pPr>
-      <w:r>
-        <w:rPr>
-          <w:rFonts w:ascii="David" w:hAnsi="David" w:cs="David"/>
-        </w:rPr>
-        <w:t>track - the name of the track</w:t>
-      </w:r>
-      <w:r>
-        <w:rPr>
-          <w:rFonts w:ascii="David" w:hAnsi="David" w:cs="David"/>
-          <w:rtl/>
-        </w:rPr>
-        <w:t>.</w:t>
-      </w:r>
-    </w:p>
-    <w:p>
-      <w:pPr>
-        <w:pStyle w:val="ListParagraph"/>
-        <w:numPr>
-          <w:ilvl w:val="0"/>
-          <w:numId w:val="20"/>
-        </w:numPr>
-        <w:bidi w:val="0"/>
-        <w:spacing w:after="0" w:line="360" w:lineRule="auto"/>
-        <w:rPr>
-          <w:rFonts w:ascii="David" w:hAnsi="David" w:cs="David"/>
-        </w:rPr>
-      </w:pPr>
-      <w:proofErr w:type="spellStart"/>
-      <w:r>
-        <w:rPr>
-          <w:rFonts w:ascii="David" w:hAnsi="David" w:cs="David"/>
-        </w:rPr>
-        <w:t>driver_number</w:t>
-      </w:r>
-      <w:proofErr w:type="spellEnd"/>
-      <w:r>
-        <w:rPr>
-          <w:rFonts w:ascii="David" w:hAnsi="David" w:cs="David"/>
-        </w:rPr>
-        <w:t xml:space="preserve"> - a unique identifier given to every F1 driver</w:t>
-      </w:r>
-      <w:r>
-        <w:rPr>
-          <w:rFonts w:ascii="David" w:hAnsi="David" w:cs="David"/>
-          <w:rtl/>
-        </w:rPr>
-        <w:t>.</w:t>
-      </w:r>
-    </w:p>
-    <w:p>
-      <w:pPr>
-        <w:pStyle w:val="ListParagraph"/>
-        <w:numPr>
-          <w:ilvl w:val="0"/>
-          <w:numId w:val="20"/>
-        </w:numPr>
-        <w:bidi w:val="0"/>
-        <w:spacing w:after="0" w:line="360" w:lineRule="auto"/>
-        <w:rPr>
-          <w:rFonts w:ascii="David" w:hAnsi="David" w:cs="David"/>
-        </w:rPr>
-      </w:pPr>
-      <w:proofErr w:type="spellStart"/>
-      <w:r>
-        <w:rPr>
-          <w:rFonts w:ascii="David" w:hAnsi="David" w:cs="David"/>
-        </w:rPr>
-        <w:lastRenderedPageBreak/>
-        <w:t>lap_duration</w:t>
-      </w:r>
-      <w:proofErr w:type="spellEnd"/>
-      <w:r>
-        <w:rPr>
-          <w:rFonts w:ascii="David" w:hAnsi="David" w:cs="David"/>
-        </w:rPr>
-        <w:t xml:space="preserve"> - </w:t>
-      </w:r>
-      <w:proofErr w:type="gramStart"/>
-      <w:r>
-        <w:rPr>
-          <w:rFonts w:ascii="David" w:hAnsi="David" w:cs="David"/>
-        </w:rPr>
-        <w:t>the it</w:t>
-      </w:r>
-      <w:proofErr w:type="gramEnd"/>
-      <w:r>
-        <w:rPr>
-          <w:rFonts w:ascii="David" w:hAnsi="David" w:cs="David"/>
-        </w:rPr>
-        <w:t xml:space="preserve"> took to do the lap</w:t>
-      </w:r>
-      <w:r>
-        <w:rPr>
-          <w:rFonts w:ascii="David" w:hAnsi="David" w:cs="David"/>
-          <w:rtl/>
-        </w:rPr>
-        <w:t>.</w:t>
-      </w:r>
-    </w:p>
-    <w:p>
-      <w:pPr>
-        <w:pStyle w:val="ListParagraph"/>
-        <w:numPr>
-          <w:ilvl w:val="0"/>
-          <w:numId w:val="20"/>
-        </w:numPr>
-        <w:bidi w:val="0"/>
-        <w:spacing w:after="0" w:line="360" w:lineRule="auto"/>
-        <w:rPr>
-          <w:rFonts w:ascii="David" w:hAnsi="David" w:cs="David"/>
-        </w:rPr>
-      </w:pPr>
-      <w:r>
-        <w:rPr>
-          <w:rFonts w:ascii="David" w:hAnsi="David" w:cs="David"/>
-        </w:rPr>
-        <w:t>x - the drivers position in the x axis</w:t>
-      </w:r>
-      <w:r>
-        <w:rPr>
-          <w:rFonts w:ascii="David" w:hAnsi="David" w:cs="David"/>
-          <w:rtl/>
-        </w:rPr>
-        <w:t>.</w:t>
-      </w:r>
-    </w:p>
-    <w:p>
-      <w:pPr>
-        <w:pStyle w:val="ListParagraph"/>
-        <w:numPr>
-          <w:ilvl w:val="0"/>
-          <w:numId w:val="20"/>
-        </w:numPr>
-        <w:bidi w:val="0"/>
-        <w:spacing w:after="0" w:line="360" w:lineRule="auto"/>
-        <w:rPr>
-          <w:rFonts w:ascii="David" w:hAnsi="David" w:cs="David"/>
-        </w:rPr>
-      </w:pPr>
-      <w:r>
-        <w:rPr>
-          <w:rFonts w:ascii="David" w:hAnsi="David" w:cs="David"/>
-        </w:rPr>
-        <w:t>y - the drivers position in the y axis</w:t>
-      </w:r>
-      <w:r>
-        <w:rPr>
-          <w:rFonts w:ascii="David" w:hAnsi="David" w:cs="David"/>
-          <w:rtl/>
-        </w:rPr>
-        <w:t>.</w:t>
-      </w:r>
-    </w:p>
-    <w:p>
-      <w:pPr>
-        <w:pStyle w:val="ListParagraph"/>
-        <w:numPr>
-          <w:ilvl w:val="0"/>
-          <w:numId w:val="20"/>
-        </w:numPr>
-        <w:bidi w:val="0"/>
-        <w:spacing w:after="0" w:line="360" w:lineRule="auto"/>
-        <w:rPr>
-          <w:rFonts w:ascii="David" w:hAnsi="David" w:cs="David"/>
-        </w:rPr>
-      </w:pPr>
-      <w:r>
-        <w:rPr>
-          <w:rFonts w:ascii="David" w:hAnsi="David" w:cs="David"/>
-        </w:rPr>
-        <w:t>speed - the speed of the car</w:t>
-      </w:r>
-      <w:r>
-        <w:rPr>
-          <w:rFonts w:ascii="David" w:hAnsi="David" w:cs="David"/>
-          <w:rtl/>
-        </w:rPr>
-        <w:t>.</w:t>
-      </w:r>
-    </w:p>
-    <w:p>
-      <w:pPr>
-        <w:pStyle w:val="ListParagraph"/>
-        <w:numPr>
-          <w:ilvl w:val="0"/>
-          <w:numId w:val="20"/>
-        </w:numPr>
-        <w:bidi w:val="0"/>
-        <w:spacing w:after="0" w:line="360" w:lineRule="auto"/>
-        <w:rPr>
-          <w:rFonts w:ascii="David" w:hAnsi="David" w:cs="David"/>
-        </w:rPr>
-      </w:pPr>
-      <w:r>
-        <w:rPr>
-          <w:rFonts w:ascii="David" w:hAnsi="David" w:cs="David"/>
-        </w:rPr>
-        <w:t xml:space="preserve">brake – </w:t>
-      </w:r>
-      <w:proofErr w:type="spellStart"/>
-      <w:r>
-        <w:rPr>
-          <w:rFonts w:ascii="David" w:hAnsi="David" w:cs="David"/>
-        </w:rPr>
-        <w:t>wether</w:t>
-      </w:r>
-      <w:proofErr w:type="spellEnd"/>
-      <w:r>
-        <w:rPr>
-          <w:rFonts w:ascii="David" w:hAnsi="David" w:cs="David"/>
-        </w:rPr>
-        <w:t xml:space="preserve"> the brake pedal is pressed or not</w:t>
-      </w:r>
-      <w:r>
-        <w:rPr>
-          <w:rFonts w:ascii="David" w:hAnsi="David" w:cs="David"/>
-          <w:rtl/>
-        </w:rPr>
-        <w:t>.</w:t>
-      </w:r>
-    </w:p>
-    <w:p>
-      <w:pPr>
-        <w:pStyle w:val="ListParagraph"/>
-        <w:numPr>
-          <w:ilvl w:val="0"/>
-          <w:numId w:val="20"/>
-        </w:numPr>
-        <w:bidi w:val="0"/>
-        <w:spacing w:after="0" w:line="360" w:lineRule="auto"/>
-        <w:rPr>
-          <w:rFonts w:ascii="David" w:hAnsi="David" w:cs="David"/>
-        </w:rPr>
-      </w:pPr>
-      <w:r>
-        <w:rPr>
-          <w:rFonts w:ascii="David" w:hAnsi="David" w:cs="David"/>
-        </w:rPr>
-        <w:t xml:space="preserve">throttle – the throttle position </w:t>
-      </w:r>
-      <w:proofErr w:type="spellStart"/>
-      <w:r>
-        <w:rPr>
-          <w:rFonts w:ascii="David" w:hAnsi="David" w:cs="David"/>
-        </w:rPr>
-        <w:t>precentage</w:t>
-      </w:r>
-      <w:proofErr w:type="spellEnd"/>
-      <w:r>
-        <w:rPr>
-          <w:rFonts w:ascii="David" w:hAnsi="David" w:cs="David"/>
-          <w:rtl/>
-        </w:rPr>
-        <w:t>.</w:t>
-      </w:r>
-    </w:p>
-    <w:p>
-      <w:pPr>
-        <w:pStyle w:val="ListParagraph"/>
-        <w:numPr>
-          <w:ilvl w:val="0"/>
-          <w:numId w:val="20"/>
-        </w:numPr>
-        <w:bidi w:val="0"/>
-        <w:spacing w:after="0" w:line="360" w:lineRule="auto"/>
-        <w:rPr>
-          <w:rFonts w:ascii="David" w:hAnsi="David" w:cs="David"/>
-        </w:rPr>
-      </w:pPr>
-      <w:proofErr w:type="spellStart"/>
-      <w:r>
-        <w:rPr>
-          <w:rFonts w:ascii="David" w:hAnsi="David" w:cs="David"/>
-        </w:rPr>
-        <w:t>n_gear</w:t>
-      </w:r>
-      <w:proofErr w:type="spellEnd"/>
-      <w:r>
-        <w:rPr>
-          <w:rFonts w:ascii="David" w:hAnsi="David" w:cs="David"/>
-        </w:rPr>
-        <w:t xml:space="preserve"> – the current gear of the car</w:t>
-      </w:r>
-      <w:r>
-        <w:rPr>
-          <w:rFonts w:ascii="David" w:hAnsi="David" w:cs="David"/>
-          <w:rtl/>
-        </w:rPr>
-        <w:t>.</w:t>
-      </w:r>
-    </w:p>
-    <w:p>
-      <w:pPr>
-        <w:pStyle w:val="ListParagraph"/>
-        <w:numPr>
-          <w:ilvl w:val="0"/>
-          <w:numId w:val="20"/>
-        </w:numPr>
-        <w:bidi w:val="0"/>
-        <w:spacing w:after="0" w:line="360" w:lineRule="auto"/>
-        <w:rPr>
-          <w:rFonts w:ascii="David" w:hAnsi="David" w:cs="David"/>
-        </w:rPr>
-      </w:pPr>
-      <w:r>
-        <w:rPr>
-          <w:rFonts w:ascii="David" w:hAnsi="David" w:cs="David"/>
-        </w:rPr>
-        <w:t xml:space="preserve">rpm – the </w:t>
-      </w:r>
-      <w:proofErr w:type="gramStart"/>
-      <w:r>
-        <w:rPr>
-          <w:rFonts w:ascii="David" w:hAnsi="David" w:cs="David"/>
-        </w:rPr>
-        <w:t>amount</w:t>
-      </w:r>
-      <w:proofErr w:type="gramEnd"/>
-      <w:r>
-        <w:rPr>
-          <w:rFonts w:ascii="David" w:hAnsi="David" w:cs="David"/>
-        </w:rPr>
-        <w:t xml:space="preserve"> of rounds per minute the car engine is doing.</w:t>
-      </w:r>
-    </w:p>
-    <w:p>
-      <w:pPr>
-        <w:bidi w:val="0"/>
-        <w:spacing w:after="0" w:line="360" w:lineRule="auto"/>
-        <w:rPr>
-          <w:rFonts w:ascii="David" w:hAnsi="David" w:cs="David"/>
-        </w:rPr>
-      </w:pPr>
-    </w:p>
-    <w:p>
-      <w:pPr>
-        <w:bidi w:val="0"/>
-        <w:spacing w:after="0" w:line="360" w:lineRule="auto"/>
-        <w:rPr>
-          <w:rFonts w:ascii="David" w:hAnsi="David" w:cs="David"/>
-        </w:rPr>
-      </w:pPr>
-      <w:proofErr w:type="gramStart"/>
-      <w:r>
-        <w:rPr>
-          <w:rFonts w:ascii="David" w:hAnsi="David" w:cs="David"/>
-        </w:rPr>
-        <w:t>In order to</w:t>
-      </w:r>
-      <w:proofErr w:type="gramEnd"/>
-      <w:r>
-        <w:rPr>
-          <w:rFonts w:ascii="David" w:hAnsi="David" w:cs="David"/>
-        </w:rPr>
-        <w:t xml:space="preserve"> progress, we understood that we have to re-engineer the data such that the samples would represent a specific turning event that a driver made during his fastest lap in each race</w:t>
-      </w:r>
-      <w:r>
-        <w:rPr>
-          <w:rFonts w:ascii="David" w:hAnsi="David" w:cs="David"/>
-          <w:rtl/>
-        </w:rPr>
-        <w:t>.</w:t>
-      </w:r>
-    </w:p>
-    <w:p>
-      <w:pPr>
-        <w:bidi w:val="0"/>
-        <w:spacing w:after="0" w:line="360" w:lineRule="auto"/>
-        <w:rPr>
-          <w:rFonts w:ascii="David" w:hAnsi="David" w:cs="David"/>
-        </w:rPr>
-      </w:pPr>
-      <w:r>
-        <w:rPr>
-          <w:rFonts w:ascii="David" w:hAnsi="David" w:cs="David"/>
-        </w:rPr>
-        <w:t>After this process, we</w:t>
-      </w:r>
-      <w:r>
-        <w:rPr>
-          <w:rFonts w:ascii="David" w:hAnsi="David" w:cs="David"/>
-        </w:rPr>
-        <w:t xml:space="preserve"> </w:t>
-      </w:r>
-      <w:proofErr w:type="gramStart"/>
-      <w:r>
-        <w:rPr>
-          <w:rFonts w:ascii="David" w:hAnsi="David" w:cs="David"/>
-        </w:rPr>
-        <w:t>had  a</w:t>
-      </w:r>
-      <w:proofErr w:type="gramEnd"/>
-      <w:r>
-        <w:rPr>
-          <w:rFonts w:ascii="David" w:hAnsi="David" w:cs="David"/>
-        </w:rPr>
-        <w:t xml:space="preserve"> new “</w:t>
-      </w:r>
-      <w:proofErr w:type="gramStart"/>
-      <w:r>
-        <w:rPr>
-          <w:rFonts w:ascii="David" w:hAnsi="David" w:cs="David"/>
-        </w:rPr>
-        <w:t>processed”  dataset</w:t>
-      </w:r>
-      <w:proofErr w:type="gramEnd"/>
-      <w:r>
-        <w:rPr>
-          <w:rFonts w:ascii="David" w:hAnsi="David" w:cs="David"/>
-        </w:rPr>
-        <w:t xml:space="preserve">, which </w:t>
-      </w:r>
-      <w:proofErr w:type="spellStart"/>
-      <w:r>
-        <w:rPr>
-          <w:rFonts w:ascii="David" w:hAnsi="David" w:cs="David"/>
-        </w:rPr>
-        <w:t>containes</w:t>
-      </w:r>
-      <w:proofErr w:type="spellEnd"/>
-      <w:r>
-        <w:rPr>
-          <w:rFonts w:ascii="David" w:hAnsi="David" w:cs="David"/>
-        </w:rPr>
-        <w:t xml:space="preserve"> 1109 samples, with 12 features:</w:t>
-      </w:r>
-    </w:p>
-    <w:p>
-      <w:pPr>
-        <w:bidi w:val="0"/>
-        <w:spacing w:after="0" w:line="360" w:lineRule="auto"/>
-        <w:rPr>
-          <w:rFonts w:ascii="David" w:hAnsi="David" w:cs="David"/>
-          <w:b/>
-          <w:bCs/>
-        </w:rPr>
-      </w:pPr>
-      <w:r>
-        <w:rPr>
-          <w:rFonts w:ascii="David" w:hAnsi="David" w:cs="David"/>
-          <w:b/>
-          <w:bCs/>
-        </w:rPr>
-        <w:tab/>
-        <w:t>Identifiers:</w:t>
-      </w:r>
-    </w:p>
-    <w:p>
-      <w:pPr>
-        <w:pStyle w:val="ListParagraph"/>
-        <w:numPr>
-          <w:ilvl w:val="0"/>
-          <w:numId w:val="14"/>
-        </w:numPr>
-        <w:bidi w:val="0"/>
-        <w:spacing w:after="0" w:line="360" w:lineRule="auto"/>
-        <w:rPr>
-          <w:rFonts w:ascii="David" w:hAnsi="David" w:cs="David"/>
-        </w:rPr>
-      </w:pPr>
-      <w:r>
-        <w:rPr>
-          <w:rFonts w:ascii="David" w:hAnsi="David" w:cs="David"/>
-        </w:rPr>
-        <w:t>track – the name of the track</w:t>
-      </w:r>
-    </w:p>
-    <w:p>
-      <w:pPr>
-        <w:pStyle w:val="ListParagraph"/>
-        <w:numPr>
-          <w:ilvl w:val="0"/>
-          <w:numId w:val="14"/>
-        </w:numPr>
-        <w:bidi w:val="0"/>
-        <w:spacing w:after="0" w:line="360" w:lineRule="auto"/>
-        <w:rPr>
-          <w:rFonts w:ascii="David" w:hAnsi="David" w:cs="David"/>
-        </w:rPr>
-      </w:pPr>
-      <w:proofErr w:type="spellStart"/>
-      <w:r>
-        <w:rPr>
-          <w:rFonts w:ascii="David" w:hAnsi="David" w:cs="David"/>
-        </w:rPr>
-        <w:t>global_corner_id</w:t>
-      </w:r>
-      <w:proofErr w:type="spellEnd"/>
-      <w:r>
-        <w:rPr>
-          <w:rFonts w:ascii="David" w:hAnsi="David" w:cs="David"/>
-        </w:rPr>
-        <w:t xml:space="preserve"> – a unique identifier given to every corner during the corner detection process.</w:t>
-      </w:r>
-    </w:p>
-    <w:p>
-      <w:pPr>
-        <w:pStyle w:val="ListParagraph"/>
-        <w:numPr>
-          <w:ilvl w:val="0"/>
-          <w:numId w:val="14"/>
-        </w:numPr>
-        <w:bidi w:val="0"/>
-        <w:spacing w:after="0" w:line="360" w:lineRule="auto"/>
-        <w:rPr>
-          <w:rFonts w:ascii="David" w:hAnsi="David" w:cs="David"/>
-        </w:rPr>
-      </w:pPr>
-      <w:proofErr w:type="spellStart"/>
-      <w:r>
-        <w:rPr>
-          <w:rFonts w:ascii="David" w:hAnsi="David" w:cs="David"/>
-        </w:rPr>
-        <w:t>driver_number</w:t>
-      </w:r>
-      <w:proofErr w:type="spellEnd"/>
-      <w:r>
-        <w:rPr>
-          <w:rFonts w:ascii="David" w:hAnsi="David" w:cs="David"/>
-        </w:rPr>
-        <w:t xml:space="preserve"> – </w:t>
-      </w:r>
-      <w:r>
-        <w:rPr>
-          <w:rFonts w:ascii="David" w:hAnsi="David" w:cs="David"/>
-        </w:rPr>
-        <w:t>a unique identifier given to every F1 driver.</w:t>
-      </w:r>
-    </w:p>
-    <w:p>
-      <w:pPr>
-        <w:bidi w:val="0"/>
-        <w:spacing w:after="0" w:line="360" w:lineRule="auto"/>
-        <w:ind w:left="720"/>
-        <w:rPr>
-          <w:rFonts w:ascii="David" w:hAnsi="David" w:cs="David"/>
-        </w:rPr>
-      </w:pPr>
-      <w:r>
-        <w:rPr>
-          <w:rFonts w:ascii="David" w:hAnsi="David" w:cs="David"/>
-          <w:b/>
-          <w:bCs/>
-        </w:rPr>
-        <w:t>Features:</w:t>
-      </w:r>
-    </w:p>
-    <w:p>
-      <w:pPr>
-        <w:pStyle w:val="ListParagraph"/>
-        <w:numPr>
-          <w:ilvl w:val="0"/>
-          <w:numId w:val="14"/>
-        </w:numPr>
-        <w:bidi w:val="0"/>
-        <w:spacing w:after="0" w:line="360" w:lineRule="auto"/>
-        <w:rPr>
-          <w:rFonts w:ascii="David" w:hAnsi="David" w:cs="David"/>
-        </w:rPr>
-      </w:pPr>
-      <w:proofErr w:type="spellStart"/>
-      <w:r>
-        <w:rPr>
-          <w:rFonts w:ascii="David" w:hAnsi="David" w:cs="David"/>
-        </w:rPr>
-        <w:t>entry_speed</w:t>
-      </w:r>
-      <w:proofErr w:type="spellEnd"/>
-      <w:r>
-        <w:rPr>
-          <w:rFonts w:ascii="David" w:hAnsi="David" w:cs="David"/>
-        </w:rPr>
-        <w:t xml:space="preserve"> – the speed of the car in the start of the turn.</w:t>
-      </w:r>
-    </w:p>
-    <w:p>
-      <w:pPr>
-        <w:pStyle w:val="ListParagraph"/>
-        <w:numPr>
-          <w:ilvl w:val="0"/>
-          <w:numId w:val="14"/>
-        </w:numPr>
-        <w:bidi w:val="0"/>
-        <w:spacing w:after="0" w:line="360" w:lineRule="auto"/>
-        <w:rPr>
-          <w:rFonts w:ascii="David" w:hAnsi="David" w:cs="David"/>
-        </w:rPr>
-      </w:pPr>
-      <w:proofErr w:type="spellStart"/>
-      <w:r>
-        <w:rPr>
-          <w:rFonts w:ascii="David" w:hAnsi="David" w:cs="David"/>
-        </w:rPr>
-        <w:t>apex_speed</w:t>
-      </w:r>
-      <w:proofErr w:type="spellEnd"/>
-      <w:r>
-        <w:rPr>
-          <w:rFonts w:ascii="David" w:hAnsi="David" w:cs="David"/>
-        </w:rPr>
-        <w:t xml:space="preserve"> – the minimal speed of the car during the turn.</w:t>
-      </w:r>
-    </w:p>
-    <w:p>
-      <w:pPr>
-        <w:pStyle w:val="ListParagraph"/>
-        <w:numPr>
-          <w:ilvl w:val="0"/>
-          <w:numId w:val="14"/>
-        </w:numPr>
-        <w:bidi w:val="0"/>
-        <w:spacing w:after="0" w:line="360" w:lineRule="auto"/>
-        <w:rPr>
-          <w:rFonts w:ascii="David" w:hAnsi="David" w:cs="David"/>
-        </w:rPr>
-      </w:pPr>
-      <w:proofErr w:type="spellStart"/>
-      <w:r>
-        <w:rPr>
-          <w:rFonts w:ascii="David" w:hAnsi="David" w:cs="David"/>
-        </w:rPr>
-        <w:t>exit_speed</w:t>
-      </w:r>
-      <w:proofErr w:type="spellEnd"/>
-      <w:r>
-        <w:rPr>
-          <w:rFonts w:ascii="David" w:hAnsi="David" w:cs="David"/>
-        </w:rPr>
-        <w:t xml:space="preserve"> – the speed of the car in the end of the turn.</w:t>
-      </w:r>
-    </w:p>
-    <w:p>
-      <w:pPr>
-        <w:pStyle w:val="ListParagraph"/>
-        <w:numPr>
-          <w:ilvl w:val="0"/>
-          <w:numId w:val="14"/>
-        </w:numPr>
-        <w:bidi w:val="0"/>
-        <w:spacing w:after="0" w:line="360" w:lineRule="auto"/>
-        <w:rPr>
-          <w:rFonts w:ascii="David" w:hAnsi="David" w:cs="David"/>
-        </w:rPr>
-      </w:pPr>
-      <w:proofErr w:type="spellStart"/>
-      <w:r>
-        <w:rPr>
-          <w:rFonts w:ascii="David" w:hAnsi="David" w:cs="David"/>
-        </w:rPr>
-        <w:t>speed_drop</w:t>
-      </w:r>
-      <w:proofErr w:type="spellEnd"/>
-      <w:r>
-        <w:rPr>
-          <w:rFonts w:ascii="David" w:hAnsi="David" w:cs="David"/>
-        </w:rPr>
-        <w:t xml:space="preserve"> – the difference between “</w:t>
-      </w:r>
-      <w:proofErr w:type="spellStart"/>
-      <w:r>
-        <w:rPr>
-          <w:rFonts w:ascii="David" w:hAnsi="David" w:cs="David"/>
-        </w:rPr>
-        <w:t>entry_speed</w:t>
-      </w:r>
-      <w:proofErr w:type="spellEnd"/>
-      <w:r>
-        <w:rPr>
-          <w:rFonts w:ascii="David" w:hAnsi="David" w:cs="David"/>
-        </w:rPr>
-        <w:t>” to “</w:t>
-      </w:r>
-      <w:proofErr w:type="spellStart"/>
-      <w:r>
-        <w:rPr>
-          <w:rFonts w:ascii="David" w:hAnsi="David" w:cs="David"/>
-        </w:rPr>
-        <w:t>apex_speed</w:t>
-      </w:r>
-      <w:proofErr w:type="spellEnd"/>
-      <w:r>
-        <w:rPr>
-          <w:rFonts w:ascii="David" w:hAnsi="David" w:cs="David"/>
-        </w:rPr>
-        <w:t>”.</w:t>
-      </w:r>
-    </w:p>
-    <w:p>
-      <w:pPr>
-        <w:pStyle w:val="ListParagraph"/>
-        <w:numPr>
-          <w:ilvl w:val="0"/>
-          <w:numId w:val="14"/>
-        </w:numPr>
-        <w:bidi w:val="0"/>
-        <w:spacing w:after="0" w:line="360" w:lineRule="auto"/>
-        <w:rPr>
-          <w:rFonts w:ascii="David" w:hAnsi="David" w:cs="David"/>
-        </w:rPr>
-      </w:pPr>
-      <w:proofErr w:type="spellStart"/>
-      <w:r>
-        <w:rPr>
-          <w:rFonts w:ascii="David" w:hAnsi="David" w:cs="David"/>
-        </w:rPr>
-        <w:t>braking_pct_before_apex</w:t>
-      </w:r>
-      <w:proofErr w:type="spellEnd"/>
-      <w:r>
-        <w:rPr>
-          <w:rFonts w:ascii="David" w:hAnsi="David" w:cs="David"/>
-        </w:rPr>
-        <w:t xml:space="preserve"> – the </w:t>
-      </w:r>
-      <w:proofErr w:type="spellStart"/>
-      <w:r>
-        <w:rPr>
-          <w:rFonts w:ascii="David" w:hAnsi="David" w:cs="David"/>
-        </w:rPr>
-        <w:t>precentage</w:t>
-      </w:r>
-      <w:proofErr w:type="spellEnd"/>
-      <w:r>
-        <w:rPr>
-          <w:rFonts w:ascii="David" w:hAnsi="David" w:cs="David"/>
-        </w:rPr>
-        <w:t xml:space="preserve"> of the segment of the turn that is before the apex in which the driver presses on the brake pedal </w:t>
-      </w:r>
-    </w:p>
-    <w:p>
-      <w:pPr>
-        <w:pStyle w:val="ListParagraph"/>
-        <w:numPr>
-          <w:ilvl w:val="0"/>
-          <w:numId w:val="14"/>
-        </w:numPr>
-        <w:bidi w:val="0"/>
-        <w:spacing w:after="0" w:line="360" w:lineRule="auto"/>
-        <w:rPr>
-          <w:rFonts w:ascii="David" w:hAnsi="David" w:cs="David"/>
-        </w:rPr>
-      </w:pPr>
-      <w:proofErr w:type="spellStart"/>
-      <w:r>
-        <w:rPr>
-          <w:rFonts w:ascii="David" w:hAnsi="David" w:cs="David"/>
-        </w:rPr>
-        <w:t>trail_braking_pct</w:t>
-      </w:r>
-      <w:proofErr w:type="spellEnd"/>
-      <w:r>
-        <w:rPr>
-          <w:rFonts w:ascii="David" w:hAnsi="David" w:cs="David"/>
-        </w:rPr>
-        <w:t xml:space="preserve"> – the </w:t>
-      </w:r>
-      <w:proofErr w:type="spellStart"/>
-      <w:r>
-        <w:rPr>
-          <w:rFonts w:ascii="David" w:hAnsi="David" w:cs="David"/>
-        </w:rPr>
-        <w:t>precentage</w:t>
-      </w:r>
-      <w:proofErr w:type="spellEnd"/>
-      <w:r>
-        <w:rPr>
-          <w:rFonts w:ascii="David" w:hAnsi="David" w:cs="David"/>
-        </w:rPr>
-        <w:t xml:space="preserve"> of the turn in which the driver performed “trail breaking” (a slow release of the brake pedal).</w:t>
-      </w:r>
-    </w:p>
-    <w:p>
-      <w:pPr>
-        <w:pStyle w:val="ListParagraph"/>
-        <w:numPr>
-          <w:ilvl w:val="0"/>
-          <w:numId w:val="14"/>
-        </w:numPr>
-        <w:bidi w:val="0"/>
-        <w:spacing w:after="0" w:line="360" w:lineRule="auto"/>
-        <w:rPr>
-          <w:rFonts w:ascii="David" w:hAnsi="David" w:cs="David"/>
-        </w:rPr>
-      </w:pPr>
-      <w:proofErr w:type="spellStart"/>
-      <w:r>
-        <w:rPr>
-          <w:rFonts w:ascii="David" w:hAnsi="David" w:cs="David"/>
-        </w:rPr>
-        <w:t>throttle_app_pct_after_apex</w:t>
-      </w:r>
-      <w:proofErr w:type="spellEnd"/>
-      <w:r>
-        <w:rPr>
-          <w:rFonts w:ascii="David" w:hAnsi="David" w:cs="David"/>
-        </w:rPr>
-        <w:t xml:space="preserve"> – the </w:t>
-      </w:r>
-      <w:proofErr w:type="spellStart"/>
-      <w:r>
-        <w:rPr>
-          <w:rFonts w:ascii="David" w:hAnsi="David" w:cs="David"/>
-        </w:rPr>
-        <w:t>precentage</w:t>
-      </w:r>
-      <w:proofErr w:type="spellEnd"/>
-      <w:r>
-        <w:rPr>
-          <w:rFonts w:ascii="David" w:hAnsi="David" w:cs="David"/>
-        </w:rPr>
-        <w:t xml:space="preserve"> of the segment of the turn that is after the apex in which the driver presses on the throttle.</w:t>
-      </w:r>
-    </w:p>
-    <w:p>
-      <w:pPr>
-        <w:pStyle w:val="ListParagraph"/>
-        <w:numPr>
-          <w:ilvl w:val="0"/>
-          <w:numId w:val="14"/>
-        </w:numPr>
-        <w:bidi w:val="0"/>
-        <w:spacing w:after="0" w:line="360" w:lineRule="auto"/>
-        <w:rPr>
-          <w:rFonts w:ascii="David" w:hAnsi="David" w:cs="David"/>
-        </w:rPr>
-      </w:pPr>
-      <w:proofErr w:type="spellStart"/>
-      <w:r>
-        <w:rPr>
-          <w:rFonts w:ascii="David" w:hAnsi="David" w:cs="David"/>
-        </w:rPr>
-        <w:t>coasting_pct</w:t>
-      </w:r>
-      <w:proofErr w:type="spellEnd"/>
-      <w:r>
-        <w:rPr>
-          <w:rFonts w:ascii="David" w:hAnsi="David" w:cs="David"/>
-        </w:rPr>
-        <w:t xml:space="preserve"> – the </w:t>
-      </w:r>
-      <w:proofErr w:type="spellStart"/>
-      <w:r>
-        <w:rPr>
-          <w:rFonts w:ascii="David" w:hAnsi="David" w:cs="David"/>
-        </w:rPr>
-        <w:t>precentage</w:t>
-      </w:r>
-      <w:proofErr w:type="spellEnd"/>
-      <w:r>
-        <w:rPr>
-          <w:rFonts w:ascii="David" w:hAnsi="David" w:cs="David"/>
-        </w:rPr>
-        <w:t xml:space="preserve"> of the turn in which the driver didn’t press on the brake nor the throttle.</w:t>
-      </w:r>
-    </w:p>
-    <w:p>
-      <w:pPr>
-        <w:pStyle w:val="ListParagraph"/>
-        <w:numPr>
-          <w:ilvl w:val="0"/>
-          <w:numId w:val="14"/>
-        </w:numPr>
-        <w:bidi w:val="0"/>
-        <w:spacing w:after="0" w:line="360" w:lineRule="auto"/>
-        <w:rPr>
-          <w:rFonts w:ascii="David" w:hAnsi="David" w:cs="David"/>
-        </w:rPr>
-      </w:pPr>
-      <w:proofErr w:type="spellStart"/>
-      <w:r>
-        <w:rPr>
-          <w:rFonts w:ascii="David" w:hAnsi="David" w:cs="David"/>
-        </w:rPr>
-        <w:t>breaking_time_pct</w:t>
-      </w:r>
-      <w:proofErr w:type="spellEnd"/>
-      <w:r>
-        <w:rPr>
-          <w:rFonts w:ascii="David" w:hAnsi="David" w:cs="David"/>
-        </w:rPr>
-        <w:t xml:space="preserve"> – </w:t>
-      </w:r>
-      <w:r>
-        <w:rPr>
-          <w:rFonts w:ascii="David" w:hAnsi="David" w:cs="David"/>
-        </w:rPr>
-        <w:t xml:space="preserve">the </w:t>
-      </w:r>
-      <w:proofErr w:type="spellStart"/>
-      <w:r>
-        <w:rPr>
-          <w:rFonts w:ascii="David" w:hAnsi="David" w:cs="David"/>
-        </w:rPr>
-        <w:t>precentage</w:t>
-      </w:r>
-      <w:proofErr w:type="spellEnd"/>
-      <w:r>
-        <w:rPr>
-          <w:rFonts w:ascii="David" w:hAnsi="David" w:cs="David"/>
-        </w:rPr>
-        <w:t xml:space="preserve"> of the turn in which the driver pressed the brake pedal.</w:t>
-      </w:r>
-    </w:p>
-    <w:p>
-      <w:pPr>
-        <w:pStyle w:val="ListParagraph"/>
-        <w:numPr>
-          <w:ilvl w:val="0"/>
-          <w:numId w:val="14"/>
-        </w:numPr>
-        <w:bidi w:val="0"/>
-        <w:spacing w:after="0" w:line="360" w:lineRule="auto"/>
-        <w:rPr>
-          <w:rFonts w:ascii="David" w:hAnsi="David" w:cs="David"/>
-        </w:rPr>
-      </w:pPr>
-      <w:proofErr w:type="spellStart"/>
-      <w:r>
-        <w:rPr>
-          <w:rFonts w:ascii="David" w:hAnsi="David" w:cs="David"/>
-        </w:rPr>
-        <w:t>min_gear</w:t>
-      </w:r>
-      <w:proofErr w:type="spellEnd"/>
-      <w:r>
-        <w:rPr>
-          <w:rFonts w:ascii="David" w:hAnsi="David" w:cs="David"/>
-        </w:rPr>
-        <w:t xml:space="preserve"> – the minimal gear that the car was on during the turn.</w:t>
-      </w:r>
-    </w:p>
-    <w:p>
-      <w:pPr>
-        <w:pStyle w:val="ListParagraph"/>
-        <w:numPr>
-          <w:ilvl w:val="0"/>
-          <w:numId w:val="14"/>
-        </w:numPr>
-        <w:bidi w:val="0"/>
-        <w:spacing w:after="0" w:line="360" w:lineRule="auto"/>
-        <w:rPr>
-          <w:rFonts w:ascii="David" w:hAnsi="David" w:cs="David"/>
-        </w:rPr>
-      </w:pPr>
-      <w:proofErr w:type="spellStart"/>
-      <w:r>
-        <w:rPr>
-          <w:rFonts w:ascii="David" w:hAnsi="David" w:cs="David"/>
-        </w:rPr>
-        <w:t>avg_throttle</w:t>
-      </w:r>
-      <w:proofErr w:type="spellEnd"/>
-      <w:r>
-        <w:rPr>
-          <w:rFonts w:ascii="David" w:hAnsi="David" w:cs="David"/>
-        </w:rPr>
-        <w:t xml:space="preserve"> – The average percentage the throttle</w:t>
-      </w:r>
-      <w:r>
-        <w:rPr>
-          <w:rFonts w:ascii="David" w:hAnsi="David" w:cs="David" w:hint="cs"/>
-          <w:rtl/>
-        </w:rPr>
-        <w:t xml:space="preserve"> </w:t>
-      </w:r>
-      <w:r>
-        <w:rPr>
-          <w:rFonts w:ascii="David" w:hAnsi="David" w:cs="David"/>
-        </w:rPr>
-        <w:t>pedal</w:t>
-      </w:r>
-      <w:r>
-        <w:rPr>
-          <w:rFonts w:ascii="David" w:hAnsi="David" w:cs="David"/>
-        </w:rPr>
-        <w:t xml:space="preserve"> is pressed during the </w:t>
-      </w:r>
-      <w:r>
-        <w:rPr>
-          <w:rFonts w:ascii="David" w:hAnsi="David" w:cs="David"/>
-        </w:rPr>
-        <w:t>turn</w:t>
-      </w:r>
-      <w:r>
-        <w:rPr>
-          <w:rFonts w:ascii="David" w:hAnsi="David" w:cs="David"/>
-        </w:rPr>
-        <w:t>.</w:t>
-      </w:r>
-    </w:p>
-    <w:p>
-      <w:pPr>
-        <w:pStyle w:val="ListParagraph"/>
-        <w:numPr>
-          <w:ilvl w:val="0"/>
-          <w:numId w:val="14"/>
-        </w:numPr>
-        <w:bidi w:val="0"/>
-        <w:spacing w:after="0" w:line="360" w:lineRule="auto"/>
-        <w:rPr>
-          <w:rFonts w:ascii="David" w:hAnsi="David" w:cs="David"/>
-        </w:rPr>
-      </w:pPr>
-      <w:proofErr w:type="spellStart"/>
-      <w:r>
-        <w:rPr>
-          <w:rFonts w:ascii="David" w:hAnsi="David" w:cs="David"/>
-        </w:rPr>
-        <w:t>avg_speed</w:t>
-      </w:r>
-      <w:proofErr w:type="spellEnd"/>
-      <w:r>
-        <w:rPr>
-          <w:rFonts w:ascii="David" w:hAnsi="David" w:cs="David"/>
-        </w:rPr>
-        <w:t xml:space="preserve"> – The average speed of the car during the turn.</w:t>
-      </w:r>
-    </w:p>
-    <w:p>
-      <w:pPr>
-        <w:bidi w:val="0"/>
-        <w:spacing w:after="0" w:line="360" w:lineRule="auto"/>
-        <w:rPr>
-          <w:rFonts w:ascii="David" w:hAnsi="David" w:cs="David"/>
-        </w:rPr>
-      </w:pPr>
-    </w:p>
-    <w:p>
-      <w:pPr>
-        <w:bidi w:val="0"/>
-        <w:spacing w:after="0" w:line="360" w:lineRule="auto"/>
-        <w:rPr>
-          <w:rFonts w:ascii="David" w:hAnsi="David" w:cs="David"/>
-        </w:rPr>
-      </w:pPr>
-    </w:p>
-    <w:p>
-      <w:pPr>
-        <w:pBdr>
-          <w:bottom w:val="single" w:sz="6" w:space="1" w:color="auto"/>
-        </w:pBdr>
-        <w:bidi w:val="0"/>
-        <w:spacing w:after="0" w:line="360" w:lineRule="auto"/>
-        <w:rPr>
-          <w:rFonts w:ascii="David" w:hAnsi="David" w:cs="David"/>
-          <w:sz w:val="32"/>
-          <w:szCs w:val="32"/>
-        </w:rPr>
-      </w:pPr>
+        <w:t>Dataset Description</w:t>
+      </w:r>
       <w:r>
         <w:rPr>
           <w:rFonts w:ascii="David" w:hAnsi="David" w:cs="David"/>
@@ -1810,26 +890,145 @@
           <w:sz w:val="32"/>
           <w:szCs w:val="32"/>
         </w:rPr>
-        <w:t>2</w:t>
-      </w:r>
-      <w:r>
+        <w:t>:</w:t>
+      </w:r>
+    </w:p>
+    <w:p>
+      <w:pPr>
+        <w:bidi w:val="0"/>
+        <w:spacing w:after="0" w:line="360" w:lineRule="auto"/>
+        <w:rPr>
+          <w:rFonts w:ascii="David" w:hAnsi="David" w:cs="David"/>
+        </w:rPr>
+      </w:pPr>
+      <w:r>
+        <w:rPr>
+          <w:rFonts w:ascii="David" w:hAnsi="David" w:cs="David"/>
+        </w:rPr>
+        <w:t>The initial dataset consists of 28,068 raw telemetry records collected from four official Formula 1 circuits (Monza, Singapore, Spa, and Suzuka), extracted utilizing the OpenF1 API. The data is structured as a time-series, where each record represents a momentary snapshot of a specific car's telemetry and spatial position during a race.</w:t>
+      </w:r>
+    </w:p>
+    <w:p>
+      <w:pPr>
+        <w:bidi w:val="0"/>
+        <w:spacing w:after="0" w:line="360" w:lineRule="auto"/>
         <w:rPr>
           <w:rFonts w:ascii="David" w:hAnsi="David" w:cs="David"/>
           <w:b/>
           <w:bCs/>
-          <w:sz w:val="32"/>
-          <w:szCs w:val="32"/>
-        </w:rPr>
-        <w:tab/>
-        <w:t>Exploratory Data Analysis:</w:t>
-      </w:r>
-    </w:p>
-    <w:p>
-      <w:pPr>
-        <w:bidi w:val="0"/>
-        <w:spacing w:after="0" w:line="360" w:lineRule="auto"/>
-        <w:rPr>
-          <w:rFonts w:ascii="David" w:hAnsi="David" w:cs="David"/>
+        </w:rPr>
+      </w:pPr>
+      <w:r>
+        <w:rPr>
+          <w:rFonts w:ascii="David" w:hAnsi="David" w:cs="David"/>
+          <w:b/>
+          <w:bCs/>
+        </w:rPr>
+        <w:t>The raw dataset includes the following foundational features:</w:t>
+      </w:r>
+    </w:p>
+    <w:p>
+      <w:pPr>
+        <w:pStyle w:val="ListParagraph"/>
+        <w:numPr>
+          <w:ilvl w:val="0"/>
+          <w:numId w:val="33"/>
+        </w:numPr>
+        <w:bidi w:val="0"/>
+        <w:spacing w:after="0" w:line="360" w:lineRule="auto"/>
+        <w:rPr>
+          <w:rFonts w:ascii="David" w:hAnsi="David" w:cs="David"/>
+        </w:rPr>
+      </w:pPr>
+      <w:r>
+        <w:rPr>
+          <w:rFonts w:ascii="David" w:hAnsi="David" w:cs="David"/>
+          <w:b/>
+          <w:bCs/>
+        </w:rPr>
+        <w:t>Identifiers:</w:t>
+      </w:r>
+      <w:r>
+        <w:rPr>
+          <w:rFonts w:ascii="David" w:hAnsi="David" w:cs="David"/>
+        </w:rPr>
+        <w:t xml:space="preserve"> track (circuit name), driver_number (unique driver ID</w:t>
+      </w:r>
+      <w:r>
+        <w:rPr>
+          <w:rFonts w:ascii="David" w:hAnsi="David" w:cs="David"/>
+        </w:rPr>
+        <w:t>).</w:t>
+      </w:r>
+    </w:p>
+    <w:p>
+      <w:pPr>
+        <w:pStyle w:val="ListParagraph"/>
+        <w:numPr>
+          <w:ilvl w:val="0"/>
+          <w:numId w:val="33"/>
+        </w:numPr>
+        <w:bidi w:val="0"/>
+        <w:spacing w:after="0" w:line="360" w:lineRule="auto"/>
+        <w:rPr>
+          <w:rFonts w:ascii="David" w:hAnsi="David" w:cs="David"/>
+        </w:rPr>
+      </w:pPr>
+      <w:r>
+        <w:rPr>
+          <w:rFonts w:ascii="David" w:hAnsi="David" w:cs="David"/>
+          <w:b/>
+          <w:bCs/>
+        </w:rPr>
+        <w:t>Temporal &amp; Spatial:</w:t>
+      </w:r>
+      <w:r>
+        <w:rPr>
+          <w:rFonts w:ascii="David" w:hAnsi="David" w:cs="David"/>
+        </w:rPr>
+        <w:t xml:space="preserve"> lap_duration (total lap time), x and y (2D spatial coordinates of the car</w:t>
+      </w:r>
+      <w:r>
+        <w:rPr>
+          <w:rFonts w:ascii="David" w:hAnsi="David" w:cs="David"/>
+        </w:rPr>
+        <w:t>).</w:t>
+      </w:r>
+    </w:p>
+    <w:p>
+      <w:pPr>
+        <w:pStyle w:val="ListParagraph"/>
+        <w:numPr>
+          <w:ilvl w:val="0"/>
+          <w:numId w:val="33"/>
+        </w:numPr>
+        <w:bidi w:val="0"/>
+        <w:spacing w:after="0" w:line="360" w:lineRule="auto"/>
+        <w:rPr>
+          <w:rFonts w:ascii="David" w:hAnsi="David" w:cs="David"/>
+        </w:rPr>
+      </w:pPr>
+      <w:r>
+        <w:rPr>
+          <w:rFonts w:ascii="David" w:hAnsi="David" w:cs="David"/>
+          <w:b/>
+          <w:bCs/>
+        </w:rPr>
+        <w:t>Mechanical Telemetry:</w:t>
+      </w:r>
+      <w:r>
+        <w:rPr>
+          <w:rFonts w:ascii="David" w:hAnsi="David" w:cs="David"/>
+        </w:rPr>
+        <w:t xml:space="preserve"> speed (velocity), brake (braking indicator), throttle (throttle pedal application percentage), n_gear (current engaged gear), and rpm (engine revolutions per minute).</w:t>
+      </w:r>
+    </w:p>
+    <w:p>
+      <w:pPr>
+        <w:spacing w:after="0" w:line="360" w:lineRule="auto"/>
+        <w:rPr>
+          <w:rFonts w:ascii="David" w:hAnsi="David" w:cs="David" w:hint="cs"/>
+          <w:rtl/>
         </w:rPr>
       </w:pPr>
     </w:p>
@@ -1847,22 +1046,7 @@
           <w:rFonts w:ascii="David" w:hAnsi="David" w:cs="David"/>
           <w:u w:val="single"/>
         </w:rPr>
-        <w:t>Feature distributions:</w:t>
-      </w:r>
-    </w:p>
-    <w:p>
-      <w:pPr>
-        <w:bidi w:val="0"/>
-        <w:spacing w:after="0" w:line="360" w:lineRule="auto"/>
-        <w:rPr>
-          <w:rFonts w:ascii="David" w:hAnsi="David" w:cs="David"/>
-        </w:rPr>
-      </w:pPr>
-      <w:r>
-        <w:rPr>
-          <w:rFonts w:ascii="David" w:hAnsi="David" w:cs="David"/>
-        </w:rPr>
-        <w:t>Raw data:</w:t>
+        <w:t>The distribution of these features is as follows:</w:t>
       </w:r>
     </w:p>
     <w:tbl>
@@ -2172,14 +1356,12 @@
                 <w:rFonts w:ascii="David" w:hAnsi="David" w:cs="David"/>
               </w:rPr>
             </w:pPr>
-            <w:proofErr w:type="spellStart"/>
             <w:r>
               <w:rPr>
                 <w:rFonts w:ascii="David" w:hAnsi="David" w:cs="David"/>
               </w:rPr>
               <w:t>n_gear</w:t>
             </w:r>
-            <w:proofErr w:type="spellEnd"/>
           </w:p>
         </w:tc>
         <w:tc>
@@ -2807,1686 +1989,316 @@
         <w:spacing w:after="0" w:line="360" w:lineRule="auto"/>
         <w:rPr>
           <w:rFonts w:ascii="David" w:hAnsi="David" w:cs="David"/>
+        </w:rPr>
+      </w:pPr>
+    </w:p>
+    <w:p>
+      <w:pPr>
+        <w:bidi w:val="0"/>
+        <w:spacing w:after="0" w:line="360" w:lineRule="auto"/>
+        <w:rPr>
+          <w:rFonts w:ascii="David" w:hAnsi="David" w:cs="David"/>
+          <w:sz w:val="32"/>
+          <w:szCs w:val="32"/>
+        </w:rPr>
+      </w:pPr>
+      <w:r>
+        <w:rPr>
+          <w:rFonts w:ascii="David" w:hAnsi="David" w:cs="David"/>
+          <w:b/>
+          <w:bCs/>
+          <w:sz w:val="32"/>
+          <w:szCs w:val="32"/>
+        </w:rPr>
+        <w:t>3.</w:t>
+      </w:r>
+      <w:r>
+        <w:rPr>
+          <w:rFonts w:ascii="David" w:hAnsi="David" w:cs="David" w:hint="cs"/>
+          <w:b/>
+          <w:bCs/>
+          <w:sz w:val="32"/>
+          <w:szCs w:val="32"/>
+          <w:rtl/>
+        </w:rPr>
+        <w:t>2</w:t>
+      </w:r>
+      <w:r>
+        <w:rPr>
+          <w:rFonts w:ascii="David" w:hAnsi="David" w:cs="David"/>
+          <w:b/>
+          <w:bCs/>
+          <w:sz w:val="32"/>
+          <w:szCs w:val="32"/>
+        </w:rPr>
+        <w:tab/>
+      </w:r>
+      <w:r>
+        <w:rPr>
+          <w:rFonts w:ascii="David" w:hAnsi="David" w:cs="David"/>
+          <w:b/>
+          <w:bCs/>
+          <w:sz w:val="32"/>
+          <w:szCs w:val="32"/>
+        </w:rPr>
+        <w:t>Exploratory Data Analysis – Raw Data</w:t>
+      </w:r>
+      <w:r>
+        <w:rPr>
+          <w:rFonts w:ascii="David" w:hAnsi="David" w:cs="David"/>
+          <w:b/>
+          <w:bCs/>
+          <w:sz w:val="32"/>
+          <w:szCs w:val="32"/>
+        </w:rPr>
+        <w:t>:</w:t>
+      </w:r>
+    </w:p>
+    <w:p>
+      <w:pPr>
+        <w:bidi w:val="0"/>
+        <w:spacing w:after="0" w:line="360" w:lineRule="auto"/>
+        <w:rPr>
+          <w:rFonts w:ascii="David" w:hAnsi="David" w:cs="David"/>
+        </w:rPr>
+      </w:pPr>
+    </w:p>
+    <w:p>
+      <w:pPr>
+        <w:spacing w:after="0" w:line="360" w:lineRule="auto"/>
+        <w:rPr>
+          <w:rFonts w:ascii="David" w:hAnsi="David" w:cs="David" w:hint="cs"/>
+          <w:rtl/>
+        </w:rPr>
+      </w:pPr>
+    </w:p>
+    <w:p>
+      <w:pPr>
+        <w:bidi w:val="0"/>
+        <w:spacing w:after="0" w:line="360" w:lineRule="auto"/>
+        <w:rPr>
+          <w:rFonts w:ascii="David" w:hAnsi="David" w:cs="David"/>
+          <w:sz w:val="32"/>
+          <w:szCs w:val="32"/>
+        </w:rPr>
+      </w:pPr>
+      <w:r>
+        <w:rPr>
+          <w:rFonts w:ascii="David" w:hAnsi="David" w:cs="David"/>
+          <w:b/>
+          <w:bCs/>
+          <w:sz w:val="32"/>
+          <w:szCs w:val="32"/>
+        </w:rPr>
+        <w:t>3.</w:t>
+      </w:r>
+      <w:r>
+        <w:rPr>
+          <w:rFonts w:ascii="David" w:hAnsi="David" w:cs="David" w:hint="cs"/>
+          <w:b/>
+          <w:bCs/>
+          <w:sz w:val="32"/>
+          <w:szCs w:val="32"/>
+          <w:rtl/>
+        </w:rPr>
+        <w:t>2</w:t>
+      </w:r>
+      <w:r>
+        <w:rPr>
+          <w:rFonts w:ascii="David" w:hAnsi="David" w:cs="David"/>
+          <w:b/>
+          <w:bCs/>
+          <w:sz w:val="32"/>
+          <w:szCs w:val="32"/>
+        </w:rPr>
+        <w:tab/>
+        <w:t>Preprocessing:</w:t>
+      </w:r>
+    </w:p>
+    <w:p>
+      <w:pPr>
+        <w:bidi w:val="0"/>
+        <w:spacing w:after="0" w:line="360" w:lineRule="auto"/>
+        <w:rPr>
+          <w:rFonts w:ascii="David" w:hAnsi="David" w:cs="David"/>
+          <w:b/>
+          <w:bCs/>
+          <w:rtl/>
+        </w:rPr>
+      </w:pPr>
+    </w:p>
+    <w:p>
+      <w:pPr>
+        <w:bidi w:val="0"/>
+        <w:spacing w:after="0" w:line="360" w:lineRule="auto"/>
+        <w:rPr>
+          <w:rFonts w:ascii="David" w:hAnsi="David" w:cs="David"/>
+          <w:b/>
+          <w:bCs/>
+        </w:rPr>
+      </w:pPr>
+      <w:r>
+        <w:rPr>
+          <w:rFonts w:ascii="David" w:hAnsi="David" w:cs="David"/>
+          <w:b/>
+          <w:bCs/>
+        </w:rPr>
+        <w:t>Data Filtering &amp; Cleaning:</w:t>
+      </w:r>
+    </w:p>
+    <w:p>
+      <w:pPr>
+        <w:bidi w:val="0"/>
+        <w:spacing w:after="0" w:line="360" w:lineRule="auto"/>
+        <w:rPr>
+          <w:rFonts w:ascii="David" w:hAnsi="David" w:cs="David"/>
+        </w:rPr>
+      </w:pPr>
+      <w:r>
+        <w:rPr>
+          <w:rFonts w:ascii="David" w:hAnsi="David" w:cs="David"/>
+        </w:rPr>
+        <w:t xml:space="preserve">To extract relevant insights, the dataset was filtered to isolate meaningful events. This process included two main steps: extracting only the fastest lap recorded by each driver in each </w:t>
+      </w:r>
+      <w:proofErr w:type="gramStart"/>
+      <w:r>
+        <w:rPr>
+          <w:rFonts w:ascii="David" w:hAnsi="David" w:cs="David"/>
+        </w:rPr>
+        <w:t>race, and</w:t>
+      </w:r>
+      <w:proofErr w:type="gramEnd"/>
+      <w:r>
+        <w:rPr>
+          <w:rFonts w:ascii="David" w:hAnsi="David" w:cs="David"/>
+        </w:rPr>
+        <w:t xml:space="preserve"> isolating the specific time-samples that occurred during cornering events.</w:t>
+      </w:r>
+    </w:p>
+    <w:p>
+      <w:pPr>
+        <w:bidi w:val="0"/>
+        <w:spacing w:after="0" w:line="360" w:lineRule="auto"/>
+        <w:rPr>
+          <w:rFonts w:ascii="David" w:hAnsi="David" w:cs="David"/>
           <w:u w:val="single"/>
-        </w:rPr>
-      </w:pPr>
-    </w:p>
-    <w:p>
-      <w:pPr>
-        <w:bidi w:val="0"/>
-        <w:spacing w:after="0" w:line="360" w:lineRule="auto"/>
-        <w:rPr>
-          <w:rFonts w:ascii="David" w:hAnsi="David" w:cs="David"/>
-        </w:rPr>
-      </w:pPr>
-      <w:r>
-        <w:rPr>
-          <w:rFonts w:ascii="David" w:hAnsi="David" w:cs="David"/>
-        </w:rPr>
-        <w:t>Processed data:</w:t>
-      </w:r>
-    </w:p>
-    <w:tbl>
-      <w:tblPr>
-        <w:tblStyle w:val="TableGrid"/>
-        <w:tblW w:w="0" w:type="auto"/>
-        <w:tblLook w:val="04A0" w:firstRow="1" w:lastRow="0" w:firstColumn="1" w:lastColumn="0" w:noHBand="0" w:noVBand="1"/>
-      </w:tblPr>
-      <w:tblGrid>
-        <w:gridCol w:w="2926"/>
-        <w:gridCol w:w="1387"/>
-        <w:gridCol w:w="1415"/>
-        <w:gridCol w:w="1228"/>
-        <w:gridCol w:w="1216"/>
-        <w:gridCol w:w="2284"/>
-      </w:tblGrid>
-      <w:tr>
-        <w:tc>
-          <w:tcPr>
-            <w:tcW w:w="1742" w:type="dxa"/>
-          </w:tcPr>
-          <w:p>
-            <w:pPr>
-              <w:bidi w:val="0"/>
-              <w:spacing w:before="120" w:after="120"/>
-              <w:rPr>
-                <w:rFonts w:ascii="David" w:hAnsi="David" w:cs="David"/>
-                <w:b/>
-                <w:bCs/>
-              </w:rPr>
-            </w:pPr>
-            <w:proofErr w:type="spellStart"/>
-            <w:r>
-              <w:rPr>
-                <w:rFonts w:ascii="David" w:hAnsi="David" w:cs="David"/>
-                <w:b/>
-                <w:bCs/>
-              </w:rPr>
-              <w:t>Feature_Name</w:t>
-            </w:r>
-            <w:proofErr w:type="spellEnd"/>
-          </w:p>
-        </w:tc>
-        <w:tc>
-          <w:tcPr>
-            <w:tcW w:w="1742" w:type="dxa"/>
-          </w:tcPr>
-          <w:p>
-            <w:pPr>
-              <w:bidi w:val="0"/>
-              <w:spacing w:before="120" w:after="120"/>
-              <w:rPr>
-                <w:rFonts w:ascii="David" w:hAnsi="David" w:cs="David"/>
-                <w:b/>
-                <w:bCs/>
-              </w:rPr>
-            </w:pPr>
-            <w:r>
-              <w:rPr>
-                <w:rFonts w:ascii="David" w:hAnsi="David" w:cs="David"/>
-                <w:b/>
-                <w:bCs/>
-              </w:rPr>
-              <w:t>Minimum</w:t>
-            </w:r>
-          </w:p>
-        </w:tc>
-        <w:tc>
-          <w:tcPr>
-            <w:tcW w:w="1743" w:type="dxa"/>
-          </w:tcPr>
-          <w:p>
-            <w:pPr>
-              <w:bidi w:val="0"/>
-              <w:spacing w:before="120" w:after="120"/>
-              <w:rPr>
-                <w:rFonts w:ascii="David" w:hAnsi="David" w:cs="David"/>
-                <w:b/>
-                <w:bCs/>
-              </w:rPr>
-            </w:pPr>
-            <w:r>
-              <w:rPr>
-                <w:rFonts w:ascii="David" w:hAnsi="David" w:cs="David"/>
-                <w:b/>
-                <w:bCs/>
-              </w:rPr>
-              <w:t>Maximum</w:t>
-            </w:r>
-          </w:p>
-        </w:tc>
-        <w:tc>
-          <w:tcPr>
-            <w:tcW w:w="1743" w:type="dxa"/>
-          </w:tcPr>
-          <w:p>
-            <w:pPr>
-              <w:bidi w:val="0"/>
-              <w:spacing w:before="120" w:after="120"/>
-              <w:rPr>
-                <w:rFonts w:ascii="David" w:hAnsi="David" w:cs="David"/>
-                <w:b/>
-                <w:bCs/>
-              </w:rPr>
-            </w:pPr>
-            <w:r>
-              <w:rPr>
-                <w:rFonts w:ascii="David" w:hAnsi="David" w:cs="David"/>
-                <w:b/>
-                <w:bCs/>
-              </w:rPr>
-              <w:t xml:space="preserve">Mean </w:t>
-            </w:r>
-          </w:p>
-        </w:tc>
-        <w:tc>
-          <w:tcPr>
-            <w:tcW w:w="1743" w:type="dxa"/>
-          </w:tcPr>
-          <w:p>
-            <w:pPr>
-              <w:bidi w:val="0"/>
-              <w:spacing w:before="120" w:after="120"/>
-              <w:rPr>
-                <w:rFonts w:ascii="David" w:hAnsi="David" w:cs="David"/>
-                <w:b/>
-                <w:bCs/>
-              </w:rPr>
-            </w:pPr>
-            <w:r>
-              <w:rPr>
-                <w:rFonts w:ascii="David" w:hAnsi="David" w:cs="David"/>
-                <w:b/>
-                <w:bCs/>
-              </w:rPr>
-              <w:t>Median</w:t>
-            </w:r>
-          </w:p>
-        </w:tc>
-        <w:tc>
-          <w:tcPr>
-            <w:tcW w:w="1743" w:type="dxa"/>
-          </w:tcPr>
-          <w:p>
-            <w:pPr>
-              <w:bidi w:val="0"/>
-              <w:spacing w:before="120" w:after="120"/>
-              <w:rPr>
-                <w:rFonts w:ascii="David" w:hAnsi="David" w:cs="David"/>
-                <w:b/>
-                <w:bCs/>
-              </w:rPr>
-            </w:pPr>
-            <w:proofErr w:type="spellStart"/>
-            <w:r>
-              <w:rPr>
-                <w:rFonts w:ascii="David" w:hAnsi="David" w:cs="David"/>
-                <w:b/>
-                <w:bCs/>
-              </w:rPr>
-              <w:t>Standard_Deviation</w:t>
-            </w:r>
-            <w:proofErr w:type="spellEnd"/>
-          </w:p>
-        </w:tc>
-      </w:tr>
-      <w:tr>
-        <w:tc>
-          <w:tcPr>
-            <w:tcW w:w="1742" w:type="dxa"/>
-          </w:tcPr>
-          <w:p>
-            <w:pPr>
-              <w:bidi w:val="0"/>
-              <w:spacing w:before="120" w:after="120"/>
-              <w:rPr>
-                <w:rFonts w:ascii="David" w:hAnsi="David" w:cs="David"/>
-              </w:rPr>
-            </w:pPr>
-            <w:proofErr w:type="spellStart"/>
-            <w:r>
-              <w:rPr>
-                <w:rFonts w:ascii="David" w:hAnsi="David" w:cs="David"/>
-              </w:rPr>
-              <w:t>entry_speed</w:t>
-            </w:r>
-            <w:proofErr w:type="spellEnd"/>
-          </w:p>
-        </w:tc>
-        <w:tc>
-          <w:tcPr>
-            <w:tcW w:w="1742" w:type="dxa"/>
-          </w:tcPr>
-          <w:p>
-            <w:pPr>
-              <w:bidi w:val="0"/>
-              <w:spacing w:before="120" w:after="120"/>
-              <w:rPr>
-                <w:rFonts w:ascii="David" w:hAnsi="David" w:cs="David"/>
-              </w:rPr>
-            </w:pPr>
-            <w:r>
-              <w:rPr>
-                <w:rFonts w:ascii="David" w:hAnsi="David" w:cs="David"/>
-              </w:rPr>
-              <w:t>64</w:t>
-            </w:r>
-          </w:p>
-        </w:tc>
-        <w:tc>
-          <w:tcPr>
-            <w:tcW w:w="1743" w:type="dxa"/>
-          </w:tcPr>
-          <w:p>
-            <w:pPr>
-              <w:bidi w:val="0"/>
-              <w:spacing w:before="120" w:after="120"/>
-              <w:rPr>
-                <w:rFonts w:ascii="David" w:hAnsi="David" w:cs="David"/>
-              </w:rPr>
-            </w:pPr>
-            <w:r>
-              <w:rPr>
-                <w:rFonts w:ascii="David" w:hAnsi="David" w:cs="David"/>
-              </w:rPr>
-              <w:t>335</w:t>
-            </w:r>
-          </w:p>
-        </w:tc>
-        <w:tc>
-          <w:tcPr>
-            <w:tcW w:w="1743" w:type="dxa"/>
-          </w:tcPr>
-          <w:p>
-            <w:pPr>
-              <w:bidi w:val="0"/>
-              <w:spacing w:before="120" w:after="120"/>
-              <w:rPr>
-                <w:rFonts w:ascii="David" w:hAnsi="David" w:cs="David"/>
-              </w:rPr>
-            </w:pPr>
-            <w:r>
-              <w:rPr>
-                <w:rFonts w:ascii="David" w:hAnsi="David" w:cs="David"/>
-              </w:rPr>
-              <w:t>199.7502</w:t>
-            </w:r>
-          </w:p>
-        </w:tc>
-        <w:tc>
-          <w:tcPr>
-            <w:tcW w:w="1743" w:type="dxa"/>
-          </w:tcPr>
-          <w:p>
-            <w:pPr>
-              <w:bidi w:val="0"/>
-              <w:spacing w:before="120" w:after="120"/>
-              <w:rPr>
-                <w:rFonts w:ascii="David" w:hAnsi="David" w:cs="David"/>
-              </w:rPr>
-            </w:pPr>
-            <w:r>
-              <w:rPr>
-                <w:rFonts w:ascii="David" w:hAnsi="David" w:cs="David"/>
-              </w:rPr>
-              <w:t>203</w:t>
-            </w:r>
-          </w:p>
-        </w:tc>
-        <w:tc>
-          <w:tcPr>
-            <w:tcW w:w="1743" w:type="dxa"/>
-          </w:tcPr>
-          <w:p>
-            <w:pPr>
-              <w:bidi w:val="0"/>
-              <w:spacing w:before="120" w:after="120"/>
-              <w:rPr>
-                <w:rFonts w:ascii="David" w:hAnsi="David" w:cs="David"/>
-              </w:rPr>
-            </w:pPr>
-            <w:r>
-              <w:rPr>
-                <w:rFonts w:ascii="David" w:hAnsi="David" w:cs="David"/>
-              </w:rPr>
-              <w:t>4348.4204</w:t>
-            </w:r>
-          </w:p>
-        </w:tc>
-      </w:tr>
-      <w:tr>
-        <w:tc>
-          <w:tcPr>
-            <w:tcW w:w="1742" w:type="dxa"/>
-          </w:tcPr>
-          <w:p>
-            <w:pPr>
-              <w:bidi w:val="0"/>
-              <w:spacing w:before="120" w:after="120"/>
-              <w:rPr>
-                <w:rFonts w:ascii="David" w:hAnsi="David" w:cs="David"/>
-              </w:rPr>
-            </w:pPr>
-            <w:proofErr w:type="spellStart"/>
-            <w:r>
-              <w:rPr>
-                <w:rFonts w:ascii="David" w:hAnsi="David" w:cs="David"/>
-              </w:rPr>
-              <w:t>apex_speed</w:t>
-            </w:r>
-            <w:proofErr w:type="spellEnd"/>
-          </w:p>
-        </w:tc>
-        <w:tc>
-          <w:tcPr>
-            <w:tcW w:w="1742" w:type="dxa"/>
-          </w:tcPr>
-          <w:p>
-            <w:pPr>
-              <w:bidi w:val="0"/>
-              <w:spacing w:before="120" w:after="120"/>
-              <w:rPr>
-                <w:rFonts w:ascii="David" w:hAnsi="David" w:cs="David"/>
-              </w:rPr>
-            </w:pPr>
-            <w:r>
-              <w:rPr>
-                <w:rFonts w:ascii="David" w:hAnsi="David" w:cs="David"/>
-              </w:rPr>
-              <w:t>50</w:t>
-            </w:r>
-          </w:p>
-        </w:tc>
-        <w:tc>
-          <w:tcPr>
-            <w:tcW w:w="1743" w:type="dxa"/>
-          </w:tcPr>
-          <w:p>
-            <w:pPr>
-              <w:bidi w:val="0"/>
-              <w:spacing w:before="120" w:after="120"/>
-              <w:rPr>
-                <w:rFonts w:ascii="David" w:hAnsi="David" w:cs="David"/>
-              </w:rPr>
-            </w:pPr>
-            <w:r>
-              <w:rPr>
-                <w:rFonts w:ascii="David" w:hAnsi="David" w:cs="David"/>
-              </w:rPr>
-              <w:t>320</w:t>
-            </w:r>
-          </w:p>
-        </w:tc>
-        <w:tc>
-          <w:tcPr>
-            <w:tcW w:w="1743" w:type="dxa"/>
-          </w:tcPr>
-          <w:p>
-            <w:pPr>
-              <w:bidi w:val="0"/>
-              <w:spacing w:before="120" w:after="120"/>
-              <w:rPr>
-                <w:rFonts w:ascii="David" w:hAnsi="David" w:cs="David"/>
-              </w:rPr>
-            </w:pPr>
-            <w:r>
-              <w:rPr>
-                <w:rFonts w:ascii="David" w:hAnsi="David" w:cs="David"/>
-              </w:rPr>
-              <w:t>162.8539</w:t>
-            </w:r>
-          </w:p>
-        </w:tc>
-        <w:tc>
-          <w:tcPr>
-            <w:tcW w:w="1743" w:type="dxa"/>
-          </w:tcPr>
-          <w:p>
-            <w:pPr>
-              <w:bidi w:val="0"/>
-              <w:spacing w:before="120" w:after="120"/>
-              <w:rPr>
-                <w:rFonts w:ascii="David" w:hAnsi="David" w:cs="David"/>
-              </w:rPr>
-            </w:pPr>
-            <w:r>
-              <w:rPr>
-                <w:rFonts w:ascii="David" w:hAnsi="David" w:cs="David"/>
-              </w:rPr>
-              <w:t>152</w:t>
-            </w:r>
-          </w:p>
-        </w:tc>
-        <w:tc>
-          <w:tcPr>
-            <w:tcW w:w="1743" w:type="dxa"/>
-          </w:tcPr>
-          <w:p>
-            <w:pPr>
-              <w:bidi w:val="0"/>
-              <w:spacing w:before="120" w:after="120"/>
-              <w:rPr>
-                <w:rFonts w:ascii="David" w:hAnsi="David" w:cs="David"/>
-              </w:rPr>
-            </w:pPr>
-            <w:r>
-              <w:rPr>
-                <w:rFonts w:ascii="David" w:hAnsi="David" w:cs="David"/>
-              </w:rPr>
-              <w:t>4779.5581</w:t>
-            </w:r>
-          </w:p>
-        </w:tc>
-      </w:tr>
-      <w:tr>
-        <w:tc>
-          <w:tcPr>
-            <w:tcW w:w="1742" w:type="dxa"/>
-          </w:tcPr>
-          <w:p>
-            <w:pPr>
-              <w:bidi w:val="0"/>
-              <w:spacing w:before="120" w:after="120"/>
-              <w:rPr>
-                <w:rFonts w:ascii="David" w:hAnsi="David" w:cs="David"/>
-                <w:rtl/>
-              </w:rPr>
-            </w:pPr>
-            <w:proofErr w:type="spellStart"/>
-            <w:r>
-              <w:rPr>
-                <w:rFonts w:ascii="David" w:hAnsi="David" w:cs="David"/>
-              </w:rPr>
-              <w:t>exit_speed</w:t>
-            </w:r>
-            <w:proofErr w:type="spellEnd"/>
-          </w:p>
-        </w:tc>
-        <w:tc>
-          <w:tcPr>
-            <w:tcW w:w="1742" w:type="dxa"/>
-          </w:tcPr>
-          <w:p>
-            <w:pPr>
-              <w:bidi w:val="0"/>
-              <w:spacing w:before="120" w:after="120"/>
-              <w:rPr>
-                <w:rFonts w:ascii="David" w:hAnsi="David" w:cs="David"/>
-              </w:rPr>
-            </w:pPr>
-            <w:r>
-              <w:rPr>
-                <w:rFonts w:ascii="David" w:hAnsi="David" w:cs="David"/>
-              </w:rPr>
-              <w:t>52</w:t>
-            </w:r>
-          </w:p>
-        </w:tc>
-        <w:tc>
-          <w:tcPr>
-            <w:tcW w:w="1743" w:type="dxa"/>
-          </w:tcPr>
-          <w:p>
-            <w:pPr>
-              <w:bidi w:val="0"/>
-              <w:spacing w:before="120" w:after="120"/>
-              <w:rPr>
-                <w:rFonts w:ascii="David" w:hAnsi="David" w:cs="David"/>
-              </w:rPr>
-            </w:pPr>
-            <w:r>
-              <w:rPr>
-                <w:rFonts w:ascii="David" w:hAnsi="David" w:cs="David"/>
-              </w:rPr>
-              <w:t>320</w:t>
-            </w:r>
-          </w:p>
-        </w:tc>
-        <w:tc>
-          <w:tcPr>
-            <w:tcW w:w="1743" w:type="dxa"/>
-          </w:tcPr>
-          <w:p>
-            <w:pPr>
-              <w:bidi w:val="0"/>
-              <w:spacing w:before="120" w:after="120"/>
-              <w:rPr>
-                <w:rFonts w:ascii="David" w:hAnsi="David" w:cs="David"/>
-              </w:rPr>
-            </w:pPr>
-            <w:r>
-              <w:rPr>
-                <w:rFonts w:ascii="David" w:hAnsi="David" w:cs="David"/>
-              </w:rPr>
-              <w:t>179.7773</w:t>
-            </w:r>
-          </w:p>
-        </w:tc>
-        <w:tc>
-          <w:tcPr>
-            <w:tcW w:w="1743" w:type="dxa"/>
-          </w:tcPr>
-          <w:p>
-            <w:pPr>
-              <w:bidi w:val="0"/>
-              <w:spacing w:before="120" w:after="120"/>
-              <w:rPr>
-                <w:rFonts w:ascii="David" w:hAnsi="David" w:cs="David"/>
-              </w:rPr>
-            </w:pPr>
-            <w:r>
-              <w:rPr>
-                <w:rFonts w:ascii="David" w:hAnsi="David" w:cs="David"/>
-              </w:rPr>
-              <w:t>179</w:t>
-            </w:r>
-          </w:p>
-        </w:tc>
-        <w:tc>
-          <w:tcPr>
-            <w:tcW w:w="1743" w:type="dxa"/>
-          </w:tcPr>
-          <w:p>
-            <w:pPr>
-              <w:bidi w:val="0"/>
-              <w:spacing w:before="120" w:after="120"/>
-              <w:rPr>
-                <w:rFonts w:ascii="David" w:hAnsi="David" w:cs="David"/>
-              </w:rPr>
-            </w:pPr>
-            <w:r>
-              <w:rPr>
-                <w:rFonts w:ascii="David" w:hAnsi="David" w:cs="David"/>
-              </w:rPr>
-              <w:t>4883.9458</w:t>
-            </w:r>
-          </w:p>
-        </w:tc>
-      </w:tr>
-      <w:tr>
-        <w:tc>
-          <w:tcPr>
-            <w:tcW w:w="1742" w:type="dxa"/>
-          </w:tcPr>
-          <w:p>
-            <w:pPr>
-              <w:bidi w:val="0"/>
-              <w:spacing w:before="120" w:after="120"/>
-              <w:rPr>
-                <w:rFonts w:ascii="David" w:hAnsi="David" w:cs="David"/>
-              </w:rPr>
-            </w:pPr>
-            <w:proofErr w:type="spellStart"/>
-            <w:r>
-              <w:rPr>
-                <w:rFonts w:ascii="David" w:hAnsi="David" w:cs="David"/>
-              </w:rPr>
-              <w:t>speed_drop</w:t>
-            </w:r>
-            <w:proofErr w:type="spellEnd"/>
-          </w:p>
-        </w:tc>
-        <w:tc>
-          <w:tcPr>
-            <w:tcW w:w="1742" w:type="dxa"/>
-          </w:tcPr>
-          <w:p>
-            <w:pPr>
-              <w:bidi w:val="0"/>
-              <w:spacing w:before="120" w:after="120"/>
-              <w:rPr>
-                <w:rFonts w:ascii="David" w:hAnsi="David" w:cs="David"/>
-              </w:rPr>
-            </w:pPr>
-            <w:r>
-              <w:rPr>
-                <w:rFonts w:ascii="David" w:hAnsi="David" w:cs="David"/>
-              </w:rPr>
-              <w:t>0</w:t>
-            </w:r>
-          </w:p>
-        </w:tc>
-        <w:tc>
-          <w:tcPr>
-            <w:tcW w:w="1743" w:type="dxa"/>
-          </w:tcPr>
-          <w:p>
-            <w:pPr>
-              <w:bidi w:val="0"/>
-              <w:spacing w:before="120" w:after="120"/>
-              <w:rPr>
-                <w:rFonts w:ascii="David" w:hAnsi="David" w:cs="David"/>
-              </w:rPr>
-            </w:pPr>
-            <w:r>
-              <w:rPr>
-                <w:rFonts w:ascii="David" w:hAnsi="David" w:cs="David"/>
-              </w:rPr>
-              <w:t>178</w:t>
-            </w:r>
-          </w:p>
-        </w:tc>
-        <w:tc>
-          <w:tcPr>
-            <w:tcW w:w="1743" w:type="dxa"/>
-          </w:tcPr>
-          <w:p>
-            <w:pPr>
-              <w:bidi w:val="0"/>
-              <w:spacing w:before="120" w:after="120"/>
-              <w:rPr>
-                <w:rFonts w:ascii="David" w:hAnsi="David" w:cs="David"/>
-              </w:rPr>
-            </w:pPr>
-            <w:r>
-              <w:rPr>
-                <w:rFonts w:ascii="David" w:hAnsi="David" w:cs="David"/>
-              </w:rPr>
-              <w:t>36.8963</w:t>
-            </w:r>
-          </w:p>
-        </w:tc>
-        <w:tc>
-          <w:tcPr>
-            <w:tcW w:w="1743" w:type="dxa"/>
-          </w:tcPr>
-          <w:p>
-            <w:pPr>
-              <w:bidi w:val="0"/>
-              <w:spacing w:before="120" w:after="120"/>
-              <w:rPr>
-                <w:rFonts w:ascii="David" w:hAnsi="David" w:cs="David"/>
-              </w:rPr>
-            </w:pPr>
-            <w:r>
-              <w:rPr>
-                <w:rFonts w:ascii="David" w:hAnsi="David" w:cs="David"/>
-              </w:rPr>
-              <w:t>27</w:t>
-            </w:r>
-          </w:p>
-        </w:tc>
-        <w:tc>
-          <w:tcPr>
-            <w:tcW w:w="1743" w:type="dxa"/>
-          </w:tcPr>
-          <w:p>
-            <w:pPr>
-              <w:bidi w:val="0"/>
-              <w:spacing w:before="120" w:after="120"/>
-              <w:rPr>
-                <w:rFonts w:ascii="David" w:hAnsi="David" w:cs="David"/>
-              </w:rPr>
-            </w:pPr>
-            <w:r>
-              <w:rPr>
-                <w:rFonts w:ascii="David" w:hAnsi="David" w:cs="David"/>
-              </w:rPr>
-              <w:t>1467.3439</w:t>
-            </w:r>
-          </w:p>
-        </w:tc>
-      </w:tr>
-      <w:tr>
-        <w:tc>
-          <w:tcPr>
-            <w:tcW w:w="1742" w:type="dxa"/>
-          </w:tcPr>
-          <w:p>
-            <w:pPr>
-              <w:bidi w:val="0"/>
-              <w:spacing w:before="120" w:after="120"/>
-              <w:rPr>
-                <w:rFonts w:ascii="David" w:hAnsi="David" w:cs="David"/>
-              </w:rPr>
-            </w:pPr>
-            <w:proofErr w:type="spellStart"/>
-            <w:r>
-              <w:rPr>
-                <w:rFonts w:ascii="David" w:hAnsi="David" w:cs="David"/>
-              </w:rPr>
-              <w:t>braking_pct_before_apex</w:t>
-            </w:r>
-            <w:proofErr w:type="spellEnd"/>
-          </w:p>
-        </w:tc>
-        <w:tc>
-          <w:tcPr>
-            <w:tcW w:w="1742" w:type="dxa"/>
-          </w:tcPr>
-          <w:p>
-            <w:pPr>
-              <w:bidi w:val="0"/>
-              <w:spacing w:before="120" w:after="120"/>
-              <w:rPr>
-                <w:rFonts w:ascii="David" w:hAnsi="David" w:cs="David"/>
-              </w:rPr>
-            </w:pPr>
-            <w:r>
-              <w:rPr>
-                <w:rFonts w:ascii="David" w:hAnsi="David" w:cs="David"/>
-              </w:rPr>
-              <w:t>0</w:t>
-            </w:r>
-          </w:p>
-        </w:tc>
-        <w:tc>
-          <w:tcPr>
-            <w:tcW w:w="1743" w:type="dxa"/>
-          </w:tcPr>
-          <w:p>
-            <w:pPr>
-              <w:bidi w:val="0"/>
-              <w:spacing w:before="120" w:after="120"/>
-              <w:rPr>
-                <w:rFonts w:ascii="David" w:hAnsi="David" w:cs="David"/>
-              </w:rPr>
-            </w:pPr>
-            <w:r>
-              <w:rPr>
-                <w:rFonts w:ascii="David" w:hAnsi="David" w:cs="David"/>
-              </w:rPr>
-              <w:t>1</w:t>
-            </w:r>
-          </w:p>
-        </w:tc>
-        <w:tc>
-          <w:tcPr>
-            <w:tcW w:w="1743" w:type="dxa"/>
-          </w:tcPr>
-          <w:p>
-            <w:pPr>
-              <w:bidi w:val="0"/>
-              <w:spacing w:before="120" w:after="120"/>
-              <w:rPr>
-                <w:rFonts w:ascii="David" w:hAnsi="David" w:cs="David"/>
-              </w:rPr>
-            </w:pPr>
-            <w:r>
-              <w:rPr>
-                <w:rFonts w:ascii="David" w:hAnsi="David" w:cs="David"/>
-              </w:rPr>
-              <w:t>0.3717</w:t>
-            </w:r>
-          </w:p>
-        </w:tc>
-        <w:tc>
-          <w:tcPr>
-            <w:tcW w:w="1743" w:type="dxa"/>
-          </w:tcPr>
-          <w:p>
-            <w:pPr>
-              <w:bidi w:val="0"/>
-              <w:spacing w:before="120" w:after="120"/>
-              <w:rPr>
-                <w:rFonts w:ascii="David" w:hAnsi="David" w:cs="David"/>
-              </w:rPr>
-            </w:pPr>
-            <w:r>
-              <w:rPr>
-                <w:rFonts w:ascii="David" w:hAnsi="David" w:cs="David"/>
-              </w:rPr>
-              <w:t>0.4245</w:t>
-            </w:r>
-          </w:p>
-        </w:tc>
-        <w:tc>
-          <w:tcPr>
-            <w:tcW w:w="1743" w:type="dxa"/>
-          </w:tcPr>
-          <w:p>
-            <w:pPr>
-              <w:bidi w:val="0"/>
-              <w:spacing w:before="120" w:after="120"/>
-              <w:rPr>
-                <w:rFonts w:ascii="David" w:hAnsi="David" w:cs="David"/>
-              </w:rPr>
-            </w:pPr>
-            <w:r>
-              <w:rPr>
-                <w:rFonts w:ascii="David" w:hAnsi="David" w:cs="David"/>
-              </w:rPr>
-              <w:t>0.1122</w:t>
-            </w:r>
-          </w:p>
-        </w:tc>
-      </w:tr>
-      <w:tr>
-        <w:tc>
-          <w:tcPr>
-            <w:tcW w:w="1742" w:type="dxa"/>
-          </w:tcPr>
-          <w:p>
-            <w:pPr>
-              <w:bidi w:val="0"/>
-              <w:spacing w:before="120" w:after="120"/>
-              <w:rPr>
-                <w:rFonts w:ascii="David" w:hAnsi="David" w:cs="David"/>
-              </w:rPr>
-            </w:pPr>
-            <w:proofErr w:type="spellStart"/>
-            <w:r>
-              <w:rPr>
-                <w:rFonts w:ascii="David" w:hAnsi="David" w:cs="David"/>
-              </w:rPr>
-              <w:t>trail_braking_pct</w:t>
-            </w:r>
-            <w:proofErr w:type="spellEnd"/>
-          </w:p>
-        </w:tc>
-        <w:tc>
-          <w:tcPr>
-            <w:tcW w:w="1742" w:type="dxa"/>
-          </w:tcPr>
-          <w:p>
-            <w:pPr>
-              <w:bidi w:val="0"/>
-              <w:spacing w:before="120" w:after="120"/>
-              <w:rPr>
-                <w:rFonts w:ascii="David" w:hAnsi="David" w:cs="David"/>
-              </w:rPr>
-            </w:pPr>
-            <w:r>
-              <w:rPr>
-                <w:rFonts w:ascii="David" w:hAnsi="David" w:cs="David"/>
-              </w:rPr>
-              <w:t>0</w:t>
-            </w:r>
-          </w:p>
-        </w:tc>
-        <w:tc>
-          <w:tcPr>
-            <w:tcW w:w="1743" w:type="dxa"/>
-          </w:tcPr>
-          <w:p>
-            <w:pPr>
-              <w:bidi w:val="0"/>
-              <w:spacing w:before="120" w:after="120"/>
-              <w:rPr>
-                <w:rFonts w:ascii="David" w:hAnsi="David" w:cs="David"/>
-              </w:rPr>
-            </w:pPr>
-            <w:r>
-              <w:rPr>
-                <w:rFonts w:ascii="David" w:hAnsi="David" w:cs="David"/>
-              </w:rPr>
-              <w:t>1</w:t>
-            </w:r>
-          </w:p>
-        </w:tc>
-        <w:tc>
-          <w:tcPr>
-            <w:tcW w:w="1743" w:type="dxa"/>
-          </w:tcPr>
-          <w:p>
-            <w:pPr>
-              <w:bidi w:val="0"/>
-              <w:spacing w:before="120" w:after="120"/>
-              <w:rPr>
-                <w:rFonts w:ascii="David" w:hAnsi="David" w:cs="David"/>
-              </w:rPr>
-            </w:pPr>
-            <w:r>
-              <w:rPr>
-                <w:rFonts w:ascii="David" w:hAnsi="David" w:cs="David"/>
-              </w:rPr>
-              <w:t>0.3303</w:t>
-            </w:r>
-          </w:p>
-        </w:tc>
-        <w:tc>
-          <w:tcPr>
-            <w:tcW w:w="1743" w:type="dxa"/>
-          </w:tcPr>
-          <w:p>
-            <w:pPr>
-              <w:bidi w:val="0"/>
-              <w:spacing w:before="120" w:after="120"/>
-              <w:rPr>
-                <w:rFonts w:ascii="David" w:hAnsi="David" w:cs="David"/>
-              </w:rPr>
-            </w:pPr>
-            <w:r>
-              <w:rPr>
-                <w:rFonts w:ascii="David" w:hAnsi="David" w:cs="David"/>
-              </w:rPr>
-              <w:t>0.3062</w:t>
-            </w:r>
-          </w:p>
-        </w:tc>
-        <w:tc>
-          <w:tcPr>
-            <w:tcW w:w="1743" w:type="dxa"/>
-          </w:tcPr>
-          <w:p>
-            <w:pPr>
-              <w:bidi w:val="0"/>
-              <w:spacing w:before="120" w:after="120"/>
-              <w:rPr>
-                <w:rFonts w:ascii="David" w:hAnsi="David" w:cs="David"/>
-              </w:rPr>
-            </w:pPr>
-            <w:r>
-              <w:rPr>
-                <w:rFonts w:ascii="David" w:hAnsi="David" w:cs="David"/>
-              </w:rPr>
-              <w:t>0.108</w:t>
-            </w:r>
-          </w:p>
-        </w:tc>
-      </w:tr>
-      <w:tr>
-        <w:tc>
-          <w:tcPr>
-            <w:tcW w:w="1742" w:type="dxa"/>
-          </w:tcPr>
-          <w:p>
-            <w:pPr>
-              <w:bidi w:val="0"/>
-              <w:spacing w:before="120" w:after="120"/>
-              <w:rPr>
-                <w:rFonts w:ascii="David" w:hAnsi="David" w:cs="David"/>
-              </w:rPr>
-            </w:pPr>
-            <w:proofErr w:type="spellStart"/>
-            <w:r>
-              <w:rPr>
-                <w:rFonts w:ascii="David" w:hAnsi="David" w:cs="David"/>
-              </w:rPr>
-              <w:t>throttle_app_pct_after_apex</w:t>
-            </w:r>
-            <w:proofErr w:type="spellEnd"/>
-          </w:p>
-        </w:tc>
-        <w:tc>
-          <w:tcPr>
-            <w:tcW w:w="1742" w:type="dxa"/>
-          </w:tcPr>
-          <w:p>
-            <w:pPr>
-              <w:bidi w:val="0"/>
-              <w:spacing w:before="120" w:after="120"/>
-              <w:rPr>
-                <w:rFonts w:ascii="David" w:hAnsi="David" w:cs="David"/>
-              </w:rPr>
-            </w:pPr>
-            <w:r>
-              <w:rPr>
-                <w:rFonts w:ascii="David" w:hAnsi="David" w:cs="David"/>
-              </w:rPr>
-              <w:t>0</w:t>
-            </w:r>
-          </w:p>
-        </w:tc>
-        <w:tc>
-          <w:tcPr>
-            <w:tcW w:w="1743" w:type="dxa"/>
-          </w:tcPr>
-          <w:p>
-            <w:pPr>
-              <w:bidi w:val="0"/>
-              <w:spacing w:before="120" w:after="120"/>
-              <w:rPr>
-                <w:rFonts w:ascii="David" w:hAnsi="David" w:cs="David"/>
-              </w:rPr>
-            </w:pPr>
-            <w:r>
-              <w:rPr>
-                <w:rFonts w:ascii="David" w:hAnsi="David" w:cs="David"/>
-              </w:rPr>
-              <w:t>1</w:t>
-            </w:r>
-          </w:p>
-        </w:tc>
-        <w:tc>
-          <w:tcPr>
-            <w:tcW w:w="1743" w:type="dxa"/>
-          </w:tcPr>
-          <w:p>
-            <w:pPr>
-              <w:bidi w:val="0"/>
-              <w:spacing w:before="120" w:after="120"/>
-              <w:rPr>
-                <w:rFonts w:ascii="David" w:hAnsi="David" w:cs="David"/>
-              </w:rPr>
-            </w:pPr>
-            <w:r>
-              <w:rPr>
-                <w:rFonts w:ascii="David" w:hAnsi="David" w:cs="David"/>
-              </w:rPr>
-              <w:t>0.7615</w:t>
-            </w:r>
-          </w:p>
-        </w:tc>
-        <w:tc>
-          <w:tcPr>
-            <w:tcW w:w="1743" w:type="dxa"/>
-          </w:tcPr>
-          <w:p>
-            <w:pPr>
-              <w:bidi w:val="0"/>
-              <w:spacing w:before="120" w:after="120"/>
-              <w:rPr>
-                <w:rFonts w:ascii="David" w:hAnsi="David" w:cs="David"/>
-              </w:rPr>
-            </w:pPr>
-            <w:r>
-              <w:rPr>
-                <w:rFonts w:ascii="David" w:hAnsi="David" w:cs="David"/>
-              </w:rPr>
-              <w:t>1</w:t>
-            </w:r>
-          </w:p>
-        </w:tc>
-        <w:tc>
-          <w:tcPr>
-            <w:tcW w:w="1743" w:type="dxa"/>
-          </w:tcPr>
-          <w:p>
-            <w:pPr>
-              <w:bidi w:val="0"/>
-              <w:spacing w:before="120" w:after="120"/>
-              <w:rPr>
-                <w:rFonts w:ascii="David" w:hAnsi="David" w:cs="David"/>
-              </w:rPr>
-            </w:pPr>
-            <w:r>
-              <w:rPr>
-                <w:rFonts w:ascii="David" w:hAnsi="David" w:cs="David"/>
-              </w:rPr>
-              <w:t>0.1244</w:t>
-            </w:r>
-          </w:p>
-        </w:tc>
-      </w:tr>
-      <w:tr>
-        <w:tc>
-          <w:tcPr>
-            <w:tcW w:w="1742" w:type="dxa"/>
-          </w:tcPr>
-          <w:p>
-            <w:pPr>
-              <w:bidi w:val="0"/>
-              <w:spacing w:before="120" w:after="120"/>
-              <w:rPr>
-                <w:rFonts w:ascii="David" w:hAnsi="David" w:cs="David"/>
-              </w:rPr>
-            </w:pPr>
-            <w:proofErr w:type="spellStart"/>
-            <w:r>
-              <w:rPr>
-                <w:rFonts w:ascii="David" w:hAnsi="David" w:cs="David"/>
-              </w:rPr>
-              <w:t>coasting_pct</w:t>
-            </w:r>
-            <w:proofErr w:type="spellEnd"/>
-          </w:p>
-        </w:tc>
-        <w:tc>
-          <w:tcPr>
-            <w:tcW w:w="1742" w:type="dxa"/>
-          </w:tcPr>
-          <w:p>
-            <w:pPr>
-              <w:bidi w:val="0"/>
-              <w:spacing w:before="120" w:after="120"/>
-              <w:rPr>
-                <w:rFonts w:ascii="David" w:hAnsi="David" w:cs="David"/>
-              </w:rPr>
-            </w:pPr>
-            <w:r>
-              <w:rPr>
-                <w:rFonts w:ascii="David" w:hAnsi="David" w:cs="David"/>
-              </w:rPr>
-              <w:t>0</w:t>
-            </w:r>
-          </w:p>
-        </w:tc>
-        <w:tc>
-          <w:tcPr>
-            <w:tcW w:w="1743" w:type="dxa"/>
-          </w:tcPr>
-          <w:p>
-            <w:pPr>
-              <w:bidi w:val="0"/>
-              <w:spacing w:before="120" w:after="120"/>
-              <w:rPr>
-                <w:rFonts w:ascii="David" w:hAnsi="David" w:cs="David"/>
-              </w:rPr>
-            </w:pPr>
-            <w:r>
-              <w:rPr>
-                <w:rFonts w:ascii="David" w:hAnsi="David" w:cs="David"/>
-              </w:rPr>
-              <w:t>0.815</w:t>
-            </w:r>
-          </w:p>
-        </w:tc>
-        <w:tc>
-          <w:tcPr>
-            <w:tcW w:w="1743" w:type="dxa"/>
-          </w:tcPr>
-          <w:p>
-            <w:pPr>
-              <w:bidi w:val="0"/>
-              <w:spacing w:before="120" w:after="120"/>
-              <w:rPr>
-                <w:rFonts w:ascii="David" w:hAnsi="David" w:cs="David"/>
-              </w:rPr>
-            </w:pPr>
-            <w:r>
-              <w:rPr>
-                <w:rFonts w:ascii="David" w:hAnsi="David" w:cs="David"/>
-              </w:rPr>
-              <w:t>0.096</w:t>
-            </w:r>
-          </w:p>
-        </w:tc>
-        <w:tc>
-          <w:tcPr>
-            <w:tcW w:w="1743" w:type="dxa"/>
-          </w:tcPr>
-          <w:p>
-            <w:pPr>
-              <w:bidi w:val="0"/>
-              <w:spacing w:before="120" w:after="120"/>
-              <w:rPr>
-                <w:rFonts w:ascii="David" w:hAnsi="David" w:cs="David"/>
-              </w:rPr>
-            </w:pPr>
-            <w:r>
-              <w:rPr>
-                <w:rFonts w:ascii="David" w:hAnsi="David" w:cs="David"/>
-              </w:rPr>
-              <w:t>0</w:t>
-            </w:r>
-          </w:p>
-        </w:tc>
-        <w:tc>
-          <w:tcPr>
-            <w:tcW w:w="1743" w:type="dxa"/>
-          </w:tcPr>
-          <w:p>
-            <w:pPr>
-              <w:bidi w:val="0"/>
-              <w:spacing w:before="120" w:after="120"/>
-              <w:rPr>
-                <w:rFonts w:ascii="David" w:hAnsi="David" w:cs="David"/>
-              </w:rPr>
-            </w:pPr>
-            <w:r>
-              <w:rPr>
-                <w:rFonts w:ascii="David" w:hAnsi="David" w:cs="David"/>
-              </w:rPr>
-              <w:t>0.0184</w:t>
-            </w:r>
-          </w:p>
-        </w:tc>
-      </w:tr>
-      <w:tr>
-        <w:tc>
-          <w:tcPr>
-            <w:tcW w:w="1742" w:type="dxa"/>
-          </w:tcPr>
-          <w:p>
-            <w:pPr>
-              <w:bidi w:val="0"/>
-              <w:spacing w:before="120" w:after="120"/>
-              <w:rPr>
-                <w:rFonts w:ascii="David" w:hAnsi="David" w:cs="David"/>
-              </w:rPr>
-            </w:pPr>
-            <w:proofErr w:type="spellStart"/>
-            <w:r>
-              <w:rPr>
-                <w:rFonts w:ascii="David" w:hAnsi="David" w:cs="David"/>
-              </w:rPr>
-              <w:t>braking_time_pct</w:t>
-            </w:r>
-            <w:proofErr w:type="spellEnd"/>
-          </w:p>
-        </w:tc>
-        <w:tc>
-          <w:tcPr>
-            <w:tcW w:w="1742" w:type="dxa"/>
-          </w:tcPr>
-          <w:p>
-            <w:pPr>
-              <w:bidi w:val="0"/>
-              <w:spacing w:before="120" w:after="120"/>
-              <w:rPr>
-                <w:rFonts w:ascii="David" w:hAnsi="David" w:cs="David"/>
-              </w:rPr>
-            </w:pPr>
-            <w:r>
-              <w:rPr>
-                <w:rFonts w:ascii="David" w:hAnsi="David" w:cs="David"/>
-              </w:rPr>
-              <w:t>0</w:t>
-            </w:r>
-          </w:p>
-        </w:tc>
-        <w:tc>
-          <w:tcPr>
-            <w:tcW w:w="1743" w:type="dxa"/>
-          </w:tcPr>
-          <w:p>
-            <w:pPr>
-              <w:bidi w:val="0"/>
-              <w:spacing w:before="120" w:after="120"/>
-              <w:rPr>
-                <w:rFonts w:ascii="David" w:hAnsi="David" w:cs="David"/>
-              </w:rPr>
-            </w:pPr>
-            <w:r>
-              <w:rPr>
-                <w:rFonts w:ascii="David" w:hAnsi="David" w:cs="David"/>
-              </w:rPr>
-              <w:t>1</w:t>
-            </w:r>
-          </w:p>
-        </w:tc>
-        <w:tc>
-          <w:tcPr>
-            <w:tcW w:w="1743" w:type="dxa"/>
-          </w:tcPr>
-          <w:p>
-            <w:pPr>
-              <w:bidi w:val="0"/>
-              <w:spacing w:before="120" w:after="120"/>
-              <w:rPr>
-                <w:rFonts w:ascii="David" w:hAnsi="David" w:cs="David"/>
-              </w:rPr>
-            </w:pPr>
-            <w:r>
-              <w:rPr>
-                <w:rFonts w:ascii="David" w:hAnsi="David" w:cs="David"/>
-              </w:rPr>
-              <w:t>0.2614</w:t>
-            </w:r>
-          </w:p>
-        </w:tc>
-        <w:tc>
-          <w:tcPr>
-            <w:tcW w:w="1743" w:type="dxa"/>
-          </w:tcPr>
-          <w:p>
-            <w:pPr>
-              <w:bidi w:val="0"/>
-              <w:spacing w:before="120" w:after="120"/>
-              <w:rPr>
-                <w:rFonts w:ascii="David" w:hAnsi="David" w:cs="David"/>
-              </w:rPr>
-            </w:pPr>
-            <w:r>
-              <w:rPr>
-                <w:rFonts w:ascii="David" w:hAnsi="David" w:cs="David"/>
-              </w:rPr>
-              <w:t>0.25</w:t>
-            </w:r>
-          </w:p>
-        </w:tc>
-        <w:tc>
-          <w:tcPr>
-            <w:tcW w:w="1743" w:type="dxa"/>
-          </w:tcPr>
-          <w:p>
-            <w:pPr>
-              <w:bidi w:val="0"/>
-              <w:spacing w:before="120" w:after="120"/>
-              <w:rPr>
-                <w:rFonts w:ascii="David" w:hAnsi="David" w:cs="David"/>
-              </w:rPr>
-            </w:pPr>
-            <w:r>
-              <w:rPr>
-                <w:rFonts w:ascii="David" w:hAnsi="David" w:cs="David"/>
-              </w:rPr>
-              <w:t>0.0662</w:t>
-            </w:r>
-          </w:p>
-        </w:tc>
-      </w:tr>
-      <w:tr>
-        <w:tc>
-          <w:tcPr>
-            <w:tcW w:w="1742" w:type="dxa"/>
-          </w:tcPr>
-          <w:p>
-            <w:pPr>
-              <w:bidi w:val="0"/>
-              <w:spacing w:before="120" w:after="120"/>
-              <w:rPr>
-                <w:rFonts w:ascii="David" w:hAnsi="David" w:cs="David"/>
-              </w:rPr>
-            </w:pPr>
-            <w:proofErr w:type="spellStart"/>
-            <w:r>
-              <w:rPr>
-                <w:rFonts w:ascii="David" w:hAnsi="David" w:cs="David"/>
-              </w:rPr>
-              <w:t>average_throttle</w:t>
-            </w:r>
-            <w:proofErr w:type="spellEnd"/>
-          </w:p>
-        </w:tc>
-        <w:tc>
-          <w:tcPr>
-            <w:tcW w:w="1742" w:type="dxa"/>
-          </w:tcPr>
-          <w:p>
-            <w:pPr>
-              <w:bidi w:val="0"/>
-              <w:spacing w:before="120" w:after="120"/>
-              <w:rPr>
-                <w:rFonts w:ascii="David" w:hAnsi="David" w:cs="David"/>
-              </w:rPr>
-            </w:pPr>
-            <w:r>
-              <w:rPr>
-                <w:rFonts w:ascii="David" w:hAnsi="David" w:cs="David"/>
-              </w:rPr>
-              <w:t>0</w:t>
-            </w:r>
-          </w:p>
-        </w:tc>
-        <w:tc>
-          <w:tcPr>
-            <w:tcW w:w="1743" w:type="dxa"/>
-          </w:tcPr>
-          <w:p>
-            <w:pPr>
-              <w:bidi w:val="0"/>
-              <w:spacing w:before="120" w:after="120"/>
-              <w:rPr>
-                <w:rFonts w:ascii="David" w:hAnsi="David" w:cs="David"/>
-              </w:rPr>
-            </w:pPr>
-            <w:r>
-              <w:rPr>
-                <w:rFonts w:ascii="David" w:hAnsi="David" w:cs="David"/>
-              </w:rPr>
-              <w:t>100</w:t>
-            </w:r>
-          </w:p>
-        </w:tc>
-        <w:tc>
-          <w:tcPr>
-            <w:tcW w:w="1743" w:type="dxa"/>
-          </w:tcPr>
-          <w:p>
-            <w:pPr>
-              <w:bidi w:val="0"/>
-              <w:spacing w:before="120" w:after="120"/>
-              <w:rPr>
-                <w:rFonts w:ascii="David" w:hAnsi="David" w:cs="David"/>
-              </w:rPr>
-            </w:pPr>
-            <w:r>
-              <w:rPr>
-                <w:rFonts w:ascii="David" w:hAnsi="David" w:cs="David"/>
-              </w:rPr>
-              <w:t>47.3506</w:t>
-            </w:r>
-          </w:p>
-        </w:tc>
-        <w:tc>
-          <w:tcPr>
-            <w:tcW w:w="1743" w:type="dxa"/>
-          </w:tcPr>
-          <w:p>
-            <w:pPr>
-              <w:bidi w:val="0"/>
-              <w:spacing w:before="120" w:after="120"/>
-              <w:rPr>
-                <w:rFonts w:ascii="David" w:hAnsi="David" w:cs="David"/>
-              </w:rPr>
-            </w:pPr>
-            <w:r>
-              <w:rPr>
-                <w:rFonts w:ascii="David" w:hAnsi="David" w:cs="David"/>
-              </w:rPr>
-              <w:t>40.6154</w:t>
-            </w:r>
-          </w:p>
-        </w:tc>
-        <w:tc>
-          <w:tcPr>
-            <w:tcW w:w="1743" w:type="dxa"/>
-          </w:tcPr>
-          <w:p>
-            <w:pPr>
-              <w:bidi w:val="0"/>
-              <w:spacing w:before="120" w:after="120"/>
-              <w:rPr>
-                <w:rFonts w:ascii="David" w:hAnsi="David" w:cs="David"/>
-              </w:rPr>
-            </w:pPr>
-            <w:r>
-              <w:rPr>
-                <w:rFonts w:ascii="David" w:hAnsi="David" w:cs="David"/>
-              </w:rPr>
-              <w:t>1198.2503</w:t>
-            </w:r>
-          </w:p>
-        </w:tc>
-      </w:tr>
-      <w:tr>
-        <w:tc>
-          <w:tcPr>
-            <w:tcW w:w="1742" w:type="dxa"/>
-          </w:tcPr>
-          <w:p>
-            <w:pPr>
-              <w:bidi w:val="0"/>
-              <w:spacing w:before="120" w:after="120"/>
-              <w:rPr>
-                <w:rFonts w:ascii="David" w:hAnsi="David" w:cs="David"/>
-              </w:rPr>
-            </w:pPr>
-            <w:proofErr w:type="spellStart"/>
-            <w:r>
-              <w:rPr>
-                <w:rFonts w:ascii="David" w:hAnsi="David" w:cs="David"/>
-              </w:rPr>
-              <w:t>min_gear</w:t>
-            </w:r>
-            <w:proofErr w:type="spellEnd"/>
-          </w:p>
-        </w:tc>
-        <w:tc>
-          <w:tcPr>
-            <w:tcW w:w="1742" w:type="dxa"/>
-          </w:tcPr>
-          <w:p>
-            <w:pPr>
-              <w:bidi w:val="0"/>
-              <w:spacing w:before="120" w:after="120"/>
-              <w:rPr>
-                <w:rFonts w:ascii="David" w:hAnsi="David" w:cs="David"/>
-              </w:rPr>
-            </w:pPr>
-            <w:r>
-              <w:rPr>
-                <w:rFonts w:ascii="David" w:hAnsi="David" w:cs="David"/>
-              </w:rPr>
-              <w:t>2</w:t>
-            </w:r>
-          </w:p>
-        </w:tc>
-        <w:tc>
-          <w:tcPr>
-            <w:tcW w:w="1743" w:type="dxa"/>
-          </w:tcPr>
-          <w:p>
-            <w:pPr>
-              <w:bidi w:val="0"/>
-              <w:spacing w:before="120" w:after="120"/>
-              <w:rPr>
-                <w:rFonts w:ascii="David" w:hAnsi="David" w:cs="David"/>
-              </w:rPr>
-            </w:pPr>
-            <w:r>
-              <w:rPr>
-                <w:rFonts w:ascii="David" w:hAnsi="David" w:cs="David"/>
-              </w:rPr>
-              <w:t>8</w:t>
-            </w:r>
-          </w:p>
-        </w:tc>
-        <w:tc>
-          <w:tcPr>
-            <w:tcW w:w="1743" w:type="dxa"/>
-          </w:tcPr>
-          <w:p>
-            <w:pPr>
-              <w:bidi w:val="0"/>
-              <w:spacing w:before="120" w:after="120"/>
-              <w:rPr>
-                <w:rFonts w:ascii="David" w:hAnsi="David" w:cs="David"/>
-              </w:rPr>
-            </w:pPr>
-            <w:r>
-              <w:rPr>
-                <w:rFonts w:ascii="David" w:hAnsi="David" w:cs="David"/>
-              </w:rPr>
-              <w:t>4.3607</w:t>
-            </w:r>
-          </w:p>
-        </w:tc>
-        <w:tc>
-          <w:tcPr>
-            <w:tcW w:w="1743" w:type="dxa"/>
-          </w:tcPr>
-          <w:p>
-            <w:pPr>
-              <w:bidi w:val="0"/>
-              <w:spacing w:before="120" w:after="120"/>
-              <w:rPr>
-                <w:rFonts w:ascii="David" w:hAnsi="David" w:cs="David"/>
-              </w:rPr>
-            </w:pPr>
-            <w:r>
-              <w:rPr>
-                <w:rFonts w:ascii="David" w:hAnsi="David" w:cs="David"/>
-              </w:rPr>
-              <w:t>4</w:t>
-            </w:r>
-          </w:p>
-        </w:tc>
-        <w:tc>
-          <w:tcPr>
-            <w:tcW w:w="1743" w:type="dxa"/>
-          </w:tcPr>
-          <w:p>
-            <w:pPr>
-              <w:bidi w:val="0"/>
-              <w:spacing w:before="120" w:after="120"/>
-              <w:rPr>
-                <w:rFonts w:ascii="David" w:hAnsi="David" w:cs="David"/>
-              </w:rPr>
-            </w:pPr>
-            <w:r>
-              <w:rPr>
-                <w:rFonts w:ascii="David" w:hAnsi="David" w:cs="David"/>
-              </w:rPr>
-              <w:t>2.7687</w:t>
-            </w:r>
-          </w:p>
-        </w:tc>
-      </w:tr>
-      <w:tr>
-        <w:tc>
-          <w:tcPr>
-            <w:tcW w:w="1742" w:type="dxa"/>
-          </w:tcPr>
-          <w:p>
-            <w:pPr>
-              <w:bidi w:val="0"/>
-              <w:spacing w:before="120" w:after="120"/>
-              <w:rPr>
-                <w:rFonts w:ascii="David" w:hAnsi="David" w:cs="David"/>
-              </w:rPr>
-            </w:pPr>
-            <w:proofErr w:type="spellStart"/>
-            <w:r>
-              <w:rPr>
-                <w:rFonts w:ascii="David" w:hAnsi="David" w:cs="David"/>
-              </w:rPr>
-              <w:t>average_speed</w:t>
-            </w:r>
-            <w:proofErr w:type="spellEnd"/>
-          </w:p>
-        </w:tc>
-        <w:tc>
-          <w:tcPr>
-            <w:tcW w:w="1742" w:type="dxa"/>
-          </w:tcPr>
-          <w:p>
-            <w:pPr>
-              <w:bidi w:val="0"/>
-              <w:spacing w:before="120" w:after="120"/>
-              <w:rPr>
-                <w:rFonts w:ascii="David" w:hAnsi="David" w:cs="David"/>
-              </w:rPr>
-            </w:pPr>
-            <w:r>
-              <w:rPr>
-                <w:rFonts w:ascii="David" w:hAnsi="David" w:cs="David"/>
-              </w:rPr>
-              <w:t>60.3077</w:t>
-            </w:r>
-          </w:p>
-        </w:tc>
-        <w:tc>
-          <w:tcPr>
-            <w:tcW w:w="1743" w:type="dxa"/>
-          </w:tcPr>
-          <w:p>
-            <w:pPr>
-              <w:bidi w:val="0"/>
-              <w:spacing w:before="120" w:after="120"/>
-              <w:rPr>
-                <w:rFonts w:ascii="David" w:hAnsi="David" w:cs="David"/>
-              </w:rPr>
-            </w:pPr>
-            <w:r>
-              <w:rPr>
-                <w:rFonts w:ascii="David" w:hAnsi="David" w:cs="David"/>
-              </w:rPr>
-              <w:t>321.5714</w:t>
-            </w:r>
-          </w:p>
-        </w:tc>
-        <w:tc>
-          <w:tcPr>
-            <w:tcW w:w="1743" w:type="dxa"/>
-          </w:tcPr>
-          <w:p>
-            <w:pPr>
-              <w:bidi w:val="0"/>
-              <w:spacing w:before="120" w:after="120"/>
-              <w:rPr>
-                <w:rFonts w:ascii="David" w:hAnsi="David" w:cs="David"/>
-              </w:rPr>
-            </w:pPr>
-            <w:r>
-              <w:rPr>
-                <w:rFonts w:ascii="David" w:hAnsi="David" w:cs="David"/>
-              </w:rPr>
-              <w:t>178.9551</w:t>
-            </w:r>
-          </w:p>
-        </w:tc>
-        <w:tc>
-          <w:tcPr>
-            <w:tcW w:w="1743" w:type="dxa"/>
-          </w:tcPr>
-          <w:p>
-            <w:pPr>
-              <w:bidi w:val="0"/>
-              <w:spacing w:before="120" w:after="120"/>
-              <w:rPr>
-                <w:rFonts w:ascii="David" w:hAnsi="David" w:cs="David"/>
-              </w:rPr>
-            </w:pPr>
-            <w:r>
-              <w:rPr>
-                <w:rFonts w:ascii="David" w:hAnsi="David" w:cs="David"/>
-              </w:rPr>
-              <w:t>176</w:t>
-            </w:r>
-          </w:p>
-        </w:tc>
-        <w:tc>
-          <w:tcPr>
-            <w:tcW w:w="1743" w:type="dxa"/>
-          </w:tcPr>
-          <w:p>
-            <w:pPr>
-              <w:bidi w:val="0"/>
-              <w:spacing w:before="120" w:after="120"/>
-              <w:rPr>
-                <w:rFonts w:ascii="David" w:hAnsi="David" w:cs="David"/>
-              </w:rPr>
-            </w:pPr>
-            <w:r>
-              <w:rPr>
-                <w:rFonts w:ascii="David" w:hAnsi="David" w:cs="David"/>
-              </w:rPr>
-              <w:t>4389.51</w:t>
-            </w:r>
-          </w:p>
-        </w:tc>
-      </w:tr>
-    </w:tbl>
-    <w:p>
-      <w:pPr>
-        <w:spacing w:after="0" w:line="360" w:lineRule="auto"/>
-        <w:rPr>
-          <w:rFonts w:ascii="David" w:hAnsi="David" w:cs="David"/>
-        </w:rPr>
-      </w:pPr>
+          <w:rtl/>
+        </w:rPr>
+      </w:pPr>
+    </w:p>
+    <w:p>
+      <w:pPr>
+        <w:bidi w:val="0"/>
+        <w:spacing w:after="0" w:line="360" w:lineRule="auto"/>
+        <w:rPr>
+          <w:rFonts w:ascii="David" w:hAnsi="David" w:cs="David"/>
+          <w:b/>
+          <w:bCs/>
+        </w:rPr>
+      </w:pPr>
+      <w:r>
+        <w:rPr>
+          <w:rFonts w:ascii="David" w:hAnsi="David" w:cs="David"/>
+          <w:b/>
+          <w:bCs/>
+        </w:rPr>
+        <w:t>Data Limitations &amp; Noise Handling</w:t>
+      </w:r>
+      <w:r>
+        <w:rPr>
+          <w:rFonts w:ascii="David" w:hAnsi="David" w:cs="David"/>
+          <w:b/>
+          <w:bCs/>
+          <w:rtl/>
+        </w:rPr>
+        <w:t>:</w:t>
+      </w:r>
+    </w:p>
+    <w:p>
+      <w:pPr>
+        <w:bidi w:val="0"/>
+        <w:spacing w:after="0" w:line="360" w:lineRule="auto"/>
+        <w:rPr>
+          <w:rFonts w:ascii="David" w:hAnsi="David" w:cs="David"/>
+        </w:rPr>
+      </w:pPr>
+      <w:r>
+        <w:rPr>
+          <w:rFonts w:ascii="David" w:hAnsi="David" w:cs="David"/>
+        </w:rPr>
+        <w:t>During preprocessing, we addressed two primary data irregularities</w:t>
+      </w:r>
+      <w:r>
+        <w:rPr>
+          <w:rFonts w:ascii="David" w:hAnsi="David" w:cs="David"/>
+          <w:rtl/>
+        </w:rPr>
+        <w:t>:</w:t>
+      </w:r>
+    </w:p>
+    <w:p>
+      <w:pPr>
+        <w:pStyle w:val="ListParagraph"/>
+        <w:numPr>
+          <w:ilvl w:val="0"/>
+          <w:numId w:val="34"/>
+        </w:numPr>
+        <w:bidi w:val="0"/>
+        <w:spacing w:after="0" w:line="360" w:lineRule="auto"/>
+        <w:rPr>
+          <w:rFonts w:ascii="David" w:hAnsi="David" w:cs="David"/>
+        </w:rPr>
+      </w:pPr>
+      <w:r>
+        <w:rPr>
+          <w:rFonts w:ascii="David" w:hAnsi="David" w:cs="David"/>
+          <w:b/>
+          <w:bCs/>
+        </w:rPr>
+        <w:t>Low Sampling Resolution:</w:t>
+      </w:r>
+      <w:r>
+        <w:rPr>
+          <w:rFonts w:ascii="David" w:hAnsi="David" w:cs="David"/>
+        </w:rPr>
+        <w:t xml:space="preserve"> The telemetry data operates at a sampling rate of approximately 3.7Hz (a 0.25-second gap between samples). At racing speeds of 200 km/h, a car covers roughly 15 meters between data points. While this sparsity could theoretically obscure micro-behaviors, the massive volume of collected data effectively mitigates its impact on the clustering performance</w:t>
+      </w:r>
+      <w:r>
+        <w:rPr>
+          <w:rFonts w:ascii="David" w:hAnsi="David" w:cs="David"/>
+          <w:rtl/>
+        </w:rPr>
+        <w:t>.</w:t>
+      </w:r>
+    </w:p>
+    <w:p>
+      <w:pPr>
+        <w:pStyle w:val="ListParagraph"/>
+        <w:numPr>
+          <w:ilvl w:val="0"/>
+          <w:numId w:val="34"/>
+        </w:numPr>
+        <w:bidi w:val="0"/>
+        <w:spacing w:after="0" w:line="360" w:lineRule="auto"/>
+        <w:rPr>
+          <w:rFonts w:ascii="David" w:hAnsi="David" w:cs="David"/>
+          <w:rtl/>
+        </w:rPr>
+      </w:pPr>
+      <w:r>
+        <w:rPr>
+          <w:rFonts w:ascii="David" w:hAnsi="David" w:cs="David"/>
+          <w:b/>
+          <w:bCs/>
+        </w:rPr>
+        <w:t>Sensor Gaps (Noise):</w:t>
+      </w:r>
+      <w:r>
+        <w:rPr>
+          <w:rFonts w:ascii="David" w:hAnsi="David" w:cs="David"/>
+        </w:rPr>
+        <w:t xml:space="preserve"> Telemetry sensors occasionally pause data generation for a few seconds at the start and end of a lap. Due to the spatial nature of our corner-detection calculations, these gaps were erroneously registered as turns. We implemented an algorithmic filter to detect and eliminate these noise-affected anomalies from the dataset.</w:t>
+      </w:r>
     </w:p>
     <w:p>
       <w:pPr>
@@ -4495,13 +2307,523 @@
         <w:rPr>
           <w:rFonts w:ascii="David" w:hAnsi="David" w:cs="David"/>
           <w:u w:val="single"/>
-        </w:rPr>
-      </w:pPr>
+          <w:rtl/>
+        </w:rPr>
+      </w:pPr>
+      <w:r>
+        <w:rPr>
+          <w:rFonts w:ascii="David" w:hAnsi="David" w:cs="David"/>
+        </w:rPr>
+        <w:br/>
+      </w:r>
       <w:r>
         <w:rPr>
           <w:rFonts w:ascii="David" w:hAnsi="David" w:cs="David"/>
           <w:u w:val="single"/>
         </w:rPr>
+        <w:t>Feature selection:</w:t>
+      </w:r>
+    </w:p>
+    <w:p>
+      <w:pPr>
+        <w:bidi w:val="0"/>
+        <w:spacing w:after="0" w:line="360" w:lineRule="auto"/>
+        <w:rPr>
+          <w:rFonts w:ascii="David" w:hAnsi="David" w:cs="David"/>
+        </w:rPr>
+      </w:pPr>
+      <w:r>
+        <w:rPr>
+          <w:rFonts w:ascii="David" w:hAnsi="David" w:cs="David"/>
+        </w:rPr>
+        <w:t>To capture quantifiable behavioral patterns, the raw time-series data was transformed into discrete cornering events, yielding a refined dataset of 1,109 samples. To analyze driver behavior through these corners, we engineered 12 targeted features, categorized as follows:</w:t>
+      </w:r>
+    </w:p>
+    <w:p>
+      <w:pPr>
+        <w:pStyle w:val="ListParagraph"/>
+        <w:numPr>
+          <w:ilvl w:val="0"/>
+          <w:numId w:val="35"/>
+        </w:numPr>
+        <w:bidi w:val="0"/>
+        <w:spacing w:after="0" w:line="360" w:lineRule="auto"/>
+        <w:rPr>
+          <w:rFonts w:ascii="David" w:hAnsi="David" w:cs="David"/>
+        </w:rPr>
+      </w:pPr>
+      <w:r>
+        <w:rPr>
+          <w:rFonts w:ascii="David" w:hAnsi="David" w:cs="David"/>
+          <w:b/>
+          <w:bCs/>
+        </w:rPr>
+        <w:t>Identifiers:</w:t>
+      </w:r>
+      <w:r>
+        <w:rPr>
+          <w:rFonts w:ascii="David" w:hAnsi="David" w:cs="David"/>
+        </w:rPr>
+        <w:t xml:space="preserve"> track, global_corner_id, and driver_number</w:t>
+      </w:r>
+      <w:r>
+        <w:rPr>
+          <w:rFonts w:ascii="David" w:hAnsi="David" w:cs="David"/>
+          <w:rtl/>
+        </w:rPr>
+        <w:t>.</w:t>
+      </w:r>
+    </w:p>
+    <w:p>
+      <w:pPr>
+        <w:pStyle w:val="ListParagraph"/>
+        <w:numPr>
+          <w:ilvl w:val="0"/>
+          <w:numId w:val="35"/>
+        </w:numPr>
+        <w:bidi w:val="0"/>
+        <w:spacing w:after="0" w:line="360" w:lineRule="auto"/>
+        <w:rPr>
+          <w:rFonts w:ascii="David" w:hAnsi="David" w:cs="David"/>
+        </w:rPr>
+      </w:pPr>
+      <w:r>
+        <w:rPr>
+          <w:rFonts w:ascii="David" w:hAnsi="David" w:cs="David"/>
+          <w:b/>
+          <w:bCs/>
+        </w:rPr>
+        <w:t xml:space="preserve">Speed Dynamics: </w:t>
+      </w:r>
+      <w:proofErr w:type="spellStart"/>
+      <w:r>
+        <w:rPr>
+          <w:rFonts w:ascii="David" w:hAnsi="David" w:cs="David"/>
+        </w:rPr>
+        <w:t>entry_speed</w:t>
+      </w:r>
+      <w:proofErr w:type="spellEnd"/>
+      <w:r>
+        <w:rPr>
+          <w:rFonts w:ascii="David" w:hAnsi="David" w:cs="David"/>
+        </w:rPr>
+        <w:t xml:space="preserve">, </w:t>
+      </w:r>
+      <w:proofErr w:type="spellStart"/>
+      <w:r>
+        <w:rPr>
+          <w:rFonts w:ascii="David" w:hAnsi="David" w:cs="David"/>
+        </w:rPr>
+        <w:t>apex_speed</w:t>
+      </w:r>
+      <w:proofErr w:type="spellEnd"/>
+      <w:r>
+        <w:rPr>
+          <w:rFonts w:ascii="David" w:hAnsi="David" w:cs="David"/>
+        </w:rPr>
+        <w:t xml:space="preserve">, </w:t>
+      </w:r>
+      <w:proofErr w:type="spellStart"/>
+      <w:r>
+        <w:rPr>
+          <w:rFonts w:ascii="David" w:hAnsi="David" w:cs="David"/>
+        </w:rPr>
+        <w:t>exit_speed</w:t>
+      </w:r>
+      <w:proofErr w:type="spellEnd"/>
+      <w:r>
+        <w:rPr>
+          <w:rFonts w:ascii="David" w:hAnsi="David" w:cs="David"/>
+        </w:rPr>
+        <w:t xml:space="preserve">, speed_drop (the difference between entry and apex speeds), and </w:t>
+      </w:r>
+      <w:proofErr w:type="spellStart"/>
+      <w:r>
+        <w:rPr>
+          <w:rFonts w:ascii="David" w:hAnsi="David" w:cs="David"/>
+        </w:rPr>
+        <w:t>avg_speed</w:t>
+      </w:r>
+      <w:proofErr w:type="spellEnd"/>
+      <w:r>
+        <w:rPr>
+          <w:rFonts w:ascii="David" w:hAnsi="David" w:cs="David"/>
+          <w:rtl/>
+        </w:rPr>
+        <w:t>.</w:t>
+      </w:r>
+    </w:p>
+    <w:p>
+      <w:pPr>
+        <w:pStyle w:val="ListParagraph"/>
+        <w:numPr>
+          <w:ilvl w:val="0"/>
+          <w:numId w:val="35"/>
+        </w:numPr>
+        <w:bidi w:val="0"/>
+        <w:spacing w:after="0" w:line="360" w:lineRule="auto"/>
+        <w:rPr>
+          <w:rFonts w:ascii="David" w:hAnsi="David" w:cs="David"/>
+        </w:rPr>
+      </w:pPr>
+      <w:r>
+        <w:rPr>
+          <w:rFonts w:ascii="David" w:hAnsi="David" w:cs="David"/>
+          <w:b/>
+          <w:bCs/>
+        </w:rPr>
+        <w:t>Braking Behavior</w:t>
+      </w:r>
+      <w:r>
+        <w:rPr>
+          <w:rFonts w:ascii="David" w:hAnsi="David" w:cs="David"/>
+        </w:rPr>
+        <w:t xml:space="preserve">: </w:t>
+      </w:r>
+      <w:proofErr w:type="spellStart"/>
+      <w:r>
+        <w:rPr>
+          <w:rFonts w:ascii="David" w:hAnsi="David" w:cs="David"/>
+        </w:rPr>
+        <w:t>braking_time_pct</w:t>
+      </w:r>
+      <w:proofErr w:type="spellEnd"/>
+      <w:r>
+        <w:rPr>
+          <w:rFonts w:ascii="David" w:hAnsi="David" w:cs="David"/>
+        </w:rPr>
+        <w:t xml:space="preserve"> (percentage of the turn spent braking), </w:t>
+      </w:r>
+      <w:proofErr w:type="spellStart"/>
+      <w:r>
+        <w:rPr>
+          <w:rFonts w:ascii="David" w:hAnsi="David" w:cs="David"/>
+        </w:rPr>
+        <w:t>braking_pct_before_apex</w:t>
+      </w:r>
+      <w:proofErr w:type="spellEnd"/>
+      <w:r>
+        <w:rPr>
+          <w:rFonts w:ascii="David" w:hAnsi="David" w:cs="David"/>
+        </w:rPr>
+        <w:t xml:space="preserve">, </w:t>
+      </w:r>
+      <w:proofErr w:type="spellStart"/>
+      <w:r>
+        <w:rPr>
+          <w:rFonts w:ascii="David" w:hAnsi="David" w:cs="David"/>
+        </w:rPr>
+        <w:t>trail_braking_pct</w:t>
+      </w:r>
+      <w:proofErr w:type="spellEnd"/>
+      <w:r>
+        <w:rPr>
+          <w:rFonts w:ascii="David" w:hAnsi="David" w:cs="David"/>
+        </w:rPr>
+        <w:t xml:space="preserve"> (slow release of the brake pedal into the turn), and </w:t>
+      </w:r>
+      <w:proofErr w:type="spellStart"/>
+      <w:r>
+        <w:rPr>
+          <w:rFonts w:ascii="David" w:hAnsi="David" w:cs="David"/>
+        </w:rPr>
+        <w:t>coasting_pct</w:t>
+      </w:r>
+      <w:proofErr w:type="spellEnd"/>
+      <w:r>
+        <w:rPr>
+          <w:rFonts w:ascii="David" w:hAnsi="David" w:cs="David"/>
+        </w:rPr>
+        <w:t xml:space="preserve"> (percentage of the turn with neither brake nor throttle applied</w:t>
+      </w:r>
+      <w:r>
+        <w:rPr>
+          <w:rFonts w:ascii="David" w:hAnsi="David" w:cs="David"/>
+        </w:rPr>
+        <w:t>).</w:t>
+      </w:r>
+    </w:p>
+    <w:p>
+      <w:pPr>
+        <w:pStyle w:val="ListParagraph"/>
+        <w:numPr>
+          <w:ilvl w:val="0"/>
+          <w:numId w:val="35"/>
+        </w:numPr>
+        <w:bidi w:val="0"/>
+        <w:spacing w:after="0" w:line="360" w:lineRule="auto"/>
+        <w:rPr>
+          <w:rFonts w:ascii="David" w:hAnsi="David" w:cs="David"/>
+        </w:rPr>
+      </w:pPr>
+      <w:r>
+        <w:rPr>
+          <w:rFonts w:ascii="David" w:hAnsi="David" w:cs="David"/>
+          <w:b/>
+          <w:bCs/>
+        </w:rPr>
+        <w:lastRenderedPageBreak/>
+        <w:t xml:space="preserve">Throttle </w:t>
+      </w:r>
+      <w:r>
+        <w:rPr>
+          <w:rFonts w:ascii="David" w:hAnsi="David" w:cs="David"/>
+          <w:b/>
+          <w:bCs/>
+        </w:rPr>
+        <w:t>&amp;</w:t>
+      </w:r>
+      <w:r>
+        <w:rPr>
+          <w:rFonts w:ascii="David" w:hAnsi="David" w:cs="David"/>
+          <w:b/>
+          <w:bCs/>
+        </w:rPr>
+        <w:t xml:space="preserve"> Gear: </w:t>
+      </w:r>
+      <w:proofErr w:type="spellStart"/>
+      <w:r>
+        <w:rPr>
+          <w:rFonts w:ascii="David" w:hAnsi="David" w:cs="David"/>
+        </w:rPr>
+        <w:t>throttle_app_pct_after_apex</w:t>
+      </w:r>
+      <w:proofErr w:type="spellEnd"/>
+      <w:r>
+        <w:rPr>
+          <w:rFonts w:ascii="David" w:hAnsi="David" w:cs="David"/>
+        </w:rPr>
+        <w:t xml:space="preserve">, </w:t>
+      </w:r>
+      <w:proofErr w:type="spellStart"/>
+      <w:r>
+        <w:rPr>
+          <w:rFonts w:ascii="David" w:hAnsi="David" w:cs="David"/>
+        </w:rPr>
+        <w:t>avg_throttle</w:t>
+      </w:r>
+      <w:proofErr w:type="spellEnd"/>
+      <w:r>
+        <w:rPr>
+          <w:rFonts w:ascii="David" w:hAnsi="David" w:cs="David"/>
+        </w:rPr>
+        <w:t xml:space="preserve">, and </w:t>
+      </w:r>
+      <w:proofErr w:type="spellStart"/>
+      <w:r>
+        <w:rPr>
+          <w:rFonts w:ascii="David" w:hAnsi="David" w:cs="David"/>
+        </w:rPr>
+        <w:t>min_gear</w:t>
+      </w:r>
+      <w:proofErr w:type="spellEnd"/>
+      <w:r>
+        <w:rPr>
+          <w:rFonts w:ascii="David" w:hAnsi="David" w:cs="David"/>
+          <w:rtl/>
+        </w:rPr>
+        <w:t>.</w:t>
+      </w:r>
+    </w:p>
+    <w:p>
+      <w:pPr>
+        <w:bidi w:val="0"/>
+        <w:spacing w:after="0" w:line="360" w:lineRule="auto"/>
+        <w:rPr>
+          <w:rFonts w:ascii="David" w:hAnsi="David" w:cs="David"/>
+          <w:rtl/>
+        </w:rPr>
+      </w:pPr>
+    </w:p>
+    <w:p>
+      <w:pPr>
+        <w:bidi w:val="0"/>
+        <w:spacing w:after="0" w:line="360" w:lineRule="auto"/>
+        <w:rPr>
+          <w:rFonts w:ascii="David" w:hAnsi="David" w:cs="David"/>
+        </w:rPr>
+      </w:pPr>
+      <w:r>
+        <w:rPr>
+          <w:rFonts w:ascii="David" w:hAnsi="David" w:cs="David"/>
+          <w:b/>
+          <w:bCs/>
+        </w:rPr>
+        <w:t>Standardization:</w:t>
+      </w:r>
+      <w:r>
+        <w:rPr>
+          <w:rFonts w:ascii="David" w:hAnsi="David" w:cs="David"/>
+        </w:rPr>
+        <w:t xml:space="preserve"> </w:t>
+      </w:r>
+    </w:p>
+    <w:p>
+      <w:pPr>
+        <w:bidi w:val="0"/>
+        <w:spacing w:after="0" w:line="360" w:lineRule="auto"/>
+        <w:rPr>
+          <w:rFonts w:ascii="David" w:hAnsi="David" w:cs="David"/>
+        </w:rPr>
+      </w:pPr>
+      <w:r>
+        <w:rPr>
+          <w:rFonts w:ascii="David" w:hAnsi="David" w:cs="David"/>
+        </w:rPr>
+        <w:t xml:space="preserve">Due to the physical differences between Formula 1 circuits, directly comparing raw telemetry data introduces a significant </w:t>
+      </w:r>
+      <w:r>
+        <w:rPr>
+          <w:rFonts w:ascii="David" w:hAnsi="David" w:cs="David" w:hint="cs"/>
+          <w:rtl/>
+        </w:rPr>
+        <w:t>"</w:t>
+      </w:r>
+      <w:r>
+        <w:rPr>
+          <w:rFonts w:ascii="David" w:hAnsi="David" w:cs="David"/>
+        </w:rPr>
+        <w:t>Track Bias." For example, a high-speed track like Monza naturally produces higher average speeds and larger speed drops than a technical street circuit like Singapore. To prevent distance-based algorithms like K-Means from grouping corners by track rather than by driving style, feature scaling was mandatory</w:t>
+      </w:r>
+      <w:r>
+        <w:rPr>
+          <w:rFonts w:ascii="David" w:hAnsi="David" w:cs="David"/>
+          <w:rtl/>
+        </w:rPr>
+        <w:t>.</w:t>
+      </w:r>
+    </w:p>
+    <w:p>
+      <w:pPr>
+        <w:bidi w:val="0"/>
+        <w:spacing w:after="0" w:line="360" w:lineRule="auto"/>
+        <w:rPr>
+          <w:rFonts w:ascii="David" w:hAnsi="David" w:cs="David"/>
+          <w:rtl/>
+        </w:rPr>
+      </w:pPr>
+      <w:r>
+        <w:rPr>
+          <w:rFonts w:ascii="David" w:hAnsi="David" w:cs="David"/>
+        </w:rPr>
+        <w:t>We specifically chose Standardization (Z-score scaling) over Min-Max Scaling or vector Normalization for two reasons. First, F1 telemetry frequently contains natural outliers, such as extreme brake lock-ups or sudden throttle lifts. Min-Max scaling is highly sensitive to extreme maximums and would compress the variance of normal cornering events, whereas Standardization preserves the original distribution of the data. Second, our subsequent dimensionality reduction step, Principal Component Analysis (PCA), mathematically requires the dataset to be centered around a mean of zero to properly calculate the covariance matrix, making Standardization the optimal and necessary approach</w:t>
+      </w:r>
+      <w:r>
+        <w:rPr>
+          <w:rFonts w:ascii="David" w:hAnsi="David" w:cs="David"/>
+          <w:rtl/>
+        </w:rPr>
+        <w:t>.</w:t>
+      </w:r>
+    </w:p>
+    <w:p>
+      <w:pPr>
+        <w:bidi w:val="0"/>
+        <w:spacing w:after="0" w:line="360" w:lineRule="auto"/>
+        <w:rPr>
+          <w:rFonts w:ascii="David" w:hAnsi="David" w:cs="David"/>
+          <w:rtl/>
+        </w:rPr>
+      </w:pPr>
+    </w:p>
+    <w:p>
+      <w:pPr>
+        <w:bidi w:val="0"/>
+        <w:spacing w:after="0" w:line="360" w:lineRule="auto"/>
+        <w:rPr>
+          <w:rFonts w:ascii="David" w:hAnsi="David" w:cs="David"/>
+          <w:sz w:val="32"/>
+          <w:szCs w:val="32"/>
+        </w:rPr>
+      </w:pPr>
+      <w:r>
+        <w:rPr>
+          <w:rFonts w:ascii="David" w:hAnsi="David" w:cs="David"/>
+          <w:b/>
+          <w:bCs/>
+          <w:sz w:val="32"/>
+          <w:szCs w:val="32"/>
+        </w:rPr>
+        <w:t>3.</w:t>
+      </w:r>
+      <w:r>
+        <w:rPr>
+          <w:rFonts w:ascii="David" w:hAnsi="David" w:cs="David" w:hint="cs"/>
+          <w:b/>
+          <w:bCs/>
+          <w:sz w:val="32"/>
+          <w:szCs w:val="32"/>
+          <w:rtl/>
+        </w:rPr>
+        <w:t>3</w:t>
+      </w:r>
+      <w:r>
+        <w:rPr>
+          <w:rFonts w:ascii="David" w:hAnsi="David" w:cs="David"/>
+          <w:b/>
+          <w:bCs/>
+          <w:sz w:val="32"/>
+          <w:szCs w:val="32"/>
+        </w:rPr>
+        <w:tab/>
+        <w:t>Exploratory Data Analysis:</w:t>
+      </w:r>
+    </w:p>
+    <w:p>
+      <w:pPr>
+        <w:bidi w:val="0"/>
+        <w:spacing w:after="0" w:line="360" w:lineRule="auto"/>
+        <w:rPr>
+          <w:rFonts w:ascii="David" w:hAnsi="David" w:cs="David"/>
+          <w:u w:val="single"/>
+          <w:rtl/>
+        </w:rPr>
+      </w:pPr>
+      <w:r>
+        <w:rPr>
+          <w:rFonts w:ascii="David" w:hAnsi="David" w:cs="David"/>
+          <w:u w:val="single"/>
+        </w:rPr>
+        <w:t>Feature distributions:</w:t>
+      </w:r>
+    </w:p>
+    <w:p>
+      <w:pPr>
+        <w:bidi w:val="0"/>
+        <w:spacing w:after="0" w:line="360" w:lineRule="auto"/>
+        <w:rPr>
+          <w:rFonts w:ascii="David" w:hAnsi="David" w:cs="David"/>
+        </w:rPr>
+      </w:pPr>
+      <w:r>
+        <w:rPr>
+          <w:rFonts w:ascii="David" w:hAnsi="David" w:cs="David"/>
+        </w:rPr>
+        <w:t>Analysis of the engineered variables revealed that feature distributions are heavily dictated by circuit geometry. For example, continuous features like average_speed and speed_drop displayed drastically different ranges and medians when comparing high-speed tracks (Monza) to technical circuits (Singapore). This variance highlighted the critical need to normalize the data to prevent "track bias."</w:t>
+      </w:r>
+    </w:p>
+    <w:p>
+      <w:pPr>
+        <w:spacing w:after="0" w:line="360" w:lineRule="auto"/>
+        <w:rPr>
+          <w:rFonts w:ascii="David" w:hAnsi="David" w:cs="David"/>
+        </w:rPr>
+      </w:pPr>
+    </w:p>
+    <w:p>
+      <w:pPr>
+        <w:bidi w:val="0"/>
+        <w:spacing w:after="0" w:line="360" w:lineRule="auto"/>
+        <w:rPr>
+          <w:rFonts w:ascii="David" w:hAnsi="David" w:cs="David"/>
+          <w:u w:val="single"/>
+        </w:rPr>
+      </w:pPr>
+      <w:r>
+        <w:rPr>
+          <w:rFonts w:ascii="David" w:hAnsi="David" w:cs="David"/>
+          <w:u w:val="single"/>
+        </w:rPr>
         <w:t>Missing values:</w:t>
       </w:r>
     </w:p>
@@ -4518,63 +2840,31 @@
         <w:rPr>
           <w:rFonts w:ascii="David" w:hAnsi="David" w:cs="David"/>
         </w:rPr>
-        <w:t xml:space="preserve">Our data is imported through the API of the project “OpenF1”, that aims to make official data from races </w:t>
-      </w:r>
-      <w:proofErr w:type="spellStart"/>
-      <w:r>
-        <w:rPr>
-          <w:rFonts w:ascii="David" w:hAnsi="David" w:cs="David"/>
-        </w:rPr>
-        <w:t>accecible</w:t>
-      </w:r>
-      <w:proofErr w:type="spellEnd"/>
-      <w:r>
-        <w:rPr>
-          <w:rFonts w:ascii="David" w:hAnsi="David" w:cs="David"/>
-        </w:rPr>
-        <w:t xml:space="preserve"> to the public for research purposes. In addition to making the data </w:t>
-      </w:r>
-      <w:proofErr w:type="spellStart"/>
-      <w:r>
-        <w:rPr>
-          <w:rFonts w:ascii="David" w:hAnsi="David" w:cs="David"/>
-        </w:rPr>
-        <w:t>accesible</w:t>
-      </w:r>
-      <w:proofErr w:type="spellEnd"/>
-      <w:r>
-        <w:rPr>
-          <w:rFonts w:ascii="David" w:hAnsi="David" w:cs="David"/>
-        </w:rPr>
-        <w:t xml:space="preserve">, the project already filters any missing value caused by technical issues like damaged sensors. </w:t>
-      </w:r>
-      <w:proofErr w:type="spellStart"/>
-      <w:r>
-        <w:rPr>
-          <w:rFonts w:ascii="David" w:hAnsi="David" w:cs="David"/>
-        </w:rPr>
-        <w:t>Therfore</w:t>
-      </w:r>
-      <w:proofErr w:type="spellEnd"/>
-      <w:r>
-        <w:rPr>
-          <w:rFonts w:ascii="David" w:hAnsi="David" w:cs="David"/>
-        </w:rPr>
-        <w:t xml:space="preserve">, we cannot calculate the </w:t>
-      </w:r>
-      <w:proofErr w:type="spellStart"/>
-      <w:r>
-        <w:rPr>
-          <w:rFonts w:ascii="David" w:hAnsi="David" w:cs="David"/>
-        </w:rPr>
-        <w:t>precentage</w:t>
-      </w:r>
-      <w:proofErr w:type="spellEnd"/>
-      <w:r>
-        <w:rPr>
-          <w:rFonts w:ascii="David" w:hAnsi="David" w:cs="David"/>
-        </w:rPr>
-        <w:t xml:space="preserve"> of missing values from the entire dataset.</w:t>
+        <w:t xml:space="preserve">Our data is imported through the API of the project “OpenF1”, that aims to make official data from races accessible to the public for research purposes. In addition to making the data </w:t>
+      </w:r>
+      <w:r>
+        <w:rPr>
+          <w:rFonts w:ascii="David" w:hAnsi="David" w:cs="David"/>
+        </w:rPr>
+        <w:t>acces</w:t>
+      </w:r>
+      <w:r>
+        <w:rPr>
+          <w:rFonts w:ascii="David" w:hAnsi="David" w:cs="David"/>
+        </w:rPr>
+        <w:t>si</w:t>
+      </w:r>
+      <w:r>
+        <w:rPr>
+          <w:rFonts w:ascii="David" w:hAnsi="David" w:cs="David"/>
+        </w:rPr>
+        <w:t>ble</w:t>
+      </w:r>
+      <w:r>
+        <w:rPr>
+          <w:rFonts w:ascii="David" w:hAnsi="David" w:cs="David"/>
+        </w:rPr>
+        <w:t xml:space="preserve"> the project already filters any missing value caused by technical issues like damaged sensors. Therefore, we cannot calculate the percentage of missing values from the entire dataset.</w:t>
       </w:r>
     </w:p>
     <w:p>
@@ -4618,21 +2908,7 @@
         <w:rPr>
           <w:rFonts w:ascii="David" w:hAnsi="David" w:cs="David"/>
         </w:rPr>
-        <w:t xml:space="preserve">There are </w:t>
-      </w:r>
-      <w:proofErr w:type="spellStart"/>
-      <w:r>
-        <w:rPr>
-          <w:rFonts w:ascii="David" w:hAnsi="David" w:cs="David"/>
-        </w:rPr>
-        <w:t>approximatly</w:t>
-      </w:r>
-      <w:proofErr w:type="spellEnd"/>
-      <w:r>
-        <w:rPr>
-          <w:rFonts w:ascii="David" w:hAnsi="David" w:cs="David"/>
-        </w:rPr>
-        <w:t xml:space="preserve"> 0.25 seconds between samples (the sample rate is 3.7Hz), in which, assuming the driver drives at an average of 200 km/h, the driver covers around 15 meters, that can be vital to learning his behavior during a turn.</w:t>
+        <w:t>There are approximately 0.25 seconds between samples (the sample rate is 3.7Hz), in which, assuming the driver drives at an average of 200 km/h, the driver covers around 15 meters, that can be vital to learning his behavior during a turn.</w:t>
       </w:r>
     </w:p>
     <w:p>
@@ -4652,44 +2928,203 @@
         <w:rPr>
           <w:rFonts w:ascii="David" w:hAnsi="David" w:cs="David"/>
         </w:rPr>
+        <w:t>In the start and end point of each lap there is a gap of a few seconds in which the sensors of the cars stop producing new data. This gap can register as a turn when using our calculations, that rely on the change in location of the driver, thus generating noise that can affect the clustering.</w:t>
+      </w:r>
+    </w:p>
+    <w:p>
+      <w:pPr>
+        <w:bidi w:val="0"/>
+        <w:spacing w:after="0" w:line="360" w:lineRule="auto"/>
+        <w:rPr>
+          <w:rFonts w:ascii="David" w:hAnsi="David" w:cs="David" w:hint="cs"/>
+          <w:rtl/>
+        </w:rPr>
+      </w:pPr>
+    </w:p>
+    <w:p>
+      <w:pPr>
+        <w:bidi w:val="0"/>
+        <w:spacing w:after="0" w:line="360" w:lineRule="auto"/>
+        <w:rPr>
+          <w:rFonts w:ascii="David" w:hAnsi="David" w:cs="David"/>
+          <w:u w:val="single"/>
+        </w:rPr>
+      </w:pPr>
+      <w:r>
+        <w:rPr>
+          <w:rFonts w:ascii="David" w:hAnsi="David" w:cs="David"/>
+          <w:u w:val="single"/>
+        </w:rPr>
+        <w:t>Outliers:</w:t>
+      </w:r>
+    </w:p>
+    <w:p>
+      <w:pPr>
+        <w:bidi w:val="0"/>
+        <w:spacing w:after="0" w:line="360" w:lineRule="auto"/>
+        <w:rPr>
+          <w:rFonts w:ascii="David" w:hAnsi="David" w:cs="David"/>
+        </w:rPr>
+      </w:pPr>
+      <w:r>
+        <w:rPr>
+          <w:noProof/>
+        </w:rPr>
         <w:lastRenderedPageBreak/>
-        <w:t>In the start and end point of each lap there is a gap of a few seconds in which the sensors of the cars stop producing new data. This gap can register as a turn when using our calculations, that relay on the change in location of the driver, thus generating noise that can affect the clustering.</w:t>
-      </w:r>
-    </w:p>
-    <w:p>
-      <w:pPr>
-        <w:bidi w:val="0"/>
-        <w:spacing w:after="0" w:line="360" w:lineRule="auto"/>
-        <w:rPr>
-          <w:rFonts w:ascii="David" w:hAnsi="David" w:cs="David"/>
-        </w:rPr>
-      </w:pPr>
-    </w:p>
-    <w:p>
-      <w:pPr>
-        <w:bidi w:val="0"/>
-        <w:spacing w:after="0" w:line="360" w:lineRule="auto"/>
-        <w:rPr>
-          <w:rFonts w:ascii="David" w:hAnsi="David" w:cs="David"/>
-          <w:u w:val="single"/>
-        </w:rPr>
-      </w:pPr>
-      <w:r>
-        <w:rPr>
-          <w:rFonts w:ascii="David" w:hAnsi="David" w:cs="David"/>
-          <w:u w:val="single"/>
-        </w:rPr>
-        <w:t>Outliers:</w:t>
-      </w:r>
-    </w:p>
-    <w:p>
-      <w:pPr>
-        <w:bidi w:val="0"/>
-        <w:spacing w:after="0" w:line="360" w:lineRule="auto"/>
-        <w:rPr>
-          <w:rFonts w:ascii="David" w:hAnsi="David" w:cs="David"/>
-        </w:rPr>
-      </w:pPr>
+        <mc:AlternateContent>
+          <mc:Choice Requires="wps">
+            <w:drawing>
+              <wp:anchor distT="0" distB="0" distL="114300" distR="114300" simplePos="0" relativeHeight="251682816" behindDoc="0" locked="0" layoutInCell="1" allowOverlap="1" wp14:anchorId="09C48F39" wp14:editId="54B726FE">
+                <wp:simplePos x="0" y="0"/>
+                <wp:positionH relativeFrom="column">
+                  <wp:posOffset>1538605</wp:posOffset>
+                </wp:positionH>
+                <wp:positionV relativeFrom="paragraph">
+                  <wp:posOffset>2878455</wp:posOffset>
+                </wp:positionV>
+                <wp:extent cx="4380865" cy="635"/>
+                <wp:effectExtent l="0" t="0" r="0" b="0"/>
+                <wp:wrapTopAndBottom/>
+                <wp:docPr id="480578555" name="תיבת טקסט 1"/>
+                <wp:cNvGraphicFramePr/>
+                <a:graphic xmlns:a="http://schemas.openxmlformats.org/drawingml/2006/main">
+                  <a:graphicData uri="http://schemas.microsoft.com/office/word/2010/wordprocessingShape">
+                    <wps:wsp>
+                      <wps:cNvSpPr txBox="1"/>
+                      <wps:spPr>
+                        <a:xfrm>
+                          <a:off x="0" y="0"/>
+                          <a:ext cx="4380865" cy="635"/>
+                        </a:xfrm>
+                        <a:prstGeom prst="rect">
+                          <a:avLst/>
+                        </a:prstGeom>
+                        <a:solidFill>
+                          <a:prstClr val="white"/>
+                        </a:solidFill>
+                        <a:ln>
+                          <a:noFill/>
+                        </a:ln>
+                      </wps:spPr>
+                      <wps:txbx>
+                        <w:txbxContent>
+                          <w:p>
+                            <w:pPr>
+                              <w:pStyle w:val="Caption"/>
+                              <w:bidi w:val="0"/>
+                              <w:rPr>
+                                <w:rFonts w:ascii="David" w:hAnsi="David" w:cs="David"/>
+                              </w:rPr>
+                            </w:pPr>
+                            <w:r>
+                              <w:rPr>
+                                <w:b/>
+                                <w:bCs/>
+                              </w:rPr>
+                              <w:t xml:space="preserve">Figure </w:t>
+                            </w:r>
+                            <w:r>
+                              <w:rPr>
+                                <w:b/>
+                                <w:bCs/>
+                              </w:rPr>
+                              <w:t>1</w:t>
+                            </w:r>
+                            <w:r>
+                              <w:rPr>
+                                <w:b/>
+                                <w:bCs/>
+                                <w:noProof/>
+                              </w:rPr>
+                              <w:t>:</w:t>
+                            </w:r>
+                            <w:r>
+                              <w:rPr>
+                                <w:noProof/>
+                              </w:rPr>
+                              <w:t xml:space="preserve"> </w:t>
+                            </w:r>
+                            <w:r>
+                              <w:rPr>
+                                <w:noProof/>
+                              </w:rPr>
+                              <w:t>Raw Telemetry Outliers for Speed across different tracks.</w:t>
+                            </w:r>
+                          </w:p>
+                        </w:txbxContent>
+                      </wps:txbx>
+                      <wps:bodyPr rot="0" spcFirstLastPara="0" vertOverflow="overflow" horzOverflow="overflow" vert="horz" wrap="square" lIns="0" tIns="0" rIns="0" bIns="0" numCol="1" spcCol="0" rtlCol="1" fromWordArt="0" anchor="t" anchorCtr="0" forceAA="0" compatLnSpc="1">
+                        <a:prstTxWarp prst="textNoShape">
+                          <a:avLst/>
+                        </a:prstTxWarp>
+                        <a:spAutoFit/>
+                      </wps:bodyPr>
+                    </wps:wsp>
+                  </a:graphicData>
+                </a:graphic>
+              </wp:anchor>
+            </w:drawing>
+          </mc:Choice>
+          <mc:Fallback>
+            <w:pict>
+              <v:shapetype w14:anchorId="09C48F39" id="_x0000_t202" coordsize="21600,21600" o:spt="202" path="m,l,21600r21600,l21600,xe">
+                <v:stroke joinstyle="miter"/>
+                <v:path gradientshapeok="t" o:connecttype="rect"/>
+              </v:shapetype>
+              <v:shape id="תיבת טקסט 1" o:spid="_x0000_s1026" type="#_x0000_t202" style="position:absolute;margin-left:121.15pt;margin-top:226.65pt;width:344.95pt;height:.05pt;z-index:251682816;visibility:visible;mso-wrap-style:square;mso-wrap-distance-left:9pt;mso-wrap-distance-top:0;mso-wrap-distance-right:9pt;mso-wrap-distance-bottom:0;mso-position-horizontal:absolute;mso-position-horizontal-relative:text;mso-position-vertical:absolute;mso-position-vertical-relative:text;v-text-anchor:top" o:gfxdata="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" stroked="f">
+                <v:textbox style="mso-fit-shape-to-text:t" inset="0,0,0,0">
+                  <w:txbxContent>
+                    <w:p>
+                      <w:pPr>
+                        <w:pStyle w:val="Caption"/>
+                        <w:bidi w:val="0"/>
+                        <w:rPr>
+                          <w:rFonts w:ascii="David" w:hAnsi="David" w:cs="David"/>
+                        </w:rPr>
+                      </w:pPr>
+                      <w:r>
+                        <w:rPr>
+                          <w:b/>
+                          <w:bCs/>
+                        </w:rPr>
+                        <w:t xml:space="preserve">Figure </w:t>
+                      </w:r>
+                      <w:r>
+                        <w:rPr>
+                          <w:b/>
+                          <w:bCs/>
+                        </w:rPr>
+                        <w:t>1</w:t>
+                      </w:r>
+                      <w:r>
+                        <w:rPr>
+                          <w:b/>
+                          <w:bCs/>
+                          <w:noProof/>
+                        </w:rPr>
+                        <w:t>:</w:t>
+                      </w:r>
+                      <w:r>
+                        <w:rPr>
+                          <w:noProof/>
+                        </w:rPr>
+                        <w:t xml:space="preserve"> </w:t>
+                      </w:r>
+                      <w:r>
+                        <w:rPr>
+                          <w:noProof/>
+                        </w:rPr>
+                        <w:t>Raw Telemetry Outliers for Speed across different tracks.</w:t>
+                      </w:r>
+                    </w:p>
+                  </w:txbxContent>
+                </v:textbox>
+                <w10:wrap type="topAndBottom"/>
+              </v:shape>
+            </w:pict>
+          </mc:Fallback>
+        </mc:AlternateContent>
+      </w:r>
       <w:r>
         <w:rPr>
           <w:rFonts w:ascii="David" w:hAnsi="David" w:cs="David"/>
@@ -4701,7 +3136,7 @@
           <w:noProof/>
         </w:rPr>
         <w:drawing>
-          <wp:anchor distT="0" distB="0" distL="114300" distR="114300" simplePos="0" relativeHeight="251659264" behindDoc="0" locked="0" layoutInCell="1" allowOverlap="1" wp14:anchorId="0F866B26" wp14:editId="32C9579D">
+          <wp:anchor distT="0" distB="0" distL="114300" distR="114300" simplePos="0" relativeHeight="251679744" behindDoc="0" locked="0" layoutInCell="1" allowOverlap="1" wp14:anchorId="115FBB56" wp14:editId="20A29CA6">
             <wp:simplePos x="0" y="0"/>
             <wp:positionH relativeFrom="page">
               <wp:align>center</wp:align>
@@ -4724,7 +3159,7 @@
                     <pic:cNvPicPr/>
                   </pic:nvPicPr>
                   <pic:blipFill>
-                    <a:blip r:embed="rId7" cstate="print">
+                    <a:blip r:embed="rId8" cstate="print">
                       <a:extLst>
                         <a:ext uri="{28A0092B-C50C-407E-A947-70E740481C1C}">
                           <a14:useLocalDpi xmlns:a14="http://schemas.microsoft.com/office/drawing/2010/main" val="0"/>
@@ -4817,13 +3252,7 @@
         <w:rPr>
           <w:rFonts w:ascii="David" w:hAnsi="David" w:cs="David"/>
         </w:rPr>
-        <w:t>did</w:t>
-      </w:r>
-      <w:r>
-        <w:rPr>
-          <w:rFonts w:ascii="David" w:hAnsi="David" w:cs="David"/>
-        </w:rPr>
-        <w:t xml:space="preserve"> not affect the clustering process.</w:t>
+        <w:t>did not affect the clustering process.</w:t>
       </w:r>
     </w:p>
     <w:p>
@@ -4861,15 +3290,15 @@
           <w:noProof/>
         </w:rPr>
         <w:drawing>
-          <wp:anchor distT="0" distB="0" distL="114300" distR="114300" simplePos="0" relativeHeight="251661312" behindDoc="0" locked="0" layoutInCell="1" allowOverlap="1" wp14:anchorId="1DCDE244" wp14:editId="6A2681E3">
+          <wp:anchor distT="0" distB="0" distL="114300" distR="114300" simplePos="0" relativeHeight="251680768" behindDoc="0" locked="0" layoutInCell="1" allowOverlap="1" wp14:anchorId="19604DF2" wp14:editId="1E9AF4E3">
             <wp:simplePos x="0" y="0"/>
             <wp:positionH relativeFrom="page">
-              <wp:align>center</wp:align>
+              <wp:posOffset>1405890</wp:posOffset>
             </wp:positionH>
             <wp:positionV relativeFrom="paragraph">
               <wp:posOffset>0</wp:posOffset>
             </wp:positionV>
-            <wp:extent cx="4536000" cy="2494800"/>
+            <wp:extent cx="4535805" cy="2494280"/>
             <wp:effectExtent l="0" t="0" r="0" b="0"/>
             <wp:wrapTopAndBottom/>
             <wp:docPr id="583609361" name="Picture 1"/>
@@ -4884,7 +3313,7 @@
                     <pic:cNvPicPr/>
                   </pic:nvPicPr>
                   <pic:blipFill>
-                    <a:blip r:embed="rId8" cstate="print">
+                    <a:blip r:embed="rId9" cstate="print">
                       <a:extLst>
                         <a:ext uri="{28A0092B-C50C-407E-A947-70E740481C1C}">
                           <a14:useLocalDpi xmlns:a14="http://schemas.microsoft.com/office/drawing/2010/main" val="0"/>
@@ -4898,7 +3327,7 @@
                   <pic:spPr>
                     <a:xfrm>
                       <a:off x="0" y="0"/>
-                      <a:ext cx="4536000" cy="2494800"/>
+                      <a:ext cx="4535805" cy="2494280"/>
                     </a:xfrm>
                     <a:prstGeom prst="rect">
                       <a:avLst/>
@@ -4916,6 +3345,162 @@
           </wp:anchor>
         </w:drawing>
       </w:r>
+      <w:r>
+        <w:rPr>
+          <w:noProof/>
+        </w:rPr>
+        <mc:AlternateContent>
+          <mc:Choice Requires="wps">
+            <w:drawing>
+              <wp:anchor distT="0" distB="0" distL="114300" distR="114300" simplePos="0" relativeHeight="251683840" behindDoc="0" locked="0" layoutInCell="1" allowOverlap="1" wp14:anchorId="39B1763E" wp14:editId="6811F0D4">
+                <wp:simplePos x="0" y="0"/>
+                <wp:positionH relativeFrom="column">
+                  <wp:posOffset>1054735</wp:posOffset>
+                </wp:positionH>
+                <wp:positionV relativeFrom="paragraph">
+                  <wp:posOffset>2551430</wp:posOffset>
+                </wp:positionV>
+                <wp:extent cx="4535805" cy="635"/>
+                <wp:effectExtent l="0" t="0" r="0" b="0"/>
+                <wp:wrapTopAndBottom/>
+                <wp:docPr id="1359645473" name="תיבת טקסט 1"/>
+                <wp:cNvGraphicFramePr/>
+                <a:graphic xmlns:a="http://schemas.openxmlformats.org/drawingml/2006/main">
+                  <a:graphicData uri="http://schemas.microsoft.com/office/word/2010/wordprocessingShape">
+                    <wps:wsp>
+                      <wps:cNvSpPr txBox="1"/>
+                      <wps:spPr>
+                        <a:xfrm>
+                          <a:off x="0" y="0"/>
+                          <a:ext cx="4535805" cy="635"/>
+                        </a:xfrm>
+                        <a:prstGeom prst="rect">
+                          <a:avLst/>
+                        </a:prstGeom>
+                        <a:solidFill>
+                          <a:prstClr val="white"/>
+                        </a:solidFill>
+                        <a:ln>
+                          <a:noFill/>
+                        </a:ln>
+                      </wps:spPr>
+                      <wps:txbx>
+                        <w:txbxContent>
+                          <w:p>
+                            <w:pPr>
+                              <w:pStyle w:val="Caption"/>
+                              <w:bidi w:val="0"/>
+                              <w:rPr>
+                                <w:rFonts w:ascii="David" w:hAnsi="David" w:cs="David"/>
+                                <w:noProof/>
+                              </w:rPr>
+                            </w:pPr>
+                            <w:r>
+                              <w:rPr>
+                                <w:b/>
+                                <w:bCs/>
+                              </w:rPr>
+                              <w:t xml:space="preserve">Figure </w:t>
+                            </w:r>
+                            <w:r>
+                              <w:rPr>
+                                <w:b/>
+                                <w:bCs/>
+                              </w:rPr>
+                              <w:t>2</w:t>
+                            </w:r>
+                            <w:r>
+                              <w:rPr>
+                                <w:b/>
+                                <w:bCs/>
+                                <w:noProof/>
+                              </w:rPr>
+                              <w:t>:</w:t>
+                            </w:r>
+                            <w:r>
+                              <w:rPr>
+                                <w:noProof/>
+                              </w:rPr>
+                              <w:t xml:space="preserve"> </w:t>
+                            </w:r>
+                            <w:r>
+                              <w:rPr>
+                                <w:noProof/>
+                              </w:rPr>
+                              <w:t>Outlier Detection for Speed Drop by Track, showcasing the extreme deceleration needed in specific turns.</w:t>
+                            </w:r>
+                          </w:p>
+                        </w:txbxContent>
+                      </wps:txbx>
+                      <wps:bodyPr rot="0" spcFirstLastPara="0" vertOverflow="overflow" horzOverflow="overflow" vert="horz" wrap="square" lIns="0" tIns="0" rIns="0" bIns="0" numCol="1" spcCol="0" rtlCol="1" fromWordArt="0" anchor="t" anchorCtr="0" forceAA="0" compatLnSpc="1">
+                        <a:prstTxWarp prst="textNoShape">
+                          <a:avLst/>
+                        </a:prstTxWarp>
+                        <a:spAutoFit/>
+                      </wps:bodyPr>
+                    </wps:wsp>
+                  </a:graphicData>
+                </a:graphic>
+              </wp:anchor>
+            </w:drawing>
+          </mc:Choice>
+          <mc:Fallback>
+            <w:pict>
+              <v:shape w14:anchorId="39B1763E" id="_x0000_s1027" type="#_x0000_t202" style="position:absolute;margin-left:83.05pt;margin-top:200.9pt;width:357.15pt;height:.05pt;z-index:251683840;visibility:visible;mso-wrap-style:square;mso-wrap-distance-left:9pt;mso-wrap-distance-top:0;mso-wrap-distance-right:9pt;mso-wrap-distance-bottom:0;mso-position-horizontal:absolute;mso-position-horizontal-relative:text;mso-position-vertical:absolute;mso-position-vertical-relative:text;v-text-anchor:top" o:gfxdata="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" stroked="f">
+                <v:textbox style="mso-fit-shape-to-text:t" inset="0,0,0,0">
+                  <w:txbxContent>
+                    <w:p>
+                      <w:pPr>
+                        <w:pStyle w:val="Caption"/>
+                        <w:bidi w:val="0"/>
+                        <w:rPr>
+                          <w:rFonts w:ascii="David" w:hAnsi="David" w:cs="David"/>
+                          <w:noProof/>
+                        </w:rPr>
+                      </w:pPr>
+                      <w:r>
+                        <w:rPr>
+                          <w:b/>
+                          <w:bCs/>
+                        </w:rPr>
+                        <w:t xml:space="preserve">Figure </w:t>
+                      </w:r>
+                      <w:r>
+                        <w:rPr>
+                          <w:b/>
+                          <w:bCs/>
+                        </w:rPr>
+                        <w:t>2</w:t>
+                      </w:r>
+                      <w:r>
+                        <w:rPr>
+                          <w:b/>
+                          <w:bCs/>
+                          <w:noProof/>
+                        </w:rPr>
+                        <w:t>:</w:t>
+                      </w:r>
+                      <w:r>
+                        <w:rPr>
+                          <w:noProof/>
+                        </w:rPr>
+                        <w:t xml:space="preserve"> </w:t>
+                      </w:r>
+                      <w:r>
+                        <w:rPr>
+                          <w:noProof/>
+                        </w:rPr>
+                        <w:t>Outlier Detection for Speed Drop by Track, showcasing the extreme deceleration needed in specific turns.</w:t>
+                      </w:r>
+                    </w:p>
+                  </w:txbxContent>
+                </v:textbox>
+                <w10:wrap type="topAndBottom"/>
+              </v:shape>
+            </w:pict>
+          </mc:Fallback>
+        </mc:AlternateContent>
+      </w:r>
     </w:p>
     <w:p>
       <w:pPr>
@@ -4960,12 +3545,172 @@
       </w:pPr>
       <w:r>
         <w:rPr>
-          <w:rFonts w:ascii="David" w:hAnsi="David" w:cs="David"/>
           <w:noProof/>
         </w:rPr>
         <w:lastRenderedPageBreak/>
+        <mc:AlternateContent>
+          <mc:Choice Requires="wps">
+            <w:drawing>
+              <wp:anchor distT="0" distB="0" distL="114300" distR="114300" simplePos="0" relativeHeight="251684864" behindDoc="0" locked="0" layoutInCell="1" allowOverlap="1" wp14:anchorId="1350D9B9" wp14:editId="1FBD467B">
+                <wp:simplePos x="0" y="0"/>
+                <wp:positionH relativeFrom="column">
+                  <wp:posOffset>1561465</wp:posOffset>
+                </wp:positionH>
+                <wp:positionV relativeFrom="paragraph">
+                  <wp:posOffset>3367454</wp:posOffset>
+                </wp:positionV>
+                <wp:extent cx="3799840" cy="358140"/>
+                <wp:effectExtent l="0" t="0" r="0" b="3810"/>
+                <wp:wrapTopAndBottom/>
+                <wp:docPr id="921150699" name="תיבת טקסט 1"/>
+                <wp:cNvGraphicFramePr/>
+                <a:graphic xmlns:a="http://schemas.openxmlformats.org/drawingml/2006/main">
+                  <a:graphicData uri="http://schemas.microsoft.com/office/word/2010/wordprocessingShape">
+                    <wps:wsp>
+                      <wps:cNvSpPr txBox="1"/>
+                      <wps:spPr>
+                        <a:xfrm>
+                          <a:off x="0" y="0"/>
+                          <a:ext cx="3799840" cy="358140"/>
+                        </a:xfrm>
+                        <a:prstGeom prst="rect">
+                          <a:avLst/>
+                        </a:prstGeom>
+                        <a:solidFill>
+                          <a:prstClr val="white"/>
+                        </a:solidFill>
+                        <a:ln>
+                          <a:noFill/>
+                        </a:ln>
+                      </wps:spPr>
+                      <wps:txbx>
+                        <w:txbxContent>
+                          <w:p>
+                            <w:pPr>
+                              <w:pStyle w:val="Caption"/>
+                              <w:bidi w:val="0"/>
+                              <w:rPr>
+                                <w:rFonts w:ascii="David" w:hAnsi="David" w:cs="David"/>
+                                <w:noProof/>
+                              </w:rPr>
+                            </w:pPr>
+                            <w:r>
+                              <w:rPr>
+                                <w:b/>
+                                <w:bCs/>
+                              </w:rPr>
+                              <w:t xml:space="preserve">Figure </w:t>
+                            </w:r>
+                            <w:r>
+                              <w:rPr>
+                                <w:b/>
+                                <w:bCs/>
+                              </w:rPr>
+                              <w:t>3</w:t>
+                            </w:r>
+                            <w:r>
+                              <w:rPr>
+                                <w:b/>
+                                <w:bCs/>
+                              </w:rPr>
+                              <w:t>:</w:t>
+                            </w:r>
+                            <w:r>
+                              <w:t xml:space="preserve"> Suzuka Circuit</w:t>
+                            </w:r>
+                            <w:r>
+                              <w:t xml:space="preserve"> </w:t>
+                            </w:r>
+                            <w:r>
+                              <w:t>Map Highlighting Turn</w:t>
+                            </w:r>
+                            <w:r>
+                              <w:t>.</w:t>
+                            </w:r>
+                          </w:p>
+                        </w:txbxContent>
+                      </wps:txbx>
+                      <wps:bodyPr rot="0" spcFirstLastPara="0" vertOverflow="overflow" horzOverflow="overflow" vert="horz" wrap="square" lIns="0" tIns="0" rIns="0" bIns="0" numCol="1" spcCol="0" rtlCol="1" fromWordArt="0" anchor="t" anchorCtr="0" forceAA="0" compatLnSpc="1">
+                        <a:prstTxWarp prst="textNoShape">
+                          <a:avLst/>
+                        </a:prstTxWarp>
+                        <a:noAutofit/>
+                      </wps:bodyPr>
+                    </wps:wsp>
+                  </a:graphicData>
+                </a:graphic>
+                <wp14:sizeRelH relativeFrom="margin">
+                  <wp14:pctWidth>0</wp14:pctWidth>
+                </wp14:sizeRelH>
+                <wp14:sizeRelV relativeFrom="margin">
+                  <wp14:pctHeight>0</wp14:pctHeight>
+                </wp14:sizeRelV>
+              </wp:anchor>
+            </w:drawing>
+          </mc:Choice>
+          <mc:Fallback>
+            <w:pict>
+              <v:shape w14:anchorId="1350D9B9" id="_x0000_s1028" type="#_x0000_t202" style="position:absolute;margin-left:122.95pt;margin-top:265.15pt;width:299.2pt;height:28.2pt;z-index:251684864;visibility:visible;mso-wrap-style:square;mso-width-percent:0;mso-height-percent:0;mso-wrap-distance-left:9pt;mso-wrap-distance-top:0;mso-wrap-distance-right:9pt;mso-wrap-distance-bottom:0;mso-position-horizontal:absolute;mso-position-horizontal-relative:text;mso-position-vertical:absolute;mso-position-vertical-relative:text;mso-width-percent:0;mso-height-percent:0;mso-width-relative:margin;mso-height-relative:margin;v-text-anchor:top" o:gfxdata="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" stroked="f">
+                <v:textbox inset="0,0,0,0">
+                  <w:txbxContent>
+                    <w:p>
+                      <w:pPr>
+                        <w:pStyle w:val="Caption"/>
+                        <w:bidi w:val="0"/>
+                        <w:rPr>
+                          <w:rFonts w:ascii="David" w:hAnsi="David" w:cs="David"/>
+                          <w:noProof/>
+                        </w:rPr>
+                      </w:pPr>
+                      <w:r>
+                        <w:rPr>
+                          <w:b/>
+                          <w:bCs/>
+                        </w:rPr>
+                        <w:t xml:space="preserve">Figure </w:t>
+                      </w:r>
+                      <w:r>
+                        <w:rPr>
+                          <w:b/>
+                          <w:bCs/>
+                        </w:rPr>
+                        <w:t>3</w:t>
+                      </w:r>
+                      <w:r>
+                        <w:rPr>
+                          <w:b/>
+                          <w:bCs/>
+                        </w:rPr>
+                        <w:t>:</w:t>
+                      </w:r>
+                      <w:r>
+                        <w:t xml:space="preserve"> Suzuka Circuit</w:t>
+                      </w:r>
+                      <w:r>
+                        <w:t xml:space="preserve"> </w:t>
+                      </w:r>
+                      <w:r>
+                        <w:t>Map Highlighting Turn</w:t>
+                      </w:r>
+                      <w:r>
+                        <w:t>.</w:t>
+                      </w:r>
+                    </w:p>
+                  </w:txbxContent>
+                </v:textbox>
+                <w10:wrap type="topAndBottom"/>
+              </v:shape>
+            </w:pict>
+          </mc:Fallback>
+        </mc:AlternateContent>
+      </w:r>
+      <w:r>
+        <w:rPr>
+          <w:rFonts w:ascii="David" w:hAnsi="David" w:cs="David"/>
+          <w:noProof/>
+        </w:rPr>
         <w:drawing>
-          <wp:anchor distT="0" distB="0" distL="114300" distR="114300" simplePos="0" relativeHeight="251663360" behindDoc="0" locked="0" layoutInCell="1" allowOverlap="1" wp14:anchorId="48E6B475" wp14:editId="55A5D015">
+          <wp:anchor distT="0" distB="0" distL="114300" distR="114300" simplePos="0" relativeHeight="251681792" behindDoc="0" locked="0" layoutInCell="1" allowOverlap="1" wp14:anchorId="3B459FF8" wp14:editId="7916CB47">
             <wp:simplePos x="0" y="0"/>
             <wp:positionH relativeFrom="page">
               <wp:align>center</wp:align>
@@ -4988,7 +3733,7 @@
                     <pic:cNvPicPr/>
                   </pic:nvPicPr>
                   <pic:blipFill>
-                    <a:blip r:embed="rId9" cstate="print">
+                    <a:blip r:embed="rId10" cstate="print">
                       <a:extLst>
                         <a:ext uri="{28A0092B-C50C-407E-A947-70E740481C1C}">
                           <a14:useLocalDpi xmlns:a14="http://schemas.microsoft.com/office/drawing/2010/main" val="0"/>
@@ -5024,31 +3769,7 @@
         <w:rPr>
           <w:rFonts w:ascii="David" w:hAnsi="David" w:cs="David"/>
         </w:rPr>
-        <w:t xml:space="preserve">This reason for this massive </w:t>
-      </w:r>
-      <w:r>
-        <w:rPr>
-          <w:rFonts w:ascii="David" w:hAnsi="David" w:cs="David"/>
-        </w:rPr>
-        <w:t>number</w:t>
-      </w:r>
-      <w:r>
-        <w:rPr>
-          <w:rFonts w:ascii="David" w:hAnsi="David" w:cs="David"/>
-        </w:rPr>
-        <w:t xml:space="preserve"> of outliers and extreme outliers, is the difference between the turns themselves. For example, in Suzuka, there is one specific turn, marked 11 on the following map, that forces driver to decelerate extremely </w:t>
-      </w:r>
-      <w:r>
-        <w:rPr>
-          <w:rFonts w:ascii="David" w:hAnsi="David" w:cs="David"/>
-        </w:rPr>
-        <w:t>to</w:t>
-      </w:r>
-      <w:r>
-        <w:rPr>
-          <w:rFonts w:ascii="David" w:hAnsi="David" w:cs="David"/>
-        </w:rPr>
-        <w:t xml:space="preserve"> succeed it.</w:t>
+        <w:t>The reason for this massive number of outliers and extreme outliers, is the difference between the turns themselves. For example, in Suzuka, there is one specific turn, marked 11 on the following map, that forces the driver to decelerate extremely to succeed it.</w:t>
       </w:r>
     </w:p>
     <w:p>
@@ -5061,24 +3782,6 @@
           <w:rFonts w:ascii="David" w:hAnsi="David" w:cs="David"/>
         </w:rPr>
       </w:pPr>
-      <w:r>
-        <w:rPr>
-          <w:rFonts w:ascii="David" w:hAnsi="David" w:cs="David"/>
-        </w:rPr>
-        <w:t xml:space="preserve">This turn explains the massive </w:t>
-      </w:r>
-      <w:r>
-        <w:rPr>
-          <w:rFonts w:ascii="David" w:hAnsi="David" w:cs="David"/>
-        </w:rPr>
-        <w:t>number</w:t>
-      </w:r>
-      <w:r>
-        <w:rPr>
-          <w:rFonts w:ascii="David" w:hAnsi="David" w:cs="David"/>
-        </w:rPr>
-        <w:t xml:space="preserve"> of outliers in terms of speed drop, there are only 20 samples, one from each driver in this racetrack, that require such a massive speed drop.</w:t>
-      </w:r>
     </w:p>
     <w:p>
       <w:pPr>
@@ -5088,6 +3791,23 @@
         <w:ind w:left="0"/>
         <w:rPr>
           <w:rFonts w:ascii="David" w:hAnsi="David" w:cs="David"/>
+        </w:rPr>
+      </w:pPr>
+      <w:r>
+        <w:rPr>
+          <w:rFonts w:ascii="David" w:hAnsi="David" w:cs="David"/>
+        </w:rPr>
+        <w:t>This turn explains the massive number of outliers in terms of speed drop, there are only 20 samples, one from each driver in this racetrack, that require such a massive speed drop.</w:t>
+      </w:r>
+    </w:p>
+    <w:p>
+      <w:pPr>
+        <w:pStyle w:val="ListParagraph"/>
+        <w:bidi w:val="0"/>
+        <w:spacing w:after="0" w:line="360" w:lineRule="auto"/>
+        <w:ind w:left="0"/>
+        <w:rPr>
+          <w:rFonts w:ascii="David" w:hAnsi="David" w:cs="David"/>
           <w:rtl/>
         </w:rPr>
       </w:pPr>
@@ -5097,7 +3817,7 @@
         <w:bidi w:val="0"/>
         <w:spacing w:after="0" w:line="360" w:lineRule="auto"/>
         <w:rPr>
-          <w:rFonts w:ascii="David" w:hAnsi="David" w:cs="David"/>
+          <w:rFonts w:ascii="David" w:hAnsi="David" w:cs="David" w:hint="cs"/>
           <w:rtl/>
         </w:rPr>
       </w:pPr>
@@ -5110,19 +3830,15 @@
     </w:p>
     <w:p>
       <w:pPr>
-        <w:bidi w:val="0"/>
-        <w:spacing w:after="0" w:line="360" w:lineRule="auto"/>
-        <w:rPr>
-          <w:rFonts w:ascii="David" w:hAnsi="David" w:cs="David"/>
+        <w:spacing w:after="0" w:line="360" w:lineRule="auto"/>
+        <w:rPr>
+          <w:rFonts w:ascii="David" w:hAnsi="David" w:cs="David" w:hint="cs"/>
           <w:rtl/>
         </w:rPr>
       </w:pPr>
     </w:p>
     <w:p>
       <w:pPr>
-        <w:pBdr>
-          <w:bottom w:val="single" w:sz="6" w:space="1" w:color="auto"/>
-        </w:pBdr>
         <w:bidi w:val="0"/>
         <w:spacing w:after="0" w:line="360" w:lineRule="auto"/>
         <w:rPr>
@@ -5131,6 +3847,16 @@
           <w:szCs w:val="32"/>
         </w:rPr>
       </w:pPr>
+      <w:r>
+        <w:rPr>
+          <w:rFonts w:ascii="David" w:hAnsi="David" w:cs="David"/>
+          <w:b/>
+          <w:bCs/>
+          <w:sz w:val="32"/>
+          <w:szCs w:val="32"/>
+        </w:rPr>
+        <w:t>3.</w:t>
+      </w:r>
       <w:r>
         <w:rPr>
           <w:rFonts w:ascii="David" w:hAnsi="David" w:cs="David" w:hint="cs"/>
@@ -5140,7 +3866,7 @@
           <w:szCs w:val="32"/>
           <w:rtl/>
         </w:rPr>
-        <w:t>3</w:t>
+        <w:t>4</w:t>
       </w:r>
       <w:r>
         <w:rPr>
@@ -5151,428 +3877,59 @@
           <w:szCs w:val="32"/>
         </w:rPr>
         <w:tab/>
-        <w:t>Preprocessing:</w:t>
-      </w:r>
-    </w:p>
-    <w:p>
-      <w:pPr>
-        <w:bidi w:val="0"/>
-        <w:spacing w:after="0" w:line="360" w:lineRule="auto"/>
-        <w:rPr>
-          <w:rFonts w:ascii="David" w:hAnsi="David" w:cs="David"/>
-        </w:rPr>
-      </w:pPr>
-    </w:p>
-    <w:p>
-      <w:pPr>
-        <w:bidi w:val="0"/>
-        <w:spacing w:after="0" w:line="360" w:lineRule="auto"/>
-        <w:rPr>
-          <w:rFonts w:ascii="David" w:hAnsi="David" w:cs="David"/>
-        </w:rPr>
-      </w:pPr>
-      <w:r>
-        <w:rPr>
-          <w:rFonts w:ascii="David" w:hAnsi="David" w:cs="David"/>
-          <w:u w:val="single"/>
-        </w:rPr>
-        <w:t>Cleaning:</w:t>
-      </w:r>
-    </w:p>
-    <w:p>
-      <w:pPr>
-        <w:bidi w:val="0"/>
-        <w:spacing w:after="0" w:line="360" w:lineRule="auto"/>
-        <w:rPr>
-          <w:rFonts w:ascii="David" w:hAnsi="David" w:cs="David"/>
-        </w:rPr>
-      </w:pPr>
-      <w:r>
-        <w:rPr>
-          <w:rFonts w:ascii="David" w:hAnsi="David" w:cs="David"/>
-        </w:rPr>
-        <w:t>The cleaning process of our data included 3 steps:</w:t>
-      </w:r>
-    </w:p>
-    <w:p>
-      <w:pPr>
-        <w:pStyle w:val="ListParagraph"/>
-        <w:numPr>
-          <w:ilvl w:val="0"/>
-          <w:numId w:val="23"/>
-        </w:numPr>
-        <w:bidi w:val="0"/>
-        <w:spacing w:after="0" w:line="360" w:lineRule="auto"/>
-        <w:rPr>
-          <w:rFonts w:ascii="David" w:hAnsi="David" w:cs="David"/>
-        </w:rPr>
-      </w:pPr>
-      <w:r>
-        <w:rPr>
-          <w:rFonts w:ascii="David" w:hAnsi="David" w:cs="David"/>
-        </w:rPr>
-        <w:t>Selecting only the fastest lap that each driver made in each competition.</w:t>
-      </w:r>
-    </w:p>
-    <w:p>
-      <w:pPr>
-        <w:pStyle w:val="ListParagraph"/>
-        <w:numPr>
-          <w:ilvl w:val="0"/>
-          <w:numId w:val="23"/>
-        </w:numPr>
-        <w:bidi w:val="0"/>
-        <w:spacing w:after="0" w:line="360" w:lineRule="auto"/>
-        <w:rPr>
-          <w:rFonts w:ascii="David" w:hAnsi="David" w:cs="David"/>
-        </w:rPr>
-      </w:pPr>
-      <w:r>
-        <w:rPr>
-          <w:rFonts w:ascii="David" w:hAnsi="David" w:cs="David"/>
-        </w:rPr>
-        <w:t>Selecting only the time-samples that were measured during turns.</w:t>
-      </w:r>
-    </w:p>
-    <w:p>
-      <w:pPr>
-        <w:pStyle w:val="ListParagraph"/>
-        <w:numPr>
-          <w:ilvl w:val="0"/>
-          <w:numId w:val="23"/>
-        </w:numPr>
-        <w:bidi w:val="0"/>
-        <w:spacing w:after="0" w:line="360" w:lineRule="auto"/>
-        <w:rPr>
-          <w:rFonts w:ascii="David" w:hAnsi="David" w:cs="David"/>
-        </w:rPr>
-      </w:pPr>
-    </w:p>
-    <w:p>
-      <w:pPr>
-        <w:bidi w:val="0"/>
-        <w:spacing w:after="0" w:line="360" w:lineRule="auto"/>
-        <w:rPr>
-          <w:rFonts w:ascii="David" w:hAnsi="David" w:cs="David"/>
-        </w:rPr>
-      </w:pPr>
-    </w:p>
-    <w:p>
-      <w:pPr>
-        <w:bidi w:val="0"/>
-        <w:spacing w:after="0" w:line="360" w:lineRule="auto"/>
-        <w:rPr>
-          <w:rFonts w:ascii="David" w:hAnsi="David" w:cs="David"/>
-        </w:rPr>
-      </w:pPr>
-    </w:p>
-    <w:p>
-      <w:pPr>
-        <w:bidi w:val="0"/>
-        <w:spacing w:after="0" w:line="360" w:lineRule="auto"/>
-        <w:rPr>
-          <w:rFonts w:ascii="David" w:hAnsi="David" w:cs="David"/>
-        </w:rPr>
-      </w:pPr>
-    </w:p>
-    <w:p>
-      <w:pPr>
-        <w:bidi w:val="0"/>
-        <w:spacing w:after="0" w:line="360" w:lineRule="auto"/>
-        <w:rPr>
-          <w:rFonts w:ascii="David" w:hAnsi="David" w:cs="David"/>
-        </w:rPr>
-      </w:pPr>
-      <w:r>
-        <w:rPr>
-          <w:rFonts w:ascii="David" w:hAnsi="David" w:cs="David"/>
-          <w:u w:val="single"/>
-        </w:rPr>
-        <w:t>Handling missing values:</w:t>
-      </w:r>
-    </w:p>
-    <w:p>
-      <w:pPr>
-        <w:bidi w:val="0"/>
-        <w:spacing w:after="0" w:line="360" w:lineRule="auto"/>
-        <w:rPr>
-          <w:rFonts w:ascii="David" w:hAnsi="David" w:cs="David"/>
-        </w:rPr>
-      </w:pPr>
-      <w:r>
-        <w:rPr>
-          <w:rFonts w:ascii="David" w:hAnsi="David" w:cs="David"/>
-        </w:rPr>
-        <w:t>As we mentioned, there were two types of “missing values” that we encountered when working on this project:</w:t>
-      </w:r>
-    </w:p>
-    <w:p>
-      <w:pPr>
-        <w:pStyle w:val="ListParagraph"/>
-        <w:numPr>
-          <w:ilvl w:val="0"/>
-          <w:numId w:val="25"/>
-        </w:numPr>
-        <w:bidi w:val="0"/>
-        <w:spacing w:after="0" w:line="360" w:lineRule="auto"/>
-        <w:rPr>
-          <w:rFonts w:ascii="David" w:hAnsi="David" w:cs="David"/>
-        </w:rPr>
-      </w:pPr>
-      <w:r>
-        <w:rPr>
-          <w:rFonts w:ascii="David" w:hAnsi="David" w:cs="David"/>
-        </w:rPr>
-        <w:t xml:space="preserve">There are </w:t>
-      </w:r>
-      <w:r>
-        <w:rPr>
-          <w:rFonts w:ascii="David" w:hAnsi="David" w:cs="David"/>
-        </w:rPr>
-        <w:t>approximately</w:t>
-      </w:r>
-      <w:r>
-        <w:rPr>
-          <w:rFonts w:ascii="David" w:hAnsi="David" w:cs="David"/>
-        </w:rPr>
-        <w:t xml:space="preserve"> 0.25 seconds between samples (the sample rate is 3.7Hz), in which, assuming the driver drives at an average of 200 km/h, the driver covers around 15 meters, that can be vital to learning his behavior during a turn.</w:t>
-      </w:r>
-    </w:p>
-    <w:p>
-      <w:pPr>
-        <w:pStyle w:val="ListParagraph"/>
-        <w:numPr>
-          <w:ilvl w:val="0"/>
-          <w:numId w:val="25"/>
-        </w:numPr>
-        <w:bidi w:val="0"/>
-        <w:spacing w:after="0" w:line="360" w:lineRule="auto"/>
-        <w:rPr>
-          <w:rFonts w:ascii="David" w:hAnsi="David" w:cs="David"/>
-        </w:rPr>
-      </w:pPr>
-      <w:r>
-        <w:rPr>
-          <w:rFonts w:ascii="David" w:hAnsi="David" w:cs="David"/>
-        </w:rPr>
-        <w:t>In the start and end point of each lap there is a gap of a few seconds in which the sensors of the cars stop producing new data. This gap can register as a turn when using our calculations, that relay on the change in location of the driver, thus generating noise that can affect the clustering.</w:t>
-      </w:r>
-    </w:p>
-    <w:p>
-      <w:pPr>
-        <w:bidi w:val="0"/>
-        <w:spacing w:after="0" w:line="360" w:lineRule="auto"/>
-        <w:rPr>
-          <w:rFonts w:ascii="David" w:hAnsi="David" w:cs="David"/>
-        </w:rPr>
-      </w:pPr>
-      <w:r>
-        <w:rPr>
-          <w:rFonts w:ascii="David" w:hAnsi="David" w:cs="David"/>
-        </w:rPr>
-        <w:t xml:space="preserve">In the case of the first missing values, we cannot do much, but it is unlikely that it had any </w:t>
-      </w:r>
-      <w:r>
-        <w:rPr>
-          <w:rFonts w:ascii="David" w:hAnsi="David" w:cs="David"/>
-        </w:rPr>
-        <w:t>effect</w:t>
-      </w:r>
-      <w:r>
-        <w:rPr>
-          <w:rFonts w:ascii="David" w:hAnsi="David" w:cs="David"/>
-        </w:rPr>
-        <w:t xml:space="preserve"> on the clustering performance due to the huge amount of data we gathered.</w:t>
-      </w:r>
-    </w:p>
-    <w:p>
-      <w:pPr>
-        <w:bidi w:val="0"/>
-        <w:spacing w:after="0" w:line="360" w:lineRule="auto"/>
-        <w:rPr>
-          <w:rFonts w:ascii="David" w:hAnsi="David" w:cs="David"/>
-          <w:rtl/>
-        </w:rPr>
-      </w:pPr>
-      <w:r>
-        <w:rPr>
-          <w:rFonts w:ascii="David" w:hAnsi="David" w:cs="David"/>
-        </w:rPr>
-        <w:t>In the case of the second missing value, we have implemented an algorithm that detects the samples</w:t>
+        <w:t>Representation:</w:t>
+      </w:r>
+    </w:p>
+    <w:p>
+      <w:pPr>
+        <w:bidi w:val="0"/>
+        <w:spacing w:after="0" w:line="360" w:lineRule="auto"/>
+        <w:rPr>
+          <w:rFonts w:ascii="David" w:hAnsi="David" w:cs="David"/>
+        </w:rPr>
+      </w:pPr>
+    </w:p>
+    <w:p>
+      <w:pPr>
+        <w:bidi w:val="0"/>
+        <w:spacing w:after="0" w:line="360" w:lineRule="auto"/>
+        <w:rPr>
+          <w:rFonts w:ascii="David" w:hAnsi="David" w:cs="David"/>
+        </w:rPr>
+      </w:pPr>
+      <w:r>
+        <w:rPr>
+          <w:rFonts w:ascii="David" w:hAnsi="David" w:cs="David"/>
+        </w:rPr>
+        <w:t>To evaluate the necessity of dimensionality reduction, we tested clustering algorithms on both the normalized raw features and a reduced dataset. For the reduction process, we utilized Principal Component Analysis (PCA</w:t>
       </w:r>
       <w:r>
         <w:rPr>
           <w:rFonts w:ascii="David" w:hAnsi="David" w:cs="David" w:hint="cs"/>
           <w:rtl/>
         </w:rPr>
-        <w:t xml:space="preserve"> </w:t>
-      </w:r>
-      <w:r>
-        <w:rPr>
-          <w:rFonts w:ascii="David" w:hAnsi="David" w:cs="David"/>
-        </w:rPr>
-        <w:t>that are affected by the issue and removes them from the dataset.</w:t>
-      </w:r>
-    </w:p>
-    <w:p>
-      <w:pPr>
-        <w:bidi w:val="0"/>
-        <w:spacing w:after="0" w:line="360" w:lineRule="auto"/>
-        <w:rPr>
-          <w:rFonts w:ascii="David" w:hAnsi="David" w:cs="David"/>
-        </w:rPr>
-      </w:pPr>
-    </w:p>
-    <w:p>
-      <w:pPr>
-        <w:bidi w:val="0"/>
-        <w:spacing w:after="0" w:line="360" w:lineRule="auto"/>
-        <w:rPr>
-          <w:rFonts w:ascii="David" w:hAnsi="David" w:cs="David"/>
-          <w:u w:val="single"/>
-          <w:rtl/>
-        </w:rPr>
-      </w:pPr>
-      <w:r>
-        <w:rPr>
-          <w:rFonts w:ascii="David" w:hAnsi="David" w:cs="David"/>
-          <w:u w:val="single"/>
-        </w:rPr>
-        <w:t>Feature selection:</w:t>
-      </w:r>
-    </w:p>
-    <w:p>
-      <w:pPr>
-        <w:bidi w:val="0"/>
-        <w:spacing w:after="0" w:line="360" w:lineRule="auto"/>
-        <w:rPr>
-          <w:rFonts w:ascii="David" w:hAnsi="David" w:cs="David"/>
-        </w:rPr>
-      </w:pPr>
-      <w:r>
-        <w:rPr>
-          <w:rFonts w:ascii="David" w:hAnsi="David" w:cs="David"/>
-        </w:rPr>
-        <w:t>To</w:t>
-      </w:r>
-      <w:r>
-        <w:rPr>
-          <w:rFonts w:ascii="David" w:hAnsi="David" w:cs="David"/>
-        </w:rPr>
-        <w:t xml:space="preserve"> </w:t>
-      </w:r>
-      <w:r>
-        <w:rPr>
-          <w:rFonts w:ascii="David" w:hAnsi="David" w:cs="David"/>
-        </w:rPr>
-        <w:t>achieve</w:t>
-      </w:r>
-      <w:r>
-        <w:rPr>
-          <w:rFonts w:ascii="David" w:hAnsi="David" w:cs="David"/>
-        </w:rPr>
-        <w:t xml:space="preserve"> meaningful results that would allow us to reach conclusions that answer our research question, we had to create a new dataset, that has features that are directly related to the turns a driver makes during a race. The most important parts of a turning event in a F1 race are the speed, braking, throttle application and gear shifts, because of that we selected the following features for our final dataset:</w:t>
-      </w:r>
-    </w:p>
-    <w:p>
-      <w:pPr>
-        <w:pStyle w:val="ListParagraph"/>
-        <w:numPr>
-          <w:ilvl w:val="0"/>
-          <w:numId w:val="26"/>
-        </w:numPr>
-        <w:bidi w:val="0"/>
-        <w:spacing w:after="0" w:line="360" w:lineRule="auto"/>
-        <w:rPr>
-          <w:rFonts w:ascii="David" w:hAnsi="David" w:cs="David"/>
-        </w:rPr>
-      </w:pPr>
-      <w:r>
+        <w:t>(</w:t>
+      </w:r>
+      <w:r>
+        <w:rPr>
+          <w:rFonts w:ascii="David" w:hAnsi="David" w:cs="David"/>
+        </w:rPr>
+        <w:t>.</w:t>
+      </w:r>
+    </w:p>
+    <w:p>
+      <w:pPr>
+        <w:bidi w:val="0"/>
+        <w:spacing w:after="0" w:line="360" w:lineRule="auto"/>
         <w:rPr>
           <w:rFonts w:ascii="David" w:hAnsi="David" w:cs="David"/>
           <w:b/>
           <w:bCs/>
         </w:rPr>
-        <w:t>Speed:</w:t>
-      </w:r>
-      <w:r>
-        <w:rPr>
-          <w:rFonts w:ascii="David" w:hAnsi="David" w:cs="David"/>
-        </w:rPr>
-        <w:t xml:space="preserve"> </w:t>
-      </w:r>
-      <w:proofErr w:type="spellStart"/>
-      <w:r>
-        <w:rPr>
-          <w:rFonts w:ascii="David" w:hAnsi="David" w:cs="David"/>
-        </w:rPr>
-        <w:t>entry_speed</w:t>
-      </w:r>
-      <w:proofErr w:type="spellEnd"/>
-      <w:r>
-        <w:rPr>
-          <w:rFonts w:ascii="David" w:hAnsi="David" w:cs="David"/>
-        </w:rPr>
-        <w:t xml:space="preserve">, </w:t>
-      </w:r>
-      <w:proofErr w:type="spellStart"/>
-      <w:r>
-        <w:rPr>
-          <w:rFonts w:ascii="David" w:hAnsi="David" w:cs="David"/>
-        </w:rPr>
-        <w:t>apex_speed</w:t>
-      </w:r>
-      <w:proofErr w:type="spellEnd"/>
-      <w:r>
-        <w:rPr>
-          <w:rFonts w:ascii="David" w:hAnsi="David" w:cs="David"/>
-        </w:rPr>
-        <w:t xml:space="preserve">, </w:t>
-      </w:r>
-      <w:proofErr w:type="spellStart"/>
-      <w:r>
-        <w:rPr>
-          <w:rFonts w:ascii="David" w:hAnsi="David" w:cs="David"/>
-        </w:rPr>
-        <w:t>exit_speed</w:t>
-      </w:r>
-      <w:proofErr w:type="spellEnd"/>
-      <w:r>
-        <w:rPr>
-          <w:rFonts w:ascii="David" w:hAnsi="David" w:cs="David"/>
-        </w:rPr>
-        <w:t xml:space="preserve">, </w:t>
-      </w:r>
-      <w:proofErr w:type="spellStart"/>
-      <w:r>
-        <w:rPr>
-          <w:rFonts w:ascii="David" w:hAnsi="David" w:cs="David"/>
-        </w:rPr>
-        <w:t>speed_drop</w:t>
-      </w:r>
-      <w:proofErr w:type="spellEnd"/>
-      <w:r>
-        <w:rPr>
-          <w:rFonts w:ascii="David" w:hAnsi="David" w:cs="David"/>
-        </w:rPr>
-        <w:t xml:space="preserve">, </w:t>
-      </w:r>
-      <w:proofErr w:type="spellStart"/>
-      <w:r>
-        <w:rPr>
-          <w:rFonts w:ascii="David" w:hAnsi="David" w:cs="David"/>
-        </w:rPr>
-        <w:t>avg_speed</w:t>
-      </w:r>
-      <w:proofErr w:type="spellEnd"/>
-    </w:p>
-    <w:p>
-      <w:pPr>
-        <w:pStyle w:val="ListParagraph"/>
-        <w:numPr>
-          <w:ilvl w:val="0"/>
-          <w:numId w:val="26"/>
-        </w:numPr>
+      </w:pPr>
+    </w:p>
+    <w:p>
+      <w:pPr>
         <w:bidi w:val="0"/>
         <w:spacing w:after="0" w:line="360" w:lineRule="auto"/>
         <w:rPr>
@@ -5585,58 +3942,14 @@
           <w:b/>
           <w:bCs/>
         </w:rPr>
-        <w:t xml:space="preserve">Braking: </w:t>
-      </w:r>
-      <w:proofErr w:type="spellStart"/>
-      <w:r>
-        <w:rPr>
-          <w:rFonts w:ascii="David" w:hAnsi="David" w:cs="David"/>
-        </w:rPr>
-        <w:t>braking_pct_befiore_apex</w:t>
-      </w:r>
-      <w:proofErr w:type="spellEnd"/>
-      <w:r>
-        <w:rPr>
-          <w:rFonts w:ascii="David" w:hAnsi="David" w:cs="David"/>
-        </w:rPr>
-        <w:t xml:space="preserve">, </w:t>
-      </w:r>
-      <w:proofErr w:type="spellStart"/>
-      <w:r>
-        <w:rPr>
-          <w:rFonts w:ascii="David" w:hAnsi="David" w:cs="David"/>
-        </w:rPr>
-        <w:t>trail_braking_pct</w:t>
-      </w:r>
-      <w:proofErr w:type="spellEnd"/>
-      <w:r>
-        <w:rPr>
-          <w:rFonts w:ascii="David" w:hAnsi="David" w:cs="David"/>
-        </w:rPr>
-        <w:t xml:space="preserve">, </w:t>
-      </w:r>
-      <w:proofErr w:type="spellStart"/>
-      <w:r>
-        <w:rPr>
-          <w:rFonts w:ascii="David" w:hAnsi="David" w:cs="David"/>
-        </w:rPr>
-        <w:t>coasting_pct</w:t>
-      </w:r>
-      <w:proofErr w:type="spellEnd"/>
-      <w:r>
-        <w:rPr>
-          <w:rFonts w:ascii="David" w:hAnsi="David" w:cs="David"/>
-        </w:rPr>
-        <w:t xml:space="preserve">, </w:t>
-      </w:r>
-      <w:proofErr w:type="spellStart"/>
-      <w:r>
-        <w:rPr>
-          <w:rFonts w:ascii="David" w:hAnsi="David" w:cs="David"/>
-        </w:rPr>
-        <w:t>breaking_time_pct</w:t>
-      </w:r>
-      <w:proofErr w:type="spellEnd"/>
+        <w:t>Algorithm Overview:</w:t>
+      </w:r>
+      <w:r>
+        <w:rPr>
+          <w:rFonts w:ascii="David" w:hAnsi="David" w:cs="David"/>
+        </w:rPr>
+        <w:t xml:space="preserve"> PCA is an unsupervised dimensionality reduction technique that transforms a dataset of highly correlated variables into a smaller set of linearly uncorrelated variables, known as principal components. It achieves this by projecting the original data onto a new orthogonal subspace that maximizes the retained variance. This process effectively compresses the data and filters out noise while preserving the core underlying patterns</w:t>
+      </w:r>
       <w:r>
         <w:rPr>
           <w:rFonts w:ascii="David" w:hAnsi="David" w:cs="David"/>
@@ -5646,15 +3959,21 @@
     </w:p>
     <w:p>
       <w:pPr>
-        <w:pStyle w:val="ListParagraph"/>
-        <w:numPr>
-          <w:ilvl w:val="0"/>
-          <w:numId w:val="26"/>
-        </w:numPr>
-        <w:bidi w:val="0"/>
-        <w:spacing w:after="0" w:line="360" w:lineRule="auto"/>
-        <w:rPr>
-          <w:rFonts w:ascii="David" w:hAnsi="David" w:cs="David"/>
+        <w:bidi w:val="0"/>
+        <w:spacing w:after="0" w:line="360" w:lineRule="auto"/>
+        <w:rPr>
+          <w:rFonts w:ascii="David" w:hAnsi="David" w:cs="David"/>
+          <w:rtl/>
+        </w:rPr>
+      </w:pPr>
+    </w:p>
+    <w:p>
+      <w:pPr>
+        <w:bidi w:val="0"/>
+        <w:spacing w:after="0" w:line="360" w:lineRule="auto"/>
+        <w:rPr>
+          <w:rFonts w:ascii="David" w:hAnsi="David" w:cs="David"/>
+          <w:rtl/>
         </w:rPr>
       </w:pPr>
       <w:r>
@@ -5663,44 +3982,77 @@
           <w:b/>
           <w:bCs/>
         </w:rPr>
-        <w:t xml:space="preserve">Throttle application: </w:t>
-      </w:r>
-      <w:proofErr w:type="spellStart"/>
-      <w:r>
-        <w:rPr>
-          <w:rFonts w:ascii="David" w:hAnsi="David" w:cs="David"/>
-        </w:rPr>
-        <w:t>throttle_app_pct_after_apex</w:t>
-      </w:r>
-      <w:proofErr w:type="spellEnd"/>
-      <w:r>
-        <w:rPr>
-          <w:rFonts w:ascii="David" w:hAnsi="David" w:cs="David"/>
-        </w:rPr>
-        <w:t xml:space="preserve">, </w:t>
-      </w:r>
-      <w:proofErr w:type="spellStart"/>
-      <w:r>
-        <w:rPr>
-          <w:rFonts w:ascii="David" w:hAnsi="David" w:cs="David"/>
-        </w:rPr>
-        <w:t>avg_throttle</w:t>
-      </w:r>
-      <w:proofErr w:type="spellEnd"/>
-      <w:r>
-        <w:rPr>
-          <w:rFonts w:ascii="David" w:hAnsi="David" w:cs="David"/>
-        </w:rPr>
-        <w:t>.</w:t>
-      </w:r>
-    </w:p>
-    <w:p>
-      <w:pPr>
-        <w:pStyle w:val="ListParagraph"/>
-        <w:numPr>
-          <w:ilvl w:val="0"/>
-          <w:numId w:val="26"/>
-        </w:numPr>
+        <w:t>Comparison with t-SNE:</w:t>
+      </w:r>
+      <w:r>
+        <w:rPr>
+          <w:rFonts w:ascii="David" w:hAnsi="David" w:cs="David"/>
+        </w:rPr>
+        <w:t xml:space="preserve"> We also evaluated t-Distributed Stochastic Neighbor Embedding (t-SNE) as an alternative dimensionality reduction technique. While t-SNE is highly effective for 2D or 3D visual exploration due to its ability to preserve local non-linear data structures, it proved unsuitable for our specific clustering pipeline. t-SNE distorts the global distances and densities between clusters. Since our subsequent step relied on K-Means</w:t>
+      </w:r>
+      <w:r>
+        <w:rPr>
+          <w:rFonts w:ascii="David" w:hAnsi="David" w:cs="David" w:hint="cs"/>
+          <w:rtl/>
+        </w:rPr>
+        <w:t xml:space="preserve"> </w:t>
+      </w:r>
+      <w:r>
+        <w:rPr>
+          <w:rFonts w:ascii="David" w:hAnsi="David" w:cs="David"/>
+          <w:rtl/>
+        </w:rPr>
+        <w:t>–</w:t>
+      </w:r>
+      <w:r>
+        <w:rPr>
+          <w:rFonts w:ascii="David" w:hAnsi="David" w:cs="David" w:hint="cs"/>
+          <w:rtl/>
+        </w:rPr>
+        <w:t xml:space="preserve"> </w:t>
+      </w:r>
+      <w:r>
+        <w:rPr>
+          <w:rFonts w:ascii="David" w:hAnsi="David" w:cs="David"/>
+        </w:rPr>
+        <w:t>a distance-based algorithm</w:t>
+      </w:r>
+      <w:r>
+        <w:rPr>
+          <w:rFonts w:ascii="David" w:hAnsi="David" w:cs="David"/>
+        </w:rPr>
+        <w:t xml:space="preserve"> – </w:t>
+      </w:r>
+      <w:r>
+        <w:rPr>
+          <w:rFonts w:ascii="David" w:hAnsi="David" w:cs="David"/>
+        </w:rPr>
+        <w:t>maintaining the true mathematical distances and global variance between driving behaviors was essential. Therefore, PCA</w:t>
+      </w:r>
+      <w:r>
+        <w:rPr>
+          <w:rFonts w:ascii="David" w:hAnsi="David" w:cs="David"/>
+        </w:rPr>
+        <w:t>’</w:t>
+      </w:r>
+      <w:r>
+        <w:rPr>
+          <w:rFonts w:ascii="David" w:hAnsi="David" w:cs="David"/>
+        </w:rPr>
+        <w:t>s linear transformation was the mathematically appropriate choice for generating the input space for K-Means.</w:t>
+      </w:r>
+    </w:p>
+    <w:p>
+      <w:pPr>
+        <w:spacing w:after="0" w:line="360" w:lineRule="auto"/>
+        <w:rPr>
+          <w:rFonts w:ascii="David" w:hAnsi="David" w:cs="David" w:hint="cs"/>
+          <w:rtl/>
+        </w:rPr>
+      </w:pPr>
+    </w:p>
+    <w:p>
+      <w:pPr>
         <w:bidi w:val="0"/>
         <w:spacing w:after="0" w:line="360" w:lineRule="auto"/>
         <w:rPr>
@@ -5713,19 +4065,19 @@
           <w:b/>
           <w:bCs/>
         </w:rPr>
-        <w:t xml:space="preserve">Gear shifts: </w:t>
-      </w:r>
-      <w:proofErr w:type="spellStart"/>
-      <w:r>
-        <w:rPr>
-          <w:rFonts w:ascii="David" w:hAnsi="David" w:cs="David"/>
-        </w:rPr>
-        <w:t>min_gear</w:t>
-      </w:r>
-      <w:proofErr w:type="spellEnd"/>
-      <w:r>
-        <w:rPr>
-          <w:rFonts w:ascii="David" w:hAnsi="David" w:cs="David"/>
+        <w:lastRenderedPageBreak/>
+        <w:t>Application and Configuration:</w:t>
+      </w:r>
+      <w:r>
+        <w:rPr>
+          <w:rFonts w:ascii="David" w:hAnsi="David" w:cs="David"/>
+        </w:rPr>
+        <w:t xml:space="preserve"> Our engineered telemetry features (such as entry speed, braking percentage, and throttle application) inherently exhibited high multicollinearity. We configured the PCA algorithm to retain 95% of the total data variance. This threshold efficiently reduced our feature space from 12 original variables down to 9 principal components (k=9). We briefly considered Non-Negative Matrix Factorization (NMF) as an alternative; however, because our preceding standardization step introduced negative values, NMF was mathematically inapplicable</w:t>
+      </w:r>
+      <w:r>
+        <w:rPr>
+          <w:rFonts w:ascii="David" w:hAnsi="David" w:cs="David"/>
+          <w:rtl/>
         </w:rPr>
         <w:t>.</w:t>
       </w:r>
@@ -5734,7 +4086,7 @@
       <w:pPr>
         <w:spacing w:after="0" w:line="360" w:lineRule="auto"/>
         <w:rPr>
-          <w:rFonts w:ascii="David" w:hAnsi="David" w:cs="David"/>
+          <w:rFonts w:ascii="David" w:hAnsi="David" w:cs="David" w:hint="cs"/>
           <w:rtl/>
         </w:rPr>
       </w:pPr>
@@ -5750,32 +4102,31 @@
       <w:r>
         <w:rPr>
           <w:rFonts w:ascii="David" w:hAnsi="David" w:cs="David"/>
-          <w:u w:val="single"/>
-        </w:rPr>
-        <w:t>Normalization:</w:t>
-      </w:r>
-    </w:p>
-    <w:p>
-      <w:pPr>
-        <w:bidi w:val="0"/>
-        <w:spacing w:after="0" w:line="360" w:lineRule="auto"/>
-        <w:rPr>
-          <w:rFonts w:ascii="David" w:hAnsi="David" w:cs="David"/>
-        </w:rPr>
-      </w:pPr>
-    </w:p>
-    <w:p>
-      <w:pPr>
-        <w:pBdr>
-          <w:bottom w:val="single" w:sz="6" w:space="1" w:color="auto"/>
-        </w:pBdr>
-        <w:bidi w:val="0"/>
-        <w:spacing w:after="0" w:line="360" w:lineRule="auto"/>
-        <w:rPr>
-          <w:rFonts w:ascii="David" w:hAnsi="David" w:cs="David"/>
-          <w:sz w:val="32"/>
-          <w:szCs w:val="32"/>
-        </w:rPr>
+          <w:b/>
+          <w:bCs/>
+        </w:rPr>
+        <w:t>Impact on Clustering:</w:t>
+      </w:r>
+      <w:r>
+        <w:rPr>
+          <w:rFonts w:ascii="David" w:hAnsi="David" w:cs="David"/>
+        </w:rPr>
+        <w:t xml:space="preserve"> The application of PCA was critical to the success of our model. When clustering algorithms were run directly on the original 12-dimensional space, the boundaries between the driving styles were blurred due to feature noise and the "curse of dimensionality." By applying PCA first, we bypassed these issues. The resulting clusters were significantly more distinct and mathematically cohesive, allowing for a clean, interpretable separation of cornering profiles.</w:t>
+      </w:r>
+    </w:p>
+    <w:p>
+      <w:pPr>
+        <w:bidi w:val="0"/>
+        <w:spacing w:after="0" w:line="360" w:lineRule="auto"/>
+        <w:rPr>
+          <w:rFonts w:ascii="David" w:hAnsi="David" w:cs="David"/>
+        </w:rPr>
+      </w:pPr>
+    </w:p>
+    <w:p>
+      <w:pPr>
+        <w:bidi w:val="0"/>
+        <w:spacing w:after="0" w:line="360" w:lineRule="auto"/>
       </w:pPr>
       <w:r>
         <w:rPr>
@@ -5785,104 +4136,1566 @@
           <w:sz w:val="32"/>
           <w:szCs w:val="32"/>
         </w:rPr>
-        <w:t>4</w:t>
-      </w:r>
-      <w:r>
-        <w:rPr>
-          <w:rFonts w:ascii="David" w:hAnsi="David" w:cs="David"/>
+        <w:t>3.</w:t>
+      </w:r>
+      <w:r>
+        <w:rPr>
+          <w:rFonts w:ascii="David" w:hAnsi="David" w:cs="David" w:hint="cs"/>
           <w:b/>
           <w:bCs/>
           <w:sz w:val="32"/>
           <w:szCs w:val="32"/>
+          <w:rtl/>
+        </w:rPr>
+        <w:t>5</w:t>
+      </w:r>
+      <w:r>
+        <w:rPr>
+          <w:rFonts w:ascii="David" w:hAnsi="David" w:cs="David"/>
+          <w:b/>
+          <w:bCs/>
+          <w:sz w:val="32"/>
+          <w:szCs w:val="32"/>
         </w:rPr>
         <w:tab/>
-        <w:t>Representation:</w:t>
-      </w:r>
-    </w:p>
-    <w:p>
-      <w:pPr>
-        <w:bidi w:val="0"/>
-        <w:spacing w:after="0" w:line="360" w:lineRule="auto"/>
-        <w:rPr>
-          <w:rFonts w:ascii="David" w:hAnsi="David" w:cs="David"/>
-        </w:rPr>
-      </w:pPr>
-    </w:p>
-    <w:p>
-      <w:pPr>
-        <w:bidi w:val="0"/>
-        <w:spacing w:after="0" w:line="360" w:lineRule="auto"/>
-        <w:rPr>
-          <w:rFonts w:ascii="David" w:hAnsi="David" w:cs="David"/>
-        </w:rPr>
-      </w:pPr>
-      <w:r>
-        <w:rPr>
-          <w:rFonts w:ascii="David" w:hAnsi="David" w:cs="David"/>
-        </w:rPr>
-        <w:t>To</w:t>
-      </w:r>
-      <w:r>
-        <w:rPr>
-          <w:rFonts w:ascii="David" w:hAnsi="David" w:cs="David"/>
-        </w:rPr>
-        <w:t xml:space="preserve"> decide </w:t>
+      </w:r>
+      <w:r>
+        <w:rPr>
+          <w:rFonts w:ascii="David" w:hAnsi="David" w:cs="David"/>
+          <w:b/>
+          <w:bCs/>
+          <w:sz w:val="32"/>
+          <w:szCs w:val="32"/>
+        </w:rPr>
+        <w:t>Clustering Analysis:</w:t>
+      </w:r>
+    </w:p>
+    <w:p>
+      <w:pPr>
+        <w:bidi w:val="0"/>
+        <w:spacing w:after="0" w:line="360" w:lineRule="auto"/>
+        <w:rPr>
+          <w:rFonts w:ascii="David" w:hAnsi="David" w:cs="David"/>
+        </w:rPr>
+      </w:pPr>
+      <w:r>
+        <w:rPr>
+          <w:rFonts w:ascii="David" w:hAnsi="David" w:cs="David"/>
+        </w:rPr>
+        <w:t>In this project, we evaluated two distinct clustering algorithms to find our driving styles: K-Means and DBSCAN.</w:t>
+      </w:r>
+    </w:p>
+    <w:p>
+      <w:pPr>
+        <w:bidi w:val="0"/>
+        <w:spacing w:after="0" w:line="360" w:lineRule="auto"/>
+        <w:rPr>
+          <w:rFonts w:ascii="David" w:hAnsi="David" w:cs="David"/>
+        </w:rPr>
+      </w:pPr>
+      <w:r>
+        <w:rPr>
+          <w:rFonts w:ascii="David" w:hAnsi="David" w:cs="David"/>
+        </w:rPr>
+        <w:t xml:space="preserve">We first experimented with DBSCAN by tuning its radius (eps) and </w:t>
       </w:r>
       <w:proofErr w:type="spellStart"/>
       <w:r>
         <w:rPr>
           <w:rFonts w:ascii="David" w:hAnsi="David" w:cs="David"/>
         </w:rPr>
-        <w:t>wether</w:t>
+        <w:t>min_samples</w:t>
       </w:r>
       <w:proofErr w:type="spellEnd"/>
       <w:r>
         <w:rPr>
           <w:rFonts w:ascii="David" w:hAnsi="David" w:cs="David"/>
         </w:rPr>
-        <w:t xml:space="preserve"> dimensionality reduction would be </w:t>
+        <w:t xml:space="preserve"> parameters. However, we found that DBSCAN struggled significantly with our dataset. Due to the continuous nature of Formula 1 telemetry, the data points do not form completely isolated, dense pockets. Instead, the data flows continuously. Because of this, DBSCAN either classified a massive portion of the corners as noise (when eps </w:t>
+      </w:r>
+      <w:proofErr w:type="gramStart"/>
+      <w:r>
+        <w:rPr>
+          <w:rFonts w:ascii="David" w:hAnsi="David" w:cs="David"/>
+        </w:rPr>
+        <w:t>was</w:t>
+      </w:r>
+      <w:proofErr w:type="gramEnd"/>
+      <w:r>
+        <w:rPr>
+          <w:rFonts w:ascii="David" w:hAnsi="David" w:cs="David"/>
+        </w:rPr>
+        <w:t xml:space="preserve"> too small) or merged everything into a single giant cluster (when eps </w:t>
+      </w:r>
+      <w:proofErr w:type="gramStart"/>
+      <w:r>
+        <w:rPr>
+          <w:rFonts w:ascii="David" w:hAnsi="David" w:cs="David"/>
+        </w:rPr>
+        <w:t>was</w:t>
+      </w:r>
+      <w:proofErr w:type="gramEnd"/>
+      <w:r>
+        <w:rPr>
+          <w:rFonts w:ascii="David" w:hAnsi="David" w:cs="David"/>
+        </w:rPr>
+        <w:t xml:space="preserve"> too large). Therefore, it was not suitable for our needs.</w:t>
+      </w:r>
+    </w:p>
+    <w:p>
+      <w:pPr>
+        <w:bidi w:val="0"/>
+        <w:spacing w:after="0" w:line="360" w:lineRule="auto"/>
+        <w:rPr>
+          <w:rFonts w:ascii="David" w:hAnsi="David" w:cs="David"/>
+        </w:rPr>
+      </w:pPr>
+      <w:r>
+        <w:rPr>
+          <w:rFonts w:ascii="David" w:hAnsi="David" w:cs="David"/>
+        </w:rPr>
+        <w:t>We then evaluated K-Means, which proved to be highly effective. To determine the optimal number of clusters (k), we utilized two different evaluation metrics: the Silhouette Score, which indicated that k=2 was optimal, and the Elbow Method, which suggested k=4. To balance the mathematical cohesion of the clusters with the practical complexity of different driving styles, we combined these results and selected k=3 as the optimal compromise. K-Means is advantageous here because it actively partitions the continuous space into distinct groups, allowing us to categorize every cornering event.</w:t>
+      </w:r>
+    </w:p>
+    <w:p>
+      <w:pPr>
+        <w:bidi w:val="0"/>
+        <w:spacing w:after="0" w:line="360" w:lineRule="auto"/>
+        <w:rPr>
+          <w:rFonts w:ascii="David" w:hAnsi="David" w:cs="David"/>
+        </w:rPr>
+      </w:pPr>
+      <w:r>
+        <w:rPr>
+          <w:rFonts w:ascii="David" w:hAnsi="David" w:cs="David"/>
+        </w:rPr>
+        <w:t>Ultimately, we developed a two-step K-Means clustering pipeline to reach our final conclusions:</w:t>
+      </w:r>
+    </w:p>
+    <w:p>
+      <w:pPr>
+        <w:numPr>
+          <w:ilvl w:val="0"/>
+          <w:numId w:val="28"/>
+        </w:numPr>
+        <w:bidi w:val="0"/>
+        <w:spacing w:after="0" w:line="360" w:lineRule="auto"/>
+        <w:rPr>
+          <w:rFonts w:ascii="David" w:hAnsi="David" w:cs="David"/>
+        </w:rPr>
+      </w:pPr>
+      <w:r>
+        <w:rPr>
+          <w:rFonts w:ascii="David" w:hAnsi="David" w:cs="David"/>
+          <w:b/>
+          <w:bCs/>
+        </w:rPr>
+        <w:t>Cornering Styles:</w:t>
+      </w:r>
+      <w:r>
+        <w:rPr>
+          <w:rFonts w:ascii="David" w:hAnsi="David" w:cs="David"/>
+        </w:rPr>
+        <w:t xml:space="preserve"> First, we ran K-Means (k=3) on the principal components of the corners to define 3 base "Cornering Styles".</w:t>
+      </w:r>
+    </w:p>
+    <w:p>
+      <w:pPr>
+        <w:numPr>
+          <w:ilvl w:val="0"/>
+          <w:numId w:val="28"/>
+        </w:numPr>
+        <w:bidi w:val="0"/>
+        <w:spacing w:after="0" w:line="360" w:lineRule="auto"/>
+        <w:rPr>
+          <w:rFonts w:ascii="David" w:hAnsi="David" w:cs="David"/>
+        </w:rPr>
+      </w:pPr>
+      <w:r>
+        <w:rPr>
+          <w:rFonts w:ascii="David" w:hAnsi="David" w:cs="David"/>
+          <w:b/>
+          <w:bCs/>
+        </w:rPr>
+        <w:t>Driver Profiles:</w:t>
+      </w:r>
+      <w:r>
+        <w:rPr>
+          <w:rFonts w:ascii="David" w:hAnsi="David" w:cs="David"/>
+        </w:rPr>
+        <w:t xml:space="preserve"> Next, we calculated the percentage distribution of how often each driver used each cornering style, creating a unique "Driver Profile".</w:t>
+      </w:r>
+    </w:p>
+    <w:p>
+      <w:pPr>
+        <w:numPr>
+          <w:ilvl w:val="0"/>
+          <w:numId w:val="28"/>
+        </w:numPr>
+        <w:bidi w:val="0"/>
+        <w:spacing w:after="0" w:line="360" w:lineRule="auto"/>
+        <w:rPr>
+          <w:rFonts w:ascii="David" w:hAnsi="David" w:cs="David"/>
+        </w:rPr>
+      </w:pPr>
+      <w:r>
+        <w:rPr>
+          <w:rFonts w:ascii="David" w:hAnsi="David" w:cs="David"/>
+          <w:b/>
+          <w:bCs/>
+        </w:rPr>
+        <w:t>Driver Clustering:</w:t>
+      </w:r>
+      <w:r>
+        <w:rPr>
+          <w:rFonts w:ascii="David" w:hAnsi="David" w:cs="David"/>
+        </w:rPr>
+        <w:t xml:space="preserve"> Finally, we ran a second K-Means algorithm (also k=3) on these profiles to categorize the drivers themselves into 3 distinct behavioral groups.</w:t>
+      </w:r>
+    </w:p>
+    <w:p>
+      <w:pPr>
+        <w:pBdr>
+          <w:bottom w:val="single" w:sz="6" w:space="1" w:color="auto"/>
+        </w:pBdr>
+        <w:bidi w:val="0"/>
+        <w:spacing w:after="0" w:line="360" w:lineRule="auto"/>
+        <w:rPr>
+          <w:rFonts w:ascii="David" w:hAnsi="David" w:cs="David"/>
+          <w:rtl/>
+        </w:rPr>
+      </w:pPr>
+    </w:p>
+    <w:p>
+      <w:pPr>
+        <w:pBdr>
+          <w:bottom w:val="single" w:sz="6" w:space="1" w:color="auto"/>
+        </w:pBdr>
+        <w:bidi w:val="0"/>
+        <w:spacing w:after="0" w:line="360" w:lineRule="auto"/>
+        <w:rPr>
+          <w:rFonts w:ascii="David" w:hAnsi="David" w:cs="David"/>
+          <w:b/>
+          <w:bCs/>
+          <w:sz w:val="32"/>
+          <w:szCs w:val="32"/>
+        </w:rPr>
+      </w:pPr>
+      <w:r>
+        <w:rPr>
+          <w:rFonts w:ascii="David" w:hAnsi="David" w:cs="David"/>
+          <w:b/>
+          <w:bCs/>
+          <w:sz w:val="32"/>
+          <w:szCs w:val="32"/>
+        </w:rPr>
+        <w:t>4</w:t>
+      </w:r>
+      <w:r>
+        <w:rPr>
+          <w:rFonts w:ascii="David" w:hAnsi="David" w:cs="David"/>
+          <w:b/>
+          <w:bCs/>
+          <w:sz w:val="32"/>
+          <w:szCs w:val="32"/>
+        </w:rPr>
+        <w:tab/>
+        <w:t>Results</w:t>
+      </w:r>
+    </w:p>
+    <w:p>
+      <w:pPr>
+        <w:bidi w:val="0"/>
+        <w:spacing w:after="0" w:line="360" w:lineRule="auto"/>
+        <w:rPr>
+          <w:rFonts w:ascii="David" w:hAnsi="David" w:cs="David"/>
+          <w:rtl/>
+        </w:rPr>
+      </w:pPr>
+    </w:p>
+    <w:p>
+      <w:pPr>
+        <w:bidi w:val="0"/>
+        <w:spacing w:after="0" w:line="360" w:lineRule="auto"/>
+        <w:rPr>
+          <w:rFonts w:ascii="David" w:hAnsi="David" w:cs="David"/>
+        </w:rPr>
+      </w:pPr>
+    </w:p>
+    <w:p>
+      <w:pPr>
+        <w:bidi w:val="0"/>
+        <w:spacing w:after="0" w:line="360" w:lineRule="auto"/>
+        <w:rPr>
+          <w:rFonts w:ascii="David" w:hAnsi="David" w:cs="David"/>
+        </w:rPr>
+      </w:pPr>
+    </w:p>
+    <w:p>
+      <w:pPr>
+        <w:bidi w:val="0"/>
+        <w:spacing w:after="0" w:line="360" w:lineRule="auto"/>
+        <w:rPr>
+          <w:rFonts w:ascii="David" w:hAnsi="David" w:cs="David"/>
+          <w:sz w:val="32"/>
+          <w:szCs w:val="32"/>
+        </w:rPr>
+      </w:pPr>
+      <w:r>
+        <w:rPr>
+          <w:rFonts w:ascii="David" w:hAnsi="David" w:cs="David"/>
+          <w:b/>
+          <w:bCs/>
+          <w:sz w:val="32"/>
+          <w:szCs w:val="32"/>
+        </w:rPr>
+        <w:t>4.2</w:t>
+      </w:r>
+      <w:r>
+        <w:rPr>
+          <w:rFonts w:ascii="David" w:hAnsi="David" w:cs="David"/>
+          <w:b/>
+          <w:bCs/>
+          <w:sz w:val="32"/>
+          <w:szCs w:val="32"/>
+        </w:rPr>
+        <w:t xml:space="preserve">       </w:t>
+      </w:r>
+      <w:r>
+        <w:rPr>
+          <w:rFonts w:ascii="David" w:hAnsi="David" w:cs="David"/>
+          <w:b/>
+          <w:bCs/>
+          <w:sz w:val="32"/>
+          <w:szCs w:val="32"/>
+        </w:rPr>
+        <w:t>Cluster Evaluation</w:t>
+      </w:r>
+      <w:r>
+        <w:rPr>
+          <w:rFonts w:ascii="David" w:hAnsi="David" w:cs="David"/>
+          <w:sz w:val="32"/>
+          <w:szCs w:val="32"/>
+        </w:rPr>
+        <w:t>:</w:t>
+      </w:r>
+    </w:p>
+    <w:p>
+      <w:pPr>
+        <w:bidi w:val="0"/>
+        <w:spacing w:after="0" w:line="360" w:lineRule="auto"/>
+        <w:rPr>
+          <w:rFonts w:ascii="David" w:hAnsi="David" w:cs="David"/>
+        </w:rPr>
+      </w:pPr>
+      <w:r>
+        <w:rPr>
+          <w:rFonts w:ascii="David" w:hAnsi="David" w:cs="David"/>
+        </w:rPr>
+        <w:lastRenderedPageBreak/>
+        <w:t xml:space="preserve">Since our earlier analysis ruled out DBSCAN, our evaluation focused on assessing the quality of our K-Means clusters and, most importantly, measuring the impact of dimensionality reduction on the </w:t>
+      </w:r>
+      <w:proofErr w:type="gramStart"/>
+      <w:r>
+        <w:rPr>
+          <w:rFonts w:ascii="David" w:hAnsi="David" w:cs="David"/>
+        </w:rPr>
+        <w:t>final results</w:t>
+      </w:r>
+      <w:proofErr w:type="gramEnd"/>
+      <w:r>
+        <w:rPr>
+          <w:rFonts w:ascii="David" w:hAnsi="David" w:cs="David"/>
+        </w:rPr>
+        <w:t>.</w:t>
+      </w:r>
+    </w:p>
+    <w:p>
+      <w:pPr>
+        <w:bidi w:val="0"/>
+        <w:spacing w:after="0" w:line="360" w:lineRule="auto"/>
+        <w:rPr>
+          <w:rFonts w:ascii="David" w:hAnsi="David" w:cs="David"/>
+        </w:rPr>
+      </w:pPr>
+      <w:r>
+        <w:rPr>
+          <w:rFonts w:ascii="David" w:hAnsi="David" w:cs="David"/>
+        </w:rPr>
+        <w:t>We evaluated our pipeline by comparing two approaches: clustering directly on the 12 normalized features ("No PCA") versus clustering on the principal components ("PCA First").</w:t>
+      </w:r>
+    </w:p>
+    <w:p>
+      <w:pPr>
+        <w:bidi w:val="0"/>
+        <w:spacing w:after="0" w:line="360" w:lineRule="auto"/>
+        <w:ind w:left="720"/>
+        <w:rPr>
+          <w:rFonts w:ascii="David" w:hAnsi="David" w:cs="David"/>
+        </w:rPr>
+      </w:pPr>
+      <w:r>
+        <w:rPr>
+          <w:rFonts w:ascii="David" w:hAnsi="David" w:cs="David"/>
+          <w:b/>
+          <w:bCs/>
+        </w:rPr>
+        <w:t>Visual and Structural Separation:</w:t>
+      </w:r>
+      <w:r>
+        <w:rPr>
+          <w:rFonts w:ascii="David" w:hAnsi="David" w:cs="David"/>
+        </w:rPr>
+        <w:t xml:space="preserve"> When evaluating the "No PCA" results, the 2D visual projection showed that the clusters were highly overlapping and the boundaries between the driving styles were blurred. The algorithm struggled to separate the data cleanly due to the noise in the high-dimensional space. In contrast, the "PCA First" approach yielded highly definitive, well-separated macro-clusters. By retaining 95% of the variance, PCA successfully filtered out the noise, allowing K-Means to identify much more cohesive and distinct driving behaviors.</w:t>
+      </w:r>
+    </w:p>
+    <w:p>
+      <w:pPr>
+        <w:bidi w:val="0"/>
+        <w:spacing w:after="0" w:line="360" w:lineRule="auto"/>
+        <w:ind w:left="720"/>
+        <w:rPr>
+          <w:rFonts w:ascii="David" w:hAnsi="David" w:cs="David"/>
+        </w:rPr>
+      </w:pPr>
+      <w:r>
+        <w:rPr>
+          <w:rFonts w:ascii="David" w:hAnsi="David" w:cs="David"/>
+          <w:b/>
+          <w:bCs/>
+        </w:rPr>
+        <w:t>Mathematical Evaluation:</w:t>
+      </w:r>
+      <w:r>
+        <w:rPr>
+          <w:rFonts w:ascii="David" w:hAnsi="David" w:cs="David"/>
+        </w:rPr>
+        <w:t xml:space="preserve"> To evaluate the optimal configuration for our clusters, we utilized two metrics. The Silhouette Score indicated that k=2 was optimal, while the Elbow Method suggested k=4. Rather than relying blindly on a single metric, we combined these mathematical results with the real-world context of Formula 1. We concluded that k=3 offered the best compromise, balancing mathematical cohesion with a practical, meaningful division of racing styles.</w:t>
+      </w:r>
+    </w:p>
+    <w:p>
+      <w:pPr>
+        <w:bidi w:val="0"/>
+        <w:spacing w:after="0" w:line="360" w:lineRule="auto"/>
+        <w:rPr>
+          <w:rFonts w:ascii="David" w:hAnsi="David" w:cs="David"/>
+        </w:rPr>
+      </w:pPr>
+      <w:r>
+        <w:rPr>
+          <w:rFonts w:ascii="David" w:hAnsi="David" w:cs="David"/>
+        </w:rPr>
+        <w:t>Ultimately, the evaluation proved that applying PCA before K-Means dramatically improved cluster quality, making it our definitive recommendation for this dataset.</w:t>
+      </w:r>
+    </w:p>
+    <w:p>
+      <w:pPr>
+        <w:bidi w:val="0"/>
+        <w:spacing w:after="0" w:line="360" w:lineRule="auto"/>
+        <w:rPr>
+          <w:rFonts w:ascii="David" w:hAnsi="David" w:cs="David"/>
+          <w:rtl/>
+        </w:rPr>
+      </w:pPr>
+    </w:p>
+    <w:p>
+      <w:pPr>
+        <w:bidi w:val="0"/>
+        <w:spacing w:after="0" w:line="360" w:lineRule="auto"/>
+        <w:rPr>
+          <w:rFonts w:ascii="David" w:hAnsi="David" w:cs="David"/>
+        </w:rPr>
+      </w:pPr>
+    </w:p>
+    <w:p>
+      <w:pPr>
+        <w:bidi w:val="0"/>
+        <w:spacing w:after="0" w:line="360" w:lineRule="auto"/>
+        <w:rPr>
+          <w:rFonts w:ascii="David" w:hAnsi="David" w:cs="David"/>
+        </w:rPr>
+      </w:pPr>
+      <w:r>
+        <w:rPr>
+          <w:noProof/>
+        </w:rPr>
+        <mc:AlternateContent>
+          <mc:Choice Requires="wps">
+            <w:drawing>
+              <wp:anchor distT="0" distB="0" distL="114300" distR="114300" simplePos="0" relativeHeight="251669504" behindDoc="0" locked="0" layoutInCell="1" allowOverlap="1" wp14:anchorId="189FFA2E" wp14:editId="43EF56BA">
+                <wp:simplePos x="0" y="0"/>
+                <wp:positionH relativeFrom="column">
+                  <wp:posOffset>-5916</wp:posOffset>
+                </wp:positionH>
+                <wp:positionV relativeFrom="paragraph">
+                  <wp:posOffset>2059594</wp:posOffset>
+                </wp:positionV>
+                <wp:extent cx="3095625" cy="468630"/>
+                <wp:effectExtent l="0" t="0" r="9525" b="7620"/>
+                <wp:wrapTopAndBottom/>
+                <wp:docPr id="876729921" name="תיבת טקסט 1"/>
+                <wp:cNvGraphicFramePr/>
+                <a:graphic xmlns:a="http://schemas.openxmlformats.org/drawingml/2006/main">
+                  <a:graphicData uri="http://schemas.microsoft.com/office/word/2010/wordprocessingShape">
+                    <wps:wsp>
+                      <wps:cNvSpPr txBox="1"/>
+                      <wps:spPr>
+                        <a:xfrm>
+                          <a:off x="0" y="0"/>
+                          <a:ext cx="3095625" cy="468630"/>
+                        </a:xfrm>
+                        <a:prstGeom prst="rect">
+                          <a:avLst/>
+                        </a:prstGeom>
+                        <a:solidFill>
+                          <a:prstClr val="white"/>
+                        </a:solidFill>
+                        <a:ln>
+                          <a:noFill/>
+                        </a:ln>
+                      </wps:spPr>
+                      <wps:txbx>
+                        <w:txbxContent>
+                          <w:p>
+                            <w:pPr>
+                              <w:pStyle w:val="Caption"/>
+                              <w:bidi w:val="0"/>
+                              <w:rPr>
+                                <w:rFonts w:ascii="David" w:hAnsi="David" w:cs="David"/>
+                                <w:noProof/>
+                              </w:rPr>
+                            </w:pPr>
+                            <w:r>
+                              <w:rPr>
+                                <w:b/>
+                                <w:bCs/>
+                              </w:rPr>
+                              <w:t xml:space="preserve">Figure </w:t>
+                            </w:r>
+                            <w:r>
+                              <w:rPr>
+                                <w:b/>
+                                <w:bCs/>
+                              </w:rPr>
+                              <w:t>4</w:t>
+                            </w:r>
+                            <w:r>
+                              <w:rPr>
+                                <w:b/>
+                                <w:bCs/>
+                              </w:rPr>
+                              <w:t xml:space="preserve">: </w:t>
+                            </w:r>
+                            <w:r>
+                              <w:t>Elbow Method for determining the optimal number of clusters (k), showing a bend at k=4.</w:t>
+                            </w:r>
+                          </w:p>
+                        </w:txbxContent>
+                      </wps:txbx>
+                      <wps:bodyPr rot="0" spcFirstLastPara="0" vertOverflow="overflow" horzOverflow="overflow" vert="horz" wrap="square" lIns="0" tIns="0" rIns="0" bIns="0" numCol="1" spcCol="0" rtlCol="1" fromWordArt="0" anchor="t" anchorCtr="0" forceAA="0" compatLnSpc="1">
+                        <a:prstTxWarp prst="textNoShape">
+                          <a:avLst/>
+                        </a:prstTxWarp>
+                        <a:noAutofit/>
+                      </wps:bodyPr>
+                    </wps:wsp>
+                  </a:graphicData>
+                </a:graphic>
+                <wp14:sizeRelH relativeFrom="margin">
+                  <wp14:pctWidth>0</wp14:pctWidth>
+                </wp14:sizeRelH>
+                <wp14:sizeRelV relativeFrom="margin">
+                  <wp14:pctHeight>0</wp14:pctHeight>
+                </wp14:sizeRelV>
+              </wp:anchor>
+            </w:drawing>
+          </mc:Choice>
+          <mc:Fallback>
+            <w:pict>
+              <v:shape w14:anchorId="189FFA2E" id="_x0000_s1029" type="#_x0000_t202" style="position:absolute;margin-left:-.45pt;margin-top:162.15pt;width:243.75pt;height:36.9pt;z-index:251669504;visibility:visible;mso-wrap-style:square;mso-width-percent:0;mso-height-percent:0;mso-wrap-distance-left:9pt;mso-wrap-distance-top:0;mso-wrap-distance-right:9pt;mso-wrap-distance-bottom:0;mso-position-horizontal:absolute;mso-position-horizontal-relative:text;mso-position-vertical:absolute;mso-position-vertical-relative:text;mso-width-percent:0;mso-height-percent:0;mso-width-relative:margin;mso-height-relative:margin;v-text-anchor:top" o:gfxdata="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" stroked="f">
+                <v:textbox inset="0,0,0,0">
+                  <w:txbxContent>
+                    <w:p>
+                      <w:pPr>
+                        <w:pStyle w:val="Caption"/>
+                        <w:bidi w:val="0"/>
+                        <w:rPr>
+                          <w:rFonts w:ascii="David" w:hAnsi="David" w:cs="David"/>
+                          <w:noProof/>
+                        </w:rPr>
+                      </w:pPr>
+                      <w:r>
+                        <w:rPr>
+                          <w:b/>
+                          <w:bCs/>
+                        </w:rPr>
+                        <w:t xml:space="preserve">Figure </w:t>
+                      </w:r>
+                      <w:r>
+                        <w:rPr>
+                          <w:b/>
+                          <w:bCs/>
+                        </w:rPr>
+                        <w:t>4</w:t>
+                      </w:r>
+                      <w:r>
+                        <w:rPr>
+                          <w:b/>
+                          <w:bCs/>
+                        </w:rPr>
+                        <w:t xml:space="preserve">: </w:t>
+                      </w:r>
+                      <w:r>
+                        <w:t>Elbow Method for determining the optimal number of clusters (k), showing a bend at k=4.</w:t>
+                      </w:r>
+                    </w:p>
+                  </w:txbxContent>
+                </v:textbox>
+                <w10:wrap type="topAndBottom"/>
+              </v:shape>
+            </w:pict>
+          </mc:Fallback>
+        </mc:AlternateContent>
+      </w:r>
+      <w:r>
+        <w:rPr>
+          <w:noProof/>
+        </w:rPr>
+        <mc:AlternateContent>
+          <mc:Choice Requires="wps">
+            <w:drawing>
+              <wp:anchor distT="0" distB="0" distL="114300" distR="114300" simplePos="0" relativeHeight="251671552" behindDoc="0" locked="0" layoutInCell="1" allowOverlap="1" wp14:anchorId="123BDF51" wp14:editId="599EF079">
+                <wp:simplePos x="0" y="0"/>
+                <wp:positionH relativeFrom="column">
+                  <wp:posOffset>3316147</wp:posOffset>
+                </wp:positionH>
+                <wp:positionV relativeFrom="paragraph">
+                  <wp:posOffset>2049137</wp:posOffset>
+                </wp:positionV>
+                <wp:extent cx="3095625" cy="468630"/>
+                <wp:effectExtent l="0" t="0" r="9525" b="7620"/>
+                <wp:wrapTopAndBottom/>
+                <wp:docPr id="1521383718" name="תיבת טקסט 1"/>
+                <wp:cNvGraphicFramePr/>
+                <a:graphic xmlns:a="http://schemas.openxmlformats.org/drawingml/2006/main">
+                  <a:graphicData uri="http://schemas.microsoft.com/office/word/2010/wordprocessingShape">
+                    <wps:wsp>
+                      <wps:cNvSpPr txBox="1"/>
+                      <wps:spPr>
+                        <a:xfrm>
+                          <a:off x="0" y="0"/>
+                          <a:ext cx="3095625" cy="468630"/>
+                        </a:xfrm>
+                        <a:prstGeom prst="rect">
+                          <a:avLst/>
+                        </a:prstGeom>
+                        <a:solidFill>
+                          <a:prstClr val="white"/>
+                        </a:solidFill>
+                        <a:ln>
+                          <a:noFill/>
+                        </a:ln>
+                      </wps:spPr>
+                      <wps:txbx>
+                        <w:txbxContent>
+                          <w:p>
+                            <w:pPr>
+                              <w:pStyle w:val="Caption"/>
+                              <w:bidi w:val="0"/>
+                              <w:rPr>
+                                <w:rFonts w:ascii="David" w:hAnsi="David" w:cs="David"/>
+                                <w:noProof/>
+                              </w:rPr>
+                            </w:pPr>
+                            <w:r>
+                              <w:rPr>
+                                <w:b/>
+                                <w:bCs/>
+                              </w:rPr>
+                              <w:t xml:space="preserve">Figure </w:t>
+                            </w:r>
+                            <w:r>
+                              <w:rPr>
+                                <w:b/>
+                                <w:bCs/>
+                              </w:rPr>
+                              <w:t>5</w:t>
+                            </w:r>
+                            <w:r>
+                              <w:rPr>
+                                <w:b/>
+                                <w:bCs/>
+                              </w:rPr>
+                              <w:t>:</w:t>
+                            </w:r>
+                            <w:r>
+                              <w:t xml:space="preserve"> Silhouette Score evaluation, indicating maximum mathematical cohesion at k=2.</w:t>
+                            </w:r>
+                          </w:p>
+                        </w:txbxContent>
+                      </wps:txbx>
+                      <wps:bodyPr rot="0" spcFirstLastPara="0" vertOverflow="overflow" horzOverflow="overflow" vert="horz" wrap="square" lIns="0" tIns="0" rIns="0" bIns="0" numCol="1" spcCol="0" rtlCol="1" fromWordArt="0" anchor="t" anchorCtr="0" forceAA="0" compatLnSpc="1">
+                        <a:prstTxWarp prst="textNoShape">
+                          <a:avLst/>
+                        </a:prstTxWarp>
+                        <a:noAutofit/>
+                      </wps:bodyPr>
+                    </wps:wsp>
+                  </a:graphicData>
+                </a:graphic>
+                <wp14:sizeRelH relativeFrom="margin">
+                  <wp14:pctWidth>0</wp14:pctWidth>
+                </wp14:sizeRelH>
+                <wp14:sizeRelV relativeFrom="margin">
+                  <wp14:pctHeight>0</wp14:pctHeight>
+                </wp14:sizeRelV>
+              </wp:anchor>
+            </w:drawing>
+          </mc:Choice>
+          <mc:Fallback>
+            <w:pict>
+              <v:shape w14:anchorId="123BDF51" id="_x0000_s1030" type="#_x0000_t202" style="position:absolute;margin-left:261.1pt;margin-top:161.35pt;width:243.75pt;height:36.9pt;z-index:251671552;visibility:visible;mso-wrap-style:square;mso-width-percent:0;mso-height-percent:0;mso-wrap-distance-left:9pt;mso-wrap-distance-top:0;mso-wrap-distance-right:9pt;mso-wrap-distance-bottom:0;mso-position-horizontal:absolute;mso-position-horizontal-relative:text;mso-position-vertical:absolute;mso-position-vertical-relative:text;mso-width-percent:0;mso-height-percent:0;mso-width-relative:margin;mso-height-relative:margin;v-text-anchor:top" o:gfxdata="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" stroked="f">
+                <v:textbox inset="0,0,0,0">
+                  <w:txbxContent>
+                    <w:p>
+                      <w:pPr>
+                        <w:pStyle w:val="Caption"/>
+                        <w:bidi w:val="0"/>
+                        <w:rPr>
+                          <w:rFonts w:ascii="David" w:hAnsi="David" w:cs="David"/>
+                          <w:noProof/>
+                        </w:rPr>
+                      </w:pPr>
+                      <w:r>
+                        <w:rPr>
+                          <w:b/>
+                          <w:bCs/>
+                        </w:rPr>
+                        <w:t xml:space="preserve">Figure </w:t>
+                      </w:r>
+                      <w:r>
+                        <w:rPr>
+                          <w:b/>
+                          <w:bCs/>
+                        </w:rPr>
+                        <w:t>5</w:t>
+                      </w:r>
+                      <w:r>
+                        <w:rPr>
+                          <w:b/>
+                          <w:bCs/>
+                        </w:rPr>
+                        <w:t>:</w:t>
+                      </w:r>
+                      <w:r>
+                        <w:t xml:space="preserve"> Silhouette Score evaluation, indicating maximum mathematical cohesion at k=2.</w:t>
+                      </w:r>
+                    </w:p>
+                  </w:txbxContent>
+                </v:textbox>
+                <w10:wrap type="topAndBottom"/>
+              </v:shape>
+            </w:pict>
+          </mc:Fallback>
+        </mc:AlternateContent>
+      </w:r>
+      <w:r>
+        <w:rPr>
+          <w:rFonts w:ascii="David" w:hAnsi="David" w:cs="David"/>
+          <w:noProof/>
+        </w:rPr>
+        <w:drawing>
+          <wp:inline distT="0" distB="0" distL="0" distR="0" wp14:anchorId="1ADA79C5" wp14:editId="33EF82B9">
+            <wp:extent cx="3155017" cy="1992309"/>
+            <wp:effectExtent l="0" t="0" r="7620" b="8255"/>
+            <wp:docPr id="1177517719" name="תמונה 1"/>
+            <wp:cNvGraphicFramePr>
+              <a:graphicFrameLocks xmlns:a="http://schemas.openxmlformats.org/drawingml/2006/main" noChangeAspect="1"/>
+            </wp:cNvGraphicFramePr>
+            <a:graphic xmlns:a="http://schemas.openxmlformats.org/drawingml/2006/main">
+              <a:graphicData uri="http://schemas.openxmlformats.org/drawingml/2006/picture">
+                <pic:pic xmlns:pic="http://schemas.openxmlformats.org/drawingml/2006/picture">
+                  <pic:nvPicPr>
+                    <pic:cNvPr id="665681480" name=""/>
+                    <pic:cNvPicPr/>
+                  </pic:nvPicPr>
+                  <pic:blipFill>
+                    <a:blip r:embed="rId11"/>
+                    <a:stretch>
+                      <a:fillRect/>
+                    </a:stretch>
+                  </pic:blipFill>
+                  <pic:spPr>
+                    <a:xfrm>
+                      <a:off x="0" y="0"/>
+                      <a:ext cx="3203834" cy="2023136"/>
+                    </a:xfrm>
+                    <a:prstGeom prst="rect">
+                      <a:avLst/>
+                    </a:prstGeom>
+                  </pic:spPr>
+                </pic:pic>
+              </a:graphicData>
+            </a:graphic>
+          </wp:inline>
+        </w:drawing>
+      </w:r>
+      <w:r>
+        <w:rPr>
+          <w:rFonts w:ascii="David" w:hAnsi="David" w:cs="David"/>
+          <w:b/>
+          <w:bCs/>
+          <w:noProof/>
+          <w:sz w:val="32"/>
+          <w:szCs w:val="32"/>
+        </w:rPr>
+        <w:drawing>
+          <wp:inline distT="0" distB="0" distL="0" distR="0" wp14:anchorId="718CD831" wp14:editId="3F924458">
+            <wp:extent cx="3107903" cy="1990471"/>
+            <wp:effectExtent l="0" t="0" r="0" b="0"/>
+            <wp:docPr id="621058057" name="תמונה 1"/>
+            <wp:cNvGraphicFramePr>
+              <a:graphicFrameLocks xmlns:a="http://schemas.openxmlformats.org/drawingml/2006/main" noChangeAspect="1"/>
+            </wp:cNvGraphicFramePr>
+            <a:graphic xmlns:a="http://schemas.openxmlformats.org/drawingml/2006/main">
+              <a:graphicData uri="http://schemas.openxmlformats.org/drawingml/2006/picture">
+                <pic:pic xmlns:pic="http://schemas.openxmlformats.org/drawingml/2006/picture">
+                  <pic:nvPicPr>
+                    <pic:cNvPr id="1584268050" name=""/>
+                    <pic:cNvPicPr/>
+                  </pic:nvPicPr>
+                  <pic:blipFill>
+                    <a:blip r:embed="rId12"/>
+                    <a:stretch>
+                      <a:fillRect/>
+                    </a:stretch>
+                  </pic:blipFill>
+                  <pic:spPr>
+                    <a:xfrm>
+                      <a:off x="0" y="0"/>
+                      <a:ext cx="3131029" cy="2005282"/>
+                    </a:xfrm>
+                    <a:prstGeom prst="rect">
+                      <a:avLst/>
+                    </a:prstGeom>
+                  </pic:spPr>
+                </pic:pic>
+              </a:graphicData>
+            </a:graphic>
+          </wp:inline>
+        </w:drawing>
+      </w:r>
+    </w:p>
+    <w:p>
+      <w:pPr>
+        <w:bidi w:val="0"/>
+        <w:spacing w:after="0" w:line="360" w:lineRule="auto"/>
+        <w:rPr>
+          <w:rFonts w:ascii="David" w:hAnsi="David" w:cs="David"/>
+        </w:rPr>
+      </w:pPr>
+    </w:p>
+    <w:p>
+      <w:pPr>
+        <w:bidi w:val="0"/>
+        <w:spacing w:after="0" w:line="360" w:lineRule="auto"/>
+        <w:rPr>
+          <w:rFonts w:ascii="David" w:hAnsi="David" w:cs="David"/>
+        </w:rPr>
+      </w:pPr>
+    </w:p>
+    <w:p>
+      <w:pPr>
+        <w:bidi w:val="0"/>
+        <w:spacing w:after="0" w:line="360" w:lineRule="auto"/>
+        <w:rPr>
+          <w:rFonts w:ascii="David" w:hAnsi="David" w:cs="David"/>
+          <w:sz w:val="32"/>
+          <w:szCs w:val="32"/>
+        </w:rPr>
+      </w:pPr>
+      <w:r>
+        <w:rPr>
+          <w:rFonts w:ascii="David" w:hAnsi="David" w:cs="David"/>
+          <w:b/>
+          <w:bCs/>
+          <w:sz w:val="32"/>
+          <w:szCs w:val="32"/>
+        </w:rPr>
+        <w:t>4.3</w:t>
+      </w:r>
+      <w:r>
+        <w:rPr>
+          <w:rFonts w:ascii="David" w:hAnsi="David" w:cs="David"/>
+          <w:b/>
+          <w:bCs/>
+          <w:sz w:val="32"/>
+          <w:szCs w:val="32"/>
+        </w:rPr>
+        <w:t xml:space="preserve">       </w:t>
+      </w:r>
+      <w:r>
+        <w:rPr>
+          <w:rFonts w:ascii="David" w:hAnsi="David" w:cs="David"/>
+          <w:b/>
+          <w:bCs/>
+          <w:sz w:val="32"/>
+          <w:szCs w:val="32"/>
+        </w:rPr>
+        <w:t xml:space="preserve">Cluster </w:t>
+      </w:r>
+      <w:r>
+        <w:rPr>
+          <w:rFonts w:ascii="David" w:hAnsi="David" w:cs="David"/>
+          <w:b/>
+          <w:bCs/>
+          <w:sz w:val="32"/>
+          <w:szCs w:val="32"/>
+        </w:rPr>
+        <w:t>Interpretation:</w:t>
+      </w:r>
+    </w:p>
+    <w:p>
+      <w:pPr>
+        <w:bidi w:val="0"/>
+        <w:spacing w:after="0" w:line="360" w:lineRule="auto"/>
+        <w:rPr>
+          <w:rFonts w:ascii="David" w:hAnsi="David" w:cs="David"/>
+        </w:rPr>
+      </w:pPr>
+      <w:r>
+        <w:rPr>
+          <w:rFonts w:ascii="David" w:hAnsi="David" w:cs="David"/>
+        </w:rPr>
+        <w:t>After clustering the driver profiles into three distinct groups, we analyzed the underlying telemetry features to interpret what each cluster represents in the real world. We successfully identified three distinct driving styles, visually mapped by color in our final plots:</w:t>
+      </w:r>
+    </w:p>
+    <w:p>
+      <w:pPr>
+        <w:bidi w:val="0"/>
+        <w:spacing w:after="0" w:line="360" w:lineRule="auto"/>
+        <w:ind w:left="720"/>
+        <w:rPr>
+          <w:rFonts w:ascii="David" w:hAnsi="David" w:cs="David"/>
+        </w:rPr>
+      </w:pPr>
+      <w:r>
+        <w:rPr>
+          <w:rFonts w:ascii="David" w:hAnsi="David" w:cs="David"/>
+          <w:b/>
+          <w:bCs/>
+        </w:rPr>
+        <w:t>The Aggressive Style (Red Cluster):</w:t>
+      </w:r>
+      <w:r>
+        <w:rPr>
+          <w:rFonts w:ascii="David" w:hAnsi="David" w:cs="David"/>
+        </w:rPr>
+        <w:t xml:space="preserve"> Drivers in this cluster push the car to its limits. They are characterized by significantly higher entry and exit speeds, massive speed drops, and very late, harsh braking. They spend a large percentage of the corner applying heavy throttle to accelerate out as quickly as possible.</w:t>
+      </w:r>
+    </w:p>
+    <w:p>
+      <w:pPr>
+        <w:bidi w:val="0"/>
+        <w:spacing w:after="0" w:line="360" w:lineRule="auto"/>
+        <w:ind w:left="720"/>
+        <w:rPr>
+          <w:rFonts w:ascii="David" w:hAnsi="David" w:cs="David"/>
+        </w:rPr>
+      </w:pPr>
+      <w:r>
+        <w:rPr>
+          <w:rFonts w:ascii="David" w:hAnsi="David" w:cs="David"/>
+          <w:b/>
+          <w:bCs/>
+        </w:rPr>
+        <w:t>The Careful / Conservative Style (Green Cluster):</w:t>
+      </w:r>
+      <w:r>
+        <w:rPr>
+          <w:rFonts w:ascii="David" w:hAnsi="David" w:cs="David"/>
+        </w:rPr>
+        <w:t xml:space="preserve"> This cluster represents drivers who prioritize stability and smoothness. They tend to have lower entry speeds, brake earlier and for a longer </w:t>
+      </w:r>
+      <w:r>
+        <w:rPr>
+          <w:rFonts w:ascii="David" w:hAnsi="David" w:cs="David"/>
+        </w:rPr>
+        <w:lastRenderedPageBreak/>
+        <w:t>duration, and apply the throttle more gradually. Their speed drops are less extreme, indicating a smoother cornering momentum.</w:t>
+      </w:r>
+    </w:p>
+    <w:p>
+      <w:pPr>
+        <w:bidi w:val="0"/>
+        <w:spacing w:after="0" w:line="360" w:lineRule="auto"/>
+        <w:ind w:left="720"/>
+        <w:rPr>
+          <w:rFonts w:ascii="David" w:hAnsi="David" w:cs="David"/>
+        </w:rPr>
+      </w:pPr>
+      <w:r>
+        <w:rPr>
+          <w:rFonts w:ascii="David" w:hAnsi="David" w:cs="David"/>
+          <w:b/>
+          <w:bCs/>
+        </w:rPr>
+        <w:t>The Balanced Style (Blue Cluster):</w:t>
+      </w:r>
+      <w:r>
+        <w:rPr>
+          <w:rFonts w:ascii="David" w:hAnsi="David" w:cs="David"/>
+        </w:rPr>
+        <w:t xml:space="preserve"> As the name suggests, drivers in this blue cluster sit right in the middle. They adapt their driving style depending on the specific track or corner, balancing the harsh inputs of the </w:t>
       </w:r>
       <w:proofErr w:type="spellStart"/>
       <w:r>
         <w:rPr>
           <w:rFonts w:ascii="David" w:hAnsi="David" w:cs="David"/>
         </w:rPr>
-        <w:t>benificial</w:t>
+        <w:t>agressive</w:t>
       </w:r>
       <w:proofErr w:type="spellEnd"/>
       <w:r>
         <w:rPr>
           <w:rFonts w:ascii="David" w:hAnsi="David" w:cs="David"/>
         </w:rPr>
-        <w:t xml:space="preserve"> for our dataset, we performed the process of clustering with K-means and DBSCAN both on the data itself and on a dimensionality-reduced version of it</w:t>
-      </w:r>
-      <w:r>
-        <w:rPr>
-          <w:rFonts w:ascii="David" w:hAnsi="David" w:cs="David"/>
-        </w:rPr>
-        <w:t xml:space="preserve"> using PCA</w:t>
-      </w:r>
-      <w:r>
-        <w:rPr>
-          <w:rFonts w:ascii="David" w:hAnsi="David" w:cs="David"/>
-        </w:rPr>
-        <w:t>.</w:t>
-      </w:r>
-    </w:p>
-    <w:p>
-      <w:pPr>
-        <w:bidi w:val="0"/>
-        <w:spacing w:after="0" w:line="360" w:lineRule="auto"/>
-        <w:rPr>
-          <w:rFonts w:ascii="David" w:hAnsi="David" w:cs="David"/>
-        </w:rPr>
-      </w:pPr>
-      <w:r>
-        <w:rPr>
-          <w:rFonts w:ascii="David" w:hAnsi="David" w:cs="David"/>
-        </w:rPr>
-        <w:t>After the process, we reached a conclusion that the application of dimensionality reduction using PCA helped us reach better conclusions.</w:t>
-      </w:r>
+        <w:t xml:space="preserve"> drivers with the smooth momentum of the careful drivers.</w:t>
+      </w:r>
+    </w:p>
+    <w:p>
+      <w:pPr>
+        <w:pBdr>
+          <w:bottom w:val="single" w:sz="6" w:space="1" w:color="auto"/>
+        </w:pBdr>
+        <w:bidi w:val="0"/>
+        <w:spacing w:after="0" w:line="360" w:lineRule="auto"/>
+        <w:jc w:val="center"/>
+        <w:rPr>
+          <w:rFonts w:ascii="David" w:hAnsi="David" w:cs="David"/>
+        </w:rPr>
+      </w:pPr>
+      <w:r>
+        <w:rPr>
+          <w:noProof/>
+        </w:rPr>
+        <mc:AlternateContent>
+          <mc:Choice Requires="wps">
+            <w:drawing>
+              <wp:anchor distT="0" distB="0" distL="114300" distR="114300" simplePos="0" relativeHeight="251673600" behindDoc="0" locked="0" layoutInCell="1" allowOverlap="1" wp14:anchorId="26B81745" wp14:editId="56AFF4FA">
+                <wp:simplePos x="0" y="0"/>
+                <wp:positionH relativeFrom="column">
+                  <wp:posOffset>832925</wp:posOffset>
+                </wp:positionH>
+                <wp:positionV relativeFrom="paragraph">
+                  <wp:posOffset>2035517</wp:posOffset>
+                </wp:positionV>
+                <wp:extent cx="5254625" cy="635"/>
+                <wp:effectExtent l="0" t="0" r="3175" b="0"/>
+                <wp:wrapTopAndBottom/>
+                <wp:docPr id="2045436312" name="תיבת טקסט 1"/>
+                <wp:cNvGraphicFramePr/>
+                <a:graphic xmlns:a="http://schemas.openxmlformats.org/drawingml/2006/main">
+                  <a:graphicData uri="http://schemas.microsoft.com/office/word/2010/wordprocessingShape">
+                    <wps:wsp>
+                      <wps:cNvSpPr txBox="1"/>
+                      <wps:spPr>
+                        <a:xfrm>
+                          <a:off x="0" y="0"/>
+                          <a:ext cx="5254625" cy="635"/>
+                        </a:xfrm>
+                        <a:prstGeom prst="rect">
+                          <a:avLst/>
+                        </a:prstGeom>
+                        <a:solidFill>
+                          <a:prstClr val="white"/>
+                        </a:solidFill>
+                        <a:ln>
+                          <a:noFill/>
+                        </a:ln>
+                      </wps:spPr>
+                      <wps:txbx>
+                        <w:txbxContent>
+                          <w:p>
+                            <w:pPr>
+                              <w:pStyle w:val="Caption"/>
+                              <w:bidi w:val="0"/>
+                              <w:rPr>
+                                <w:rFonts w:ascii="David" w:hAnsi="David" w:cs="David"/>
+                                <w:noProof/>
+                              </w:rPr>
+                            </w:pPr>
+                            <w:r>
+                              <w:rPr>
+                                <w:b/>
+                                <w:bCs/>
+                              </w:rPr>
+                              <w:t xml:space="preserve">Figure </w:t>
+                            </w:r>
+                            <w:r>
+                              <w:rPr>
+                                <w:b/>
+                                <w:bCs/>
+                              </w:rPr>
+                              <w:t>6</w:t>
+                            </w:r>
+                            <w:r>
+                              <w:rPr>
+                                <w:b/>
+                                <w:bCs/>
+                              </w:rPr>
+                              <w:t>:</w:t>
+                            </w:r>
+                            <w:r>
+                              <w:t xml:space="preserve"> K-Means feature means per cluster (Z-scores), clearly illustrating the distinct driving styles: Aggressive (Cluster 1, Red), Careful (Cluster 0, Green), and Balanced (Cluster 2, Blue).</w:t>
+                            </w:r>
+                          </w:p>
+                        </w:txbxContent>
+                      </wps:txbx>
+                      <wps:bodyPr rot="0" spcFirstLastPara="0" vertOverflow="overflow" horzOverflow="overflow" vert="horz" wrap="square" lIns="0" tIns="0" rIns="0" bIns="0" numCol="1" spcCol="0" rtlCol="1" fromWordArt="0" anchor="t" anchorCtr="0" forceAA="0" compatLnSpc="1">
+                        <a:prstTxWarp prst="textNoShape">
+                          <a:avLst/>
+                        </a:prstTxWarp>
+                        <a:spAutoFit/>
+                      </wps:bodyPr>
+                    </wps:wsp>
+                  </a:graphicData>
+                </a:graphic>
+                <wp14:sizeRelH relativeFrom="margin">
+                  <wp14:pctWidth>0</wp14:pctWidth>
+                </wp14:sizeRelH>
+              </wp:anchor>
+            </w:drawing>
+          </mc:Choice>
+          <mc:Fallback>
+            <w:pict>
+              <v:shape w14:anchorId="26B81745" id="_x0000_s1031" type="#_x0000_t202" style="position:absolute;left:0;text-align:left;margin-left:65.6pt;margin-top:160.3pt;width:413.75pt;height:.05pt;z-index:251673600;visibility:visible;mso-wrap-style:square;mso-width-percent:0;mso-wrap-distance-left:9pt;mso-wrap-distance-top:0;mso-wrap-distance-right:9pt;mso-wrap-distance-bottom:0;mso-position-horizontal:absolute;mso-position-horizontal-relative:text;mso-position-vertical:absolute;mso-position-vertical-relative:text;mso-width-percent:0;mso-width-relative:margin;v-text-anchor:top" o:gfxdata="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" stroked="f">
+                <v:textbox style="mso-fit-shape-to-text:t" inset="0,0,0,0">
+                  <w:txbxContent>
+                    <w:p>
+                      <w:pPr>
+                        <w:pStyle w:val="Caption"/>
+                        <w:bidi w:val="0"/>
+                        <w:rPr>
+                          <w:rFonts w:ascii="David" w:hAnsi="David" w:cs="David"/>
+                          <w:noProof/>
+                        </w:rPr>
+                      </w:pPr>
+                      <w:r>
+                        <w:rPr>
+                          <w:b/>
+                          <w:bCs/>
+                        </w:rPr>
+                        <w:t xml:space="preserve">Figure </w:t>
+                      </w:r>
+                      <w:r>
+                        <w:rPr>
+                          <w:b/>
+                          <w:bCs/>
+                        </w:rPr>
+                        <w:t>6</w:t>
+                      </w:r>
+                      <w:r>
+                        <w:rPr>
+                          <w:b/>
+                          <w:bCs/>
+                        </w:rPr>
+                        <w:t>:</w:t>
+                      </w:r>
+                      <w:r>
+                        <w:t xml:space="preserve"> K-Means feature means per cluster (Z-scores), clearly illustrating the distinct driving styles: Aggressive (Cluster 1, Red), Careful (Cluster 0, Green), and Balanced (Cluster 2, Blue).</w:t>
+                      </w:r>
+                    </w:p>
+                  </w:txbxContent>
+                </v:textbox>
+                <w10:wrap type="topAndBottom"/>
+              </v:shape>
+            </w:pict>
+          </mc:Fallback>
+        </mc:AlternateContent>
+      </w:r>
+      <w:r>
+        <w:rPr>
+          <w:rFonts w:ascii="David" w:hAnsi="David" w:cs="David"/>
+          <w:noProof/>
+        </w:rPr>
+        <w:drawing>
+          <wp:inline distT="0" distB="0" distL="0" distR="0" wp14:anchorId="157FD800" wp14:editId="1C8B914C">
+            <wp:extent cx="4958862" cy="1955873"/>
+            <wp:effectExtent l="0" t="0" r="0" b="6350"/>
+            <wp:docPr id="660883606" name="תמונה 1"/>
+            <wp:cNvGraphicFramePr>
+              <a:graphicFrameLocks xmlns:a="http://schemas.openxmlformats.org/drawingml/2006/main" noChangeAspect="1"/>
+            </wp:cNvGraphicFramePr>
+            <a:graphic xmlns:a="http://schemas.openxmlformats.org/drawingml/2006/main">
+              <a:graphicData uri="http://schemas.openxmlformats.org/drawingml/2006/picture">
+                <pic:pic xmlns:pic="http://schemas.openxmlformats.org/drawingml/2006/picture">
+                  <pic:nvPicPr>
+                    <pic:cNvPr id="660883606" name=""/>
+                    <pic:cNvPicPr/>
+                  </pic:nvPicPr>
+                  <pic:blipFill>
+                    <a:blip r:embed="rId13"/>
+                    <a:stretch>
+                      <a:fillRect/>
+                    </a:stretch>
+                  </pic:blipFill>
+                  <pic:spPr>
+                    <a:xfrm>
+                      <a:off x="0" y="0"/>
+                      <a:ext cx="4995160" cy="1970190"/>
+                    </a:xfrm>
+                    <a:prstGeom prst="rect">
+                      <a:avLst/>
+                    </a:prstGeom>
+                  </pic:spPr>
+                </pic:pic>
+              </a:graphicData>
+            </a:graphic>
+          </wp:inline>
+        </w:drawing>
+      </w:r>
+    </w:p>
+    <w:p>
+      <w:pPr>
+        <w:pBdr>
+          <w:bottom w:val="single" w:sz="6" w:space="1" w:color="auto"/>
+        </w:pBdr>
+        <w:bidi w:val="0"/>
+        <w:spacing w:after="0" w:line="360" w:lineRule="auto"/>
+        <w:rPr>
+          <w:rFonts w:ascii="David" w:hAnsi="David" w:cs="David"/>
+        </w:rPr>
+      </w:pPr>
+    </w:p>
+    <w:p>
+      <w:pPr>
+        <w:pBdr>
+          <w:bottom w:val="single" w:sz="6" w:space="1" w:color="auto"/>
+        </w:pBdr>
+        <w:bidi w:val="0"/>
+        <w:spacing w:after="0" w:line="360" w:lineRule="auto"/>
+        <w:rPr>
+          <w:rFonts w:ascii="David" w:hAnsi="David" w:cs="David"/>
+        </w:rPr>
+      </w:pPr>
+      <w:r>
+        <w:rPr>
+          <w:rFonts w:ascii="David" w:hAnsi="David" w:cs="David"/>
+          <w:b/>
+          <w:bCs/>
+          <w:sz w:val="32"/>
+          <w:szCs w:val="32"/>
+        </w:rPr>
+        <w:t>5</w:t>
+      </w:r>
+      <w:r>
+        <w:rPr>
+          <w:rFonts w:ascii="David" w:hAnsi="David" w:cs="David"/>
+          <w:b/>
+          <w:bCs/>
+          <w:sz w:val="32"/>
+          <w:szCs w:val="32"/>
+        </w:rPr>
+        <w:t xml:space="preserve">      </w:t>
+      </w:r>
+      <w:r>
+        <w:rPr>
+          <w:rFonts w:ascii="David" w:hAnsi="David" w:cs="David"/>
+          <w:b/>
+          <w:bCs/>
+          <w:sz w:val="32"/>
+          <w:szCs w:val="32"/>
+        </w:rPr>
+        <w:t>Conclusions and Discussion:</w:t>
+      </w:r>
+    </w:p>
+    <w:p>
+      <w:pPr>
+        <w:bidi w:val="0"/>
+        <w:spacing w:after="0" w:line="360" w:lineRule="auto"/>
+        <w:rPr>
+          <w:rFonts w:ascii="David" w:hAnsi="David" w:cs="David"/>
+        </w:rPr>
+      </w:pPr>
+    </w:p>
+    <w:p>
+      <w:pPr>
+        <w:bidi w:val="0"/>
+        <w:spacing w:after="0" w:line="360" w:lineRule="auto"/>
+        <w:rPr>
+          <w:rFonts w:ascii="David" w:hAnsi="David" w:cs="David"/>
+        </w:rPr>
+      </w:pPr>
+      <w:r>
+        <w:rPr>
+          <w:rFonts w:ascii="David" w:hAnsi="David" w:cs="David"/>
+        </w:rPr>
+        <w:t>Returning to our original project question, we can confidently conclude that Formula 1 drivers indeed possess distinct, mathematically quantifiable driving styles. The clustering process successfully revealed three main profiles (aggressive, balanced, and careful). These findings strongly support our initial hypothesis that raw telemetry data alone is sufficient to uncover personal driving behaviors. Furthermore, our analysis debunked the "car decides the result" myth, as we observed teammates driving identical cars falling into entirely different driving style clusters.</w:t>
+      </w:r>
+    </w:p>
+    <w:p>
+      <w:pPr>
+        <w:bidi w:val="0"/>
+        <w:spacing w:after="0" w:line="360" w:lineRule="auto"/>
+        <w:rPr>
+          <w:rFonts w:ascii="David" w:hAnsi="David" w:cs="David"/>
+        </w:rPr>
+      </w:pPr>
+      <w:r>
+        <w:rPr>
+          <w:rFonts w:ascii="David" w:hAnsi="David" w:cs="David"/>
+        </w:rPr>
+        <w:t>One of the most fascinating insights we learned from the clustering relates to race performance. We found a clear correlation between driving style and success: the more aggressive the driver, the better their expected average standing. Visually, as a driver's profile is positioned further to the right on our PCA cluster graph (indicating higher aggressiveness), their final race results tend to be more successful.</w:t>
+      </w:r>
+    </w:p>
+    <w:p>
+      <w:pPr>
+        <w:bidi w:val="0"/>
+        <w:spacing w:after="0" w:line="360" w:lineRule="auto"/>
+        <w:rPr>
+          <w:rFonts w:ascii="David" w:hAnsi="David" w:cs="David"/>
+        </w:rPr>
+      </w:pPr>
+      <w:r>
+        <w:rPr>
+          <w:rFonts w:ascii="David" w:hAnsi="David" w:cs="David"/>
+        </w:rPr>
+        <w:t>Limitations: Our analysis is primarily limited by the data structure. The OpenF1 API data has missing values and gaps (such as sensor blackouts between the start and end of laps). Furthermore, the 3.7Hz sampling rate means we lose a few meters of crucial tracking data every second. Additionally, our dataset was limited to the fastest qualifying laps from four tracks, which might not fully capture a driver's behavior during actual race conditions (e.g., fighting for position or tire degradation).</w:t>
+      </w:r>
+    </w:p>
+    <w:p>
+      <w:pPr>
+        <w:bidi w:val="0"/>
+        <w:spacing w:after="0" w:line="360" w:lineRule="auto"/>
+        <w:rPr>
+          <w:rFonts w:ascii="David" w:hAnsi="David" w:cs="David"/>
+        </w:rPr>
+      </w:pPr>
+      <w:r>
+        <w:rPr>
+          <w:rFonts w:ascii="David" w:hAnsi="David" w:cs="David"/>
+        </w:rPr>
+        <w:t>Future Directions: For future research, we could expand the dataset to include full race telemetry rather than just qualifying laps. It would also be highly interesting to analyze how a driver's style shifts under different weather conditions (wet vs. dry tracks) or as their tire compounds degrade over a longer stint.</w:t>
+      </w:r>
+    </w:p>
+    <w:p>
+      <w:pPr>
+        <w:bidi w:val="0"/>
+        <w:spacing w:after="0" w:line="360" w:lineRule="auto"/>
+        <w:rPr>
+          <w:rFonts w:ascii="David" w:hAnsi="David" w:cs="David"/>
+        </w:rPr>
+      </w:pPr>
+      <w:r>
+        <w:rPr>
+          <w:noProof/>
+        </w:rPr>
+        <w:lastRenderedPageBreak/>
+        <mc:AlternateContent>
+          <mc:Choice Requires="wps">
+            <w:drawing>
+              <wp:anchor distT="0" distB="0" distL="114300" distR="114300" simplePos="0" relativeHeight="251677696" behindDoc="0" locked="0" layoutInCell="1" allowOverlap="1" wp14:anchorId="5F229A9F" wp14:editId="1E35A694">
+                <wp:simplePos x="0" y="0"/>
+                <wp:positionH relativeFrom="column">
+                  <wp:posOffset>1427626</wp:posOffset>
+                </wp:positionH>
+                <wp:positionV relativeFrom="paragraph">
+                  <wp:posOffset>2813050</wp:posOffset>
+                </wp:positionV>
+                <wp:extent cx="3095625" cy="604520"/>
+                <wp:effectExtent l="0" t="0" r="9525" b="5080"/>
+                <wp:wrapTopAndBottom/>
+                <wp:docPr id="1817969399" name="תיבת טקסט 1"/>
+                <wp:cNvGraphicFramePr/>
+                <a:graphic xmlns:a="http://schemas.openxmlformats.org/drawingml/2006/main">
+                  <a:graphicData uri="http://schemas.microsoft.com/office/word/2010/wordprocessingShape">
+                    <wps:wsp>
+                      <wps:cNvSpPr txBox="1"/>
+                      <wps:spPr>
+                        <a:xfrm>
+                          <a:off x="0" y="0"/>
+                          <a:ext cx="3095625" cy="604520"/>
+                        </a:xfrm>
+                        <a:prstGeom prst="rect">
+                          <a:avLst/>
+                        </a:prstGeom>
+                        <a:solidFill>
+                          <a:prstClr val="white"/>
+                        </a:solidFill>
+                        <a:ln>
+                          <a:noFill/>
+                        </a:ln>
+                      </wps:spPr>
+                      <wps:txbx>
+                        <w:txbxContent>
+                          <w:p>
+                            <w:pPr>
+                              <w:pStyle w:val="Caption"/>
+                            </w:pPr>
+                            <w:r>
+                              <w:rPr>
+                                <w:b/>
+                                <w:bCs/>
+                              </w:rPr>
+                              <w:t xml:space="preserve">Figure </w:t>
+                            </w:r>
+                            <w:r>
+                              <w:rPr>
+                                <w:b/>
+                                <w:bCs/>
+                              </w:rPr>
+                              <w:t>7</w:t>
+                            </w:r>
+                            <w:r>
+                              <w:rPr>
+                                <w:b/>
+                                <w:bCs/>
+                              </w:rPr>
+                              <w:t>:</w:t>
+                            </w:r>
+                            <w:r>
+                              <w:t xml:space="preserve"> Driving Style Distribution by Team. A breakdown of cluster assignments per constructor, revealing whether teams employ drivers with similar or contrasting driving styles</w:t>
+                            </w:r>
+                          </w:p>
+                          <w:p>
+                            <w:pPr>
+                              <w:pStyle w:val="Caption"/>
+                              <w:bidi w:val="0"/>
+                              <w:rPr>
+                                <w:rFonts w:ascii="David" w:hAnsi="David" w:cs="David"/>
+                                <w:noProof/>
+                              </w:rPr>
+                            </w:pPr>
+                          </w:p>
+                        </w:txbxContent>
+                      </wps:txbx>
+                      <wps:bodyPr rot="0" spcFirstLastPara="0" vertOverflow="overflow" horzOverflow="overflow" vert="horz" wrap="square" lIns="0" tIns="0" rIns="0" bIns="0" numCol="1" spcCol="0" rtlCol="1" fromWordArt="0" anchor="t" anchorCtr="0" forceAA="0" compatLnSpc="1">
+                        <a:prstTxWarp prst="textNoShape">
+                          <a:avLst/>
+                        </a:prstTxWarp>
+                        <a:noAutofit/>
+                      </wps:bodyPr>
+                    </wps:wsp>
+                  </a:graphicData>
+                </a:graphic>
+                <wp14:sizeRelH relativeFrom="margin">
+                  <wp14:pctWidth>0</wp14:pctWidth>
+                </wp14:sizeRelH>
+                <wp14:sizeRelV relativeFrom="margin">
+                  <wp14:pctHeight>0</wp14:pctHeight>
+                </wp14:sizeRelV>
+              </wp:anchor>
+            </w:drawing>
+          </mc:Choice>
+          <mc:Fallback>
+            <w:pict>
+              <v:shape w14:anchorId="5F229A9F" id="_x0000_s1032" type="#_x0000_t202" style="position:absolute;margin-left:112.4pt;margin-top:221.5pt;width:243.75pt;height:47.6pt;z-index:251677696;visibility:visible;mso-wrap-style:square;mso-width-percent:0;mso-height-percent:0;mso-wrap-distance-left:9pt;mso-wrap-distance-top:0;mso-wrap-distance-right:9pt;mso-wrap-distance-bottom:0;mso-position-horizontal:absolute;mso-position-horizontal-relative:text;mso-position-vertical:absolute;mso-position-vertical-relative:text;mso-width-percent:0;mso-height-percent:0;mso-width-relative:margin;mso-height-relative:margin;v-text-anchor:top" o:gfxdata="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" stroked="f">
+                <v:textbox inset="0,0,0,0">
+                  <w:txbxContent>
+                    <w:p>
+                      <w:pPr>
+                        <w:pStyle w:val="Caption"/>
+                      </w:pPr>
+                      <w:r>
+                        <w:rPr>
+                          <w:b/>
+                          <w:bCs/>
+                        </w:rPr>
+                        <w:t xml:space="preserve">Figure </w:t>
+                      </w:r>
+                      <w:r>
+                        <w:rPr>
+                          <w:b/>
+                          <w:bCs/>
+                        </w:rPr>
+                        <w:t>7</w:t>
+                      </w:r>
+                      <w:r>
+                        <w:rPr>
+                          <w:b/>
+                          <w:bCs/>
+                        </w:rPr>
+                        <w:t>:</w:t>
+                      </w:r>
+                      <w:r>
+                        <w:t xml:space="preserve"> Driving Style Distribution by Team. A breakdown of cluster assignments per constructor, revealing whether teams employ drivers with similar or contrasting driving styles</w:t>
+                      </w:r>
+                    </w:p>
+                    <w:p>
+                      <w:pPr>
+                        <w:pStyle w:val="Caption"/>
+                        <w:bidi w:val="0"/>
+                        <w:rPr>
+                          <w:rFonts w:ascii="David" w:hAnsi="David" w:cs="David"/>
+                          <w:noProof/>
+                        </w:rPr>
+                      </w:pPr>
+                    </w:p>
+                  </w:txbxContent>
+                </v:textbox>
+                <w10:wrap type="topAndBottom"/>
+              </v:shape>
+            </w:pict>
+          </mc:Fallback>
+        </mc:AlternateContent>
+      </w:r>
+      <w:r>
+        <w:rPr>
+          <w:rFonts w:ascii="David" w:hAnsi="David" w:cs="David"/>
+          <w:noProof/>
+        </w:rPr>
+        <w:drawing>
+          <wp:inline distT="0" distB="0" distL="0" distR="0" wp14:anchorId="1C31C334" wp14:editId="3C1A6FD1">
+            <wp:extent cx="5448580" cy="2673487"/>
+            <wp:effectExtent l="0" t="0" r="0" b="0"/>
+            <wp:docPr id="2097774864" name="תמונה 1"/>
+            <wp:cNvGraphicFramePr>
+              <a:graphicFrameLocks xmlns:a="http://schemas.openxmlformats.org/drawingml/2006/main" noChangeAspect="1"/>
+            </wp:cNvGraphicFramePr>
+            <a:graphic xmlns:a="http://schemas.openxmlformats.org/drawingml/2006/main">
+              <a:graphicData uri="http://schemas.openxmlformats.org/drawingml/2006/picture">
+                <pic:pic xmlns:pic="http://schemas.openxmlformats.org/drawingml/2006/picture">
+                  <pic:nvPicPr>
+                    <pic:cNvPr id="2097774864" name=""/>
+                    <pic:cNvPicPr/>
+                  </pic:nvPicPr>
+                  <pic:blipFill>
+                    <a:blip r:embed="rId14"/>
+                    <a:stretch>
+                      <a:fillRect/>
+                    </a:stretch>
+                  </pic:blipFill>
+                  <pic:spPr>
+                    <a:xfrm>
+                      <a:off x="0" y="0"/>
+                      <a:ext cx="5448580" cy="2673487"/>
+                    </a:xfrm>
+                    <a:prstGeom prst="rect">
+                      <a:avLst/>
+                    </a:prstGeom>
+                  </pic:spPr>
+                </pic:pic>
+              </a:graphicData>
+            </a:graphic>
+          </wp:inline>
+        </w:drawing>
+      </w:r>
+    </w:p>
+    <w:p>
+      <w:pPr>
+        <w:bidi w:val="0"/>
+        <w:spacing w:after="0" w:line="360" w:lineRule="auto"/>
+        <w:rPr>
+          <w:rFonts w:ascii="David" w:hAnsi="David" w:cs="David"/>
+        </w:rPr>
+      </w:pPr>
+    </w:p>
+    <w:p>
+      <w:pPr>
+        <w:bidi w:val="0"/>
+        <w:spacing w:after="0" w:line="360" w:lineRule="auto"/>
+      </w:pPr>
     </w:p>
     <w:sectPr>
       <w:pgSz w:w="11906" w:h="16838"/>
@@ -5926,6 +5739,7 @@
   <w:footnote w:type="separator" w:id="-1">
     <w:p>
       <w:pPr>
+        <w:bidi w:val="0"/>
         <w:spacing w:after="0" w:line="240" w:lineRule="auto"/>
       </w:pPr>
       <w:r>
@@ -5940,6 +5754,206 @@
       </w:pPr>
       <w:r>
         <w:continuationSeparator/>
+      </w:r>
+    </w:p>
+  </w:footnote>
+  <w:footnote w:id="1">
+    <w:p>
+      <w:pPr>
+        <w:pStyle w:val="FootnoteText"/>
+        <w:bidi w:val="0"/>
+        <w:rPr>
+          <w:rFonts w:ascii="David" w:hAnsi="David" w:cs="David"/>
+        </w:rPr>
+      </w:pPr>
+      <w:r>
+        <w:rPr>
+          <w:rFonts w:ascii="David" w:hAnsi="David" w:cs="David"/>
+        </w:rPr>
+        <w:footnoteRef/>
+      </w:r>
+      <w:r>
+        <w:rPr>
+          <w:rFonts w:ascii="David" w:hAnsi="David" w:cs="David"/>
+          <w:rtl/>
+        </w:rPr>
+        <w:t xml:space="preserve"> </w:t>
+      </w:r>
+      <w:r>
+        <w:rPr>
+          <w:rFonts w:ascii="David" w:hAnsi="David" w:cs="David"/>
+        </w:rPr>
+        <w:t xml:space="preserve">Amazon Web Services (AWS), “F1 Insights powered by AWS.” [Online]. Available: </w:t>
+      </w:r>
+      <w:hyperlink r:id="rId1" w:history="1">
+        <w:r>
+          <w:rPr>
+            <w:rStyle w:val="Hyperlink"/>
+            <w:rFonts w:ascii="David" w:hAnsi="David" w:cs="David"/>
+          </w:rPr>
+          <w:t>https://aws.amazon.com/sports/f1/</w:t>
+        </w:r>
+      </w:hyperlink>
+      <w:r>
+        <w:rPr>
+          <w:rFonts w:ascii="David" w:hAnsi="David" w:cs="David"/>
+        </w:rPr>
+        <w:t>.</w:t>
+      </w:r>
+      <w:r>
+        <w:rPr>
+          <w:rFonts w:ascii="David" w:hAnsi="David" w:cs="David"/>
+        </w:rPr>
+        <w:t xml:space="preserve"> </w:t>
+      </w:r>
+      <w:r>
+        <w:rPr>
+          <w:rFonts w:ascii="David" w:hAnsi="David" w:cs="David"/>
+        </w:rPr>
+        <w:t xml:space="preserve"> [Accessed: June 27, 2026].</w:t>
+      </w:r>
+    </w:p>
+  </w:footnote>
+  <w:footnote w:id="2">
+    <w:p>
+      <w:pPr>
+        <w:pStyle w:val="FootnoteText"/>
+        <w:bidi w:val="0"/>
+        <w:rPr>
+          <w:rFonts w:ascii="David" w:hAnsi="David" w:cs="David"/>
+        </w:rPr>
+      </w:pPr>
+      <w:r>
+        <w:rPr>
+          <w:rFonts w:ascii="David" w:hAnsi="David" w:cs="David"/>
+        </w:rPr>
+        <w:footnoteRef/>
+      </w:r>
+      <w:r>
+        <w:rPr>
+          <w:rFonts w:ascii="David" w:hAnsi="David" w:cs="David"/>
+          <w:rtl/>
+        </w:rPr>
+        <w:t xml:space="preserve"> </w:t>
+      </w:r>
+      <w:r>
+        <w:rPr>
+          <w:rFonts w:ascii="David" w:hAnsi="David" w:cs="David"/>
+        </w:rPr>
+        <w:t xml:space="preserve">A. Sasikumar, A. A. Leema, and P. Balakrishnan, </w:t>
+      </w:r>
+      <w:r>
+        <w:rPr>
+          <w:rFonts w:ascii="David" w:hAnsi="David" w:cs="David" w:hint="cs"/>
+          <w:rtl/>
+        </w:rPr>
+        <w:t>"</w:t>
+      </w:r>
+      <w:r>
+        <w:rPr>
+          <w:rFonts w:ascii="David" w:hAnsi="David" w:cs="David"/>
+        </w:rPr>
+        <w:t>Data-driven pit stop decision support for Formula 1 using deep learning models"</w:t>
+      </w:r>
+      <w:r>
+        <w:rPr>
+          <w:rFonts w:ascii="David" w:hAnsi="David" w:cs="David"/>
+        </w:rPr>
+        <w:t>,</w:t>
+      </w:r>
+      <w:r>
+        <w:rPr>
+          <w:rFonts w:ascii="David" w:hAnsi="David" w:cs="David"/>
+        </w:rPr>
+        <w:t xml:space="preserve"> Frontiers in Artificial Intelligence, 2025. [Online]. Available: </w:t>
+      </w:r>
+      <w:hyperlink r:id="rId2" w:history="1">
+        <w:r>
+          <w:rPr>
+            <w:rStyle w:val="Hyperlink"/>
+            <w:rFonts w:ascii="David" w:hAnsi="David" w:cs="David"/>
+          </w:rPr>
+          <w:t>https://pmc.ncbi.nlm.nih.gov/articles/PMC12626961/</w:t>
+        </w:r>
+      </w:hyperlink>
+      <w:r>
+        <w:rPr>
+          <w:rFonts w:ascii="David" w:hAnsi="David" w:cs="David"/>
+        </w:rPr>
+        <w:t>.</w:t>
+      </w:r>
+      <w:r>
+        <w:rPr>
+          <w:rFonts w:ascii="David" w:hAnsi="David" w:cs="David" w:hint="cs"/>
+          <w:rtl/>
+        </w:rPr>
+        <w:t xml:space="preserve"> </w:t>
+      </w:r>
+    </w:p>
+  </w:footnote>
+  <w:footnote w:id="3">
+    <w:p>
+      <w:pPr>
+        <w:pStyle w:val="FootnoteText"/>
+        <w:bidi w:val="0"/>
+      </w:pPr>
+      <w:r>
+        <w:rPr>
+          <w:rFonts w:ascii="David" w:hAnsi="David" w:cs="David"/>
+        </w:rPr>
+        <w:footnoteRef/>
+      </w:r>
+      <w:r>
+        <w:rPr>
+          <w:rFonts w:ascii="David" w:hAnsi="David" w:cs="David"/>
+          <w:rtl/>
+        </w:rPr>
+        <w:t xml:space="preserve"> </w:t>
+      </w:r>
+      <w:r>
+        <w:rPr>
+          <w:rFonts w:ascii="David" w:hAnsi="David" w:cs="David"/>
+        </w:rPr>
+        <w:t>cld05, "F1_tracks_clustering"</w:t>
+      </w:r>
+      <w:r>
+        <w:rPr>
+          <w:rFonts w:ascii="David" w:hAnsi="David" w:cs="David"/>
+        </w:rPr>
+        <w:t>,</w:t>
+      </w:r>
+      <w:r>
+        <w:rPr>
+          <w:rFonts w:ascii="David" w:hAnsi="David" w:cs="David"/>
+        </w:rPr>
+        <w:t xml:space="preserve"> GitHub repository</w:t>
+      </w:r>
+      <w:r>
+        <w:rPr>
+          <w:rFonts w:ascii="David" w:hAnsi="David" w:cs="David"/>
+        </w:rPr>
+        <w:t>.</w:t>
+      </w:r>
+      <w:r>
+        <w:rPr>
+          <w:rFonts w:ascii="David" w:hAnsi="David" w:cs="David"/>
+        </w:rPr>
+        <w:t xml:space="preserve"> [Online]. Available: </w:t>
+      </w:r>
+      <w:hyperlink r:id="rId3" w:history="1">
+        <w:r>
+          <w:rPr>
+            <w:rStyle w:val="Hyperlink"/>
+            <w:rFonts w:ascii="David" w:hAnsi="David" w:cs="David"/>
+          </w:rPr>
+          <w:t>https://github.com/cld05/F1_tracks_clustering</w:t>
+        </w:r>
+      </w:hyperlink>
+      <w:r>
+        <w:rPr>
+          <w:rFonts w:ascii="David" w:hAnsi="David" w:cs="David"/>
+        </w:rPr>
+        <w:t>. [Accessed: June 27, 2026].</w:t>
       </w:r>
     </w:p>
   </w:footnote>
@@ -6187,6 +6201,119 @@
     </w:lvl>
   </w:abstractNum>
   <w:abstractNum w:abstractNumId="2" w15:restartNumberingAfterBreak="0">
+    <w:nsid w:val="04C661E7"/>
+    <w:multiLevelType w:val="hybridMultilevel"/>
+    <w:tmpl w:val="48401952"/>
+    <w:lvl w:ilvl="0" w:tplc="04090001">
+      <w:start w:val="1"/>
+      <w:numFmt w:val="bullet"/>
+      <w:lvlText w:val=""/>
+      <w:lvlJc w:val="left"/>
+      <w:pPr>
+        <w:ind w:left="720" w:hanging="360"/>
+      </w:pPr>
+      <w:rPr>
+        <w:rFonts w:ascii="Symbol" w:hAnsi="Symbol" w:hint="default"/>
+      </w:rPr>
+    </w:lvl>
+    <w:lvl w:ilvl="1" w:tplc="04090003" w:tentative="1">
+      <w:start w:val="1"/>
+      <w:numFmt w:val="bullet"/>
+      <w:lvlText w:val="o"/>
+      <w:lvlJc w:val="left"/>
+      <w:pPr>
+        <w:ind w:left="1440" w:hanging="360"/>
+      </w:pPr>
+      <w:rPr>
+        <w:rFonts w:ascii="Courier New" w:hAnsi="Courier New" w:hint="default"/>
+      </w:rPr>
+    </w:lvl>
+    <w:lvl w:ilvl="2" w:tplc="04090005" w:tentative="1">
+      <w:start w:val="1"/>
+      <w:numFmt w:val="bullet"/>
+      <w:lvlText w:val=""/>
+      <w:lvlJc w:val="left"/>
+      <w:pPr>
+        <w:ind w:left="2160" w:hanging="360"/>
+      </w:pPr>
+      <w:rPr>
+        <w:rFonts w:ascii="Wingdings" w:hAnsi="Wingdings" w:hint="default"/>
+      </w:rPr>
+    </w:lvl>
+    <w:lvl w:ilvl="3" w:tplc="04090001" w:tentative="1">
+      <w:start w:val="1"/>
+      <w:numFmt w:val="bullet"/>
+      <w:lvlText w:val=""/>
+      <w:lvlJc w:val="left"/>
+      <w:pPr>
+        <w:ind w:left="2880" w:hanging="360"/>
+      </w:pPr>
+      <w:rPr>
+        <w:rFonts w:ascii="Symbol" w:hAnsi="Symbol" w:hint="default"/>
+      </w:rPr>
+    </w:lvl>
+    <w:lvl w:ilvl="4" w:tplc="04090003" w:tentative="1">
+      <w:start w:val="1"/>
+      <w:numFmt w:val="bullet"/>
+      <w:lvlText w:val="o"/>
+      <w:lvlJc w:val="left"/>
+      <w:pPr>
+        <w:ind w:left="3600" w:hanging="360"/>
+      </w:pPr>
+      <w:rPr>
+        <w:rFonts w:ascii="Courier New" w:hAnsi="Courier New" w:hint="default"/>
+      </w:rPr>
+    </w:lvl>
+    <w:lvl w:ilvl="5" w:tplc="04090005" w:tentative="1">
+      <w:start w:val="1"/>
+      <w:numFmt w:val="bullet"/>
+      <w:lvlText w:val=""/>
+      <w:lvlJc w:val="left"/>
+      <w:pPr>
+        <w:ind w:left="4320" w:hanging="360"/>
+      </w:pPr>
+      <w:rPr>
+        <w:rFonts w:ascii="Wingdings" w:hAnsi="Wingdings" w:hint="default"/>
+      </w:rPr>
+    </w:lvl>
+    <w:lvl w:ilvl="6" w:tplc="04090001" w:tentative="1">
+      <w:start w:val="1"/>
+      <w:numFmt w:val="bullet"/>
+      <w:lvlText w:val=""/>
+      <w:lvlJc w:val="left"/>
+      <w:pPr>
+        <w:ind w:left="5040" w:hanging="360"/>
+      </w:pPr>
+      <w:rPr>
+        <w:rFonts w:ascii="Symbol" w:hAnsi="Symbol" w:hint="default"/>
+      </w:rPr>
+    </w:lvl>
+    <w:lvl w:ilvl="7" w:tplc="04090003" w:tentative="1">
+      <w:start w:val="1"/>
+      <w:numFmt w:val="bullet"/>
+      <w:lvlText w:val="o"/>
+      <w:lvlJc w:val="left"/>
+      <w:pPr>
+        <w:ind w:left="5760" w:hanging="360"/>
+      </w:pPr>
+      <w:rPr>
+        <w:rFonts w:ascii="Courier New" w:hAnsi="Courier New" w:hint="default"/>
+      </w:rPr>
+    </w:lvl>
+    <w:lvl w:ilvl="8" w:tplc="04090005" w:tentative="1">
+      <w:start w:val="1"/>
+      <w:numFmt w:val="bullet"/>
+      <w:lvlText w:val=""/>
+      <w:lvlJc w:val="left"/>
+      <w:pPr>
+        <w:ind w:left="6480" w:hanging="360"/>
+      </w:pPr>
+      <w:rPr>
+        <w:rFonts w:ascii="Wingdings" w:hAnsi="Wingdings" w:hint="default"/>
+      </w:rPr>
+    </w:lvl>
+  </w:abstractNum>
+  <w:abstractNum w:abstractNumId="3" w15:restartNumberingAfterBreak="0">
     <w:nsid w:val="0543012C"/>
     <w:multiLevelType w:val="multilevel"/>
     <w:tmpl w:val="2D0A3AC4"/>
@@ -6335,7 +6462,7 @@
       </w:rPr>
     </w:lvl>
   </w:abstractNum>
-  <w:abstractNum w:abstractNumId="3" w15:restartNumberingAfterBreak="0">
+  <w:abstractNum w:abstractNumId="4" w15:restartNumberingAfterBreak="0">
     <w:nsid w:val="05C22394"/>
     <w:multiLevelType w:val="hybridMultilevel"/>
     <w:tmpl w:val="1714DE98"/>
@@ -6448,7 +6575,120 @@
       </w:rPr>
     </w:lvl>
   </w:abstractNum>
-  <w:abstractNum w:abstractNumId="4" w15:restartNumberingAfterBreak="0">
+  <w:abstractNum w:abstractNumId="5" w15:restartNumberingAfterBreak="0">
+    <w:nsid w:val="097C06A2"/>
+    <w:multiLevelType w:val="hybridMultilevel"/>
+    <w:tmpl w:val="323ECD78"/>
+    <w:lvl w:ilvl="0" w:tplc="04090001">
+      <w:start w:val="1"/>
+      <w:numFmt w:val="bullet"/>
+      <w:lvlText w:val=""/>
+      <w:lvlJc w:val="left"/>
+      <w:pPr>
+        <w:ind w:left="720" w:hanging="360"/>
+      </w:pPr>
+      <w:rPr>
+        <w:rFonts w:ascii="Symbol" w:hAnsi="Symbol" w:hint="default"/>
+      </w:rPr>
+    </w:lvl>
+    <w:lvl w:ilvl="1" w:tplc="04090003" w:tentative="1">
+      <w:start w:val="1"/>
+      <w:numFmt w:val="bullet"/>
+      <w:lvlText w:val="o"/>
+      <w:lvlJc w:val="left"/>
+      <w:pPr>
+        <w:ind w:left="1440" w:hanging="360"/>
+      </w:pPr>
+      <w:rPr>
+        <w:rFonts w:ascii="Courier New" w:hAnsi="Courier New" w:hint="default"/>
+      </w:rPr>
+    </w:lvl>
+    <w:lvl w:ilvl="2" w:tplc="04090005" w:tentative="1">
+      <w:start w:val="1"/>
+      <w:numFmt w:val="bullet"/>
+      <w:lvlText w:val=""/>
+      <w:lvlJc w:val="left"/>
+      <w:pPr>
+        <w:ind w:left="2160" w:hanging="360"/>
+      </w:pPr>
+      <w:rPr>
+        <w:rFonts w:ascii="Wingdings" w:hAnsi="Wingdings" w:hint="default"/>
+      </w:rPr>
+    </w:lvl>
+    <w:lvl w:ilvl="3" w:tplc="04090001" w:tentative="1">
+      <w:start w:val="1"/>
+      <w:numFmt w:val="bullet"/>
+      <w:lvlText w:val=""/>
+      <w:lvlJc w:val="left"/>
+      <w:pPr>
+        <w:ind w:left="2880" w:hanging="360"/>
+      </w:pPr>
+      <w:rPr>
+        <w:rFonts w:ascii="Symbol" w:hAnsi="Symbol" w:hint="default"/>
+      </w:rPr>
+    </w:lvl>
+    <w:lvl w:ilvl="4" w:tplc="04090003" w:tentative="1">
+      <w:start w:val="1"/>
+      <w:numFmt w:val="bullet"/>
+      <w:lvlText w:val="o"/>
+      <w:lvlJc w:val="left"/>
+      <w:pPr>
+        <w:ind w:left="3600" w:hanging="360"/>
+      </w:pPr>
+      <w:rPr>
+        <w:rFonts w:ascii="Courier New" w:hAnsi="Courier New" w:hint="default"/>
+      </w:rPr>
+    </w:lvl>
+    <w:lvl w:ilvl="5" w:tplc="04090005" w:tentative="1">
+      <w:start w:val="1"/>
+      <w:numFmt w:val="bullet"/>
+      <w:lvlText w:val=""/>
+      <w:lvlJc w:val="left"/>
+      <w:pPr>
+        <w:ind w:left="4320" w:hanging="360"/>
+      </w:pPr>
+      <w:rPr>
+        <w:rFonts w:ascii="Wingdings" w:hAnsi="Wingdings" w:hint="default"/>
+      </w:rPr>
+    </w:lvl>
+    <w:lvl w:ilvl="6" w:tplc="04090001" w:tentative="1">
+      <w:start w:val="1"/>
+      <w:numFmt w:val="bullet"/>
+      <w:lvlText w:val=""/>
+      <w:lvlJc w:val="left"/>
+      <w:pPr>
+        <w:ind w:left="5040" w:hanging="360"/>
+      </w:pPr>
+      <w:rPr>
+        <w:rFonts w:ascii="Symbol" w:hAnsi="Symbol" w:hint="default"/>
+      </w:rPr>
+    </w:lvl>
+    <w:lvl w:ilvl="7" w:tplc="04090003" w:tentative="1">
+      <w:start w:val="1"/>
+      <w:numFmt w:val="bullet"/>
+      <w:lvlText w:val="o"/>
+      <w:lvlJc w:val="left"/>
+      <w:pPr>
+        <w:ind w:left="5760" w:hanging="360"/>
+      </w:pPr>
+      <w:rPr>
+        <w:rFonts w:ascii="Courier New" w:hAnsi="Courier New" w:hint="default"/>
+      </w:rPr>
+    </w:lvl>
+    <w:lvl w:ilvl="8" w:tplc="04090005" w:tentative="1">
+      <w:start w:val="1"/>
+      <w:numFmt w:val="bullet"/>
+      <w:lvlText w:val=""/>
+      <w:lvlJc w:val="left"/>
+      <w:pPr>
+        <w:ind w:left="6480" w:hanging="360"/>
+      </w:pPr>
+      <w:rPr>
+        <w:rFonts w:ascii="Wingdings" w:hAnsi="Wingdings" w:hint="default"/>
+      </w:rPr>
+    </w:lvl>
+  </w:abstractNum>
+  <w:abstractNum w:abstractNumId="6" w15:restartNumberingAfterBreak="0">
     <w:nsid w:val="0C147A97"/>
     <w:multiLevelType w:val="multilevel"/>
     <w:tmpl w:val="83664974"/>
@@ -6597,7 +6837,7 @@
       </w:rPr>
     </w:lvl>
   </w:abstractNum>
-  <w:abstractNum w:abstractNumId="5" w15:restartNumberingAfterBreak="0">
+  <w:abstractNum w:abstractNumId="7" w15:restartNumberingAfterBreak="0">
     <w:nsid w:val="0F317AE2"/>
     <w:multiLevelType w:val="hybridMultilevel"/>
     <w:tmpl w:val="D098FB1C"/>
@@ -6686,7 +6926,418 @@
       </w:pPr>
     </w:lvl>
   </w:abstractNum>
-  <w:abstractNum w:abstractNumId="6" w15:restartNumberingAfterBreak="0">
+  <w:abstractNum w:abstractNumId="8" w15:restartNumberingAfterBreak="0">
+    <w:nsid w:val="17A12199"/>
+    <w:multiLevelType w:val="multilevel"/>
+    <w:tmpl w:val="369A327A"/>
+    <w:lvl w:ilvl="0">
+      <w:start w:val="1"/>
+      <w:numFmt w:val="bullet"/>
+      <w:lvlText w:val=""/>
+      <w:lvlJc w:val="left"/>
+      <w:pPr>
+        <w:tabs>
+          <w:tab w:val="num" w:pos="720"/>
+        </w:tabs>
+        <w:ind w:left="720" w:hanging="360"/>
+      </w:pPr>
+      <w:rPr>
+        <w:rFonts w:ascii="Symbol" w:hAnsi="Symbol" w:hint="default"/>
+        <w:sz w:val="20"/>
+      </w:rPr>
+    </w:lvl>
+    <w:lvl w:ilvl="1" w:tentative="1">
+      <w:start w:val="1"/>
+      <w:numFmt w:val="bullet"/>
+      <w:lvlText w:val="o"/>
+      <w:lvlJc w:val="left"/>
+      <w:pPr>
+        <w:tabs>
+          <w:tab w:val="num" w:pos="1440"/>
+        </w:tabs>
+        <w:ind w:left="1440" w:hanging="360"/>
+      </w:pPr>
+      <w:rPr>
+        <w:rFonts w:ascii="Courier New" w:hAnsi="Courier New" w:hint="default"/>
+        <w:sz w:val="20"/>
+      </w:rPr>
+    </w:lvl>
+    <w:lvl w:ilvl="2" w:tentative="1">
+      <w:start w:val="1"/>
+      <w:numFmt w:val="bullet"/>
+      <w:lvlText w:val=""/>
+      <w:lvlJc w:val="left"/>
+      <w:pPr>
+        <w:tabs>
+          <w:tab w:val="num" w:pos="2160"/>
+        </w:tabs>
+        <w:ind w:left="2160" w:hanging="360"/>
+      </w:pPr>
+      <w:rPr>
+        <w:rFonts w:ascii="Wingdings" w:hAnsi="Wingdings" w:hint="default"/>
+        <w:sz w:val="20"/>
+      </w:rPr>
+    </w:lvl>
+    <w:lvl w:ilvl="3" w:tentative="1">
+      <w:start w:val="1"/>
+      <w:numFmt w:val="bullet"/>
+      <w:lvlText w:val=""/>
+      <w:lvlJc w:val="left"/>
+      <w:pPr>
+        <w:tabs>
+          <w:tab w:val="num" w:pos="2880"/>
+        </w:tabs>
+        <w:ind w:left="2880" w:hanging="360"/>
+      </w:pPr>
+      <w:rPr>
+        <w:rFonts w:ascii="Wingdings" w:hAnsi="Wingdings" w:hint="default"/>
+        <w:sz w:val="20"/>
+      </w:rPr>
+    </w:lvl>
+    <w:lvl w:ilvl="4" w:tentative="1">
+      <w:start w:val="1"/>
+      <w:numFmt w:val="bullet"/>
+      <w:lvlText w:val=""/>
+      <w:lvlJc w:val="left"/>
+      <w:pPr>
+        <w:tabs>
+          <w:tab w:val="num" w:pos="3600"/>
+        </w:tabs>
+        <w:ind w:left="3600" w:hanging="360"/>
+      </w:pPr>
+      <w:rPr>
+        <w:rFonts w:ascii="Wingdings" w:hAnsi="Wingdings" w:hint="default"/>
+        <w:sz w:val="20"/>
+      </w:rPr>
+    </w:lvl>
+    <w:lvl w:ilvl="5" w:tentative="1">
+      <w:start w:val="1"/>
+      <w:numFmt w:val="bullet"/>
+      <w:lvlText w:val=""/>
+      <w:lvlJc w:val="left"/>
+      <w:pPr>
+        <w:tabs>
+          <w:tab w:val="num" w:pos="4320"/>
+        </w:tabs>
+        <w:ind w:left="4320" w:hanging="360"/>
+      </w:pPr>
+      <w:rPr>
+        <w:rFonts w:ascii="Wingdings" w:hAnsi="Wingdings" w:hint="default"/>
+        <w:sz w:val="20"/>
+      </w:rPr>
+    </w:lvl>
+    <w:lvl w:ilvl="6" w:tentative="1">
+      <w:start w:val="1"/>
+      <w:numFmt w:val="bullet"/>
+      <w:lvlText w:val=""/>
+      <w:lvlJc w:val="left"/>
+      <w:pPr>
+        <w:tabs>
+          <w:tab w:val="num" w:pos="5040"/>
+        </w:tabs>
+        <w:ind w:left="5040" w:hanging="360"/>
+      </w:pPr>
+      <w:rPr>
+        <w:rFonts w:ascii="Wingdings" w:hAnsi="Wingdings" w:hint="default"/>
+        <w:sz w:val="20"/>
+      </w:rPr>
+    </w:lvl>
+    <w:lvl w:ilvl="7" w:tentative="1">
+      <w:start w:val="1"/>
+      <w:numFmt w:val="bullet"/>
+      <w:lvlText w:val=""/>
+      <w:lvlJc w:val="left"/>
+      <w:pPr>
+        <w:tabs>
+          <w:tab w:val="num" w:pos="5760"/>
+        </w:tabs>
+        <w:ind w:left="5760" w:hanging="360"/>
+      </w:pPr>
+      <w:rPr>
+        <w:rFonts w:ascii="Wingdings" w:hAnsi="Wingdings" w:hint="default"/>
+        <w:sz w:val="20"/>
+      </w:rPr>
+    </w:lvl>
+    <w:lvl w:ilvl="8" w:tentative="1">
+      <w:start w:val="1"/>
+      <w:numFmt w:val="bullet"/>
+      <w:lvlText w:val=""/>
+      <w:lvlJc w:val="left"/>
+      <w:pPr>
+        <w:tabs>
+          <w:tab w:val="num" w:pos="6480"/>
+        </w:tabs>
+        <w:ind w:left="6480" w:hanging="360"/>
+      </w:pPr>
+      <w:rPr>
+        <w:rFonts w:ascii="Wingdings" w:hAnsi="Wingdings" w:hint="default"/>
+        <w:sz w:val="20"/>
+      </w:rPr>
+    </w:lvl>
+  </w:abstractNum>
+  <w:abstractNum w:abstractNumId="9" w15:restartNumberingAfterBreak="0">
+    <w:nsid w:val="1A8D461F"/>
+    <w:multiLevelType w:val="multilevel"/>
+    <w:tmpl w:val="9F5AA874"/>
+    <w:lvl w:ilvl="0">
+      <w:start w:val="1"/>
+      <w:numFmt w:val="bullet"/>
+      <w:lvlText w:val=""/>
+      <w:lvlJc w:val="left"/>
+      <w:pPr>
+        <w:tabs>
+          <w:tab w:val="num" w:pos="720"/>
+        </w:tabs>
+        <w:ind w:left="720" w:hanging="360"/>
+      </w:pPr>
+      <w:rPr>
+        <w:rFonts w:ascii="Symbol" w:hAnsi="Symbol" w:hint="default"/>
+        <w:sz w:val="20"/>
+      </w:rPr>
+    </w:lvl>
+    <w:lvl w:ilvl="1" w:tentative="1">
+      <w:start w:val="1"/>
+      <w:numFmt w:val="bullet"/>
+      <w:lvlText w:val="o"/>
+      <w:lvlJc w:val="left"/>
+      <w:pPr>
+        <w:tabs>
+          <w:tab w:val="num" w:pos="1440"/>
+        </w:tabs>
+        <w:ind w:left="1440" w:hanging="360"/>
+      </w:pPr>
+      <w:rPr>
+        <w:rFonts w:ascii="Courier New" w:hAnsi="Courier New" w:hint="default"/>
+        <w:sz w:val="20"/>
+      </w:rPr>
+    </w:lvl>
+    <w:lvl w:ilvl="2" w:tentative="1">
+      <w:start w:val="1"/>
+      <w:numFmt w:val="bullet"/>
+      <w:lvlText w:val=""/>
+      <w:lvlJc w:val="left"/>
+      <w:pPr>
+        <w:tabs>
+          <w:tab w:val="num" w:pos="2160"/>
+        </w:tabs>
+        <w:ind w:left="2160" w:hanging="360"/>
+      </w:pPr>
+      <w:rPr>
+        <w:rFonts w:ascii="Wingdings" w:hAnsi="Wingdings" w:hint="default"/>
+        <w:sz w:val="20"/>
+      </w:rPr>
+    </w:lvl>
+    <w:lvl w:ilvl="3" w:tentative="1">
+      <w:start w:val="1"/>
+      <w:numFmt w:val="bullet"/>
+      <w:lvlText w:val=""/>
+      <w:lvlJc w:val="left"/>
+      <w:pPr>
+        <w:tabs>
+          <w:tab w:val="num" w:pos="2880"/>
+        </w:tabs>
+        <w:ind w:left="2880" w:hanging="360"/>
+      </w:pPr>
+      <w:rPr>
+        <w:rFonts w:ascii="Wingdings" w:hAnsi="Wingdings" w:hint="default"/>
+        <w:sz w:val="20"/>
+      </w:rPr>
+    </w:lvl>
+    <w:lvl w:ilvl="4" w:tentative="1">
+      <w:start w:val="1"/>
+      <w:numFmt w:val="bullet"/>
+      <w:lvlText w:val=""/>
+      <w:lvlJc w:val="left"/>
+      <w:pPr>
+        <w:tabs>
+          <w:tab w:val="num" w:pos="3600"/>
+        </w:tabs>
+        <w:ind w:left="3600" w:hanging="360"/>
+      </w:pPr>
+      <w:rPr>
+        <w:rFonts w:ascii="Wingdings" w:hAnsi="Wingdings" w:hint="default"/>
+        <w:sz w:val="20"/>
+      </w:rPr>
+    </w:lvl>
+    <w:lvl w:ilvl="5" w:tentative="1">
+      <w:start w:val="1"/>
+      <w:numFmt w:val="bullet"/>
+      <w:lvlText w:val=""/>
+      <w:lvlJc w:val="left"/>
+      <w:pPr>
+        <w:tabs>
+          <w:tab w:val="num" w:pos="4320"/>
+        </w:tabs>
+        <w:ind w:left="4320" w:hanging="360"/>
+      </w:pPr>
+      <w:rPr>
+        <w:rFonts w:ascii="Wingdings" w:hAnsi="Wingdings" w:hint="default"/>
+        <w:sz w:val="20"/>
+      </w:rPr>
+    </w:lvl>
+    <w:lvl w:ilvl="6" w:tentative="1">
+      <w:start w:val="1"/>
+      <w:numFmt w:val="bullet"/>
+      <w:lvlText w:val=""/>
+      <w:lvlJc w:val="left"/>
+      <w:pPr>
+        <w:tabs>
+          <w:tab w:val="num" w:pos="5040"/>
+        </w:tabs>
+        <w:ind w:left="5040" w:hanging="360"/>
+      </w:pPr>
+      <w:rPr>
+        <w:rFonts w:ascii="Wingdings" w:hAnsi="Wingdings" w:hint="default"/>
+        <w:sz w:val="20"/>
+      </w:rPr>
+    </w:lvl>
+    <w:lvl w:ilvl="7" w:tentative="1">
+      <w:start w:val="1"/>
+      <w:numFmt w:val="bullet"/>
+      <w:lvlText w:val=""/>
+      <w:lvlJc w:val="left"/>
+      <w:pPr>
+        <w:tabs>
+          <w:tab w:val="num" w:pos="5760"/>
+        </w:tabs>
+        <w:ind w:left="5760" w:hanging="360"/>
+      </w:pPr>
+      <w:rPr>
+        <w:rFonts w:ascii="Wingdings" w:hAnsi="Wingdings" w:hint="default"/>
+        <w:sz w:val="20"/>
+      </w:rPr>
+    </w:lvl>
+    <w:lvl w:ilvl="8" w:tentative="1">
+      <w:start w:val="1"/>
+      <w:numFmt w:val="bullet"/>
+      <w:lvlText w:val=""/>
+      <w:lvlJc w:val="left"/>
+      <w:pPr>
+        <w:tabs>
+          <w:tab w:val="num" w:pos="6480"/>
+        </w:tabs>
+        <w:ind w:left="6480" w:hanging="360"/>
+      </w:pPr>
+      <w:rPr>
+        <w:rFonts w:ascii="Wingdings" w:hAnsi="Wingdings" w:hint="default"/>
+        <w:sz w:val="20"/>
+      </w:rPr>
+    </w:lvl>
+  </w:abstractNum>
+  <w:abstractNum w:abstractNumId="10" w15:restartNumberingAfterBreak="0">
+    <w:nsid w:val="1B60724F"/>
+    <w:multiLevelType w:val="hybridMultilevel"/>
+    <w:tmpl w:val="14FEAF8A"/>
+    <w:lvl w:ilvl="0" w:tplc="04090001">
+      <w:start w:val="1"/>
+      <w:numFmt w:val="bullet"/>
+      <w:lvlText w:val=""/>
+      <w:lvlJc w:val="left"/>
+      <w:pPr>
+        <w:ind w:left="720" w:hanging="360"/>
+      </w:pPr>
+      <w:rPr>
+        <w:rFonts w:ascii="Symbol" w:hAnsi="Symbol" w:hint="default"/>
+      </w:rPr>
+    </w:lvl>
+    <w:lvl w:ilvl="1" w:tplc="04090003" w:tentative="1">
+      <w:start w:val="1"/>
+      <w:numFmt w:val="bullet"/>
+      <w:lvlText w:val="o"/>
+      <w:lvlJc w:val="left"/>
+      <w:pPr>
+        <w:ind w:left="1440" w:hanging="360"/>
+      </w:pPr>
+      <w:rPr>
+        <w:rFonts w:ascii="Courier New" w:hAnsi="Courier New" w:hint="default"/>
+      </w:rPr>
+    </w:lvl>
+    <w:lvl w:ilvl="2" w:tplc="04090005" w:tentative="1">
+      <w:start w:val="1"/>
+      <w:numFmt w:val="bullet"/>
+      <w:lvlText w:val=""/>
+      <w:lvlJc w:val="left"/>
+      <w:pPr>
+        <w:ind w:left="2160" w:hanging="360"/>
+      </w:pPr>
+      <w:rPr>
+        <w:rFonts w:ascii="Wingdings" w:hAnsi="Wingdings" w:hint="default"/>
+      </w:rPr>
+    </w:lvl>
+    <w:lvl w:ilvl="3" w:tplc="04090001" w:tentative="1">
+      <w:start w:val="1"/>
+      <w:numFmt w:val="bullet"/>
+      <w:lvlText w:val=""/>
+      <w:lvlJc w:val="left"/>
+      <w:pPr>
+        <w:ind w:left="2880" w:hanging="360"/>
+      </w:pPr>
+      <w:rPr>
+        <w:rFonts w:ascii="Symbol" w:hAnsi="Symbol" w:hint="default"/>
+      </w:rPr>
+    </w:lvl>
+    <w:lvl w:ilvl="4" w:tplc="04090003" w:tentative="1">
+      <w:start w:val="1"/>
+      <w:numFmt w:val="bullet"/>
+      <w:lvlText w:val="o"/>
+      <w:lvlJc w:val="left"/>
+      <w:pPr>
+        <w:ind w:left="3600" w:hanging="360"/>
+      </w:pPr>
+      <w:rPr>
+        <w:rFonts w:ascii="Courier New" w:hAnsi="Courier New" w:hint="default"/>
+      </w:rPr>
+    </w:lvl>
+    <w:lvl w:ilvl="5" w:tplc="04090005" w:tentative="1">
+      <w:start w:val="1"/>
+      <w:numFmt w:val="bullet"/>
+      <w:lvlText w:val=""/>
+      <w:lvlJc w:val="left"/>
+      <w:pPr>
+        <w:ind w:left="4320" w:hanging="360"/>
+      </w:pPr>
+      <w:rPr>
+        <w:rFonts w:ascii="Wingdings" w:hAnsi="Wingdings" w:hint="default"/>
+      </w:rPr>
+    </w:lvl>
+    <w:lvl w:ilvl="6" w:tplc="04090001" w:tentative="1">
+      <w:start w:val="1"/>
+      <w:numFmt w:val="bullet"/>
+      <w:lvlText w:val=""/>
+      <w:lvlJc w:val="left"/>
+      <w:pPr>
+        <w:ind w:left="5040" w:hanging="360"/>
+      </w:pPr>
+      <w:rPr>
+        <w:rFonts w:ascii="Symbol" w:hAnsi="Symbol" w:hint="default"/>
+      </w:rPr>
+    </w:lvl>
+    <w:lvl w:ilvl="7" w:tplc="04090003" w:tentative="1">
+      <w:start w:val="1"/>
+      <w:numFmt w:val="bullet"/>
+      <w:lvlText w:val="o"/>
+      <w:lvlJc w:val="left"/>
+      <w:pPr>
+        <w:ind w:left="5760" w:hanging="360"/>
+      </w:pPr>
+      <w:rPr>
+        <w:rFonts w:ascii="Courier New" w:hAnsi="Courier New" w:hint="default"/>
+      </w:rPr>
+    </w:lvl>
+    <w:lvl w:ilvl="8" w:tplc="04090005" w:tentative="1">
+      <w:start w:val="1"/>
+      <w:numFmt w:val="bullet"/>
+      <w:lvlText w:val=""/>
+      <w:lvlJc w:val="left"/>
+      <w:pPr>
+        <w:ind w:left="6480" w:hanging="360"/>
+      </w:pPr>
+      <w:rPr>
+        <w:rFonts w:ascii="Wingdings" w:hAnsi="Wingdings" w:hint="default"/>
+      </w:rPr>
+    </w:lvl>
+  </w:abstractNum>
+  <w:abstractNum w:abstractNumId="11" w15:restartNumberingAfterBreak="0">
     <w:nsid w:val="1BB519C2"/>
     <w:multiLevelType w:val="hybridMultilevel"/>
     <w:tmpl w:val="8B68952C"/>
@@ -6775,7 +7426,7 @@
       </w:pPr>
     </w:lvl>
   </w:abstractNum>
-  <w:abstractNum w:abstractNumId="7" w15:restartNumberingAfterBreak="0">
+  <w:abstractNum w:abstractNumId="12" w15:restartNumberingAfterBreak="0">
     <w:nsid w:val="1D20189A"/>
     <w:multiLevelType w:val="hybridMultilevel"/>
     <w:tmpl w:val="DF401AE4"/>
@@ -6888,7 +7539,7 @@
       </w:rPr>
     </w:lvl>
   </w:abstractNum>
-  <w:abstractNum w:abstractNumId="8" w15:restartNumberingAfterBreak="0">
+  <w:abstractNum w:abstractNumId="13" w15:restartNumberingAfterBreak="0">
     <w:nsid w:val="1EB65E12"/>
     <w:multiLevelType w:val="multilevel"/>
     <w:tmpl w:val="4E684A8E"/>
@@ -7037,7 +7688,7 @@
       </w:rPr>
     </w:lvl>
   </w:abstractNum>
-  <w:abstractNum w:abstractNumId="9" w15:restartNumberingAfterBreak="0">
+  <w:abstractNum w:abstractNumId="14" w15:restartNumberingAfterBreak="0">
     <w:nsid w:val="29097EBF"/>
     <w:multiLevelType w:val="hybridMultilevel"/>
     <w:tmpl w:val="7C3ED362"/>
@@ -7126,7 +7777,7 @@
       </w:pPr>
     </w:lvl>
   </w:abstractNum>
-  <w:abstractNum w:abstractNumId="10" w15:restartNumberingAfterBreak="0">
+  <w:abstractNum w:abstractNumId="15" w15:restartNumberingAfterBreak="0">
     <w:nsid w:val="2965361E"/>
     <w:multiLevelType w:val="hybridMultilevel"/>
     <w:tmpl w:val="34749CE8"/>
@@ -7215,7 +7866,7 @@
       </w:pPr>
     </w:lvl>
   </w:abstractNum>
-  <w:abstractNum w:abstractNumId="11" w15:restartNumberingAfterBreak="0">
+  <w:abstractNum w:abstractNumId="16" w15:restartNumberingAfterBreak="0">
     <w:nsid w:val="2BC72B4E"/>
     <w:multiLevelType w:val="hybridMultilevel"/>
     <w:tmpl w:val="F39A0860"/>
@@ -7328,7 +7979,7 @@
       </w:rPr>
     </w:lvl>
   </w:abstractNum>
-  <w:abstractNum w:abstractNumId="12" w15:restartNumberingAfterBreak="0">
+  <w:abstractNum w:abstractNumId="17" w15:restartNumberingAfterBreak="0">
     <w:nsid w:val="35A82C79"/>
     <w:multiLevelType w:val="multilevel"/>
     <w:tmpl w:val="BFEC4AAA"/>
@@ -7477,7 +8128,7 @@
       </w:rPr>
     </w:lvl>
   </w:abstractNum>
-  <w:abstractNum w:abstractNumId="13" w15:restartNumberingAfterBreak="0">
+  <w:abstractNum w:abstractNumId="18" w15:restartNumberingAfterBreak="0">
     <w:nsid w:val="37767784"/>
     <w:multiLevelType w:val="hybridMultilevel"/>
     <w:tmpl w:val="B1300D7C"/>
@@ -7590,7 +8241,7 @@
       </w:rPr>
     </w:lvl>
   </w:abstractNum>
-  <w:abstractNum w:abstractNumId="14" w15:restartNumberingAfterBreak="0">
+  <w:abstractNum w:abstractNumId="19" w15:restartNumberingAfterBreak="0">
     <w:nsid w:val="3F7D4DB5"/>
     <w:multiLevelType w:val="hybridMultilevel"/>
     <w:tmpl w:val="DBB421A6"/>
@@ -7703,7 +8354,7 @@
       </w:rPr>
     </w:lvl>
   </w:abstractNum>
-  <w:abstractNum w:abstractNumId="15" w15:restartNumberingAfterBreak="0">
+  <w:abstractNum w:abstractNumId="20" w15:restartNumberingAfterBreak="0">
     <w:nsid w:val="423773FD"/>
     <w:multiLevelType w:val="hybridMultilevel"/>
     <w:tmpl w:val="10D654DA"/>
@@ -7816,7 +8467,93 @@
       </w:rPr>
     </w:lvl>
   </w:abstractNum>
-  <w:abstractNum w:abstractNumId="16" w15:restartNumberingAfterBreak="0">
+  <w:abstractNum w:abstractNumId="21" w15:restartNumberingAfterBreak="0">
+    <w:nsid w:val="424B05A6"/>
+    <w:multiLevelType w:val="hybridMultilevel"/>
+    <w:tmpl w:val="C652E30E"/>
+    <w:lvl w:ilvl="0" w:tplc="0409000F">
+      <w:start w:val="1"/>
+      <w:numFmt w:val="decimal"/>
+      <w:lvlText w:val="%1."/>
+      <w:lvlJc w:val="left"/>
+      <w:pPr>
+        <w:ind w:left="720" w:hanging="360"/>
+      </w:pPr>
+    </w:lvl>
+    <w:lvl w:ilvl="1" w:tplc="04090019">
+      <w:start w:val="1"/>
+      <w:numFmt w:val="lowerLetter"/>
+      <w:lvlText w:val="%2."/>
+      <w:lvlJc w:val="left"/>
+      <w:pPr>
+        <w:ind w:left="1440" w:hanging="360"/>
+      </w:pPr>
+    </w:lvl>
+    <w:lvl w:ilvl="2" w:tplc="0409001B" w:tentative="1">
+      <w:start w:val="1"/>
+      <w:numFmt w:val="lowerRoman"/>
+      <w:lvlText w:val="%3."/>
+      <w:lvlJc w:val="right"/>
+      <w:pPr>
+        <w:ind w:left="2160" w:hanging="180"/>
+      </w:pPr>
+    </w:lvl>
+    <w:lvl w:ilvl="3" w:tplc="0409000F" w:tentative="1">
+      <w:start w:val="1"/>
+      <w:numFmt w:val="decimal"/>
+      <w:lvlText w:val="%4."/>
+      <w:lvlJc w:val="left"/>
+      <w:pPr>
+        <w:ind w:left="2880" w:hanging="360"/>
+      </w:pPr>
+    </w:lvl>
+    <w:lvl w:ilvl="4" w:tplc="04090019" w:tentative="1">
+      <w:start w:val="1"/>
+      <w:numFmt w:val="lowerLetter"/>
+      <w:lvlText w:val="%5."/>
+      <w:lvlJc w:val="left"/>
+      <w:pPr>
+        <w:ind w:left="3600" w:hanging="360"/>
+      </w:pPr>
+    </w:lvl>
+    <w:lvl w:ilvl="5" w:tplc="0409001B" w:tentative="1">
+      <w:start w:val="1"/>
+      <w:numFmt w:val="lowerRoman"/>
+      <w:lvlText w:val="%6."/>
+      <w:lvlJc w:val="right"/>
+      <w:pPr>
+        <w:ind w:left="4320" w:hanging="180"/>
+      </w:pPr>
+    </w:lvl>
+    <w:lvl w:ilvl="6" w:tplc="0409000F" w:tentative="1">
+      <w:start w:val="1"/>
+      <w:numFmt w:val="decimal"/>
+      <w:lvlText w:val="%7."/>
+      <w:lvlJc w:val="left"/>
+      <w:pPr>
+        <w:ind w:left="5040" w:hanging="360"/>
+      </w:pPr>
+    </w:lvl>
+    <w:lvl w:ilvl="7" w:tplc="04090019" w:tentative="1">
+      <w:start w:val="1"/>
+      <w:numFmt w:val="lowerLetter"/>
+      <w:lvlText w:val="%8."/>
+      <w:lvlJc w:val="left"/>
+      <w:pPr>
+        <w:ind w:left="5760" w:hanging="360"/>
+      </w:pPr>
+    </w:lvl>
+    <w:lvl w:ilvl="8" w:tplc="0409001B" w:tentative="1">
+      <w:start w:val="1"/>
+      <w:numFmt w:val="lowerRoman"/>
+      <w:lvlText w:val="%9."/>
+      <w:lvlJc w:val="right"/>
+      <w:pPr>
+        <w:ind w:left="6480" w:hanging="180"/>
+      </w:pPr>
+    </w:lvl>
+  </w:abstractNum>
+  <w:abstractNum w:abstractNumId="22" w15:restartNumberingAfterBreak="0">
     <w:nsid w:val="44B3484D"/>
     <w:multiLevelType w:val="hybridMultilevel"/>
     <w:tmpl w:val="F5767160"/>
@@ -7929,7 +8666,7 @@
       </w:rPr>
     </w:lvl>
   </w:abstractNum>
-  <w:abstractNum w:abstractNumId="17" w15:restartNumberingAfterBreak="0">
+  <w:abstractNum w:abstractNumId="23" w15:restartNumberingAfterBreak="0">
     <w:nsid w:val="471B1AF6"/>
     <w:multiLevelType w:val="hybridMultilevel"/>
     <w:tmpl w:val="0AF266A6"/>
@@ -8042,7 +8779,7 @@
       </w:rPr>
     </w:lvl>
   </w:abstractNum>
-  <w:abstractNum w:abstractNumId="18" w15:restartNumberingAfterBreak="0">
+  <w:abstractNum w:abstractNumId="24" w15:restartNumberingAfterBreak="0">
     <w:nsid w:val="4E3C1D13"/>
     <w:multiLevelType w:val="hybridMultilevel"/>
     <w:tmpl w:val="4E3A9658"/>
@@ -8155,7 +8892,120 @@
       </w:rPr>
     </w:lvl>
   </w:abstractNum>
-  <w:abstractNum w:abstractNumId="19" w15:restartNumberingAfterBreak="0">
+  <w:abstractNum w:abstractNumId="25" w15:restartNumberingAfterBreak="0">
+    <w:nsid w:val="5B116782"/>
+    <w:multiLevelType w:val="multilevel"/>
+    <w:tmpl w:val="5FB28B06"/>
+    <w:lvl w:ilvl="0">
+      <w:start w:val="1"/>
+      <w:numFmt w:val="decimal"/>
+      <w:lvlText w:val="%1."/>
+      <w:lvlJc w:val="left"/>
+      <w:pPr>
+        <w:tabs>
+          <w:tab w:val="num" w:pos="720"/>
+        </w:tabs>
+        <w:ind w:left="720" w:hanging="360"/>
+      </w:pPr>
+    </w:lvl>
+    <w:lvl w:ilvl="1" w:tentative="1">
+      <w:start w:val="1"/>
+      <w:numFmt w:val="decimal"/>
+      <w:lvlText w:val="%2."/>
+      <w:lvlJc w:val="left"/>
+      <w:pPr>
+        <w:tabs>
+          <w:tab w:val="num" w:pos="1440"/>
+        </w:tabs>
+        <w:ind w:left="1440" w:hanging="360"/>
+      </w:pPr>
+    </w:lvl>
+    <w:lvl w:ilvl="2" w:tentative="1">
+      <w:start w:val="1"/>
+      <w:numFmt w:val="decimal"/>
+      <w:lvlText w:val="%3."/>
+      <w:lvlJc w:val="left"/>
+      <w:pPr>
+        <w:tabs>
+          <w:tab w:val="num" w:pos="2160"/>
+        </w:tabs>
+        <w:ind w:left="2160" w:hanging="360"/>
+      </w:pPr>
+    </w:lvl>
+    <w:lvl w:ilvl="3" w:tentative="1">
+      <w:start w:val="1"/>
+      <w:numFmt w:val="decimal"/>
+      <w:lvlText w:val="%4."/>
+      <w:lvlJc w:val="left"/>
+      <w:pPr>
+        <w:tabs>
+          <w:tab w:val="num" w:pos="2880"/>
+        </w:tabs>
+        <w:ind w:left="2880" w:hanging="360"/>
+      </w:pPr>
+    </w:lvl>
+    <w:lvl w:ilvl="4" w:tentative="1">
+      <w:start w:val="1"/>
+      <w:numFmt w:val="decimal"/>
+      <w:lvlText w:val="%5."/>
+      <w:lvlJc w:val="left"/>
+      <w:pPr>
+        <w:tabs>
+          <w:tab w:val="num" w:pos="3600"/>
+        </w:tabs>
+        <w:ind w:left="3600" w:hanging="360"/>
+      </w:pPr>
+    </w:lvl>
+    <w:lvl w:ilvl="5" w:tentative="1">
+      <w:start w:val="1"/>
+      <w:numFmt w:val="decimal"/>
+      <w:lvlText w:val="%6."/>
+      <w:lvlJc w:val="left"/>
+      <w:pPr>
+        <w:tabs>
+          <w:tab w:val="num" w:pos="4320"/>
+        </w:tabs>
+        <w:ind w:left="4320" w:hanging="360"/>
+      </w:pPr>
+    </w:lvl>
+    <w:lvl w:ilvl="6" w:tentative="1">
+      <w:start w:val="1"/>
+      <w:numFmt w:val="decimal"/>
+      <w:lvlText w:val="%7."/>
+      <w:lvlJc w:val="left"/>
+      <w:pPr>
+        <w:tabs>
+          <w:tab w:val="num" w:pos="5040"/>
+        </w:tabs>
+        <w:ind w:left="5040" w:hanging="360"/>
+      </w:pPr>
+    </w:lvl>
+    <w:lvl w:ilvl="7" w:tentative="1">
+      <w:start w:val="1"/>
+      <w:numFmt w:val="decimal"/>
+      <w:lvlText w:val="%8."/>
+      <w:lvlJc w:val="left"/>
+      <w:pPr>
+        <w:tabs>
+          <w:tab w:val="num" w:pos="5760"/>
+        </w:tabs>
+        <w:ind w:left="5760" w:hanging="360"/>
+      </w:pPr>
+    </w:lvl>
+    <w:lvl w:ilvl="8" w:tentative="1">
+      <w:start w:val="1"/>
+      <w:numFmt w:val="decimal"/>
+      <w:lvlText w:val="%9."/>
+      <w:lvlJc w:val="left"/>
+      <w:pPr>
+        <w:tabs>
+          <w:tab w:val="num" w:pos="6480"/>
+        </w:tabs>
+        <w:ind w:left="6480" w:hanging="360"/>
+      </w:pPr>
+    </w:lvl>
+  </w:abstractNum>
+  <w:abstractNum w:abstractNumId="26" w15:restartNumberingAfterBreak="0">
     <w:nsid w:val="5FE352AB"/>
     <w:multiLevelType w:val="multilevel"/>
     <w:tmpl w:val="825A2B9E"/>
@@ -8304,7 +9154,7 @@
       </w:rPr>
     </w:lvl>
   </w:abstractNum>
-  <w:abstractNum w:abstractNumId="20" w15:restartNumberingAfterBreak="0">
+  <w:abstractNum w:abstractNumId="27" w15:restartNumberingAfterBreak="0">
     <w:nsid w:val="60DB0243"/>
     <w:multiLevelType w:val="hybridMultilevel"/>
     <w:tmpl w:val="05B2CE60"/>
@@ -8417,7 +9267,7 @@
       </w:rPr>
     </w:lvl>
   </w:abstractNum>
-  <w:abstractNum w:abstractNumId="21" w15:restartNumberingAfterBreak="0">
+  <w:abstractNum w:abstractNumId="28" w15:restartNumberingAfterBreak="0">
     <w:nsid w:val="63242281"/>
     <w:multiLevelType w:val="hybridMultilevel"/>
     <w:tmpl w:val="8B68952C"/>
@@ -8506,7 +9356,7 @@
       </w:pPr>
     </w:lvl>
   </w:abstractNum>
-  <w:abstractNum w:abstractNumId="22" w15:restartNumberingAfterBreak="0">
+  <w:abstractNum w:abstractNumId="29" w15:restartNumberingAfterBreak="0">
     <w:nsid w:val="6680171F"/>
     <w:multiLevelType w:val="hybridMultilevel"/>
     <w:tmpl w:val="7A241340"/>
@@ -8619,7 +9469,7 @@
       </w:rPr>
     </w:lvl>
   </w:abstractNum>
-  <w:abstractNum w:abstractNumId="23" w15:restartNumberingAfterBreak="0">
+  <w:abstractNum w:abstractNumId="30" w15:restartNumberingAfterBreak="0">
     <w:nsid w:val="6D9D710D"/>
     <w:multiLevelType w:val="hybridMultilevel"/>
     <w:tmpl w:val="3A5E95E8"/>
@@ -8731,7 +9581,7 @@
       </w:rPr>
     </w:lvl>
   </w:abstractNum>
-  <w:abstractNum w:abstractNumId="24" w15:restartNumberingAfterBreak="0">
+  <w:abstractNum w:abstractNumId="31" w15:restartNumberingAfterBreak="0">
     <w:nsid w:val="71D430B9"/>
     <w:multiLevelType w:val="hybridMultilevel"/>
     <w:tmpl w:val="DF8A5D78"/>
@@ -8844,7 +9694,120 @@
       </w:rPr>
     </w:lvl>
   </w:abstractNum>
-  <w:abstractNum w:abstractNumId="25" w15:restartNumberingAfterBreak="0">
+  <w:abstractNum w:abstractNumId="32" w15:restartNumberingAfterBreak="0">
+    <w:nsid w:val="74011B90"/>
+    <w:multiLevelType w:val="hybridMultilevel"/>
+    <w:tmpl w:val="0FC2E6BC"/>
+    <w:lvl w:ilvl="0" w:tplc="04090001">
+      <w:start w:val="1"/>
+      <w:numFmt w:val="bullet"/>
+      <w:lvlText w:val=""/>
+      <w:lvlJc w:val="left"/>
+      <w:pPr>
+        <w:ind w:left="720" w:hanging="360"/>
+      </w:pPr>
+      <w:rPr>
+        <w:rFonts w:ascii="Symbol" w:hAnsi="Symbol" w:hint="default"/>
+      </w:rPr>
+    </w:lvl>
+    <w:lvl w:ilvl="1" w:tplc="04090003" w:tentative="1">
+      <w:start w:val="1"/>
+      <w:numFmt w:val="bullet"/>
+      <w:lvlText w:val="o"/>
+      <w:lvlJc w:val="left"/>
+      <w:pPr>
+        <w:ind w:left="1440" w:hanging="360"/>
+      </w:pPr>
+      <w:rPr>
+        <w:rFonts w:ascii="Courier New" w:hAnsi="Courier New" w:hint="default"/>
+      </w:rPr>
+    </w:lvl>
+    <w:lvl w:ilvl="2" w:tplc="04090005" w:tentative="1">
+      <w:start w:val="1"/>
+      <w:numFmt w:val="bullet"/>
+      <w:lvlText w:val=""/>
+      <w:lvlJc w:val="left"/>
+      <w:pPr>
+        <w:ind w:left="2160" w:hanging="360"/>
+      </w:pPr>
+      <w:rPr>
+        <w:rFonts w:ascii="Wingdings" w:hAnsi="Wingdings" w:hint="default"/>
+      </w:rPr>
+    </w:lvl>
+    <w:lvl w:ilvl="3" w:tplc="04090001" w:tentative="1">
+      <w:start w:val="1"/>
+      <w:numFmt w:val="bullet"/>
+      <w:lvlText w:val=""/>
+      <w:lvlJc w:val="left"/>
+      <w:pPr>
+        <w:ind w:left="2880" w:hanging="360"/>
+      </w:pPr>
+      <w:rPr>
+        <w:rFonts w:ascii="Symbol" w:hAnsi="Symbol" w:hint="default"/>
+      </w:rPr>
+    </w:lvl>
+    <w:lvl w:ilvl="4" w:tplc="04090003" w:tentative="1">
+      <w:start w:val="1"/>
+      <w:numFmt w:val="bullet"/>
+      <w:lvlText w:val="o"/>
+      <w:lvlJc w:val="left"/>
+      <w:pPr>
+        <w:ind w:left="3600" w:hanging="360"/>
+      </w:pPr>
+      <w:rPr>
+        <w:rFonts w:ascii="Courier New" w:hAnsi="Courier New" w:hint="default"/>
+      </w:rPr>
+    </w:lvl>
+    <w:lvl w:ilvl="5" w:tplc="04090005" w:tentative="1">
+      <w:start w:val="1"/>
+      <w:numFmt w:val="bullet"/>
+      <w:lvlText w:val=""/>
+      <w:lvlJc w:val="left"/>
+      <w:pPr>
+        <w:ind w:left="4320" w:hanging="360"/>
+      </w:pPr>
+      <w:rPr>
+        <w:rFonts w:ascii="Wingdings" w:hAnsi="Wingdings" w:hint="default"/>
+      </w:rPr>
+    </w:lvl>
+    <w:lvl w:ilvl="6" w:tplc="04090001" w:tentative="1">
+      <w:start w:val="1"/>
+      <w:numFmt w:val="bullet"/>
+      <w:lvlText w:val=""/>
+      <w:lvlJc w:val="left"/>
+      <w:pPr>
+        <w:ind w:left="5040" w:hanging="360"/>
+      </w:pPr>
+      <w:rPr>
+        <w:rFonts w:ascii="Symbol" w:hAnsi="Symbol" w:hint="default"/>
+      </w:rPr>
+    </w:lvl>
+    <w:lvl w:ilvl="7" w:tplc="04090003" w:tentative="1">
+      <w:start w:val="1"/>
+      <w:numFmt w:val="bullet"/>
+      <w:lvlText w:val="o"/>
+      <w:lvlJc w:val="left"/>
+      <w:pPr>
+        <w:ind w:left="5760" w:hanging="360"/>
+      </w:pPr>
+      <w:rPr>
+        <w:rFonts w:ascii="Courier New" w:hAnsi="Courier New" w:hint="default"/>
+      </w:rPr>
+    </w:lvl>
+    <w:lvl w:ilvl="8" w:tplc="04090005" w:tentative="1">
+      <w:start w:val="1"/>
+      <w:numFmt w:val="bullet"/>
+      <w:lvlText w:val=""/>
+      <w:lvlJc w:val="left"/>
+      <w:pPr>
+        <w:ind w:left="6480" w:hanging="360"/>
+      </w:pPr>
+      <w:rPr>
+        <w:rFonts w:ascii="Wingdings" w:hAnsi="Wingdings" w:hint="default"/>
+      </w:rPr>
+    </w:lvl>
+  </w:abstractNum>
+  <w:abstractNum w:abstractNumId="33" w15:restartNumberingAfterBreak="0">
     <w:nsid w:val="742E493B"/>
     <w:multiLevelType w:val="hybridMultilevel"/>
     <w:tmpl w:val="3D08EF24"/>
@@ -8933,7 +9896,7 @@
       </w:pPr>
     </w:lvl>
   </w:abstractNum>
-  <w:abstractNum w:abstractNumId="26" w15:restartNumberingAfterBreak="0">
+  <w:abstractNum w:abstractNumId="34" w15:restartNumberingAfterBreak="0">
     <w:nsid w:val="79382B1A"/>
     <w:multiLevelType w:val="hybridMultilevel"/>
     <w:tmpl w:val="9F74BB66"/>
@@ -9020,85 +9983,109 @@
     </w:lvl>
   </w:abstractNum>
   <w:num w:numId="1" w16cid:durableId="1530338358">
-    <w:abstractNumId w:val="12"/>
+    <w:abstractNumId w:val="17"/>
   </w:num>
   <w:num w:numId="2" w16cid:durableId="2108117014">
-    <w:abstractNumId w:val="2"/>
+    <w:abstractNumId w:val="3"/>
   </w:num>
   <w:num w:numId="3" w16cid:durableId="1041514657">
-    <w:abstractNumId w:val="4"/>
+    <w:abstractNumId w:val="6"/>
   </w:num>
   <w:num w:numId="4" w16cid:durableId="1122379871">
-    <w:abstractNumId w:val="8"/>
+    <w:abstractNumId w:val="13"/>
   </w:num>
   <w:num w:numId="5" w16cid:durableId="523710769">
-    <w:abstractNumId w:val="22"/>
+    <w:abstractNumId w:val="29"/>
   </w:num>
   <w:num w:numId="6" w16cid:durableId="1575159623">
-    <w:abstractNumId w:val="5"/>
+    <w:abstractNumId w:val="7"/>
   </w:num>
   <w:num w:numId="7" w16cid:durableId="684090256">
     <w:abstractNumId w:val="1"/>
   </w:num>
   <w:num w:numId="8" w16cid:durableId="1777210099">
-    <w:abstractNumId w:val="19"/>
+    <w:abstractNumId w:val="26"/>
   </w:num>
   <w:num w:numId="9" w16cid:durableId="205877600">
-    <w:abstractNumId w:val="17"/>
+    <w:abstractNumId w:val="23"/>
   </w:num>
   <w:num w:numId="10" w16cid:durableId="1732845057">
-    <w:abstractNumId w:val="15"/>
+    <w:abstractNumId w:val="20"/>
   </w:num>
   <w:num w:numId="11" w16cid:durableId="26956661">
-    <w:abstractNumId w:val="3"/>
+    <w:abstractNumId w:val="4"/>
   </w:num>
   <w:num w:numId="12" w16cid:durableId="1333727492">
-    <w:abstractNumId w:val="24"/>
+    <w:abstractNumId w:val="31"/>
   </w:num>
   <w:num w:numId="13" w16cid:durableId="603268523">
-    <w:abstractNumId w:val="21"/>
+    <w:abstractNumId w:val="28"/>
   </w:num>
   <w:num w:numId="14" w16cid:durableId="1452045790">
-    <w:abstractNumId w:val="7"/>
+    <w:abstractNumId w:val="12"/>
   </w:num>
   <w:num w:numId="15" w16cid:durableId="955720455">
     <w:abstractNumId w:val="0"/>
   </w:num>
   <w:num w:numId="16" w16cid:durableId="36974576">
+    <w:abstractNumId w:val="22"/>
+  </w:num>
+  <w:num w:numId="17" w16cid:durableId="1313947936">
     <w:abstractNumId w:val="16"/>
   </w:num>
-  <w:num w:numId="17" w16cid:durableId="1313947936">
+  <w:num w:numId="18" w16cid:durableId="1564944779">
+    <w:abstractNumId w:val="34"/>
+  </w:num>
+  <w:num w:numId="19" w16cid:durableId="1071777656">
+    <w:abstractNumId w:val="18"/>
+  </w:num>
+  <w:num w:numId="20" w16cid:durableId="1346059109">
+    <w:abstractNumId w:val="24"/>
+  </w:num>
+  <w:num w:numId="21" w16cid:durableId="231891195">
+    <w:abstractNumId w:val="30"/>
+  </w:num>
+  <w:num w:numId="22" w16cid:durableId="914050168">
+    <w:abstractNumId w:val="27"/>
+  </w:num>
+  <w:num w:numId="23" w16cid:durableId="1258904085">
+    <w:abstractNumId w:val="33"/>
+  </w:num>
+  <w:num w:numId="24" w16cid:durableId="1330643648">
+    <w:abstractNumId w:val="14"/>
+  </w:num>
+  <w:num w:numId="25" w16cid:durableId="1744327961">
     <w:abstractNumId w:val="11"/>
   </w:num>
-  <w:num w:numId="18" w16cid:durableId="1564944779">
-    <w:abstractNumId w:val="26"/>
+  <w:num w:numId="26" w16cid:durableId="1426538658">
+    <w:abstractNumId w:val="19"/>
   </w:num>
-  <w:num w:numId="19" w16cid:durableId="1071777656">
-    <w:abstractNumId w:val="13"/>
+  <w:num w:numId="27" w16cid:durableId="662588524">
+    <w:abstractNumId w:val="15"/>
   </w:num>
-  <w:num w:numId="20" w16cid:durableId="1346059109">
-    <w:abstractNumId w:val="18"/>
-  </w:num>
-  <w:num w:numId="21" w16cid:durableId="231891195">
-    <w:abstractNumId w:val="23"/>
-  </w:num>
-  <w:num w:numId="22" w16cid:durableId="914050168">
-    <w:abstractNumId w:val="20"/>
-  </w:num>
-  <w:num w:numId="23" w16cid:durableId="1258904085">
+  <w:num w:numId="28" w16cid:durableId="1758550805">
     <w:abstractNumId w:val="25"/>
   </w:num>
-  <w:num w:numId="24" w16cid:durableId="1330643648">
+  <w:num w:numId="29" w16cid:durableId="1794057187">
+    <w:abstractNumId w:val="8"/>
+  </w:num>
+  <w:num w:numId="30" w16cid:durableId="2066373432">
     <w:abstractNumId w:val="9"/>
   </w:num>
-  <w:num w:numId="25" w16cid:durableId="1744327961">
-    <w:abstractNumId w:val="6"/>
+  <w:num w:numId="31" w16cid:durableId="1021318171">
+    <w:abstractNumId w:val="5"/>
   </w:num>
-  <w:num w:numId="26" w16cid:durableId="1426538658">
-    <w:abstractNumId w:val="14"/>
+  <w:num w:numId="32" w16cid:durableId="1718773518">
+    <w:abstractNumId w:val="21"/>
   </w:num>
-  <w:num w:numId="27" w16cid:durableId="662588524">
+  <w:num w:numId="33" w16cid:durableId="674377533">
+    <w:abstractNumId w:val="2"/>
+  </w:num>
+  <w:num w:numId="34" w16cid:durableId="1206867333">
     <w:abstractNumId w:val="10"/>
+  </w:num>
+  <w:num w:numId="35" w16cid:durableId="974794153">
+    <w:abstractNumId w:val="32"/>
   </w:num>
 </w:numbering>
 </file>
@@ -10122,6 +11109,92 @@
     <w:uiPriority w:val="99"/>
     <w:rsid w:val="00F42066"/>
   </w:style>
+  <w:style w:type="paragraph" w:styleId="Caption">
+    <w:name w:val="caption"/>
+    <w:basedOn w:val="Normal"/>
+    <w:next w:val="Normal"/>
+    <w:uiPriority w:val="35"/>
+    <w:unhideWhenUsed/>
+    <w:qFormat/>
+    <w:rsid w:val="00855E3D"/>
+    <w:pPr>
+      <w:spacing w:after="200" w:line="240" w:lineRule="auto"/>
+    </w:pPr>
+    <w:rPr>
+      <w:i/>
+      <w:iCs/>
+      <w:color w:val="0E2841" w:themeColor="text2"/>
+      <w:sz w:val="18"/>
+      <w:szCs w:val="18"/>
+    </w:rPr>
+  </w:style>
+  <w:style w:type="paragraph" w:styleId="NormalWeb">
+    <w:name w:val="Normal (Web)"/>
+    <w:basedOn w:val="Normal"/>
+    <w:uiPriority w:val="99"/>
+    <w:unhideWhenUsed/>
+    <w:rsid w:val="003D490E"/>
+    <w:pPr>
+      <w:bidi w:val="0"/>
+      <w:spacing w:before="100" w:beforeAutospacing="1" w:after="100" w:afterAutospacing="1" w:line="240" w:lineRule="auto"/>
+    </w:pPr>
+    <w:rPr>
+      <w:rFonts w:ascii="Times New Roman" w:eastAsia="Times New Roman" w:hAnsi="Times New Roman" w:cs="Times New Roman"/>
+      <w:kern w:val="0"/>
+      <w14:ligatures w14:val="none"/>
+    </w:rPr>
+  </w:style>
+  <w:style w:type="paragraph" w:styleId="FootnoteText">
+    <w:name w:val="footnote text"/>
+    <w:basedOn w:val="Normal"/>
+    <w:link w:val="FootnoteTextChar"/>
+    <w:uiPriority w:val="99"/>
+    <w:semiHidden/>
+    <w:unhideWhenUsed/>
+    <w:rsid w:val="003D490E"/>
+    <w:pPr>
+      <w:spacing w:after="0" w:line="240" w:lineRule="auto"/>
+    </w:pPr>
+    <w:rPr>
+      <w:sz w:val="20"/>
+      <w:szCs w:val="20"/>
+    </w:rPr>
+  </w:style>
+  <w:style w:type="character" w:customStyle="1" w:styleId="FootnoteTextChar">
+    <w:name w:val="Footnote Text Char"/>
+    <w:basedOn w:val="DefaultParagraphFont"/>
+    <w:link w:val="FootnoteText"/>
+    <w:uiPriority w:val="99"/>
+    <w:semiHidden/>
+    <w:rsid w:val="003D490E"/>
+    <w:rPr>
+      <w:sz w:val="20"/>
+      <w:szCs w:val="20"/>
+    </w:rPr>
+  </w:style>
+  <w:style w:type="character" w:styleId="FootnoteReference">
+    <w:name w:val="footnote reference"/>
+    <w:basedOn w:val="DefaultParagraphFont"/>
+    <w:uiPriority w:val="99"/>
+    <w:semiHidden/>
+    <w:unhideWhenUsed/>
+    <w:rsid w:val="003D490E"/>
+    <w:rPr>
+      <w:vertAlign w:val="superscript"/>
+    </w:rPr>
+  </w:style>
+  <w:style w:type="character" w:styleId="FollowedHyperlink">
+    <w:name w:val="FollowedHyperlink"/>
+    <w:basedOn w:val="DefaultParagraphFont"/>
+    <w:uiPriority w:val="99"/>
+    <w:semiHidden/>
+    <w:unhideWhenUsed/>
+    <w:rsid w:val="0068247F"/>
+    <w:rPr>
+      <w:color w:val="96607D" w:themeColor="followedHyperlink"/>
+      <w:u w:val="single"/>
+    </w:rPr>
+  </w:style>
 </w:styles>
 </file>
 
@@ -10438,4 +11511,16 @@
     </a:ext>
   </a:extLst>
 </a:theme>
+</file>
+
+<file path=customXml/item1.xml><?xml version="1.0" encoding="utf-8"?>
+<b:Sources xmlns:b="http://schemas.openxmlformats.org/officeDocument/2006/bibliography" xmlns="http://schemas.openxmlformats.org/officeDocument/2006/bibliography" SelectedStyle="/APASixthEditionOfficeOnline.xsl" StyleName="APA" Version="6"/>
+</file>
+
+<file path=customXml/itemProps1.xml><?xml version="1.0" encoding="utf-8"?>
+<ds:datastoreItem xmlns:ds="http://schemas.openxmlformats.org/officeDocument/2006/customXml" ds:itemID="{E218217C-E8D0-C146-B1F3-A1FA5024BC62}">
+  <ds:schemaRefs>
+    <ds:schemaRef ds:uri="http://schemas.openxmlformats.org/officeDocument/2006/bibliography"/>
+  </ds:schemaRefs>
+</ds:datastoreItem>
 </file>
--- a/Final Project - Report .docx
+++ b/Final Project - Report .docx
@@ -378,7 +378,19 @@
         <w:rPr>
           <w:rFonts w:ascii="David" w:hAnsi="David" w:cs="David"/>
         </w:rPr>
-        <w:t xml:space="preserve">Drivers indeed have different driving styles: aggressive, balanced, and careful, each with </w:t>
+        <w:t xml:space="preserve">Drivers indeed have different driving styles: aggressive, balanced, and </w:t>
+      </w:r>
+      <w:r>
+        <w:rPr>
+          <w:rFonts w:ascii="David" w:hAnsi="David" w:cs="David"/>
+        </w:rPr>
+        <w:t>conservative</w:t>
+      </w:r>
+      <w:r>
+        <w:rPr>
+          <w:rFonts w:ascii="David" w:hAnsi="David" w:cs="David"/>
+        </w:rPr>
+        <w:t xml:space="preserve">, each with </w:t>
       </w:r>
       <w:r>
         <w:rPr>
@@ -1025,10 +1037,10 @@
     </w:p>
     <w:p>
       <w:pPr>
+        <w:bidi w:val="0"/>
         <w:spacing w:after="0" w:line="360" w:lineRule="auto"/>
         <w:rPr>
-          <w:rFonts w:ascii="David" w:hAnsi="David" w:cs="David" w:hint="cs"/>
-          <w:rtl/>
+          <w:rFonts w:ascii="David" w:hAnsi="David" w:cs="David"/>
         </w:rPr>
       </w:pPr>
     </w:p>
@@ -1038,6 +1050,78 @@
         <w:spacing w:after="0" w:line="360" w:lineRule="auto"/>
         <w:rPr>
           <w:rFonts w:ascii="David" w:hAnsi="David" w:cs="David"/>
+        </w:rPr>
+      </w:pPr>
+    </w:p>
+    <w:p>
+      <w:pPr>
+        <w:bidi w:val="0"/>
+        <w:spacing w:after="0" w:line="360" w:lineRule="auto"/>
+        <w:rPr>
+          <w:rFonts w:ascii="David" w:hAnsi="David" w:cs="David"/>
+          <w:sz w:val="32"/>
+          <w:szCs w:val="32"/>
+        </w:rPr>
+      </w:pPr>
+      <w:r>
+        <w:rPr>
+          <w:rFonts w:ascii="David" w:hAnsi="David" w:cs="David"/>
+          <w:b/>
+          <w:bCs/>
+          <w:sz w:val="32"/>
+          <w:szCs w:val="32"/>
+        </w:rPr>
+        <w:lastRenderedPageBreak/>
+        <w:t>3.</w:t>
+      </w:r>
+      <w:r>
+        <w:rPr>
+          <w:rFonts w:ascii="David" w:hAnsi="David" w:cs="David" w:hint="cs"/>
+          <w:b/>
+          <w:bCs/>
+          <w:sz w:val="32"/>
+          <w:szCs w:val="32"/>
+          <w:rtl/>
+        </w:rPr>
+        <w:t>2</w:t>
+      </w:r>
+      <w:r>
+        <w:rPr>
+          <w:rFonts w:ascii="David" w:hAnsi="David" w:cs="David"/>
+          <w:b/>
+          <w:bCs/>
+          <w:sz w:val="32"/>
+          <w:szCs w:val="32"/>
+        </w:rPr>
+        <w:tab/>
+      </w:r>
+      <w:r>
+        <w:rPr>
+          <w:rFonts w:ascii="David" w:hAnsi="David" w:cs="David"/>
+          <w:b/>
+          <w:bCs/>
+          <w:sz w:val="32"/>
+          <w:szCs w:val="32"/>
+        </w:rPr>
+        <w:t>Exploratory Data Analysis – Raw Data</w:t>
+      </w:r>
+      <w:r>
+        <w:rPr>
+          <w:rFonts w:ascii="David" w:hAnsi="David" w:cs="David"/>
+          <w:b/>
+          <w:bCs/>
+          <w:sz w:val="32"/>
+          <w:szCs w:val="32"/>
+        </w:rPr>
+        <w:t>:</w:t>
+      </w:r>
+    </w:p>
+    <w:p>
+      <w:pPr>
+        <w:bidi w:val="0"/>
+        <w:spacing w:after="0" w:line="360" w:lineRule="auto"/>
+        <w:rPr>
+          <w:rFonts w:ascii="David" w:hAnsi="David" w:cs="David"/>
           <w:u w:val="single"/>
         </w:rPr>
       </w:pPr>
@@ -1046,7 +1130,7 @@
           <w:rFonts w:ascii="David" w:hAnsi="David" w:cs="David"/>
           <w:u w:val="single"/>
         </w:rPr>
-        <w:t>The distribution of these features is as follows:</w:t>
+        <w:t>Feature distributions:</w:t>
       </w:r>
     </w:p>
     <w:tbl>
@@ -1085,7 +1169,6 @@
                 <w:b/>
                 <w:bCs/>
               </w:rPr>
-              <w:lastRenderedPageBreak/>
               <w:t>Feature_Name</w:t>
             </w:r>
             <w:proofErr w:type="spellEnd"/>
@@ -1998,60 +2081,15 @@
         <w:spacing w:after="0" w:line="360" w:lineRule="auto"/>
         <w:rPr>
           <w:rFonts w:ascii="David" w:hAnsi="David" w:cs="David"/>
-          <w:sz w:val="32"/>
-          <w:szCs w:val="32"/>
-        </w:rPr>
-      </w:pPr>
-      <w:r>
-        <w:rPr>
-          <w:rFonts w:ascii="David" w:hAnsi="David" w:cs="David"/>
-          <w:b/>
-          <w:bCs/>
-          <w:sz w:val="32"/>
-          <w:szCs w:val="32"/>
-        </w:rPr>
-        <w:t>3.</w:t>
-      </w:r>
-      <w:r>
-        <w:rPr>
-          <w:rFonts w:ascii="David" w:hAnsi="David" w:cs="David" w:hint="cs"/>
-          <w:b/>
-          <w:bCs/>
-          <w:sz w:val="32"/>
-          <w:szCs w:val="32"/>
-          <w:rtl/>
-        </w:rPr>
-        <w:t>2</w:t>
-      </w:r>
-      <w:r>
-        <w:rPr>
-          <w:rFonts w:ascii="David" w:hAnsi="David" w:cs="David"/>
-          <w:b/>
-          <w:bCs/>
-          <w:sz w:val="32"/>
-          <w:szCs w:val="32"/>
-        </w:rPr>
-        <w:tab/>
-      </w:r>
-      <w:r>
-        <w:rPr>
-          <w:rFonts w:ascii="David" w:hAnsi="David" w:cs="David"/>
-          <w:b/>
-          <w:bCs/>
-          <w:sz w:val="32"/>
-          <w:szCs w:val="32"/>
-        </w:rPr>
-        <w:t>Exploratory Data Analysis – Raw Data</w:t>
-      </w:r>
-      <w:r>
-        <w:rPr>
-          <w:rFonts w:ascii="David" w:hAnsi="David" w:cs="David"/>
-          <w:b/>
-          <w:bCs/>
-          <w:sz w:val="32"/>
-          <w:szCs w:val="32"/>
-        </w:rPr>
-        <w:t>:</w:t>
+          <w:u w:val="single"/>
+        </w:rPr>
+      </w:pPr>
+      <w:r>
+        <w:rPr>
+          <w:rFonts w:ascii="David" w:hAnsi="David" w:cs="David"/>
+          <w:u w:val="single"/>
+        </w:rPr>
+        <w:t>Missing Values:</w:t>
       </w:r>
     </w:p>
     <w:p>
@@ -2059,16 +2097,23 @@
         <w:bidi w:val="0"/>
         <w:spacing w:after="0" w:line="360" w:lineRule="auto"/>
         <w:rPr>
-          <w:rFonts w:ascii="David" w:hAnsi="David" w:cs="David"/>
-        </w:rPr>
-      </w:pPr>
+          <w:rFonts w:ascii="David" w:hAnsi="David" w:cs="David" w:hint="cs"/>
+          <w:rtl/>
+        </w:rPr>
+      </w:pPr>
+      <w:r>
+        <w:rPr>
+          <w:rFonts w:ascii="David" w:hAnsi="David" w:cs="David"/>
+        </w:rPr>
+        <w:t>While the OpenF1 API inherently filters out standard technical missing values (e.g., damaged sensors), the EDA revealed "theoretical" missing values. Specifically, telemetry sensors pause data generation for several seconds at the start and end of laps. These gaps were identified as noise that could falsely register as cornering events, prompting us to implement an algorithmic filter to remove them.</w:t>
+      </w:r>
     </w:p>
     <w:p>
       <w:pPr>
+        <w:bidi w:val="0"/>
         <w:spacing w:after="0" w:line="360" w:lineRule="auto"/>
         <w:rPr>
-          <w:rFonts w:ascii="David" w:hAnsi="David" w:cs="David" w:hint="cs"/>
-          <w:rtl/>
+          <w:rFonts w:ascii="David" w:hAnsi="David" w:cs="David"/>
         </w:rPr>
       </w:pPr>
     </w:p>
@@ -2078,41 +2123,15 @@
         <w:spacing w:after="0" w:line="360" w:lineRule="auto"/>
         <w:rPr>
           <w:rFonts w:ascii="David" w:hAnsi="David" w:cs="David"/>
-          <w:sz w:val="32"/>
-          <w:szCs w:val="32"/>
-        </w:rPr>
-      </w:pPr>
-      <w:r>
-        <w:rPr>
-          <w:rFonts w:ascii="David" w:hAnsi="David" w:cs="David"/>
-          <w:b/>
-          <w:bCs/>
-          <w:sz w:val="32"/>
-          <w:szCs w:val="32"/>
-        </w:rPr>
-        <w:t>3.</w:t>
-      </w:r>
-      <w:r>
-        <w:rPr>
-          <w:rFonts w:ascii="David" w:hAnsi="David" w:cs="David" w:hint="cs"/>
-          <w:b/>
-          <w:bCs/>
-          <w:sz w:val="32"/>
-          <w:szCs w:val="32"/>
           <w:rtl/>
         </w:rPr>
-        <w:t>2</w:t>
-      </w:r>
-      <w:r>
-        <w:rPr>
-          <w:rFonts w:ascii="David" w:hAnsi="David" w:cs="David"/>
-          <w:b/>
-          <w:bCs/>
-          <w:sz w:val="32"/>
-          <w:szCs w:val="32"/>
-        </w:rPr>
-        <w:tab/>
-        <w:t>Preprocessing:</w:t>
+      </w:pPr>
+      <w:r>
+        <w:rPr>
+          <w:rFonts w:ascii="David" w:hAnsi="David" w:cs="David"/>
+          <w:u w:val="single"/>
+        </w:rPr>
+        <w:t>Outliers:</w:t>
       </w:r>
     </w:p>
     <w:p>
@@ -2121,871 +2140,27 @@
         <w:spacing w:after="0" w:line="360" w:lineRule="auto"/>
         <w:rPr>
           <w:rFonts w:ascii="David" w:hAnsi="David" w:cs="David"/>
-          <w:b/>
-          <w:bCs/>
-          <w:rtl/>
-        </w:rPr>
-      </w:pPr>
-    </w:p>
-    <w:p>
-      <w:pPr>
-        <w:bidi w:val="0"/>
-        <w:spacing w:after="0" w:line="360" w:lineRule="auto"/>
-        <w:rPr>
-          <w:rFonts w:ascii="David" w:hAnsi="David" w:cs="David"/>
-          <w:b/>
-          <w:bCs/>
-        </w:rPr>
-      </w:pPr>
-      <w:r>
-        <w:rPr>
-          <w:rFonts w:ascii="David" w:hAnsi="David" w:cs="David"/>
-          <w:b/>
-          <w:bCs/>
-        </w:rPr>
-        <w:t>Data Filtering &amp; Cleaning:</w:t>
-      </w:r>
-    </w:p>
-    <w:p>
-      <w:pPr>
-        <w:bidi w:val="0"/>
-        <w:spacing w:after="0" w:line="360" w:lineRule="auto"/>
-        <w:rPr>
-          <w:rFonts w:ascii="David" w:hAnsi="David" w:cs="David"/>
-        </w:rPr>
-      </w:pPr>
-      <w:r>
-        <w:rPr>
-          <w:rFonts w:ascii="David" w:hAnsi="David" w:cs="David"/>
-        </w:rPr>
-        <w:t xml:space="preserve">To extract relevant insights, the dataset was filtered to isolate meaningful events. This process included two main steps: extracting only the fastest lap recorded by each driver in each </w:t>
-      </w:r>
-      <w:proofErr w:type="gramStart"/>
-      <w:r>
-        <w:rPr>
-          <w:rFonts w:ascii="David" w:hAnsi="David" w:cs="David"/>
-        </w:rPr>
-        <w:t>race, and</w:t>
-      </w:r>
-      <w:proofErr w:type="gramEnd"/>
-      <w:r>
-        <w:rPr>
-          <w:rFonts w:ascii="David" w:hAnsi="David" w:cs="David"/>
-        </w:rPr>
-        <w:t xml:space="preserve"> isolating the specific time-samples that occurred during cornering events.</w:t>
-      </w:r>
-    </w:p>
-    <w:p>
-      <w:pPr>
-        <w:bidi w:val="0"/>
-        <w:spacing w:after="0" w:line="360" w:lineRule="auto"/>
-        <w:rPr>
-          <w:rFonts w:ascii="David" w:hAnsi="David" w:cs="David"/>
-          <w:u w:val="single"/>
-          <w:rtl/>
-        </w:rPr>
-      </w:pPr>
-    </w:p>
-    <w:p>
-      <w:pPr>
-        <w:bidi w:val="0"/>
-        <w:spacing w:after="0" w:line="360" w:lineRule="auto"/>
-        <w:rPr>
-          <w:rFonts w:ascii="David" w:hAnsi="David" w:cs="David"/>
-          <w:b/>
-          <w:bCs/>
-        </w:rPr>
-      </w:pPr>
-      <w:r>
-        <w:rPr>
-          <w:rFonts w:ascii="David" w:hAnsi="David" w:cs="David"/>
-          <w:b/>
-          <w:bCs/>
-        </w:rPr>
-        <w:t>Data Limitations &amp; Noise Handling</w:t>
-      </w:r>
-      <w:r>
-        <w:rPr>
-          <w:rFonts w:ascii="David" w:hAnsi="David" w:cs="David"/>
-          <w:b/>
-          <w:bCs/>
-          <w:rtl/>
-        </w:rPr>
-        <w:t>:</w:t>
-      </w:r>
-    </w:p>
-    <w:p>
-      <w:pPr>
-        <w:bidi w:val="0"/>
-        <w:spacing w:after="0" w:line="360" w:lineRule="auto"/>
-        <w:rPr>
-          <w:rFonts w:ascii="David" w:hAnsi="David" w:cs="David"/>
-        </w:rPr>
-      </w:pPr>
-      <w:r>
-        <w:rPr>
-          <w:rFonts w:ascii="David" w:hAnsi="David" w:cs="David"/>
-        </w:rPr>
-        <w:t>During preprocessing, we addressed two primary data irregularities</w:t>
-      </w:r>
-      <w:r>
-        <w:rPr>
-          <w:rFonts w:ascii="David" w:hAnsi="David" w:cs="David"/>
-          <w:rtl/>
-        </w:rPr>
-        <w:t>:</w:t>
-      </w:r>
-    </w:p>
-    <w:p>
-      <w:pPr>
-        <w:pStyle w:val="ListParagraph"/>
-        <w:numPr>
-          <w:ilvl w:val="0"/>
-          <w:numId w:val="34"/>
-        </w:numPr>
-        <w:bidi w:val="0"/>
-        <w:spacing w:after="0" w:line="360" w:lineRule="auto"/>
-        <w:rPr>
-          <w:rFonts w:ascii="David" w:hAnsi="David" w:cs="David"/>
-        </w:rPr>
-      </w:pPr>
-      <w:r>
-        <w:rPr>
-          <w:rFonts w:ascii="David" w:hAnsi="David" w:cs="David"/>
-          <w:b/>
-          <w:bCs/>
-        </w:rPr>
-        <w:t>Low Sampling Resolution:</w:t>
-      </w:r>
-      <w:r>
-        <w:rPr>
-          <w:rFonts w:ascii="David" w:hAnsi="David" w:cs="David"/>
-        </w:rPr>
-        <w:t xml:space="preserve"> The telemetry data operates at a sampling rate of approximately 3.7Hz (a 0.25-second gap between samples). At racing speeds of 200 km/h, a car covers roughly 15 meters between data points. While this sparsity could theoretically obscure micro-behaviors, the massive volume of collected data effectively mitigates its impact on the clustering performance</w:t>
-      </w:r>
-      <w:r>
-        <w:rPr>
-          <w:rFonts w:ascii="David" w:hAnsi="David" w:cs="David"/>
-          <w:rtl/>
-        </w:rPr>
-        <w:t>.</w:t>
-      </w:r>
-    </w:p>
-    <w:p>
-      <w:pPr>
-        <w:pStyle w:val="ListParagraph"/>
-        <w:numPr>
-          <w:ilvl w:val="0"/>
-          <w:numId w:val="34"/>
-        </w:numPr>
-        <w:bidi w:val="0"/>
-        <w:spacing w:after="0" w:line="360" w:lineRule="auto"/>
-        <w:rPr>
-          <w:rFonts w:ascii="David" w:hAnsi="David" w:cs="David"/>
-          <w:rtl/>
-        </w:rPr>
-      </w:pPr>
-      <w:r>
-        <w:rPr>
-          <w:rFonts w:ascii="David" w:hAnsi="David" w:cs="David"/>
-          <w:b/>
-          <w:bCs/>
-        </w:rPr>
-        <w:t>Sensor Gaps (Noise):</w:t>
-      </w:r>
-      <w:r>
-        <w:rPr>
-          <w:rFonts w:ascii="David" w:hAnsi="David" w:cs="David"/>
-        </w:rPr>
-        <w:t xml:space="preserve"> Telemetry sensors occasionally pause data generation for a few seconds at the start and end of a lap. Due to the spatial nature of our corner-detection calculations, these gaps were erroneously registered as turns. We implemented an algorithmic filter to detect and eliminate these noise-affected anomalies from the dataset.</w:t>
-      </w:r>
-    </w:p>
-    <w:p>
-      <w:pPr>
-        <w:bidi w:val="0"/>
-        <w:spacing w:after="0" w:line="360" w:lineRule="auto"/>
-        <w:rPr>
-          <w:rFonts w:ascii="David" w:hAnsi="David" w:cs="David"/>
-          <w:u w:val="single"/>
-          <w:rtl/>
-        </w:rPr>
-      </w:pPr>
-      <w:r>
-        <w:rPr>
-          <w:rFonts w:ascii="David" w:hAnsi="David" w:cs="David"/>
-        </w:rPr>
-        <w:br/>
-      </w:r>
-      <w:r>
-        <w:rPr>
-          <w:rFonts w:ascii="David" w:hAnsi="David" w:cs="David"/>
-          <w:u w:val="single"/>
-        </w:rPr>
-        <w:t>Feature selection:</w:t>
-      </w:r>
-    </w:p>
-    <w:p>
-      <w:pPr>
-        <w:bidi w:val="0"/>
-        <w:spacing w:after="0" w:line="360" w:lineRule="auto"/>
-        <w:rPr>
-          <w:rFonts w:ascii="David" w:hAnsi="David" w:cs="David"/>
-        </w:rPr>
-      </w:pPr>
-      <w:r>
-        <w:rPr>
-          <w:rFonts w:ascii="David" w:hAnsi="David" w:cs="David"/>
-        </w:rPr>
-        <w:t>To capture quantifiable behavioral patterns, the raw time-series data was transformed into discrete cornering events, yielding a refined dataset of 1,109 samples. To analyze driver behavior through these corners, we engineered 12 targeted features, categorized as follows:</w:t>
-      </w:r>
-    </w:p>
-    <w:p>
-      <w:pPr>
-        <w:pStyle w:val="ListParagraph"/>
-        <w:numPr>
-          <w:ilvl w:val="0"/>
-          <w:numId w:val="35"/>
-        </w:numPr>
-        <w:bidi w:val="0"/>
-        <w:spacing w:after="0" w:line="360" w:lineRule="auto"/>
-        <w:rPr>
-          <w:rFonts w:ascii="David" w:hAnsi="David" w:cs="David"/>
-        </w:rPr>
-      </w:pPr>
-      <w:r>
-        <w:rPr>
-          <w:rFonts w:ascii="David" w:hAnsi="David" w:cs="David"/>
-          <w:b/>
-          <w:bCs/>
-        </w:rPr>
-        <w:t>Identifiers:</w:t>
-      </w:r>
-      <w:r>
-        <w:rPr>
-          <w:rFonts w:ascii="David" w:hAnsi="David" w:cs="David"/>
-        </w:rPr>
-        <w:t xml:space="preserve"> track, global_corner_id, and driver_number</w:t>
-      </w:r>
-      <w:r>
-        <w:rPr>
-          <w:rFonts w:ascii="David" w:hAnsi="David" w:cs="David"/>
-          <w:rtl/>
-        </w:rPr>
-        <w:t>.</w:t>
-      </w:r>
-    </w:p>
-    <w:p>
-      <w:pPr>
-        <w:pStyle w:val="ListParagraph"/>
-        <w:numPr>
-          <w:ilvl w:val="0"/>
-          <w:numId w:val="35"/>
-        </w:numPr>
-        <w:bidi w:val="0"/>
-        <w:spacing w:after="0" w:line="360" w:lineRule="auto"/>
-        <w:rPr>
-          <w:rFonts w:ascii="David" w:hAnsi="David" w:cs="David"/>
-        </w:rPr>
-      </w:pPr>
-      <w:r>
-        <w:rPr>
-          <w:rFonts w:ascii="David" w:hAnsi="David" w:cs="David"/>
-          <w:b/>
-          <w:bCs/>
-        </w:rPr>
-        <w:t xml:space="preserve">Speed Dynamics: </w:t>
-      </w:r>
-      <w:proofErr w:type="spellStart"/>
-      <w:r>
-        <w:rPr>
-          <w:rFonts w:ascii="David" w:hAnsi="David" w:cs="David"/>
-        </w:rPr>
-        <w:t>entry_speed</w:t>
-      </w:r>
-      <w:proofErr w:type="spellEnd"/>
-      <w:r>
-        <w:rPr>
-          <w:rFonts w:ascii="David" w:hAnsi="David" w:cs="David"/>
-        </w:rPr>
-        <w:t xml:space="preserve">, </w:t>
-      </w:r>
-      <w:proofErr w:type="spellStart"/>
-      <w:r>
-        <w:rPr>
-          <w:rFonts w:ascii="David" w:hAnsi="David" w:cs="David"/>
-        </w:rPr>
-        <w:t>apex_speed</w:t>
-      </w:r>
-      <w:proofErr w:type="spellEnd"/>
-      <w:r>
-        <w:rPr>
-          <w:rFonts w:ascii="David" w:hAnsi="David" w:cs="David"/>
-        </w:rPr>
-        <w:t xml:space="preserve">, </w:t>
-      </w:r>
-      <w:proofErr w:type="spellStart"/>
-      <w:r>
-        <w:rPr>
-          <w:rFonts w:ascii="David" w:hAnsi="David" w:cs="David"/>
-        </w:rPr>
-        <w:t>exit_speed</w:t>
-      </w:r>
-      <w:proofErr w:type="spellEnd"/>
-      <w:r>
-        <w:rPr>
-          <w:rFonts w:ascii="David" w:hAnsi="David" w:cs="David"/>
-        </w:rPr>
-        <w:t xml:space="preserve">, speed_drop (the difference between entry and apex speeds), and </w:t>
-      </w:r>
-      <w:proofErr w:type="spellStart"/>
-      <w:r>
-        <w:rPr>
-          <w:rFonts w:ascii="David" w:hAnsi="David" w:cs="David"/>
-        </w:rPr>
-        <w:t>avg_speed</w:t>
-      </w:r>
-      <w:proofErr w:type="spellEnd"/>
-      <w:r>
-        <w:rPr>
-          <w:rFonts w:ascii="David" w:hAnsi="David" w:cs="David"/>
-          <w:rtl/>
-        </w:rPr>
-        <w:t>.</w:t>
-      </w:r>
-    </w:p>
-    <w:p>
-      <w:pPr>
-        <w:pStyle w:val="ListParagraph"/>
-        <w:numPr>
-          <w:ilvl w:val="0"/>
-          <w:numId w:val="35"/>
-        </w:numPr>
-        <w:bidi w:val="0"/>
-        <w:spacing w:after="0" w:line="360" w:lineRule="auto"/>
-        <w:rPr>
-          <w:rFonts w:ascii="David" w:hAnsi="David" w:cs="David"/>
-        </w:rPr>
-      </w:pPr>
-      <w:r>
-        <w:rPr>
-          <w:rFonts w:ascii="David" w:hAnsi="David" w:cs="David"/>
-          <w:b/>
-          <w:bCs/>
-        </w:rPr>
-        <w:t>Braking Behavior</w:t>
-      </w:r>
-      <w:r>
-        <w:rPr>
-          <w:rFonts w:ascii="David" w:hAnsi="David" w:cs="David"/>
-        </w:rPr>
-        <w:t xml:space="preserve">: </w:t>
-      </w:r>
-      <w:proofErr w:type="spellStart"/>
-      <w:r>
-        <w:rPr>
-          <w:rFonts w:ascii="David" w:hAnsi="David" w:cs="David"/>
-        </w:rPr>
-        <w:t>braking_time_pct</w:t>
-      </w:r>
-      <w:proofErr w:type="spellEnd"/>
-      <w:r>
-        <w:rPr>
-          <w:rFonts w:ascii="David" w:hAnsi="David" w:cs="David"/>
-        </w:rPr>
-        <w:t xml:space="preserve"> (percentage of the turn spent braking), </w:t>
-      </w:r>
-      <w:proofErr w:type="spellStart"/>
-      <w:r>
-        <w:rPr>
-          <w:rFonts w:ascii="David" w:hAnsi="David" w:cs="David"/>
-        </w:rPr>
-        <w:t>braking_pct_before_apex</w:t>
-      </w:r>
-      <w:proofErr w:type="spellEnd"/>
-      <w:r>
-        <w:rPr>
-          <w:rFonts w:ascii="David" w:hAnsi="David" w:cs="David"/>
-        </w:rPr>
-        <w:t xml:space="preserve">, </w:t>
-      </w:r>
-      <w:proofErr w:type="spellStart"/>
-      <w:r>
-        <w:rPr>
-          <w:rFonts w:ascii="David" w:hAnsi="David" w:cs="David"/>
-        </w:rPr>
-        <w:t>trail_braking_pct</w:t>
-      </w:r>
-      <w:proofErr w:type="spellEnd"/>
-      <w:r>
-        <w:rPr>
-          <w:rFonts w:ascii="David" w:hAnsi="David" w:cs="David"/>
-        </w:rPr>
-        <w:t xml:space="preserve"> (slow release of the brake pedal into the turn), and </w:t>
-      </w:r>
-      <w:proofErr w:type="spellStart"/>
-      <w:r>
-        <w:rPr>
-          <w:rFonts w:ascii="David" w:hAnsi="David" w:cs="David"/>
-        </w:rPr>
-        <w:t>coasting_pct</w:t>
-      </w:r>
-      <w:proofErr w:type="spellEnd"/>
-      <w:r>
-        <w:rPr>
-          <w:rFonts w:ascii="David" w:hAnsi="David" w:cs="David"/>
-        </w:rPr>
-        <w:t xml:space="preserve"> (percentage of the turn with neither brake nor throttle applied</w:t>
-      </w:r>
-      <w:r>
-        <w:rPr>
-          <w:rFonts w:ascii="David" w:hAnsi="David" w:cs="David"/>
-        </w:rPr>
-        <w:t>).</w:t>
-      </w:r>
-    </w:p>
-    <w:p>
-      <w:pPr>
-        <w:pStyle w:val="ListParagraph"/>
-        <w:numPr>
-          <w:ilvl w:val="0"/>
-          <w:numId w:val="35"/>
-        </w:numPr>
-        <w:bidi w:val="0"/>
-        <w:spacing w:after="0" w:line="360" w:lineRule="auto"/>
-        <w:rPr>
-          <w:rFonts w:ascii="David" w:hAnsi="David" w:cs="David"/>
-        </w:rPr>
-      </w:pPr>
-      <w:r>
-        <w:rPr>
-          <w:rFonts w:ascii="David" w:hAnsi="David" w:cs="David"/>
-          <w:b/>
-          <w:bCs/>
-        </w:rPr>
-        <w:lastRenderedPageBreak/>
-        <w:t xml:space="preserve">Throttle </w:t>
-      </w:r>
-      <w:r>
-        <w:rPr>
-          <w:rFonts w:ascii="David" w:hAnsi="David" w:cs="David"/>
-          <w:b/>
-          <w:bCs/>
-        </w:rPr>
-        <w:t>&amp;</w:t>
-      </w:r>
-      <w:r>
-        <w:rPr>
-          <w:rFonts w:ascii="David" w:hAnsi="David" w:cs="David"/>
-          <w:b/>
-          <w:bCs/>
-        </w:rPr>
-        <w:t xml:space="preserve"> Gear: </w:t>
-      </w:r>
-      <w:proofErr w:type="spellStart"/>
-      <w:r>
-        <w:rPr>
-          <w:rFonts w:ascii="David" w:hAnsi="David" w:cs="David"/>
-        </w:rPr>
-        <w:t>throttle_app_pct_after_apex</w:t>
-      </w:r>
-      <w:proofErr w:type="spellEnd"/>
-      <w:r>
-        <w:rPr>
-          <w:rFonts w:ascii="David" w:hAnsi="David" w:cs="David"/>
-        </w:rPr>
-        <w:t xml:space="preserve">, </w:t>
-      </w:r>
-      <w:proofErr w:type="spellStart"/>
-      <w:r>
-        <w:rPr>
-          <w:rFonts w:ascii="David" w:hAnsi="David" w:cs="David"/>
-        </w:rPr>
-        <w:t>avg_throttle</w:t>
-      </w:r>
-      <w:proofErr w:type="spellEnd"/>
-      <w:r>
-        <w:rPr>
-          <w:rFonts w:ascii="David" w:hAnsi="David" w:cs="David"/>
-        </w:rPr>
-        <w:t xml:space="preserve">, and </w:t>
-      </w:r>
-      <w:proofErr w:type="spellStart"/>
-      <w:r>
-        <w:rPr>
-          <w:rFonts w:ascii="David" w:hAnsi="David" w:cs="David"/>
-        </w:rPr>
-        <w:t>min_gear</w:t>
-      </w:r>
-      <w:proofErr w:type="spellEnd"/>
-      <w:r>
-        <w:rPr>
-          <w:rFonts w:ascii="David" w:hAnsi="David" w:cs="David"/>
-          <w:rtl/>
-        </w:rPr>
-        <w:t>.</w:t>
-      </w:r>
-    </w:p>
-    <w:p>
-      <w:pPr>
-        <w:bidi w:val="0"/>
-        <w:spacing w:after="0" w:line="360" w:lineRule="auto"/>
-        <w:rPr>
-          <w:rFonts w:ascii="David" w:hAnsi="David" w:cs="David"/>
-          <w:rtl/>
-        </w:rPr>
-      </w:pPr>
-    </w:p>
-    <w:p>
-      <w:pPr>
-        <w:bidi w:val="0"/>
-        <w:spacing w:after="0" w:line="360" w:lineRule="auto"/>
-        <w:rPr>
-          <w:rFonts w:ascii="David" w:hAnsi="David" w:cs="David"/>
-        </w:rPr>
-      </w:pPr>
-      <w:r>
-        <w:rPr>
-          <w:rFonts w:ascii="David" w:hAnsi="David" w:cs="David"/>
-          <w:b/>
-          <w:bCs/>
-        </w:rPr>
-        <w:t>Standardization:</w:t>
-      </w:r>
-      <w:r>
-        <w:rPr>
-          <w:rFonts w:ascii="David" w:hAnsi="David" w:cs="David"/>
-        </w:rPr>
-        <w:t xml:space="preserve"> </w:t>
-      </w:r>
-    </w:p>
-    <w:p>
-      <w:pPr>
-        <w:bidi w:val="0"/>
-        <w:spacing w:after="0" w:line="360" w:lineRule="auto"/>
-        <w:rPr>
-          <w:rFonts w:ascii="David" w:hAnsi="David" w:cs="David"/>
-        </w:rPr>
-      </w:pPr>
-      <w:r>
-        <w:rPr>
-          <w:rFonts w:ascii="David" w:hAnsi="David" w:cs="David"/>
-        </w:rPr>
-        <w:t xml:space="preserve">Due to the physical differences between Formula 1 circuits, directly comparing raw telemetry data introduces a significant </w:t>
-      </w:r>
-      <w:r>
-        <w:rPr>
-          <w:rFonts w:ascii="David" w:hAnsi="David" w:cs="David" w:hint="cs"/>
-          <w:rtl/>
-        </w:rPr>
-        <w:t>"</w:t>
-      </w:r>
-      <w:r>
-        <w:rPr>
-          <w:rFonts w:ascii="David" w:hAnsi="David" w:cs="David"/>
-        </w:rPr>
-        <w:t>Track Bias." For example, a high-speed track like Monza naturally produces higher average speeds and larger speed drops than a technical street circuit like Singapore. To prevent distance-based algorithms like K-Means from grouping corners by track rather than by driving style, feature scaling was mandatory</w:t>
-      </w:r>
-      <w:r>
-        <w:rPr>
-          <w:rFonts w:ascii="David" w:hAnsi="David" w:cs="David"/>
-          <w:rtl/>
-        </w:rPr>
-        <w:t>.</w:t>
-      </w:r>
-    </w:p>
-    <w:p>
-      <w:pPr>
-        <w:bidi w:val="0"/>
-        <w:spacing w:after="0" w:line="360" w:lineRule="auto"/>
-        <w:rPr>
-          <w:rFonts w:ascii="David" w:hAnsi="David" w:cs="David"/>
-          <w:rtl/>
-        </w:rPr>
-      </w:pPr>
-      <w:r>
-        <w:rPr>
-          <w:rFonts w:ascii="David" w:hAnsi="David" w:cs="David"/>
-        </w:rPr>
-        <w:t>We specifically chose Standardization (Z-score scaling) over Min-Max Scaling or vector Normalization for two reasons. First, F1 telemetry frequently contains natural outliers, such as extreme brake lock-ups or sudden throttle lifts. Min-Max scaling is highly sensitive to extreme maximums and would compress the variance of normal cornering events, whereas Standardization preserves the original distribution of the data. Second, our subsequent dimensionality reduction step, Principal Component Analysis (PCA), mathematically requires the dataset to be centered around a mean of zero to properly calculate the covariance matrix, making Standardization the optimal and necessary approach</w:t>
-      </w:r>
-      <w:r>
-        <w:rPr>
-          <w:rFonts w:ascii="David" w:hAnsi="David" w:cs="David"/>
-          <w:rtl/>
-        </w:rPr>
-        <w:t>.</w:t>
-      </w:r>
-    </w:p>
-    <w:p>
-      <w:pPr>
-        <w:bidi w:val="0"/>
-        <w:spacing w:after="0" w:line="360" w:lineRule="auto"/>
-        <w:rPr>
-          <w:rFonts w:ascii="David" w:hAnsi="David" w:cs="David"/>
-          <w:rtl/>
-        </w:rPr>
-      </w:pPr>
-    </w:p>
-    <w:p>
-      <w:pPr>
-        <w:bidi w:val="0"/>
-        <w:spacing w:after="0" w:line="360" w:lineRule="auto"/>
-        <w:rPr>
-          <w:rFonts w:ascii="David" w:hAnsi="David" w:cs="David"/>
-          <w:sz w:val="32"/>
-          <w:szCs w:val="32"/>
-        </w:rPr>
-      </w:pPr>
-      <w:r>
-        <w:rPr>
-          <w:rFonts w:ascii="David" w:hAnsi="David" w:cs="David"/>
-          <w:b/>
-          <w:bCs/>
-          <w:sz w:val="32"/>
-          <w:szCs w:val="32"/>
-        </w:rPr>
-        <w:t>3.</w:t>
-      </w:r>
-      <w:r>
-        <w:rPr>
-          <w:rFonts w:ascii="David" w:hAnsi="David" w:cs="David" w:hint="cs"/>
-          <w:b/>
-          <w:bCs/>
-          <w:sz w:val="32"/>
-          <w:szCs w:val="32"/>
-          <w:rtl/>
-        </w:rPr>
-        <w:t>3</w:t>
-      </w:r>
-      <w:r>
-        <w:rPr>
-          <w:rFonts w:ascii="David" w:hAnsi="David" w:cs="David"/>
-          <w:b/>
-          <w:bCs/>
-          <w:sz w:val="32"/>
-          <w:szCs w:val="32"/>
-        </w:rPr>
-        <w:tab/>
-        <w:t>Exploratory Data Analysis:</w:t>
-      </w:r>
-    </w:p>
-    <w:p>
-      <w:pPr>
-        <w:bidi w:val="0"/>
-        <w:spacing w:after="0" w:line="360" w:lineRule="auto"/>
-        <w:rPr>
-          <w:rFonts w:ascii="David" w:hAnsi="David" w:cs="David"/>
-          <w:u w:val="single"/>
-          <w:rtl/>
-        </w:rPr>
-      </w:pPr>
-      <w:r>
-        <w:rPr>
-          <w:rFonts w:ascii="David" w:hAnsi="David" w:cs="David"/>
-          <w:u w:val="single"/>
-        </w:rPr>
-        <w:t>Feature distributions:</w:t>
-      </w:r>
-    </w:p>
-    <w:p>
-      <w:pPr>
-        <w:bidi w:val="0"/>
-        <w:spacing w:after="0" w:line="360" w:lineRule="auto"/>
-        <w:rPr>
-          <w:rFonts w:ascii="David" w:hAnsi="David" w:cs="David"/>
-        </w:rPr>
-      </w:pPr>
-      <w:r>
-        <w:rPr>
-          <w:rFonts w:ascii="David" w:hAnsi="David" w:cs="David"/>
-        </w:rPr>
-        <w:t>Analysis of the engineered variables revealed that feature distributions are heavily dictated by circuit geometry. For example, continuous features like average_speed and speed_drop displayed drastically different ranges and medians when comparing high-speed tracks (Monza) to technical circuits (Singapore). This variance highlighted the critical need to normalize the data to prevent "track bias."</w:t>
-      </w:r>
-    </w:p>
-    <w:p>
-      <w:pPr>
-        <w:spacing w:after="0" w:line="360" w:lineRule="auto"/>
-        <w:rPr>
-          <w:rFonts w:ascii="David" w:hAnsi="David" w:cs="David"/>
-        </w:rPr>
-      </w:pPr>
-    </w:p>
-    <w:p>
-      <w:pPr>
-        <w:bidi w:val="0"/>
-        <w:spacing w:after="0" w:line="360" w:lineRule="auto"/>
-        <w:rPr>
-          <w:rFonts w:ascii="David" w:hAnsi="David" w:cs="David"/>
-          <w:u w:val="single"/>
-        </w:rPr>
-      </w:pPr>
-      <w:r>
-        <w:rPr>
-          <w:rFonts w:ascii="David" w:hAnsi="David" w:cs="David"/>
-          <w:u w:val="single"/>
-        </w:rPr>
-        <w:t>Missing values:</w:t>
-      </w:r>
-    </w:p>
-    <w:p>
-      <w:pPr>
-        <w:bidi w:val="0"/>
-        <w:spacing w:after="0" w:line="360" w:lineRule="auto"/>
-        <w:rPr>
-          <w:rFonts w:ascii="David" w:hAnsi="David" w:cs="David"/>
-          <w:rtl/>
-        </w:rPr>
-      </w:pPr>
-      <w:r>
-        <w:rPr>
-          <w:rFonts w:ascii="David" w:hAnsi="David" w:cs="David"/>
-        </w:rPr>
-        <w:t xml:space="preserve">Our data is imported through the API of the project “OpenF1”, that aims to make official data from races accessible to the public for research purposes. In addition to making the data </w:t>
-      </w:r>
-      <w:r>
-        <w:rPr>
-          <w:rFonts w:ascii="David" w:hAnsi="David" w:cs="David"/>
-        </w:rPr>
-        <w:t>acces</w:t>
-      </w:r>
-      <w:r>
-        <w:rPr>
-          <w:rFonts w:ascii="David" w:hAnsi="David" w:cs="David"/>
-        </w:rPr>
-        <w:t>si</w:t>
-      </w:r>
-      <w:r>
-        <w:rPr>
-          <w:rFonts w:ascii="David" w:hAnsi="David" w:cs="David"/>
-        </w:rPr>
-        <w:t>ble</w:t>
-      </w:r>
-      <w:r>
-        <w:rPr>
-          <w:rFonts w:ascii="David" w:hAnsi="David" w:cs="David"/>
-        </w:rPr>
-        <w:t xml:space="preserve"> the project already filters any missing value caused by technical issues like damaged sensors. Therefore, we cannot calculate the percentage of missing values from the entire dataset.</w:t>
-      </w:r>
-    </w:p>
-    <w:p>
-      <w:pPr>
-        <w:spacing w:after="0" w:line="360" w:lineRule="auto"/>
-        <w:rPr>
-          <w:rFonts w:ascii="David" w:hAnsi="David" w:cs="David"/>
-          <w:rtl/>
-        </w:rPr>
-      </w:pPr>
-    </w:p>
-    <w:p>
-      <w:pPr>
-        <w:bidi w:val="0"/>
-        <w:spacing w:after="0" w:line="360" w:lineRule="auto"/>
-        <w:rPr>
-          <w:rFonts w:ascii="David" w:hAnsi="David" w:cs="David"/>
-        </w:rPr>
-      </w:pPr>
-      <w:r>
-        <w:rPr>
-          <w:rFonts w:ascii="David" w:hAnsi="David" w:cs="David"/>
-        </w:rPr>
-        <w:t>Although the data was already “cleaned” from technical missing values, it has obvious theoretical missing values that may impact how well the data reflects the reality of an actual F1 race:</w:t>
-      </w:r>
-    </w:p>
-    <w:p>
-      <w:pPr>
-        <w:pStyle w:val="ListParagraph"/>
-        <w:numPr>
-          <w:ilvl w:val="0"/>
-          <w:numId w:val="13"/>
-        </w:numPr>
-        <w:bidi w:val="0"/>
-        <w:spacing w:after="0" w:line="360" w:lineRule="auto"/>
-        <w:rPr>
-          <w:rFonts w:ascii="David" w:hAnsi="David" w:cs="David"/>
-        </w:rPr>
-      </w:pPr>
-      <w:r>
-        <w:rPr>
-          <w:rFonts w:ascii="David" w:hAnsi="David" w:cs="David"/>
-        </w:rPr>
-        <w:t>There are approximately 0.25 seconds between samples (the sample rate is 3.7Hz), in which, assuming the driver drives at an average of 200 km/h, the driver covers around 15 meters, that can be vital to learning his behavior during a turn.</w:t>
-      </w:r>
-    </w:p>
-    <w:p>
-      <w:pPr>
-        <w:pStyle w:val="ListParagraph"/>
-        <w:numPr>
-          <w:ilvl w:val="0"/>
-          <w:numId w:val="13"/>
-        </w:numPr>
-        <w:bidi w:val="0"/>
-        <w:spacing w:after="0" w:line="360" w:lineRule="auto"/>
-        <w:rPr>
-          <w:rFonts w:ascii="David" w:hAnsi="David" w:cs="David"/>
-        </w:rPr>
-      </w:pPr>
-      <w:r>
-        <w:rPr>
-          <w:rFonts w:ascii="David" w:hAnsi="David" w:cs="David"/>
-        </w:rPr>
-        <w:t>In the start and end point of each lap there is a gap of a few seconds in which the sensors of the cars stop producing new data. This gap can register as a turn when using our calculations, that rely on the change in location of the driver, thus generating noise that can affect the clustering.</w:t>
-      </w:r>
-    </w:p>
-    <w:p>
-      <w:pPr>
-        <w:bidi w:val="0"/>
-        <w:spacing w:after="0" w:line="360" w:lineRule="auto"/>
-        <w:rPr>
-          <w:rFonts w:ascii="David" w:hAnsi="David" w:cs="David" w:hint="cs"/>
-          <w:rtl/>
-        </w:rPr>
-      </w:pPr>
-    </w:p>
-    <w:p>
-      <w:pPr>
-        <w:bidi w:val="0"/>
-        <w:spacing w:after="0" w:line="360" w:lineRule="auto"/>
-        <w:rPr>
-          <w:rFonts w:ascii="David" w:hAnsi="David" w:cs="David"/>
-          <w:u w:val="single"/>
-        </w:rPr>
-      </w:pPr>
-      <w:r>
-        <w:rPr>
-          <w:rFonts w:ascii="David" w:hAnsi="David" w:cs="David"/>
-          <w:u w:val="single"/>
-        </w:rPr>
-        <w:t>Outliers:</w:t>
-      </w:r>
-    </w:p>
-    <w:p>
-      <w:pPr>
-        <w:bidi w:val="0"/>
-        <w:spacing w:after="0" w:line="360" w:lineRule="auto"/>
-        <w:rPr>
-          <w:rFonts w:ascii="David" w:hAnsi="David" w:cs="David"/>
         </w:rPr>
       </w:pPr>
       <w:r>
         <w:rPr>
           <w:noProof/>
         </w:rPr>
-        <w:lastRenderedPageBreak/>
         <mc:AlternateContent>
           <mc:Choice Requires="wps">
             <w:drawing>
-              <wp:anchor distT="0" distB="0" distL="114300" distR="114300" simplePos="0" relativeHeight="251682816" behindDoc="0" locked="0" layoutInCell="1" allowOverlap="1" wp14:anchorId="09C48F39" wp14:editId="54B726FE">
+              <wp:anchor distT="0" distB="0" distL="114300" distR="114300" simplePos="0" relativeHeight="251688960" behindDoc="0" locked="0" layoutInCell="1" allowOverlap="1" wp14:anchorId="71815505" wp14:editId="6D7C6455">
                 <wp:simplePos x="0" y="0"/>
                 <wp:positionH relativeFrom="column">
-                  <wp:posOffset>1538605</wp:posOffset>
+                  <wp:posOffset>1134110</wp:posOffset>
                 </wp:positionH>
                 <wp:positionV relativeFrom="paragraph">
-                  <wp:posOffset>2878455</wp:posOffset>
+                  <wp:posOffset>2827655</wp:posOffset>
                 </wp:positionV>
-                <wp:extent cx="4380865" cy="635"/>
-                <wp:effectExtent l="0" t="0" r="0" b="0"/>
+                <wp:extent cx="4535805" cy="635"/>
+                <wp:effectExtent l="0" t="0" r="635" b="0"/>
                 <wp:wrapTopAndBottom/>
-                <wp:docPr id="480578555" name="תיבת טקסט 1"/>
+                <wp:docPr id="1064655396" name="תיבת טקסט 1"/>
                 <wp:cNvGraphicFramePr/>
                 <a:graphic xmlns:a="http://schemas.openxmlformats.org/drawingml/2006/main">
                   <a:graphicData uri="http://schemas.microsoft.com/office/word/2010/wordprocessingShape">
@@ -2994,7 +2169,7 @@
                       <wps:spPr>
                         <a:xfrm>
                           <a:off x="0" y="0"/>
-                          <a:ext cx="4380865" cy="635"/>
+                          <a:ext cx="4535805" cy="635"/>
                         </a:xfrm>
                         <a:prstGeom prst="rect">
                           <a:avLst/>
@@ -3014,6 +2189,7 @@
                               <w:bidi w:val="0"/>
                               <w:rPr>
                                 <w:rFonts w:ascii="David" w:hAnsi="David" w:cs="David"/>
+                                <w:noProof/>
                               </w:rPr>
                             </w:pPr>
                             <w:r>
@@ -3048,7 +2224,13 @@
                               <w:rPr>
                                 <w:noProof/>
                               </w:rPr>
-                              <w:t>Raw Telemetry Outliers for Speed across different tracks.</w:t>
+                              <w:t>Outlier Detection for Speed by Track</w:t>
+                            </w:r>
+                            <w:r>
+                              <w:rPr>
+                                <w:noProof/>
+                              </w:rPr>
+                              <w:t>.</w:t>
                             </w:r>
                           </w:p>
                         </w:txbxContent>
@@ -3062,16 +2244,19 @@
                     </wps:wsp>
                   </a:graphicData>
                 </a:graphic>
+                <wp14:sizeRelH relativeFrom="margin">
+                  <wp14:pctWidth>0</wp14:pctWidth>
+                </wp14:sizeRelH>
               </wp:anchor>
             </w:drawing>
           </mc:Choice>
           <mc:Fallback>
             <w:pict>
-              <v:shapetype w14:anchorId="09C48F39" id="_x0000_t202" coordsize="21600,21600" o:spt="202" path="m,l,21600r21600,l21600,xe">
+              <v:shapetype w14:anchorId="71815505" id="_x0000_t202" coordsize="21600,21600" o:spt="202" path="m,l,21600r21600,l21600,xe">
                 <v:stroke joinstyle="miter"/>
                 <v:path gradientshapeok="t" o:connecttype="rect"/>
               </v:shapetype>
-              <v:shape id="תיבת טקסט 1" o:spid="_x0000_s1026" type="#_x0000_t202" style="position:absolute;margin-left:121.15pt;margin-top:226.65pt;width:344.95pt;height:.05pt;z-index:251682816;visibility:visible;mso-wrap-style:square;mso-wrap-distance-left:9pt;mso-wrap-distance-top:0;mso-wrap-distance-right:9pt;mso-wrap-distance-bottom:0;mso-position-horizontal:absolute;mso-position-horizontal-relative:text;mso-position-vertical:absolute;mso-position-vertical-relative:text;v-text-anchor:top" o:gfxdata="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" stroked="f">
+              <v:shape id="תיבת טקסט 1" o:spid="_x0000_s1026" type="#_x0000_t202" style="position:absolute;margin-left:89.3pt;margin-top:222.65pt;width:357.15pt;height:.05pt;z-index:251688960;visibility:visible;mso-wrap-style:square;mso-width-percent:0;mso-wrap-distance-left:9pt;mso-wrap-distance-top:0;mso-wrap-distance-right:9pt;mso-wrap-distance-bottom:0;mso-position-horizontal:absolute;mso-position-horizontal-relative:text;mso-position-vertical:absolute;mso-position-vertical-relative:text;mso-width-percent:0;mso-width-relative:margin;v-text-anchor:top" o:gfxdata="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" stroked="f">
                 <v:textbox style="mso-fit-shape-to-text:t" inset="0,0,0,0">
                   <w:txbxContent>
                     <w:p>
@@ -3080,6 +2265,7 @@
                         <w:bidi w:val="0"/>
                         <w:rPr>
                           <w:rFonts w:ascii="David" w:hAnsi="David" w:cs="David"/>
+                          <w:noProof/>
                         </w:rPr>
                       </w:pPr>
                       <w:r>
@@ -3114,7 +2300,13 @@
                         <w:rPr>
                           <w:noProof/>
                         </w:rPr>
-                        <w:t>Raw Telemetry Outliers for Speed across different tracks.</w:t>
+                        <w:t>Outlier Detection for Speed by Track</w:t>
+                      </w:r>
+                      <w:r>
+                        <w:rPr>
+                          <w:noProof/>
+                        </w:rPr>
+                        <w:t>.</w:t>
                       </w:r>
                     </w:p>
                   </w:txbxContent>
@@ -3127,27 +2319,21 @@
       </w:r>
       <w:r>
         <w:rPr>
-          <w:rFonts w:ascii="David" w:hAnsi="David" w:cs="David"/>
-        </w:rPr>
-        <w:t>For the raw data</w:t>
-      </w:r>
-      <w:r>
-        <w:rPr>
           <w:noProof/>
         </w:rPr>
         <w:drawing>
-          <wp:anchor distT="0" distB="0" distL="114300" distR="114300" simplePos="0" relativeHeight="251679744" behindDoc="0" locked="0" layoutInCell="1" allowOverlap="1" wp14:anchorId="115FBB56" wp14:editId="20A29CA6">
+          <wp:anchor distT="0" distB="0" distL="114300" distR="114300" simplePos="0" relativeHeight="251686912" behindDoc="0" locked="0" layoutInCell="1" allowOverlap="1" wp14:anchorId="149B6064" wp14:editId="1C1B149E">
             <wp:simplePos x="0" y="0"/>
             <wp:positionH relativeFrom="page">
               <wp:align>center</wp:align>
             </wp:positionH>
             <wp:positionV relativeFrom="paragraph">
-              <wp:posOffset>485775</wp:posOffset>
+              <wp:posOffset>414020</wp:posOffset>
             </wp:positionV>
             <wp:extent cx="4381200" cy="2412000"/>
             <wp:effectExtent l="0" t="0" r="635" b="1270"/>
             <wp:wrapTopAndBottom/>
-            <wp:docPr id="956308260" name="Picture 1"/>
+            <wp:docPr id="451142595" name="Picture 1"/>
             <wp:cNvGraphicFramePr>
               <a:graphicFrameLocks xmlns:a="http://schemas.openxmlformats.org/drawingml/2006/main" noChangeAspect="1"/>
             </wp:cNvGraphicFramePr>
@@ -3195,7 +2381,7 @@
         <w:rPr>
           <w:rFonts w:ascii="David" w:hAnsi="David" w:cs="David"/>
         </w:rPr>
-        <w:t>, t</w:t>
+        <w:t>T</w:t>
       </w:r>
       <w:r>
         <w:rPr>
@@ -3219,40 +2405,2490 @@
         <w:spacing w:after="0" w:line="360" w:lineRule="auto"/>
         <w:rPr>
           <w:rFonts w:ascii="David" w:hAnsi="David" w:cs="David"/>
-        </w:rPr>
-      </w:pPr>
-      <w:r>
-        <w:rPr>
-          <w:rFonts w:ascii="David" w:hAnsi="David" w:cs="David"/>
-        </w:rPr>
-        <w:t xml:space="preserve">Since this is not the </w:t>
+          <w:sz w:val="32"/>
+          <w:szCs w:val="32"/>
+        </w:rPr>
+      </w:pPr>
+      <w:r>
+        <w:rPr>
+          <w:rFonts w:ascii="David" w:hAnsi="David" w:cs="David"/>
+          <w:b/>
+          <w:bCs/>
+          <w:sz w:val="32"/>
+          <w:szCs w:val="32"/>
+        </w:rPr>
+        <w:t>3.</w:t>
+      </w:r>
+      <w:r>
+        <w:rPr>
+          <w:rFonts w:ascii="David" w:hAnsi="David" w:cs="David"/>
+          <w:b/>
+          <w:bCs/>
+          <w:sz w:val="32"/>
+          <w:szCs w:val="32"/>
+        </w:rPr>
+        <w:t>3</w:t>
+      </w:r>
+      <w:r>
+        <w:rPr>
+          <w:rFonts w:ascii="David" w:hAnsi="David" w:cs="David"/>
+          <w:b/>
+          <w:bCs/>
+          <w:sz w:val="32"/>
+          <w:szCs w:val="32"/>
+        </w:rPr>
+        <w:tab/>
+        <w:t>Preprocessing:</w:t>
+      </w:r>
+    </w:p>
+    <w:p>
+      <w:pPr>
+        <w:bidi w:val="0"/>
+        <w:spacing w:after="0" w:line="360" w:lineRule="auto"/>
+        <w:rPr>
+          <w:rFonts w:ascii="David" w:hAnsi="David" w:cs="David"/>
+          <w:b/>
+          <w:bCs/>
+          <w:rtl/>
+        </w:rPr>
+      </w:pPr>
+    </w:p>
+    <w:p>
+      <w:pPr>
+        <w:bidi w:val="0"/>
+        <w:spacing w:after="0" w:line="360" w:lineRule="auto"/>
+        <w:rPr>
+          <w:rFonts w:ascii="David" w:hAnsi="David" w:cs="David"/>
+          <w:b/>
+          <w:bCs/>
+        </w:rPr>
+      </w:pPr>
+      <w:r>
+        <w:rPr>
+          <w:rFonts w:ascii="David" w:hAnsi="David" w:cs="David"/>
+          <w:b/>
+          <w:bCs/>
+        </w:rPr>
+        <w:t>Data Filtering &amp; Cleaning:</w:t>
+      </w:r>
+    </w:p>
+    <w:p>
+      <w:pPr>
+        <w:bidi w:val="0"/>
+        <w:spacing w:after="0" w:line="360" w:lineRule="auto"/>
+        <w:rPr>
+          <w:rFonts w:ascii="David" w:hAnsi="David" w:cs="David"/>
+        </w:rPr>
+      </w:pPr>
+      <w:r>
+        <w:rPr>
+          <w:rFonts w:ascii="David" w:hAnsi="David" w:cs="David"/>
+        </w:rPr>
+        <w:t xml:space="preserve">To extract relevant insights, the dataset was filtered to isolate meaningful events. This process included two main steps: extracting only the fastest lap recorded by each driver in each </w:t>
       </w:r>
       <w:proofErr w:type="gramStart"/>
       <w:r>
         <w:rPr>
           <w:rFonts w:ascii="David" w:hAnsi="David" w:cs="David"/>
         </w:rPr>
-        <w:t>data</w:t>
+        <w:t>race, and</w:t>
       </w:r>
       <w:proofErr w:type="gramEnd"/>
       <w:r>
         <w:rPr>
           <w:rFonts w:ascii="David" w:hAnsi="David" w:cs="David"/>
         </w:rPr>
-        <w:t xml:space="preserve"> we perform the clustering on, and considering we filter the data while processing it, these outliers and measurement errors</w:t>
+        <w:t xml:space="preserve"> isolating the specific time-samples that occurred during cornering events.</w:t>
+      </w:r>
+    </w:p>
+    <w:p>
+      <w:pPr>
+        <w:bidi w:val="0"/>
+        <w:spacing w:after="0" w:line="360" w:lineRule="auto"/>
+        <w:rPr>
+          <w:rFonts w:ascii="David" w:hAnsi="David" w:cs="David"/>
+          <w:u w:val="single"/>
+          <w:rtl/>
+        </w:rPr>
+      </w:pPr>
+    </w:p>
+    <w:p>
+      <w:pPr>
+        <w:bidi w:val="0"/>
+        <w:spacing w:after="0" w:line="360" w:lineRule="auto"/>
+        <w:rPr>
+          <w:rFonts w:ascii="David" w:hAnsi="David" w:cs="David"/>
+          <w:b/>
+          <w:bCs/>
+        </w:rPr>
+      </w:pPr>
+      <w:r>
+        <w:rPr>
+          <w:rFonts w:ascii="David" w:hAnsi="David" w:cs="David"/>
+          <w:b/>
+          <w:bCs/>
+        </w:rPr>
+        <w:t>Data Limitations &amp; Noise Handling</w:t>
+      </w:r>
+      <w:r>
+        <w:rPr>
+          <w:rFonts w:ascii="David" w:hAnsi="David" w:cs="David"/>
+          <w:b/>
+          <w:bCs/>
+          <w:rtl/>
+        </w:rPr>
+        <w:t>:</w:t>
+      </w:r>
+    </w:p>
+    <w:p>
+      <w:pPr>
+        <w:bidi w:val="0"/>
+        <w:spacing w:after="0" w:line="360" w:lineRule="auto"/>
+        <w:rPr>
+          <w:rFonts w:ascii="David" w:hAnsi="David" w:cs="David"/>
+        </w:rPr>
+      </w:pPr>
+      <w:r>
+        <w:rPr>
+          <w:rFonts w:ascii="David" w:hAnsi="David" w:cs="David"/>
+        </w:rPr>
+        <w:lastRenderedPageBreak/>
+        <w:t>During preprocessing, we addressed two primary data irregularities</w:t>
+      </w:r>
+      <w:r>
+        <w:rPr>
+          <w:rFonts w:ascii="David" w:hAnsi="David" w:cs="David"/>
+          <w:rtl/>
+        </w:rPr>
+        <w:t>:</w:t>
+      </w:r>
+    </w:p>
+    <w:p>
+      <w:pPr>
+        <w:pStyle w:val="ListParagraph"/>
+        <w:numPr>
+          <w:ilvl w:val="0"/>
+          <w:numId w:val="34"/>
+        </w:numPr>
+        <w:bidi w:val="0"/>
+        <w:spacing w:after="0" w:line="360" w:lineRule="auto"/>
+        <w:rPr>
+          <w:rFonts w:ascii="David" w:hAnsi="David" w:cs="David"/>
+        </w:rPr>
+      </w:pPr>
+      <w:r>
+        <w:rPr>
+          <w:rFonts w:ascii="David" w:hAnsi="David" w:cs="David"/>
+          <w:b/>
+          <w:bCs/>
+        </w:rPr>
+        <w:t>Low Sampling Resolution:</w:t>
+      </w:r>
+      <w:r>
+        <w:rPr>
+          <w:rFonts w:ascii="David" w:hAnsi="David" w:cs="David"/>
+        </w:rPr>
+        <w:t xml:space="preserve"> The telemetry data operates at a sampling rate of approximately 3.7Hz (a 0.25-second gap between samples). At racing speeds of 200 km/h, a car covers roughly 15 meters between data points. While this sparsity could theoretically obscure micro-behaviors, the massive volume of collected data effectively mitigates its impact on the clustering performance</w:t>
+      </w:r>
+      <w:r>
+        <w:rPr>
+          <w:rFonts w:ascii="David" w:hAnsi="David" w:cs="David"/>
+          <w:rtl/>
+        </w:rPr>
+        <w:t>.</w:t>
+      </w:r>
+    </w:p>
+    <w:p>
+      <w:pPr>
+        <w:pStyle w:val="ListParagraph"/>
+        <w:numPr>
+          <w:ilvl w:val="0"/>
+          <w:numId w:val="34"/>
+        </w:numPr>
+        <w:bidi w:val="0"/>
+        <w:spacing w:after="0" w:line="360" w:lineRule="auto"/>
+        <w:rPr>
+          <w:rFonts w:ascii="David" w:hAnsi="David" w:cs="David"/>
+          <w:rtl/>
+        </w:rPr>
+      </w:pPr>
+      <w:r>
+        <w:rPr>
+          <w:rFonts w:ascii="David" w:hAnsi="David" w:cs="David"/>
+          <w:b/>
+          <w:bCs/>
+        </w:rPr>
+        <w:t>Sensor Gaps (Noise):</w:t>
+      </w:r>
+      <w:r>
+        <w:rPr>
+          <w:rFonts w:ascii="David" w:hAnsi="David" w:cs="David"/>
+        </w:rPr>
+        <w:t xml:space="preserve"> Telemetry sensors occasionally pause data generation for a few seconds at the start and end of a lap. Due to the spatial nature of our corner-detection calculations, these gaps were erroneously registered as turns. We implemented an algorithmic filter to detect and eliminate these noise-affected anomalies from the dataset.</w:t>
+      </w:r>
+    </w:p>
+    <w:p>
+      <w:pPr>
+        <w:bidi w:val="0"/>
+        <w:spacing w:after="0" w:line="360" w:lineRule="auto"/>
+        <w:rPr>
+          <w:rFonts w:ascii="David" w:hAnsi="David" w:cs="David"/>
+          <w:u w:val="single"/>
+          <w:rtl/>
+        </w:rPr>
+      </w:pPr>
+      <w:r>
+        <w:rPr>
+          <w:rFonts w:ascii="David" w:hAnsi="David" w:cs="David"/>
+        </w:rPr>
+        <w:br/>
+      </w:r>
+      <w:r>
+        <w:rPr>
+          <w:rFonts w:ascii="David" w:hAnsi="David" w:cs="David"/>
+          <w:u w:val="single"/>
+        </w:rPr>
+        <w:t>Feature selection:</w:t>
+      </w:r>
+    </w:p>
+    <w:p>
+      <w:pPr>
+        <w:bidi w:val="0"/>
+        <w:spacing w:after="0" w:line="360" w:lineRule="auto"/>
+        <w:rPr>
+          <w:rFonts w:ascii="David" w:hAnsi="David" w:cs="David"/>
+        </w:rPr>
+      </w:pPr>
+      <w:r>
+        <w:rPr>
+          <w:rFonts w:ascii="David" w:hAnsi="David" w:cs="David"/>
+        </w:rPr>
+        <w:t>To capture quantifiable behavioral patterns, the raw time-series data was transformed into discrete cornering events, yielding a refined dataset of 1,109 samples. To analyze driver behavior through these corners, we engineered 12 targeted features, categorized as follows:</w:t>
+      </w:r>
+    </w:p>
+    <w:p>
+      <w:pPr>
+        <w:pStyle w:val="ListParagraph"/>
+        <w:numPr>
+          <w:ilvl w:val="0"/>
+          <w:numId w:val="35"/>
+        </w:numPr>
+        <w:bidi w:val="0"/>
+        <w:spacing w:after="0" w:line="360" w:lineRule="auto"/>
+        <w:rPr>
+          <w:rFonts w:ascii="David" w:hAnsi="David" w:cs="David"/>
+        </w:rPr>
+      </w:pPr>
+      <w:r>
+        <w:rPr>
+          <w:rFonts w:ascii="David" w:hAnsi="David" w:cs="David"/>
+          <w:b/>
+          <w:bCs/>
+        </w:rPr>
+        <w:t>Identifiers:</w:t>
+      </w:r>
+      <w:r>
+        <w:rPr>
+          <w:rFonts w:ascii="David" w:hAnsi="David" w:cs="David"/>
+        </w:rPr>
+        <w:t xml:space="preserve"> track, global_corner_id, and driver_number</w:t>
+      </w:r>
+      <w:r>
+        <w:rPr>
+          <w:rFonts w:ascii="David" w:hAnsi="David" w:cs="David"/>
+          <w:rtl/>
+        </w:rPr>
+        <w:t>.</w:t>
+      </w:r>
+    </w:p>
+    <w:p>
+      <w:pPr>
+        <w:pStyle w:val="ListParagraph"/>
+        <w:numPr>
+          <w:ilvl w:val="0"/>
+          <w:numId w:val="35"/>
+        </w:numPr>
+        <w:bidi w:val="0"/>
+        <w:spacing w:after="0" w:line="360" w:lineRule="auto"/>
+        <w:rPr>
+          <w:rFonts w:ascii="David" w:hAnsi="David" w:cs="David"/>
+        </w:rPr>
+      </w:pPr>
+      <w:r>
+        <w:rPr>
+          <w:rFonts w:ascii="David" w:hAnsi="David" w:cs="David"/>
+          <w:b/>
+          <w:bCs/>
+        </w:rPr>
+        <w:t xml:space="preserve">Speed Dynamics: </w:t>
+      </w:r>
+      <w:proofErr w:type="spellStart"/>
+      <w:r>
+        <w:rPr>
+          <w:rFonts w:ascii="David" w:hAnsi="David" w:cs="David"/>
+        </w:rPr>
+        <w:t>entry_speed</w:t>
+      </w:r>
+      <w:proofErr w:type="spellEnd"/>
+      <w:r>
+        <w:rPr>
+          <w:rFonts w:ascii="David" w:hAnsi="David" w:cs="David"/>
+        </w:rPr>
+        <w:t xml:space="preserve">, </w:t>
+      </w:r>
+      <w:proofErr w:type="spellStart"/>
+      <w:r>
+        <w:rPr>
+          <w:rFonts w:ascii="David" w:hAnsi="David" w:cs="David"/>
+        </w:rPr>
+        <w:t>apex_speed</w:t>
+      </w:r>
+      <w:proofErr w:type="spellEnd"/>
+      <w:r>
+        <w:rPr>
+          <w:rFonts w:ascii="David" w:hAnsi="David" w:cs="David"/>
+        </w:rPr>
+        <w:t xml:space="preserve">, </w:t>
+      </w:r>
+      <w:proofErr w:type="spellStart"/>
+      <w:r>
+        <w:rPr>
+          <w:rFonts w:ascii="David" w:hAnsi="David" w:cs="David"/>
+        </w:rPr>
+        <w:t>exit_speed</w:t>
+      </w:r>
+      <w:proofErr w:type="spellEnd"/>
+      <w:r>
+        <w:rPr>
+          <w:rFonts w:ascii="David" w:hAnsi="David" w:cs="David"/>
+        </w:rPr>
+        <w:t xml:space="preserve">, speed_drop (the difference between entry and apex speeds), and </w:t>
+      </w:r>
+      <w:proofErr w:type="spellStart"/>
+      <w:r>
+        <w:rPr>
+          <w:rFonts w:ascii="David" w:hAnsi="David" w:cs="David"/>
+        </w:rPr>
+        <w:t>avg_speed</w:t>
+      </w:r>
+      <w:proofErr w:type="spellEnd"/>
+      <w:r>
+        <w:rPr>
+          <w:rFonts w:ascii="David" w:hAnsi="David" w:cs="David"/>
+          <w:rtl/>
+        </w:rPr>
+        <w:t>.</w:t>
+      </w:r>
+    </w:p>
+    <w:p>
+      <w:pPr>
+        <w:pStyle w:val="ListParagraph"/>
+        <w:numPr>
+          <w:ilvl w:val="0"/>
+          <w:numId w:val="35"/>
+        </w:numPr>
+        <w:bidi w:val="0"/>
+        <w:spacing w:after="0" w:line="360" w:lineRule="auto"/>
+        <w:rPr>
+          <w:rFonts w:ascii="David" w:hAnsi="David" w:cs="David"/>
+        </w:rPr>
+      </w:pPr>
+      <w:r>
+        <w:rPr>
+          <w:rFonts w:ascii="David" w:hAnsi="David" w:cs="David"/>
+          <w:b/>
+          <w:bCs/>
+        </w:rPr>
+        <w:t>Braking Behavior</w:t>
+      </w:r>
+      <w:r>
+        <w:rPr>
+          <w:rFonts w:ascii="David" w:hAnsi="David" w:cs="David"/>
+        </w:rPr>
+        <w:t xml:space="preserve">: </w:t>
+      </w:r>
+      <w:proofErr w:type="spellStart"/>
+      <w:r>
+        <w:rPr>
+          <w:rFonts w:ascii="David" w:hAnsi="David" w:cs="David"/>
+        </w:rPr>
+        <w:t>braking_time_pct</w:t>
+      </w:r>
+      <w:proofErr w:type="spellEnd"/>
+      <w:r>
+        <w:rPr>
+          <w:rFonts w:ascii="David" w:hAnsi="David" w:cs="David"/>
+        </w:rPr>
+        <w:t xml:space="preserve"> (percentage of the turn spent braking), </w:t>
+      </w:r>
+      <w:proofErr w:type="spellStart"/>
+      <w:r>
+        <w:rPr>
+          <w:rFonts w:ascii="David" w:hAnsi="David" w:cs="David"/>
+        </w:rPr>
+        <w:t>braking_pct_before_apex</w:t>
+      </w:r>
+      <w:proofErr w:type="spellEnd"/>
+      <w:r>
+        <w:rPr>
+          <w:rFonts w:ascii="David" w:hAnsi="David" w:cs="David"/>
+        </w:rPr>
+        <w:t xml:space="preserve">, </w:t>
+      </w:r>
+      <w:proofErr w:type="spellStart"/>
+      <w:r>
+        <w:rPr>
+          <w:rFonts w:ascii="David" w:hAnsi="David" w:cs="David"/>
+        </w:rPr>
+        <w:t>trail_braking_pct</w:t>
+      </w:r>
+      <w:proofErr w:type="spellEnd"/>
+      <w:r>
+        <w:rPr>
+          <w:rFonts w:ascii="David" w:hAnsi="David" w:cs="David"/>
+        </w:rPr>
+        <w:t xml:space="preserve"> (slow release of the brake pedal into the turn), and </w:t>
+      </w:r>
+      <w:proofErr w:type="spellStart"/>
+      <w:r>
+        <w:rPr>
+          <w:rFonts w:ascii="David" w:hAnsi="David" w:cs="David"/>
+        </w:rPr>
+        <w:t>coasting_pct</w:t>
+      </w:r>
+      <w:proofErr w:type="spellEnd"/>
+      <w:r>
+        <w:rPr>
+          <w:rFonts w:ascii="David" w:hAnsi="David" w:cs="David"/>
+        </w:rPr>
+        <w:t xml:space="preserve"> (percentage of the turn with neither brake nor throttle applied</w:t>
+      </w:r>
+      <w:r>
+        <w:rPr>
+          <w:rFonts w:ascii="David" w:hAnsi="David" w:cs="David"/>
+        </w:rPr>
+        <w:t>).</w:t>
+      </w:r>
+    </w:p>
+    <w:p>
+      <w:pPr>
+        <w:pStyle w:val="ListParagraph"/>
+        <w:numPr>
+          <w:ilvl w:val="0"/>
+          <w:numId w:val="35"/>
+        </w:numPr>
+        <w:bidi w:val="0"/>
+        <w:spacing w:after="0" w:line="360" w:lineRule="auto"/>
+        <w:rPr>
+          <w:rFonts w:ascii="David" w:hAnsi="David" w:cs="David"/>
+        </w:rPr>
+      </w:pPr>
+      <w:r>
+        <w:rPr>
+          <w:rFonts w:ascii="David" w:hAnsi="David" w:cs="David"/>
+          <w:b/>
+          <w:bCs/>
+        </w:rPr>
+        <w:t xml:space="preserve">Throttle </w:t>
+      </w:r>
+      <w:r>
+        <w:rPr>
+          <w:rFonts w:ascii="David" w:hAnsi="David" w:cs="David"/>
+          <w:b/>
+          <w:bCs/>
+        </w:rPr>
+        <w:t>&amp;</w:t>
+      </w:r>
+      <w:r>
+        <w:rPr>
+          <w:rFonts w:ascii="David" w:hAnsi="David" w:cs="David"/>
+          <w:b/>
+          <w:bCs/>
+        </w:rPr>
+        <w:t xml:space="preserve"> Gear: </w:t>
+      </w:r>
+      <w:proofErr w:type="spellStart"/>
+      <w:r>
+        <w:rPr>
+          <w:rFonts w:ascii="David" w:hAnsi="David" w:cs="David"/>
+        </w:rPr>
+        <w:t>throttle_app_pct_after_apex</w:t>
+      </w:r>
+      <w:proofErr w:type="spellEnd"/>
+      <w:r>
+        <w:rPr>
+          <w:rFonts w:ascii="David" w:hAnsi="David" w:cs="David"/>
+        </w:rPr>
+        <w:t xml:space="preserve">, </w:t>
+      </w:r>
+      <w:proofErr w:type="spellStart"/>
+      <w:r>
+        <w:rPr>
+          <w:rFonts w:ascii="David" w:hAnsi="David" w:cs="David"/>
+        </w:rPr>
+        <w:t>avg_throttle</w:t>
+      </w:r>
+      <w:proofErr w:type="spellEnd"/>
+      <w:r>
+        <w:rPr>
+          <w:rFonts w:ascii="David" w:hAnsi="David" w:cs="David"/>
+        </w:rPr>
+        <w:t xml:space="preserve">, and </w:t>
+      </w:r>
+      <w:proofErr w:type="spellStart"/>
+      <w:r>
+        <w:rPr>
+          <w:rFonts w:ascii="David" w:hAnsi="David" w:cs="David"/>
+        </w:rPr>
+        <w:t>min_gear</w:t>
+      </w:r>
+      <w:proofErr w:type="spellEnd"/>
+      <w:r>
+        <w:rPr>
+          <w:rFonts w:ascii="David" w:hAnsi="David" w:cs="David"/>
+          <w:rtl/>
+        </w:rPr>
+        <w:t>.</w:t>
+      </w:r>
+    </w:p>
+    <w:p>
+      <w:pPr>
+        <w:bidi w:val="0"/>
+        <w:spacing w:after="0" w:line="360" w:lineRule="auto"/>
+        <w:rPr>
+          <w:rFonts w:ascii="David" w:hAnsi="David" w:cs="David"/>
+          <w:rtl/>
+        </w:rPr>
+      </w:pPr>
+    </w:p>
+    <w:p>
+      <w:pPr>
+        <w:bidi w:val="0"/>
+        <w:spacing w:after="0" w:line="360" w:lineRule="auto"/>
+        <w:rPr>
+          <w:rFonts w:ascii="David" w:hAnsi="David" w:cs="David"/>
+        </w:rPr>
+      </w:pPr>
+      <w:r>
+        <w:rPr>
+          <w:rFonts w:ascii="David" w:hAnsi="David" w:cs="David"/>
+          <w:b/>
+          <w:bCs/>
+        </w:rPr>
+        <w:t>Standardization:</w:t>
+      </w:r>
+      <w:r>
+        <w:rPr>
+          <w:rFonts w:ascii="David" w:hAnsi="David" w:cs="David"/>
+        </w:rPr>
+        <w:t xml:space="preserve"> </w:t>
+      </w:r>
+    </w:p>
+    <w:p>
+      <w:pPr>
+        <w:bidi w:val="0"/>
+        <w:spacing w:after="0" w:line="360" w:lineRule="auto"/>
+        <w:rPr>
+          <w:rFonts w:ascii="David" w:hAnsi="David" w:cs="David"/>
+        </w:rPr>
+      </w:pPr>
+      <w:r>
+        <w:rPr>
+          <w:rFonts w:ascii="David" w:hAnsi="David" w:cs="David"/>
+        </w:rPr>
+        <w:t xml:space="preserve">Due to the physical differences between Formula 1 circuits, directly comparing raw telemetry data introduces a significant </w:t>
       </w:r>
       <w:r>
         <w:rPr>
           <w:rFonts w:ascii="David" w:hAnsi="David" w:cs="David" w:hint="cs"/>
           <w:rtl/>
         </w:rPr>
-        <w:t xml:space="preserve"> </w:t>
-      </w:r>
-      <w:r>
-        <w:rPr>
-          <w:rFonts w:ascii="David" w:hAnsi="David" w:cs="David"/>
-        </w:rPr>
-        <w:t>did not affect the clustering process.</w:t>
+        <w:t>"</w:t>
+      </w:r>
+      <w:r>
+        <w:rPr>
+          <w:rFonts w:ascii="David" w:hAnsi="David" w:cs="David"/>
+        </w:rPr>
+        <w:t>Track Bias." For example, a high-speed track like Monza naturally produces higher average speeds and larger speed drops than a technical street circuit like Singapore. To prevent distance-based algorithms like K-Means from grouping corners by track rather than by driving style, feature scaling was mandatory</w:t>
+      </w:r>
+      <w:r>
+        <w:rPr>
+          <w:rFonts w:ascii="David" w:hAnsi="David" w:cs="David"/>
+          <w:rtl/>
+        </w:rPr>
+        <w:t>.</w:t>
+      </w:r>
+    </w:p>
+    <w:p>
+      <w:pPr>
+        <w:bidi w:val="0"/>
+        <w:spacing w:after="0" w:line="360" w:lineRule="auto"/>
+        <w:rPr>
+          <w:rFonts w:ascii="David" w:hAnsi="David" w:cs="David"/>
+          <w:rtl/>
+        </w:rPr>
+      </w:pPr>
+      <w:r>
+        <w:rPr>
+          <w:rFonts w:ascii="David" w:hAnsi="David" w:cs="David"/>
+        </w:rPr>
+        <w:t xml:space="preserve">We specifically chose Standardization (Z-score scaling) over Min-Max Scaling or vector Normalization for two reasons. First, F1 telemetry frequently contains natural outliers, such as extreme brake </w:t>
+      </w:r>
+      <w:proofErr w:type="gramStart"/>
+      <w:r>
+        <w:rPr>
+          <w:rFonts w:ascii="David" w:hAnsi="David" w:cs="David"/>
+        </w:rPr>
+        <w:t>lock-ups</w:t>
+      </w:r>
+      <w:proofErr w:type="gramEnd"/>
+      <w:r>
+        <w:rPr>
+          <w:rFonts w:ascii="David" w:hAnsi="David" w:cs="David"/>
+        </w:rPr>
+        <w:t xml:space="preserve"> or sudden throttle lifts. Min-Max scaling is highly sensitive to extreme maximums and would compress the variance of normal cornering events, whereas Standardization preserves the original distribution of the data. Second, our subsequent dimensionality reduction step, Principal Component Analysis (PCA), mathematically requires the dataset to be centered around a mean of zero to properly calculate the covariance matrix, making Standardization the optimal and necessary approach</w:t>
+      </w:r>
+      <w:r>
+        <w:rPr>
+          <w:rFonts w:ascii="David" w:hAnsi="David" w:cs="David"/>
+          <w:rtl/>
+        </w:rPr>
+        <w:t>.</w:t>
+      </w:r>
+    </w:p>
+    <w:p>
+      <w:pPr>
+        <w:bidi w:val="0"/>
+        <w:spacing w:after="0" w:line="360" w:lineRule="auto"/>
+        <w:rPr>
+          <w:rFonts w:ascii="David" w:hAnsi="David" w:cs="David"/>
+          <w:rtl/>
+        </w:rPr>
+      </w:pPr>
+    </w:p>
+    <w:p>
+      <w:pPr>
+        <w:bidi w:val="0"/>
+        <w:spacing w:after="0" w:line="360" w:lineRule="auto"/>
+        <w:rPr>
+          <w:rFonts w:ascii="David" w:hAnsi="David" w:cs="David"/>
+          <w:sz w:val="32"/>
+          <w:szCs w:val="32"/>
+        </w:rPr>
+      </w:pPr>
+      <w:r>
+        <w:rPr>
+          <w:rFonts w:ascii="David" w:hAnsi="David" w:cs="David"/>
+          <w:b/>
+          <w:bCs/>
+          <w:sz w:val="32"/>
+          <w:szCs w:val="32"/>
+        </w:rPr>
+        <w:t>3.</w:t>
+      </w:r>
+      <w:r>
+        <w:rPr>
+          <w:rFonts w:ascii="David" w:hAnsi="David" w:cs="David"/>
+          <w:b/>
+          <w:bCs/>
+          <w:sz w:val="32"/>
+          <w:szCs w:val="32"/>
+        </w:rPr>
+        <w:t>4</w:t>
+      </w:r>
+      <w:r>
+        <w:rPr>
+          <w:rFonts w:ascii="David" w:hAnsi="David" w:cs="David"/>
+          <w:b/>
+          <w:bCs/>
+          <w:sz w:val="32"/>
+          <w:szCs w:val="32"/>
+        </w:rPr>
+        <w:tab/>
+        <w:t>Exploratory Data Analysis</w:t>
+      </w:r>
+      <w:r>
+        <w:rPr>
+          <w:rFonts w:ascii="David" w:hAnsi="David" w:cs="David"/>
+          <w:b/>
+          <w:bCs/>
+          <w:sz w:val="32"/>
+          <w:szCs w:val="32"/>
+        </w:rPr>
+        <w:t xml:space="preserve"> – Processed Data</w:t>
+      </w:r>
+      <w:r>
+        <w:rPr>
+          <w:rFonts w:ascii="David" w:hAnsi="David" w:cs="David"/>
+          <w:b/>
+          <w:bCs/>
+          <w:sz w:val="32"/>
+          <w:szCs w:val="32"/>
+        </w:rPr>
+        <w:t>:</w:t>
+      </w:r>
+    </w:p>
+    <w:p>
+      <w:pPr>
+        <w:bidi w:val="0"/>
+        <w:spacing w:after="0" w:line="360" w:lineRule="auto"/>
+        <w:rPr>
+          <w:rFonts w:ascii="David" w:hAnsi="David" w:cs="David"/>
+          <w:u w:val="single"/>
+        </w:rPr>
+      </w:pPr>
+      <w:r>
+        <w:rPr>
+          <w:rFonts w:ascii="David" w:hAnsi="David" w:cs="David"/>
+          <w:u w:val="single"/>
+        </w:rPr>
+        <w:t>Feature distributions:</w:t>
+      </w:r>
+    </w:p>
+    <w:tbl>
+      <w:tblPr>
+        <w:tblStyle w:val="TableGrid"/>
+        <w:tblW w:w="0" w:type="auto"/>
+        <w:tblLook w:val="04A0" w:firstRow="1" w:lastRow="0" w:firstColumn="1" w:lastColumn="0" w:noHBand="0" w:noVBand="1"/>
+      </w:tblPr>
+      <w:tblGrid>
+        <w:gridCol w:w="2926"/>
+        <w:gridCol w:w="1541"/>
+        <w:gridCol w:w="1557"/>
+        <w:gridCol w:w="1196"/>
+        <w:gridCol w:w="1003"/>
+        <w:gridCol w:w="2233"/>
+      </w:tblGrid>
+      <w:tr>
+        <w:tc>
+          <w:tcPr>
+            <w:tcW w:w="2926" w:type="dxa"/>
+          </w:tcPr>
+          <w:p>
+            <w:pPr>
+              <w:bidi w:val="0"/>
+              <w:spacing w:before="120" w:after="120"/>
+              <w:rPr>
+                <w:rFonts w:ascii="David" w:hAnsi="David" w:cs="David"/>
+                <w:b/>
+                <w:bCs/>
+              </w:rPr>
+            </w:pPr>
+            <w:r>
+              <w:rPr>
+                <w:rFonts w:ascii="David" w:hAnsi="David" w:cs="David"/>
+                <w:b/>
+                <w:bCs/>
+              </w:rPr>
+              <w:t>Feature</w:t>
+            </w:r>
+            <w:r>
+              <w:rPr>
+                <w:rFonts w:ascii="David" w:hAnsi="David" w:cs="David"/>
+                <w:b/>
+                <w:bCs/>
+              </w:rPr>
+              <w:t xml:space="preserve"> </w:t>
+            </w:r>
+            <w:r>
+              <w:rPr>
+                <w:rFonts w:ascii="David" w:hAnsi="David" w:cs="David"/>
+                <w:b/>
+                <w:bCs/>
+              </w:rPr>
+              <w:t>Name</w:t>
+            </w:r>
+          </w:p>
+        </w:tc>
+        <w:tc>
+          <w:tcPr>
+            <w:tcW w:w="1543" w:type="dxa"/>
+          </w:tcPr>
+          <w:p>
+            <w:pPr>
+              <w:bidi w:val="0"/>
+              <w:spacing w:before="120" w:after="120"/>
+              <w:rPr>
+                <w:rFonts w:ascii="David" w:hAnsi="David" w:cs="David"/>
+                <w:b/>
+                <w:bCs/>
+              </w:rPr>
+            </w:pPr>
+            <w:r>
+              <w:rPr>
+                <w:rFonts w:ascii="David" w:hAnsi="David" w:cs="David"/>
+                <w:b/>
+                <w:bCs/>
+              </w:rPr>
+              <w:t>Minimum</w:t>
+            </w:r>
+          </w:p>
+        </w:tc>
+        <w:tc>
+          <w:tcPr>
+            <w:tcW w:w="1559" w:type="dxa"/>
+          </w:tcPr>
+          <w:p>
+            <w:pPr>
+              <w:bidi w:val="0"/>
+              <w:spacing w:before="120" w:after="120"/>
+              <w:rPr>
+                <w:rFonts w:ascii="David" w:hAnsi="David" w:cs="David"/>
+                <w:b/>
+                <w:bCs/>
+              </w:rPr>
+            </w:pPr>
+            <w:r>
+              <w:rPr>
+                <w:rFonts w:ascii="David" w:hAnsi="David" w:cs="David"/>
+                <w:b/>
+                <w:bCs/>
+              </w:rPr>
+              <w:t>Maximum</w:t>
+            </w:r>
+          </w:p>
+        </w:tc>
+        <w:tc>
+          <w:tcPr>
+            <w:tcW w:w="1197" w:type="dxa"/>
+          </w:tcPr>
+          <w:p>
+            <w:pPr>
+              <w:bidi w:val="0"/>
+              <w:spacing w:before="120" w:after="120"/>
+              <w:rPr>
+                <w:rFonts w:ascii="David" w:hAnsi="David" w:cs="David"/>
+                <w:b/>
+                <w:bCs/>
+              </w:rPr>
+            </w:pPr>
+            <w:r>
+              <w:rPr>
+                <w:rFonts w:ascii="David" w:hAnsi="David" w:cs="David"/>
+                <w:b/>
+                <w:bCs/>
+              </w:rPr>
+              <w:t xml:space="preserve">Mean </w:t>
+            </w:r>
+          </w:p>
+        </w:tc>
+        <w:tc>
+          <w:tcPr>
+            <w:tcW w:w="992" w:type="dxa"/>
+          </w:tcPr>
+          <w:p>
+            <w:pPr>
+              <w:bidi w:val="0"/>
+              <w:spacing w:before="120" w:after="120"/>
+              <w:rPr>
+                <w:rFonts w:ascii="David" w:hAnsi="David" w:cs="David"/>
+                <w:b/>
+                <w:bCs/>
+              </w:rPr>
+            </w:pPr>
+            <w:r>
+              <w:rPr>
+                <w:rFonts w:ascii="David" w:hAnsi="David" w:cs="David"/>
+                <w:b/>
+                <w:bCs/>
+              </w:rPr>
+              <w:t>Median</w:t>
+            </w:r>
+          </w:p>
+        </w:tc>
+        <w:tc>
+          <w:tcPr>
+            <w:tcW w:w="2239" w:type="dxa"/>
+          </w:tcPr>
+          <w:p>
+            <w:pPr>
+              <w:bidi w:val="0"/>
+              <w:spacing w:before="120" w:after="120"/>
+              <w:rPr>
+                <w:rFonts w:ascii="David" w:hAnsi="David" w:cs="David"/>
+                <w:b/>
+                <w:bCs/>
+              </w:rPr>
+            </w:pPr>
+            <w:r>
+              <w:rPr>
+                <w:rFonts w:ascii="David" w:hAnsi="David" w:cs="David"/>
+                <w:b/>
+                <w:bCs/>
+              </w:rPr>
+              <w:t>Standard</w:t>
+            </w:r>
+            <w:r>
+              <w:rPr>
+                <w:rFonts w:ascii="David" w:hAnsi="David" w:cs="David"/>
+                <w:b/>
+                <w:bCs/>
+              </w:rPr>
+              <w:t xml:space="preserve"> </w:t>
+            </w:r>
+            <w:r>
+              <w:rPr>
+                <w:rFonts w:ascii="David" w:hAnsi="David" w:cs="David"/>
+                <w:b/>
+                <w:bCs/>
+              </w:rPr>
+              <w:t>Deviation</w:t>
+            </w:r>
+          </w:p>
+        </w:tc>
+      </w:tr>
+      <w:tr>
+        <w:tc>
+          <w:tcPr>
+            <w:tcW w:w="2926" w:type="dxa"/>
+          </w:tcPr>
+          <w:p>
+            <w:pPr>
+              <w:bidi w:val="0"/>
+              <w:spacing w:before="120" w:after="120"/>
+              <w:rPr>
+                <w:rFonts w:ascii="David" w:hAnsi="David" w:cs="David"/>
+              </w:rPr>
+            </w:pPr>
+            <w:proofErr w:type="spellStart"/>
+            <w:r>
+              <w:rPr>
+                <w:rFonts w:ascii="David" w:hAnsi="David" w:cs="David"/>
+              </w:rPr>
+              <w:t>entry_speed</w:t>
+            </w:r>
+            <w:proofErr w:type="spellEnd"/>
+          </w:p>
+        </w:tc>
+        <w:tc>
+          <w:tcPr>
+            <w:tcW w:w="1543" w:type="dxa"/>
+          </w:tcPr>
+          <w:p>
+            <w:pPr>
+              <w:bidi w:val="0"/>
+              <w:spacing w:before="120" w:after="120"/>
+              <w:rPr>
+                <w:rFonts w:ascii="David" w:hAnsi="David" w:cs="David"/>
+              </w:rPr>
+            </w:pPr>
+            <w:r>
+              <w:rPr>
+                <w:rFonts w:ascii="David" w:hAnsi="David" w:cs="David"/>
+              </w:rPr>
+              <w:t>64</w:t>
+            </w:r>
+          </w:p>
+        </w:tc>
+        <w:tc>
+          <w:tcPr>
+            <w:tcW w:w="1559" w:type="dxa"/>
+          </w:tcPr>
+          <w:p>
+            <w:pPr>
+              <w:bidi w:val="0"/>
+              <w:spacing w:before="120" w:after="120"/>
+              <w:rPr>
+                <w:rFonts w:ascii="David" w:hAnsi="David" w:cs="David"/>
+              </w:rPr>
+            </w:pPr>
+            <w:r>
+              <w:rPr>
+                <w:rFonts w:ascii="David" w:hAnsi="David" w:cs="David"/>
+              </w:rPr>
+              <w:t>335</w:t>
+            </w:r>
+          </w:p>
+        </w:tc>
+        <w:tc>
+          <w:tcPr>
+            <w:tcW w:w="1197" w:type="dxa"/>
+          </w:tcPr>
+          <w:p>
+            <w:pPr>
+              <w:bidi w:val="0"/>
+              <w:spacing w:before="120" w:after="120"/>
+              <w:rPr>
+                <w:rFonts w:ascii="David" w:hAnsi="David" w:cs="David"/>
+              </w:rPr>
+            </w:pPr>
+            <w:r>
+              <w:rPr>
+                <w:rFonts w:ascii="David" w:hAnsi="David" w:cs="David"/>
+              </w:rPr>
+              <w:t>199.7502</w:t>
+            </w:r>
+          </w:p>
+        </w:tc>
+        <w:tc>
+          <w:tcPr>
+            <w:tcW w:w="992" w:type="dxa"/>
+          </w:tcPr>
+          <w:p>
+            <w:pPr>
+              <w:bidi w:val="0"/>
+              <w:spacing w:before="120" w:after="120"/>
+              <w:rPr>
+                <w:rFonts w:ascii="David" w:hAnsi="David" w:cs="David"/>
+              </w:rPr>
+            </w:pPr>
+            <w:r>
+              <w:rPr>
+                <w:rFonts w:ascii="David" w:hAnsi="David" w:cs="David"/>
+              </w:rPr>
+              <w:t>203</w:t>
+            </w:r>
+          </w:p>
+        </w:tc>
+        <w:tc>
+          <w:tcPr>
+            <w:tcW w:w="2239" w:type="dxa"/>
+          </w:tcPr>
+          <w:p>
+            <w:pPr>
+              <w:bidi w:val="0"/>
+              <w:spacing w:before="120" w:after="120"/>
+              <w:rPr>
+                <w:rFonts w:ascii="David" w:hAnsi="David" w:cs="David"/>
+              </w:rPr>
+            </w:pPr>
+            <w:r>
+              <w:rPr>
+                <w:rFonts w:ascii="David" w:hAnsi="David" w:cs="David"/>
+              </w:rPr>
+              <w:t>4348.4204</w:t>
+            </w:r>
+          </w:p>
+        </w:tc>
+      </w:tr>
+      <w:tr>
+        <w:tc>
+          <w:tcPr>
+            <w:tcW w:w="2926" w:type="dxa"/>
+          </w:tcPr>
+          <w:p>
+            <w:pPr>
+              <w:bidi w:val="0"/>
+              <w:spacing w:before="120" w:after="120"/>
+              <w:rPr>
+                <w:rFonts w:ascii="David" w:hAnsi="David" w:cs="David"/>
+              </w:rPr>
+            </w:pPr>
+            <w:proofErr w:type="spellStart"/>
+            <w:r>
+              <w:rPr>
+                <w:rFonts w:ascii="David" w:hAnsi="David" w:cs="David"/>
+              </w:rPr>
+              <w:lastRenderedPageBreak/>
+              <w:t>apex_speed</w:t>
+            </w:r>
+            <w:proofErr w:type="spellEnd"/>
+          </w:p>
+        </w:tc>
+        <w:tc>
+          <w:tcPr>
+            <w:tcW w:w="1543" w:type="dxa"/>
+          </w:tcPr>
+          <w:p>
+            <w:pPr>
+              <w:bidi w:val="0"/>
+              <w:spacing w:before="120" w:after="120"/>
+              <w:rPr>
+                <w:rFonts w:ascii="David" w:hAnsi="David" w:cs="David"/>
+              </w:rPr>
+            </w:pPr>
+            <w:r>
+              <w:rPr>
+                <w:rFonts w:ascii="David" w:hAnsi="David" w:cs="David"/>
+              </w:rPr>
+              <w:t>50</w:t>
+            </w:r>
+          </w:p>
+        </w:tc>
+        <w:tc>
+          <w:tcPr>
+            <w:tcW w:w="1559" w:type="dxa"/>
+          </w:tcPr>
+          <w:p>
+            <w:pPr>
+              <w:bidi w:val="0"/>
+              <w:spacing w:before="120" w:after="120"/>
+              <w:rPr>
+                <w:rFonts w:ascii="David" w:hAnsi="David" w:cs="David"/>
+              </w:rPr>
+            </w:pPr>
+            <w:r>
+              <w:rPr>
+                <w:rFonts w:ascii="David" w:hAnsi="David" w:cs="David"/>
+              </w:rPr>
+              <w:t>320</w:t>
+            </w:r>
+          </w:p>
+        </w:tc>
+        <w:tc>
+          <w:tcPr>
+            <w:tcW w:w="1197" w:type="dxa"/>
+          </w:tcPr>
+          <w:p>
+            <w:pPr>
+              <w:bidi w:val="0"/>
+              <w:spacing w:before="120" w:after="120"/>
+              <w:rPr>
+                <w:rFonts w:ascii="David" w:hAnsi="David" w:cs="David"/>
+              </w:rPr>
+            </w:pPr>
+            <w:r>
+              <w:rPr>
+                <w:rFonts w:ascii="David" w:hAnsi="David" w:cs="David"/>
+              </w:rPr>
+              <w:t>162.8539</w:t>
+            </w:r>
+          </w:p>
+        </w:tc>
+        <w:tc>
+          <w:tcPr>
+            <w:tcW w:w="992" w:type="dxa"/>
+          </w:tcPr>
+          <w:p>
+            <w:pPr>
+              <w:bidi w:val="0"/>
+              <w:spacing w:before="120" w:after="120"/>
+              <w:rPr>
+                <w:rFonts w:ascii="David" w:hAnsi="David" w:cs="David"/>
+              </w:rPr>
+            </w:pPr>
+            <w:r>
+              <w:rPr>
+                <w:rFonts w:ascii="David" w:hAnsi="David" w:cs="David"/>
+              </w:rPr>
+              <w:t>152</w:t>
+            </w:r>
+          </w:p>
+        </w:tc>
+        <w:tc>
+          <w:tcPr>
+            <w:tcW w:w="2239" w:type="dxa"/>
+          </w:tcPr>
+          <w:p>
+            <w:pPr>
+              <w:bidi w:val="0"/>
+              <w:spacing w:before="120" w:after="120"/>
+              <w:rPr>
+                <w:rFonts w:ascii="David" w:hAnsi="David" w:cs="David"/>
+              </w:rPr>
+            </w:pPr>
+            <w:r>
+              <w:rPr>
+                <w:rFonts w:ascii="David" w:hAnsi="David" w:cs="David"/>
+              </w:rPr>
+              <w:t>4779.5581</w:t>
+            </w:r>
+          </w:p>
+        </w:tc>
+      </w:tr>
+      <w:tr>
+        <w:tc>
+          <w:tcPr>
+            <w:tcW w:w="2926" w:type="dxa"/>
+          </w:tcPr>
+          <w:p>
+            <w:pPr>
+              <w:bidi w:val="0"/>
+              <w:spacing w:before="120" w:after="120"/>
+              <w:rPr>
+                <w:rFonts w:ascii="David" w:hAnsi="David" w:cs="David"/>
+                <w:rtl/>
+              </w:rPr>
+            </w:pPr>
+            <w:proofErr w:type="spellStart"/>
+            <w:r>
+              <w:rPr>
+                <w:rFonts w:ascii="David" w:hAnsi="David" w:cs="David"/>
+              </w:rPr>
+              <w:t>exit_speed</w:t>
+            </w:r>
+            <w:proofErr w:type="spellEnd"/>
+          </w:p>
+        </w:tc>
+        <w:tc>
+          <w:tcPr>
+            <w:tcW w:w="1543" w:type="dxa"/>
+          </w:tcPr>
+          <w:p>
+            <w:pPr>
+              <w:bidi w:val="0"/>
+              <w:spacing w:before="120" w:after="120"/>
+              <w:rPr>
+                <w:rFonts w:ascii="David" w:hAnsi="David" w:cs="David"/>
+              </w:rPr>
+            </w:pPr>
+            <w:r>
+              <w:rPr>
+                <w:rFonts w:ascii="David" w:hAnsi="David" w:cs="David"/>
+              </w:rPr>
+              <w:t>52</w:t>
+            </w:r>
+          </w:p>
+        </w:tc>
+        <w:tc>
+          <w:tcPr>
+            <w:tcW w:w="1559" w:type="dxa"/>
+          </w:tcPr>
+          <w:p>
+            <w:pPr>
+              <w:bidi w:val="0"/>
+              <w:spacing w:before="120" w:after="120"/>
+              <w:rPr>
+                <w:rFonts w:ascii="David" w:hAnsi="David" w:cs="David"/>
+              </w:rPr>
+            </w:pPr>
+            <w:r>
+              <w:rPr>
+                <w:rFonts w:ascii="David" w:hAnsi="David" w:cs="David"/>
+              </w:rPr>
+              <w:t>320</w:t>
+            </w:r>
+          </w:p>
+        </w:tc>
+        <w:tc>
+          <w:tcPr>
+            <w:tcW w:w="1197" w:type="dxa"/>
+          </w:tcPr>
+          <w:p>
+            <w:pPr>
+              <w:bidi w:val="0"/>
+              <w:spacing w:before="120" w:after="120"/>
+              <w:rPr>
+                <w:rFonts w:ascii="David" w:hAnsi="David" w:cs="David"/>
+              </w:rPr>
+            </w:pPr>
+            <w:r>
+              <w:rPr>
+                <w:rFonts w:ascii="David" w:hAnsi="David" w:cs="David"/>
+              </w:rPr>
+              <w:t>179.7773</w:t>
+            </w:r>
+          </w:p>
+        </w:tc>
+        <w:tc>
+          <w:tcPr>
+            <w:tcW w:w="992" w:type="dxa"/>
+          </w:tcPr>
+          <w:p>
+            <w:pPr>
+              <w:bidi w:val="0"/>
+              <w:spacing w:before="120" w:after="120"/>
+              <w:rPr>
+                <w:rFonts w:ascii="David" w:hAnsi="David" w:cs="David"/>
+              </w:rPr>
+            </w:pPr>
+            <w:r>
+              <w:rPr>
+                <w:rFonts w:ascii="David" w:hAnsi="David" w:cs="David"/>
+              </w:rPr>
+              <w:t>179</w:t>
+            </w:r>
+          </w:p>
+        </w:tc>
+        <w:tc>
+          <w:tcPr>
+            <w:tcW w:w="2239" w:type="dxa"/>
+          </w:tcPr>
+          <w:p>
+            <w:pPr>
+              <w:bidi w:val="0"/>
+              <w:spacing w:before="120" w:after="120"/>
+              <w:rPr>
+                <w:rFonts w:ascii="David" w:hAnsi="David" w:cs="David"/>
+              </w:rPr>
+            </w:pPr>
+            <w:r>
+              <w:rPr>
+                <w:rFonts w:ascii="David" w:hAnsi="David" w:cs="David"/>
+              </w:rPr>
+              <w:t>4883.9458</w:t>
+            </w:r>
+          </w:p>
+        </w:tc>
+      </w:tr>
+      <w:tr>
+        <w:tc>
+          <w:tcPr>
+            <w:tcW w:w="2926" w:type="dxa"/>
+          </w:tcPr>
+          <w:p>
+            <w:pPr>
+              <w:bidi w:val="0"/>
+              <w:spacing w:before="120" w:after="120"/>
+              <w:rPr>
+                <w:rFonts w:ascii="David" w:hAnsi="David" w:cs="David"/>
+              </w:rPr>
+            </w:pPr>
+            <w:r>
+              <w:rPr>
+                <w:rFonts w:ascii="David" w:hAnsi="David" w:cs="David"/>
+              </w:rPr>
+              <w:t>speed_drop</w:t>
+            </w:r>
+          </w:p>
+        </w:tc>
+        <w:tc>
+          <w:tcPr>
+            <w:tcW w:w="1543" w:type="dxa"/>
+          </w:tcPr>
+          <w:p>
+            <w:pPr>
+              <w:bidi w:val="0"/>
+              <w:spacing w:before="120" w:after="120"/>
+              <w:rPr>
+                <w:rFonts w:ascii="David" w:hAnsi="David" w:cs="David"/>
+              </w:rPr>
+            </w:pPr>
+            <w:r>
+              <w:rPr>
+                <w:rFonts w:ascii="David" w:hAnsi="David" w:cs="David"/>
+              </w:rPr>
+              <w:t>0</w:t>
+            </w:r>
+          </w:p>
+        </w:tc>
+        <w:tc>
+          <w:tcPr>
+            <w:tcW w:w="1559" w:type="dxa"/>
+          </w:tcPr>
+          <w:p>
+            <w:pPr>
+              <w:bidi w:val="0"/>
+              <w:spacing w:before="120" w:after="120"/>
+              <w:rPr>
+                <w:rFonts w:ascii="David" w:hAnsi="David" w:cs="David"/>
+              </w:rPr>
+            </w:pPr>
+            <w:r>
+              <w:rPr>
+                <w:rFonts w:ascii="David" w:hAnsi="David" w:cs="David"/>
+              </w:rPr>
+              <w:t>178</w:t>
+            </w:r>
+          </w:p>
+        </w:tc>
+        <w:tc>
+          <w:tcPr>
+            <w:tcW w:w="1197" w:type="dxa"/>
+          </w:tcPr>
+          <w:p>
+            <w:pPr>
+              <w:bidi w:val="0"/>
+              <w:spacing w:before="120" w:after="120"/>
+              <w:rPr>
+                <w:rFonts w:ascii="David" w:hAnsi="David" w:cs="David"/>
+              </w:rPr>
+            </w:pPr>
+            <w:r>
+              <w:rPr>
+                <w:rFonts w:ascii="David" w:hAnsi="David" w:cs="David"/>
+              </w:rPr>
+              <w:t>36.8963</w:t>
+            </w:r>
+          </w:p>
+        </w:tc>
+        <w:tc>
+          <w:tcPr>
+            <w:tcW w:w="992" w:type="dxa"/>
+          </w:tcPr>
+          <w:p>
+            <w:pPr>
+              <w:bidi w:val="0"/>
+              <w:spacing w:before="120" w:after="120"/>
+              <w:rPr>
+                <w:rFonts w:ascii="David" w:hAnsi="David" w:cs="David"/>
+              </w:rPr>
+            </w:pPr>
+            <w:r>
+              <w:rPr>
+                <w:rFonts w:ascii="David" w:hAnsi="David" w:cs="David"/>
+              </w:rPr>
+              <w:t>27</w:t>
+            </w:r>
+          </w:p>
+        </w:tc>
+        <w:tc>
+          <w:tcPr>
+            <w:tcW w:w="2239" w:type="dxa"/>
+          </w:tcPr>
+          <w:p>
+            <w:pPr>
+              <w:bidi w:val="0"/>
+              <w:spacing w:before="120" w:after="120"/>
+              <w:rPr>
+                <w:rFonts w:ascii="David" w:hAnsi="David" w:cs="David"/>
+              </w:rPr>
+            </w:pPr>
+            <w:r>
+              <w:rPr>
+                <w:rFonts w:ascii="David" w:hAnsi="David" w:cs="David"/>
+              </w:rPr>
+              <w:t>1467.3439</w:t>
+            </w:r>
+          </w:p>
+        </w:tc>
+      </w:tr>
+      <w:tr>
+        <w:tc>
+          <w:tcPr>
+            <w:tcW w:w="2926" w:type="dxa"/>
+          </w:tcPr>
+          <w:p>
+            <w:pPr>
+              <w:bidi w:val="0"/>
+              <w:spacing w:before="120" w:after="120"/>
+              <w:rPr>
+                <w:rFonts w:ascii="David" w:hAnsi="David" w:cs="David"/>
+              </w:rPr>
+            </w:pPr>
+            <w:proofErr w:type="spellStart"/>
+            <w:r>
+              <w:rPr>
+                <w:rFonts w:ascii="David" w:hAnsi="David" w:cs="David"/>
+              </w:rPr>
+              <w:t>braking_pct_before_apex</w:t>
+            </w:r>
+            <w:proofErr w:type="spellEnd"/>
+          </w:p>
+        </w:tc>
+        <w:tc>
+          <w:tcPr>
+            <w:tcW w:w="1543" w:type="dxa"/>
+          </w:tcPr>
+          <w:p>
+            <w:pPr>
+              <w:bidi w:val="0"/>
+              <w:spacing w:before="120" w:after="120"/>
+              <w:rPr>
+                <w:rFonts w:ascii="David" w:hAnsi="David" w:cs="David"/>
+              </w:rPr>
+            </w:pPr>
+            <w:r>
+              <w:rPr>
+                <w:rFonts w:ascii="David" w:hAnsi="David" w:cs="David"/>
+              </w:rPr>
+              <w:t>0</w:t>
+            </w:r>
+          </w:p>
+        </w:tc>
+        <w:tc>
+          <w:tcPr>
+            <w:tcW w:w="1559" w:type="dxa"/>
+          </w:tcPr>
+          <w:p>
+            <w:pPr>
+              <w:bidi w:val="0"/>
+              <w:spacing w:before="120" w:after="120"/>
+              <w:rPr>
+                <w:rFonts w:ascii="David" w:hAnsi="David" w:cs="David"/>
+              </w:rPr>
+            </w:pPr>
+            <w:r>
+              <w:rPr>
+                <w:rFonts w:ascii="David" w:hAnsi="David" w:cs="David"/>
+              </w:rPr>
+              <w:t>1</w:t>
+            </w:r>
+          </w:p>
+        </w:tc>
+        <w:tc>
+          <w:tcPr>
+            <w:tcW w:w="1197" w:type="dxa"/>
+          </w:tcPr>
+          <w:p>
+            <w:pPr>
+              <w:bidi w:val="0"/>
+              <w:spacing w:before="120" w:after="120"/>
+              <w:rPr>
+                <w:rFonts w:ascii="David" w:hAnsi="David" w:cs="David"/>
+              </w:rPr>
+            </w:pPr>
+            <w:r>
+              <w:rPr>
+                <w:rFonts w:ascii="David" w:hAnsi="David" w:cs="David"/>
+              </w:rPr>
+              <w:t>0.3717</w:t>
+            </w:r>
+          </w:p>
+        </w:tc>
+        <w:tc>
+          <w:tcPr>
+            <w:tcW w:w="992" w:type="dxa"/>
+          </w:tcPr>
+          <w:p>
+            <w:pPr>
+              <w:bidi w:val="0"/>
+              <w:spacing w:before="120" w:after="120"/>
+              <w:rPr>
+                <w:rFonts w:ascii="David" w:hAnsi="David" w:cs="David"/>
+              </w:rPr>
+            </w:pPr>
+            <w:r>
+              <w:rPr>
+                <w:rFonts w:ascii="David" w:hAnsi="David" w:cs="David"/>
+              </w:rPr>
+              <w:t>0.4245</w:t>
+            </w:r>
+          </w:p>
+        </w:tc>
+        <w:tc>
+          <w:tcPr>
+            <w:tcW w:w="2239" w:type="dxa"/>
+          </w:tcPr>
+          <w:p>
+            <w:pPr>
+              <w:bidi w:val="0"/>
+              <w:spacing w:before="120" w:after="120"/>
+              <w:rPr>
+                <w:rFonts w:ascii="David" w:hAnsi="David" w:cs="David"/>
+              </w:rPr>
+            </w:pPr>
+            <w:r>
+              <w:rPr>
+                <w:rFonts w:ascii="David" w:hAnsi="David" w:cs="David"/>
+              </w:rPr>
+              <w:t>0.1122</w:t>
+            </w:r>
+          </w:p>
+        </w:tc>
+      </w:tr>
+      <w:tr>
+        <w:tc>
+          <w:tcPr>
+            <w:tcW w:w="2926" w:type="dxa"/>
+          </w:tcPr>
+          <w:p>
+            <w:pPr>
+              <w:bidi w:val="0"/>
+              <w:spacing w:before="120" w:after="120"/>
+              <w:rPr>
+                <w:rFonts w:ascii="David" w:hAnsi="David" w:cs="David"/>
+              </w:rPr>
+            </w:pPr>
+            <w:proofErr w:type="spellStart"/>
+            <w:r>
+              <w:rPr>
+                <w:rFonts w:ascii="David" w:hAnsi="David" w:cs="David"/>
+              </w:rPr>
+              <w:t>trail_braking_pct</w:t>
+            </w:r>
+            <w:proofErr w:type="spellEnd"/>
+          </w:p>
+        </w:tc>
+        <w:tc>
+          <w:tcPr>
+            <w:tcW w:w="1543" w:type="dxa"/>
+          </w:tcPr>
+          <w:p>
+            <w:pPr>
+              <w:bidi w:val="0"/>
+              <w:spacing w:before="120" w:after="120"/>
+              <w:rPr>
+                <w:rFonts w:ascii="David" w:hAnsi="David" w:cs="David"/>
+              </w:rPr>
+            </w:pPr>
+            <w:r>
+              <w:rPr>
+                <w:rFonts w:ascii="David" w:hAnsi="David" w:cs="David"/>
+              </w:rPr>
+              <w:t>0</w:t>
+            </w:r>
+          </w:p>
+        </w:tc>
+        <w:tc>
+          <w:tcPr>
+            <w:tcW w:w="1559" w:type="dxa"/>
+          </w:tcPr>
+          <w:p>
+            <w:pPr>
+              <w:bidi w:val="0"/>
+              <w:spacing w:before="120" w:after="120"/>
+              <w:rPr>
+                <w:rFonts w:ascii="David" w:hAnsi="David" w:cs="David"/>
+              </w:rPr>
+            </w:pPr>
+            <w:r>
+              <w:rPr>
+                <w:rFonts w:ascii="David" w:hAnsi="David" w:cs="David"/>
+              </w:rPr>
+              <w:t>1</w:t>
+            </w:r>
+          </w:p>
+        </w:tc>
+        <w:tc>
+          <w:tcPr>
+            <w:tcW w:w="1197" w:type="dxa"/>
+          </w:tcPr>
+          <w:p>
+            <w:pPr>
+              <w:bidi w:val="0"/>
+              <w:spacing w:before="120" w:after="120"/>
+              <w:rPr>
+                <w:rFonts w:ascii="David" w:hAnsi="David" w:cs="David"/>
+              </w:rPr>
+            </w:pPr>
+            <w:r>
+              <w:rPr>
+                <w:rFonts w:ascii="David" w:hAnsi="David" w:cs="David"/>
+              </w:rPr>
+              <w:t>0.3303</w:t>
+            </w:r>
+          </w:p>
+        </w:tc>
+        <w:tc>
+          <w:tcPr>
+            <w:tcW w:w="992" w:type="dxa"/>
+          </w:tcPr>
+          <w:p>
+            <w:pPr>
+              <w:bidi w:val="0"/>
+              <w:spacing w:before="120" w:after="120"/>
+              <w:rPr>
+                <w:rFonts w:ascii="David" w:hAnsi="David" w:cs="David"/>
+              </w:rPr>
+            </w:pPr>
+            <w:r>
+              <w:rPr>
+                <w:rFonts w:ascii="David" w:hAnsi="David" w:cs="David"/>
+              </w:rPr>
+              <w:t>0.3062</w:t>
+            </w:r>
+          </w:p>
+        </w:tc>
+        <w:tc>
+          <w:tcPr>
+            <w:tcW w:w="2239" w:type="dxa"/>
+          </w:tcPr>
+          <w:p>
+            <w:pPr>
+              <w:bidi w:val="0"/>
+              <w:spacing w:before="120" w:after="120"/>
+              <w:rPr>
+                <w:rFonts w:ascii="David" w:hAnsi="David" w:cs="David"/>
+              </w:rPr>
+            </w:pPr>
+            <w:r>
+              <w:rPr>
+                <w:rFonts w:ascii="David" w:hAnsi="David" w:cs="David"/>
+              </w:rPr>
+              <w:t>0.108</w:t>
+            </w:r>
+          </w:p>
+        </w:tc>
+      </w:tr>
+      <w:tr>
+        <w:tc>
+          <w:tcPr>
+            <w:tcW w:w="2926" w:type="dxa"/>
+          </w:tcPr>
+          <w:p>
+            <w:pPr>
+              <w:bidi w:val="0"/>
+              <w:spacing w:before="120" w:after="120"/>
+              <w:rPr>
+                <w:rFonts w:ascii="David" w:hAnsi="David" w:cs="David"/>
+              </w:rPr>
+            </w:pPr>
+            <w:proofErr w:type="spellStart"/>
+            <w:r>
+              <w:rPr>
+                <w:rFonts w:ascii="David" w:hAnsi="David" w:cs="David"/>
+              </w:rPr>
+              <w:t>throttle_app_pct_after_apex</w:t>
+            </w:r>
+            <w:proofErr w:type="spellEnd"/>
+          </w:p>
+        </w:tc>
+        <w:tc>
+          <w:tcPr>
+            <w:tcW w:w="1543" w:type="dxa"/>
+          </w:tcPr>
+          <w:p>
+            <w:pPr>
+              <w:bidi w:val="0"/>
+              <w:spacing w:before="120" w:after="120"/>
+              <w:rPr>
+                <w:rFonts w:ascii="David" w:hAnsi="David" w:cs="David"/>
+              </w:rPr>
+            </w:pPr>
+            <w:r>
+              <w:rPr>
+                <w:rFonts w:ascii="David" w:hAnsi="David" w:cs="David"/>
+              </w:rPr>
+              <w:t>0</w:t>
+            </w:r>
+          </w:p>
+        </w:tc>
+        <w:tc>
+          <w:tcPr>
+            <w:tcW w:w="1559" w:type="dxa"/>
+          </w:tcPr>
+          <w:p>
+            <w:pPr>
+              <w:bidi w:val="0"/>
+              <w:spacing w:before="120" w:after="120"/>
+              <w:rPr>
+                <w:rFonts w:ascii="David" w:hAnsi="David" w:cs="David"/>
+              </w:rPr>
+            </w:pPr>
+            <w:r>
+              <w:rPr>
+                <w:rFonts w:ascii="David" w:hAnsi="David" w:cs="David"/>
+              </w:rPr>
+              <w:t>1</w:t>
+            </w:r>
+          </w:p>
+        </w:tc>
+        <w:tc>
+          <w:tcPr>
+            <w:tcW w:w="1197" w:type="dxa"/>
+          </w:tcPr>
+          <w:p>
+            <w:pPr>
+              <w:bidi w:val="0"/>
+              <w:spacing w:before="120" w:after="120"/>
+              <w:rPr>
+                <w:rFonts w:ascii="David" w:hAnsi="David" w:cs="David"/>
+              </w:rPr>
+            </w:pPr>
+            <w:r>
+              <w:rPr>
+                <w:rFonts w:ascii="David" w:hAnsi="David" w:cs="David"/>
+              </w:rPr>
+              <w:t>0.7615</w:t>
+            </w:r>
+          </w:p>
+        </w:tc>
+        <w:tc>
+          <w:tcPr>
+            <w:tcW w:w="992" w:type="dxa"/>
+          </w:tcPr>
+          <w:p>
+            <w:pPr>
+              <w:bidi w:val="0"/>
+              <w:spacing w:before="120" w:after="120"/>
+              <w:rPr>
+                <w:rFonts w:ascii="David" w:hAnsi="David" w:cs="David"/>
+              </w:rPr>
+            </w:pPr>
+            <w:r>
+              <w:rPr>
+                <w:rFonts w:ascii="David" w:hAnsi="David" w:cs="David"/>
+              </w:rPr>
+              <w:t>1</w:t>
+            </w:r>
+          </w:p>
+        </w:tc>
+        <w:tc>
+          <w:tcPr>
+            <w:tcW w:w="2239" w:type="dxa"/>
+          </w:tcPr>
+          <w:p>
+            <w:pPr>
+              <w:bidi w:val="0"/>
+              <w:spacing w:before="120" w:after="120"/>
+              <w:rPr>
+                <w:rFonts w:ascii="David" w:hAnsi="David" w:cs="David"/>
+              </w:rPr>
+            </w:pPr>
+            <w:r>
+              <w:rPr>
+                <w:rFonts w:ascii="David" w:hAnsi="David" w:cs="David"/>
+              </w:rPr>
+              <w:t>0.1244</w:t>
+            </w:r>
+          </w:p>
+        </w:tc>
+      </w:tr>
+      <w:tr>
+        <w:tc>
+          <w:tcPr>
+            <w:tcW w:w="2926" w:type="dxa"/>
+          </w:tcPr>
+          <w:p>
+            <w:pPr>
+              <w:bidi w:val="0"/>
+              <w:spacing w:before="120" w:after="120"/>
+              <w:rPr>
+                <w:rFonts w:ascii="David" w:hAnsi="David" w:cs="David"/>
+              </w:rPr>
+            </w:pPr>
+            <w:proofErr w:type="spellStart"/>
+            <w:r>
+              <w:rPr>
+                <w:rFonts w:ascii="David" w:hAnsi="David" w:cs="David"/>
+              </w:rPr>
+              <w:t>coasting_pct</w:t>
+            </w:r>
+            <w:proofErr w:type="spellEnd"/>
+          </w:p>
+        </w:tc>
+        <w:tc>
+          <w:tcPr>
+            <w:tcW w:w="1543" w:type="dxa"/>
+          </w:tcPr>
+          <w:p>
+            <w:pPr>
+              <w:bidi w:val="0"/>
+              <w:spacing w:before="120" w:after="120"/>
+              <w:rPr>
+                <w:rFonts w:ascii="David" w:hAnsi="David" w:cs="David"/>
+              </w:rPr>
+            </w:pPr>
+            <w:r>
+              <w:rPr>
+                <w:rFonts w:ascii="David" w:hAnsi="David" w:cs="David"/>
+              </w:rPr>
+              <w:t>0</w:t>
+            </w:r>
+          </w:p>
+        </w:tc>
+        <w:tc>
+          <w:tcPr>
+            <w:tcW w:w="1559" w:type="dxa"/>
+          </w:tcPr>
+          <w:p>
+            <w:pPr>
+              <w:bidi w:val="0"/>
+              <w:spacing w:before="120" w:after="120"/>
+              <w:rPr>
+                <w:rFonts w:ascii="David" w:hAnsi="David" w:cs="David"/>
+              </w:rPr>
+            </w:pPr>
+            <w:r>
+              <w:rPr>
+                <w:rFonts w:ascii="David" w:hAnsi="David" w:cs="David"/>
+              </w:rPr>
+              <w:t>0.815</w:t>
+            </w:r>
+          </w:p>
+        </w:tc>
+        <w:tc>
+          <w:tcPr>
+            <w:tcW w:w="1197" w:type="dxa"/>
+          </w:tcPr>
+          <w:p>
+            <w:pPr>
+              <w:bidi w:val="0"/>
+              <w:spacing w:before="120" w:after="120"/>
+              <w:rPr>
+                <w:rFonts w:ascii="David" w:hAnsi="David" w:cs="David"/>
+              </w:rPr>
+            </w:pPr>
+            <w:r>
+              <w:rPr>
+                <w:rFonts w:ascii="David" w:hAnsi="David" w:cs="David"/>
+              </w:rPr>
+              <w:t>0.096</w:t>
+            </w:r>
+          </w:p>
+        </w:tc>
+        <w:tc>
+          <w:tcPr>
+            <w:tcW w:w="992" w:type="dxa"/>
+          </w:tcPr>
+          <w:p>
+            <w:pPr>
+              <w:bidi w:val="0"/>
+              <w:spacing w:before="120" w:after="120"/>
+              <w:rPr>
+                <w:rFonts w:ascii="David" w:hAnsi="David" w:cs="David"/>
+              </w:rPr>
+            </w:pPr>
+            <w:r>
+              <w:rPr>
+                <w:rFonts w:ascii="David" w:hAnsi="David" w:cs="David"/>
+              </w:rPr>
+              <w:t>0</w:t>
+            </w:r>
+          </w:p>
+        </w:tc>
+        <w:tc>
+          <w:tcPr>
+            <w:tcW w:w="2239" w:type="dxa"/>
+          </w:tcPr>
+          <w:p>
+            <w:pPr>
+              <w:bidi w:val="0"/>
+              <w:spacing w:before="120" w:after="120"/>
+              <w:rPr>
+                <w:rFonts w:ascii="David" w:hAnsi="David" w:cs="David"/>
+              </w:rPr>
+            </w:pPr>
+            <w:r>
+              <w:rPr>
+                <w:rFonts w:ascii="David" w:hAnsi="David" w:cs="David"/>
+              </w:rPr>
+              <w:t>0.0184</w:t>
+            </w:r>
+          </w:p>
+        </w:tc>
+      </w:tr>
+      <w:tr>
+        <w:tc>
+          <w:tcPr>
+            <w:tcW w:w="2926" w:type="dxa"/>
+          </w:tcPr>
+          <w:p>
+            <w:pPr>
+              <w:bidi w:val="0"/>
+              <w:spacing w:before="120" w:after="120"/>
+              <w:rPr>
+                <w:rFonts w:ascii="David" w:hAnsi="David" w:cs="David"/>
+              </w:rPr>
+            </w:pPr>
+            <w:proofErr w:type="spellStart"/>
+            <w:r>
+              <w:rPr>
+                <w:rFonts w:ascii="David" w:hAnsi="David" w:cs="David"/>
+              </w:rPr>
+              <w:t>braking_time_pct</w:t>
+            </w:r>
+            <w:proofErr w:type="spellEnd"/>
+          </w:p>
+        </w:tc>
+        <w:tc>
+          <w:tcPr>
+            <w:tcW w:w="1543" w:type="dxa"/>
+          </w:tcPr>
+          <w:p>
+            <w:pPr>
+              <w:bidi w:val="0"/>
+              <w:spacing w:before="120" w:after="120"/>
+              <w:rPr>
+                <w:rFonts w:ascii="David" w:hAnsi="David" w:cs="David"/>
+              </w:rPr>
+            </w:pPr>
+            <w:r>
+              <w:rPr>
+                <w:rFonts w:ascii="David" w:hAnsi="David" w:cs="David"/>
+              </w:rPr>
+              <w:t>0</w:t>
+            </w:r>
+          </w:p>
+        </w:tc>
+        <w:tc>
+          <w:tcPr>
+            <w:tcW w:w="1559" w:type="dxa"/>
+          </w:tcPr>
+          <w:p>
+            <w:pPr>
+              <w:bidi w:val="0"/>
+              <w:spacing w:before="120" w:after="120"/>
+              <w:rPr>
+                <w:rFonts w:ascii="David" w:hAnsi="David" w:cs="David"/>
+              </w:rPr>
+            </w:pPr>
+            <w:r>
+              <w:rPr>
+                <w:rFonts w:ascii="David" w:hAnsi="David" w:cs="David"/>
+              </w:rPr>
+              <w:t>1</w:t>
+            </w:r>
+          </w:p>
+        </w:tc>
+        <w:tc>
+          <w:tcPr>
+            <w:tcW w:w="1197" w:type="dxa"/>
+          </w:tcPr>
+          <w:p>
+            <w:pPr>
+              <w:bidi w:val="0"/>
+              <w:spacing w:before="120" w:after="120"/>
+              <w:rPr>
+                <w:rFonts w:ascii="David" w:hAnsi="David" w:cs="David"/>
+              </w:rPr>
+            </w:pPr>
+            <w:r>
+              <w:rPr>
+                <w:rFonts w:ascii="David" w:hAnsi="David" w:cs="David"/>
+              </w:rPr>
+              <w:t>0.2614</w:t>
+            </w:r>
+          </w:p>
+        </w:tc>
+        <w:tc>
+          <w:tcPr>
+            <w:tcW w:w="992" w:type="dxa"/>
+          </w:tcPr>
+          <w:p>
+            <w:pPr>
+              <w:bidi w:val="0"/>
+              <w:spacing w:before="120" w:after="120"/>
+              <w:rPr>
+                <w:rFonts w:ascii="David" w:hAnsi="David" w:cs="David"/>
+              </w:rPr>
+            </w:pPr>
+            <w:r>
+              <w:rPr>
+                <w:rFonts w:ascii="David" w:hAnsi="David" w:cs="David"/>
+              </w:rPr>
+              <w:t>0.25</w:t>
+            </w:r>
+          </w:p>
+        </w:tc>
+        <w:tc>
+          <w:tcPr>
+            <w:tcW w:w="2239" w:type="dxa"/>
+          </w:tcPr>
+          <w:p>
+            <w:pPr>
+              <w:bidi w:val="0"/>
+              <w:spacing w:before="120" w:after="120"/>
+              <w:rPr>
+                <w:rFonts w:ascii="David" w:hAnsi="David" w:cs="David"/>
+              </w:rPr>
+            </w:pPr>
+            <w:r>
+              <w:rPr>
+                <w:rFonts w:ascii="David" w:hAnsi="David" w:cs="David"/>
+              </w:rPr>
+              <w:t>0.0662</w:t>
+            </w:r>
+          </w:p>
+        </w:tc>
+      </w:tr>
+      <w:tr>
+        <w:tc>
+          <w:tcPr>
+            <w:tcW w:w="2926" w:type="dxa"/>
+          </w:tcPr>
+          <w:p>
+            <w:pPr>
+              <w:bidi w:val="0"/>
+              <w:spacing w:before="120" w:after="120"/>
+              <w:rPr>
+                <w:rFonts w:ascii="David" w:hAnsi="David" w:cs="David"/>
+              </w:rPr>
+            </w:pPr>
+            <w:proofErr w:type="spellStart"/>
+            <w:r>
+              <w:rPr>
+                <w:rFonts w:ascii="David" w:hAnsi="David" w:cs="David"/>
+              </w:rPr>
+              <w:t>average_throttle</w:t>
+            </w:r>
+            <w:proofErr w:type="spellEnd"/>
+          </w:p>
+        </w:tc>
+        <w:tc>
+          <w:tcPr>
+            <w:tcW w:w="1543" w:type="dxa"/>
+          </w:tcPr>
+          <w:p>
+            <w:pPr>
+              <w:bidi w:val="0"/>
+              <w:spacing w:before="120" w:after="120"/>
+              <w:rPr>
+                <w:rFonts w:ascii="David" w:hAnsi="David" w:cs="David"/>
+              </w:rPr>
+            </w:pPr>
+            <w:r>
+              <w:rPr>
+                <w:rFonts w:ascii="David" w:hAnsi="David" w:cs="David"/>
+              </w:rPr>
+              <w:t>0</w:t>
+            </w:r>
+          </w:p>
+        </w:tc>
+        <w:tc>
+          <w:tcPr>
+            <w:tcW w:w="1559" w:type="dxa"/>
+          </w:tcPr>
+          <w:p>
+            <w:pPr>
+              <w:bidi w:val="0"/>
+              <w:spacing w:before="120" w:after="120"/>
+              <w:rPr>
+                <w:rFonts w:ascii="David" w:hAnsi="David" w:cs="David"/>
+              </w:rPr>
+            </w:pPr>
+            <w:r>
+              <w:rPr>
+                <w:rFonts w:ascii="David" w:hAnsi="David" w:cs="David"/>
+              </w:rPr>
+              <w:t>100</w:t>
+            </w:r>
+          </w:p>
+        </w:tc>
+        <w:tc>
+          <w:tcPr>
+            <w:tcW w:w="1197" w:type="dxa"/>
+          </w:tcPr>
+          <w:p>
+            <w:pPr>
+              <w:bidi w:val="0"/>
+              <w:spacing w:before="120" w:after="120"/>
+              <w:rPr>
+                <w:rFonts w:ascii="David" w:hAnsi="David" w:cs="David"/>
+              </w:rPr>
+            </w:pPr>
+            <w:r>
+              <w:rPr>
+                <w:rFonts w:ascii="David" w:hAnsi="David" w:cs="David"/>
+              </w:rPr>
+              <w:t>47.3506</w:t>
+            </w:r>
+          </w:p>
+        </w:tc>
+        <w:tc>
+          <w:tcPr>
+            <w:tcW w:w="992" w:type="dxa"/>
+          </w:tcPr>
+          <w:p>
+            <w:pPr>
+              <w:bidi w:val="0"/>
+              <w:spacing w:before="120" w:after="120"/>
+              <w:rPr>
+                <w:rFonts w:ascii="David" w:hAnsi="David" w:cs="David"/>
+              </w:rPr>
+            </w:pPr>
+            <w:r>
+              <w:rPr>
+                <w:rFonts w:ascii="David" w:hAnsi="David" w:cs="David"/>
+              </w:rPr>
+              <w:t>40.6154</w:t>
+            </w:r>
+          </w:p>
+        </w:tc>
+        <w:tc>
+          <w:tcPr>
+            <w:tcW w:w="2239" w:type="dxa"/>
+          </w:tcPr>
+          <w:p>
+            <w:pPr>
+              <w:bidi w:val="0"/>
+              <w:spacing w:before="120" w:after="120"/>
+              <w:rPr>
+                <w:rFonts w:ascii="David" w:hAnsi="David" w:cs="David"/>
+              </w:rPr>
+            </w:pPr>
+            <w:r>
+              <w:rPr>
+                <w:rFonts w:ascii="David" w:hAnsi="David" w:cs="David"/>
+              </w:rPr>
+              <w:t>1198.2503</w:t>
+            </w:r>
+          </w:p>
+        </w:tc>
+      </w:tr>
+      <w:tr>
+        <w:tc>
+          <w:tcPr>
+            <w:tcW w:w="2926" w:type="dxa"/>
+          </w:tcPr>
+          <w:p>
+            <w:pPr>
+              <w:bidi w:val="0"/>
+              <w:spacing w:before="120" w:after="120"/>
+              <w:rPr>
+                <w:rFonts w:ascii="David" w:hAnsi="David" w:cs="David"/>
+              </w:rPr>
+            </w:pPr>
+            <w:proofErr w:type="spellStart"/>
+            <w:r>
+              <w:rPr>
+                <w:rFonts w:ascii="David" w:hAnsi="David" w:cs="David"/>
+              </w:rPr>
+              <w:t>min_gear</w:t>
+            </w:r>
+            <w:proofErr w:type="spellEnd"/>
+          </w:p>
+        </w:tc>
+        <w:tc>
+          <w:tcPr>
+            <w:tcW w:w="1543" w:type="dxa"/>
+          </w:tcPr>
+          <w:p>
+            <w:pPr>
+              <w:bidi w:val="0"/>
+              <w:spacing w:before="120" w:after="120"/>
+              <w:rPr>
+                <w:rFonts w:ascii="David" w:hAnsi="David" w:cs="David"/>
+              </w:rPr>
+            </w:pPr>
+            <w:r>
+              <w:rPr>
+                <w:rFonts w:ascii="David" w:hAnsi="David" w:cs="David"/>
+              </w:rPr>
+              <w:t>2</w:t>
+            </w:r>
+          </w:p>
+        </w:tc>
+        <w:tc>
+          <w:tcPr>
+            <w:tcW w:w="1559" w:type="dxa"/>
+          </w:tcPr>
+          <w:p>
+            <w:pPr>
+              <w:bidi w:val="0"/>
+              <w:spacing w:before="120" w:after="120"/>
+              <w:rPr>
+                <w:rFonts w:ascii="David" w:hAnsi="David" w:cs="David"/>
+              </w:rPr>
+            </w:pPr>
+            <w:r>
+              <w:rPr>
+                <w:rFonts w:ascii="David" w:hAnsi="David" w:cs="David"/>
+              </w:rPr>
+              <w:t>8</w:t>
+            </w:r>
+          </w:p>
+        </w:tc>
+        <w:tc>
+          <w:tcPr>
+            <w:tcW w:w="1197" w:type="dxa"/>
+          </w:tcPr>
+          <w:p>
+            <w:pPr>
+              <w:bidi w:val="0"/>
+              <w:spacing w:before="120" w:after="120"/>
+              <w:rPr>
+                <w:rFonts w:ascii="David" w:hAnsi="David" w:cs="David"/>
+              </w:rPr>
+            </w:pPr>
+            <w:r>
+              <w:rPr>
+                <w:rFonts w:ascii="David" w:hAnsi="David" w:cs="David"/>
+              </w:rPr>
+              <w:t>4.3607</w:t>
+            </w:r>
+          </w:p>
+        </w:tc>
+        <w:tc>
+          <w:tcPr>
+            <w:tcW w:w="992" w:type="dxa"/>
+          </w:tcPr>
+          <w:p>
+            <w:pPr>
+              <w:bidi w:val="0"/>
+              <w:spacing w:before="120" w:after="120"/>
+              <w:rPr>
+                <w:rFonts w:ascii="David" w:hAnsi="David" w:cs="David"/>
+              </w:rPr>
+            </w:pPr>
+            <w:r>
+              <w:rPr>
+                <w:rFonts w:ascii="David" w:hAnsi="David" w:cs="David"/>
+              </w:rPr>
+              <w:t>4</w:t>
+            </w:r>
+          </w:p>
+        </w:tc>
+        <w:tc>
+          <w:tcPr>
+            <w:tcW w:w="2239" w:type="dxa"/>
+          </w:tcPr>
+          <w:p>
+            <w:pPr>
+              <w:bidi w:val="0"/>
+              <w:spacing w:before="120" w:after="120"/>
+              <w:rPr>
+                <w:rFonts w:ascii="David" w:hAnsi="David" w:cs="David"/>
+              </w:rPr>
+            </w:pPr>
+            <w:r>
+              <w:rPr>
+                <w:rFonts w:ascii="David" w:hAnsi="David" w:cs="David"/>
+              </w:rPr>
+              <w:t>2.7687</w:t>
+            </w:r>
+          </w:p>
+        </w:tc>
+      </w:tr>
+      <w:tr>
+        <w:tc>
+          <w:tcPr>
+            <w:tcW w:w="2926" w:type="dxa"/>
+          </w:tcPr>
+          <w:p>
+            <w:pPr>
+              <w:bidi w:val="0"/>
+              <w:spacing w:before="120" w:after="120"/>
+              <w:rPr>
+                <w:rFonts w:ascii="David" w:hAnsi="David" w:cs="David"/>
+              </w:rPr>
+            </w:pPr>
+            <w:r>
+              <w:rPr>
+                <w:rFonts w:ascii="David" w:hAnsi="David" w:cs="David"/>
+              </w:rPr>
+              <w:t>average_speed</w:t>
+            </w:r>
+          </w:p>
+        </w:tc>
+        <w:tc>
+          <w:tcPr>
+            <w:tcW w:w="1543" w:type="dxa"/>
+          </w:tcPr>
+          <w:p>
+            <w:pPr>
+              <w:bidi w:val="0"/>
+              <w:spacing w:before="120" w:after="120"/>
+              <w:rPr>
+                <w:rFonts w:ascii="David" w:hAnsi="David" w:cs="David"/>
+              </w:rPr>
+            </w:pPr>
+            <w:r>
+              <w:rPr>
+                <w:rFonts w:ascii="David" w:hAnsi="David" w:cs="David"/>
+              </w:rPr>
+              <w:t>60.3077</w:t>
+            </w:r>
+          </w:p>
+        </w:tc>
+        <w:tc>
+          <w:tcPr>
+            <w:tcW w:w="1559" w:type="dxa"/>
+          </w:tcPr>
+          <w:p>
+            <w:pPr>
+              <w:bidi w:val="0"/>
+              <w:spacing w:before="120" w:after="120"/>
+              <w:rPr>
+                <w:rFonts w:ascii="David" w:hAnsi="David" w:cs="David"/>
+              </w:rPr>
+            </w:pPr>
+            <w:r>
+              <w:rPr>
+                <w:rFonts w:ascii="David" w:hAnsi="David" w:cs="David"/>
+              </w:rPr>
+              <w:t>321.5714</w:t>
+            </w:r>
+          </w:p>
+        </w:tc>
+        <w:tc>
+          <w:tcPr>
+            <w:tcW w:w="1197" w:type="dxa"/>
+          </w:tcPr>
+          <w:p>
+            <w:pPr>
+              <w:bidi w:val="0"/>
+              <w:spacing w:before="120" w:after="120"/>
+              <w:rPr>
+                <w:rFonts w:ascii="David" w:hAnsi="David" w:cs="David"/>
+              </w:rPr>
+            </w:pPr>
+            <w:r>
+              <w:rPr>
+                <w:rFonts w:ascii="David" w:hAnsi="David" w:cs="David"/>
+              </w:rPr>
+              <w:t>178.9551</w:t>
+            </w:r>
+          </w:p>
+        </w:tc>
+        <w:tc>
+          <w:tcPr>
+            <w:tcW w:w="992" w:type="dxa"/>
+          </w:tcPr>
+          <w:p>
+            <w:pPr>
+              <w:bidi w:val="0"/>
+              <w:spacing w:before="120" w:after="120"/>
+              <w:rPr>
+                <w:rFonts w:ascii="David" w:hAnsi="David" w:cs="David"/>
+              </w:rPr>
+            </w:pPr>
+            <w:r>
+              <w:rPr>
+                <w:rFonts w:ascii="David" w:hAnsi="David" w:cs="David"/>
+              </w:rPr>
+              <w:t>176</w:t>
+            </w:r>
+          </w:p>
+        </w:tc>
+        <w:tc>
+          <w:tcPr>
+            <w:tcW w:w="2239" w:type="dxa"/>
+          </w:tcPr>
+          <w:p>
+            <w:pPr>
+              <w:bidi w:val="0"/>
+              <w:spacing w:before="120" w:after="120"/>
+              <w:rPr>
+                <w:rFonts w:ascii="David" w:hAnsi="David" w:cs="David"/>
+              </w:rPr>
+            </w:pPr>
+            <w:r>
+              <w:rPr>
+                <w:rFonts w:ascii="David" w:hAnsi="David" w:cs="David"/>
+              </w:rPr>
+              <w:t>4389.51</w:t>
+            </w:r>
+          </w:p>
+        </w:tc>
+      </w:tr>
+    </w:tbl>
+    <w:p>
+      <w:pPr>
+        <w:spacing w:after="0" w:line="360" w:lineRule="auto"/>
+        <w:rPr>
+          <w:rFonts w:ascii="David" w:hAnsi="David" w:cs="David"/>
+        </w:rPr>
+      </w:pPr>
+    </w:p>
+    <w:p>
+      <w:pPr>
+        <w:bidi w:val="0"/>
+        <w:spacing w:after="0" w:line="360" w:lineRule="auto"/>
+        <w:rPr>
+          <w:rFonts w:ascii="David" w:hAnsi="David" w:cs="David"/>
+          <w:u w:val="single"/>
+        </w:rPr>
+      </w:pPr>
+      <w:r>
+        <w:rPr>
+          <w:rFonts w:ascii="David" w:hAnsi="David" w:cs="David"/>
+          <w:u w:val="single"/>
+        </w:rPr>
+        <w:t>Missing values:</w:t>
+      </w:r>
+    </w:p>
+    <w:p>
+      <w:pPr>
+        <w:bidi w:val="0"/>
+        <w:spacing w:after="0" w:line="360" w:lineRule="auto"/>
+        <w:rPr>
+          <w:rFonts w:ascii="David" w:hAnsi="David" w:cs="David"/>
+          <w:rtl/>
+        </w:rPr>
+      </w:pPr>
+      <w:r>
+        <w:rPr>
+          <w:rFonts w:ascii="David" w:hAnsi="David" w:cs="David"/>
+        </w:rPr>
+        <w:t>There were no missing values for the processed data.</w:t>
+      </w:r>
+    </w:p>
+    <w:p>
+      <w:pPr>
+        <w:bidi w:val="0"/>
+        <w:spacing w:after="0" w:line="360" w:lineRule="auto"/>
+        <w:rPr>
+          <w:rFonts w:ascii="David" w:hAnsi="David" w:cs="David"/>
+        </w:rPr>
+      </w:pPr>
+    </w:p>
+    <w:p>
+      <w:pPr>
+        <w:bidi w:val="0"/>
+        <w:spacing w:after="0" w:line="360" w:lineRule="auto"/>
+        <w:rPr>
+          <w:rFonts w:ascii="David" w:hAnsi="David" w:cs="David"/>
+          <w:u w:val="single"/>
+        </w:rPr>
+      </w:pPr>
+      <w:r>
+        <w:rPr>
+          <w:rFonts w:ascii="David" w:hAnsi="David" w:cs="David"/>
+          <w:u w:val="single"/>
+        </w:rPr>
+        <w:t>Outliers:</w:t>
       </w:r>
     </w:p>
     <w:p>
@@ -3551,13 +5187,13 @@
         <mc:AlternateContent>
           <mc:Choice Requires="wps">
             <w:drawing>
-              <wp:anchor distT="0" distB="0" distL="114300" distR="114300" simplePos="0" relativeHeight="251684864" behindDoc="0" locked="0" layoutInCell="1" allowOverlap="1" wp14:anchorId="1350D9B9" wp14:editId="1FBD467B">
+              <wp:anchor distT="0" distB="0" distL="114300" distR="114300" simplePos="0" relativeHeight="251684864" behindDoc="0" locked="0" layoutInCell="1" allowOverlap="1" wp14:anchorId="1350D9B9" wp14:editId="65615DE3">
                 <wp:simplePos x="0" y="0"/>
                 <wp:positionH relativeFrom="column">
-                  <wp:posOffset>1561465</wp:posOffset>
+                  <wp:posOffset>1565275</wp:posOffset>
                 </wp:positionH>
                 <wp:positionV relativeFrom="paragraph">
-                  <wp:posOffset>3367454</wp:posOffset>
+                  <wp:posOffset>3367405</wp:posOffset>
                 </wp:positionV>
                 <wp:extent cx="3799840" cy="358140"/>
                 <wp:effectExtent l="0" t="0" r="0" b="3810"/>
@@ -3650,7 +5286,7 @@
           </mc:Choice>
           <mc:Fallback>
             <w:pict>
-              <v:shape w14:anchorId="1350D9B9" id="_x0000_s1028" type="#_x0000_t202" style="position:absolute;margin-left:122.95pt;margin-top:265.15pt;width:299.2pt;height:28.2pt;z-index:251684864;visibility:visible;mso-wrap-style:square;mso-width-percent:0;mso-height-percent:0;mso-wrap-distance-left:9pt;mso-wrap-distance-top:0;mso-wrap-distance-right:9pt;mso-wrap-distance-bottom:0;mso-position-horizontal:absolute;mso-position-horizontal-relative:text;mso-position-vertical:absolute;mso-position-vertical-relative:text;mso-width-percent:0;mso-height-percent:0;mso-width-relative:margin;mso-height-relative:margin;v-text-anchor:top" o:gfxdata="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" stroked="f">
+              <v:shape w14:anchorId="1350D9B9" id="_x0000_s1028" type="#_x0000_t202" style="position:absolute;margin-left:123.25pt;margin-top:265.15pt;width:299.2pt;height:28.2pt;z-index:251684864;visibility:visible;mso-wrap-style:square;mso-width-percent:0;mso-height-percent:0;mso-wrap-distance-left:9pt;mso-wrap-distance-top:0;mso-wrap-distance-right:9pt;mso-wrap-distance-bottom:0;mso-position-horizontal:absolute;mso-position-horizontal-relative:text;mso-position-vertical:absolute;mso-position-vertical-relative:text;mso-width-percent:0;mso-height-percent:0;mso-width-relative:margin;mso-height-relative:margin;v-text-anchor:top" o:gfxdata="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" stroked="f">
                 <v:textbox inset="0,0,0,0">
                   <w:txbxContent>
                     <w:p>
@@ -3808,7 +5444,6 @@
         <w:ind w:left="0"/>
         <w:rPr>
           <w:rFonts w:ascii="David" w:hAnsi="David" w:cs="David"/>
-          <w:rtl/>
         </w:rPr>
       </w:pPr>
     </w:p>
@@ -3859,14 +5494,13 @@
       </w:r>
       <w:r>
         <w:rPr>
-          <w:rFonts w:ascii="David" w:hAnsi="David" w:cs="David" w:hint="cs"/>
+          <w:rFonts w:ascii="David" w:hAnsi="David" w:cs="David"/>
           <w:b/>
           <w:bCs/>
           <w:sz w:val="32"/>
           <w:szCs w:val="32"/>
-          <w:rtl/>
-        </w:rPr>
-        <w:t>4</w:t>
+        </w:rPr>
+        <w:t>5</w:t>
       </w:r>
       <w:r>
         <w:rPr>
@@ -3882,12 +5516,48 @@
     </w:p>
     <w:p>
       <w:pPr>
+        <w:spacing w:after="0" w:line="360" w:lineRule="auto"/>
+        <w:rPr>
+          <w:rFonts w:ascii="David" w:hAnsi="David" w:cs="David" w:hint="cs"/>
+          <w:rtl/>
+        </w:rPr>
+      </w:pPr>
+    </w:p>
+    <w:p>
+      <w:pPr>
         <w:bidi w:val="0"/>
         <w:spacing w:after="0" w:line="360" w:lineRule="auto"/>
         <w:rPr>
           <w:rFonts w:ascii="David" w:hAnsi="David" w:cs="David"/>
         </w:rPr>
       </w:pPr>
+      <w:r>
+        <w:rPr>
+          <w:rFonts w:ascii="David" w:hAnsi="David" w:cs="David"/>
+        </w:rPr>
+        <w:t>To evaluate the necessity of dimensionality reduction, we tested clustering algorithms on both the normalized raw features and a reduced dataset. For the reduction process, we utilized Principal Component Analysis (</w:t>
+      </w:r>
+      <w:proofErr w:type="gramStart"/>
+      <w:r>
+        <w:rPr>
+          <w:rFonts w:ascii="David" w:hAnsi="David" w:cs="David"/>
+        </w:rPr>
+        <w:t>PCA</w:t>
+      </w:r>
+      <w:r>
+        <w:rPr>
+          <w:rFonts w:ascii="David" w:hAnsi="David" w:cs="David" w:hint="cs"/>
+          <w:rtl/>
+        </w:rPr>
+        <w:t>(</w:t>
+      </w:r>
+      <w:proofErr w:type="gramEnd"/>
+      <w:r>
+        <w:rPr>
+          <w:rFonts w:ascii="David" w:hAnsi="David" w:cs="David"/>
+        </w:rPr>
+        <w:t>.</w:t>
+      </w:r>
     </w:p>
     <w:p>
       <w:pPr>
@@ -3895,41 +5565,198 @@
         <w:spacing w:after="0" w:line="360" w:lineRule="auto"/>
         <w:rPr>
           <w:rFonts w:ascii="David" w:hAnsi="David" w:cs="David"/>
-        </w:rPr>
-      </w:pPr>
-      <w:r>
-        <w:rPr>
-          <w:rFonts w:ascii="David" w:hAnsi="David" w:cs="David"/>
-        </w:rPr>
-        <w:t>To evaluate the necessity of dimensionality reduction, we tested clustering algorithms on both the normalized raw features and a reduced dataset. For the reduction process, we utilized Principal Component Analysis (PCA</w:t>
+          <w:b/>
+          <w:bCs/>
+        </w:rPr>
+      </w:pPr>
+    </w:p>
+    <w:p>
+      <w:pPr>
+        <w:bidi w:val="0"/>
+        <w:spacing w:after="0" w:line="360" w:lineRule="auto"/>
+        <w:rPr>
+          <w:rFonts w:ascii="David" w:hAnsi="David" w:cs="David"/>
+        </w:rPr>
+      </w:pPr>
+      <w:r>
+        <w:rPr>
+          <w:rFonts w:ascii="David" w:hAnsi="David" w:cs="David"/>
+          <w:b/>
+          <w:bCs/>
+        </w:rPr>
+        <w:t xml:space="preserve">PCA </w:t>
+      </w:r>
+      <w:r>
+        <w:rPr>
+          <w:rFonts w:ascii="David" w:hAnsi="David" w:cs="David"/>
+          <w:b/>
+          <w:bCs/>
+        </w:rPr>
+        <w:t>Algorithm Overview:</w:t>
+      </w:r>
+      <w:r>
+        <w:rPr>
+          <w:rFonts w:ascii="David" w:hAnsi="David" w:cs="David"/>
+        </w:rPr>
+        <w:t xml:space="preserve"> PCA is an unsupervised dimensionality reduction technique that transforms a dataset of highly correlated variables into a smaller set of linearly uncorrelated variables, known as principal components. It achieves this by projecting the original data onto a new orthogonal subspace that maximizes the retained variance. This process effectively compresses the data and filters out noise while preserving the core underlying patterns</w:t>
+      </w:r>
+      <w:r>
+        <w:rPr>
+          <w:rFonts w:ascii="David" w:hAnsi="David" w:cs="David"/>
+        </w:rPr>
+        <w:t>.</w:t>
+      </w:r>
+    </w:p>
+    <w:p>
+      <w:pPr>
+        <w:bidi w:val="0"/>
+        <w:spacing w:after="0" w:line="360" w:lineRule="auto"/>
+        <w:rPr>
+          <w:rFonts w:ascii="David" w:hAnsi="David" w:cs="David"/>
+          <w:rtl/>
+        </w:rPr>
+      </w:pPr>
+    </w:p>
+    <w:p>
+      <w:pPr>
+        <w:bidi w:val="0"/>
+        <w:spacing w:after="0" w:line="360" w:lineRule="auto"/>
+        <w:rPr>
+          <w:rFonts w:ascii="David" w:hAnsi="David" w:cs="David"/>
+          <w:rtl/>
+        </w:rPr>
+      </w:pPr>
+      <w:r>
+        <w:rPr>
+          <w:rFonts w:ascii="David" w:hAnsi="David" w:cs="David"/>
+          <w:b/>
+          <w:bCs/>
+        </w:rPr>
+        <w:t>Comparison with t-SNE:</w:t>
+      </w:r>
+      <w:r>
+        <w:rPr>
+          <w:rFonts w:ascii="David" w:hAnsi="David" w:cs="David"/>
+        </w:rPr>
+        <w:t xml:space="preserve"> We also evaluated t-Distributed Stochastic Neighbor Embedding (t-SNE) as an alternative dimensionality reduction technique. While t-SNE is highly effective for 2D or 3D visual exploration due to its ability to preserve local non-linear data structures, it proved unsuitable for our specific clustering pipeline. t-SNE distorts the global distances and densities between clusters. Since our subsequent step relied on K-Means</w:t>
       </w:r>
       <w:r>
         <w:rPr>
           <w:rFonts w:ascii="David" w:hAnsi="David" w:cs="David" w:hint="cs"/>
           <w:rtl/>
         </w:rPr>
-        <w:t>(</w:t>
-      </w:r>
-      <w:r>
-        <w:rPr>
-          <w:rFonts w:ascii="David" w:hAnsi="David" w:cs="David"/>
-        </w:rPr>
-        <w:t>.</w:t>
+        <w:t xml:space="preserve"> </w:t>
+      </w:r>
+      <w:r>
+        <w:rPr>
+          <w:rFonts w:ascii="David" w:hAnsi="David" w:cs="David"/>
+          <w:rtl/>
+        </w:rPr>
+        <w:t>–</w:t>
+      </w:r>
+      <w:r>
+        <w:rPr>
+          <w:rFonts w:ascii="David" w:hAnsi="David" w:cs="David" w:hint="cs"/>
+          <w:rtl/>
+        </w:rPr>
+        <w:t xml:space="preserve"> </w:t>
+      </w:r>
+      <w:r>
+        <w:rPr>
+          <w:rFonts w:ascii="David" w:hAnsi="David" w:cs="David"/>
+        </w:rPr>
+        <w:t>a distance-based algorithm</w:t>
+      </w:r>
+      <w:r>
+        <w:rPr>
+          <w:rFonts w:ascii="David" w:hAnsi="David" w:cs="David"/>
+        </w:rPr>
+        <w:t xml:space="preserve"> – </w:t>
+      </w:r>
+      <w:r>
+        <w:rPr>
+          <w:rFonts w:ascii="David" w:hAnsi="David" w:cs="David"/>
+        </w:rPr>
+        <w:t>maintaining the true mathematical distances and global variance between driving behaviors was essential. Therefore, PCA</w:t>
+      </w:r>
+      <w:r>
+        <w:rPr>
+          <w:rFonts w:ascii="David" w:hAnsi="David" w:cs="David"/>
+        </w:rPr>
+        <w:t>’</w:t>
+      </w:r>
+      <w:r>
+        <w:rPr>
+          <w:rFonts w:ascii="David" w:hAnsi="David" w:cs="David"/>
+        </w:rPr>
+        <w:t>s linear transformation was the mathematically appropriate choice for generating the input space for K-Means.</w:t>
       </w:r>
     </w:p>
     <w:p>
       <w:pPr>
+        <w:spacing w:after="0" w:line="360" w:lineRule="auto"/>
+        <w:rPr>
+          <w:rFonts w:ascii="David" w:hAnsi="David" w:cs="David" w:hint="cs"/>
+          <w:rtl/>
+        </w:rPr>
+      </w:pPr>
+    </w:p>
+    <w:p>
+      <w:pPr>
         <w:bidi w:val="0"/>
         <w:spacing w:after="0" w:line="360" w:lineRule="auto"/>
         <w:rPr>
           <w:rFonts w:ascii="David" w:hAnsi="David" w:cs="David"/>
+        </w:rPr>
+      </w:pPr>
+      <w:r>
+        <w:rPr>
+          <w:rFonts w:ascii="David" w:hAnsi="David" w:cs="David"/>
           <w:b/>
           <w:bCs/>
         </w:rPr>
-      </w:pPr>
+        <w:lastRenderedPageBreak/>
+        <w:t>Application and Configuration:</w:t>
+      </w:r>
+      <w:r>
+        <w:rPr>
+          <w:rFonts w:ascii="David" w:hAnsi="David" w:cs="David"/>
+        </w:rPr>
+        <w:t xml:space="preserve"> Our engineered telemetry features (such as entry speed, braking percentage, and throttle application) inherently exhibited high multicollinearity. We configured the PCA algorithm to retain 95% of the total data variance. This threshold efficiently reduced our feature space from 12 original variables down to 9 principal components (</w:t>
+      </w:r>
+      <m:oMath>
+        <m:r>
+          <w:rPr>
+            <w:rFonts w:ascii="Cambria Math" w:hAnsi="Cambria Math" w:cs="David"/>
+          </w:rPr>
+          <m:t>k=9</m:t>
+        </m:r>
+      </m:oMath>
+      <w:r>
+        <w:rPr>
+          <w:rFonts w:ascii="David" w:hAnsi="David" w:cs="David"/>
+        </w:rPr>
+        <w:t>). We briefly considered Non-Negative Matrix Factorization (NMF) as an alternative; however, because our preceding standardization step introduced negative values, NMF was mathematically inapplicable</w:t>
+      </w:r>
+      <w:r>
+        <w:rPr>
+          <w:rFonts w:ascii="David" w:hAnsi="David" w:cs="David"/>
+          <w:rtl/>
+        </w:rPr>
+        <w:t>.</w:t>
+      </w:r>
     </w:p>
     <w:p>
       <w:pPr>
+        <w:spacing w:after="0" w:line="360" w:lineRule="auto"/>
+        <w:rPr>
+          <w:rFonts w:ascii="David" w:hAnsi="David" w:cs="David" w:hint="cs"/>
+          <w:rtl/>
+        </w:rPr>
+      </w:pPr>
+    </w:p>
+    <w:p>
+      <w:pPr>
         <w:bidi w:val="0"/>
         <w:spacing w:after="0" w:line="360" w:lineRule="auto"/>
         <w:rPr>
@@ -3942,38 +5769,30 @@
           <w:b/>
           <w:bCs/>
         </w:rPr>
-        <w:t>Algorithm Overview:</w:t>
-      </w:r>
-      <w:r>
-        <w:rPr>
-          <w:rFonts w:ascii="David" w:hAnsi="David" w:cs="David"/>
-        </w:rPr>
-        <w:t xml:space="preserve"> PCA is an unsupervised dimensionality reduction technique that transforms a dataset of highly correlated variables into a smaller set of linearly uncorrelated variables, known as principal components. It achieves this by projecting the original data onto a new orthogonal subspace that maximizes the retained variance. This process effectively compresses the data and filters out noise while preserving the core underlying patterns</w:t>
-      </w:r>
-      <w:r>
-        <w:rPr>
-          <w:rFonts w:ascii="David" w:hAnsi="David" w:cs="David"/>
-        </w:rPr>
-        <w:t>.</w:t>
+        <w:t>Impact on Clustering:</w:t>
+      </w:r>
+      <w:r>
+        <w:rPr>
+          <w:rFonts w:ascii="David" w:hAnsi="David" w:cs="David"/>
+        </w:rPr>
+        <w:t xml:space="preserve"> The application of PCA was critical to the success of our model. When clustering algorithms were run directly on the original 12-dimensional space, the boundaries between the driving styles were blurred due to feature noise and the "curse of dimensionality." By applying PCA first, we bypassed these issues. The resulting clusters were significantly more distinct and mathematically cohesive, allowing for a clean, interpretable separation of cornering profiles.</w:t>
       </w:r>
     </w:p>
     <w:p>
       <w:pPr>
+        <w:spacing w:after="0" w:line="360" w:lineRule="auto"/>
+        <w:rPr>
+          <w:rFonts w:ascii="David" w:hAnsi="David" w:cs="David" w:hint="cs"/>
+          <w:rtl/>
+        </w:rPr>
+      </w:pPr>
+    </w:p>
+    <w:p>
+      <w:pPr>
         <w:bidi w:val="0"/>
         <w:spacing w:after="0" w:line="360" w:lineRule="auto"/>
         <w:rPr>
           <w:rFonts w:ascii="David" w:hAnsi="David" w:cs="David"/>
-          <w:rtl/>
-        </w:rPr>
-      </w:pPr>
-    </w:p>
-    <w:p>
-      <w:pPr>
-        <w:bidi w:val="0"/>
-        <w:spacing w:after="0" w:line="360" w:lineRule="auto"/>
-        <w:rPr>
-          <w:rFonts w:ascii="David" w:hAnsi="David" w:cs="David"/>
-          <w:rtl/>
         </w:rPr>
       </w:pPr>
       <w:r>
@@ -3982,375 +5801,73 @@
           <w:b/>
           <w:bCs/>
         </w:rPr>
-        <w:t>Comparison with t-SNE:</w:t>
-      </w:r>
-      <w:r>
-        <w:rPr>
-          <w:rFonts w:ascii="David" w:hAnsi="David" w:cs="David"/>
-        </w:rPr>
-        <w:t xml:space="preserve"> We also evaluated t-Distributed Stochastic Neighbor Embedding (t-SNE) as an alternative dimensionality reduction technique. While t-SNE is highly effective for 2D or 3D visual exploration due to its ability to preserve local non-linear data structures, it proved unsuitable for our specific clustering pipeline. t-SNE distorts the global distances and densities between clusters. Since our subsequent step relied on K-Means</w:t>
-      </w:r>
-      <w:r>
-        <w:rPr>
-          <w:rFonts w:ascii="David" w:hAnsi="David" w:cs="David" w:hint="cs"/>
-          <w:rtl/>
-        </w:rPr>
-        <w:t xml:space="preserve"> </w:t>
-      </w:r>
-      <w:r>
-        <w:rPr>
-          <w:rFonts w:ascii="David" w:hAnsi="David" w:cs="David"/>
-          <w:rtl/>
-        </w:rPr>
-        <w:t>–</w:t>
-      </w:r>
-      <w:r>
-        <w:rPr>
-          <w:rFonts w:ascii="David" w:hAnsi="David" w:cs="David" w:hint="cs"/>
-          <w:rtl/>
-        </w:rPr>
-        <w:t xml:space="preserve"> </w:t>
-      </w:r>
-      <w:r>
-        <w:rPr>
-          <w:rFonts w:ascii="David" w:hAnsi="David" w:cs="David"/>
-        </w:rPr>
-        <w:t>a distance-based algorithm</w:t>
-      </w:r>
-      <w:r>
-        <w:rPr>
-          <w:rFonts w:ascii="David" w:hAnsi="David" w:cs="David"/>
-        </w:rPr>
-        <w:t xml:space="preserve"> – </w:t>
-      </w:r>
-      <w:r>
-        <w:rPr>
-          <w:rFonts w:ascii="David" w:hAnsi="David" w:cs="David"/>
-        </w:rPr>
-        <w:t>maintaining the true mathematical distances and global variance between driving behaviors was essential. Therefore, PCA</w:t>
-      </w:r>
-      <w:r>
-        <w:rPr>
-          <w:rFonts w:ascii="David" w:hAnsi="David" w:cs="David"/>
-        </w:rPr>
-        <w:t>’</w:t>
-      </w:r>
-      <w:r>
-        <w:rPr>
-          <w:rFonts w:ascii="David" w:hAnsi="David" w:cs="David"/>
-        </w:rPr>
-        <w:t>s linear transformation was the mathematically appropriate choice for generating the input space for K-Means.</w:t>
-      </w:r>
-    </w:p>
-    <w:p>
-      <w:pPr>
-        <w:spacing w:after="0" w:line="360" w:lineRule="auto"/>
-        <w:rPr>
-          <w:rFonts w:ascii="David" w:hAnsi="David" w:cs="David" w:hint="cs"/>
-          <w:rtl/>
-        </w:rPr>
-      </w:pPr>
-    </w:p>
-    <w:p>
-      <w:pPr>
-        <w:bidi w:val="0"/>
-        <w:spacing w:after="0" w:line="360" w:lineRule="auto"/>
-        <w:rPr>
-          <w:rFonts w:ascii="David" w:hAnsi="David" w:cs="David"/>
-        </w:rPr>
-      </w:pPr>
+        <w:t>Clustering Architecture and Configuration (K-Means</w:t>
+      </w:r>
       <w:r>
         <w:rPr>
           <w:rFonts w:ascii="David" w:hAnsi="David" w:cs="David"/>
           <w:b/>
           <w:bCs/>
         </w:rPr>
-        <w:lastRenderedPageBreak/>
-        <w:t>Application and Configuration:</w:t>
-      </w:r>
-      <w:r>
-        <w:rPr>
-          <w:rFonts w:ascii="David" w:hAnsi="David" w:cs="David"/>
-        </w:rPr>
-        <w:t xml:space="preserve"> Our engineered telemetry features (such as entry speed, braking percentage, and throttle application) inherently exhibited high multicollinearity. We configured the PCA algorithm to retain 95% of the total data variance. This threshold efficiently reduced our feature space from 12 original variables down to 9 principal components (k=9). We briefly considered Non-Negative Matrix Factorization (NMF) as an alternative; however, because our preceding standardization step introduced negative values, NMF was mathematically inapplicable</w:t>
-      </w:r>
-      <w:r>
-        <w:rPr>
-          <w:rFonts w:ascii="David" w:hAnsi="David" w:cs="David"/>
-          <w:rtl/>
-        </w:rPr>
-        <w:t>.</w:t>
-      </w:r>
-    </w:p>
-    <w:p>
-      <w:pPr>
-        <w:spacing w:after="0" w:line="360" w:lineRule="auto"/>
-        <w:rPr>
-          <w:rFonts w:ascii="David" w:hAnsi="David" w:cs="David" w:hint="cs"/>
-          <w:rtl/>
-        </w:rPr>
-      </w:pPr>
-    </w:p>
-    <w:p>
-      <w:pPr>
-        <w:bidi w:val="0"/>
-        <w:spacing w:after="0" w:line="360" w:lineRule="auto"/>
-        <w:rPr>
-          <w:rFonts w:ascii="David" w:hAnsi="David" w:cs="David"/>
-        </w:rPr>
-      </w:pPr>
+        <w:t>):</w:t>
+      </w:r>
       <w:r>
         <w:rPr>
           <w:rFonts w:ascii="David" w:hAnsi="David" w:cs="David"/>
           <w:b/>
           <w:bCs/>
         </w:rPr>
-        <w:t>Impact on Clustering:</w:t>
-      </w:r>
-      <w:r>
-        <w:rPr>
-          <w:rFonts w:ascii="David" w:hAnsi="David" w:cs="David"/>
-        </w:rPr>
-        <w:t xml:space="preserve"> The application of PCA was critical to the success of our model. When clustering algorithms were run directly on the original 12-dimensional space, the boundaries between the driving styles were blurred due to feature noise and the "curse of dimensionality." By applying PCA first, we bypassed these issues. The resulting clusters were significantly more distinct and mathematically cohesive, allowing for a clean, interpretable separation of cornering profiles.</w:t>
-      </w:r>
-    </w:p>
-    <w:p>
-      <w:pPr>
-        <w:bidi w:val="0"/>
-        <w:spacing w:after="0" w:line="360" w:lineRule="auto"/>
-        <w:rPr>
-          <w:rFonts w:ascii="David" w:hAnsi="David" w:cs="David"/>
-        </w:rPr>
-      </w:pPr>
-    </w:p>
-    <w:p>
-      <w:pPr>
-        <w:bidi w:val="0"/>
-        <w:spacing w:after="0" w:line="360" w:lineRule="auto"/>
-      </w:pPr>
-      <w:r>
-        <w:rPr>
-          <w:rFonts w:ascii="David" w:hAnsi="David" w:cs="David"/>
-          <w:b/>
-          <w:bCs/>
-          <w:sz w:val="32"/>
-          <w:szCs w:val="32"/>
-        </w:rPr>
-        <w:t>3.</w:t>
-      </w:r>
-      <w:r>
-        <w:rPr>
-          <w:rFonts w:ascii="David" w:hAnsi="David" w:cs="David" w:hint="cs"/>
-          <w:b/>
-          <w:bCs/>
-          <w:sz w:val="32"/>
-          <w:szCs w:val="32"/>
-          <w:rtl/>
-        </w:rPr>
-        <w:t>5</w:t>
-      </w:r>
-      <w:r>
-        <w:rPr>
-          <w:rFonts w:ascii="David" w:hAnsi="David" w:cs="David"/>
-          <w:b/>
-          <w:bCs/>
-          <w:sz w:val="32"/>
-          <w:szCs w:val="32"/>
-        </w:rPr>
-        <w:tab/>
-      </w:r>
-      <w:r>
-        <w:rPr>
-          <w:rFonts w:ascii="David" w:hAnsi="David" w:cs="David"/>
-          <w:b/>
-          <w:bCs/>
-          <w:sz w:val="32"/>
-          <w:szCs w:val="32"/>
-        </w:rPr>
-        <w:t>Clustering Analysis:</w:t>
-      </w:r>
-    </w:p>
-    <w:p>
-      <w:pPr>
-        <w:bidi w:val="0"/>
-        <w:spacing w:after="0" w:line="360" w:lineRule="auto"/>
-        <w:rPr>
-          <w:rFonts w:ascii="David" w:hAnsi="David" w:cs="David"/>
-        </w:rPr>
-      </w:pPr>
-      <w:r>
-        <w:rPr>
-          <w:rFonts w:ascii="David" w:hAnsi="David" w:cs="David"/>
-        </w:rPr>
-        <w:t>In this project, we evaluated two distinct clustering algorithms to find our driving styles: K-Means and DBSCAN.</w:t>
-      </w:r>
-    </w:p>
-    <w:p>
-      <w:pPr>
-        <w:bidi w:val="0"/>
-        <w:spacing w:after="0" w:line="360" w:lineRule="auto"/>
-        <w:rPr>
-          <w:rFonts w:ascii="David" w:hAnsi="David" w:cs="David"/>
-        </w:rPr>
-      </w:pPr>
-      <w:r>
-        <w:rPr>
-          <w:rFonts w:ascii="David" w:hAnsi="David" w:cs="David"/>
-        </w:rPr>
-        <w:t xml:space="preserve">We first experimented with DBSCAN by tuning its radius (eps) and </w:t>
-      </w:r>
-      <w:proofErr w:type="spellStart"/>
-      <w:r>
-        <w:rPr>
-          <w:rFonts w:ascii="David" w:hAnsi="David" w:cs="David"/>
-        </w:rPr>
-        <w:t>min_samples</w:t>
-      </w:r>
-      <w:proofErr w:type="spellEnd"/>
-      <w:r>
-        <w:rPr>
-          <w:rFonts w:ascii="David" w:hAnsi="David" w:cs="David"/>
-        </w:rPr>
-        <w:t xml:space="preserve"> parameters. However, we found that DBSCAN struggled significantly with our dataset. Due to the continuous nature of Formula 1 telemetry, the data points do not form completely isolated, dense pockets. Instead, the data flows continuously. Because of this, DBSCAN either classified a massive portion of the corners as noise (when eps </w:t>
-      </w:r>
-      <w:proofErr w:type="gramStart"/>
-      <w:r>
-        <w:rPr>
-          <w:rFonts w:ascii="David" w:hAnsi="David" w:cs="David"/>
-        </w:rPr>
-        <w:t>was</w:t>
-      </w:r>
-      <w:proofErr w:type="gramEnd"/>
-      <w:r>
-        <w:rPr>
-          <w:rFonts w:ascii="David" w:hAnsi="David" w:cs="David"/>
-        </w:rPr>
-        <w:t xml:space="preserve"> too small) or merged everything into a single giant cluster (when eps </w:t>
-      </w:r>
-      <w:proofErr w:type="gramStart"/>
-      <w:r>
-        <w:rPr>
-          <w:rFonts w:ascii="David" w:hAnsi="David" w:cs="David"/>
-        </w:rPr>
-        <w:t>was</w:t>
-      </w:r>
-      <w:proofErr w:type="gramEnd"/>
-      <w:r>
-        <w:rPr>
-          <w:rFonts w:ascii="David" w:hAnsi="David" w:cs="David"/>
-        </w:rPr>
-        <w:t xml:space="preserve"> too large). Therefore, it was not suitable for our needs.</w:t>
-      </w:r>
-    </w:p>
-    <w:p>
-      <w:pPr>
-        <w:bidi w:val="0"/>
-        <w:spacing w:after="0" w:line="360" w:lineRule="auto"/>
-        <w:rPr>
-          <w:rFonts w:ascii="David" w:hAnsi="David" w:cs="David"/>
-        </w:rPr>
-      </w:pPr>
-      <w:r>
-        <w:rPr>
-          <w:rFonts w:ascii="David" w:hAnsi="David" w:cs="David"/>
-        </w:rPr>
-        <w:t>We then evaluated K-Means, which proved to be highly effective. To determine the optimal number of clusters (k), we utilized two different evaluation metrics: the Silhouette Score, which indicated that k=2 was optimal, and the Elbow Method, which suggested k=4. To balance the mathematical cohesion of the clusters with the practical complexity of different driving styles, we combined these results and selected k=3 as the optimal compromise. K-Means is advantageous here because it actively partitions the continuous space into distinct groups, allowing us to categorize every cornering event.</w:t>
-      </w:r>
-    </w:p>
-    <w:p>
-      <w:pPr>
-        <w:bidi w:val="0"/>
-        <w:spacing w:after="0" w:line="360" w:lineRule="auto"/>
-        <w:rPr>
-          <w:rFonts w:ascii="David" w:hAnsi="David" w:cs="David"/>
-        </w:rPr>
-      </w:pPr>
-      <w:r>
-        <w:rPr>
-          <w:rFonts w:ascii="David" w:hAnsi="David" w:cs="David"/>
-        </w:rPr>
-        <w:t>Ultimately, we developed a two-step K-Means clustering pipeline to reach our final conclusions:</w:t>
-      </w:r>
-    </w:p>
-    <w:p>
-      <w:pPr>
-        <w:numPr>
-          <w:ilvl w:val="0"/>
-          <w:numId w:val="28"/>
-        </w:numPr>
-        <w:bidi w:val="0"/>
-        <w:spacing w:after="0" w:line="360" w:lineRule="auto"/>
-        <w:rPr>
-          <w:rFonts w:ascii="David" w:hAnsi="David" w:cs="David"/>
-        </w:rPr>
-      </w:pPr>
-      <w:r>
-        <w:rPr>
-          <w:rFonts w:ascii="David" w:hAnsi="David" w:cs="David"/>
-          <w:b/>
-          <w:bCs/>
-        </w:rPr>
-        <w:t>Cornering Styles:</w:t>
-      </w:r>
-      <w:r>
-        <w:rPr>
-          <w:rFonts w:ascii="David" w:hAnsi="David" w:cs="David"/>
-        </w:rPr>
-        <w:t xml:space="preserve"> First, we ran K-Means (k=3) on the principal components of the corners to define 3 base "Cornering Styles".</w:t>
-      </w:r>
-    </w:p>
-    <w:p>
-      <w:pPr>
-        <w:numPr>
-          <w:ilvl w:val="0"/>
-          <w:numId w:val="28"/>
-        </w:numPr>
-        <w:bidi w:val="0"/>
-        <w:spacing w:after="0" w:line="360" w:lineRule="auto"/>
-        <w:rPr>
-          <w:rFonts w:ascii="David" w:hAnsi="David" w:cs="David"/>
-        </w:rPr>
-      </w:pPr>
-      <w:r>
-        <w:rPr>
-          <w:rFonts w:ascii="David" w:hAnsi="David" w:cs="David"/>
-          <w:b/>
-          <w:bCs/>
-        </w:rPr>
-        <w:t>Driver Profiles:</w:t>
-      </w:r>
-      <w:r>
-        <w:rPr>
-          <w:rFonts w:ascii="David" w:hAnsi="David" w:cs="David"/>
-        </w:rPr>
-        <w:t xml:space="preserve"> Next, we calculated the percentage distribution of how often each driver used each cornering style, creating a unique "Driver Profile".</w:t>
-      </w:r>
-    </w:p>
-    <w:p>
-      <w:pPr>
-        <w:numPr>
-          <w:ilvl w:val="0"/>
-          <w:numId w:val="28"/>
-        </w:numPr>
-        <w:bidi w:val="0"/>
-        <w:spacing w:after="0" w:line="360" w:lineRule="auto"/>
-        <w:rPr>
-          <w:rFonts w:ascii="David" w:hAnsi="David" w:cs="David"/>
-        </w:rPr>
-      </w:pPr>
-      <w:r>
-        <w:rPr>
-          <w:rFonts w:ascii="David" w:hAnsi="David" w:cs="David"/>
-          <w:b/>
-          <w:bCs/>
-        </w:rPr>
-        <w:t>Driver Clustering:</w:t>
-      </w:r>
-      <w:r>
-        <w:rPr>
-          <w:rFonts w:ascii="David" w:hAnsi="David" w:cs="David"/>
-        </w:rPr>
-        <w:t xml:space="preserve"> Finally, we ran a second K-Means algorithm (also k=3) on these profiles to categorize the drivers themselves into 3 distinct behavioral groups.</w:t>
+        <w:t xml:space="preserve"> </w:t>
+      </w:r>
+      <w:r>
+        <w:rPr>
+          <w:rFonts w:ascii="David" w:hAnsi="David" w:cs="David"/>
+        </w:rPr>
+        <w:t>Following the dimensionality reduction step, we applied the K-Means clustering algorithm to partition the 9-dimensional principal component space into distinct driving behavior profiles. K-Means is an unsupervised, centroid-based algorithm that iteratively assigns each data point to the nearest cluster center while minimizing the within-cluster sum of squares (inertia) using Euclidean distance. To determine the optimal number of clusters (k), we evaluated the model's performance across a range of values using both the Elbow method</w:t>
+      </w:r>
+      <w:r>
+        <w:rPr>
+          <w:rFonts w:ascii="David" w:hAnsi="David" w:cs="David"/>
+        </w:rPr>
+        <w:t xml:space="preserve"> – </w:t>
+      </w:r>
+      <w:r>
+        <w:rPr>
+          <w:rFonts w:ascii="David" w:hAnsi="David" w:cs="David"/>
+        </w:rPr>
+        <w:t>analyzing the inflection point of the total within-cluster variance</w:t>
+      </w:r>
+      <w:r>
+        <w:rPr>
+          <w:rFonts w:ascii="David" w:hAnsi="David" w:cs="David"/>
+        </w:rPr>
+        <w:t xml:space="preserve"> – </w:t>
+      </w:r>
+      <w:r>
+        <w:rPr>
+          <w:rFonts w:ascii="David" w:hAnsi="David" w:cs="David"/>
+        </w:rPr>
+        <w:t>and Silhouette analysis to measure cluster separation and cohesion. Based on these metrics, the optimal configuration was determined to be</w:t>
+      </w:r>
+      <w:r>
+        <w:rPr>
+          <w:rFonts w:ascii="David" w:hAnsi="David" w:cs="David"/>
+        </w:rPr>
+        <w:t xml:space="preserve"> </w:t>
+      </w:r>
+      <m:oMath>
+        <m:r>
+          <w:rPr>
+            <w:rFonts w:ascii="Cambria Math" w:hAnsi="Cambria Math" w:cs="David"/>
+          </w:rPr>
+          <m:t>k=3</m:t>
+        </m:r>
+      </m:oMath>
+      <w:r>
+        <w:rPr>
+          <w:rFonts w:ascii="David" w:hAnsi="David" w:cs="David"/>
+        </w:rPr>
+        <w:t>.</w:t>
       </w:r>
     </w:p>
     <w:p>
@@ -4362,7 +5879,6 @@
         <w:spacing w:after="0" w:line="360" w:lineRule="auto"/>
         <w:rPr>
           <w:rFonts w:ascii="David" w:hAnsi="David" w:cs="David"/>
-          <w:rtl/>
         </w:rPr>
       </w:pPr>
     </w:p>
@@ -4375,6 +5891,99 @@
         <w:spacing w:after="0" w:line="360" w:lineRule="auto"/>
         <w:rPr>
           <w:rFonts w:ascii="David" w:hAnsi="David" w:cs="David"/>
+        </w:rPr>
+      </w:pPr>
+      <w:r>
+        <w:rPr>
+          <w:rFonts w:ascii="David" w:hAnsi="David" w:cs="David"/>
+          <w:b/>
+          <w:bCs/>
+        </w:rPr>
+        <w:t>Density-Based Clustering and Outlier Detection (DBSCAN</w:t>
+      </w:r>
+      <w:r>
+        <w:rPr>
+          <w:rFonts w:ascii="David" w:hAnsi="David" w:cs="David"/>
+          <w:b/>
+          <w:bCs/>
+        </w:rPr>
+        <w:t>):</w:t>
+      </w:r>
+      <w:r>
+        <w:rPr>
+          <w:rFonts w:ascii="David" w:hAnsi="David" w:cs="David"/>
+          <w:b/>
+          <w:bCs/>
+        </w:rPr>
+        <w:t xml:space="preserve"> </w:t>
+      </w:r>
+      <w:r>
+        <w:rPr>
+          <w:rFonts w:ascii="David" w:hAnsi="David" w:cs="David"/>
+        </w:rPr>
+        <w:t>In parallel, to capture more complex, non-spherical structures and effectively manage outliers within the telemetry dataset, we evaluated Density-Based Spatial Clustering of Applications with Noise (DBSCAN). Unlike K-Means, DBSCAN does not require a prior specification of the number of clusters; instead, it defines clusters based on the local density of data points. The algorithm relies on two primary hyperparameters: epsilon</w:t>
+      </w:r>
+      <w:r>
+        <w:rPr>
+          <w:rFonts w:ascii="David" w:hAnsi="David" w:cs="David"/>
+        </w:rPr>
+        <w:t xml:space="preserve"> (</w:t>
+      </w:r>
+      <m:oMath>
+        <m:r>
+          <w:rPr>
+            <w:rFonts w:ascii="Cambria Math" w:hAnsi="Cambria Math" w:cs="David"/>
+          </w:rPr>
+          <m:t>ε</m:t>
+        </m:r>
+      </m:oMath>
+      <w:r>
+        <w:rPr>
+          <w:rFonts w:ascii="David" w:eastAsiaTheme="minorEastAsia" w:hAnsi="David" w:cs="David"/>
+        </w:rPr>
+        <w:t>),</w:t>
+      </w:r>
+      <w:r>
+        <w:rPr>
+          <w:rFonts w:ascii="David" w:hAnsi="David" w:cs="David"/>
+        </w:rPr>
+        <w:t xml:space="preserve"> which specifies the maximum neighborhood radius, and MinPts, the minimum number of points required to form a dense region. By identifying core points, border points, and noise, DBSCAN allowed us to isolate irregular driving behaviors and filter out anomalous telemetry lines that could otherwise distort the primary behavioral profiles. This density-based approach </w:t>
+      </w:r>
+      <w:r>
+        <w:rPr>
+          <w:rFonts w:ascii="David" w:hAnsi="David" w:cs="David"/>
+        </w:rPr>
+        <w:t>failed to provide meaningful results due to the nature of the data</w:t>
+      </w:r>
+      <w:r>
+        <w:rPr>
+          <w:rFonts w:ascii="David" w:hAnsi="David" w:cs="David"/>
+        </w:rPr>
+        <w:t>.</w:t>
+      </w:r>
+    </w:p>
+    <w:p>
+      <w:pPr>
+        <w:pBdr>
+          <w:bottom w:val="single" w:sz="6" w:space="1" w:color="auto"/>
+        </w:pBdr>
+        <w:bidi w:val="0"/>
+        <w:spacing w:after="0" w:line="360" w:lineRule="auto"/>
+        <w:rPr>
+          <w:rFonts w:ascii="David" w:hAnsi="David" w:cs="David"/>
+          <w:rtl/>
+        </w:rPr>
+      </w:pPr>
+    </w:p>
+    <w:p>
+      <w:pPr>
+        <w:pBdr>
+          <w:bottom w:val="single" w:sz="6" w:space="1" w:color="auto"/>
+        </w:pBdr>
+        <w:bidi w:val="0"/>
+        <w:spacing w:after="0" w:line="360" w:lineRule="auto"/>
+        <w:rPr>
+          <w:rFonts w:ascii="David" w:hAnsi="David" w:cs="David"/>
           <w:b/>
           <w:bCs/>
           <w:sz w:val="32"/>
@@ -4417,29 +6026,6 @@
       <w:pPr>
         <w:bidi w:val="0"/>
         <w:spacing w:after="0" w:line="360" w:lineRule="auto"/>
-        <w:rPr>
-          <w:rFonts w:ascii="David" w:hAnsi="David" w:cs="David"/>
-        </w:rPr>
-      </w:pPr>
-    </w:p>
-    <w:p>
-      <w:pPr>
-        <w:bidi w:val="0"/>
-        <w:spacing w:after="0" w:line="360" w:lineRule="auto"/>
-        <w:rPr>
-          <w:rFonts w:ascii="David" w:hAnsi="David" w:cs="David"/>
-        </w:rPr>
-      </w:pPr>
-    </w:p>
-    <w:p>
-      <w:pPr>
-        <w:bidi w:val="0"/>
-        <w:spacing w:after="0" w:line="360" w:lineRule="auto"/>
-        <w:rPr>
-          <w:rFonts w:ascii="David" w:hAnsi="David" w:cs="David"/>
-          <w:sz w:val="32"/>
-          <w:szCs w:val="32"/>
-        </w:rPr>
       </w:pPr>
       <w:r>
         <w:rPr>
@@ -4449,7 +6035,7 @@
           <w:sz w:val="32"/>
           <w:szCs w:val="32"/>
         </w:rPr>
-        <w:t>4.2</w:t>
+        <w:t>4</w:t>
       </w:r>
       <w:r>
         <w:rPr>
@@ -4459,7 +6045,7 @@
           <w:sz w:val="32"/>
           <w:szCs w:val="32"/>
         </w:rPr>
-        <w:t xml:space="preserve">       </w:t>
+        <w:t>.</w:t>
       </w:r>
       <w:r>
         <w:rPr>
@@ -4469,15 +6055,27 @@
           <w:sz w:val="32"/>
           <w:szCs w:val="32"/>
         </w:rPr>
-        <w:t>Cluster Evaluation</w:t>
-      </w:r>
-      <w:r>
-        <w:rPr>
-          <w:rFonts w:ascii="David" w:hAnsi="David" w:cs="David"/>
+        <w:t>1</w:t>
+      </w:r>
+      <w:r>
+        <w:rPr>
+          <w:rFonts w:ascii="David" w:hAnsi="David" w:cs="David"/>
+          <w:b/>
+          <w:bCs/>
           <w:sz w:val="32"/>
           <w:szCs w:val="32"/>
         </w:rPr>
-        <w:t>:</w:t>
+        <w:tab/>
+      </w:r>
+      <w:r>
+        <w:rPr>
+          <w:rFonts w:ascii="David" w:hAnsi="David" w:cs="David"/>
+          <w:b/>
+          <w:bCs/>
+          <w:sz w:val="32"/>
+          <w:szCs w:val="32"/>
+        </w:rPr>
+        <w:t>Clustering Analysis:</w:t>
       </w:r>
     </w:p>
     <w:p>
@@ -4486,28 +6084,593 @@
         <w:spacing w:after="0" w:line="360" w:lineRule="auto"/>
         <w:rPr>
           <w:rFonts w:ascii="David" w:hAnsi="David" w:cs="David"/>
-        </w:rPr>
-      </w:pPr>
-      <w:r>
-        <w:rPr>
-          <w:rFonts w:ascii="David" w:hAnsi="David" w:cs="David"/>
+          <w:rtl/>
+        </w:rPr>
+      </w:pPr>
+      <w:r>
+        <w:rPr>
+          <w:rFonts w:ascii="David" w:hAnsi="David" w:cs="David"/>
+        </w:rPr>
+        <w:t>We evaluated two clustering algorithms, DBSCAN and K-Means, to identify distinct driving styles from Formula 1 telemetry data.</w:t>
+      </w:r>
+    </w:p>
+    <w:p>
+      <w:pPr>
+        <w:pStyle w:val="ListParagraph"/>
+        <w:numPr>
+          <w:ilvl w:val="0"/>
+          <w:numId w:val="37"/>
+        </w:numPr>
+        <w:bidi w:val="0"/>
+        <w:spacing w:after="0" w:line="360" w:lineRule="auto"/>
+        <w:rPr>
+          <w:rFonts w:ascii="David" w:hAnsi="David" w:cs="David"/>
+          <w:b/>
+          <w:bCs/>
+        </w:rPr>
+      </w:pPr>
+      <w:r>
+        <w:rPr>
+          <w:rFonts w:ascii="David" w:hAnsi="David" w:cs="David"/>
+          <w:b/>
+          <w:bCs/>
+        </w:rPr>
+        <w:t>DBSCAN</w:t>
+      </w:r>
+    </w:p>
+    <w:p>
+      <w:pPr>
+        <w:pStyle w:val="ListParagraph"/>
+        <w:bidi w:val="0"/>
+        <w:spacing w:after="0" w:line="360" w:lineRule="auto"/>
+        <w:rPr>
+          <w:rFonts w:ascii="David" w:hAnsi="David" w:cs="David"/>
+        </w:rPr>
+      </w:pPr>
+      <w:r>
+        <w:rPr>
+          <w:rFonts w:ascii="David" w:hAnsi="David" w:cs="David"/>
+          <w:b/>
+          <w:bCs/>
+        </w:rPr>
+        <w:t>Algorithm &amp; Parameters</w:t>
+      </w:r>
+      <w:r>
+        <w:rPr>
+          <w:rFonts w:ascii="David" w:hAnsi="David" w:cs="David"/>
+        </w:rPr>
+        <w:t>: A density-based algorithm where we tuned the radius (eps) and minimum samples (min_samples</w:t>
+      </w:r>
+      <w:r>
+        <w:rPr>
+          <w:rFonts w:ascii="David" w:hAnsi="David" w:cs="David"/>
+        </w:rPr>
+        <w:t>).</w:t>
+      </w:r>
+    </w:p>
+    <w:p>
+      <w:pPr>
+        <w:pStyle w:val="ListParagraph"/>
+        <w:bidi w:val="0"/>
+        <w:spacing w:after="0" w:line="360" w:lineRule="auto"/>
+        <w:rPr>
+          <w:rFonts w:ascii="David" w:hAnsi="David" w:cs="David"/>
+        </w:rPr>
+      </w:pPr>
+      <w:r>
+        <w:rPr>
+          <w:rFonts w:ascii="David" w:hAnsi="David" w:cs="David"/>
+          <w:b/>
+          <w:bCs/>
+        </w:rPr>
+        <w:t>Advantages:</w:t>
+      </w:r>
+      <w:r>
+        <w:rPr>
+          <w:rFonts w:ascii="David" w:hAnsi="David" w:cs="David"/>
+        </w:rPr>
+        <w:t xml:space="preserve"> Generally effective at finding irregularly shaped clusters and ignoring outliers</w:t>
+      </w:r>
+      <w:r>
+        <w:rPr>
+          <w:rFonts w:ascii="David" w:hAnsi="David" w:cs="David"/>
+          <w:rtl/>
+        </w:rPr>
+        <w:t>.</w:t>
+      </w:r>
+    </w:p>
+    <w:p>
+      <w:pPr>
+        <w:pStyle w:val="ListParagraph"/>
+        <w:bidi w:val="0"/>
+        <w:spacing w:after="0" w:line="360" w:lineRule="auto"/>
+        <w:rPr>
+          <w:rFonts w:ascii="David" w:hAnsi="David" w:cs="David"/>
+        </w:rPr>
+      </w:pPr>
+      <w:r>
+        <w:rPr>
+          <w:rFonts w:ascii="David" w:hAnsi="David" w:cs="David"/>
+          <w:b/>
+          <w:bCs/>
         </w:rPr>
         <w:lastRenderedPageBreak/>
-        <w:t xml:space="preserve">Since our earlier analysis ruled out DBSCAN, our evaluation focused on assessing the quality of our K-Means clusters and, most importantly, measuring the impact of dimensionality reduction on the </w:t>
-      </w:r>
-      <w:proofErr w:type="gramStart"/>
-      <w:r>
-        <w:rPr>
-          <w:rFonts w:ascii="David" w:hAnsi="David" w:cs="David"/>
-        </w:rPr>
-        <w:t>final results</w:t>
-      </w:r>
-      <w:proofErr w:type="gramEnd"/>
+        <w:t>Disadvantages for this dataset:</w:t>
+      </w:r>
+      <w:r>
+        <w:rPr>
+          <w:rFonts w:ascii="David" w:hAnsi="David" w:cs="David"/>
+        </w:rPr>
+        <w:t xml:space="preserve"> Struggled with the continuous nature of F1 telemetry. Since the data flows continuously rather than forming isolated pockets, DBSCAN either classified most corners as noise (when eps was too small) or merged everything into a single cluster (when eps was too large).</w:t>
+      </w:r>
+    </w:p>
+    <w:p>
+      <w:pPr>
+        <w:pStyle w:val="ListParagraph"/>
+        <w:numPr>
+          <w:ilvl w:val="0"/>
+          <w:numId w:val="37"/>
+        </w:numPr>
+        <w:bidi w:val="0"/>
+        <w:spacing w:after="0" w:line="360" w:lineRule="auto"/>
+        <w:rPr>
+          <w:rFonts w:ascii="David" w:hAnsi="David" w:cs="David"/>
+          <w:b/>
+          <w:bCs/>
+        </w:rPr>
+      </w:pPr>
+      <w:r>
+        <w:rPr>
+          <w:rFonts w:ascii="David" w:hAnsi="David" w:cs="David"/>
+          <w:b/>
+          <w:bCs/>
+        </w:rPr>
+        <w:t xml:space="preserve">K-Means (Selected Method) </w:t>
+      </w:r>
+    </w:p>
+    <w:p>
+      <w:pPr>
+        <w:pStyle w:val="ListParagraph"/>
+        <w:bidi w:val="0"/>
+        <w:spacing w:after="0" w:line="360" w:lineRule="auto"/>
+        <w:rPr>
+          <w:rFonts w:ascii="David" w:hAnsi="David" w:cs="David"/>
+        </w:rPr>
+      </w:pPr>
+      <w:r>
+        <w:rPr>
+          <w:rFonts w:ascii="David" w:hAnsi="David" w:cs="David"/>
+          <w:b/>
+          <w:bCs/>
+        </w:rPr>
+        <w:t>Algorithm &amp; Parameters:</w:t>
+      </w:r>
+      <w:r>
+        <w:rPr>
+          <w:rFonts w:ascii="David" w:hAnsi="David" w:cs="David"/>
+        </w:rPr>
+        <w:t xml:space="preserve"> A centroid-based algorithm that partitions data into a predefined number of clusters. We utilized a two-step pipeline, using</w:t>
+      </w:r>
+      <w:r>
+        <w:rPr>
+          <w:rFonts w:ascii="David" w:hAnsi="David" w:cs="David"/>
+          <w:rtl/>
+        </w:rPr>
+        <w:t xml:space="preserve"> </w:t>
+      </w:r>
+      <m:oMath>
+        <m:r>
+          <w:rPr>
+            <w:rFonts w:ascii="Cambria Math" w:hAnsi="Cambria Math" w:cs="David"/>
+          </w:rPr>
+          <m:t>k=3</m:t>
+        </m:r>
+        <m:r>
+          <w:rPr>
+            <w:rFonts w:ascii="Cambria Math" w:hAnsi="Cambria Math" w:cs="David"/>
+          </w:rPr>
+          <m:t xml:space="preserve"> </m:t>
+        </m:r>
+      </m:oMath>
+      <w:r>
+        <w:rPr>
+          <w:rFonts w:ascii="David" w:hAnsi="David" w:cs="David"/>
+        </w:rPr>
+        <w:t>for both steps</w:t>
+      </w:r>
       <w:r>
         <w:rPr>
           <w:rFonts w:ascii="David" w:hAnsi="David" w:cs="David"/>
         </w:rPr>
         <w:t>.</w:t>
+      </w:r>
+    </w:p>
+    <w:p>
+      <w:pPr>
+        <w:pStyle w:val="ListParagraph"/>
+        <w:bidi w:val="0"/>
+        <w:spacing w:after="0" w:line="360" w:lineRule="auto"/>
+        <w:rPr>
+          <w:rFonts w:ascii="David" w:hAnsi="David" w:cs="David"/>
+        </w:rPr>
+      </w:pPr>
+      <w:r>
+        <w:rPr>
+          <w:rFonts w:ascii="David" w:hAnsi="David" w:cs="David"/>
+          <w:b/>
+          <w:bCs/>
+        </w:rPr>
+        <w:t>Choosing the Number of Clusters:</w:t>
+      </w:r>
+      <w:r>
+        <w:rPr>
+          <w:rFonts w:ascii="David" w:hAnsi="David" w:cs="David"/>
+        </w:rPr>
+        <w:t xml:space="preserve"> We evaluated the optimal number of clusters using two metrics: the Silhouette Score (which indicated</w:t>
+      </w:r>
+      <w:r>
+        <w:rPr>
+          <w:rFonts w:ascii="David" w:hAnsi="David" w:cs="David"/>
+          <w:rtl/>
+        </w:rPr>
+        <w:t xml:space="preserve"> </w:t>
+      </w:r>
+      <m:oMath>
+        <m:r>
+          <w:rPr>
+            <w:rFonts w:ascii="Cambria Math" w:hAnsi="Cambria Math" w:cs="David"/>
+          </w:rPr>
+          <m:t>k=2</m:t>
+        </m:r>
+      </m:oMath>
+      <w:r>
+        <w:rPr>
+          <w:rFonts w:ascii="David" w:eastAsiaTheme="minorEastAsia" w:hAnsi="David" w:cs="David"/>
+        </w:rPr>
+        <w:t>)</w:t>
+      </w:r>
+      <w:r>
+        <w:rPr>
+          <w:rFonts w:ascii="David" w:hAnsi="David" w:cs="David"/>
+          <w:rtl/>
+        </w:rPr>
+        <w:t xml:space="preserve"> </w:t>
+      </w:r>
+      <w:r>
+        <w:rPr>
+          <w:rFonts w:ascii="David" w:hAnsi="David" w:cs="David"/>
+        </w:rPr>
+        <w:t>and the Elbow Method (which suggested</w:t>
+      </w:r>
+      <w:r>
+        <w:rPr>
+          <w:rFonts w:ascii="David" w:hAnsi="David" w:cs="David"/>
+          <w:rtl/>
+        </w:rPr>
+        <w:t xml:space="preserve"> </w:t>
+      </w:r>
+      <m:oMath>
+        <m:r>
+          <w:rPr>
+            <w:rFonts w:ascii="Cambria Math" w:hAnsi="Cambria Math" w:cs="David"/>
+          </w:rPr>
+          <m:t>k=4</m:t>
+        </m:r>
+      </m:oMath>
+      <w:r>
+        <w:rPr>
+          <w:rFonts w:ascii="David" w:hAnsi="David" w:cs="David"/>
+        </w:rPr>
+        <w:t xml:space="preserve">). </w:t>
+      </w:r>
+      <w:r>
+        <w:rPr>
+          <w:rFonts w:ascii="David" w:hAnsi="David" w:cs="David"/>
+        </w:rPr>
+        <w:t>To balance mathematical cohesion with the practical complexity of different driving styles, we compromised and selected</w:t>
+      </w:r>
+      <w:r>
+        <w:rPr>
+          <w:rFonts w:ascii="David" w:hAnsi="David" w:cs="David"/>
+          <w:rtl/>
+        </w:rPr>
+        <w:t xml:space="preserve"> </w:t>
+      </w:r>
+      <m:oMath>
+        <m:r>
+          <w:rPr>
+            <w:rFonts w:ascii="Cambria Math" w:hAnsi="Cambria Math" w:cs="David"/>
+          </w:rPr>
+          <m:t>k=3</m:t>
+        </m:r>
+      </m:oMath>
+      <w:r>
+        <w:rPr>
+          <w:rFonts w:ascii="David" w:hAnsi="David" w:cs="David"/>
+          <w:rtl/>
+        </w:rPr>
+        <w:t>.</w:t>
+      </w:r>
+    </w:p>
+    <w:p>
+      <w:pPr>
+        <w:pStyle w:val="ListParagraph"/>
+        <w:bidi w:val="0"/>
+        <w:spacing w:after="0" w:line="360" w:lineRule="auto"/>
+        <w:rPr>
+          <w:rFonts w:ascii="David" w:hAnsi="David" w:cs="David"/>
+        </w:rPr>
+      </w:pPr>
+      <w:r>
+        <w:rPr>
+          <w:rFonts w:ascii="David" w:hAnsi="David" w:cs="David"/>
+          <w:b/>
+          <w:bCs/>
+        </w:rPr>
+        <w:t>Advantages for this dataset:</w:t>
+      </w:r>
+      <w:r>
+        <w:rPr>
+          <w:rFonts w:ascii="David" w:hAnsi="David" w:cs="David"/>
+        </w:rPr>
+        <w:t xml:space="preserve"> Actively partitions continuous space into distinct groups, ensuring every single cornering event is explicitly categorized.</w:t>
+      </w:r>
+    </w:p>
+    <w:p>
+      <w:pPr>
+        <w:bidi w:val="0"/>
+        <w:spacing w:after="0" w:line="360" w:lineRule="auto"/>
+        <w:rPr>
+          <w:rFonts w:ascii="David" w:hAnsi="David" w:cs="David"/>
+        </w:rPr>
+      </w:pPr>
+    </w:p>
+    <w:p>
+      <w:pPr>
+        <w:bidi w:val="0"/>
+        <w:spacing w:after="0" w:line="360" w:lineRule="auto"/>
+        <w:rPr>
+          <w:rFonts w:ascii="David" w:hAnsi="David" w:cs="David"/>
+          <w:b/>
+          <w:bCs/>
+        </w:rPr>
+      </w:pPr>
+      <w:r>
+        <w:rPr>
+          <w:rFonts w:ascii="David" w:hAnsi="David" w:cs="David"/>
+          <w:b/>
+          <w:bCs/>
+        </w:rPr>
+        <w:t>Final Selection &amp; Justification</w:t>
+      </w:r>
+    </w:p>
+    <w:p>
+      <w:pPr>
+        <w:bidi w:val="0"/>
+        <w:spacing w:after="0" w:line="360" w:lineRule="auto"/>
+        <w:rPr>
+          <w:rFonts w:ascii="David" w:hAnsi="David" w:cs="David"/>
+        </w:rPr>
+      </w:pPr>
+      <w:r>
+        <w:rPr>
+          <w:rFonts w:ascii="David" w:hAnsi="David" w:cs="David"/>
+        </w:rPr>
+        <w:t>We ultimately selected K-Means. DBSCAN was discarded because its density-based approach is strictly incompatible with our continuous, non-pocketed telemetry data flow. K-Means proved vastly superior, allowing us to successfully categorize the data through a two-step pipeline</w:t>
+      </w:r>
+      <w:r>
+        <w:rPr>
+          <w:rFonts w:ascii="David" w:hAnsi="David" w:cs="David"/>
+          <w:rtl/>
+        </w:rPr>
+        <w:t>:</w:t>
+      </w:r>
+    </w:p>
+    <w:p>
+      <w:pPr>
+        <w:pStyle w:val="ListParagraph"/>
+        <w:numPr>
+          <w:ilvl w:val="0"/>
+          <w:numId w:val="38"/>
+        </w:numPr>
+        <w:bidi w:val="0"/>
+        <w:spacing w:after="0" w:line="360" w:lineRule="auto"/>
+        <w:rPr>
+          <w:rFonts w:ascii="David" w:hAnsi="David" w:cs="David"/>
+        </w:rPr>
+      </w:pPr>
+      <w:r>
+        <w:rPr>
+          <w:rFonts w:ascii="David" w:hAnsi="David" w:cs="David"/>
+          <w:b/>
+          <w:bCs/>
+        </w:rPr>
+        <w:t>Cornering Styles:</w:t>
+      </w:r>
+      <w:r>
+        <w:rPr>
+          <w:rFonts w:ascii="David" w:hAnsi="David" w:cs="David"/>
+        </w:rPr>
+        <w:t xml:space="preserve"> Clustering the principal components of the corners</w:t>
+      </w:r>
+      <w:r>
+        <w:rPr>
+          <w:rFonts w:ascii="David" w:hAnsi="David" w:cs="David"/>
+        </w:rPr>
+        <w:t xml:space="preserve"> (</w:t>
+      </w:r>
+      <m:oMath>
+        <m:r>
+          <w:rPr>
+            <w:rFonts w:ascii="Cambria Math" w:hAnsi="Cambria Math" w:cs="David"/>
+          </w:rPr>
+          <m:t>k=3</m:t>
+        </m:r>
+      </m:oMath>
+      <w:r>
+        <w:rPr>
+          <w:rFonts w:ascii="David" w:eastAsiaTheme="minorEastAsia" w:hAnsi="David" w:cs="David"/>
+        </w:rPr>
+        <w:t>)</w:t>
+      </w:r>
+      <w:r>
+        <w:rPr>
+          <w:rFonts w:ascii="David" w:eastAsiaTheme="minorEastAsia" w:hAnsi="David" w:cs="David"/>
+        </w:rPr>
+        <w:t xml:space="preserve"> </w:t>
+      </w:r>
+      <w:r>
+        <w:rPr>
+          <w:rFonts w:ascii="David" w:hAnsi="David" w:cs="David"/>
+        </w:rPr>
+        <w:t>to define base styles</w:t>
+      </w:r>
+      <w:r>
+        <w:rPr>
+          <w:rFonts w:ascii="David" w:hAnsi="David" w:cs="David"/>
+          <w:rtl/>
+        </w:rPr>
+        <w:t>.</w:t>
+      </w:r>
+    </w:p>
+    <w:p>
+      <w:pPr>
+        <w:pStyle w:val="ListParagraph"/>
+        <w:numPr>
+          <w:ilvl w:val="0"/>
+          <w:numId w:val="38"/>
+        </w:numPr>
+        <w:bidi w:val="0"/>
+        <w:spacing w:after="0" w:line="360" w:lineRule="auto"/>
+        <w:rPr>
+          <w:rFonts w:ascii="David" w:hAnsi="David" w:cs="David"/>
+        </w:rPr>
+      </w:pPr>
+      <w:r>
+        <w:rPr>
+          <w:rFonts w:ascii="David" w:hAnsi="David" w:cs="David"/>
+          <w:b/>
+          <w:bCs/>
+        </w:rPr>
+        <w:t>Driver Profiles:</w:t>
+      </w:r>
+      <w:r>
+        <w:rPr>
+          <w:rFonts w:ascii="David" w:hAnsi="David" w:cs="David"/>
+        </w:rPr>
+        <w:t xml:space="preserve"> Clustering the percentage distribution of each driver's cornering styles</w:t>
+      </w:r>
+      <w:r>
+        <w:rPr>
+          <w:rFonts w:ascii="David" w:hAnsi="David" w:cs="David"/>
+          <w:rtl/>
+        </w:rPr>
+        <w:t xml:space="preserve"> </w:t>
+      </w:r>
+      <w:r>
+        <w:rPr>
+          <w:rFonts w:ascii="David" w:hAnsi="David" w:cs="David"/>
+        </w:rPr>
+        <w:t>(</w:t>
+      </w:r>
+      <m:oMath>
+        <m:r>
+          <w:rPr>
+            <w:rFonts w:ascii="Cambria Math" w:hAnsi="Cambria Math" w:cs="David"/>
+          </w:rPr>
+          <m:t>k</m:t>
+        </m:r>
+        <m:r>
+          <w:rPr>
+            <w:rFonts w:ascii="Cambria Math" w:hAnsi="Cambria Math" w:cs="David"/>
+          </w:rPr>
+          <m:t>=3</m:t>
+        </m:r>
+      </m:oMath>
+      <w:r>
+        <w:rPr>
+          <w:rFonts w:ascii="David" w:eastAsiaTheme="minorEastAsia" w:hAnsi="David" w:cs="David"/>
+        </w:rPr>
+        <w:t>)</w:t>
+      </w:r>
+      <w:r>
+        <w:rPr>
+          <w:rFonts w:ascii="David" w:hAnsi="David" w:cs="David"/>
+        </w:rPr>
+        <w:t xml:space="preserve"> to group the drivers into distinct behavioral categories.</w:t>
+      </w:r>
+    </w:p>
+    <w:p>
+      <w:pPr>
+        <w:bidi w:val="0"/>
+        <w:spacing w:after="0" w:line="360" w:lineRule="auto"/>
+        <w:rPr>
+          <w:rFonts w:ascii="David" w:hAnsi="David" w:cs="David"/>
+        </w:rPr>
+      </w:pPr>
+    </w:p>
+    <w:p>
+      <w:pPr>
+        <w:bidi w:val="0"/>
+        <w:spacing w:after="0" w:line="360" w:lineRule="auto"/>
+        <w:rPr>
+          <w:rFonts w:ascii="David" w:hAnsi="David" w:cs="David"/>
+          <w:sz w:val="32"/>
+          <w:szCs w:val="32"/>
+        </w:rPr>
+      </w:pPr>
+      <w:r>
+        <w:rPr>
+          <w:rFonts w:ascii="David" w:hAnsi="David" w:cs="David"/>
+          <w:b/>
+          <w:bCs/>
+          <w:sz w:val="32"/>
+          <w:szCs w:val="32"/>
+        </w:rPr>
+        <w:t>4.2</w:t>
+      </w:r>
+      <w:r>
+        <w:rPr>
+          <w:rFonts w:ascii="David" w:hAnsi="David" w:cs="David"/>
+          <w:b/>
+          <w:bCs/>
+          <w:sz w:val="32"/>
+          <w:szCs w:val="32"/>
+        </w:rPr>
+        <w:t xml:space="preserve">       </w:t>
+      </w:r>
+      <w:r>
+        <w:rPr>
+          <w:rFonts w:ascii="David" w:hAnsi="David" w:cs="David"/>
+          <w:b/>
+          <w:bCs/>
+          <w:sz w:val="32"/>
+          <w:szCs w:val="32"/>
+        </w:rPr>
+        <w:t>Cluster Evaluation</w:t>
+      </w:r>
+      <w:r>
+        <w:rPr>
+          <w:rFonts w:ascii="David" w:hAnsi="David" w:cs="David"/>
+          <w:sz w:val="32"/>
+          <w:szCs w:val="32"/>
+        </w:rPr>
+        <w:t>:</w:t>
+      </w:r>
+    </w:p>
+    <w:p>
+      <w:pPr>
+        <w:bidi w:val="0"/>
+        <w:spacing w:after="0" w:line="360" w:lineRule="auto"/>
+        <w:rPr>
+          <w:rFonts w:ascii="David" w:hAnsi="David" w:cs="David"/>
+        </w:rPr>
+      </w:pPr>
+      <w:r>
+        <w:rPr>
+          <w:rFonts w:ascii="David" w:hAnsi="David" w:cs="David"/>
+        </w:rPr>
+        <w:t>Since our earlier analysis ruled out DBSCAN, our evaluation focused on assessing the quality of our K-Means clusters and, most importantly, measuring the impact of dimensionality reduction on the results.</w:t>
       </w:r>
     </w:p>
     <w:p>
@@ -4570,7 +6733,49 @@
         <w:rPr>
           <w:rFonts w:ascii="David" w:hAnsi="David" w:cs="David"/>
         </w:rPr>
-        <w:t xml:space="preserve"> To evaluate the optimal configuration for our clusters, we utilized two metrics. The Silhouette Score indicated that k=2 was optimal, while the Elbow Method suggested k=4. Rather than relying blindly on a single metric, we combined these mathematical results with the real-world context of Formula 1. We concluded that k=3 offered the best compromise, balancing mathematical cohesion with a practical, meaningful division of racing styles.</w:t>
+        <w:t xml:space="preserve"> To evaluate the optimal configuration for our clusters, we utilized two metrics. The Silhouette Score indicated that </w:t>
+      </w:r>
+      <m:oMath>
+        <m:r>
+          <w:rPr>
+            <w:rFonts w:ascii="Cambria Math" w:hAnsi="Cambria Math" w:cs="David"/>
+          </w:rPr>
+          <m:t>k=2</m:t>
+        </m:r>
+      </m:oMath>
+      <w:r>
+        <w:rPr>
+          <w:rFonts w:ascii="David" w:hAnsi="David" w:cs="David"/>
+        </w:rPr>
+        <w:t xml:space="preserve"> was optimal, while the Elbow Method suggested </w:t>
+      </w:r>
+      <m:oMath>
+        <m:r>
+          <w:rPr>
+            <w:rFonts w:ascii="Cambria Math" w:hAnsi="Cambria Math" w:cs="David"/>
+          </w:rPr>
+          <m:t>k=4</m:t>
+        </m:r>
+      </m:oMath>
+      <w:r>
+        <w:rPr>
+          <w:rFonts w:ascii="David" w:hAnsi="David" w:cs="David"/>
+        </w:rPr>
+        <w:t xml:space="preserve">. Rather than relying blindly on a single metric, we combined these mathematical results with the real-world context of Formula 1. We concluded that </w:t>
+      </w:r>
+      <m:oMath>
+        <m:r>
+          <w:rPr>
+            <w:rFonts w:ascii="Cambria Math" w:hAnsi="Cambria Math" w:cs="David"/>
+          </w:rPr>
+          <m:t>k=3</m:t>
+        </m:r>
+      </m:oMath>
+      <w:r>
+        <w:rPr>
+          <w:rFonts w:ascii="David" w:hAnsi="David" w:cs="David"/>
+        </w:rPr>
+        <w:t xml:space="preserve"> offered the best compromise, balancing mathematical cohesion with a practical, meaningful division of racing styles.</w:t>
       </w:r>
     </w:p>
     <w:p>
@@ -4579,6 +6784,7 @@
         <w:spacing w:after="0" w:line="360" w:lineRule="auto"/>
         <w:rPr>
           <w:rFonts w:ascii="David" w:hAnsi="David" w:cs="David"/>
+          <w:rtl/>
         </w:rPr>
       </w:pPr>
       <w:r>
@@ -4594,7 +6800,6 @@
         <w:spacing w:after="0" w:line="360" w:lineRule="auto"/>
         <w:rPr>
           <w:rFonts w:ascii="David" w:hAnsi="David" w:cs="David"/>
-          <w:rtl/>
         </w:rPr>
       </w:pPr>
     </w:p>
@@ -4604,25 +6809,18 @@
         <w:spacing w:after="0" w:line="360" w:lineRule="auto"/>
         <w:rPr>
           <w:rFonts w:ascii="David" w:hAnsi="David" w:cs="David"/>
-        </w:rPr>
-      </w:pPr>
-    </w:p>
-    <w:p>
-      <w:pPr>
-        <w:bidi w:val="0"/>
-        <w:spacing w:after="0" w:line="360" w:lineRule="auto"/>
-        <w:rPr>
-          <w:rFonts w:ascii="David" w:hAnsi="David" w:cs="David"/>
+          <w:rtl/>
         </w:rPr>
       </w:pPr>
       <w:r>
         <w:rPr>
           <w:noProof/>
         </w:rPr>
+        <w:lastRenderedPageBreak/>
         <mc:AlternateContent>
           <mc:Choice Requires="wps">
             <w:drawing>
-              <wp:anchor distT="0" distB="0" distL="114300" distR="114300" simplePos="0" relativeHeight="251669504" behindDoc="0" locked="0" layoutInCell="1" allowOverlap="1" wp14:anchorId="189FFA2E" wp14:editId="43EF56BA">
+              <wp:anchor distT="0" distB="0" distL="114300" distR="114300" simplePos="0" relativeHeight="251669504" behindDoc="0" locked="0" layoutInCell="1" allowOverlap="1" wp14:anchorId="189FFA2E" wp14:editId="1C7F1114">
                 <wp:simplePos x="0" y="0"/>
                 <wp:positionH relativeFrom="column">
                   <wp:posOffset>-5916</wp:posOffset>
@@ -5001,15 +7199,6 @@
         <w:spacing w:after="0" w:line="360" w:lineRule="auto"/>
         <w:rPr>
           <w:rFonts w:ascii="David" w:hAnsi="David" w:cs="David"/>
-        </w:rPr>
-      </w:pPr>
-    </w:p>
-    <w:p>
-      <w:pPr>
-        <w:bidi w:val="0"/>
-        <w:spacing w:after="0" w:line="360" w:lineRule="auto"/>
-        <w:rPr>
-          <w:rFonts w:ascii="David" w:hAnsi="David" w:cs="David"/>
           <w:sz w:val="32"/>
           <w:szCs w:val="32"/>
         </w:rPr>
@@ -5109,20 +7298,13 @@
           <w:b/>
           <w:bCs/>
         </w:rPr>
-        <w:t>The Careful / Conservative Style (Green Cluster):</w:t>
-      </w:r>
-      <w:r>
-        <w:rPr>
-          <w:rFonts w:ascii="David" w:hAnsi="David" w:cs="David"/>
-        </w:rPr>
-        <w:t xml:space="preserve"> This cluster represents drivers who prioritize stability and smoothness. They tend to have lower entry speeds, brake earlier and for a longer </w:t>
-      </w:r>
-      <w:r>
-        <w:rPr>
-          <w:rFonts w:ascii="David" w:hAnsi="David" w:cs="David"/>
-        </w:rPr>
-        <w:lastRenderedPageBreak/>
-        <w:t>duration, and apply the throttle more gradually. Their speed drops are less extreme, indicating a smoother cornering momentum.</w:t>
+        <w:t>The Conservative Style (Green Cluster):</w:t>
+      </w:r>
+      <w:r>
+        <w:rPr>
+          <w:rFonts w:ascii="David" w:hAnsi="David" w:cs="David"/>
+        </w:rPr>
+        <w:t xml:space="preserve"> This cluster represents drivers who prioritize stability and smoothness. They tend to have lower entry speeds, brake earlier and for a longer duration, and apply the throttle more gradually. Their speed drops are less extreme, indicating a smoother cornering momentum.</w:t>
       </w:r>
     </w:p>
     <w:p>
@@ -5136,6 +7318,66 @@
       </w:pPr>
       <w:r>
         <w:rPr>
+          <w:noProof/>
+        </w:rPr>
+        <w:drawing>
+          <wp:anchor distT="0" distB="0" distL="114300" distR="114300" simplePos="0" relativeHeight="251689984" behindDoc="0" locked="0" layoutInCell="1" allowOverlap="1" wp14:anchorId="6F53097B" wp14:editId="1353B5A2">
+            <wp:simplePos x="0" y="0"/>
+            <wp:positionH relativeFrom="page">
+              <wp:align>center</wp:align>
+            </wp:positionH>
+            <wp:positionV relativeFrom="paragraph">
+              <wp:posOffset>673100</wp:posOffset>
+            </wp:positionV>
+            <wp:extent cx="5007600" cy="1962000"/>
+            <wp:effectExtent l="0" t="0" r="0" b="0"/>
+            <wp:wrapTopAndBottom/>
+            <wp:docPr id="540452039" name="Picture 9"/>
+            <wp:cNvGraphicFramePr>
+              <a:graphicFrameLocks xmlns:a="http://schemas.openxmlformats.org/drawingml/2006/main" noChangeAspect="1"/>
+            </wp:cNvGraphicFramePr>
+            <a:graphic xmlns:a="http://schemas.openxmlformats.org/drawingml/2006/main">
+              <a:graphicData uri="http://schemas.openxmlformats.org/drawingml/2006/picture">
+                <pic:pic xmlns:pic="http://schemas.openxmlformats.org/drawingml/2006/picture">
+                  <pic:nvPicPr>
+                    <pic:cNvPr id="540452039" name="Picture 540452039"/>
+                    <pic:cNvPicPr/>
+                  </pic:nvPicPr>
+                  <pic:blipFill>
+                    <a:blip r:embed="rId13" cstate="print">
+                      <a:extLst>
+                        <a:ext uri="{28A0092B-C50C-407E-A947-70E740481C1C}">
+                          <a14:useLocalDpi xmlns:a14="http://schemas.microsoft.com/office/drawing/2010/main" val="0"/>
+                        </a:ext>
+                      </a:extLst>
+                    </a:blip>
+                    <a:stretch>
+                      <a:fillRect/>
+                    </a:stretch>
+                  </pic:blipFill>
+                  <pic:spPr>
+                    <a:xfrm>
+                      <a:off x="0" y="0"/>
+                      <a:ext cx="5007600" cy="1962000"/>
+                    </a:xfrm>
+                    <a:prstGeom prst="rect">
+                      <a:avLst/>
+                    </a:prstGeom>
+                  </pic:spPr>
+                </pic:pic>
+              </a:graphicData>
+            </a:graphic>
+            <wp14:sizeRelH relativeFrom="page">
+              <wp14:pctWidth>0</wp14:pctWidth>
+            </wp14:sizeRelH>
+            <wp14:sizeRelV relativeFrom="page">
+              <wp14:pctHeight>0</wp14:pctHeight>
+            </wp14:sizeRelV>
+          </wp:anchor>
+        </w:drawing>
+      </w:r>
+      <w:r>
+        <w:rPr>
           <w:rFonts w:ascii="David" w:hAnsi="David" w:cs="David"/>
           <w:b/>
           <w:bCs/>
@@ -5148,19 +7390,29 @@
         </w:rPr>
         <w:t xml:space="preserve"> As the name suggests, drivers in this blue cluster sit right in the middle. They adapt their driving style depending on the specific track or corner, balancing the harsh inputs of the </w:t>
       </w:r>
-      <w:proofErr w:type="spellStart"/>
-      <w:r>
-        <w:rPr>
-          <w:rFonts w:ascii="David" w:hAnsi="David" w:cs="David"/>
-        </w:rPr>
-        <w:t>agressive</w:t>
-      </w:r>
-      <w:proofErr w:type="spellEnd"/>
-      <w:r>
-        <w:rPr>
-          <w:rFonts w:ascii="David" w:hAnsi="David" w:cs="David"/>
-        </w:rPr>
-        <w:t xml:space="preserve"> drivers with the smooth momentum of the careful drivers.</w:t>
+      <w:r>
+        <w:rPr>
+          <w:rFonts w:ascii="David" w:hAnsi="David" w:cs="David"/>
+        </w:rPr>
+        <w:t>aggressive</w:t>
+      </w:r>
+      <w:r>
+        <w:rPr>
+          <w:rFonts w:ascii="David" w:hAnsi="David" w:cs="David"/>
+        </w:rPr>
+        <w:t xml:space="preserve"> drivers with the smooth momentum of the </w:t>
+      </w:r>
+      <w:r>
+        <w:rPr>
+          <w:rFonts w:ascii="David" w:hAnsi="David" w:cs="David"/>
+        </w:rPr>
+        <w:t>conservative</w:t>
+      </w:r>
+      <w:r>
+        <w:rPr>
+          <w:rFonts w:ascii="David" w:hAnsi="David" w:cs="David"/>
+        </w:rPr>
+        <w:t xml:space="preserve"> drivers.</w:t>
       </w:r>
     </w:p>
     <w:p>
@@ -5170,9 +7422,9 @@
         </w:pBdr>
         <w:bidi w:val="0"/>
         <w:spacing w:after="0" w:line="360" w:lineRule="auto"/>
-        <w:jc w:val="center"/>
-        <w:rPr>
-          <w:rFonts w:ascii="David" w:hAnsi="David" w:cs="David"/>
+        <w:rPr>
+          <w:rFonts w:ascii="David" w:hAnsi="David" w:cs="David"/>
+          <w:rtl/>
         </w:rPr>
       </w:pPr>
       <w:r>
@@ -5247,7 +7499,13 @@
                               <w:t>:</w:t>
                             </w:r>
                             <w:r>
-                              <w:t xml:space="preserve"> K-Means feature means per cluster (Z-scores), clearly illustrating the distinct driving styles: Aggressive (Cluster 1, Red), Careful (Cluster 0, Green), and Balanced (Cluster 2, Blue).</w:t>
+                              <w:t xml:space="preserve"> K-Means feature means per cluster (Z-scores), clearly illustrating the distinct driving styles: Aggressive (Cluster 1, Red),</w:t>
+                            </w:r>
+                            <w:r>
+                              <w:t xml:space="preserve"> Conservative</w:t>
+                            </w:r>
+                            <w:r>
+                              <w:t xml:space="preserve"> (Cluster 0, Green), and Balanced (Cluster 2, Blue).</w:t>
                             </w:r>
                           </w:p>
                         </w:txbxContent>
@@ -5269,7 +7527,7 @@
           </mc:Choice>
           <mc:Fallback>
             <w:pict>
-              <v:shape w14:anchorId="26B81745" id="_x0000_s1031" type="#_x0000_t202" style="position:absolute;left:0;text-align:left;margin-left:65.6pt;margin-top:160.3pt;width:413.75pt;height:.05pt;z-index:251673600;visibility:visible;mso-wrap-style:square;mso-width-percent:0;mso-wrap-distance-left:9pt;mso-wrap-distance-top:0;mso-wrap-distance-right:9pt;mso-wrap-distance-bottom:0;mso-position-horizontal:absolute;mso-position-horizontal-relative:text;mso-position-vertical:absolute;mso-position-vertical-relative:text;mso-width-percent:0;mso-width-relative:margin;v-text-anchor:top" o:gfxdata="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" stroked="f">
+              <v:shape w14:anchorId="26B81745" id="_x0000_s1031" type="#_x0000_t202" style="position:absolute;margin-left:65.6pt;margin-top:160.3pt;width:413.75pt;height:.05pt;z-index:251673600;visibility:visible;mso-wrap-style:square;mso-width-percent:0;mso-wrap-distance-left:9pt;mso-wrap-distance-top:0;mso-wrap-distance-right:9pt;mso-wrap-distance-bottom:0;mso-position-horizontal:absolute;mso-position-horizontal-relative:text;mso-position-vertical:absolute;mso-position-vertical-relative:text;mso-width-percent:0;mso-width-relative:margin;v-text-anchor:top" o:gfxdata="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" stroked="f">
                 <v:textbox style="mso-fit-shape-to-text:t" inset="0,0,0,0">
                   <w:txbxContent>
                     <w:p>
@@ -5303,7 +7561,13 @@
                         <w:t>:</w:t>
                       </w:r>
                       <w:r>
-                        <w:t xml:space="preserve"> K-Means feature means per cluster (Z-scores), clearly illustrating the distinct driving styles: Aggressive (Cluster 1, Red), Careful (Cluster 0, Green), and Balanced (Cluster 2, Blue).</w:t>
+                        <w:t xml:space="preserve"> K-Means feature means per cluster (Z-scores), clearly illustrating the distinct driving styles: Aggressive (Cluster 1, Red),</w:t>
+                      </w:r>
+                      <w:r>
+                        <w:t xml:space="preserve"> Conservative</w:t>
+                      </w:r>
+                      <w:r>
+                        <w:t xml:space="preserve"> (Cluster 0, Green), and Balanced (Cluster 2, Blue).</w:t>
                       </w:r>
                     </w:p>
                   </w:txbxContent>
@@ -5314,47 +7578,6 @@
           </mc:Fallback>
         </mc:AlternateContent>
       </w:r>
-      <w:r>
-        <w:rPr>
-          <w:rFonts w:ascii="David" w:hAnsi="David" w:cs="David"/>
-          <w:noProof/>
-        </w:rPr>
-        <w:drawing>
-          <wp:inline distT="0" distB="0" distL="0" distR="0" wp14:anchorId="157FD800" wp14:editId="1C8B914C">
-            <wp:extent cx="4958862" cy="1955873"/>
-            <wp:effectExtent l="0" t="0" r="0" b="6350"/>
-            <wp:docPr id="660883606" name="תמונה 1"/>
-            <wp:cNvGraphicFramePr>
-              <a:graphicFrameLocks xmlns:a="http://schemas.openxmlformats.org/drawingml/2006/main" noChangeAspect="1"/>
-            </wp:cNvGraphicFramePr>
-            <a:graphic xmlns:a="http://schemas.openxmlformats.org/drawingml/2006/main">
-              <a:graphicData uri="http://schemas.openxmlformats.org/drawingml/2006/picture">
-                <pic:pic xmlns:pic="http://schemas.openxmlformats.org/drawingml/2006/picture">
-                  <pic:nvPicPr>
-                    <pic:cNvPr id="660883606" name=""/>
-                    <pic:cNvPicPr/>
-                  </pic:nvPicPr>
-                  <pic:blipFill>
-                    <a:blip r:embed="rId13"/>
-                    <a:stretch>
-                      <a:fillRect/>
-                    </a:stretch>
-                  </pic:blipFill>
-                  <pic:spPr>
-                    <a:xfrm>
-                      <a:off x="0" y="0"/>
-                      <a:ext cx="4995160" cy="1970190"/>
-                    </a:xfrm>
-                    <a:prstGeom prst="rect">
-                      <a:avLst/>
-                    </a:prstGeom>
-                  </pic:spPr>
-                </pic:pic>
-              </a:graphicData>
-            </a:graphic>
-          </wp:inline>
-        </w:drawing>
-      </w:r>
     </w:p>
     <w:p>
       <w:pPr>
@@ -5377,114 +7600,7 @@
         <w:spacing w:after="0" w:line="360" w:lineRule="auto"/>
         <w:rPr>
           <w:rFonts w:ascii="David" w:hAnsi="David" w:cs="David"/>
-        </w:rPr>
-      </w:pPr>
-      <w:r>
-        <w:rPr>
-          <w:rFonts w:ascii="David" w:hAnsi="David" w:cs="David"/>
-          <w:b/>
-          <w:bCs/>
-          <w:sz w:val="32"/>
-          <w:szCs w:val="32"/>
-        </w:rPr>
-        <w:t>5</w:t>
-      </w:r>
-      <w:r>
-        <w:rPr>
-          <w:rFonts w:ascii="David" w:hAnsi="David" w:cs="David"/>
-          <w:b/>
-          <w:bCs/>
-          <w:sz w:val="32"/>
-          <w:szCs w:val="32"/>
-        </w:rPr>
-        <w:t xml:space="preserve">      </w:t>
-      </w:r>
-      <w:r>
-        <w:rPr>
-          <w:rFonts w:ascii="David" w:hAnsi="David" w:cs="David"/>
-          <w:b/>
-          <w:bCs/>
-          <w:sz w:val="32"/>
-          <w:szCs w:val="32"/>
-        </w:rPr>
-        <w:t>Conclusions and Discussion:</w:t>
-      </w:r>
-    </w:p>
-    <w:p>
-      <w:pPr>
-        <w:bidi w:val="0"/>
-        <w:spacing w:after="0" w:line="360" w:lineRule="auto"/>
-        <w:rPr>
-          <w:rFonts w:ascii="David" w:hAnsi="David" w:cs="David"/>
-        </w:rPr>
-      </w:pPr>
-    </w:p>
-    <w:p>
-      <w:pPr>
-        <w:bidi w:val="0"/>
-        <w:spacing w:after="0" w:line="360" w:lineRule="auto"/>
-        <w:rPr>
-          <w:rFonts w:ascii="David" w:hAnsi="David" w:cs="David"/>
-        </w:rPr>
-      </w:pPr>
-      <w:r>
-        <w:rPr>
-          <w:rFonts w:ascii="David" w:hAnsi="David" w:cs="David"/>
-        </w:rPr>
-        <w:t>Returning to our original project question, we can confidently conclude that Formula 1 drivers indeed possess distinct, mathematically quantifiable driving styles. The clustering process successfully revealed three main profiles (aggressive, balanced, and careful). These findings strongly support our initial hypothesis that raw telemetry data alone is sufficient to uncover personal driving behaviors. Furthermore, our analysis debunked the "car decides the result" myth, as we observed teammates driving identical cars falling into entirely different driving style clusters.</w:t>
-      </w:r>
-    </w:p>
-    <w:p>
-      <w:pPr>
-        <w:bidi w:val="0"/>
-        <w:spacing w:after="0" w:line="360" w:lineRule="auto"/>
-        <w:rPr>
-          <w:rFonts w:ascii="David" w:hAnsi="David" w:cs="David"/>
-        </w:rPr>
-      </w:pPr>
-      <w:r>
-        <w:rPr>
-          <w:rFonts w:ascii="David" w:hAnsi="David" w:cs="David"/>
-        </w:rPr>
-        <w:t>One of the most fascinating insights we learned from the clustering relates to race performance. We found a clear correlation between driving style and success: the more aggressive the driver, the better their expected average standing. Visually, as a driver's profile is positioned further to the right on our PCA cluster graph (indicating higher aggressiveness), their final race results tend to be more successful.</w:t>
-      </w:r>
-    </w:p>
-    <w:p>
-      <w:pPr>
-        <w:bidi w:val="0"/>
-        <w:spacing w:after="0" w:line="360" w:lineRule="auto"/>
-        <w:rPr>
-          <w:rFonts w:ascii="David" w:hAnsi="David" w:cs="David"/>
-        </w:rPr>
-      </w:pPr>
-      <w:r>
-        <w:rPr>
-          <w:rFonts w:ascii="David" w:hAnsi="David" w:cs="David"/>
-        </w:rPr>
-        <w:t>Limitations: Our analysis is primarily limited by the data structure. The OpenF1 API data has missing values and gaps (such as sensor blackouts between the start and end of laps). Furthermore, the 3.7Hz sampling rate means we lose a few meters of crucial tracking data every second. Additionally, our dataset was limited to the fastest qualifying laps from four tracks, which might not fully capture a driver's behavior during actual race conditions (e.g., fighting for position or tire degradation).</w:t>
-      </w:r>
-    </w:p>
-    <w:p>
-      <w:pPr>
-        <w:bidi w:val="0"/>
-        <w:spacing w:after="0" w:line="360" w:lineRule="auto"/>
-        <w:rPr>
-          <w:rFonts w:ascii="David" w:hAnsi="David" w:cs="David"/>
-        </w:rPr>
-      </w:pPr>
-      <w:r>
-        <w:rPr>
-          <w:rFonts w:ascii="David" w:hAnsi="David" w:cs="David"/>
-        </w:rPr>
-        <w:t>Future Directions: For future research, we could expand the dataset to include full race telemetry rather than just qualifying laps. It would also be highly interesting to analyze how a driver's style shifts under different weather conditions (wet vs. dry tracks) or as their tire compounds degrade over a longer stint.</w:t>
-      </w:r>
-    </w:p>
-    <w:p>
-      <w:pPr>
-        <w:bidi w:val="0"/>
-        <w:spacing w:after="0" w:line="360" w:lineRule="auto"/>
-        <w:rPr>
-          <w:rFonts w:ascii="David" w:hAnsi="David" w:cs="David"/>
+          <w:rtl/>
         </w:rPr>
       </w:pPr>
       <w:r>
@@ -5495,18 +7611,18 @@
         <mc:AlternateContent>
           <mc:Choice Requires="wps">
             <w:drawing>
-              <wp:anchor distT="0" distB="0" distL="114300" distR="114300" simplePos="0" relativeHeight="251677696" behindDoc="0" locked="0" layoutInCell="1" allowOverlap="1" wp14:anchorId="5F229A9F" wp14:editId="1E35A694">
+              <wp:anchor distT="0" distB="0" distL="114300" distR="114300" simplePos="0" relativeHeight="251704320" behindDoc="0" locked="0" layoutInCell="1" allowOverlap="1" wp14:anchorId="35EB8E70" wp14:editId="22D6473D">
                 <wp:simplePos x="0" y="0"/>
-                <wp:positionH relativeFrom="column">
-                  <wp:posOffset>1427626</wp:posOffset>
+                <wp:positionH relativeFrom="page">
+                  <wp:posOffset>1012825</wp:posOffset>
                 </wp:positionH>
                 <wp:positionV relativeFrom="paragraph">
-                  <wp:posOffset>2813050</wp:posOffset>
+                  <wp:posOffset>8911590</wp:posOffset>
                 </wp:positionV>
-                <wp:extent cx="3095625" cy="604520"/>
-                <wp:effectExtent l="0" t="0" r="9525" b="5080"/>
+                <wp:extent cx="5669915" cy="302260"/>
+                <wp:effectExtent l="0" t="0" r="0" b="2540"/>
                 <wp:wrapTopAndBottom/>
-                <wp:docPr id="1817969399" name="תיבת טקסט 1"/>
+                <wp:docPr id="28287451" name="תיבת טקסט 1"/>
                 <wp:cNvGraphicFramePr/>
                 <a:graphic xmlns:a="http://schemas.openxmlformats.org/drawingml/2006/main">
                   <a:graphicData uri="http://schemas.microsoft.com/office/word/2010/wordprocessingShape">
@@ -5515,7 +7631,7 @@
                       <wps:spPr>
                         <a:xfrm>
                           <a:off x="0" y="0"/>
-                          <a:ext cx="3095625" cy="604520"/>
+                          <a:ext cx="5669915" cy="302260"/>
                         </a:xfrm>
                         <a:prstGeom prst="rect">
                           <a:avLst/>
@@ -5532,6 +7648,236 @@
                           <w:p>
                             <w:pPr>
                               <w:pStyle w:val="Caption"/>
+                              <w:bidi w:val="0"/>
+                              <w:rPr>
+                                <w:rFonts w:ascii="David" w:hAnsi="David" w:cs="David"/>
+                                <w:noProof/>
+                              </w:rPr>
+                            </w:pPr>
+                            <w:r>
+                              <w:rPr>
+                                <w:b/>
+                                <w:bCs/>
+                              </w:rPr>
+                              <w:t xml:space="preserve">Figure </w:t>
+                            </w:r>
+                            <w:r>
+                              <w:rPr>
+                                <w:rFonts w:hint="cs"/>
+                                <w:b/>
+                                <w:bCs/>
+                                <w:rtl/>
+                              </w:rPr>
+                              <w:t>8</w:t>
+                            </w:r>
+                            <w:r>
+                              <w:rPr>
+                                <w:b/>
+                                <w:bCs/>
+                              </w:rPr>
+                              <w:t>:</w:t>
+                            </w:r>
+                            <w:r>
+                              <w:t xml:space="preserve"> </w:t>
+                            </w:r>
+                            <w:r>
+                              <w:t>A heatmap matrix, based on the percentage distribution of corner telemetry styles</w:t>
+                            </w:r>
+                            <w:r>
+                              <w:t>,</w:t>
+                            </w:r>
+                            <w:r>
+                              <w:t xml:space="preserve"> defining the behavioral profile for each driver. Drivers are grouped based on their final k-means cluster assignment.</w:t>
+                            </w:r>
+                          </w:p>
+                        </w:txbxContent>
+                      </wps:txbx>
+                      <wps:bodyPr rot="0" spcFirstLastPara="0" vertOverflow="overflow" horzOverflow="overflow" vert="horz" wrap="square" lIns="0" tIns="0" rIns="0" bIns="0" numCol="1" spcCol="0" rtlCol="1" fromWordArt="0" anchor="t" anchorCtr="0" forceAA="0" compatLnSpc="1">
+                        <a:prstTxWarp prst="textNoShape">
+                          <a:avLst/>
+                        </a:prstTxWarp>
+                        <a:noAutofit/>
+                      </wps:bodyPr>
+                    </wps:wsp>
+                  </a:graphicData>
+                </a:graphic>
+                <wp14:sizeRelH relativeFrom="margin">
+                  <wp14:pctWidth>0</wp14:pctWidth>
+                </wp14:sizeRelH>
+                <wp14:sizeRelV relativeFrom="margin">
+                  <wp14:pctHeight>0</wp14:pctHeight>
+                </wp14:sizeRelV>
+              </wp:anchor>
+            </w:drawing>
+          </mc:Choice>
+          <mc:Fallback>
+            <w:pict>
+              <v:shape w14:anchorId="35EB8E70" id="_x0000_s1032" type="#_x0000_t202" style="position:absolute;margin-left:79.75pt;margin-top:701.7pt;width:446.45pt;height:23.8pt;z-index:251704320;visibility:visible;mso-wrap-style:square;mso-width-percent:0;mso-height-percent:0;mso-wrap-distance-left:9pt;mso-wrap-distance-top:0;mso-wrap-distance-right:9pt;mso-wrap-distance-bottom:0;mso-position-horizontal:absolute;mso-position-horizontal-relative:page;mso-position-vertical:absolute;mso-position-vertical-relative:text;mso-width-percent:0;mso-height-percent:0;mso-width-relative:margin;mso-height-relative:margin;v-text-anchor:top" o:gfxdata="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" stroked="f">
+                <v:textbox inset="0,0,0,0">
+                  <w:txbxContent>
+                    <w:p>
+                      <w:pPr>
+                        <w:pStyle w:val="Caption"/>
+                        <w:bidi w:val="0"/>
+                        <w:rPr>
+                          <w:rFonts w:ascii="David" w:hAnsi="David" w:cs="David"/>
+                          <w:noProof/>
+                        </w:rPr>
+                      </w:pPr>
+                      <w:r>
+                        <w:rPr>
+                          <w:b/>
+                          <w:bCs/>
+                        </w:rPr>
+                        <w:t xml:space="preserve">Figure </w:t>
+                      </w:r>
+                      <w:r>
+                        <w:rPr>
+                          <w:rFonts w:hint="cs"/>
+                          <w:b/>
+                          <w:bCs/>
+                          <w:rtl/>
+                        </w:rPr>
+                        <w:t>8</w:t>
+                      </w:r>
+                      <w:r>
+                        <w:rPr>
+                          <w:b/>
+                          <w:bCs/>
+                        </w:rPr>
+                        <w:t>:</w:t>
+                      </w:r>
+                      <w:r>
+                        <w:t xml:space="preserve"> </w:t>
+                      </w:r>
+                      <w:r>
+                        <w:t>A heatmap matrix, based on the percentage distribution of corner telemetry styles</w:t>
+                      </w:r>
+                      <w:r>
+                        <w:t>,</w:t>
+                      </w:r>
+                      <w:r>
+                        <w:t xml:space="preserve"> defining the behavioral profile for each driver. Drivers are grouped based on their final k-means cluster assignment.</w:t>
+                      </w:r>
+                    </w:p>
+                  </w:txbxContent>
+                </v:textbox>
+                <w10:wrap type="topAndBottom" anchorx="page"/>
+              </v:shape>
+            </w:pict>
+          </mc:Fallback>
+        </mc:AlternateContent>
+      </w:r>
+      <w:r>
+        <w:rPr>
+          <w:rFonts w:ascii="David" w:hAnsi="David" w:cs="David"/>
+          <w:noProof/>
+        </w:rPr>
+        <w:drawing>
+          <wp:anchor distT="0" distB="0" distL="114300" distR="114300" simplePos="0" relativeHeight="251702272" behindDoc="0" locked="0" layoutInCell="1" allowOverlap="1" wp14:anchorId="19AF4871" wp14:editId="1F236F1E">
+            <wp:simplePos x="0" y="0"/>
+            <wp:positionH relativeFrom="page">
+              <wp:align>center</wp:align>
+            </wp:positionH>
+            <wp:positionV relativeFrom="paragraph">
+              <wp:posOffset>4882515</wp:posOffset>
+            </wp:positionV>
+            <wp:extent cx="5670000" cy="4028400"/>
+            <wp:effectExtent l="0" t="0" r="0" b="0"/>
+            <wp:wrapTopAndBottom/>
+            <wp:docPr id="353795343" name="Picture 13"/>
+            <wp:cNvGraphicFramePr>
+              <a:graphicFrameLocks xmlns:a="http://schemas.openxmlformats.org/drawingml/2006/main" noChangeAspect="1"/>
+            </wp:cNvGraphicFramePr>
+            <a:graphic xmlns:a="http://schemas.openxmlformats.org/drawingml/2006/main">
+              <a:graphicData uri="http://schemas.openxmlformats.org/drawingml/2006/picture">
+                <pic:pic xmlns:pic="http://schemas.openxmlformats.org/drawingml/2006/picture">
+                  <pic:nvPicPr>
+                    <pic:cNvPr id="353795343" name="Picture 353795343"/>
+                    <pic:cNvPicPr/>
+                  </pic:nvPicPr>
+                  <pic:blipFill>
+                    <a:blip r:embed="rId14" cstate="print">
+                      <a:extLst>
+                        <a:ext uri="{28A0092B-C50C-407E-A947-70E740481C1C}">
+                          <a14:useLocalDpi xmlns:a14="http://schemas.microsoft.com/office/drawing/2010/main" val="0"/>
+                        </a:ext>
+                      </a:extLst>
+                    </a:blip>
+                    <a:stretch>
+                      <a:fillRect/>
+                    </a:stretch>
+                  </pic:blipFill>
+                  <pic:spPr>
+                    <a:xfrm>
+                      <a:off x="0" y="0"/>
+                      <a:ext cx="5670000" cy="4028400"/>
+                    </a:xfrm>
+                    <a:prstGeom prst="rect">
+                      <a:avLst/>
+                    </a:prstGeom>
+                  </pic:spPr>
+                </pic:pic>
+              </a:graphicData>
+            </a:graphic>
+            <wp14:sizeRelH relativeFrom="page">
+              <wp14:pctWidth>0</wp14:pctWidth>
+            </wp14:sizeRelH>
+            <wp14:sizeRelV relativeFrom="page">
+              <wp14:pctHeight>0</wp14:pctHeight>
+            </wp14:sizeRelV>
+          </wp:anchor>
+        </w:drawing>
+      </w:r>
+      <w:r>
+        <w:rPr>
+          <w:noProof/>
+        </w:rPr>
+        <mc:AlternateContent>
+          <mc:Choice Requires="wps">
+            <w:drawing>
+              <wp:anchor distT="0" distB="0" distL="114300" distR="114300" simplePos="0" relativeHeight="251701248" behindDoc="0" locked="0" layoutInCell="1" allowOverlap="1" wp14:anchorId="43EE5D9F" wp14:editId="70BB2A6C">
+                <wp:simplePos x="0" y="0"/>
+                <wp:positionH relativeFrom="page">
+                  <wp:posOffset>963295</wp:posOffset>
+                </wp:positionH>
+                <wp:positionV relativeFrom="paragraph">
+                  <wp:posOffset>4297680</wp:posOffset>
+                </wp:positionV>
+                <wp:extent cx="5626735" cy="442595"/>
+                <wp:effectExtent l="0" t="0" r="0" b="1905"/>
+                <wp:wrapTopAndBottom/>
+                <wp:docPr id="37681817" name="תיבת טקסט 1"/>
+                <wp:cNvGraphicFramePr/>
+                <a:graphic xmlns:a="http://schemas.openxmlformats.org/drawingml/2006/main">
+                  <a:graphicData uri="http://schemas.microsoft.com/office/word/2010/wordprocessingShape">
+                    <wps:wsp>
+                      <wps:cNvSpPr txBox="1"/>
+                      <wps:spPr>
+                        <a:xfrm>
+                          <a:off x="0" y="0"/>
+                          <a:ext cx="5626735" cy="442595"/>
+                        </a:xfrm>
+                        <a:prstGeom prst="rect">
+                          <a:avLst/>
+                        </a:prstGeom>
+                        <a:solidFill>
+                          <a:prstClr val="white"/>
+                        </a:solidFill>
+                        <a:ln>
+                          <a:noFill/>
+                        </a:ln>
+                      </wps:spPr>
+                      <wps:txbx>
+                        <w:txbxContent>
+                          <w:p>
+                            <w:pPr>
+                              <w:pStyle w:val="Caption"/>
+                              <w:bidi w:val="0"/>
+                              <w:rPr>
+                                <w:rFonts w:ascii="David" w:hAnsi="David" w:cs="David"/>
+                                <w:noProof/>
+                              </w:rPr>
                             </w:pPr>
                             <w:r>
                               <w:rPr>
@@ -5555,18 +7901,11 @@
                               <w:t>:</w:t>
                             </w:r>
                             <w:r>
-                              <w:t xml:space="preserve"> Driving Style Distribution by Team. A breakdown of cluster assignments per constructor, revealing whether teams employ drivers with similar or contrasting driving styles</w:t>
+                              <w:t xml:space="preserve"> </w:t>
                             </w:r>
-                          </w:p>
-                          <w:p>
-                            <w:pPr>
-                              <w:pStyle w:val="Caption"/>
-                              <w:bidi w:val="0"/>
-                              <w:rPr>
-                                <w:rFonts w:ascii="David" w:hAnsi="David" w:cs="David"/>
-                                <w:noProof/>
-                              </w:rPr>
-                            </w:pPr>
+                            <w:r>
+                              <w:t>A visual matrix, displaying the raw number of corner events per driver that were categorized into each of the three cornering style clusters. Darker cells represent higher corner counts, forming the basis for subsequent driver profile analysis.</w:t>
+                            </w:r>
                           </w:p>
                         </w:txbxContent>
                       </wps:txbx>
@@ -5590,12 +7929,17 @@
           </mc:Choice>
           <mc:Fallback>
             <w:pict>
-              <v:shape w14:anchorId="5F229A9F" id="_x0000_s1032" type="#_x0000_t202" style="position:absolute;margin-left:112.4pt;margin-top:221.5pt;width:243.75pt;height:47.6pt;z-index:251677696;visibility:visible;mso-wrap-style:square;mso-width-percent:0;mso-height-percent:0;mso-wrap-distance-left:9pt;mso-wrap-distance-top:0;mso-wrap-distance-right:9pt;mso-wrap-distance-bottom:0;mso-position-horizontal:absolute;mso-position-horizontal-relative:text;mso-position-vertical:absolute;mso-position-vertical-relative:text;mso-width-percent:0;mso-height-percent:0;mso-width-relative:margin;mso-height-relative:margin;v-text-anchor:top" o:gfxdata="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" stroked="f">
+              <v:shape w14:anchorId="43EE5D9F" id="_x0000_s1033" type="#_x0000_t202" style="position:absolute;margin-left:75.85pt;margin-top:338.4pt;width:443.05pt;height:34.85pt;z-index:251701248;visibility:visible;mso-wrap-style:square;mso-width-percent:0;mso-height-percent:0;mso-wrap-distance-left:9pt;mso-wrap-distance-top:0;mso-wrap-distance-right:9pt;mso-wrap-distance-bottom:0;mso-position-horizontal:absolute;mso-position-horizontal-relative:page;mso-position-vertical:absolute;mso-position-vertical-relative:text;mso-width-percent:0;mso-height-percent:0;mso-width-relative:margin;mso-height-relative:margin;v-text-anchor:top" o:gfxdata="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" stroked="f">
                 <v:textbox inset="0,0,0,0">
                   <w:txbxContent>
                     <w:p>
                       <w:pPr>
                         <w:pStyle w:val="Caption"/>
+                        <w:bidi w:val="0"/>
+                        <w:rPr>
+                          <w:rFonts w:ascii="David" w:hAnsi="David" w:cs="David"/>
+                          <w:noProof/>
+                        </w:rPr>
                       </w:pPr>
                       <w:r>
                         <w:rPr>
@@ -5619,9 +7963,236 @@
                         <w:t>:</w:t>
                       </w:r>
                       <w:r>
-                        <w:t xml:space="preserve"> Driving Style Distribution by Team. A breakdown of cluster assignments per constructor, revealing whether teams employ drivers with similar or contrasting driving styles</w:t>
+                        <w:t xml:space="preserve"> </w:t>
+                      </w:r>
+                      <w:r>
+                        <w:t>A visual matrix, displaying the raw number of corner events per driver that were categorized into each of the three cornering style clusters. Darker cells represent higher corner counts, forming the basis for subsequent driver profile analysis.</w:t>
                       </w:r>
                     </w:p>
+                  </w:txbxContent>
+                </v:textbox>
+                <w10:wrap type="topAndBottom" anchorx="page"/>
+              </v:shape>
+            </w:pict>
+          </mc:Fallback>
+        </mc:AlternateContent>
+      </w:r>
+      <w:r>
+        <w:rPr>
+          <w:rFonts w:ascii="David" w:hAnsi="David" w:cs="David"/>
+        </w:rPr>
+        <w:t>After clustering the individual cornering events, we aggregated the data per driver to create a new dataset representing the probability distribution of their cornering styles across the defined clusters. We then performed a second round of clustering on this new dataset, which successfully categorized the drivers based on their overall driving styles.</w:t>
+      </w:r>
+    </w:p>
+    <w:p>
+      <w:pPr>
+        <w:pBdr>
+          <w:bottom w:val="single" w:sz="6" w:space="1" w:color="auto"/>
+        </w:pBdr>
+        <w:bidi w:val="0"/>
+        <w:spacing w:after="0" w:line="360" w:lineRule="auto"/>
+        <w:rPr>
+          <w:rFonts w:ascii="David" w:hAnsi="David" w:cs="David"/>
+        </w:rPr>
+      </w:pPr>
+      <w:r>
+        <w:rPr>
+          <w:rFonts w:ascii="David" w:hAnsi="David" w:cs="David"/>
+          <w:noProof/>
+        </w:rPr>
+        <w:drawing>
+          <wp:anchor distT="0" distB="0" distL="114300" distR="114300" simplePos="0" relativeHeight="251699200" behindDoc="0" locked="0" layoutInCell="1" allowOverlap="1" wp14:anchorId="6604DE30" wp14:editId="24244979">
+            <wp:simplePos x="0" y="0"/>
+            <wp:positionH relativeFrom="page">
+              <wp:align>center</wp:align>
+            </wp:positionH>
+            <mc:AlternateContent>
+              <mc:Choice Requires="wp14">
+                <wp:positionV relativeFrom="paragraph">
+                  <wp14:pctPosVOffset>-1000100</wp14:pctPosVOffset>
+                </wp:positionV>
+              </mc:Choice>
+              <mc:Fallback>
+                <wp:positionV relativeFrom="page">
+                  <wp:posOffset>0</wp:posOffset>
+                </wp:positionV>
+              </mc:Fallback>
+            </mc:AlternateContent>
+            <wp:extent cx="5626800" cy="3398400"/>
+            <wp:effectExtent l="0" t="0" r="0" b="5715"/>
+            <wp:wrapTopAndBottom/>
+            <wp:docPr id="1633375967" name="Picture 12"/>
+            <wp:cNvGraphicFramePr>
+              <a:graphicFrameLocks xmlns:a="http://schemas.openxmlformats.org/drawingml/2006/main" noChangeAspect="1"/>
+            </wp:cNvGraphicFramePr>
+            <a:graphic xmlns:a="http://schemas.openxmlformats.org/drawingml/2006/main">
+              <a:graphicData uri="http://schemas.openxmlformats.org/drawingml/2006/picture">
+                <pic:pic xmlns:pic="http://schemas.openxmlformats.org/drawingml/2006/picture">
+                  <pic:nvPicPr>
+                    <pic:cNvPr id="1633375967" name="Picture 1633375967"/>
+                    <pic:cNvPicPr/>
+                  </pic:nvPicPr>
+                  <pic:blipFill>
+                    <a:blip r:embed="rId15" cstate="print">
+                      <a:extLst>
+                        <a:ext uri="{28A0092B-C50C-407E-A947-70E740481C1C}">
+                          <a14:useLocalDpi xmlns:a14="http://schemas.microsoft.com/office/drawing/2010/main" val="0"/>
+                        </a:ext>
+                      </a:extLst>
+                    </a:blip>
+                    <a:stretch>
+                      <a:fillRect/>
+                    </a:stretch>
+                  </pic:blipFill>
+                  <pic:spPr>
+                    <a:xfrm>
+                      <a:off x="0" y="0"/>
+                      <a:ext cx="5626800" cy="3398400"/>
+                    </a:xfrm>
+                    <a:prstGeom prst="rect">
+                      <a:avLst/>
+                    </a:prstGeom>
+                  </pic:spPr>
+                </pic:pic>
+              </a:graphicData>
+            </a:graphic>
+            <wp14:sizeRelH relativeFrom="page">
+              <wp14:pctWidth>0</wp14:pctWidth>
+            </wp14:sizeRelH>
+            <wp14:sizeRelV relativeFrom="page">
+              <wp14:pctHeight>0</wp14:pctHeight>
+            </wp14:sizeRelV>
+          </wp:anchor>
+        </w:drawing>
+      </w:r>
+    </w:p>
+    <w:p>
+      <w:pPr>
+        <w:pBdr>
+          <w:bottom w:val="single" w:sz="6" w:space="1" w:color="auto"/>
+        </w:pBdr>
+        <w:bidi w:val="0"/>
+        <w:spacing w:after="0" w:line="360" w:lineRule="auto"/>
+        <w:rPr>
+          <w:rFonts w:ascii="David" w:hAnsi="David" w:cs="David"/>
+        </w:rPr>
+      </w:pPr>
+    </w:p>
+    <w:p>
+      <w:pPr>
+        <w:pBdr>
+          <w:bottom w:val="single" w:sz="6" w:space="1" w:color="auto"/>
+        </w:pBdr>
+        <w:spacing w:after="0" w:line="360" w:lineRule="auto"/>
+        <w:rPr>
+          <w:rFonts w:ascii="David" w:hAnsi="David" w:cs="David" w:hint="cs"/>
+          <w:rtl/>
+        </w:rPr>
+      </w:pPr>
+      <w:r>
+        <w:rPr>
+          <w:noProof/>
+        </w:rPr>
+        <w:lastRenderedPageBreak/>
+        <mc:AlternateContent>
+          <mc:Choice Requires="wps">
+            <w:drawing>
+              <wp:anchor distT="0" distB="0" distL="114300" distR="114300" simplePos="0" relativeHeight="251706368" behindDoc="0" locked="0" layoutInCell="1" allowOverlap="1" wp14:anchorId="47E6F795" wp14:editId="1DF281C0">
+                <wp:simplePos x="0" y="0"/>
+                <wp:positionH relativeFrom="page">
+                  <wp:posOffset>991235</wp:posOffset>
+                </wp:positionH>
+                <wp:positionV relativeFrom="paragraph">
+                  <wp:posOffset>3776980</wp:posOffset>
+                </wp:positionV>
+                <wp:extent cx="5604510" cy="302260"/>
+                <wp:effectExtent l="0" t="0" r="0" b="2540"/>
+                <wp:wrapTopAndBottom/>
+                <wp:docPr id="357219297" name="תיבת טקסט 1"/>
+                <wp:cNvGraphicFramePr/>
+                <a:graphic xmlns:a="http://schemas.openxmlformats.org/drawingml/2006/main">
+                  <a:graphicData uri="http://schemas.microsoft.com/office/word/2010/wordprocessingShape">
+                    <wps:wsp>
+                      <wps:cNvSpPr txBox="1"/>
+                      <wps:spPr>
+                        <a:xfrm>
+                          <a:off x="0" y="0"/>
+                          <a:ext cx="5604510" cy="302260"/>
+                        </a:xfrm>
+                        <a:prstGeom prst="rect">
+                          <a:avLst/>
+                        </a:prstGeom>
+                        <a:solidFill>
+                          <a:prstClr val="white"/>
+                        </a:solidFill>
+                        <a:ln>
+                          <a:noFill/>
+                        </a:ln>
+                      </wps:spPr>
+                      <wps:txbx>
+                        <w:txbxContent>
+                          <w:p>
+                            <w:pPr>
+                              <w:pStyle w:val="Caption"/>
+                              <w:bidi w:val="0"/>
+                              <w:rPr>
+                                <w:rFonts w:ascii="David" w:hAnsi="David" w:cs="David"/>
+                                <w:noProof/>
+                              </w:rPr>
+                            </w:pPr>
+                            <w:r>
+                              <w:rPr>
+                                <w:b/>
+                                <w:bCs/>
+                              </w:rPr>
+                              <w:t xml:space="preserve">Figure </w:t>
+                            </w:r>
+                            <w:r>
+                              <w:rPr>
+                                <w:b/>
+                                <w:bCs/>
+                              </w:rPr>
+                              <w:t>9</w:t>
+                            </w:r>
+                            <w:r>
+                              <w:rPr>
+                                <w:b/>
+                                <w:bCs/>
+                              </w:rPr>
+                              <w:t>:</w:t>
+                            </w:r>
+                            <w:r>
+                              <w:t xml:space="preserve"> </w:t>
+                            </w:r>
+                            <w:r>
+                              <w:t>A 2D PCA projection of the final K-Means clustering results, illustrating the spatial separation of the drivers into three distinct behavioral profiles along with their respective centroids.</w:t>
+                            </w:r>
+                          </w:p>
+                        </w:txbxContent>
+                      </wps:txbx>
+                      <wps:bodyPr rot="0" spcFirstLastPara="0" vertOverflow="overflow" horzOverflow="overflow" vert="horz" wrap="square" lIns="0" tIns="0" rIns="0" bIns="0" numCol="1" spcCol="0" rtlCol="1" fromWordArt="0" anchor="t" anchorCtr="0" forceAA="0" compatLnSpc="1">
+                        <a:prstTxWarp prst="textNoShape">
+                          <a:avLst/>
+                        </a:prstTxWarp>
+                        <a:noAutofit/>
+                      </wps:bodyPr>
+                    </wps:wsp>
+                  </a:graphicData>
+                </a:graphic>
+                <wp14:sizeRelH relativeFrom="margin">
+                  <wp14:pctWidth>0</wp14:pctWidth>
+                </wp14:sizeRelH>
+                <wp14:sizeRelV relativeFrom="margin">
+                  <wp14:pctHeight>0</wp14:pctHeight>
+                </wp14:sizeRelV>
+              </wp:anchor>
+            </w:drawing>
+          </mc:Choice>
+          <mc:Fallback>
+            <w:pict>
+              <v:shape w14:anchorId="47E6F795" id="_x0000_s1034" type="#_x0000_t202" style="position:absolute;left:0;text-align:left;margin-left:78.05pt;margin-top:297.4pt;width:441.3pt;height:23.8pt;z-index:251706368;visibility:visible;mso-wrap-style:square;mso-width-percent:0;mso-height-percent:0;mso-wrap-distance-left:9pt;mso-wrap-distance-top:0;mso-wrap-distance-right:9pt;mso-wrap-distance-bottom:0;mso-position-horizontal:absolute;mso-position-horizontal-relative:page;mso-position-vertical:absolute;mso-position-vertical-relative:text;mso-width-percent:0;mso-height-percent:0;mso-width-relative:margin;mso-height-relative:margin;v-text-anchor:top" o:gfxdata="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" stroked="f">
+                <v:textbox inset="0,0,0,0">
+                  <w:txbxContent>
                     <w:p>
                       <w:pPr>
                         <w:pStyle w:val="Caption"/>
@@ -5631,10 +8202,37 @@
                           <w:noProof/>
                         </w:rPr>
                       </w:pPr>
+                      <w:r>
+                        <w:rPr>
+                          <w:b/>
+                          <w:bCs/>
+                        </w:rPr>
+                        <w:t xml:space="preserve">Figure </w:t>
+                      </w:r>
+                      <w:r>
+                        <w:rPr>
+                          <w:b/>
+                          <w:bCs/>
+                        </w:rPr>
+                        <w:t>9</w:t>
+                      </w:r>
+                      <w:r>
+                        <w:rPr>
+                          <w:b/>
+                          <w:bCs/>
+                        </w:rPr>
+                        <w:t>:</w:t>
+                      </w:r>
+                      <w:r>
+                        <w:t xml:space="preserve"> </w:t>
+                      </w:r>
+                      <w:r>
+                        <w:t>A 2D PCA projection of the final K-Means clustering results, illustrating the spatial separation of the drivers into three distinct behavioral profiles along with their respective centroids.</w:t>
+                      </w:r>
                     </w:p>
                   </w:txbxContent>
                 </v:textbox>
-                <w10:wrap type="topAndBottom"/>
+                <w10:wrap type="topAndBottom" anchorx="page"/>
               </v:shape>
             </w:pict>
           </mc:Fallback>
@@ -5643,12 +8241,143 @@
       <w:r>
         <w:rPr>
           <w:rFonts w:ascii="David" w:hAnsi="David" w:cs="David"/>
+          <w:rtl/>
+        </w:rPr>
+        <w:drawing>
+          <wp:anchor distT="0" distB="0" distL="114300" distR="114300" simplePos="0" relativeHeight="251698176" behindDoc="0" locked="0" layoutInCell="1" allowOverlap="1" wp14:anchorId="3537AD0C" wp14:editId="2060297C">
+            <wp:simplePos x="0" y="0"/>
+            <wp:positionH relativeFrom="column">
+              <wp:posOffset>537901</wp:posOffset>
+            </wp:positionH>
+            <wp:positionV relativeFrom="paragraph">
+              <wp:posOffset>108</wp:posOffset>
+            </wp:positionV>
+            <wp:extent cx="5604805" cy="3715473"/>
+            <wp:effectExtent l="0" t="0" r="0" b="5715"/>
+            <wp:wrapTopAndBottom/>
+            <wp:docPr id="483784998" name="Picture 1"/>
+            <wp:cNvGraphicFramePr>
+              <a:graphicFrameLocks xmlns:a="http://schemas.openxmlformats.org/drawingml/2006/main" noChangeAspect="1"/>
+            </wp:cNvGraphicFramePr>
+            <a:graphic xmlns:a="http://schemas.openxmlformats.org/drawingml/2006/main">
+              <a:graphicData uri="http://schemas.openxmlformats.org/drawingml/2006/picture">
+                <pic:pic xmlns:pic="http://schemas.openxmlformats.org/drawingml/2006/picture">
+                  <pic:nvPicPr>
+                    <pic:cNvPr id="483784998" name=""/>
+                    <pic:cNvPicPr/>
+                  </pic:nvPicPr>
+                  <pic:blipFill>
+                    <a:blip r:embed="rId16" cstate="print">
+                      <a:extLst>
+                        <a:ext uri="{28A0092B-C50C-407E-A947-70E740481C1C}">
+                          <a14:useLocalDpi xmlns:a14="http://schemas.microsoft.com/office/drawing/2010/main" val="0"/>
+                        </a:ext>
+                      </a:extLst>
+                    </a:blip>
+                    <a:stretch>
+                      <a:fillRect/>
+                    </a:stretch>
+                  </pic:blipFill>
+                  <pic:spPr>
+                    <a:xfrm>
+                      <a:off x="0" y="0"/>
+                      <a:ext cx="5604805" cy="3715473"/>
+                    </a:xfrm>
+                    <a:prstGeom prst="rect">
+                      <a:avLst/>
+                    </a:prstGeom>
+                  </pic:spPr>
+                </pic:pic>
+              </a:graphicData>
+            </a:graphic>
+            <wp14:sizeRelH relativeFrom="page">
+              <wp14:pctWidth>0</wp14:pctWidth>
+            </wp14:sizeRelH>
+            <wp14:sizeRelV relativeFrom="page">
+              <wp14:pctHeight>0</wp14:pctHeight>
+            </wp14:sizeRelV>
+          </wp:anchor>
+        </w:drawing>
+      </w:r>
+    </w:p>
+    <w:p>
+      <w:pPr>
+        <w:pBdr>
+          <w:bottom w:val="single" w:sz="6" w:space="1" w:color="auto"/>
+        </w:pBdr>
+        <w:bidi w:val="0"/>
+        <w:spacing w:after="0" w:line="360" w:lineRule="auto"/>
+        <w:rPr>
+          <w:rFonts w:ascii="David" w:hAnsi="David" w:cs="David"/>
+        </w:rPr>
+      </w:pPr>
+      <w:r>
+        <w:rPr>
+          <w:rFonts w:ascii="David" w:hAnsi="David" w:cs="David"/>
+          <w:b/>
+          <w:bCs/>
+          <w:sz w:val="32"/>
+          <w:szCs w:val="32"/>
+        </w:rPr>
+        <w:t>5</w:t>
+      </w:r>
+      <w:r>
+        <w:rPr>
+          <w:rFonts w:ascii="David" w:hAnsi="David" w:cs="David"/>
+          <w:b/>
+          <w:bCs/>
+          <w:sz w:val="32"/>
+          <w:szCs w:val="32"/>
+        </w:rPr>
+        <w:t xml:space="preserve">      </w:t>
+      </w:r>
+      <w:r>
+        <w:rPr>
+          <w:rFonts w:ascii="David" w:hAnsi="David" w:cs="David"/>
+          <w:b/>
+          <w:bCs/>
+          <w:sz w:val="32"/>
+          <w:szCs w:val="32"/>
+        </w:rPr>
+        <w:t>Conclusions and Discussion:</w:t>
+      </w:r>
+    </w:p>
+    <w:p>
+      <w:pPr>
+        <w:bidi w:val="0"/>
+        <w:spacing w:after="0" w:line="360" w:lineRule="auto"/>
+        <w:rPr>
+          <w:rFonts w:ascii="David" w:hAnsi="David" w:cs="David"/>
+        </w:rPr>
+      </w:pPr>
+    </w:p>
+    <w:p>
+      <w:pPr>
+        <w:bidi w:val="0"/>
+        <w:spacing w:after="0" w:line="360" w:lineRule="auto"/>
+        <w:rPr>
+          <w:rFonts w:ascii="David" w:hAnsi="David" w:cs="David"/>
+        </w:rPr>
+      </w:pPr>
+      <w:r>
+        <w:rPr>
+          <w:rFonts w:ascii="David" w:hAnsi="David" w:cs="David"/>
+          <w:b/>
+          <w:bCs/>
           <w:noProof/>
         </w:rPr>
         <w:drawing>
-          <wp:inline distT="0" distB="0" distL="0" distR="0" wp14:anchorId="1C31C334" wp14:editId="3C1A6FD1">
-            <wp:extent cx="5448580" cy="2673487"/>
-            <wp:effectExtent l="0" t="0" r="0" b="0"/>
+          <wp:anchor distT="0" distB="0" distL="114300" distR="114300" simplePos="0" relativeHeight="251691008" behindDoc="0" locked="0" layoutInCell="1" allowOverlap="1" wp14:anchorId="1C31C334" wp14:editId="494A0EAE">
+            <wp:simplePos x="0" y="0"/>
+            <wp:positionH relativeFrom="page">
+              <wp:posOffset>1056005</wp:posOffset>
+            </wp:positionH>
+            <wp:positionV relativeFrom="paragraph">
+              <wp:posOffset>1320165</wp:posOffset>
+            </wp:positionV>
+            <wp:extent cx="5446395" cy="2674620"/>
+            <wp:effectExtent l="0" t="0" r="1905" b="5080"/>
+            <wp:wrapTopAndBottom/>
             <wp:docPr id="2097774864" name="תמונה 1"/>
             <wp:cNvGraphicFramePr>
               <a:graphicFrameLocks xmlns:a="http://schemas.openxmlformats.org/drawingml/2006/main" noChangeAspect="1"/>
@@ -5661,7 +8390,13 @@
                     <pic:cNvPicPr/>
                   </pic:nvPicPr>
                   <pic:blipFill>
-                    <a:blip r:embed="rId14"/>
+                    <a:blip r:embed="rId17">
+                      <a:extLst>
+                        <a:ext uri="{28A0092B-C50C-407E-A947-70E740481C1C}">
+                          <a14:useLocalDpi xmlns:a14="http://schemas.microsoft.com/office/drawing/2010/main" val="0"/>
+                        </a:ext>
+                      </a:extLst>
+                    </a:blip>
                     <a:stretch>
                       <a:fillRect/>
                     </a:stretch>
@@ -5669,7 +8404,7 @@
                   <pic:spPr>
                     <a:xfrm>
                       <a:off x="0" y="0"/>
-                      <a:ext cx="5448580" cy="2673487"/>
+                      <a:ext cx="5446395" cy="2674620"/>
                     </a:xfrm>
                     <a:prstGeom prst="rect">
                       <a:avLst/>
@@ -5678,8 +8413,180 @@
                 </pic:pic>
               </a:graphicData>
             </a:graphic>
-          </wp:inline>
+            <wp14:sizeRelH relativeFrom="page">
+              <wp14:pctWidth>0</wp14:pctWidth>
+            </wp14:sizeRelH>
+            <wp14:sizeRelV relativeFrom="page">
+              <wp14:pctHeight>0</wp14:pctHeight>
+            </wp14:sizeRelV>
+          </wp:anchor>
         </w:drawing>
+      </w:r>
+      <w:r>
+        <w:rPr>
+          <w:b/>
+          <w:bCs/>
+          <w:noProof/>
+        </w:rPr>
+        <mc:AlternateContent>
+          <mc:Choice Requires="wps">
+            <w:drawing>
+              <wp:anchor distT="0" distB="0" distL="114300" distR="114300" simplePos="0" relativeHeight="251677696" behindDoc="0" locked="0" layoutInCell="1" allowOverlap="1" wp14:anchorId="5F229A9F" wp14:editId="3921F856">
+                <wp:simplePos x="0" y="0"/>
+                <wp:positionH relativeFrom="page">
+                  <wp:posOffset>1057275</wp:posOffset>
+                </wp:positionH>
+                <wp:positionV relativeFrom="paragraph">
+                  <wp:posOffset>4058920</wp:posOffset>
+                </wp:positionV>
+                <wp:extent cx="5440045" cy="323850"/>
+                <wp:effectExtent l="0" t="0" r="0" b="6350"/>
+                <wp:wrapTopAndBottom/>
+                <wp:docPr id="1817969399" name="תיבת טקסט 1"/>
+                <wp:cNvGraphicFramePr/>
+                <a:graphic xmlns:a="http://schemas.openxmlformats.org/drawingml/2006/main">
+                  <a:graphicData uri="http://schemas.microsoft.com/office/word/2010/wordprocessingShape">
+                    <wps:wsp>
+                      <wps:cNvSpPr txBox="1"/>
+                      <wps:spPr>
+                        <a:xfrm>
+                          <a:off x="0" y="0"/>
+                          <a:ext cx="5440045" cy="323850"/>
+                        </a:xfrm>
+                        <a:prstGeom prst="rect">
+                          <a:avLst/>
+                        </a:prstGeom>
+                        <a:solidFill>
+                          <a:prstClr val="white"/>
+                        </a:solidFill>
+                        <a:ln>
+                          <a:noFill/>
+                        </a:ln>
+                      </wps:spPr>
+                      <wps:txbx>
+                        <w:txbxContent>
+                          <w:p>
+                            <w:pPr>
+                              <w:pStyle w:val="Caption"/>
+                              <w:bidi w:val="0"/>
+                            </w:pPr>
+                            <w:r>
+                              <w:rPr>
+                                <w:b/>
+                                <w:bCs/>
+                              </w:rPr>
+                              <w:t xml:space="preserve">Figure </w:t>
+                            </w:r>
+                            <w:r>
+                              <w:rPr>
+                                <w:b/>
+                                <w:bCs/>
+                              </w:rPr>
+                              <w:t>10</w:t>
+                            </w:r>
+                            <w:r>
+                              <w:rPr>
+                                <w:b/>
+                                <w:bCs/>
+                              </w:rPr>
+                              <w:t>:</w:t>
+                            </w:r>
+                            <w:r>
+                              <w:t xml:space="preserve"> Driving Style Distribution by Team. A breakdown of cluster assignments per constructor, revealing whether teams employ drivers with similar or contrasting driving styles</w:t>
+                            </w:r>
+                          </w:p>
+                        </w:txbxContent>
+                      </wps:txbx>
+                      <wps:bodyPr rot="0" spcFirstLastPara="0" vertOverflow="overflow" horzOverflow="overflow" vert="horz" wrap="square" lIns="0" tIns="0" rIns="0" bIns="0" numCol="1" spcCol="0" rtlCol="1" fromWordArt="0" anchor="t" anchorCtr="0" forceAA="0" compatLnSpc="1">
+                        <a:prstTxWarp prst="textNoShape">
+                          <a:avLst/>
+                        </a:prstTxWarp>
+                        <a:noAutofit/>
+                      </wps:bodyPr>
+                    </wps:wsp>
+                  </a:graphicData>
+                </a:graphic>
+                <wp14:sizeRelH relativeFrom="margin">
+                  <wp14:pctWidth>0</wp14:pctWidth>
+                </wp14:sizeRelH>
+                <wp14:sizeRelV relativeFrom="margin">
+                  <wp14:pctHeight>0</wp14:pctHeight>
+                </wp14:sizeRelV>
+              </wp:anchor>
+            </w:drawing>
+          </mc:Choice>
+          <mc:Fallback>
+            <w:pict>
+              <v:shape w14:anchorId="5F229A9F" id="_x0000_s1035" type="#_x0000_t202" style="position:absolute;margin-left:83.25pt;margin-top:319.6pt;width:428.35pt;height:25.5pt;z-index:251677696;visibility:visible;mso-wrap-style:square;mso-width-percent:0;mso-height-percent:0;mso-wrap-distance-left:9pt;mso-wrap-distance-top:0;mso-wrap-distance-right:9pt;mso-wrap-distance-bottom:0;mso-position-horizontal:absolute;mso-position-horizontal-relative:page;mso-position-vertical:absolute;mso-position-vertical-relative:text;mso-width-percent:0;mso-height-percent:0;mso-width-relative:margin;mso-height-relative:margin;v-text-anchor:top" o:gfxdata="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" stroked="f">
+                <v:textbox inset="0,0,0,0">
+                  <w:txbxContent>
+                    <w:p>
+                      <w:pPr>
+                        <w:pStyle w:val="Caption"/>
+                        <w:bidi w:val="0"/>
+                      </w:pPr>
+                      <w:r>
+                        <w:rPr>
+                          <w:b/>
+                          <w:bCs/>
+                        </w:rPr>
+                        <w:t xml:space="preserve">Figure </w:t>
+                      </w:r>
+                      <w:r>
+                        <w:rPr>
+                          <w:b/>
+                          <w:bCs/>
+                        </w:rPr>
+                        <w:t>10</w:t>
+                      </w:r>
+                      <w:r>
+                        <w:rPr>
+                          <w:b/>
+                          <w:bCs/>
+                        </w:rPr>
+                        <w:t>:</w:t>
+                      </w:r>
+                      <w:r>
+                        <w:t xml:space="preserve"> Driving Style Distribution by Team. A breakdown of cluster assignments per constructor, revealing whether teams employ drivers with similar or contrasting driving styles</w:t>
+                      </w:r>
+                    </w:p>
+                  </w:txbxContent>
+                </v:textbox>
+                <w10:wrap type="topAndBottom" anchorx="page"/>
+              </v:shape>
+            </w:pict>
+          </mc:Fallback>
+        </mc:AlternateContent>
+      </w:r>
+      <w:r>
+        <w:rPr>
+          <w:rFonts w:ascii="David" w:hAnsi="David" w:cs="David"/>
+        </w:rPr>
+        <w:t xml:space="preserve">Returning to our original project question, we can confidently conclude that Formula 1 drivers indeed possess distinct, mathematically quantifiable driving styles. The clustering process successfully revealed three main profiles (aggressive, balanced, and </w:t>
+      </w:r>
+      <w:r>
+        <w:rPr>
+          <w:rFonts w:ascii="David" w:hAnsi="David" w:cs="David"/>
+        </w:rPr>
+        <w:t>conservative</w:t>
+      </w:r>
+      <w:r>
+        <w:rPr>
+          <w:rFonts w:ascii="David" w:hAnsi="David" w:cs="David"/>
+        </w:rPr>
+        <w:t>). These findings strongly support our initial hypothesis that raw telemetry data alone is sufficient to uncover personal driving behaviors. Furthermore, our analysis debunked the "car decides the result" myth, as we observed teammates driving identical cars falling into entirely different driving style clusters</w:t>
+      </w:r>
+      <w:r>
+        <w:rPr>
+          <w:rFonts w:ascii="David" w:hAnsi="David" w:cs="David"/>
+        </w:rPr>
+        <w:t>.</w:t>
+      </w:r>
+      <w:r>
+        <w:rPr>
+          <w:rFonts w:ascii="David" w:hAnsi="David" w:cs="David"/>
+        </w:rPr>
+        <w:t xml:space="preserve"> </w:t>
       </w:r>
     </w:p>
     <w:p>
@@ -5690,12 +8597,561 @@
           <w:rFonts w:ascii="David" w:hAnsi="David" w:cs="David"/>
         </w:rPr>
       </w:pPr>
+      <w:r>
+        <w:rPr>
+          <w:b/>
+          <w:bCs/>
+          <w:noProof/>
+        </w:rPr>
+        <w:lastRenderedPageBreak/>
+        <mc:AlternateContent>
+          <mc:Choice Requires="wps">
+            <w:drawing>
+              <wp:anchor distT="0" distB="0" distL="114300" distR="114300" simplePos="0" relativeHeight="251694080" behindDoc="0" locked="0" layoutInCell="1" allowOverlap="1" wp14:anchorId="51AA98F9" wp14:editId="170F2E5F">
+                <wp:simplePos x="0" y="0"/>
+                <wp:positionH relativeFrom="page">
+                  <wp:align>center</wp:align>
+                </wp:positionH>
+                <wp:positionV relativeFrom="paragraph">
+                  <wp:posOffset>6240145</wp:posOffset>
+                </wp:positionV>
+                <wp:extent cx="5833110" cy="323850"/>
+                <wp:effectExtent l="0" t="0" r="0" b="6350"/>
+                <wp:wrapTopAndBottom/>
+                <wp:docPr id="1311622146" name="תיבת טקסט 1"/>
+                <wp:cNvGraphicFramePr/>
+                <a:graphic xmlns:a="http://schemas.openxmlformats.org/drawingml/2006/main">
+                  <a:graphicData uri="http://schemas.microsoft.com/office/word/2010/wordprocessingShape">
+                    <wps:wsp>
+                      <wps:cNvSpPr txBox="1"/>
+                      <wps:spPr>
+                        <a:xfrm>
+                          <a:off x="0" y="0"/>
+                          <a:ext cx="5833110" cy="323850"/>
+                        </a:xfrm>
+                        <a:prstGeom prst="rect">
+                          <a:avLst/>
+                        </a:prstGeom>
+                        <a:solidFill>
+                          <a:prstClr val="white"/>
+                        </a:solidFill>
+                        <a:ln>
+                          <a:noFill/>
+                        </a:ln>
+                      </wps:spPr>
+                      <wps:txbx>
+                        <w:txbxContent>
+                          <w:p>
+                            <w:pPr>
+                              <w:pStyle w:val="Caption"/>
+                              <w:bidi w:val="0"/>
+                            </w:pPr>
+                            <w:r>
+                              <w:rPr>
+                                <w:b/>
+                                <w:bCs/>
+                              </w:rPr>
+                              <w:t xml:space="preserve">Figure </w:t>
+                            </w:r>
+                            <w:r>
+                              <w:rPr>
+                                <w:b/>
+                                <w:bCs/>
+                              </w:rPr>
+                              <w:t>12</w:t>
+                            </w:r>
+                            <w:r>
+                              <w:rPr>
+                                <w:b/>
+                                <w:bCs/>
+                              </w:rPr>
+                              <w:t>:</w:t>
+                            </w:r>
+                            <w:r>
+                              <w:t xml:space="preserve"> </w:t>
+                            </w:r>
+                            <w:r>
+                              <w:t xml:space="preserve">Age distribution across the three driving style clusters, demonstrating the lack of correlation between a driver's age and their behavioral profile. </w:t>
+                            </w:r>
+                          </w:p>
+                        </w:txbxContent>
+                      </wps:txbx>
+                      <wps:bodyPr rot="0" spcFirstLastPara="0" vertOverflow="overflow" horzOverflow="overflow" vert="horz" wrap="square" lIns="0" tIns="0" rIns="0" bIns="0" numCol="1" spcCol="0" rtlCol="1" fromWordArt="0" anchor="t" anchorCtr="0" forceAA="0" compatLnSpc="1">
+                        <a:prstTxWarp prst="textNoShape">
+                          <a:avLst/>
+                        </a:prstTxWarp>
+                        <a:noAutofit/>
+                      </wps:bodyPr>
+                    </wps:wsp>
+                  </a:graphicData>
+                </a:graphic>
+                <wp14:sizeRelH relativeFrom="margin">
+                  <wp14:pctWidth>0</wp14:pctWidth>
+                </wp14:sizeRelH>
+                <wp14:sizeRelV relativeFrom="margin">
+                  <wp14:pctHeight>0</wp14:pctHeight>
+                </wp14:sizeRelV>
+              </wp:anchor>
+            </w:drawing>
+          </mc:Choice>
+          <mc:Fallback>
+            <w:pict>
+              <v:shape w14:anchorId="51AA98F9" id="_x0000_s1036" type="#_x0000_t202" style="position:absolute;margin-left:0;margin-top:491.35pt;width:459.3pt;height:25.5pt;z-index:251694080;visibility:visible;mso-wrap-style:square;mso-width-percent:0;mso-height-percent:0;mso-wrap-distance-left:9pt;mso-wrap-distance-top:0;mso-wrap-distance-right:9pt;mso-wrap-distance-bottom:0;mso-position-horizontal:center;mso-position-horizontal-relative:page;mso-position-vertical:absolute;mso-position-vertical-relative:text;mso-width-percent:0;mso-height-percent:0;mso-width-relative:margin;mso-height-relative:margin;v-text-anchor:top" o:gfxdata="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" stroked="f">
+                <v:textbox inset="0,0,0,0">
+                  <w:txbxContent>
+                    <w:p>
+                      <w:pPr>
+                        <w:pStyle w:val="Caption"/>
+                        <w:bidi w:val="0"/>
+                      </w:pPr>
+                      <w:r>
+                        <w:rPr>
+                          <w:b/>
+                          <w:bCs/>
+                        </w:rPr>
+                        <w:t xml:space="preserve">Figure </w:t>
+                      </w:r>
+                      <w:r>
+                        <w:rPr>
+                          <w:b/>
+                          <w:bCs/>
+                        </w:rPr>
+                        <w:t>12</w:t>
+                      </w:r>
+                      <w:r>
+                        <w:rPr>
+                          <w:b/>
+                          <w:bCs/>
+                        </w:rPr>
+                        <w:t>:</w:t>
+                      </w:r>
+                      <w:r>
+                        <w:t xml:space="preserve"> </w:t>
+                      </w:r>
+                      <w:r>
+                        <w:t xml:space="preserve">Age distribution across the three driving style clusters, demonstrating the lack of correlation between a driver's age and their behavioral profile. </w:t>
+                      </w:r>
+                    </w:p>
+                  </w:txbxContent>
+                </v:textbox>
+                <w10:wrap type="topAndBottom" anchorx="page"/>
+              </v:shape>
+            </w:pict>
+          </mc:Fallback>
+        </mc:AlternateContent>
+      </w:r>
+      <w:r>
+        <w:rPr>
+          <w:rFonts w:ascii="David" w:hAnsi="David" w:cs="David"/>
+          <w:noProof/>
+        </w:rPr>
+        <w:drawing>
+          <wp:anchor distT="0" distB="0" distL="114300" distR="114300" simplePos="0" relativeHeight="251692032" behindDoc="0" locked="0" layoutInCell="1" allowOverlap="1" wp14:anchorId="7931061E" wp14:editId="56675F18">
+            <wp:simplePos x="0" y="0"/>
+            <wp:positionH relativeFrom="page">
+              <wp:align>center</wp:align>
+            </wp:positionH>
+            <wp:positionV relativeFrom="paragraph">
+              <wp:posOffset>3938905</wp:posOffset>
+            </wp:positionV>
+            <wp:extent cx="5835015" cy="2303145"/>
+            <wp:effectExtent l="0" t="0" r="0" b="0"/>
+            <wp:wrapTopAndBottom/>
+            <wp:docPr id="726539632" name="Picture 10"/>
+            <wp:cNvGraphicFramePr>
+              <a:graphicFrameLocks xmlns:a="http://schemas.openxmlformats.org/drawingml/2006/main" noChangeAspect="1"/>
+            </wp:cNvGraphicFramePr>
+            <a:graphic xmlns:a="http://schemas.openxmlformats.org/drawingml/2006/main">
+              <a:graphicData uri="http://schemas.openxmlformats.org/drawingml/2006/picture">
+                <pic:pic xmlns:pic="http://schemas.openxmlformats.org/drawingml/2006/picture">
+                  <pic:nvPicPr>
+                    <pic:cNvPr id="726539632" name="Picture 726539632"/>
+                    <pic:cNvPicPr/>
+                  </pic:nvPicPr>
+                  <pic:blipFill>
+                    <a:blip r:embed="rId18" cstate="print">
+                      <a:extLst>
+                        <a:ext uri="{28A0092B-C50C-407E-A947-70E740481C1C}">
+                          <a14:useLocalDpi xmlns:a14="http://schemas.microsoft.com/office/drawing/2010/main" val="0"/>
+                        </a:ext>
+                      </a:extLst>
+                    </a:blip>
+                    <a:stretch>
+                      <a:fillRect/>
+                    </a:stretch>
+                  </pic:blipFill>
+                  <pic:spPr>
+                    <a:xfrm>
+                      <a:off x="0" y="0"/>
+                      <a:ext cx="5835015" cy="2303145"/>
+                    </a:xfrm>
+                    <a:prstGeom prst="rect">
+                      <a:avLst/>
+                    </a:prstGeom>
+                  </pic:spPr>
+                </pic:pic>
+              </a:graphicData>
+            </a:graphic>
+            <wp14:sizeRelH relativeFrom="page">
+              <wp14:pctWidth>0</wp14:pctWidth>
+            </wp14:sizeRelH>
+            <wp14:sizeRelV relativeFrom="page">
+              <wp14:pctHeight>0</wp14:pctHeight>
+            </wp14:sizeRelV>
+          </wp:anchor>
+        </w:drawing>
+      </w:r>
+      <w:r>
+        <w:rPr>
+          <w:rFonts w:ascii="David" w:hAnsi="David" w:cs="David"/>
+        </w:rPr>
+        <w:t>Finally, we analyzed the relationship between the identified driver profiles and demographic factors. Our results conclusively show zero correlation between a driver's style and their age or years of experience. We therefore conclude that driving style is an inherent behavioral trait, completely unaffected by a driver's age or tenure in the sport</w:t>
+      </w:r>
+      <w:r>
+        <w:rPr>
+          <w:rFonts w:ascii="David" w:hAnsi="David" w:cs="David"/>
+        </w:rPr>
+        <w:t>.</w:t>
+      </w:r>
     </w:p>
     <w:p>
       <w:pPr>
         <w:bidi w:val="0"/>
         <w:spacing w:after="0" w:line="360" w:lineRule="auto"/>
-      </w:pPr>
+        <w:rPr>
+          <w:rFonts w:ascii="David" w:hAnsi="David" w:cs="David"/>
+        </w:rPr>
+      </w:pPr>
+      <w:r>
+        <w:rPr>
+          <w:rFonts w:ascii="David" w:hAnsi="David" w:cs="David"/>
+        </w:rPr>
+        <w:t xml:space="preserve"> </w:t>
+      </w:r>
+    </w:p>
+    <w:p>
+      <w:pPr>
+        <w:bidi w:val="0"/>
+        <w:spacing w:after="0" w:line="360" w:lineRule="auto"/>
+        <w:rPr>
+          <w:rFonts w:ascii="David" w:hAnsi="David" w:cs="David"/>
+        </w:rPr>
+      </w:pPr>
+      <w:r>
+        <w:rPr>
+          <w:b/>
+          <w:bCs/>
+          <w:noProof/>
+        </w:rPr>
+        <mc:AlternateContent>
+          <mc:Choice Requires="wps">
+            <w:drawing>
+              <wp:anchor distT="0" distB="0" distL="114300" distR="114300" simplePos="0" relativeHeight="251697152" behindDoc="0" locked="0" layoutInCell="1" allowOverlap="1" wp14:anchorId="0C45BE59" wp14:editId="4134B06E">
+                <wp:simplePos x="0" y="0"/>
+                <wp:positionH relativeFrom="page">
+                  <wp:align>center</wp:align>
+                </wp:positionH>
+                <wp:positionV relativeFrom="paragraph">
+                  <wp:posOffset>2287817</wp:posOffset>
+                </wp:positionV>
+                <wp:extent cx="5833110" cy="323850"/>
+                <wp:effectExtent l="0" t="0" r="0" b="6350"/>
+                <wp:wrapTopAndBottom/>
+                <wp:docPr id="1592386970" name="תיבת טקסט 1"/>
+                <wp:cNvGraphicFramePr/>
+                <a:graphic xmlns:a="http://schemas.openxmlformats.org/drawingml/2006/main">
+                  <a:graphicData uri="http://schemas.microsoft.com/office/word/2010/wordprocessingShape">
+                    <wps:wsp>
+                      <wps:cNvSpPr txBox="1"/>
+                      <wps:spPr>
+                        <a:xfrm>
+                          <a:off x="0" y="0"/>
+                          <a:ext cx="5833110" cy="323850"/>
+                        </a:xfrm>
+                        <a:prstGeom prst="rect">
+                          <a:avLst/>
+                        </a:prstGeom>
+                        <a:solidFill>
+                          <a:prstClr val="white"/>
+                        </a:solidFill>
+                        <a:ln>
+                          <a:noFill/>
+                        </a:ln>
+                      </wps:spPr>
+                      <wps:txbx>
+                        <w:txbxContent>
+                          <w:p>
+                            <w:pPr>
+                              <w:pStyle w:val="Caption"/>
+                              <w:bidi w:val="0"/>
+                            </w:pPr>
+                            <w:r>
+                              <w:rPr>
+                                <w:b/>
+                                <w:bCs/>
+                              </w:rPr>
+                              <w:t xml:space="preserve">Figure </w:t>
+                            </w:r>
+                            <w:r>
+                              <w:rPr>
+                                <w:b/>
+                                <w:bCs/>
+                              </w:rPr>
+                              <w:t>11</w:t>
+                            </w:r>
+                            <w:r>
+                              <w:rPr>
+                                <w:b/>
+                                <w:bCs/>
+                              </w:rPr>
+                              <w:t>:</w:t>
+                            </w:r>
+                            <w:r>
+                              <w:t xml:space="preserve"> </w:t>
+                            </w:r>
+                            <w:r>
+                              <w:t>Experience</w:t>
+                            </w:r>
+                            <w:r>
+                              <w:t xml:space="preserve"> distribution across the three driving style clusters, demonstrating the lack of correlation between a driver's </w:t>
+                            </w:r>
+                            <w:r>
+                              <w:t>experience</w:t>
+                            </w:r>
+                            <w:r>
+                              <w:t xml:space="preserve"> and their behavioral profile. </w:t>
+                            </w:r>
+                          </w:p>
+                        </w:txbxContent>
+                      </wps:txbx>
+                      <wps:bodyPr rot="0" spcFirstLastPara="0" vertOverflow="overflow" horzOverflow="overflow" vert="horz" wrap="square" lIns="0" tIns="0" rIns="0" bIns="0" numCol="1" spcCol="0" rtlCol="1" fromWordArt="0" anchor="t" anchorCtr="0" forceAA="0" compatLnSpc="1">
+                        <a:prstTxWarp prst="textNoShape">
+                          <a:avLst/>
+                        </a:prstTxWarp>
+                        <a:noAutofit/>
+                      </wps:bodyPr>
+                    </wps:wsp>
+                  </a:graphicData>
+                </a:graphic>
+                <wp14:sizeRelH relativeFrom="margin">
+                  <wp14:pctWidth>0</wp14:pctWidth>
+                </wp14:sizeRelH>
+                <wp14:sizeRelV relativeFrom="margin">
+                  <wp14:pctHeight>0</wp14:pctHeight>
+                </wp14:sizeRelV>
+              </wp:anchor>
+            </w:drawing>
+          </mc:Choice>
+          <mc:Fallback>
+            <w:pict>
+              <v:shape w14:anchorId="0C45BE59" id="_x0000_s1037" type="#_x0000_t202" style="position:absolute;margin-left:0;margin-top:180.15pt;width:459.3pt;height:25.5pt;z-index:251697152;visibility:visible;mso-wrap-style:square;mso-width-percent:0;mso-height-percent:0;mso-wrap-distance-left:9pt;mso-wrap-distance-top:0;mso-wrap-distance-right:9pt;mso-wrap-distance-bottom:0;mso-position-horizontal:center;mso-position-horizontal-relative:page;mso-position-vertical:absolute;mso-position-vertical-relative:text;mso-width-percent:0;mso-height-percent:0;mso-width-relative:margin;mso-height-relative:margin;v-text-anchor:top" o:gfxdata="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" stroked="f">
+                <v:textbox inset="0,0,0,0">
+                  <w:txbxContent>
+                    <w:p>
+                      <w:pPr>
+                        <w:pStyle w:val="Caption"/>
+                        <w:bidi w:val="0"/>
+                      </w:pPr>
+                      <w:r>
+                        <w:rPr>
+                          <w:b/>
+                          <w:bCs/>
+                        </w:rPr>
+                        <w:t xml:space="preserve">Figure </w:t>
+                      </w:r>
+                      <w:r>
+                        <w:rPr>
+                          <w:b/>
+                          <w:bCs/>
+                        </w:rPr>
+                        <w:t>11</w:t>
+                      </w:r>
+                      <w:r>
+                        <w:rPr>
+                          <w:b/>
+                          <w:bCs/>
+                        </w:rPr>
+                        <w:t>:</w:t>
+                      </w:r>
+                      <w:r>
+                        <w:t xml:space="preserve"> </w:t>
+                      </w:r>
+                      <w:r>
+                        <w:t>Experience</w:t>
+                      </w:r>
+                      <w:r>
+                        <w:t xml:space="preserve"> distribution across the three driving style clusters, demonstrating the lack of correlation between a driver's </w:t>
+                      </w:r>
+                      <w:r>
+                        <w:t>experience</w:t>
+                      </w:r>
+                      <w:r>
+                        <w:t xml:space="preserve"> and their behavioral profile. </w:t>
+                      </w:r>
+                    </w:p>
+                  </w:txbxContent>
+                </v:textbox>
+                <w10:wrap type="topAndBottom" anchorx="page"/>
+              </v:shape>
+            </w:pict>
+          </mc:Fallback>
+        </mc:AlternateContent>
+      </w:r>
+      <w:r>
+        <w:rPr>
+          <w:rFonts w:ascii="David" w:hAnsi="David" w:cs="David"/>
+          <w:noProof/>
+        </w:rPr>
+        <w:drawing>
+          <wp:anchor distT="0" distB="0" distL="114300" distR="114300" simplePos="0" relativeHeight="251695104" behindDoc="0" locked="0" layoutInCell="1" allowOverlap="1" wp14:anchorId="68194C2E" wp14:editId="29D937AA">
+            <wp:simplePos x="0" y="0"/>
+            <wp:positionH relativeFrom="page">
+              <wp:align>center</wp:align>
+            </wp:positionH>
+            <wp:positionV relativeFrom="paragraph">
+              <wp:posOffset>297</wp:posOffset>
+            </wp:positionV>
+            <wp:extent cx="5835600" cy="2297217"/>
+            <wp:effectExtent l="0" t="0" r="0" b="1905"/>
+            <wp:wrapTopAndBottom/>
+            <wp:docPr id="2005527969" name="Picture 11"/>
+            <wp:cNvGraphicFramePr>
+              <a:graphicFrameLocks xmlns:a="http://schemas.openxmlformats.org/drawingml/2006/main" noChangeAspect="1"/>
+            </wp:cNvGraphicFramePr>
+            <a:graphic xmlns:a="http://schemas.openxmlformats.org/drawingml/2006/main">
+              <a:graphicData uri="http://schemas.openxmlformats.org/drawingml/2006/picture">
+                <pic:pic xmlns:pic="http://schemas.openxmlformats.org/drawingml/2006/picture">
+                  <pic:nvPicPr>
+                    <pic:cNvPr id="2005527969" name="Picture 2005527969"/>
+                    <pic:cNvPicPr/>
+                  </pic:nvPicPr>
+                  <pic:blipFill>
+                    <a:blip r:embed="rId19" cstate="print">
+                      <a:extLst>
+                        <a:ext uri="{28A0092B-C50C-407E-A947-70E740481C1C}">
+                          <a14:useLocalDpi xmlns:a14="http://schemas.microsoft.com/office/drawing/2010/main" val="0"/>
+                        </a:ext>
+                      </a:extLst>
+                    </a:blip>
+                    <a:stretch>
+                      <a:fillRect/>
+                    </a:stretch>
+                  </pic:blipFill>
+                  <pic:spPr>
+                    <a:xfrm>
+                      <a:off x="0" y="0"/>
+                      <a:ext cx="5835600" cy="2297217"/>
+                    </a:xfrm>
+                    <a:prstGeom prst="rect">
+                      <a:avLst/>
+                    </a:prstGeom>
+                  </pic:spPr>
+                </pic:pic>
+              </a:graphicData>
+            </a:graphic>
+            <wp14:sizeRelH relativeFrom="page">
+              <wp14:pctWidth>0</wp14:pctWidth>
+            </wp14:sizeRelH>
+            <wp14:sizeRelV relativeFrom="page">
+              <wp14:pctHeight>0</wp14:pctHeight>
+            </wp14:sizeRelV>
+          </wp:anchor>
+        </w:drawing>
+      </w:r>
+    </w:p>
+    <w:p>
+      <w:pPr>
+        <w:bidi w:val="0"/>
+        <w:spacing w:after="0" w:line="360" w:lineRule="auto"/>
+        <w:rPr>
+          <w:rFonts w:ascii="David" w:hAnsi="David" w:cs="David"/>
+        </w:rPr>
+      </w:pPr>
+    </w:p>
+    <w:p>
+      <w:pPr>
+        <w:bidi w:val="0"/>
+        <w:spacing w:after="0" w:line="360" w:lineRule="auto"/>
+        <w:rPr>
+          <w:rFonts w:ascii="David" w:hAnsi="David" w:cs="David"/>
+        </w:rPr>
+      </w:pPr>
+      <w:r>
+        <w:rPr>
+          <w:rFonts w:ascii="David" w:hAnsi="David" w:cs="David"/>
+        </w:rPr>
+        <w:t>One of the most fascinating insights we learned from the clustering relates to race performance. We found a clear correlation between driving style and success: the more aggressive the driver, the better their expected average standing. Visually, as a driver's profile is positioned further to the right on our PCA cluster graph (indicating higher aggressiveness), their final race results tend to be more successful</w:t>
+      </w:r>
+      <w:r>
+        <w:rPr>
+          <w:rFonts w:ascii="David" w:hAnsi="David" w:cs="David"/>
+        </w:rPr>
+        <w:t xml:space="preserve"> (see figure </w:t>
+      </w:r>
+      <w:r>
+        <w:rPr>
+          <w:rFonts w:ascii="David" w:hAnsi="David" w:cs="David"/>
+        </w:rPr>
+        <w:t>9</w:t>
+      </w:r>
+      <w:r>
+        <w:rPr>
+          <w:rFonts w:ascii="David" w:hAnsi="David" w:cs="David"/>
+        </w:rPr>
+        <w:t>)</w:t>
+      </w:r>
+      <w:r>
+        <w:rPr>
+          <w:rFonts w:ascii="David" w:hAnsi="David" w:cs="David"/>
+        </w:rPr>
+        <w:t>.</w:t>
+      </w:r>
+    </w:p>
+    <w:p>
+      <w:pPr>
+        <w:bidi w:val="0"/>
+        <w:spacing w:after="0" w:line="360" w:lineRule="auto"/>
+        <w:rPr>
+          <w:rFonts w:ascii="David" w:hAnsi="David" w:cs="David"/>
+        </w:rPr>
+      </w:pPr>
+      <w:r>
+        <w:rPr>
+          <w:rFonts w:ascii="David" w:hAnsi="David" w:cs="David"/>
+          <w:b/>
+          <w:bCs/>
+        </w:rPr>
+        <w:t>Limitations:</w:t>
+      </w:r>
+      <w:r>
+        <w:rPr>
+          <w:rFonts w:ascii="David" w:hAnsi="David" w:cs="David"/>
+        </w:rPr>
+        <w:t xml:space="preserve"> Our analysis is primarily limited by the data structure. The OpenF1 API data has missing values and gaps (such as sensor blackouts between the start and end of laps). Furthermore, the 3.7Hz sampling rate means we lose a few meters of crucial tracking data every second. Additionally, our dataset was limited to the fastest qualifying laps from four tracks, which might not fully capture a driver's behavior during actual race conditions (e.g., fighting for position or tire degradation).</w:t>
+      </w:r>
+    </w:p>
+    <w:p>
+      <w:pPr>
+        <w:bidi w:val="0"/>
+        <w:spacing w:after="0" w:line="360" w:lineRule="auto"/>
+        <w:rPr>
+          <w:rFonts w:ascii="David" w:hAnsi="David" w:cs="David"/>
+        </w:rPr>
+      </w:pPr>
+      <w:r>
+        <w:rPr>
+          <w:rFonts w:ascii="David" w:hAnsi="David" w:cs="David"/>
+          <w:b/>
+          <w:bCs/>
+        </w:rPr>
+        <w:t>Future Directions:</w:t>
+      </w:r>
+      <w:r>
+        <w:rPr>
+          <w:rFonts w:ascii="David" w:hAnsi="David" w:cs="David"/>
+        </w:rPr>
+        <w:t xml:space="preserve"> For future research, we could expand the dataset to include full race telemetry rather than just qualifying laps. It would also be highly interesting to analyze how a driver's style shifts under different weather conditions (wet vs. dry tracks) or as their tire compounds degrade over a longer stint.</w:t>
+      </w:r>
     </w:p>
     <w:sectPr>
       <w:pgSz w:w="11906" w:h="16838"/>
@@ -6927,6 +10383,119 @@
     </w:lvl>
   </w:abstractNum>
   <w:abstractNum w:abstractNumId="8" w15:restartNumberingAfterBreak="0">
+    <w:nsid w:val="16C837CB"/>
+    <w:multiLevelType w:val="hybridMultilevel"/>
+    <w:tmpl w:val="58D2CC12"/>
+    <w:lvl w:ilvl="0" w:tplc="04090001">
+      <w:start w:val="1"/>
+      <w:numFmt w:val="bullet"/>
+      <w:lvlText w:val=""/>
+      <w:lvlJc w:val="left"/>
+      <w:pPr>
+        <w:ind w:left="720" w:hanging="360"/>
+      </w:pPr>
+      <w:rPr>
+        <w:rFonts w:ascii="Symbol" w:hAnsi="Symbol" w:hint="default"/>
+      </w:rPr>
+    </w:lvl>
+    <w:lvl w:ilvl="1" w:tplc="04090003" w:tentative="1">
+      <w:start w:val="1"/>
+      <w:numFmt w:val="bullet"/>
+      <w:lvlText w:val="o"/>
+      <w:lvlJc w:val="left"/>
+      <w:pPr>
+        <w:ind w:left="1440" w:hanging="360"/>
+      </w:pPr>
+      <w:rPr>
+        <w:rFonts w:ascii="Courier New" w:hAnsi="Courier New" w:hint="default"/>
+      </w:rPr>
+    </w:lvl>
+    <w:lvl w:ilvl="2" w:tplc="04090005" w:tentative="1">
+      <w:start w:val="1"/>
+      <w:numFmt w:val="bullet"/>
+      <w:lvlText w:val=""/>
+      <w:lvlJc w:val="left"/>
+      <w:pPr>
+        <w:ind w:left="2160" w:hanging="360"/>
+      </w:pPr>
+      <w:rPr>
+        <w:rFonts w:ascii="Wingdings" w:hAnsi="Wingdings" w:hint="default"/>
+      </w:rPr>
+    </w:lvl>
+    <w:lvl w:ilvl="3" w:tplc="04090001" w:tentative="1">
+      <w:start w:val="1"/>
+      <w:numFmt w:val="bullet"/>
+      <w:lvlText w:val=""/>
+      <w:lvlJc w:val="left"/>
+      <w:pPr>
+        <w:ind w:left="2880" w:hanging="360"/>
+      </w:pPr>
+      <w:rPr>
+        <w:rFonts w:ascii="Symbol" w:hAnsi="Symbol" w:hint="default"/>
+      </w:rPr>
+    </w:lvl>
+    <w:lvl w:ilvl="4" w:tplc="04090003" w:tentative="1">
+      <w:start w:val="1"/>
+      <w:numFmt w:val="bullet"/>
+      <w:lvlText w:val="o"/>
+      <w:lvlJc w:val="left"/>
+      <w:pPr>
+        <w:ind w:left="3600" w:hanging="360"/>
+      </w:pPr>
+      <w:rPr>
+        <w:rFonts w:ascii="Courier New" w:hAnsi="Courier New" w:hint="default"/>
+      </w:rPr>
+    </w:lvl>
+    <w:lvl w:ilvl="5" w:tplc="04090005" w:tentative="1">
+      <w:start w:val="1"/>
+      <w:numFmt w:val="bullet"/>
+      <w:lvlText w:val=""/>
+      <w:lvlJc w:val="left"/>
+      <w:pPr>
+        <w:ind w:left="4320" w:hanging="360"/>
+      </w:pPr>
+      <w:rPr>
+        <w:rFonts w:ascii="Wingdings" w:hAnsi="Wingdings" w:hint="default"/>
+      </w:rPr>
+    </w:lvl>
+    <w:lvl w:ilvl="6" w:tplc="04090001" w:tentative="1">
+      <w:start w:val="1"/>
+      <w:numFmt w:val="bullet"/>
+      <w:lvlText w:val=""/>
+      <w:lvlJc w:val="left"/>
+      <w:pPr>
+        <w:ind w:left="5040" w:hanging="360"/>
+      </w:pPr>
+      <w:rPr>
+        <w:rFonts w:ascii="Symbol" w:hAnsi="Symbol" w:hint="default"/>
+      </w:rPr>
+    </w:lvl>
+    <w:lvl w:ilvl="7" w:tplc="04090003" w:tentative="1">
+      <w:start w:val="1"/>
+      <w:numFmt w:val="bullet"/>
+      <w:lvlText w:val="o"/>
+      <w:lvlJc w:val="left"/>
+      <w:pPr>
+        <w:ind w:left="5760" w:hanging="360"/>
+      </w:pPr>
+      <w:rPr>
+        <w:rFonts w:ascii="Courier New" w:hAnsi="Courier New" w:hint="default"/>
+      </w:rPr>
+    </w:lvl>
+    <w:lvl w:ilvl="8" w:tplc="04090005" w:tentative="1">
+      <w:start w:val="1"/>
+      <w:numFmt w:val="bullet"/>
+      <w:lvlText w:val=""/>
+      <w:lvlJc w:val="left"/>
+      <w:pPr>
+        <w:ind w:left="6480" w:hanging="360"/>
+      </w:pPr>
+      <w:rPr>
+        <w:rFonts w:ascii="Wingdings" w:hAnsi="Wingdings" w:hint="default"/>
+      </w:rPr>
+    </w:lvl>
+  </w:abstractNum>
+  <w:abstractNum w:abstractNumId="9" w15:restartNumberingAfterBreak="0">
     <w:nsid w:val="17A12199"/>
     <w:multiLevelType w:val="multilevel"/>
     <w:tmpl w:val="369A327A"/>
@@ -7075,7 +10644,120 @@
       </w:rPr>
     </w:lvl>
   </w:abstractNum>
-  <w:abstractNum w:abstractNumId="9" w15:restartNumberingAfterBreak="0">
+  <w:abstractNum w:abstractNumId="10" w15:restartNumberingAfterBreak="0">
+    <w:nsid w:val="18E66CD5"/>
+    <w:multiLevelType w:val="multilevel"/>
+    <w:tmpl w:val="5FB28B06"/>
+    <w:lvl w:ilvl="0">
+      <w:start w:val="1"/>
+      <w:numFmt w:val="decimal"/>
+      <w:lvlText w:val="%1."/>
+      <w:lvlJc w:val="left"/>
+      <w:pPr>
+        <w:tabs>
+          <w:tab w:val="num" w:pos="720"/>
+        </w:tabs>
+        <w:ind w:left="720" w:hanging="360"/>
+      </w:pPr>
+    </w:lvl>
+    <w:lvl w:ilvl="1" w:tentative="1">
+      <w:start w:val="1"/>
+      <w:numFmt w:val="decimal"/>
+      <w:lvlText w:val="%2."/>
+      <w:lvlJc w:val="left"/>
+      <w:pPr>
+        <w:tabs>
+          <w:tab w:val="num" w:pos="1440"/>
+        </w:tabs>
+        <w:ind w:left="1440" w:hanging="360"/>
+      </w:pPr>
+    </w:lvl>
+    <w:lvl w:ilvl="2" w:tentative="1">
+      <w:start w:val="1"/>
+      <w:numFmt w:val="decimal"/>
+      <w:lvlText w:val="%3."/>
+      <w:lvlJc w:val="left"/>
+      <w:pPr>
+        <w:tabs>
+          <w:tab w:val="num" w:pos="2160"/>
+        </w:tabs>
+        <w:ind w:left="2160" w:hanging="360"/>
+      </w:pPr>
+    </w:lvl>
+    <w:lvl w:ilvl="3" w:tentative="1">
+      <w:start w:val="1"/>
+      <w:numFmt w:val="decimal"/>
+      <w:lvlText w:val="%4."/>
+      <w:lvlJc w:val="left"/>
+      <w:pPr>
+        <w:tabs>
+          <w:tab w:val="num" w:pos="2880"/>
+        </w:tabs>
+        <w:ind w:left="2880" w:hanging="360"/>
+      </w:pPr>
+    </w:lvl>
+    <w:lvl w:ilvl="4" w:tentative="1">
+      <w:start w:val="1"/>
+      <w:numFmt w:val="decimal"/>
+      <w:lvlText w:val="%5."/>
+      <w:lvlJc w:val="left"/>
+      <w:pPr>
+        <w:tabs>
+          <w:tab w:val="num" w:pos="3600"/>
+        </w:tabs>
+        <w:ind w:left="3600" w:hanging="360"/>
+      </w:pPr>
+    </w:lvl>
+    <w:lvl w:ilvl="5" w:tentative="1">
+      <w:start w:val="1"/>
+      <w:numFmt w:val="decimal"/>
+      <w:lvlText w:val="%6."/>
+      <w:lvlJc w:val="left"/>
+      <w:pPr>
+        <w:tabs>
+          <w:tab w:val="num" w:pos="4320"/>
+        </w:tabs>
+        <w:ind w:left="4320" w:hanging="360"/>
+      </w:pPr>
+    </w:lvl>
+    <w:lvl w:ilvl="6" w:tentative="1">
+      <w:start w:val="1"/>
+      <w:numFmt w:val="decimal"/>
+      <w:lvlText w:val="%7."/>
+      <w:lvlJc w:val="left"/>
+      <w:pPr>
+        <w:tabs>
+          <w:tab w:val="num" w:pos="5040"/>
+        </w:tabs>
+        <w:ind w:left="5040" w:hanging="360"/>
+      </w:pPr>
+    </w:lvl>
+    <w:lvl w:ilvl="7" w:tentative="1">
+      <w:start w:val="1"/>
+      <w:numFmt w:val="decimal"/>
+      <w:lvlText w:val="%8."/>
+      <w:lvlJc w:val="left"/>
+      <w:pPr>
+        <w:tabs>
+          <w:tab w:val="num" w:pos="5760"/>
+        </w:tabs>
+        <w:ind w:left="5760" w:hanging="360"/>
+      </w:pPr>
+    </w:lvl>
+    <w:lvl w:ilvl="8" w:tentative="1">
+      <w:start w:val="1"/>
+      <w:numFmt w:val="decimal"/>
+      <w:lvlText w:val="%9."/>
+      <w:lvlJc w:val="left"/>
+      <w:pPr>
+        <w:tabs>
+          <w:tab w:val="num" w:pos="6480"/>
+        </w:tabs>
+        <w:ind w:left="6480" w:hanging="360"/>
+      </w:pPr>
+    </w:lvl>
+  </w:abstractNum>
+  <w:abstractNum w:abstractNumId="11" w15:restartNumberingAfterBreak="0">
     <w:nsid w:val="1A8D461F"/>
     <w:multiLevelType w:val="multilevel"/>
     <w:tmpl w:val="9F5AA874"/>
@@ -7224,7 +10906,7 @@
       </w:rPr>
     </w:lvl>
   </w:abstractNum>
-  <w:abstractNum w:abstractNumId="10" w15:restartNumberingAfterBreak="0">
+  <w:abstractNum w:abstractNumId="12" w15:restartNumberingAfterBreak="0">
     <w:nsid w:val="1B60724F"/>
     <w:multiLevelType w:val="hybridMultilevel"/>
     <w:tmpl w:val="14FEAF8A"/>
@@ -7337,7 +11019,7 @@
       </w:rPr>
     </w:lvl>
   </w:abstractNum>
-  <w:abstractNum w:abstractNumId="11" w15:restartNumberingAfterBreak="0">
+  <w:abstractNum w:abstractNumId="13" w15:restartNumberingAfterBreak="0">
     <w:nsid w:val="1BB519C2"/>
     <w:multiLevelType w:val="hybridMultilevel"/>
     <w:tmpl w:val="8B68952C"/>
@@ -7426,7 +11108,7 @@
       </w:pPr>
     </w:lvl>
   </w:abstractNum>
-  <w:abstractNum w:abstractNumId="12" w15:restartNumberingAfterBreak="0">
+  <w:abstractNum w:abstractNumId="14" w15:restartNumberingAfterBreak="0">
     <w:nsid w:val="1D20189A"/>
     <w:multiLevelType w:val="hybridMultilevel"/>
     <w:tmpl w:val="DF401AE4"/>
@@ -7539,7 +11221,7 @@
       </w:rPr>
     </w:lvl>
   </w:abstractNum>
-  <w:abstractNum w:abstractNumId="13" w15:restartNumberingAfterBreak="0">
+  <w:abstractNum w:abstractNumId="15" w15:restartNumberingAfterBreak="0">
     <w:nsid w:val="1EB65E12"/>
     <w:multiLevelType w:val="multilevel"/>
     <w:tmpl w:val="4E684A8E"/>
@@ -7688,7 +11370,7 @@
       </w:rPr>
     </w:lvl>
   </w:abstractNum>
-  <w:abstractNum w:abstractNumId="14" w15:restartNumberingAfterBreak="0">
+  <w:abstractNum w:abstractNumId="16" w15:restartNumberingAfterBreak="0">
     <w:nsid w:val="29097EBF"/>
     <w:multiLevelType w:val="hybridMultilevel"/>
     <w:tmpl w:val="7C3ED362"/>
@@ -7777,7 +11459,7 @@
       </w:pPr>
     </w:lvl>
   </w:abstractNum>
-  <w:abstractNum w:abstractNumId="15" w15:restartNumberingAfterBreak="0">
+  <w:abstractNum w:abstractNumId="17" w15:restartNumberingAfterBreak="0">
     <w:nsid w:val="2965361E"/>
     <w:multiLevelType w:val="hybridMultilevel"/>
     <w:tmpl w:val="34749CE8"/>
@@ -7866,7 +11548,7 @@
       </w:pPr>
     </w:lvl>
   </w:abstractNum>
-  <w:abstractNum w:abstractNumId="16" w15:restartNumberingAfterBreak="0">
+  <w:abstractNum w:abstractNumId="18" w15:restartNumberingAfterBreak="0">
     <w:nsid w:val="2BC72B4E"/>
     <w:multiLevelType w:val="hybridMultilevel"/>
     <w:tmpl w:val="F39A0860"/>
@@ -7979,7 +11661,7 @@
       </w:rPr>
     </w:lvl>
   </w:abstractNum>
-  <w:abstractNum w:abstractNumId="17" w15:restartNumberingAfterBreak="0">
+  <w:abstractNum w:abstractNumId="19" w15:restartNumberingAfterBreak="0">
     <w:nsid w:val="35A82C79"/>
     <w:multiLevelType w:val="multilevel"/>
     <w:tmpl w:val="BFEC4AAA"/>
@@ -8128,7 +11810,7 @@
       </w:rPr>
     </w:lvl>
   </w:abstractNum>
-  <w:abstractNum w:abstractNumId="18" w15:restartNumberingAfterBreak="0">
+  <w:abstractNum w:abstractNumId="20" w15:restartNumberingAfterBreak="0">
     <w:nsid w:val="37767784"/>
     <w:multiLevelType w:val="hybridMultilevel"/>
     <w:tmpl w:val="B1300D7C"/>
@@ -8241,7 +11923,7 @@
       </w:rPr>
     </w:lvl>
   </w:abstractNum>
-  <w:abstractNum w:abstractNumId="19" w15:restartNumberingAfterBreak="0">
+  <w:abstractNum w:abstractNumId="21" w15:restartNumberingAfterBreak="0">
     <w:nsid w:val="3F7D4DB5"/>
     <w:multiLevelType w:val="hybridMultilevel"/>
     <w:tmpl w:val="DBB421A6"/>
@@ -8354,7 +12036,7 @@
       </w:rPr>
     </w:lvl>
   </w:abstractNum>
-  <w:abstractNum w:abstractNumId="20" w15:restartNumberingAfterBreak="0">
+  <w:abstractNum w:abstractNumId="22" w15:restartNumberingAfterBreak="0">
     <w:nsid w:val="423773FD"/>
     <w:multiLevelType w:val="hybridMultilevel"/>
     <w:tmpl w:val="10D654DA"/>
@@ -8467,7 +12149,7 @@
       </w:rPr>
     </w:lvl>
   </w:abstractNum>
-  <w:abstractNum w:abstractNumId="21" w15:restartNumberingAfterBreak="0">
+  <w:abstractNum w:abstractNumId="23" w15:restartNumberingAfterBreak="0">
     <w:nsid w:val="424B05A6"/>
     <w:multiLevelType w:val="hybridMultilevel"/>
     <w:tmpl w:val="C652E30E"/>
@@ -8553,7 +12235,7 @@
       </w:pPr>
     </w:lvl>
   </w:abstractNum>
-  <w:abstractNum w:abstractNumId="22" w15:restartNumberingAfterBreak="0">
+  <w:abstractNum w:abstractNumId="24" w15:restartNumberingAfterBreak="0">
     <w:nsid w:val="44B3484D"/>
     <w:multiLevelType w:val="hybridMultilevel"/>
     <w:tmpl w:val="F5767160"/>
@@ -8666,7 +12348,7 @@
       </w:rPr>
     </w:lvl>
   </w:abstractNum>
-  <w:abstractNum w:abstractNumId="23" w15:restartNumberingAfterBreak="0">
+  <w:abstractNum w:abstractNumId="25" w15:restartNumberingAfterBreak="0">
     <w:nsid w:val="471B1AF6"/>
     <w:multiLevelType w:val="hybridMultilevel"/>
     <w:tmpl w:val="0AF266A6"/>
@@ -8779,7 +12461,7 @@
       </w:rPr>
     </w:lvl>
   </w:abstractNum>
-  <w:abstractNum w:abstractNumId="24" w15:restartNumberingAfterBreak="0">
+  <w:abstractNum w:abstractNumId="26" w15:restartNumberingAfterBreak="0">
     <w:nsid w:val="4E3C1D13"/>
     <w:multiLevelType w:val="hybridMultilevel"/>
     <w:tmpl w:val="4E3A9658"/>
@@ -8892,7 +12574,7 @@
       </w:rPr>
     </w:lvl>
   </w:abstractNum>
-  <w:abstractNum w:abstractNumId="25" w15:restartNumberingAfterBreak="0">
+  <w:abstractNum w:abstractNumId="27" w15:restartNumberingAfterBreak="0">
     <w:nsid w:val="5B116782"/>
     <w:multiLevelType w:val="multilevel"/>
     <w:tmpl w:val="5FB28B06"/>
@@ -9005,7 +12687,7 @@
       </w:pPr>
     </w:lvl>
   </w:abstractNum>
-  <w:abstractNum w:abstractNumId="26" w15:restartNumberingAfterBreak="0">
+  <w:abstractNum w:abstractNumId="28" w15:restartNumberingAfterBreak="0">
     <w:nsid w:val="5FE352AB"/>
     <w:multiLevelType w:val="multilevel"/>
     <w:tmpl w:val="825A2B9E"/>
@@ -9154,7 +12836,7 @@
       </w:rPr>
     </w:lvl>
   </w:abstractNum>
-  <w:abstractNum w:abstractNumId="27" w15:restartNumberingAfterBreak="0">
+  <w:abstractNum w:abstractNumId="29" w15:restartNumberingAfterBreak="0">
     <w:nsid w:val="60DB0243"/>
     <w:multiLevelType w:val="hybridMultilevel"/>
     <w:tmpl w:val="05B2CE60"/>
@@ -9267,7 +12949,7 @@
       </w:rPr>
     </w:lvl>
   </w:abstractNum>
-  <w:abstractNum w:abstractNumId="28" w15:restartNumberingAfterBreak="0">
+  <w:abstractNum w:abstractNumId="30" w15:restartNumberingAfterBreak="0">
     <w:nsid w:val="63242281"/>
     <w:multiLevelType w:val="hybridMultilevel"/>
     <w:tmpl w:val="8B68952C"/>
@@ -9356,7 +13038,7 @@
       </w:pPr>
     </w:lvl>
   </w:abstractNum>
-  <w:abstractNum w:abstractNumId="29" w15:restartNumberingAfterBreak="0">
+  <w:abstractNum w:abstractNumId="31" w15:restartNumberingAfterBreak="0">
     <w:nsid w:val="6680171F"/>
     <w:multiLevelType w:val="hybridMultilevel"/>
     <w:tmpl w:val="7A241340"/>
@@ -9469,7 +13151,7 @@
       </w:rPr>
     </w:lvl>
   </w:abstractNum>
-  <w:abstractNum w:abstractNumId="30" w15:restartNumberingAfterBreak="0">
+  <w:abstractNum w:abstractNumId="32" w15:restartNumberingAfterBreak="0">
     <w:nsid w:val="6D9D710D"/>
     <w:multiLevelType w:val="hybridMultilevel"/>
     <w:tmpl w:val="3A5E95E8"/>
@@ -9581,7 +13263,96 @@
       </w:rPr>
     </w:lvl>
   </w:abstractNum>
-  <w:abstractNum w:abstractNumId="31" w15:restartNumberingAfterBreak="0">
+  <w:abstractNum w:abstractNumId="33" w15:restartNumberingAfterBreak="0">
+    <w:nsid w:val="70A6580F"/>
+    <w:multiLevelType w:val="hybridMultilevel"/>
+    <w:tmpl w:val="A08A46FA"/>
+    <w:lvl w:ilvl="0" w:tplc="0409000F">
+      <w:start w:val="1"/>
+      <w:numFmt w:val="decimal"/>
+      <w:lvlText w:val="%1."/>
+      <w:lvlJc w:val="left"/>
+      <w:pPr>
+        <w:ind w:left="720" w:hanging="360"/>
+      </w:pPr>
+      <w:rPr>
+        <w:rFonts w:hint="default"/>
+      </w:rPr>
+    </w:lvl>
+    <w:lvl w:ilvl="1" w:tplc="04090019" w:tentative="1">
+      <w:start w:val="1"/>
+      <w:numFmt w:val="lowerLetter"/>
+      <w:lvlText w:val="%2."/>
+      <w:lvlJc w:val="left"/>
+      <w:pPr>
+        <w:ind w:left="1440" w:hanging="360"/>
+      </w:pPr>
+    </w:lvl>
+    <w:lvl w:ilvl="2" w:tplc="0409001B" w:tentative="1">
+      <w:start w:val="1"/>
+      <w:numFmt w:val="lowerRoman"/>
+      <w:lvlText w:val="%3."/>
+      <w:lvlJc w:val="right"/>
+      <w:pPr>
+        <w:ind w:left="2160" w:hanging="180"/>
+      </w:pPr>
+    </w:lvl>
+    <w:lvl w:ilvl="3" w:tplc="0409000F" w:tentative="1">
+      <w:start w:val="1"/>
+      <w:numFmt w:val="decimal"/>
+      <w:lvlText w:val="%4."/>
+      <w:lvlJc w:val="left"/>
+      <w:pPr>
+        <w:ind w:left="2880" w:hanging="360"/>
+      </w:pPr>
+    </w:lvl>
+    <w:lvl w:ilvl="4" w:tplc="04090019" w:tentative="1">
+      <w:start w:val="1"/>
+      <w:numFmt w:val="lowerLetter"/>
+      <w:lvlText w:val="%5."/>
+      <w:lvlJc w:val="left"/>
+      <w:pPr>
+        <w:ind w:left="3600" w:hanging="360"/>
+      </w:pPr>
+    </w:lvl>
+    <w:lvl w:ilvl="5" w:tplc="0409001B" w:tentative="1">
+      <w:start w:val="1"/>
+      <w:numFmt w:val="lowerRoman"/>
+      <w:lvlText w:val="%6."/>
+      <w:lvlJc w:val="right"/>
+      <w:pPr>
+        <w:ind w:left="4320" w:hanging="180"/>
+      </w:pPr>
+    </w:lvl>
+    <w:lvl w:ilvl="6" w:tplc="0409000F" w:tentative="1">
+      <w:start w:val="1"/>
+      <w:numFmt w:val="decimal"/>
+      <w:lvlText w:val="%7."/>
+      <w:lvlJc w:val="left"/>
+      <w:pPr>
+        <w:ind w:left="5040" w:hanging="360"/>
+      </w:pPr>
+    </w:lvl>
+    <w:lvl w:ilvl="7" w:tplc="04090019" w:tentative="1">
+      <w:start w:val="1"/>
+      <w:numFmt w:val="lowerLetter"/>
+      <w:lvlText w:val="%8."/>
+      <w:lvlJc w:val="left"/>
+      <w:pPr>
+        <w:ind w:left="5760" w:hanging="360"/>
+      </w:pPr>
+    </w:lvl>
+    <w:lvl w:ilvl="8" w:tplc="0409001B" w:tentative="1">
+      <w:start w:val="1"/>
+      <w:numFmt w:val="lowerRoman"/>
+      <w:lvlText w:val="%9."/>
+      <w:lvlJc w:val="right"/>
+      <w:pPr>
+        <w:ind w:left="6480" w:hanging="180"/>
+      </w:pPr>
+    </w:lvl>
+  </w:abstractNum>
+  <w:abstractNum w:abstractNumId="34" w15:restartNumberingAfterBreak="0">
     <w:nsid w:val="71D430B9"/>
     <w:multiLevelType w:val="hybridMultilevel"/>
     <w:tmpl w:val="DF8A5D78"/>
@@ -9694,7 +13465,7 @@
       </w:rPr>
     </w:lvl>
   </w:abstractNum>
-  <w:abstractNum w:abstractNumId="32" w15:restartNumberingAfterBreak="0">
+  <w:abstractNum w:abstractNumId="35" w15:restartNumberingAfterBreak="0">
     <w:nsid w:val="74011B90"/>
     <w:multiLevelType w:val="hybridMultilevel"/>
     <w:tmpl w:val="0FC2E6BC"/>
@@ -9807,7 +13578,7 @@
       </w:rPr>
     </w:lvl>
   </w:abstractNum>
-  <w:abstractNum w:abstractNumId="33" w15:restartNumberingAfterBreak="0">
+  <w:abstractNum w:abstractNumId="36" w15:restartNumberingAfterBreak="0">
     <w:nsid w:val="742E493B"/>
     <w:multiLevelType w:val="hybridMultilevel"/>
     <w:tmpl w:val="3D08EF24"/>
@@ -9896,7 +13667,7 @@
       </w:pPr>
     </w:lvl>
   </w:abstractNum>
-  <w:abstractNum w:abstractNumId="34" w15:restartNumberingAfterBreak="0">
+  <w:abstractNum w:abstractNumId="37" w15:restartNumberingAfterBreak="0">
     <w:nsid w:val="79382B1A"/>
     <w:multiLevelType w:val="hybridMultilevel"/>
     <w:tmpl w:val="9F74BB66"/>
@@ -9983,7 +13754,7 @@
     </w:lvl>
   </w:abstractNum>
   <w:num w:numId="1" w16cid:durableId="1530338358">
-    <w:abstractNumId w:val="17"/>
+    <w:abstractNumId w:val="19"/>
   </w:num>
   <w:num w:numId="2" w16cid:durableId="2108117014">
     <w:abstractNumId w:val="3"/>
@@ -9992,10 +13763,10 @@
     <w:abstractNumId w:val="6"/>
   </w:num>
   <w:num w:numId="4" w16cid:durableId="1122379871">
-    <w:abstractNumId w:val="13"/>
+    <w:abstractNumId w:val="15"/>
   </w:num>
   <w:num w:numId="5" w16cid:durableId="523710769">
-    <w:abstractNumId w:val="29"/>
+    <w:abstractNumId w:val="31"/>
   </w:num>
   <w:num w:numId="6" w16cid:durableId="1575159623">
     <w:abstractNumId w:val="7"/>
@@ -10004,88 +13775,97 @@
     <w:abstractNumId w:val="1"/>
   </w:num>
   <w:num w:numId="8" w16cid:durableId="1777210099">
-    <w:abstractNumId w:val="26"/>
+    <w:abstractNumId w:val="28"/>
   </w:num>
   <w:num w:numId="9" w16cid:durableId="205877600">
-    <w:abstractNumId w:val="23"/>
+    <w:abstractNumId w:val="25"/>
   </w:num>
   <w:num w:numId="10" w16cid:durableId="1732845057">
-    <w:abstractNumId w:val="20"/>
+    <w:abstractNumId w:val="22"/>
   </w:num>
   <w:num w:numId="11" w16cid:durableId="26956661">
     <w:abstractNumId w:val="4"/>
   </w:num>
   <w:num w:numId="12" w16cid:durableId="1333727492">
-    <w:abstractNumId w:val="31"/>
+    <w:abstractNumId w:val="34"/>
   </w:num>
   <w:num w:numId="13" w16cid:durableId="603268523">
-    <w:abstractNumId w:val="28"/>
+    <w:abstractNumId w:val="30"/>
   </w:num>
   <w:num w:numId="14" w16cid:durableId="1452045790">
-    <w:abstractNumId w:val="12"/>
+    <w:abstractNumId w:val="14"/>
   </w:num>
   <w:num w:numId="15" w16cid:durableId="955720455">
     <w:abstractNumId w:val="0"/>
   </w:num>
   <w:num w:numId="16" w16cid:durableId="36974576">
-    <w:abstractNumId w:val="22"/>
+    <w:abstractNumId w:val="24"/>
   </w:num>
   <w:num w:numId="17" w16cid:durableId="1313947936">
+    <w:abstractNumId w:val="18"/>
+  </w:num>
+  <w:num w:numId="18" w16cid:durableId="1564944779">
+    <w:abstractNumId w:val="37"/>
+  </w:num>
+  <w:num w:numId="19" w16cid:durableId="1071777656">
+    <w:abstractNumId w:val="20"/>
+  </w:num>
+  <w:num w:numId="20" w16cid:durableId="1346059109">
+    <w:abstractNumId w:val="26"/>
+  </w:num>
+  <w:num w:numId="21" w16cid:durableId="231891195">
+    <w:abstractNumId w:val="32"/>
+  </w:num>
+  <w:num w:numId="22" w16cid:durableId="914050168">
+    <w:abstractNumId w:val="29"/>
+  </w:num>
+  <w:num w:numId="23" w16cid:durableId="1258904085">
+    <w:abstractNumId w:val="36"/>
+  </w:num>
+  <w:num w:numId="24" w16cid:durableId="1330643648">
     <w:abstractNumId w:val="16"/>
   </w:num>
-  <w:num w:numId="18" w16cid:durableId="1564944779">
-    <w:abstractNumId w:val="34"/>
+  <w:num w:numId="25" w16cid:durableId="1744327961">
+    <w:abstractNumId w:val="13"/>
   </w:num>
-  <w:num w:numId="19" w16cid:durableId="1071777656">
-    <w:abstractNumId w:val="18"/>
+  <w:num w:numId="26" w16cid:durableId="1426538658">
+    <w:abstractNumId w:val="21"/>
   </w:num>
-  <w:num w:numId="20" w16cid:durableId="1346059109">
-    <w:abstractNumId w:val="24"/>
+  <w:num w:numId="27" w16cid:durableId="662588524">
+    <w:abstractNumId w:val="17"/>
   </w:num>
-  <w:num w:numId="21" w16cid:durableId="231891195">
-    <w:abstractNumId w:val="30"/>
-  </w:num>
-  <w:num w:numId="22" w16cid:durableId="914050168">
+  <w:num w:numId="28" w16cid:durableId="1758550805">
     <w:abstractNumId w:val="27"/>
   </w:num>
-  <w:num w:numId="23" w16cid:durableId="1258904085">
-    <w:abstractNumId w:val="33"/>
-  </w:num>
-  <w:num w:numId="24" w16cid:durableId="1330643648">
-    <w:abstractNumId w:val="14"/>
-  </w:num>
-  <w:num w:numId="25" w16cid:durableId="1744327961">
-    <w:abstractNumId w:val="11"/>
-  </w:num>
-  <w:num w:numId="26" w16cid:durableId="1426538658">
-    <w:abstractNumId w:val="19"/>
-  </w:num>
-  <w:num w:numId="27" w16cid:durableId="662588524">
-    <w:abstractNumId w:val="15"/>
-  </w:num>
-  <w:num w:numId="28" w16cid:durableId="1758550805">
-    <w:abstractNumId w:val="25"/>
-  </w:num>
   <w:num w:numId="29" w16cid:durableId="1794057187">
-    <w:abstractNumId w:val="8"/>
+    <w:abstractNumId w:val="9"/>
   </w:num>
   <w:num w:numId="30" w16cid:durableId="2066373432">
-    <w:abstractNumId w:val="9"/>
+    <w:abstractNumId w:val="11"/>
   </w:num>
   <w:num w:numId="31" w16cid:durableId="1021318171">
     <w:abstractNumId w:val="5"/>
   </w:num>
   <w:num w:numId="32" w16cid:durableId="1718773518">
-    <w:abstractNumId w:val="21"/>
+    <w:abstractNumId w:val="23"/>
   </w:num>
   <w:num w:numId="33" w16cid:durableId="674377533">
     <w:abstractNumId w:val="2"/>
   </w:num>
   <w:num w:numId="34" w16cid:durableId="1206867333">
+    <w:abstractNumId w:val="12"/>
+  </w:num>
+  <w:num w:numId="35" w16cid:durableId="974794153">
+    <w:abstractNumId w:val="35"/>
+  </w:num>
+  <w:num w:numId="36" w16cid:durableId="52705756">
     <w:abstractNumId w:val="10"/>
   </w:num>
-  <w:num w:numId="35" w16cid:durableId="974794153">
-    <w:abstractNumId w:val="32"/>
+  <w:num w:numId="37" w16cid:durableId="1548880461">
+    <w:abstractNumId w:val="33"/>
+  </w:num>
+  <w:num w:numId="38" w16cid:durableId="1071194841">
+    <w:abstractNumId w:val="8"/>
   </w:num>
 </w:numbering>
 </file>
@@ -11195,6 +14975,26 @@
       <w:u w:val="single"/>
     </w:rPr>
   </w:style>
+  <w:style w:type="paragraph" w:styleId="Revision">
+    <w:name w:val="Revision"/>
+    <w:hidden/>
+    <w:uiPriority w:val="99"/>
+    <w:semiHidden/>
+    <w:rsid w:val="00127071"/>
+    <w:pPr>
+      <w:spacing w:after="0" w:line="240" w:lineRule="auto"/>
+    </w:pPr>
+  </w:style>
+  <w:style w:type="character" w:styleId="PlaceholderText">
+    <w:name w:val="Placeholder Text"/>
+    <w:basedOn w:val="DefaultParagraphFont"/>
+    <w:uiPriority w:val="99"/>
+    <w:semiHidden/>
+    <w:rsid w:val="000726B9"/>
+    <w:rPr>
+      <w:color w:val="666666"/>
+    </w:rPr>
+  </w:style>
 </w:styles>
 </file>
 
@@ -11518,7 +15318,7 @@
 </file>
 
 <file path=customXml/itemProps1.xml><?xml version="1.0" encoding="utf-8"?>
-<ds:datastoreItem xmlns:ds="http://schemas.openxmlformats.org/officeDocument/2006/customXml" ds:itemID="{E218217C-E8D0-C146-B1F3-A1FA5024BC62}">
+<ds:datastoreItem xmlns:ds="http://schemas.openxmlformats.org/officeDocument/2006/customXml" ds:itemID="{B65BECB0-5928-CF41-B26B-3D9A51B7FEAC}">
   <ds:schemaRefs>
     <ds:schemaRef ds:uri="http://schemas.openxmlformats.org/officeDocument/2006/bibliography"/>
   </ds:schemaRefs>
